--- a/site/en/resume.docx
+++ b/site/en/resume.docx
@@ -80,7 +80,7 @@
               <w:keepNext w:val="false"/>
               <w:spacing w:after="45" w:before="0" w:line="190"/>
             </w:pPr>
-            <w:hyperlink w:history="1" r:id="rIdhqjfk0ztankwjkfvmu53c">
+            <w:hyperlink w:history="1" r:id="rIdhjgoznckacxffwcnwrvy3">
               <w:r>
                 <w:rPr>
                   <w:color w:val="315CBB"/>
@@ -98,7 +98,7 @@
               </w:rPr>
               <w:t xml:space="preserve">   </w:t>
             </w:r>
-            <w:hyperlink w:history="1" r:id="rIdnsv6eypdvozmjgr6rhcsc">
+            <w:hyperlink w:history="1" r:id="rIdeivb4kyiliwlmsggdsf1n">
               <w:r>
                 <w:rPr>
                   <w:color w:val="315CBB"/>
@@ -116,7 +116,7 @@
               </w:rPr>
               <w:t xml:space="preserve">   </w:t>
             </w:r>
-            <w:hyperlink w:history="1" r:id="rIdvzyuqwzp7dg_gnis3g04n">
+            <w:hyperlink w:history="1" r:id="rIdc9-neugndbyrdswr9ciho">
               <w:r>
                 <w:rPr>
                   <w:color w:val="315CBB"/>
@@ -134,7 +134,7 @@
               </w:rPr>
               <w:t xml:space="preserve">   </w:t>
             </w:r>
-            <w:hyperlink w:history="1" r:id="rId8jh8yifwxpgvdetusfl1-">
+            <w:hyperlink w:history="1" r:id="rIdjlrcvfkcbjsoffsdmc8j5">
               <w:r>
                 <w:rPr>
                   <w:color w:val="315CBB"/>
@@ -422,7 +422,7 @@
               <w:keepNext w:val="false"/>
               <w:spacing w:after="45" w:before="0" w:line="190"/>
             </w:pPr>
-            <w:hyperlink w:history="1" r:id="rId5xg_zwwecw8bpk3uxsp6b">
+            <w:hyperlink w:history="1" r:id="rIdalytpexgd-79anl7bnnx3">
               <w:r>
                 <w:rPr>
                   <w:color w:val="315CBB"/>
@@ -440,7 +440,7 @@
               </w:rPr>
               <w:t xml:space="preserve">   </w:t>
             </w:r>
-            <w:hyperlink w:history="1" r:id="rId-lduhgefn_nqjzbqhajo1">
+            <w:hyperlink w:history="1" r:id="rIdhnz75nvq6k5ymyfbifkrr">
               <w:r>
                 <w:rPr>
                   <w:color w:val="315CBB"/>
@@ -472,7 +472,7 @@
                 <w:sz w:val="18"/>
                 <w:szCs w:val="18"/>
               </w:rPr>
-              <w:t xml:space="preserve">Converting and analyzing uploaded documents</w:t>
+              <w:t xml:space="preserve">Document conversion pipeline and faster Wiki generation</w:t>
             </w:r>
           </w:p>
           <w:p>
@@ -486,7 +486,7 @@
                 <w:sz w:val="15"/>
                 <w:szCs w:val="15"/>
               </w:rPr>
-              <w:t xml:space="preserve">Extracted and repaired PDFs for retrieval and grounded answers, and reduced waiting time when processing multiple documents.</w:t>
+              <w:t xml:space="preserve">Converted uploaded PDFs for retrieval and grounded answers, and reduced Wiki generation time. Internal pass rate on 30 pages improved from 45.17% to 89.89%; analysis of 4 documents fell from 282.11s to 73.89s.</w:t>
             </w:r>
           </w:p>
           <w:p>
@@ -514,7 +514,25 @@
                 <w:szCs w:val="16"/>
               </w:rPr>
               <w:br/>
-              <w:t xml:space="preserve">Problem: Open-source conversion damaged tables and equations; full AI conversion still had errors and high API usage.</w:t>
+              <w:t xml:space="preserve"/>
+            </w:r>
+            <w:r>
+              <w:rPr>
+                <w:b/>
+                <w:bCs/>
+                <w:color w:val="203047"/>
+                <w:sz w:val="16"/>
+                <w:szCs w:val="16"/>
+              </w:rPr>
+              <w:t xml:space="preserve">Problem</w:t>
+            </w:r>
+            <w:r>
+              <w:rPr>
+                <w:color w:val="203047"/>
+                <w:sz w:val="16"/>
+                <w:szCs w:val="16"/>
+              </w:rPr>
+              <w:t xml:space="preserve"/>
             </w:r>
             <w:r>
               <w:rPr>
@@ -523,7 +541,7 @@
                 <w:szCs w:val="16"/>
               </w:rPr>
               <w:br/>
-              <w:t xml:space="preserve">Solution: Compared PDF tools and adopted AnyDoc. Repaired damaged text with AI, processed tables and equations separately, and preserved original figures.</w:t>
+              <w:t xml:space="preserve">Open-source conversion damaged tables and equations; full AI conversion still had errors and high API usage.</w:t>
             </w:r>
             <w:r>
               <w:rPr>
@@ -532,7 +550,70 @@
                 <w:szCs w:val="16"/>
               </w:rPr>
               <w:br/>
-              <w:t xml:space="preserve">Result: Internal pass rate on 30 PDF pages improved from 45.17% to 89.89%.</w:t>
+              <w:t xml:space="preserve"/>
+            </w:r>
+            <w:r>
+              <w:rPr>
+                <w:b/>
+                <w:bCs/>
+                <w:color w:val="203047"/>
+                <w:sz w:val="16"/>
+                <w:szCs w:val="16"/>
+              </w:rPr>
+              <w:t xml:space="preserve">Solution</w:t>
+            </w:r>
+            <w:r>
+              <w:rPr>
+                <w:color w:val="203047"/>
+                <w:sz w:val="16"/>
+                <w:szCs w:val="16"/>
+              </w:rPr>
+              <w:t xml:space="preserve"/>
+            </w:r>
+            <w:r>
+              <w:rPr>
+                <w:color w:val="203047"/>
+                <w:sz w:val="16"/>
+                <w:szCs w:val="16"/>
+              </w:rPr>
+              <w:br/>
+              <w:t xml:space="preserve">Compared PDF tools and adopted AnyDoc. Repaired damaged text with AI, processed tables and equations separately, and preserved original figures.</w:t>
+            </w:r>
+            <w:r>
+              <w:rPr>
+                <w:color w:val="203047"/>
+                <w:sz w:val="16"/>
+                <w:szCs w:val="16"/>
+              </w:rPr>
+              <w:br/>
+              <w:t xml:space="preserve"/>
+            </w:r>
+            <w:r>
+              <w:rPr>
+                <w:b/>
+                <w:bCs/>
+                <w:color w:val="203047"/>
+                <w:sz w:val="16"/>
+                <w:szCs w:val="16"/>
+              </w:rPr>
+              <w:t xml:space="preserve">Result</w:t>
+            </w:r>
+            <w:r>
+              <w:rPr>
+                <w:color w:val="203047"/>
+                <w:sz w:val="16"/>
+                <w:szCs w:val="16"/>
+              </w:rPr>
+              <w:t xml:space="preserve"/>
+            </w:r>
+            <w:r>
+              <w:rPr>
+                <w:color w:val="203047"/>
+                <w:sz w:val="16"/>
+                <w:szCs w:val="16"/>
+              </w:rPr>
+              <w:br/>
+              <w:t xml:space="preserve">Internal pass rate on 30 PDF pages improved from 45.17% to 89.89%.</w:t>
             </w:r>
           </w:p>
           <w:p>
@@ -560,7 +641,25 @@
                 <w:szCs w:val="16"/>
               </w:rPr>
               <w:br/>
-              <w:t xml:space="preserve">Problem: Later documents waited for earlier external AI responses.</w:t>
+              <w:t xml:space="preserve"/>
+            </w:r>
+            <w:r>
+              <w:rPr>
+                <w:b/>
+                <w:bCs/>
+                <w:color w:val="203047"/>
+                <w:sz w:val="16"/>
+                <w:szCs w:val="16"/>
+              </w:rPr>
+              <w:t xml:space="preserve">Problem</w:t>
+            </w:r>
+            <w:r>
+              <w:rPr>
+                <w:color w:val="203047"/>
+                <w:sz w:val="16"/>
+                <w:szCs w:val="16"/>
+              </w:rPr>
+              <w:t xml:space="preserve"/>
             </w:r>
             <w:r>
               <w:rPr>
@@ -569,7 +668,7 @@
                 <w:szCs w:val="16"/>
               </w:rPr>
               <w:br/>
-              <w:t xml:space="preserve">Solution: Compared worker counts and requests per worker. Capped workers at 4 to manage memory; rejected extra concurrency and GPU parallelism that slowed processing.</w:t>
+              <w:t xml:space="preserve">Later documents waited for earlier external AI responses.</w:t>
             </w:r>
             <w:r>
               <w:rPr>
@@ -578,7 +677,70 @@
                 <w:szCs w:val="16"/>
               </w:rPr>
               <w:br/>
-              <w:t xml:space="preserve">Result: Analysis of 4 documents fell from 282.11s to 73.89s (about 74% less).</w:t>
+              <w:t xml:space="preserve"/>
+            </w:r>
+            <w:r>
+              <w:rPr>
+                <w:b/>
+                <w:bCs/>
+                <w:color w:val="203047"/>
+                <w:sz w:val="16"/>
+                <w:szCs w:val="16"/>
+              </w:rPr>
+              <w:t xml:space="preserve">Solution</w:t>
+            </w:r>
+            <w:r>
+              <w:rPr>
+                <w:color w:val="203047"/>
+                <w:sz w:val="16"/>
+                <w:szCs w:val="16"/>
+              </w:rPr>
+              <w:t xml:space="preserve"/>
+            </w:r>
+            <w:r>
+              <w:rPr>
+                <w:color w:val="203047"/>
+                <w:sz w:val="16"/>
+                <w:szCs w:val="16"/>
+              </w:rPr>
+              <w:br/>
+              <w:t xml:space="preserve">Compared worker counts and requests per worker. Capped workers at 4 to manage memory; rejected extra concurrency and GPU parallelism that slowed processing.</w:t>
+            </w:r>
+            <w:r>
+              <w:rPr>
+                <w:color w:val="203047"/>
+                <w:sz w:val="16"/>
+                <w:szCs w:val="16"/>
+              </w:rPr>
+              <w:br/>
+              <w:t xml:space="preserve"/>
+            </w:r>
+            <w:r>
+              <w:rPr>
+                <w:b/>
+                <w:bCs/>
+                <w:color w:val="203047"/>
+                <w:sz w:val="16"/>
+                <w:szCs w:val="16"/>
+              </w:rPr>
+              <w:t xml:space="preserve">Result</w:t>
+            </w:r>
+            <w:r>
+              <w:rPr>
+                <w:color w:val="203047"/>
+                <w:sz w:val="16"/>
+                <w:szCs w:val="16"/>
+              </w:rPr>
+              <w:t xml:space="preserve"/>
+            </w:r>
+            <w:r>
+              <w:rPr>
+                <w:color w:val="203047"/>
+                <w:sz w:val="16"/>
+                <w:szCs w:val="16"/>
+              </w:rPr>
+              <w:br/>
+              <w:t xml:space="preserve">Analysis of 4 documents fell from 282.11s to 73.89s (about 74% less).</w:t>
             </w:r>
           </w:p>
           <w:p>
@@ -608,7 +770,7 @@
                 <w:sz w:val="15"/>
                 <w:szCs w:val="15"/>
               </w:rPr>
-              <w:t xml:space="preserve">Retrieved relevant passages from stored documents for AI answers. Improved evidence coverage and recognition of questions the documents could not answer.</w:t>
+              <w:t xml:space="preserve">Retrieved document evidence for AI answers. Coverage on 80 answerable questions rose from 66.25% to 91.25%, while false evidence returns on 20 unanswerable questions fell from 20 to 0.</w:t>
             </w:r>
           </w:p>
           <w:p>
@@ -636,74 +798,25 @@
                 <w:szCs w:val="16"/>
               </w:rPr>
               <w:br/>
-              <w:t xml:space="preserve">Problem: Retrieval missed required facts and returned evidence for unanswerable questions.</w:t>
-            </w:r>
-            <w:r>
-              <w:rPr>
-                <w:color w:val="203047"/>
-                <w:sz w:val="16"/>
-                <w:szCs w:val="16"/>
-              </w:rPr>
-              <w:br/>
-              <w:t xml:space="preserve">Solution: Applied Jev after routing tests, then controlled candidates and return limits after a full-corpus trial. Tuned to 300 candidates and up to 4 parallel batches.</w:t>
-            </w:r>
-            <w:r>
-              <w:rPr>
-                <w:color w:val="203047"/>
-                <w:sz w:val="16"/>
-                <w:szCs w:val="16"/>
-              </w:rPr>
-              <w:br/>
-              <w:t xml:space="preserve">Result: Across 9 papers, coverage on 80 answerable questions rose from 66.25% to 91.25%. False evidence returns on 20 unanswerable questions fell from 20 to 0. Median time before/after Jev tuning: 9.090s → 2.251s.</w:t>
-            </w:r>
-          </w:p>
-          <w:p>
-            <w:pPr>
-              <w:keepNext/>
-              <w:spacing w:after="65" w:before="60" w:line="190"/>
-            </w:pPr>
+              <w:t xml:space="preserve"/>
+            </w:r>
             <w:r>
               <w:rPr>
                 <w:b/>
                 <w:bCs/>
-                <w:color w:val="315CBB"/>
-                <w:sz w:val="18"/>
-                <w:szCs w:val="18"/>
-              </w:rPr>
-              <w:t xml:space="preserve">AI Agent and reusable Skills</w:t>
-            </w:r>
-          </w:p>
-          <w:p>
-            <w:pPr>
-              <w:keepNext w:val="false"/>
-              <w:spacing w:after="45" w:before="0" w:line="190"/>
-            </w:pPr>
-            <w:r>
-              <w:rPr>
-                <w:color w:val="607089"/>
-                <w:sz w:val="15"/>
-                <w:szCs w:val="15"/>
-              </w:rPr>
-              <w:t xml:space="preserve">Built natural-language document editing and folder organization, with changes applied after user approval and recurring tasks saved as reusable instructions.</w:t>
-            </w:r>
-          </w:p>
-          <w:p>
-            <w:pPr>
-              <w:pStyle w:val="ListParagraph"/>
-              <w:keepNext w:val="false"/>
-              <w:numPr>
-                <w:ilvl w:val="0"/>
-                <w:numId w:val="1"/>
-              </w:numPr>
-              <w:spacing w:after="45" w:before="0" w:line="190"/>
-            </w:pPr>
-            <w:r>
-              <w:rPr>
-                <w:color w:val="203047"/>
-                <w:sz w:val="16"/>
-                <w:szCs w:val="16"/>
-              </w:rPr>
-              <w:t xml:space="preserve">User-defined task instructions (Skills)</w:t>
+                <w:color w:val="203047"/>
+                <w:sz w:val="16"/>
+                <w:szCs w:val="16"/>
+              </w:rPr>
+              <w:t xml:space="preserve">Problem</w:t>
+            </w:r>
+            <w:r>
+              <w:rPr>
+                <w:color w:val="203047"/>
+                <w:sz w:val="16"/>
+                <w:szCs w:val="16"/>
+              </w:rPr>
+              <w:t xml:space="preserve"/>
             </w:r>
             <w:r>
               <w:rPr>
@@ -712,7 +825,7 @@
                 <w:szCs w:val="16"/>
               </w:rPr>
               <w:br/>
-              <w:t xml:space="preserve">Problem: Developers cannot build every recurring workflow users need.</w:t>
+              <w:t xml:space="preserve">Retrieval missed required facts and returned evidence for unanswerable questions.</w:t>
             </w:r>
             <w:r>
               <w:rPr>
@@ -721,217 +834,70 @@
                 <w:szCs w:val="16"/>
               </w:rPr>
               <w:br/>
-              <w:t xml:space="preserve">Solution: Built drafting, review and publishing of natural-language instructions, with checks against bypassing permissions or approval. Document changes require separate preview and approval.</w:t>
-            </w:r>
-            <w:r>
-              <w:rPr>
-                <w:color w:val="203047"/>
-                <w:sz w:val="16"/>
-                <w:szCs w:val="16"/>
-              </w:rPr>
-              <w:br/>
-              <w:t xml:space="preserve">Result: Published Skills became available to the Agent. In a 6-document check, no changes occurred before approval; 3 folders were created and documents moved afterward.</w:t>
-            </w:r>
-          </w:p>
-          <w:p>
-            <w:pPr>
-              <w:pStyle w:val="ListParagraph"/>
-              <w:keepNext w:val="false"/>
-              <w:numPr>
-                <w:ilvl w:val="0"/>
-                <w:numId w:val="1"/>
-              </w:numPr>
-              <w:spacing w:after="45" w:before="0" w:line="190"/>
-            </w:pPr>
-            <w:r>
-              <w:rPr>
-                <w:color w:val="203047"/>
-                <w:sz w:val="16"/>
-                <w:szCs w:val="16"/>
-              </w:rPr>
-              <w:t xml:space="preserve">Document editing quality</w:t>
-            </w:r>
-            <w:r>
-              <w:rPr>
-                <w:color w:val="203047"/>
-                <w:sz w:val="16"/>
-                <w:szCs w:val="16"/>
-              </w:rPr>
-              <w:br/>
-              <w:t xml:space="preserve">Problem: Some generated drafts did not fulfill editing intent.</w:t>
-            </w:r>
-            <w:r>
-              <w:rPr>
-                <w:color w:val="203047"/>
-                <w:sz w:val="16"/>
-                <w:szCs w:val="16"/>
-              </w:rPr>
-              <w:br/>
-              <w:t xml:space="preserve">Solution: Improved how edit goals and retry inputs were passed, then added semantic evaluation and at most one rewrite.</w:t>
-            </w:r>
-            <w:r>
-              <w:rPr>
-                <w:color w:val="203047"/>
-                <w:sz w:val="16"/>
-                <w:szCs w:val="16"/>
-              </w:rPr>
-              <w:br/>
-              <w:t xml:space="preserve">Result: Passes on the same 114 drafts increased from 94 to 104.</w:t>
-            </w:r>
-          </w:p>
-          <w:p>
-            <w:pPr>
-              <w:keepNext/>
-              <w:spacing w:after="65" w:before="60" w:line="190"/>
-            </w:pPr>
+              <w:t xml:space="preserve"/>
+            </w:r>
             <w:r>
               <w:rPr>
                 <w:b/>
                 <w:bCs/>
-                <w:color w:val="315CBB"/>
-                <w:sz w:val="18"/>
-                <w:szCs w:val="18"/>
-              </w:rPr>
-              <w:t xml:space="preserve">Service responsibilities and communication</w:t>
-            </w:r>
-          </w:p>
-          <w:p>
-            <w:pPr>
-              <w:keepNext w:val="false"/>
-              <w:spacing w:after="45" w:before="0" w:line="190"/>
-            </w:pPr>
-            <w:r>
-              <w:rPr>
-                <w:color w:val="607089"/>
-                <w:sz w:val="15"/>
-                <w:szCs w:val="15"/>
-              </w:rPr>
-              <w:t xml:space="preserve">Defined responsibilities, data ownership and communication for services including AI. Proposed the initial design and finalized it with teammates and mentors.</w:t>
-            </w:r>
-          </w:p>
-          <w:p>
-            <w:pPr>
-              <w:pStyle w:val="ListParagraph"/>
-              <w:keepNext w:val="false"/>
-              <w:numPr>
-                <w:ilvl w:val="0"/>
-                <w:numId w:val="1"/>
-              </w:numPr>
-              <w:spacing w:after="45" w:before="0" w:line="190"/>
-            </w:pPr>
-            <w:r>
-              <w:rPr>
-                <w:color w:val="203047"/>
-                <w:sz w:val="16"/>
-                <w:szCs w:val="16"/>
-              </w:rPr>
-              <w:t xml:space="preserve">Proposed the initial MSA design, then jointly finalized service boundaries, data ownership and communication with teammates and mentors.</w:t>
-            </w:r>
-          </w:p>
-          <w:p>
-            <w:pPr>
-              <w:keepNext w:val="false"/>
-              <w:spacing w:after="45" w:before="0" w:line="190"/>
-            </w:pPr>
-            <w:r>
-              <w:rPr>
-                <w:color w:val="607089"/>
-                <w:sz w:val="15"/>
-                <w:szCs w:val="15"/>
-              </w:rPr>
-              <w:t xml:space="preserve">Internal evaluations. RAG timing compares Jev before/after tuning. Parallel document timing covers analysis only, excluding storage and post-processing.</w:t>
-            </w:r>
-          </w:p>
-          <w:p>
-            <w:pPr>
-              <w:keepNext w:val="false"/>
-              <w:spacing w:after="45" w:before="0" w:line="190"/>
-            </w:pPr>
-            <w:r>
-              <w:rPr>
-                <w:color w:val="607089"/>
-                <w:sz w:val="15"/>
-                <w:szCs w:val="15"/>
-              </w:rPr>
-              <w:t xml:space="preserve">See the detailed portfolio for the problem-solving process and experimental results.</w:t>
-            </w:r>
-          </w:p>
-          <w:p>
-            <w:pPr>
-              <w:keepNext w:val="false"/>
-              <w:spacing w:after="45" w:before="0" w:line="190"/>
-            </w:pPr>
-            <w:hyperlink w:history="1" r:id="rIdlo16ctd5nwp_kfmkxd_hp">
-              <w:r>
-                <w:rPr>
-                  <w:color w:val="315CBB"/>
-                  <w:sz w:val="16"/>
-                  <w:szCs w:val="16"/>
-                </w:rPr>
-                <w:t xml:space="preserve">PDF conversion ↗</w:t>
-              </w:r>
-            </w:hyperlink>
-            <w:r>
-              <w:rPr>
-                <w:color w:val="203047"/>
-                <w:sz w:val="16"/>
-                <w:szCs w:val="16"/>
-              </w:rPr>
-              <w:t xml:space="preserve">   </w:t>
-            </w:r>
-            <w:hyperlink w:history="1" r:id="rId4xg4dbm6--mq8psvmr16a">
-              <w:r>
-                <w:rPr>
-                  <w:color w:val="315CBB"/>
-                  <w:sz w:val="16"/>
-                  <w:szCs w:val="16"/>
-                </w:rPr>
-                <w:t xml:space="preserve">Parallel document processing ↗</w:t>
-              </w:r>
-            </w:hyperlink>
-            <w:r>
-              <w:rPr>
-                <w:color w:val="203047"/>
-                <w:sz w:val="16"/>
-                <w:szCs w:val="16"/>
-              </w:rPr>
-              <w:t xml:space="preserve">   </w:t>
-            </w:r>
-            <w:hyperlink w:history="1" r:id="rId5sbvljez2zjux5tfpogin">
-              <w:r>
-                <w:rPr>
-                  <w:color w:val="315CBB"/>
-                  <w:sz w:val="16"/>
-                  <w:szCs w:val="16"/>
-                </w:rPr>
-                <w:t xml:space="preserve">Agent Skill design ↗</w:t>
-              </w:r>
-            </w:hyperlink>
-            <w:r>
-              <w:rPr>
-                <w:color w:val="203047"/>
-                <w:sz w:val="16"/>
-                <w:szCs w:val="16"/>
-              </w:rPr>
-              <w:t xml:space="preserve">   </w:t>
-            </w:r>
-            <w:hyperlink w:history="1" r:id="rIdeckw34htwkjuaxjq0d9l_">
-              <w:r>
-                <w:rPr>
-                  <w:color w:val="315CBB"/>
-                  <w:sz w:val="16"/>
-                  <w:szCs w:val="16"/>
-                </w:rPr>
-                <w:t xml:space="preserve">RAG evidence selection ↗</w:t>
-              </w:r>
-            </w:hyperlink>
-            <w:r>
-              <w:rPr>
-                <w:color w:val="203047"/>
-                <w:sz w:val="16"/>
-                <w:szCs w:val="16"/>
-              </w:rPr>
-              <w:t xml:space="preserve">   </w:t>
+                <w:color w:val="203047"/>
+                <w:sz w:val="16"/>
+                <w:szCs w:val="16"/>
+              </w:rPr>
+              <w:t xml:space="preserve">Solution</w:t>
+            </w:r>
+            <w:r>
+              <w:rPr>
+                <w:color w:val="203047"/>
+                <w:sz w:val="16"/>
+                <w:szCs w:val="16"/>
+              </w:rPr>
+              <w:t xml:space="preserve"/>
+            </w:r>
+            <w:r>
+              <w:rPr>
+                <w:color w:val="203047"/>
+                <w:sz w:val="16"/>
+                <w:szCs w:val="16"/>
+              </w:rPr>
+              <w:br/>
+              <w:t xml:space="preserve">Applied Jev after routing tests, then controlled candidates and return limits after a full-corpus trial. Tuned to 300 candidates and up to 4 parallel batches.</w:t>
+            </w:r>
+            <w:r>
+              <w:rPr>
+                <w:color w:val="203047"/>
+                <w:sz w:val="16"/>
+                <w:szCs w:val="16"/>
+              </w:rPr>
+              <w:br/>
+              <w:t xml:space="preserve"/>
+            </w:r>
+            <w:r>
+              <w:rPr>
+                <w:b/>
+                <w:bCs/>
+                <w:color w:val="203047"/>
+                <w:sz w:val="16"/>
+                <w:szCs w:val="16"/>
+              </w:rPr>
+              <w:t xml:space="preserve">Result</w:t>
+            </w:r>
+            <w:r>
+              <w:rPr>
+                <w:color w:val="203047"/>
+                <w:sz w:val="16"/>
+                <w:szCs w:val="16"/>
+              </w:rPr>
+              <w:t xml:space="preserve"/>
+            </w:r>
+            <w:r>
+              <w:rPr>
+                <w:color w:val="203047"/>
+                <w:sz w:val="16"/>
+                <w:szCs w:val="16"/>
+              </w:rPr>
+              <w:br/>
+              <w:t xml:space="preserve">Across 9 papers, coverage on 80 answerable questions rose from 66.25% to 91.25%. False evidence returns on 20 unanswerable questions fell from 20 to 0. Median time before/after Jev tuning: 9.090s → 2.251s.</w:t>
             </w:r>
           </w:p>
         </w:tc>
@@ -946,6 +912,944 @@
       <w:pPr>
         <w:sectPr>
           <w:footerReference w:type="default" r:id="rId7"/>
+          <w:pgSz w:w="11906" w:h="16838" w:orient="portrait"/>
+          <w:pgMar w:top="737" w:right="794" w:bottom="907" w:left="794" w:header="708" w:footer="454" w:gutter="0"/>
+          <w:pgNumType/>
+          <w:docGrid w:linePitch="360"/>
+        </w:sectPr>
+      </w:pPr>
+    </w:p>
+    <w:p>
+      <w:pPr>
+        <w:keepNext/>
+        <w:pBdr>
+          <w:bottom w:val="single" w:color="6A80BD" w:sz="10" w:space="4"/>
+        </w:pBdr>
+        <w:spacing w:after="65" w:before="160" w:line="190"/>
+      </w:pPr>
+      <w:r>
+        <w:rPr>
+          <w:b/>
+          <w:bCs/>
+          <w:color w:val="315CBB"/>
+          <w:sz w:val="20"/>
+          <w:szCs w:val="20"/>
+        </w:rPr>
+        <w:t xml:space="preserve">PROJECTS &amp; EXPERIENCE</w:t>
+      </w:r>
+    </w:p>
+    <w:tbl>
+      <w:tblPr>
+        <w:tblW w:type="pct" w:w="100%"/>
+        <w:tblBorders>
+          <w:top w:val="single" w:color="DCE2EC" w:sz="5"/>
+          <w:left w:val="single" w:color="DCE2EC" w:sz="5"/>
+          <w:bottom w:val="single" w:color="DCE2EC" w:sz="5"/>
+          <w:right w:val="single" w:color="DCE2EC" w:sz="5"/>
+          <w:insideH w:val="single" w:color="DCE2EC" w:sz="5"/>
+          <w:insideV w:val="single" w:color="DCE2EC" w:sz="5"/>
+        </w:tblBorders>
+      </w:tblPr>
+      <w:tblGrid>
+        <w:gridCol w:w="100"/>
+      </w:tblGrid>
+      <w:tr>
+        <w:tc>
+          <w:tcPr>
+            <w:tcW w:type="pct" w:w="100%"/>
+            <w:tcMar>
+              <w:top w:type="dxa" w:w="100"/>
+              <w:left w:type="dxa" w:w="140"/>
+              <w:bottom w:type="dxa" w:w="100"/>
+              <w:right w:type="dxa" w:w="140"/>
+            </w:tcMar>
+          </w:tcPr>
+          <w:tbl>
+            <w:tblPr>
+              <w:tblW w:type="pct" w:w="100%"/>
+              <w:tblBorders>
+                <w:top w:val="none" w:color="FFFFFF" w:sz="0"/>
+                <w:left w:val="none" w:color="FFFFFF" w:sz="0"/>
+                <w:bottom w:val="none" w:color="FFFFFF" w:sz="0"/>
+                <w:right w:val="none" w:color="FFFFFF" w:sz="0"/>
+                <w:insideH w:val="none" w:color="FFFFFF" w:sz="0"/>
+                <w:insideV w:val="none" w:color="FFFFFF" w:sz="0"/>
+              </w:tblBorders>
+            </w:tblPr>
+            <w:tblGrid>
+              <w:gridCol w:w="100"/>
+              <w:gridCol w:w="100"/>
+            </w:tblGrid>
+            <w:tr>
+              <w:tc>
+                <w:tcPr>
+                  <w:tcW w:type="pct" w:w="72%"/>
+                  <w:tcMar>
+                    <w:top w:type="dxa" w:w="20"/>
+                    <w:left w:type="dxa" w:w="40"/>
+                    <w:bottom w:type="dxa" w:w="20"/>
+                    <w:right w:type="dxa" w:w="40"/>
+                  </w:tcMar>
+                </w:tcPr>
+                <w:p>
+                  <w:pPr>
+                    <w:keepNext/>
+                    <w:spacing w:after="65" w:before="60" w:line="190"/>
+                  </w:pPr>
+                  <w:r>
+                    <w:rPr>
+                      <w:b/>
+                      <w:bCs/>
+                      <w:color w:val="315CBB"/>
+                      <w:sz w:val="23"/>
+                      <w:szCs w:val="23"/>
+                    </w:rPr>
+                    <w:t xml:space="preserve">Fruition — continued</w:t>
+                  </w:r>
+                </w:p>
+              </w:tc>
+              <w:tc>
+                <w:tcPr>
+                  <w:tcW w:type="pct" w:w="28%"/>
+                  <w:tcMar>
+                    <w:top w:type="dxa" w:w="20"/>
+                    <w:left w:type="dxa" w:w="40"/>
+                    <w:bottom w:type="dxa" w:w="20"/>
+                    <w:right w:type="dxa" w:w="40"/>
+                  </w:tcMar>
+                </w:tcPr>
+                <w:p>
+                  <w:pPr>
+                    <w:keepNext w:val="false"/>
+                    <w:spacing w:after="45" w:before="0" w:line="190"/>
+                  </w:pPr>
+                  <w:r>
+                    <w:rPr>
+                      <w:color w:val="203047"/>
+                      <w:sz w:val="16"/>
+                      <w:szCs w:val="16"/>
+                    </w:rPr>
+                    <w:t xml:space="preserve">2026.04 — Present</w:t>
+                  </w:r>
+                </w:p>
+              </w:tc>
+            </w:tr>
+          </w:tbl>
+          <w:p>
+            <w:pPr>
+              <w:spacing w:after="0" w:before="0" w:line="40"/>
+            </w:pPr>
+          </w:p>
+          <w:p>
+            <w:pPr>
+              <w:keepNext/>
+              <w:spacing w:after="65" w:before="60" w:line="190"/>
+            </w:pPr>
+            <w:r>
+              <w:rPr>
+                <w:b/>
+                <w:bCs/>
+                <w:color w:val="315CBB"/>
+                <w:sz w:val="18"/>
+                <w:szCs w:val="18"/>
+              </w:rPr>
+              <w:t xml:space="preserve">Reusable Skills and improved AI Agent routing</w:t>
+            </w:r>
+          </w:p>
+          <w:p>
+            <w:pPr>
+              <w:keepNext w:val="false"/>
+              <w:spacing w:after="45" w:before="0" w:line="190"/>
+            </w:pPr>
+            <w:r>
+              <w:rPr>
+                <w:color w:val="607089"/>
+                <w:sz w:val="15"/>
+                <w:szCs w:val="15"/>
+              </w:rPr>
+              <w:t xml:space="preserve">Built reusable Skills with user approval before changes. Applied Jev to route requests to questions, edits and other tasks: correct decisions rose from 77/98 to 81/98, and median decision time fell from 8.967s to 0.658s.</w:t>
+            </w:r>
+          </w:p>
+          <w:p>
+            <w:pPr>
+              <w:pStyle w:val="ListParagraph"/>
+              <w:keepNext w:val="false"/>
+              <w:numPr>
+                <w:ilvl w:val="0"/>
+                <w:numId w:val="1"/>
+              </w:numPr>
+              <w:spacing w:after="45" w:before="0" w:line="190"/>
+            </w:pPr>
+            <w:r>
+              <w:rPr>
+                <w:color w:val="203047"/>
+                <w:sz w:val="16"/>
+                <w:szCs w:val="16"/>
+              </w:rPr>
+              <w:t xml:space="preserve">User-defined task instructions (Skills)</w:t>
+            </w:r>
+            <w:r>
+              <w:rPr>
+                <w:color w:val="203047"/>
+                <w:sz w:val="16"/>
+                <w:szCs w:val="16"/>
+              </w:rPr>
+              <w:br/>
+              <w:t xml:space="preserve"/>
+            </w:r>
+            <w:r>
+              <w:rPr>
+                <w:b/>
+                <w:bCs/>
+                <w:color w:val="203047"/>
+                <w:sz w:val="16"/>
+                <w:szCs w:val="16"/>
+              </w:rPr>
+              <w:t xml:space="preserve">Problem</w:t>
+            </w:r>
+            <w:r>
+              <w:rPr>
+                <w:color w:val="203047"/>
+                <w:sz w:val="16"/>
+                <w:szCs w:val="16"/>
+              </w:rPr>
+              <w:t xml:space="preserve"/>
+            </w:r>
+            <w:r>
+              <w:rPr>
+                <w:color w:val="203047"/>
+                <w:sz w:val="16"/>
+                <w:szCs w:val="16"/>
+              </w:rPr>
+              <w:br/>
+              <w:t xml:space="preserve">Developers cannot build every recurring workflow users need.</w:t>
+            </w:r>
+            <w:r>
+              <w:rPr>
+                <w:color w:val="203047"/>
+                <w:sz w:val="16"/>
+                <w:szCs w:val="16"/>
+              </w:rPr>
+              <w:br/>
+              <w:t xml:space="preserve"/>
+            </w:r>
+            <w:r>
+              <w:rPr>
+                <w:b/>
+                <w:bCs/>
+                <w:color w:val="203047"/>
+                <w:sz w:val="16"/>
+                <w:szCs w:val="16"/>
+              </w:rPr>
+              <w:t xml:space="preserve">Solution</w:t>
+            </w:r>
+            <w:r>
+              <w:rPr>
+                <w:color w:val="203047"/>
+                <w:sz w:val="16"/>
+                <w:szCs w:val="16"/>
+              </w:rPr>
+              <w:t xml:space="preserve"/>
+            </w:r>
+            <w:r>
+              <w:rPr>
+                <w:color w:val="203047"/>
+                <w:sz w:val="16"/>
+                <w:szCs w:val="16"/>
+              </w:rPr>
+              <w:br/>
+              <w:t xml:space="preserve">Built drafting, review and publishing of natural-language instructions, with checks against bypassing permissions or approval. Document changes require separate preview and approval.</w:t>
+            </w:r>
+            <w:r>
+              <w:rPr>
+                <w:color w:val="203047"/>
+                <w:sz w:val="16"/>
+                <w:szCs w:val="16"/>
+              </w:rPr>
+              <w:br/>
+              <w:t xml:space="preserve"/>
+            </w:r>
+            <w:r>
+              <w:rPr>
+                <w:b/>
+                <w:bCs/>
+                <w:color w:val="203047"/>
+                <w:sz w:val="16"/>
+                <w:szCs w:val="16"/>
+              </w:rPr>
+              <w:t xml:space="preserve">Result</w:t>
+            </w:r>
+            <w:r>
+              <w:rPr>
+                <w:color w:val="203047"/>
+                <w:sz w:val="16"/>
+                <w:szCs w:val="16"/>
+              </w:rPr>
+              <w:t xml:space="preserve"/>
+            </w:r>
+            <w:r>
+              <w:rPr>
+                <w:color w:val="203047"/>
+                <w:sz w:val="16"/>
+                <w:szCs w:val="16"/>
+              </w:rPr>
+              <w:br/>
+              <w:t xml:space="preserve">Published Skills became available to the Agent. In a 6-document check, no changes occurred before approval; 3 folders were created and documents moved afterward.</w:t>
+            </w:r>
+          </w:p>
+          <w:p>
+            <w:pPr>
+              <w:pStyle w:val="ListParagraph"/>
+              <w:keepNext w:val="false"/>
+              <w:numPr>
+                <w:ilvl w:val="0"/>
+                <w:numId w:val="1"/>
+              </w:numPr>
+              <w:spacing w:after="45" w:before="0" w:line="190"/>
+            </w:pPr>
+            <w:r>
+              <w:rPr>
+                <w:color w:val="203047"/>
+                <w:sz w:val="16"/>
+                <w:szCs w:val="16"/>
+              </w:rPr>
+              <w:t xml:space="preserve">Jev-based request routing</w:t>
+            </w:r>
+            <w:r>
+              <w:rPr>
+                <w:color w:val="203047"/>
+                <w:sz w:val="16"/>
+                <w:szCs w:val="16"/>
+              </w:rPr>
+              <w:br/>
+              <w:t xml:space="preserve"/>
+            </w:r>
+            <w:r>
+              <w:rPr>
+                <w:b/>
+                <w:bCs/>
+                <w:color w:val="203047"/>
+                <w:sz w:val="16"/>
+                <w:szCs w:val="16"/>
+              </w:rPr>
+              <w:t xml:space="preserve">Problem</w:t>
+            </w:r>
+            <w:r>
+              <w:rPr>
+                <w:color w:val="203047"/>
+                <w:sz w:val="16"/>
+                <w:szCs w:val="16"/>
+              </w:rPr>
+              <w:t xml:space="preserve"/>
+            </w:r>
+            <w:r>
+              <w:rPr>
+                <w:color w:val="203047"/>
+                <w:sz w:val="16"/>
+                <w:szCs w:val="16"/>
+              </w:rPr>
+              <w:br/>
+              <w:t xml:space="preserve">Misclassifying questions as edits led to the wrong action.</w:t>
+            </w:r>
+            <w:r>
+              <w:rPr>
+                <w:color w:val="203047"/>
+                <w:sz w:val="16"/>
+                <w:szCs w:val="16"/>
+              </w:rPr>
+              <w:br/>
+              <w:t xml:space="preserve"/>
+            </w:r>
+            <w:r>
+              <w:rPr>
+                <w:b/>
+                <w:bCs/>
+                <w:color w:val="203047"/>
+                <w:sz w:val="16"/>
+                <w:szCs w:val="16"/>
+              </w:rPr>
+              <w:t xml:space="preserve">Solution</w:t>
+            </w:r>
+            <w:r>
+              <w:rPr>
+                <w:color w:val="203047"/>
+                <w:sz w:val="16"/>
+                <w:szCs w:val="16"/>
+              </w:rPr>
+              <w:t xml:space="preserve"/>
+            </w:r>
+            <w:r>
+              <w:rPr>
+                <w:color w:val="203047"/>
+                <w:sz w:val="16"/>
+                <w:szCs w:val="16"/>
+              </w:rPr>
+              <w:br/>
+              <w:t xml:space="preserve">Applied Jev to select task types and additional conditions for questions, edits, document creation and folder organization.</w:t>
+            </w:r>
+            <w:r>
+              <w:rPr>
+                <w:color w:val="203047"/>
+                <w:sz w:val="16"/>
+                <w:szCs w:val="16"/>
+              </w:rPr>
+              <w:br/>
+              <w:t xml:space="preserve"/>
+            </w:r>
+            <w:r>
+              <w:rPr>
+                <w:b/>
+                <w:bCs/>
+                <w:color w:val="203047"/>
+                <w:sz w:val="16"/>
+                <w:szCs w:val="16"/>
+              </w:rPr>
+              <w:t xml:space="preserve">Result</w:t>
+            </w:r>
+            <w:r>
+              <w:rPr>
+                <w:color w:val="203047"/>
+                <w:sz w:val="16"/>
+                <w:szCs w:val="16"/>
+              </w:rPr>
+              <w:t xml:space="preserve"/>
+            </w:r>
+            <w:r>
+              <w:rPr>
+                <w:color w:val="203047"/>
+                <w:sz w:val="16"/>
+                <w:szCs w:val="16"/>
+              </w:rPr>
+              <w:br/>
+              <w:t xml:space="preserve">Fully correct decisions on the same 98 requests rose from 77 to 81. Median decision time fell from 8.967s to 0.658s.</w:t>
+            </w:r>
+          </w:p>
+          <w:p>
+            <w:pPr>
+              <w:keepNext/>
+              <w:spacing w:after="65" w:before="60" w:line="190"/>
+            </w:pPr>
+            <w:r>
+              <w:rPr>
+                <w:b/>
+                <w:bCs/>
+                <w:color w:val="315CBB"/>
+                <w:sz w:val="18"/>
+                <w:szCs w:val="18"/>
+              </w:rPr>
+              <w:t xml:space="preserve">Service responsibilities and communication</w:t>
+            </w:r>
+          </w:p>
+          <w:p>
+            <w:pPr>
+              <w:keepNext w:val="false"/>
+              <w:spacing w:after="45" w:before="0" w:line="190"/>
+            </w:pPr>
+            <w:r>
+              <w:rPr>
+                <w:color w:val="607089"/>
+                <w:sz w:val="15"/>
+                <w:szCs w:val="15"/>
+              </w:rPr>
+              <w:t xml:space="preserve">Defined responsibilities, data ownership and communication for services including AI. Proposed the initial design and finalized it with teammates and mentors.</w:t>
+            </w:r>
+          </w:p>
+          <w:p>
+            <w:pPr>
+              <w:pStyle w:val="ListParagraph"/>
+              <w:keepNext w:val="false"/>
+              <w:numPr>
+                <w:ilvl w:val="0"/>
+                <w:numId w:val="1"/>
+              </w:numPr>
+              <w:spacing w:after="45" w:before="0" w:line="190"/>
+            </w:pPr>
+            <w:r>
+              <w:rPr>
+                <w:color w:val="203047"/>
+                <w:sz w:val="16"/>
+                <w:szCs w:val="16"/>
+              </w:rPr>
+              <w:t xml:space="preserve">Proposed the initial MSA design, then jointly finalized service boundaries, data ownership and communication with teammates and mentors.</w:t>
+            </w:r>
+          </w:p>
+          <w:p>
+            <w:pPr>
+              <w:keepNext w:val="false"/>
+              <w:spacing w:after="45" w:before="0" w:line="190"/>
+            </w:pPr>
+            <w:r>
+              <w:rPr>
+                <w:color w:val="607089"/>
+                <w:sz w:val="15"/>
+                <w:szCs w:val="15"/>
+              </w:rPr>
+              <w:t xml:space="preserve">Internal evaluations. RAG timing compares Jev before/after tuning. Parallel document timing covers analysis only, excluding storage and post-processing.</w:t>
+            </w:r>
+          </w:p>
+          <w:p>
+            <w:pPr>
+              <w:keepNext w:val="false"/>
+              <w:spacing w:after="45" w:before="0" w:line="190"/>
+            </w:pPr>
+            <w:r>
+              <w:rPr>
+                <w:color w:val="607089"/>
+                <w:sz w:val="15"/>
+                <w:szCs w:val="15"/>
+              </w:rPr>
+              <w:t xml:space="preserve">See the detailed portfolio for the problem-solving process and experimental results.</w:t>
+            </w:r>
+          </w:p>
+          <w:p>
+            <w:pPr>
+              <w:keepNext w:val="false"/>
+              <w:spacing w:after="45" w:before="0" w:line="190"/>
+            </w:pPr>
+            <w:hyperlink w:history="1" r:id="rIdw_yqucaur_0kefkhgzjr4">
+              <w:r>
+                <w:rPr>
+                  <w:color w:val="315CBB"/>
+                  <w:sz w:val="16"/>
+                  <w:szCs w:val="16"/>
+                </w:rPr>
+                <w:t xml:space="preserve">PDF conversion ↗</w:t>
+              </w:r>
+            </w:hyperlink>
+            <w:r>
+              <w:rPr>
+                <w:color w:val="203047"/>
+                <w:sz w:val="16"/>
+                <w:szCs w:val="16"/>
+              </w:rPr>
+              <w:t xml:space="preserve">   </w:t>
+            </w:r>
+            <w:hyperlink w:history="1" r:id="rIdipuxac32_isj2kvumpjhc">
+              <w:r>
+                <w:rPr>
+                  <w:color w:val="315CBB"/>
+                  <w:sz w:val="16"/>
+                  <w:szCs w:val="16"/>
+                </w:rPr>
+                <w:t xml:space="preserve">Parallel document processing ↗</w:t>
+              </w:r>
+            </w:hyperlink>
+            <w:r>
+              <w:rPr>
+                <w:color w:val="203047"/>
+                <w:sz w:val="16"/>
+                <w:szCs w:val="16"/>
+              </w:rPr>
+              <w:t xml:space="preserve">   </w:t>
+            </w:r>
+            <w:hyperlink w:history="1" r:id="rIdln6lcdcy25kusdqfbihg0">
+              <w:r>
+                <w:rPr>
+                  <w:color w:val="315CBB"/>
+                  <w:sz w:val="16"/>
+                  <w:szCs w:val="16"/>
+                </w:rPr>
+                <w:t xml:space="preserve">Agent Skill design ↗</w:t>
+              </w:r>
+            </w:hyperlink>
+            <w:r>
+              <w:rPr>
+                <w:color w:val="203047"/>
+                <w:sz w:val="16"/>
+                <w:szCs w:val="16"/>
+              </w:rPr>
+              <w:t xml:space="preserve">   </w:t>
+            </w:r>
+            <w:hyperlink w:history="1" r:id="rId2otgpegvcyamu51_hihn3">
+              <w:r>
+                <w:rPr>
+                  <w:color w:val="315CBB"/>
+                  <w:sz w:val="16"/>
+                  <w:szCs w:val="16"/>
+                </w:rPr>
+                <w:t xml:space="preserve">RAG evidence selection ↗</w:t>
+              </w:r>
+            </w:hyperlink>
+            <w:r>
+              <w:rPr>
+                <w:color w:val="203047"/>
+                <w:sz w:val="16"/>
+                <w:szCs w:val="16"/>
+              </w:rPr>
+              <w:t xml:space="preserve">   </w:t>
+            </w:r>
+          </w:p>
+        </w:tc>
+      </w:tr>
+    </w:tbl>
+    <w:p>
+      <w:pPr>
+        <w:spacing w:after="0" w:before="0" w:line="40"/>
+      </w:pPr>
+    </w:p>
+    <w:p>
+      <w:pPr>
+        <w:keepNext/>
+        <w:pBdr>
+          <w:bottom w:val="single" w:color="6A80BD" w:sz="10" w:space="4"/>
+        </w:pBdr>
+        <w:spacing w:after="65" w:before="160" w:line="190"/>
+      </w:pPr>
+      <w:r>
+        <w:rPr>
+          <w:b/>
+          <w:bCs/>
+          <w:color w:val="315CBB"/>
+          <w:sz w:val="20"/>
+          <w:szCs w:val="20"/>
+        </w:rPr>
+        <w:t xml:space="preserve">Skills </w:t>
+      </w:r>
+      <w:r>
+        <w:rPr>
+          <w:b/>
+          <w:bCs/>
+          <w:color w:val="315CBB"/>
+          <w:sz w:val="20"/>
+          <w:szCs w:val="20"/>
+        </w:rPr>
+        <w:br/>
+        <w:t xml:space="preserve"/>
+      </w:r>
+    </w:p>
+    <w:tbl>
+      <w:tblPr>
+        <w:tblW w:type="pct" w:w="100%"/>
+        <w:tblBorders>
+          <w:top w:val="none" w:color="FFFFFF" w:sz="0"/>
+          <w:left w:val="none" w:color="FFFFFF" w:sz="0"/>
+          <w:bottom w:val="none" w:color="FFFFFF" w:sz="0"/>
+          <w:right w:val="none" w:color="FFFFFF" w:sz="0"/>
+          <w:insideH w:val="none" w:color="FFFFFF" w:sz="0"/>
+          <w:insideV w:val="none" w:color="FFFFFF" w:sz="0"/>
+        </w:tblBorders>
+      </w:tblPr>
+      <w:tblGrid>
+        <w:gridCol w:w="100"/>
+        <w:gridCol w:w="100"/>
+      </w:tblGrid>
+      <w:tr>
+        <w:tc>
+          <w:tcPr>
+            <w:tcW w:type="pct" w:w="20%"/>
+            <w:tcMar>
+              <w:top w:type="dxa" w:w="20"/>
+              <w:left w:type="dxa" w:w="40"/>
+              <w:bottom w:type="dxa" w:w="20"/>
+              <w:right w:type="dxa" w:w="40"/>
+            </w:tcMar>
+          </w:tcPr>
+          <w:p>
+            <w:pPr>
+              <w:keepNext w:val="false"/>
+              <w:spacing w:after="45" w:before="0" w:line="190"/>
+            </w:pPr>
+            <w:r>
+              <w:rPr>
+                <w:b/>
+                <w:bCs/>
+                <w:color w:val="203047"/>
+                <w:sz w:val="16"/>
+                <w:szCs w:val="16"/>
+              </w:rPr>
+              <w:t xml:space="preserve">Backend</w:t>
+            </w:r>
+          </w:p>
+        </w:tc>
+        <w:tc>
+          <w:tcPr>
+            <w:tcW w:type="pct" w:w="80%"/>
+            <w:tcMar>
+              <w:top w:type="dxa" w:w="20"/>
+              <w:left w:type="dxa" w:w="40"/>
+              <w:bottom w:type="dxa" w:w="20"/>
+              <w:right w:type="dxa" w:w="40"/>
+            </w:tcMar>
+          </w:tcPr>
+          <w:p>
+            <w:pPr>
+              <w:keepNext w:val="false"/>
+              <w:spacing w:after="45" w:before="0" w:line="190"/>
+            </w:pPr>
+            <w:r>
+              <w:rPr>
+                <w:color w:val="203047"/>
+                <w:sz w:val="16"/>
+                <w:szCs w:val="16"/>
+              </w:rPr>
+              <w:t xml:space="preserve">Java · Spring Boot · Spring AI · Python</w:t>
+            </w:r>
+          </w:p>
+          <w:p>
+            <w:pPr>
+              <w:keepNext w:val="false"/>
+              <w:spacing w:after="45" w:before="0" w:line="190"/>
+            </w:pPr>
+            <w:r>
+              <w:rPr>
+                <w:color w:val="607089"/>
+                <w:sz w:val="15"/>
+                <w:szCs w:val="15"/>
+              </w:rPr>
+              <w:t xml:space="preserve">Authentication and authorization (Spring Security, OAuth 2.0)</w:t>
+            </w:r>
+            <w:r>
+              <w:rPr>
+                <w:color w:val="607089"/>
+                <w:sz w:val="15"/>
+                <w:szCs w:val="15"/>
+              </w:rPr>
+              <w:t xml:space="preserve"/>
+            </w:r>
+            <w:r>
+              <w:rPr>
+                <w:color w:val="607089"/>
+                <w:sz w:val="15"/>
+                <w:szCs w:val="15"/>
+              </w:rPr>
+              <w:br/>
+              <w:t xml:space="preserve"/>
+            </w:r>
+            <w:hyperlink w:history="1" r:id="rIdkyel9iw6nu2xtz3fneqgy">
+              <w:r>
+                <w:rPr>
+                  <w:color w:val="315CBB"/>
+                  <w:sz w:val="15"/>
+                  <w:szCs w:val="15"/>
+                </w:rPr>
+                <w:t xml:space="preserve">Personal shopping project · Login ↗</w:t>
+              </w:r>
+            </w:hyperlink>
+            <w:hyperlink w:history="1" r:id="rIdnpbluupftioqtj6k1ekqq">
+              <w:r>
+                <w:rPr>
+                  <w:color w:val="315CBB"/>
+                  <w:sz w:val="15"/>
+                  <w:szCs w:val="15"/>
+                </w:rPr>
+                <w:t xml:space="preserve">Todo web app · OAuth ↗</w:t>
+              </w:r>
+            </w:hyperlink>
+          </w:p>
+        </w:tc>
+      </w:tr>
+    </w:tbl>
+    <w:p>
+      <w:pPr>
+        <w:spacing w:after="0" w:before="0" w:line="40"/>
+      </w:pPr>
+    </w:p>
+    <w:tbl>
+      <w:tblPr>
+        <w:tblW w:type="pct" w:w="100%"/>
+        <w:tblBorders>
+          <w:top w:val="none" w:color="FFFFFF" w:sz="0"/>
+          <w:left w:val="none" w:color="FFFFFF" w:sz="0"/>
+          <w:bottom w:val="none" w:color="FFFFFF" w:sz="0"/>
+          <w:right w:val="none" w:color="FFFFFF" w:sz="0"/>
+          <w:insideH w:val="none" w:color="FFFFFF" w:sz="0"/>
+          <w:insideV w:val="none" w:color="FFFFFF" w:sz="0"/>
+        </w:tblBorders>
+      </w:tblPr>
+      <w:tblGrid>
+        <w:gridCol w:w="100"/>
+        <w:gridCol w:w="100"/>
+      </w:tblGrid>
+      <w:tr>
+        <w:tc>
+          <w:tcPr>
+            <w:tcW w:type="pct" w:w="20%"/>
+            <w:tcMar>
+              <w:top w:type="dxa" w:w="20"/>
+              <w:left w:type="dxa" w:w="40"/>
+              <w:bottom w:type="dxa" w:w="20"/>
+              <w:right w:type="dxa" w:w="40"/>
+            </w:tcMar>
+          </w:tcPr>
+          <w:p>
+            <w:pPr>
+              <w:keepNext w:val="false"/>
+              <w:spacing w:after="45" w:before="0" w:line="190"/>
+            </w:pPr>
+            <w:r>
+              <w:rPr>
+                <w:b/>
+                <w:bCs/>
+                <w:color w:val="203047"/>
+                <w:sz w:val="16"/>
+                <w:szCs w:val="16"/>
+              </w:rPr>
+              <w:t xml:space="preserve">AI &amp; Search</w:t>
+            </w:r>
+          </w:p>
+        </w:tc>
+        <w:tc>
+          <w:tcPr>
+            <w:tcW w:type="pct" w:w="80%"/>
+            <w:tcMar>
+              <w:top w:type="dxa" w:w="20"/>
+              <w:left w:type="dxa" w:w="40"/>
+              <w:bottom w:type="dxa" w:w="20"/>
+              <w:right w:type="dxa" w:w="40"/>
+            </w:tcMar>
+          </w:tcPr>
+          <w:p>
+            <w:pPr>
+              <w:keepNext w:val="false"/>
+              <w:spacing w:after="45" w:before="0" w:line="190"/>
+            </w:pPr>
+            <w:r>
+              <w:rPr>
+                <w:color w:val="203047"/>
+                <w:sz w:val="16"/>
+                <w:szCs w:val="16"/>
+              </w:rPr>
+              <w:t xml:space="preserve">LangChain · LangGraph · RAG · LLM Evaluation · Jev</w:t>
+            </w:r>
+            <w:r>
+              <w:rPr>
+                <w:color w:val="203047"/>
+                <w:sz w:val="16"/>
+                <w:szCs w:val="16"/>
+              </w:rPr>
+              <w:t xml:space="preserve"/>
+            </w:r>
+            <w:r>
+              <w:rPr>
+                <w:color w:val="203047"/>
+                <w:sz w:val="16"/>
+                <w:szCs w:val="16"/>
+              </w:rPr>
+              <w:br/>
+              <w:t xml:space="preserve"/>
+            </w:r>
+            <w:r>
+              <w:rPr>
+                <w:color w:val="203047"/>
+                <w:sz w:val="16"/>
+                <w:szCs w:val="16"/>
+              </w:rPr>
+              <w:t xml:space="preserve">Elasticsearch · Weaviate · BGE-M3 · BM25</w:t>
+            </w:r>
+          </w:p>
+        </w:tc>
+      </w:tr>
+    </w:tbl>
+    <w:p>
+      <w:pPr>
+        <w:spacing w:after="0" w:before="0" w:line="40"/>
+      </w:pPr>
+    </w:p>
+    <w:tbl>
+      <w:tblPr>
+        <w:tblW w:type="pct" w:w="100%"/>
+        <w:tblBorders>
+          <w:top w:val="none" w:color="FFFFFF" w:sz="0"/>
+          <w:left w:val="none" w:color="FFFFFF" w:sz="0"/>
+          <w:bottom w:val="none" w:color="FFFFFF" w:sz="0"/>
+          <w:right w:val="none" w:color="FFFFFF" w:sz="0"/>
+          <w:insideH w:val="none" w:color="FFFFFF" w:sz="0"/>
+          <w:insideV w:val="none" w:color="FFFFFF" w:sz="0"/>
+        </w:tblBorders>
+      </w:tblPr>
+      <w:tblGrid>
+        <w:gridCol w:w="100"/>
+        <w:gridCol w:w="100"/>
+      </w:tblGrid>
+      <w:tr>
+        <w:tc>
+          <w:tcPr>
+            <w:tcW w:type="pct" w:w="20%"/>
+            <w:tcMar>
+              <w:top w:type="dxa" w:w="20"/>
+              <w:left w:type="dxa" w:w="40"/>
+              <w:bottom w:type="dxa" w:w="20"/>
+              <w:right w:type="dxa" w:w="40"/>
+            </w:tcMar>
+          </w:tcPr>
+          <w:p>
+            <w:pPr>
+              <w:keepNext w:val="false"/>
+              <w:spacing w:after="45" w:before="0" w:line="190"/>
+            </w:pPr>
+            <w:r>
+              <w:rPr>
+                <w:b/>
+                <w:bCs/>
+                <w:color w:val="203047"/>
+                <w:sz w:val="16"/>
+                <w:szCs w:val="16"/>
+              </w:rPr>
+              <w:t xml:space="preserve">Data &amp; Infra</w:t>
+            </w:r>
+          </w:p>
+        </w:tc>
+        <w:tc>
+          <w:tcPr>
+            <w:tcW w:type="pct" w:w="80%"/>
+            <w:tcMar>
+              <w:top w:type="dxa" w:w="20"/>
+              <w:left w:type="dxa" w:w="40"/>
+              <w:bottom w:type="dxa" w:w="20"/>
+              <w:right w:type="dxa" w:w="40"/>
+            </w:tcMar>
+          </w:tcPr>
+          <w:p>
+            <w:pPr>
+              <w:keepNext w:val="false"/>
+              <w:spacing w:after="45" w:before="0" w:line="190"/>
+            </w:pPr>
+            <w:r>
+              <w:rPr>
+                <w:color w:val="203047"/>
+                <w:sz w:val="16"/>
+                <w:szCs w:val="16"/>
+              </w:rPr>
+              <w:t xml:space="preserve">MySQL · PostgreSQL · Redis · Kafka</w:t>
+            </w:r>
+            <w:r>
+              <w:rPr>
+                <w:color w:val="203047"/>
+                <w:sz w:val="16"/>
+                <w:szCs w:val="16"/>
+              </w:rPr>
+              <w:t xml:space="preserve"/>
+            </w:r>
+            <w:r>
+              <w:rPr>
+                <w:color w:val="203047"/>
+                <w:sz w:val="16"/>
+                <w:szCs w:val="16"/>
+              </w:rPr>
+              <w:br/>
+              <w:t xml:space="preserve"/>
+            </w:r>
+            <w:r>
+              <w:rPr>
+                <w:color w:val="203047"/>
+                <w:sz w:val="16"/>
+                <w:szCs w:val="16"/>
+              </w:rPr>
+              <w:t xml:space="preserve">Docker · Docker Compose · GitHub Actions</w:t>
+            </w:r>
+          </w:p>
+        </w:tc>
+      </w:tr>
+    </w:tbl>
+    <w:p>
+      <w:pPr>
+        <w:spacing w:after="0" w:before="0" w:line="40"/>
+      </w:pPr>
+    </w:p>
+    <w:p>
+      <w:pPr>
+        <w:sectPr>
+          <w:footerReference w:type="default" r:id="rId8"/>
           <w:pgSz w:w="11906" w:h="16838" w:orient="portrait"/>
           <w:pgMar w:top="737" w:right="794" w:bottom="907" w:left="794" w:header="708" w:footer="454" w:gutter="0"/>
           <w:pgNumType/>
@@ -1132,7 +2036,7 @@
               <w:keepNext w:val="false"/>
               <w:spacing w:after="45" w:before="0" w:line="190"/>
             </w:pPr>
-            <w:hyperlink w:history="1" r:id="rId8musd1blgfz2zmnliwwms">
+            <w:hyperlink w:history="1" r:id="rIdazomc58stmp_hflk4vbyc">
               <w:r>
                 <w:rPr>
                   <w:color w:val="315CBB"/>
@@ -1170,21 +2074,31 @@
                 <w:sz w:val="15"/>
                 <w:szCs w:val="15"/>
               </w:rPr>
-              <w:t xml:space="preserve">Rewrote about 44,000 drug records in plain language. Converted repeated explanations once and mapped them back to each drug to reduce cost.</w:t>
-            </w:r>
-          </w:p>
-          <w:p>
-            <w:pPr>
-              <w:keepNext w:val="false"/>
-              <w:spacing w:after="45" w:before="0" w:line="190"/>
-            </w:pPr>
-            <w:r>
-              <w:rPr>
-                <w:color w:val="203047"/>
-                <w:sz w:val="16"/>
-                <w:szCs w:val="16"/>
-              </w:rPr>
-              <w:t xml:space="preserve">Problem: Converting all 44,000 drug records was estimated to cost about $200 in API calls.</w:t>
+              <w:t xml:space="preserve">Rewrote about 44,000 drug records in plain language. Deduplication reduced input from 1GB to 326MB; after filling missing information, conversion cost $11.18 in actual API spending versus about $200 estimated for the original text.</w:t>
+            </w:r>
+          </w:p>
+          <w:p>
+            <w:pPr>
+              <w:keepNext w:val="false"/>
+              <w:spacing w:after="45" w:before="0" w:line="190"/>
+            </w:pPr>
+            <w:r>
+              <w:rPr>
+                <w:b/>
+                <w:bCs/>
+                <w:color w:val="203047"/>
+                <w:sz w:val="16"/>
+                <w:szCs w:val="16"/>
+              </w:rPr>
+              <w:t xml:space="preserve">Problem</w:t>
+            </w:r>
+            <w:r>
+              <w:rPr>
+                <w:color w:val="203047"/>
+                <w:sz w:val="16"/>
+                <w:szCs w:val="16"/>
+              </w:rPr>
+              <w:t xml:space="preserve"/>
             </w:r>
             <w:r>
               <w:rPr>
@@ -1193,21 +2107,76 @@
                 <w:szCs w:val="16"/>
               </w:rPr>
               <w:br/>
-              <w:t xml:space="preserve">Solution: Removed exact duplicates, then semantically equivalent sentences. Filled the missing 5% with ingredient-specific precautions, converted via GPT Batch API and mapped results back to each drug.</w:t>
-            </w:r>
-          </w:p>
-          <w:p>
-            <w:pPr>
-              <w:keepNext w:val="false"/>
-              <w:spacing w:after="45" w:before="0" w:line="190"/>
-            </w:pPr>
-            <w:r>
-              <w:rPr>
-                <w:color w:val="203047"/>
-                <w:sz w:val="16"/>
-                <w:szCs w:val="16"/>
-              </w:rPr>
-              <w:t xml:space="preserve">Result: Conversion input shrank from 1GB to 326MB. Actual API spending was $11.18 versus about $200 estimated for all original text.</w:t>
+              <w:t xml:space="preserve">Converting all 44,000 drug records was estimated to cost about $200 in API calls.</w:t>
+            </w:r>
+            <w:r>
+              <w:rPr>
+                <w:color w:val="203047"/>
+                <w:sz w:val="16"/>
+                <w:szCs w:val="16"/>
+              </w:rPr>
+              <w:br/>
+              <w:t xml:space="preserve"/>
+            </w:r>
+            <w:r>
+              <w:rPr>
+                <w:b/>
+                <w:bCs/>
+                <w:color w:val="203047"/>
+                <w:sz w:val="16"/>
+                <w:szCs w:val="16"/>
+              </w:rPr>
+              <w:t xml:space="preserve">Solution</w:t>
+            </w:r>
+            <w:r>
+              <w:rPr>
+                <w:color w:val="203047"/>
+                <w:sz w:val="16"/>
+                <w:szCs w:val="16"/>
+              </w:rPr>
+              <w:t xml:space="preserve"/>
+            </w:r>
+            <w:r>
+              <w:rPr>
+                <w:color w:val="203047"/>
+                <w:sz w:val="16"/>
+                <w:szCs w:val="16"/>
+              </w:rPr>
+              <w:br/>
+              <w:t xml:space="preserve">Removed exact duplicates, then semantically equivalent sentences. Filled the missing 5% with ingredient-specific precautions, converted via GPT Batch API and mapped results back to each drug.</w:t>
+            </w:r>
+          </w:p>
+          <w:p>
+            <w:pPr>
+              <w:keepNext w:val="false"/>
+              <w:spacing w:after="45" w:before="0" w:line="190"/>
+            </w:pPr>
+            <w:r>
+              <w:rPr>
+                <w:b/>
+                <w:bCs/>
+                <w:color w:val="203047"/>
+                <w:sz w:val="16"/>
+                <w:szCs w:val="16"/>
+              </w:rPr>
+              <w:t xml:space="preserve">Result</w:t>
+            </w:r>
+            <w:r>
+              <w:rPr>
+                <w:color w:val="203047"/>
+                <w:sz w:val="16"/>
+                <w:szCs w:val="16"/>
+              </w:rPr>
+              <w:t xml:space="preserve"/>
+            </w:r>
+            <w:r>
+              <w:rPr>
+                <w:color w:val="203047"/>
+                <w:sz w:val="16"/>
+                <w:szCs w:val="16"/>
+              </w:rPr>
+              <w:br/>
+              <w:t xml:space="preserve">Conversion input shrank from 1GB to 326MB. Actual API spending was $11.18 versus about $200 estimated for all original text.</w:t>
             </w:r>
           </w:p>
           <w:p>
@@ -1237,7 +2206,7 @@
                 <w:sz w:val="18"/>
                 <w:szCs w:val="18"/>
               </w:rPr>
-              <w:t xml:space="preserve">Medication chatbot with health-profile personalization</w:t>
+              <w:t xml:space="preserve">AI medication chatbot using health profiles</w:t>
             </w:r>
           </w:p>
           <w:p>
@@ -1266,11 +2235,21 @@
             </w:pPr>
             <w:r>
               <w:rPr>
-                <w:color w:val="203047"/>
-                <w:sz w:val="16"/>
-                <w:szCs w:val="16"/>
-              </w:rPr>
-              <w:t xml:space="preserve">Problem: Everyday symptom language differed from drug indications, while sensitive health data needed to stay out of external AI inputs.</w:t>
+                <w:b/>
+                <w:bCs/>
+                <w:color w:val="203047"/>
+                <w:sz w:val="16"/>
+                <w:szCs w:val="16"/>
+              </w:rPr>
+              <w:t xml:space="preserve">Problem</w:t>
+            </w:r>
+            <w:r>
+              <w:rPr>
+                <w:color w:val="203047"/>
+                <w:sz w:val="16"/>
+                <w:szCs w:val="16"/>
+              </w:rPr>
+              <w:t xml:space="preserve"/>
             </w:r>
             <w:r>
               <w:rPr>
@@ -1279,7 +2258,7 @@
                 <w:szCs w:val="16"/>
               </w:rPr>
               <w:br/>
-              <w:t xml:space="preserve">Solution: Used Weaviate semantic search and AI orchestration for drug discovery, medication risks and dosage. Evaluated pregnancy, current medications and underlying conditions in internal code.</w:t>
+              <w:t xml:space="preserve">Everyday symptom language differed from drug indications, while sensitive health data needed to stay out of external AI inputs.</w:t>
             </w:r>
             <w:r>
               <w:rPr>
@@ -1288,7 +2267,70 @@
                 <w:szCs w:val="16"/>
               </w:rPr>
               <w:br/>
-              <w:t xml:space="preserve">Result: Implemented personalized symptom-based search while excluding those profile fields from external LLM inputs.</w:t>
+              <w:t xml:space="preserve"/>
+            </w:r>
+            <w:r>
+              <w:rPr>
+                <w:b/>
+                <w:bCs/>
+                <w:color w:val="203047"/>
+                <w:sz w:val="16"/>
+                <w:szCs w:val="16"/>
+              </w:rPr>
+              <w:t xml:space="preserve">Solution</w:t>
+            </w:r>
+            <w:r>
+              <w:rPr>
+                <w:color w:val="203047"/>
+                <w:sz w:val="16"/>
+                <w:szCs w:val="16"/>
+              </w:rPr>
+              <w:t xml:space="preserve"/>
+            </w:r>
+            <w:r>
+              <w:rPr>
+                <w:color w:val="203047"/>
+                <w:sz w:val="16"/>
+                <w:szCs w:val="16"/>
+              </w:rPr>
+              <w:br/>
+              <w:t xml:space="preserve">Used Weaviate semantic search and AI orchestration for drug discovery, medication risks and dosage. Evaluated pregnancy, current medications and underlying conditions in internal code.</w:t>
+            </w:r>
+            <w:r>
+              <w:rPr>
+                <w:color w:val="203047"/>
+                <w:sz w:val="16"/>
+                <w:szCs w:val="16"/>
+              </w:rPr>
+              <w:br/>
+              <w:t xml:space="preserve"/>
+            </w:r>
+            <w:r>
+              <w:rPr>
+                <w:b/>
+                <w:bCs/>
+                <w:color w:val="203047"/>
+                <w:sz w:val="16"/>
+                <w:szCs w:val="16"/>
+              </w:rPr>
+              <w:t xml:space="preserve">Result</w:t>
+            </w:r>
+            <w:r>
+              <w:rPr>
+                <w:color w:val="203047"/>
+                <w:sz w:val="16"/>
+                <w:szCs w:val="16"/>
+              </w:rPr>
+              <w:t xml:space="preserve"/>
+            </w:r>
+            <w:r>
+              <w:rPr>
+                <w:color w:val="203047"/>
+                <w:sz w:val="16"/>
+                <w:szCs w:val="16"/>
+              </w:rPr>
+              <w:br/>
+              <w:t xml:space="preserve">Implemented personalized symptom-based search while excluding those profile fields from external LLM inputs.</w:t>
             </w:r>
           </w:p>
           <w:p>
@@ -1304,7 +2346,7 @@
                 <w:sz w:val="18"/>
                 <w:szCs w:val="18"/>
               </w:rPr>
-              <w:t xml:space="preserve">Backend implementation</w:t>
+              <w:t xml:space="preserve">Backend feature implementation</w:t>
             </w:r>
           </w:p>
           <w:p>
@@ -1397,7 +2439,7 @@
               <w:keepNext w:val="false"/>
               <w:spacing w:after="45" w:before="0" w:line="190"/>
             </w:pPr>
-            <w:hyperlink w:history="1" r:id="rIdjvmt_2ehmaftsdoo8t4fd">
+            <w:hyperlink w:history="1" r:id="rIdnadyipt6hbrejgtn16ser">
               <w:r>
                 <w:rPr>
                   <w:color w:val="315CBB"/>
@@ -1415,7 +2457,7 @@
               </w:rPr>
               <w:t xml:space="preserve">   </w:t>
             </w:r>
-            <w:hyperlink w:history="1" r:id="rIdh_8egd2esj0piezbkzo1h">
+            <w:hyperlink w:history="1" r:id="rIdx7yjjsqrx7ciijmhfkp33">
               <w:r>
                 <w:rPr>
                   <w:color w:val="315CBB"/>
@@ -1440,6 +2482,17 @@
     <w:p>
       <w:pPr>
         <w:spacing w:after="0" w:before="0" w:line="40"/>
+      </w:pPr>
+    </w:p>
+    <w:p>
+      <w:pPr>
+        <w:sectPr>
+          <w:footerReference w:type="default" r:id="rId9"/>
+          <w:pgSz w:w="11906" w:h="16838" w:orient="portrait"/>
+          <w:pgMar w:top="737" w:right="794" w:bottom="907" w:left="794" w:header="708" w:footer="454" w:gutter="0"/>
+          <w:pgNumType/>
+          <w:docGrid w:linePitch="360"/>
+        </w:sectPr>
       </w:pPr>
     </w:p>
     <w:p>
@@ -1559,7 +2612,7 @@
               <w:keepNext w:val="false"/>
               <w:spacing w:after="45" w:before="0" w:line="190"/>
             </w:pPr>
-            <w:hyperlink w:history="1" r:id="rIdhyurgqsg7ddr1_rgqr3rw">
+            <w:hyperlink w:history="1" r:id="rIddcauywpzkloyopyemxvvo">
               <w:r>
                 <w:rPr>
                   <w:color w:val="315CBB"/>
@@ -1577,7 +2630,7 @@
               </w:rPr>
               <w:t xml:space="preserve">   </w:t>
             </w:r>
-            <w:hyperlink w:history="1" r:id="rId7_zao4h5wolpyzkbz4nsy">
+            <w:hyperlink w:history="1" r:id="rIdwhx6iad1dxdw0loyxsg9u">
               <w:r>
                 <w:rPr>
                   <w:color w:val="315CBB"/>
@@ -1595,7 +2648,7 @@
               </w:rPr>
               <w:t xml:space="preserve">   </w:t>
             </w:r>
-            <w:hyperlink w:history="1" r:id="rId3epsvbne8bnrduuy9i2f7">
+            <w:hyperlink w:history="1" r:id="rIdosynzkkxhitq4tnimuqnr">
               <w:r>
                 <w:rPr>
                   <w:color w:val="315CBB"/>
@@ -1706,14 +2759,14 @@
                     <w:keepNext w:val="false"/>
                     <w:spacing w:after="45" w:before="0" w:line="190"/>
                   </w:pPr>
-                  <w:hyperlink w:history="1" r:id="rIdmuo51bv_sr6kbf3lptssu">
+                  <w:hyperlink w:history="1" r:id="rIdxr6zifz1khsskmzzivpfa">
                     <w:r>
                       <w:drawing>
                         <wp:inline distT="0" distB="0" distL="0" distR="0">
                           <wp:extent cx="466725" cy="647700"/>
                           <wp:effectExtent t="0" r="0" b="0" l="0"/>
                           <wp:docPr id="1" name="" descr="" title="">
-                            <a:hlinkClick xmlns:a="http://schemas.openxmlformats.org/drawingml/2006/main" r:id="rIdmuo51bv_sr6kbf3lptssu"/>
+                            <a:hlinkClick xmlns:a="http://schemas.openxmlformats.org/drawingml/2006/main" r:id="rIdxr6zifz1khsskmzzivpfa"/>
                           </wp:docPr>
                           <wp:cNvGraphicFramePr>
                             <a:graphicFrameLocks xmlns:a="http://schemas.openxmlformats.org/drawingml/2006/main" noChangeAspect="1"/>
@@ -1723,14 +2776,14 @@
                               <pic:pic xmlns:pic="http://schemas.openxmlformats.org/drawingml/2006/picture">
                                 <pic:nvPicPr>
                                   <pic:cNvPr id="0" name="" descr="">
-                                    <a:hlinkClick r:id="rIdmuo51bv_sr6kbf3lptssu"/>
+                                    <a:hlinkClick r:id="rIdxr6zifz1khsskmzzivpfa"/>
                                   </pic:cNvPr>
                                   <pic:cNvPicPr>
                                     <a:picLocks noChangeAspect="1" noChangeArrowheads="1"/>
                                   </pic:cNvPicPr>
                                 </pic:nvPicPr>
                                 <pic:blipFill>
-                                  <a:blip r:embed="rId10" cstate="none"/>
+                                  <a:blip r:embed="rId11" cstate="none"/>
                                   <a:srcRect/>
                                   <a:stretch>
                                     <a:fillRect/>
@@ -1908,14 +2961,14 @@
                     <w:keepNext w:val="false"/>
                     <w:spacing w:after="45" w:before="0" w:line="190"/>
                   </w:pPr>
-                  <w:hyperlink w:history="1" r:id="rIdwwjsj4gvesfd5lr6cqry1">
+                  <w:hyperlink w:history="1" r:id="rIdkvmj-icxdtqfauxsh9afp">
                     <w:r>
                       <w:drawing>
                         <wp:inline distT="0" distB="0" distL="0" distR="0">
                           <wp:extent cx="533400" cy="400050"/>
                           <wp:effectExtent t="0" r="0" b="0" l="0"/>
                           <wp:docPr id="1" name="" descr="" title="">
-                            <a:hlinkClick xmlns:a="http://schemas.openxmlformats.org/drawingml/2006/main" r:id="rIdwwjsj4gvesfd5lr6cqry1"/>
+                            <a:hlinkClick xmlns:a="http://schemas.openxmlformats.org/drawingml/2006/main" r:id="rIdkvmj-icxdtqfauxsh9afp"/>
                           </wp:docPr>
                           <wp:cNvGraphicFramePr>
                             <a:graphicFrameLocks xmlns:a="http://schemas.openxmlformats.org/drawingml/2006/main" noChangeAspect="1"/>
@@ -1925,14 +2978,14 @@
                               <pic:pic xmlns:pic="http://schemas.openxmlformats.org/drawingml/2006/picture">
                                 <pic:nvPicPr>
                                   <pic:cNvPr id="0" name="" descr="">
-                                    <a:hlinkClick r:id="rIdwwjsj4gvesfd5lr6cqry1"/>
+                                    <a:hlinkClick r:id="rIdkvmj-icxdtqfauxsh9afp"/>
                                   </pic:cNvPr>
                                   <pic:cNvPicPr>
                                     <a:picLocks noChangeAspect="1" noChangeArrowheads="1"/>
                                   </pic:cNvPicPr>
                                 </pic:nvPicPr>
                                 <pic:blipFill>
-                                  <a:blip r:embed="rId11" cstate="none"/>
+                                  <a:blip r:embed="rId12" cstate="none"/>
                                   <a:srcRect/>
                                   <a:stretch>
                                     <a:fillRect/>
@@ -2014,376 +3067,6 @@
     </w:p>
     <w:p>
       <w:pPr>
-        <w:sectPr>
-          <w:footerReference w:type="default" r:id="rId8"/>
-          <w:pgSz w:w="11906" w:h="16838" w:orient="portrait"/>
-          <w:pgMar w:top="737" w:right="794" w:bottom="907" w:left="794" w:header="708" w:footer="454" w:gutter="0"/>
-          <w:pgNumType/>
-          <w:docGrid w:linePitch="360"/>
-        </w:sectPr>
-      </w:pPr>
-    </w:p>
-    <w:p>
-      <w:pPr>
-        <w:keepNext/>
-        <w:pBdr>
-          <w:bottom w:val="single" w:color="6A80BD" w:sz="10" w:space="4"/>
-        </w:pBdr>
-        <w:spacing w:after="65" w:before="160" w:line="190"/>
-      </w:pPr>
-      <w:r>
-        <w:rPr>
-          <w:b/>
-          <w:bCs/>
-          <w:color w:val="315CBB"/>
-          <w:sz w:val="20"/>
-          <w:szCs w:val="20"/>
-        </w:rPr>
-        <w:t xml:space="preserve">Skills </w:t>
-      </w:r>
-      <w:r>
-        <w:rPr>
-          <w:b/>
-          <w:bCs/>
-          <w:color w:val="315CBB"/>
-          <w:sz w:val="20"/>
-          <w:szCs w:val="20"/>
-        </w:rPr>
-        <w:br/>
-        <w:t xml:space="preserve"/>
-      </w:r>
-    </w:p>
-    <w:tbl>
-      <w:tblPr>
-        <w:tblW w:type="pct" w:w="100%"/>
-        <w:tblBorders>
-          <w:top w:val="none" w:color="FFFFFF" w:sz="0"/>
-          <w:left w:val="none" w:color="FFFFFF" w:sz="0"/>
-          <w:bottom w:val="none" w:color="FFFFFF" w:sz="0"/>
-          <w:right w:val="none" w:color="FFFFFF" w:sz="0"/>
-          <w:insideH w:val="none" w:color="FFFFFF" w:sz="0"/>
-          <w:insideV w:val="none" w:color="FFFFFF" w:sz="0"/>
-        </w:tblBorders>
-      </w:tblPr>
-      <w:tblGrid>
-        <w:gridCol w:w="100"/>
-        <w:gridCol w:w="100"/>
-      </w:tblGrid>
-      <w:tr>
-        <w:tc>
-          <w:tcPr>
-            <w:tcW w:type="pct" w:w="20%"/>
-            <w:tcMar>
-              <w:top w:type="dxa" w:w="20"/>
-              <w:left w:type="dxa" w:w="40"/>
-              <w:bottom w:type="dxa" w:w="20"/>
-              <w:right w:type="dxa" w:w="40"/>
-            </w:tcMar>
-          </w:tcPr>
-          <w:p>
-            <w:pPr>
-              <w:keepNext w:val="false"/>
-              <w:spacing w:after="45" w:before="0" w:line="190"/>
-            </w:pPr>
-            <w:r>
-              <w:rPr>
-                <w:b/>
-                <w:bCs/>
-                <w:color w:val="203047"/>
-                <w:sz w:val="16"/>
-                <w:szCs w:val="16"/>
-              </w:rPr>
-              <w:t xml:space="preserve">Backend</w:t>
-            </w:r>
-          </w:p>
-        </w:tc>
-        <w:tc>
-          <w:tcPr>
-            <w:tcW w:type="pct" w:w="80%"/>
-            <w:tcMar>
-              <w:top w:type="dxa" w:w="20"/>
-              <w:left w:type="dxa" w:w="40"/>
-              <w:bottom w:type="dxa" w:w="20"/>
-              <w:right w:type="dxa" w:w="40"/>
-            </w:tcMar>
-          </w:tcPr>
-          <w:p>
-            <w:pPr>
-              <w:keepNext w:val="false"/>
-              <w:spacing w:after="45" w:before="0" w:line="190"/>
-            </w:pPr>
-            <w:r>
-              <w:rPr>
-                <w:color w:val="203047"/>
-                <w:sz w:val="16"/>
-                <w:szCs w:val="16"/>
-              </w:rPr>
-              <w:t xml:space="preserve">Java · Spring Boot · Spring AI · Python</w:t>
-            </w:r>
-          </w:p>
-          <w:p>
-            <w:pPr>
-              <w:keepNext w:val="false"/>
-              <w:spacing w:after="45" w:before="0" w:line="190"/>
-            </w:pPr>
-            <w:r>
-              <w:rPr>
-                <w:color w:val="607089"/>
-                <w:sz w:val="15"/>
-                <w:szCs w:val="15"/>
-              </w:rPr>
-              <w:t xml:space="preserve">Authentication and authorization (Spring Security, OAuth 2.0)</w:t>
-            </w:r>
-            <w:r>
-              <w:rPr>
-                <w:color w:val="607089"/>
-                <w:sz w:val="15"/>
-                <w:szCs w:val="15"/>
-              </w:rPr>
-              <w:t xml:space="preserve"/>
-            </w:r>
-            <w:r>
-              <w:rPr>
-                <w:color w:val="607089"/>
-                <w:sz w:val="15"/>
-                <w:szCs w:val="15"/>
-              </w:rPr>
-              <w:br/>
-              <w:t xml:space="preserve"/>
-            </w:r>
-            <w:hyperlink w:history="1" r:id="rIdoqgmjdnk4j7980ngkz92w">
-              <w:r>
-                <w:rPr>
-                  <w:color w:val="315CBB"/>
-                  <w:sz w:val="15"/>
-                  <w:szCs w:val="15"/>
-                </w:rPr>
-                <w:t xml:space="preserve">Personal shopping project · Login ↗</w:t>
-              </w:r>
-            </w:hyperlink>
-            <w:hyperlink w:history="1" r:id="rIdj53zfnl223hxt6xoslipr">
-              <w:r>
-                <w:rPr>
-                  <w:color w:val="315CBB"/>
-                  <w:sz w:val="15"/>
-                  <w:szCs w:val="15"/>
-                </w:rPr>
-                <w:t xml:space="preserve">Todo web app · OAuth ↗</w:t>
-              </w:r>
-            </w:hyperlink>
-          </w:p>
-        </w:tc>
-      </w:tr>
-    </w:tbl>
-    <w:p>
-      <w:pPr>
-        <w:spacing w:after="0" w:before="0" w:line="40"/>
-      </w:pPr>
-    </w:p>
-    <w:tbl>
-      <w:tblPr>
-        <w:tblW w:type="pct" w:w="100%"/>
-        <w:tblBorders>
-          <w:top w:val="none" w:color="FFFFFF" w:sz="0"/>
-          <w:left w:val="none" w:color="FFFFFF" w:sz="0"/>
-          <w:bottom w:val="none" w:color="FFFFFF" w:sz="0"/>
-          <w:right w:val="none" w:color="FFFFFF" w:sz="0"/>
-          <w:insideH w:val="none" w:color="FFFFFF" w:sz="0"/>
-          <w:insideV w:val="none" w:color="FFFFFF" w:sz="0"/>
-        </w:tblBorders>
-      </w:tblPr>
-      <w:tblGrid>
-        <w:gridCol w:w="100"/>
-        <w:gridCol w:w="100"/>
-      </w:tblGrid>
-      <w:tr>
-        <w:tc>
-          <w:tcPr>
-            <w:tcW w:type="pct" w:w="20%"/>
-            <w:tcMar>
-              <w:top w:type="dxa" w:w="20"/>
-              <w:left w:type="dxa" w:w="40"/>
-              <w:bottom w:type="dxa" w:w="20"/>
-              <w:right w:type="dxa" w:w="40"/>
-            </w:tcMar>
-          </w:tcPr>
-          <w:p>
-            <w:pPr>
-              <w:keepNext w:val="false"/>
-              <w:spacing w:after="45" w:before="0" w:line="190"/>
-            </w:pPr>
-            <w:r>
-              <w:rPr>
-                <w:b/>
-                <w:bCs/>
-                <w:color w:val="203047"/>
-                <w:sz w:val="16"/>
-                <w:szCs w:val="16"/>
-              </w:rPr>
-              <w:t xml:space="preserve">AI &amp; Search</w:t>
-            </w:r>
-          </w:p>
-        </w:tc>
-        <w:tc>
-          <w:tcPr>
-            <w:tcW w:type="pct" w:w="80%"/>
-            <w:tcMar>
-              <w:top w:type="dxa" w:w="20"/>
-              <w:left w:type="dxa" w:w="40"/>
-              <w:bottom w:type="dxa" w:w="20"/>
-              <w:right w:type="dxa" w:w="40"/>
-            </w:tcMar>
-          </w:tcPr>
-          <w:p>
-            <w:pPr>
-              <w:keepNext w:val="false"/>
-              <w:spacing w:after="45" w:before="0" w:line="190"/>
-            </w:pPr>
-            <w:r>
-              <w:rPr>
-                <w:color w:val="203047"/>
-                <w:sz w:val="16"/>
-                <w:szCs w:val="16"/>
-              </w:rPr>
-              <w:t xml:space="preserve">LangChain · LangGraph · RAG · LLM Evaluation · Jev</w:t>
-            </w:r>
-            <w:r>
-              <w:rPr>
-                <w:color w:val="203047"/>
-                <w:sz w:val="16"/>
-                <w:szCs w:val="16"/>
-              </w:rPr>
-              <w:t xml:space="preserve"/>
-            </w:r>
-            <w:r>
-              <w:rPr>
-                <w:color w:val="203047"/>
-                <w:sz w:val="16"/>
-                <w:szCs w:val="16"/>
-              </w:rPr>
-              <w:br/>
-              <w:t xml:space="preserve"/>
-            </w:r>
-            <w:r>
-              <w:rPr>
-                <w:color w:val="203047"/>
-                <w:sz w:val="16"/>
-                <w:szCs w:val="16"/>
-              </w:rPr>
-              <w:t xml:space="preserve">Elasticsearch · Weaviate · BGE-M3 · BM25</w:t>
-            </w:r>
-          </w:p>
-        </w:tc>
-      </w:tr>
-    </w:tbl>
-    <w:p>
-      <w:pPr>
-        <w:spacing w:after="0" w:before="0" w:line="40"/>
-      </w:pPr>
-    </w:p>
-    <w:tbl>
-      <w:tblPr>
-        <w:tblW w:type="pct" w:w="100%"/>
-        <w:tblBorders>
-          <w:top w:val="none" w:color="FFFFFF" w:sz="0"/>
-          <w:left w:val="none" w:color="FFFFFF" w:sz="0"/>
-          <w:bottom w:val="none" w:color="FFFFFF" w:sz="0"/>
-          <w:right w:val="none" w:color="FFFFFF" w:sz="0"/>
-          <w:insideH w:val="none" w:color="FFFFFF" w:sz="0"/>
-          <w:insideV w:val="none" w:color="FFFFFF" w:sz="0"/>
-        </w:tblBorders>
-      </w:tblPr>
-      <w:tblGrid>
-        <w:gridCol w:w="100"/>
-        <w:gridCol w:w="100"/>
-      </w:tblGrid>
-      <w:tr>
-        <w:tc>
-          <w:tcPr>
-            <w:tcW w:type="pct" w:w="20%"/>
-            <w:tcMar>
-              <w:top w:type="dxa" w:w="20"/>
-              <w:left w:type="dxa" w:w="40"/>
-              <w:bottom w:type="dxa" w:w="20"/>
-              <w:right w:type="dxa" w:w="40"/>
-            </w:tcMar>
-          </w:tcPr>
-          <w:p>
-            <w:pPr>
-              <w:keepNext w:val="false"/>
-              <w:spacing w:after="45" w:before="0" w:line="190"/>
-            </w:pPr>
-            <w:r>
-              <w:rPr>
-                <w:b/>
-                <w:bCs/>
-                <w:color w:val="203047"/>
-                <w:sz w:val="16"/>
-                <w:szCs w:val="16"/>
-              </w:rPr>
-              <w:t xml:space="preserve">Data &amp; Infra</w:t>
-            </w:r>
-          </w:p>
-        </w:tc>
-        <w:tc>
-          <w:tcPr>
-            <w:tcW w:type="pct" w:w="80%"/>
-            <w:tcMar>
-              <w:top w:type="dxa" w:w="20"/>
-              <w:left w:type="dxa" w:w="40"/>
-              <w:bottom w:type="dxa" w:w="20"/>
-              <w:right w:type="dxa" w:w="40"/>
-            </w:tcMar>
-          </w:tcPr>
-          <w:p>
-            <w:pPr>
-              <w:keepNext w:val="false"/>
-              <w:spacing w:after="45" w:before="0" w:line="190"/>
-            </w:pPr>
-            <w:r>
-              <w:rPr>
-                <w:color w:val="203047"/>
-                <w:sz w:val="16"/>
-                <w:szCs w:val="16"/>
-              </w:rPr>
-              <w:t xml:space="preserve">MySQL · PostgreSQL · Redis · Kafka</w:t>
-            </w:r>
-            <w:r>
-              <w:rPr>
-                <w:color w:val="203047"/>
-                <w:sz w:val="16"/>
-                <w:szCs w:val="16"/>
-              </w:rPr>
-              <w:t xml:space="preserve"/>
-            </w:r>
-            <w:r>
-              <w:rPr>
-                <w:color w:val="203047"/>
-                <w:sz w:val="16"/>
-                <w:szCs w:val="16"/>
-              </w:rPr>
-              <w:br/>
-              <w:t xml:space="preserve"/>
-            </w:r>
-            <w:r>
-              <w:rPr>
-                <w:color w:val="203047"/>
-                <w:sz w:val="16"/>
-                <w:szCs w:val="16"/>
-              </w:rPr>
-              <w:t xml:space="preserve">Docker · Docker Compose · GitHub Actions</w:t>
-            </w:r>
-          </w:p>
-        </w:tc>
-      </w:tr>
-    </w:tbl>
-    <w:p>
-      <w:pPr>
-        <w:spacing w:after="0" w:before="0" w:line="40"/>
-      </w:pPr>
-    </w:p>
-    <w:p>
-      <w:pPr>
         <w:keepNext/>
         <w:pBdr>
           <w:bottom w:val="single" w:color="6A80BD" w:sz="10" w:space="4"/>
@@ -2796,14 +3479,14 @@
                     <w:keepNext w:val="false"/>
                     <w:spacing w:after="45" w:before="0" w:line="190"/>
                   </w:pPr>
-                  <w:hyperlink w:history="1" r:id="rIdpfreou_evznamuk1xmipp">
+                  <w:hyperlink w:history="1" r:id="rIdqclr6uvhvwpi4p2olfpqh">
                     <w:r>
                       <w:drawing>
                         <wp:inline distT="0" distB="0" distL="0" distR="0">
                           <wp:extent cx="457200" cy="647700"/>
                           <wp:effectExtent t="0" r="0" b="0" l="0"/>
                           <wp:docPr id="1" name="" descr="" title="">
-                            <a:hlinkClick xmlns:a="http://schemas.openxmlformats.org/drawingml/2006/main" r:id="rIdpfreou_evznamuk1xmipp"/>
+                            <a:hlinkClick xmlns:a="http://schemas.openxmlformats.org/drawingml/2006/main" r:id="rIdqclr6uvhvwpi4p2olfpqh"/>
                           </wp:docPr>
                           <wp:cNvGraphicFramePr>
                             <a:graphicFrameLocks xmlns:a="http://schemas.openxmlformats.org/drawingml/2006/main" noChangeAspect="1"/>
@@ -2813,14 +3496,14 @@
                               <pic:pic xmlns:pic="http://schemas.openxmlformats.org/drawingml/2006/picture">
                                 <pic:nvPicPr>
                                   <pic:cNvPr id="0" name="" descr="">
-                                    <a:hlinkClick r:id="rIdpfreou_evznamuk1xmipp"/>
+                                    <a:hlinkClick r:id="rIdqclr6uvhvwpi4p2olfpqh"/>
                                   </pic:cNvPr>
                                   <pic:cNvPicPr>
                                     <a:picLocks noChangeAspect="1" noChangeArrowheads="1"/>
                                   </pic:cNvPicPr>
                                 </pic:nvPicPr>
                                 <pic:blipFill>
-                                  <a:blip r:embed="rId12" cstate="none"/>
+                                  <a:blip r:embed="rId13" cstate="none"/>
                                   <a:srcRect/>
                                   <a:stretch>
                                     <a:fillRect/>
@@ -2995,14 +3678,14 @@
                     <w:keepNext w:val="false"/>
                     <w:spacing w:after="45" w:before="0" w:line="190"/>
                   </w:pPr>
-                  <w:hyperlink w:history="1" r:id="rIdod2-heam6rm44wmtneipp">
+                  <w:hyperlink w:history="1" r:id="rId8ug61vt0dctoekxvyypvo">
                     <w:r>
                       <w:drawing>
                         <wp:inline distT="0" distB="0" distL="0" distR="0">
                           <wp:extent cx="457200" cy="647700"/>
                           <wp:effectExtent t="0" r="0" b="0" l="0"/>
                           <wp:docPr id="1" name="" descr="" title="">
-                            <a:hlinkClick xmlns:a="http://schemas.openxmlformats.org/drawingml/2006/main" r:id="rIdod2-heam6rm44wmtneipp"/>
+                            <a:hlinkClick xmlns:a="http://schemas.openxmlformats.org/drawingml/2006/main" r:id="rId8ug61vt0dctoekxvyypvo"/>
                           </wp:docPr>
                           <wp:cNvGraphicFramePr>
                             <a:graphicFrameLocks xmlns:a="http://schemas.openxmlformats.org/drawingml/2006/main" noChangeAspect="1"/>
@@ -3012,14 +3695,14 @@
                               <pic:pic xmlns:pic="http://schemas.openxmlformats.org/drawingml/2006/picture">
                                 <pic:nvPicPr>
                                   <pic:cNvPr id="0" name="" descr="">
-                                    <a:hlinkClick r:id="rIdod2-heam6rm44wmtneipp"/>
+                                    <a:hlinkClick r:id="rId8ug61vt0dctoekxvyypvo"/>
                                   </pic:cNvPr>
                                   <pic:cNvPicPr>
                                     <a:picLocks noChangeAspect="1" noChangeArrowheads="1"/>
                                   </pic:cNvPicPr>
                                 </pic:nvPicPr>
                                 <pic:blipFill>
-                                  <a:blip r:embed="rId13" cstate="none"/>
+                                  <a:blip r:embed="rId14" cstate="none"/>
                                   <a:srcRect/>
                                   <a:stretch>
                                     <a:fillRect/>
@@ -3194,14 +3877,14 @@
                     <w:keepNext w:val="false"/>
                     <w:spacing w:after="45" w:before="0" w:line="190"/>
                   </w:pPr>
-                  <w:hyperlink w:history="1" r:id="rIdwgx5xkjyonuvltc8rntdb">
+                  <w:hyperlink w:history="1" r:id="rIdwnvm4rv_-fdz7ijkpwemh">
                     <w:r>
                       <w:drawing>
                         <wp:inline distT="0" distB="0" distL="0" distR="0">
                           <wp:extent cx="457200" cy="647700"/>
                           <wp:effectExtent t="0" r="0" b="0" l="0"/>
                           <wp:docPr id="1" name="" descr="" title="">
-                            <a:hlinkClick xmlns:a="http://schemas.openxmlformats.org/drawingml/2006/main" r:id="rIdwgx5xkjyonuvltc8rntdb"/>
+                            <a:hlinkClick xmlns:a="http://schemas.openxmlformats.org/drawingml/2006/main" r:id="rIdwnvm4rv_-fdz7ijkpwemh"/>
                           </wp:docPr>
                           <wp:cNvGraphicFramePr>
                             <a:graphicFrameLocks xmlns:a="http://schemas.openxmlformats.org/drawingml/2006/main" noChangeAspect="1"/>
@@ -3211,14 +3894,14 @@
                               <pic:pic xmlns:pic="http://schemas.openxmlformats.org/drawingml/2006/picture">
                                 <pic:nvPicPr>
                                   <pic:cNvPr id="0" name="" descr="">
-                                    <a:hlinkClick r:id="rIdwgx5xkjyonuvltc8rntdb"/>
+                                    <a:hlinkClick r:id="rIdwnvm4rv_-fdz7ijkpwemh"/>
                                   </pic:cNvPr>
                                   <pic:cNvPicPr>
                                     <a:picLocks noChangeAspect="1" noChangeArrowheads="1"/>
                                   </pic:cNvPicPr>
                                 </pic:nvPicPr>
                                 <pic:blipFill>
-                                  <a:blip r:embed="rId14" cstate="none"/>
+                                  <a:blip r:embed="rId15" cstate="none"/>
                                   <a:srcRect/>
                                   <a:stretch>
                                     <a:fillRect/>
@@ -3393,14 +4076,14 @@
                     <w:keepNext w:val="false"/>
                     <w:spacing w:after="45" w:before="0" w:line="190"/>
                   </w:pPr>
-                  <w:hyperlink w:history="1" r:id="rIdctt9ikxe7zigo4jd52f_h">
+                  <w:hyperlink w:history="1" r:id="rId19-osq-cnr8vzfbhxw8xb">
                     <w:r>
                       <w:drawing>
                         <wp:inline distT="0" distB="0" distL="0" distR="0">
                           <wp:extent cx="457200" cy="647700"/>
                           <wp:effectExtent t="0" r="0" b="0" l="0"/>
                           <wp:docPr id="1" name="" descr="" title="">
-                            <a:hlinkClick xmlns:a="http://schemas.openxmlformats.org/drawingml/2006/main" r:id="rIdctt9ikxe7zigo4jd52f_h"/>
+                            <a:hlinkClick xmlns:a="http://schemas.openxmlformats.org/drawingml/2006/main" r:id="rId19-osq-cnr8vzfbhxw8xb"/>
                           </wp:docPr>
                           <wp:cNvGraphicFramePr>
                             <a:graphicFrameLocks xmlns:a="http://schemas.openxmlformats.org/drawingml/2006/main" noChangeAspect="1"/>
@@ -3410,14 +4093,14 @@
                               <pic:pic xmlns:pic="http://schemas.openxmlformats.org/drawingml/2006/picture">
                                 <pic:nvPicPr>
                                   <pic:cNvPr id="0" name="" descr="">
-                                    <a:hlinkClick r:id="rIdctt9ikxe7zigo4jd52f_h"/>
+                                    <a:hlinkClick r:id="rId19-osq-cnr8vzfbhxw8xb"/>
                                   </pic:cNvPr>
                                   <pic:cNvPicPr>
                                     <a:picLocks noChangeAspect="1" noChangeArrowheads="1"/>
                                   </pic:cNvPicPr>
                                 </pic:nvPicPr>
                                 <pic:blipFill>
-                                  <a:blip r:embed="rId15" cstate="none"/>
+                                  <a:blip r:embed="rId16" cstate="none"/>
                                   <a:srcRect/>
                                   <a:stretch>
                                     <a:fillRect/>
@@ -3509,7 +4192,7 @@
       </w:pPr>
     </w:p>
     <w:sectPr>
-      <w:footerReference w:type="default" r:id="rId9"/>
+      <w:footerReference w:type="default" r:id="rId10"/>
       <w:pgSz w:w="11906" w:h="16838" w:orient="portrait"/>
       <w:pgMar w:top="737" w:right="794" w:bottom="907" w:left="794" w:header="708" w:footer="454" w:gutter="0"/>
       <w:pgNumType/>
@@ -3633,6 +4316,42 @@
 </file>
 
 <file path=word/footer3.xml><?xml version="1.0" encoding="utf-8"?>
+<w:ftr xmlns:wpc="http://schemas.microsoft.com/office/word/2010/wordprocessingCanvas" xmlns:mc="http://schemas.openxmlformats.org/markup-compatibility/2006" xmlns:o="urn:schemas-microsoft-com:office:office" xmlns:r="http://schemas.openxmlformats.org/officeDocument/2006/relationships" xmlns:m="http://schemas.openxmlformats.org/officeDocument/2006/math" xmlns:v="urn:schemas-microsoft-com:vml" xmlns:wp14="http://schemas.microsoft.com/office/word/2010/wordprocessingDrawing" xmlns:wp="http://schemas.openxmlformats.org/drawingml/2006/wordprocessingDrawing" xmlns:w10="urn:schemas-microsoft-com:office:word" xmlns:w="http://schemas.openxmlformats.org/wordprocessingml/2006/main" xmlns:w14="http://schemas.microsoft.com/office/word/2010/wordml" xmlns:w15="http://schemas.microsoft.com/office/word/2012/wordml" xmlns:wpg="http://schemas.microsoft.com/office/word/2010/wordprocessingGroup" xmlns:wpi="http://schemas.microsoft.com/office/word/2010/wordprocessingInk" xmlns:wne="http://schemas.microsoft.com/office/word/2006/wordml" xmlns:wps="http://schemas.microsoft.com/office/word/2010/wordprocessingShape">
+  <w:p>
+    <w:pPr>
+      <w:tabs>
+        <w:tab w:val="right" w:pos="10318"/>
+      </w:tabs>
+    </w:pPr>
+    <w:r>
+      <w:rPr>
+        <w:color w:val="7D8DA3"/>
+        <w:sz w:val="14"/>
+        <w:szCs w:val="14"/>
+      </w:rPr>
+      <w:t xml:space="preserve">Jaehyeong Kim · Backend / AI Application Developer	</w:t>
+    </w:r>
+    <w:r>
+      <w:rPr>
+        <w:color w:val="7D8DA3"/>
+        <w:sz w:val="14"/>
+        <w:szCs w:val="14"/>
+      </w:rPr>
+      <w:fldChar w:fldCharType="begin"/>
+      <w:instrText xml:space="preserve">PAGE</w:instrText>
+      <w:fldChar w:fldCharType="separate"/>
+      <w:fldChar w:fldCharType="end"/>
+      <w:t xml:space="preserve"> / </w:t>
+      <w:fldChar w:fldCharType="begin"/>
+      <w:instrText xml:space="preserve">NUMPAGES</w:instrText>
+      <w:fldChar w:fldCharType="separate"/>
+      <w:fldChar w:fldCharType="end"/>
+    </w:r>
+  </w:p>
+</w:ftr>
+</file>
+
+<file path=word/footer4.xml><?xml version="1.0" encoding="utf-8"?>
 <w:ftr xmlns:wpc="http://schemas.microsoft.com/office/word/2010/wordprocessingCanvas" xmlns:mc="http://schemas.openxmlformats.org/markup-compatibility/2006" xmlns:o="urn:schemas-microsoft-com:office:office" xmlns:r="http://schemas.openxmlformats.org/officeDocument/2006/relationships" xmlns:m="http://schemas.openxmlformats.org/officeDocument/2006/math" xmlns:v="urn:schemas-microsoft-com:vml" xmlns:wp14="http://schemas.microsoft.com/office/word/2010/wordprocessingDrawing" xmlns:wp="http://schemas.openxmlformats.org/drawingml/2006/wordprocessingDrawing" xmlns:w10="urn:schemas-microsoft-com:office:word" xmlns:w="http://schemas.openxmlformats.org/wordprocessingml/2006/main" xmlns:w14="http://schemas.microsoft.com/office/word/2010/wordml" xmlns:w15="http://schemas.microsoft.com/office/word/2012/wordml" xmlns:wpg="http://schemas.microsoft.com/office/word/2010/wordprocessingGroup" xmlns:wpi="http://schemas.microsoft.com/office/word/2010/wordprocessingInk" xmlns:wne="http://schemas.microsoft.com/office/word/2006/wordml" xmlns:wps="http://schemas.microsoft.com/office/word/2010/wordprocessingShape">
   <w:p>
     <w:pPr>

--- a/site/en/resume.docx
+++ b/site/en/resume.docx
@@ -80,7 +80,7 @@
               <w:keepNext w:val="false"/>
               <w:spacing w:after="45" w:before="0" w:line="190"/>
             </w:pPr>
-            <w:hyperlink w:history="1" r:id="rIdhjgoznckacxffwcnwrvy3">
+            <w:hyperlink w:history="1" r:id="rIdtdegvh0ojev83vyqwr725">
               <w:r>
                 <w:rPr>
                   <w:color w:val="315CBB"/>
@@ -98,7 +98,7 @@
               </w:rPr>
               <w:t xml:space="preserve">   </w:t>
             </w:r>
-            <w:hyperlink w:history="1" r:id="rIdeivb4kyiliwlmsggdsf1n">
+            <w:hyperlink w:history="1" r:id="rIdlg7yysz2kysesykm0ymuz">
               <w:r>
                 <w:rPr>
                   <w:color w:val="315CBB"/>
@@ -116,7 +116,7 @@
               </w:rPr>
               <w:t xml:space="preserve">   </w:t>
             </w:r>
-            <w:hyperlink w:history="1" r:id="rIdc9-neugndbyrdswr9ciho">
+            <w:hyperlink w:history="1" r:id="rIdkxwirx1_usczahbiwvlw_">
               <w:r>
                 <w:rPr>
                   <w:color w:val="315CBB"/>
@@ -134,7 +134,7 @@
               </w:rPr>
               <w:t xml:space="preserve">   </w:t>
             </w:r>
-            <w:hyperlink w:history="1" r:id="rIdjlrcvfkcbjsoffsdmc8j5">
+            <w:hyperlink w:history="1" r:id="rIdz8vt0qxrqtyr2zodkhrsl">
               <w:r>
                 <w:rPr>
                   <w:color w:val="315CBB"/>
@@ -422,7 +422,7 @@
               <w:keepNext w:val="false"/>
               <w:spacing w:after="45" w:before="0" w:line="190"/>
             </w:pPr>
-            <w:hyperlink w:history="1" r:id="rIdalytpexgd-79anl7bnnx3">
+            <w:hyperlink w:history="1" r:id="rIdbkjmqqads8urixwy8ibvz">
               <w:r>
                 <w:rPr>
                   <w:color w:val="315CBB"/>
@@ -440,7 +440,7 @@
               </w:rPr>
               <w:t xml:space="preserve">   </w:t>
             </w:r>
-            <w:hyperlink w:history="1" r:id="rIdhnz75nvq6k5ymyfbifkrr">
+            <w:hyperlink w:history="1" r:id="rIdp4jxpfodptyz9r7htntlr">
               <w:r>
                 <w:rPr>
                   <w:color w:val="315CBB"/>
@@ -524,24 +524,15 @@
                 <w:sz w:val="16"/>
                 <w:szCs w:val="16"/>
               </w:rPr>
-              <w:t xml:space="preserve">Problem</w:t>
-            </w:r>
-            <w:r>
-              <w:rPr>
-                <w:color w:val="203047"/>
-                <w:sz w:val="16"/>
-                <w:szCs w:val="16"/>
-              </w:rPr>
-              <w:t xml:space="preserve"/>
-            </w:r>
-            <w:r>
-              <w:rPr>
-                <w:color w:val="203047"/>
-                <w:sz w:val="16"/>
-                <w:szCs w:val="16"/>
-              </w:rPr>
-              <w:br/>
-              <w:t xml:space="preserve">Open-source conversion damaged tables and equations; full AI conversion still had errors and high API usage.</w:t>
+              <w:t xml:space="preserve">Problem:</w:t>
+            </w:r>
+            <w:r>
+              <w:rPr>
+                <w:color w:val="203047"/>
+                <w:sz w:val="16"/>
+                <w:szCs w:val="16"/>
+              </w:rPr>
+              <w:t xml:space="preserve"> Open-source conversion damaged tables and equations; full AI conversion still had errors and high API usage.</w:t>
             </w:r>
             <w:r>
               <w:rPr>
@@ -560,24 +551,15 @@
                 <w:sz w:val="16"/>
                 <w:szCs w:val="16"/>
               </w:rPr>
-              <w:t xml:space="preserve">Solution</w:t>
-            </w:r>
-            <w:r>
-              <w:rPr>
-                <w:color w:val="203047"/>
-                <w:sz w:val="16"/>
-                <w:szCs w:val="16"/>
-              </w:rPr>
-              <w:t xml:space="preserve"/>
-            </w:r>
-            <w:r>
-              <w:rPr>
-                <w:color w:val="203047"/>
-                <w:sz w:val="16"/>
-                <w:szCs w:val="16"/>
-              </w:rPr>
-              <w:br/>
-              <w:t xml:space="preserve">Compared PDF tools and adopted AnyDoc. Repaired damaged text with AI, processed tables and equations separately, and preserved original figures.</w:t>
+              <w:t xml:space="preserve">Solution:</w:t>
+            </w:r>
+            <w:r>
+              <w:rPr>
+                <w:color w:val="203047"/>
+                <w:sz w:val="16"/>
+                <w:szCs w:val="16"/>
+              </w:rPr>
+              <w:t xml:space="preserve"> Compared PDF tools and adopted AnyDoc. Repaired damaged text with AI, processed tables and equations separately, and preserved original figures.</w:t>
             </w:r>
             <w:r>
               <w:rPr>
@@ -596,24 +578,15 @@
                 <w:sz w:val="16"/>
                 <w:szCs w:val="16"/>
               </w:rPr>
-              <w:t xml:space="preserve">Result</w:t>
-            </w:r>
-            <w:r>
-              <w:rPr>
-                <w:color w:val="203047"/>
-                <w:sz w:val="16"/>
-                <w:szCs w:val="16"/>
-              </w:rPr>
-              <w:t xml:space="preserve"/>
-            </w:r>
-            <w:r>
-              <w:rPr>
-                <w:color w:val="203047"/>
-                <w:sz w:val="16"/>
-                <w:szCs w:val="16"/>
-              </w:rPr>
-              <w:br/>
-              <w:t xml:space="preserve">Internal pass rate on 30 PDF pages improved from 45.17% to 89.89%.</w:t>
+              <w:t xml:space="preserve">Result:</w:t>
+            </w:r>
+            <w:r>
+              <w:rPr>
+                <w:color w:val="203047"/>
+                <w:sz w:val="16"/>
+                <w:szCs w:val="16"/>
+              </w:rPr>
+              <w:t xml:space="preserve"> Internal pass rate on 30 PDF pages improved from 45.17% to 89.89%.</w:t>
             </w:r>
           </w:p>
           <w:p>
@@ -651,24 +624,15 @@
                 <w:sz w:val="16"/>
                 <w:szCs w:val="16"/>
               </w:rPr>
-              <w:t xml:space="preserve">Problem</w:t>
-            </w:r>
-            <w:r>
-              <w:rPr>
-                <w:color w:val="203047"/>
-                <w:sz w:val="16"/>
-                <w:szCs w:val="16"/>
-              </w:rPr>
-              <w:t xml:space="preserve"/>
-            </w:r>
-            <w:r>
-              <w:rPr>
-                <w:color w:val="203047"/>
-                <w:sz w:val="16"/>
-                <w:szCs w:val="16"/>
-              </w:rPr>
-              <w:br/>
-              <w:t xml:space="preserve">Later documents waited for earlier external AI responses.</w:t>
+              <w:t xml:space="preserve">Problem:</w:t>
+            </w:r>
+            <w:r>
+              <w:rPr>
+                <w:color w:val="203047"/>
+                <w:sz w:val="16"/>
+                <w:szCs w:val="16"/>
+              </w:rPr>
+              <w:t xml:space="preserve"> Later documents waited for earlier external AI responses.</w:t>
             </w:r>
             <w:r>
               <w:rPr>
@@ -687,24 +651,15 @@
                 <w:sz w:val="16"/>
                 <w:szCs w:val="16"/>
               </w:rPr>
-              <w:t xml:space="preserve">Solution</w:t>
-            </w:r>
-            <w:r>
-              <w:rPr>
-                <w:color w:val="203047"/>
-                <w:sz w:val="16"/>
-                <w:szCs w:val="16"/>
-              </w:rPr>
-              <w:t xml:space="preserve"/>
-            </w:r>
-            <w:r>
-              <w:rPr>
-                <w:color w:val="203047"/>
-                <w:sz w:val="16"/>
-                <w:szCs w:val="16"/>
-              </w:rPr>
-              <w:br/>
-              <w:t xml:space="preserve">Compared worker counts and requests per worker. Capped workers at 4 to manage memory; rejected extra concurrency and GPU parallelism that slowed processing.</w:t>
+              <w:t xml:space="preserve">Solution:</w:t>
+            </w:r>
+            <w:r>
+              <w:rPr>
+                <w:color w:val="203047"/>
+                <w:sz w:val="16"/>
+                <w:szCs w:val="16"/>
+              </w:rPr>
+              <w:t xml:space="preserve"> Compared worker counts and requests per worker. Capped workers at 4 to manage memory; rejected extra concurrency and GPU parallelism that slowed processing.</w:t>
             </w:r>
             <w:r>
               <w:rPr>
@@ -723,24 +678,15 @@
                 <w:sz w:val="16"/>
                 <w:szCs w:val="16"/>
               </w:rPr>
-              <w:t xml:space="preserve">Result</w:t>
-            </w:r>
-            <w:r>
-              <w:rPr>
-                <w:color w:val="203047"/>
-                <w:sz w:val="16"/>
-                <w:szCs w:val="16"/>
-              </w:rPr>
-              <w:t xml:space="preserve"/>
-            </w:r>
-            <w:r>
-              <w:rPr>
-                <w:color w:val="203047"/>
-                <w:sz w:val="16"/>
-                <w:szCs w:val="16"/>
-              </w:rPr>
-              <w:br/>
-              <w:t xml:space="preserve">Analysis of 4 documents fell from 282.11s to 73.89s (about 74% less).</w:t>
+              <w:t xml:space="preserve">Result:</w:t>
+            </w:r>
+            <w:r>
+              <w:rPr>
+                <w:color w:val="203047"/>
+                <w:sz w:val="16"/>
+                <w:szCs w:val="16"/>
+              </w:rPr>
+              <w:t xml:space="preserve"> Analysis of 4 documents fell from 282.11s to 73.89s (about 74% less).</w:t>
             </w:r>
           </w:p>
           <w:p>
@@ -808,24 +754,15 @@
                 <w:sz w:val="16"/>
                 <w:szCs w:val="16"/>
               </w:rPr>
-              <w:t xml:space="preserve">Problem</w:t>
-            </w:r>
-            <w:r>
-              <w:rPr>
-                <w:color w:val="203047"/>
-                <w:sz w:val="16"/>
-                <w:szCs w:val="16"/>
-              </w:rPr>
-              <w:t xml:space="preserve"/>
-            </w:r>
-            <w:r>
-              <w:rPr>
-                <w:color w:val="203047"/>
-                <w:sz w:val="16"/>
-                <w:szCs w:val="16"/>
-              </w:rPr>
-              <w:br/>
-              <w:t xml:space="preserve">Retrieval missed required facts and returned evidence for unanswerable questions.</w:t>
+              <w:t xml:space="preserve">Problem:</w:t>
+            </w:r>
+            <w:r>
+              <w:rPr>
+                <w:color w:val="203047"/>
+                <w:sz w:val="16"/>
+                <w:szCs w:val="16"/>
+              </w:rPr>
+              <w:t xml:space="preserve"> Retrieval missed required facts and returned evidence for unanswerable questions.</w:t>
             </w:r>
             <w:r>
               <w:rPr>
@@ -844,24 +781,15 @@
                 <w:sz w:val="16"/>
                 <w:szCs w:val="16"/>
               </w:rPr>
-              <w:t xml:space="preserve">Solution</w:t>
-            </w:r>
-            <w:r>
-              <w:rPr>
-                <w:color w:val="203047"/>
-                <w:sz w:val="16"/>
-                <w:szCs w:val="16"/>
-              </w:rPr>
-              <w:t xml:space="preserve"/>
-            </w:r>
-            <w:r>
-              <w:rPr>
-                <w:color w:val="203047"/>
-                <w:sz w:val="16"/>
-                <w:szCs w:val="16"/>
-              </w:rPr>
-              <w:br/>
-              <w:t xml:space="preserve">Applied Jev after routing tests, then controlled candidates and return limits after a full-corpus trial. Tuned to 300 candidates and up to 4 parallel batches.</w:t>
+              <w:t xml:space="preserve">Solution:</w:t>
+            </w:r>
+            <w:r>
+              <w:rPr>
+                <w:color w:val="203047"/>
+                <w:sz w:val="16"/>
+                <w:szCs w:val="16"/>
+              </w:rPr>
+              <w:t xml:space="preserve"> Applied Jev after routing tests, then controlled candidates and return limits after a full-corpus trial. Tuned to 300 candidates and up to 4 parallel batches.</w:t>
             </w:r>
             <w:r>
               <w:rPr>
@@ -880,24 +808,15 @@
                 <w:sz w:val="16"/>
                 <w:szCs w:val="16"/>
               </w:rPr>
-              <w:t xml:space="preserve">Result</w:t>
-            </w:r>
-            <w:r>
-              <w:rPr>
-                <w:color w:val="203047"/>
-                <w:sz w:val="16"/>
-                <w:szCs w:val="16"/>
-              </w:rPr>
-              <w:t xml:space="preserve"/>
-            </w:r>
-            <w:r>
-              <w:rPr>
-                <w:color w:val="203047"/>
-                <w:sz w:val="16"/>
-                <w:szCs w:val="16"/>
-              </w:rPr>
-              <w:br/>
-              <w:t xml:space="preserve">Across 9 papers, coverage on 80 answerable questions rose from 66.25% to 91.25%. False evidence returns on 20 unanswerable questions fell from 20 to 0. Median time before/after Jev tuning: 9.090s → 2.251s.</w:t>
+              <w:t xml:space="preserve">Result:</w:t>
+            </w:r>
+            <w:r>
+              <w:rPr>
+                <w:color w:val="203047"/>
+                <w:sz w:val="16"/>
+                <w:szCs w:val="16"/>
+              </w:rPr>
+              <w:t xml:space="preserve"> Across 9 papers, coverage on 80 answerable questions rose from 66.25% to 91.25%. False evidence returns on 20 unanswerable questions fell from 20 to 0. Median time before/after Jev tuning: 9.090s → 2.251s.</w:t>
             </w:r>
           </w:p>
         </w:tc>
@@ -1105,24 +1024,15 @@
                 <w:sz w:val="16"/>
                 <w:szCs w:val="16"/>
               </w:rPr>
-              <w:t xml:space="preserve">Problem</w:t>
-            </w:r>
-            <w:r>
-              <w:rPr>
-                <w:color w:val="203047"/>
-                <w:sz w:val="16"/>
-                <w:szCs w:val="16"/>
-              </w:rPr>
-              <w:t xml:space="preserve"/>
-            </w:r>
-            <w:r>
-              <w:rPr>
-                <w:color w:val="203047"/>
-                <w:sz w:val="16"/>
-                <w:szCs w:val="16"/>
-              </w:rPr>
-              <w:br/>
-              <w:t xml:space="preserve">Developers cannot build every recurring workflow users need.</w:t>
+              <w:t xml:space="preserve">Problem:</w:t>
+            </w:r>
+            <w:r>
+              <w:rPr>
+                <w:color w:val="203047"/>
+                <w:sz w:val="16"/>
+                <w:szCs w:val="16"/>
+              </w:rPr>
+              <w:t xml:space="preserve"> Developers cannot build every recurring workflow users need.</w:t>
             </w:r>
             <w:r>
               <w:rPr>
@@ -1141,24 +1051,15 @@
                 <w:sz w:val="16"/>
                 <w:szCs w:val="16"/>
               </w:rPr>
-              <w:t xml:space="preserve">Solution</w:t>
-            </w:r>
-            <w:r>
-              <w:rPr>
-                <w:color w:val="203047"/>
-                <w:sz w:val="16"/>
-                <w:szCs w:val="16"/>
-              </w:rPr>
-              <w:t xml:space="preserve"/>
-            </w:r>
-            <w:r>
-              <w:rPr>
-                <w:color w:val="203047"/>
-                <w:sz w:val="16"/>
-                <w:szCs w:val="16"/>
-              </w:rPr>
-              <w:br/>
-              <w:t xml:space="preserve">Built drafting, review and publishing of natural-language instructions, with checks against bypassing permissions or approval. Document changes require separate preview and approval.</w:t>
+              <w:t xml:space="preserve">Solution:</w:t>
+            </w:r>
+            <w:r>
+              <w:rPr>
+                <w:color w:val="203047"/>
+                <w:sz w:val="16"/>
+                <w:szCs w:val="16"/>
+              </w:rPr>
+              <w:t xml:space="preserve"> Built drafting, review and publishing of natural-language instructions, with checks against bypassing permissions or approval. Document changes require separate preview and approval.</w:t>
             </w:r>
             <w:r>
               <w:rPr>
@@ -1177,24 +1078,15 @@
                 <w:sz w:val="16"/>
                 <w:szCs w:val="16"/>
               </w:rPr>
-              <w:t xml:space="preserve">Result</w:t>
-            </w:r>
-            <w:r>
-              <w:rPr>
-                <w:color w:val="203047"/>
-                <w:sz w:val="16"/>
-                <w:szCs w:val="16"/>
-              </w:rPr>
-              <w:t xml:space="preserve"/>
-            </w:r>
-            <w:r>
-              <w:rPr>
-                <w:color w:val="203047"/>
-                <w:sz w:val="16"/>
-                <w:szCs w:val="16"/>
-              </w:rPr>
-              <w:br/>
-              <w:t xml:space="preserve">Published Skills became available to the Agent. In a 6-document check, no changes occurred before approval; 3 folders were created and documents moved afterward.</w:t>
+              <w:t xml:space="preserve">Result:</w:t>
+            </w:r>
+            <w:r>
+              <w:rPr>
+                <w:color w:val="203047"/>
+                <w:sz w:val="16"/>
+                <w:szCs w:val="16"/>
+              </w:rPr>
+              <w:t xml:space="preserve"> Published Skills became available to the Agent. In a 6-document check, no changes occurred before approval; 3 folders were created and documents moved afterward.</w:t>
             </w:r>
           </w:p>
           <w:p>
@@ -1232,24 +1124,15 @@
                 <w:sz w:val="16"/>
                 <w:szCs w:val="16"/>
               </w:rPr>
-              <w:t xml:space="preserve">Problem</w:t>
-            </w:r>
-            <w:r>
-              <w:rPr>
-                <w:color w:val="203047"/>
-                <w:sz w:val="16"/>
-                <w:szCs w:val="16"/>
-              </w:rPr>
-              <w:t xml:space="preserve"/>
-            </w:r>
-            <w:r>
-              <w:rPr>
-                <w:color w:val="203047"/>
-                <w:sz w:val="16"/>
-                <w:szCs w:val="16"/>
-              </w:rPr>
-              <w:br/>
-              <w:t xml:space="preserve">Misclassifying questions as edits led to the wrong action.</w:t>
+              <w:t xml:space="preserve">Problem:</w:t>
+            </w:r>
+            <w:r>
+              <w:rPr>
+                <w:color w:val="203047"/>
+                <w:sz w:val="16"/>
+                <w:szCs w:val="16"/>
+              </w:rPr>
+              <w:t xml:space="preserve"> Misclassifying questions as edits led to the wrong action.</w:t>
             </w:r>
             <w:r>
               <w:rPr>
@@ -1268,24 +1151,15 @@
                 <w:sz w:val="16"/>
                 <w:szCs w:val="16"/>
               </w:rPr>
-              <w:t xml:space="preserve">Solution</w:t>
-            </w:r>
-            <w:r>
-              <w:rPr>
-                <w:color w:val="203047"/>
-                <w:sz w:val="16"/>
-                <w:szCs w:val="16"/>
-              </w:rPr>
-              <w:t xml:space="preserve"/>
-            </w:r>
-            <w:r>
-              <w:rPr>
-                <w:color w:val="203047"/>
-                <w:sz w:val="16"/>
-                <w:szCs w:val="16"/>
-              </w:rPr>
-              <w:br/>
-              <w:t xml:space="preserve">Applied Jev to select task types and additional conditions for questions, edits, document creation and folder organization.</w:t>
+              <w:t xml:space="preserve">Solution:</w:t>
+            </w:r>
+            <w:r>
+              <w:rPr>
+                <w:color w:val="203047"/>
+                <w:sz w:val="16"/>
+                <w:szCs w:val="16"/>
+              </w:rPr>
+              <w:t xml:space="preserve"> Applied Jev to select task types and additional conditions for questions, edits, document creation and folder organization.</w:t>
             </w:r>
             <w:r>
               <w:rPr>
@@ -1304,24 +1178,15 @@
                 <w:sz w:val="16"/>
                 <w:szCs w:val="16"/>
               </w:rPr>
-              <w:t xml:space="preserve">Result</w:t>
-            </w:r>
-            <w:r>
-              <w:rPr>
-                <w:color w:val="203047"/>
-                <w:sz w:val="16"/>
-                <w:szCs w:val="16"/>
-              </w:rPr>
-              <w:t xml:space="preserve"/>
-            </w:r>
-            <w:r>
-              <w:rPr>
-                <w:color w:val="203047"/>
-                <w:sz w:val="16"/>
-                <w:szCs w:val="16"/>
-              </w:rPr>
-              <w:br/>
-              <w:t xml:space="preserve">Fully correct decisions on the same 98 requests rose from 77 to 81. Median decision time fell from 8.967s to 0.658s.</w:t>
+              <w:t xml:space="preserve">Result:</w:t>
+            </w:r>
+            <w:r>
+              <w:rPr>
+                <w:color w:val="203047"/>
+                <w:sz w:val="16"/>
+                <w:szCs w:val="16"/>
+              </w:rPr>
+              <w:t xml:space="preserve"> Fully correct decisions on the same 98 requests rose from 77 to 81. Median decision time fell from 8.967s to 0.658s.</w:t>
             </w:r>
           </w:p>
           <w:p>
@@ -1406,7 +1271,7 @@
               <w:keepNext w:val="false"/>
               <w:spacing w:after="45" w:before="0" w:line="190"/>
             </w:pPr>
-            <w:hyperlink w:history="1" r:id="rIdw_yqucaur_0kefkhgzjr4">
+            <w:hyperlink w:history="1" r:id="rId_ohcdz46lhpbufp9bv8tr">
               <w:r>
                 <w:rPr>
                   <w:color w:val="315CBB"/>
@@ -1424,7 +1289,7 @@
               </w:rPr>
               <w:t xml:space="preserve">   </w:t>
             </w:r>
-            <w:hyperlink w:history="1" r:id="rIdipuxac32_isj2kvumpjhc">
+            <w:hyperlink w:history="1" r:id="rId9ubwkxs0slseqcpwiib0t">
               <w:r>
                 <w:rPr>
                   <w:color w:val="315CBB"/>
@@ -1442,7 +1307,7 @@
               </w:rPr>
               <w:t xml:space="preserve">   </w:t>
             </w:r>
-            <w:hyperlink w:history="1" r:id="rIdln6lcdcy25kusdqfbihg0">
+            <w:hyperlink w:history="1" r:id="rIdtxadosqt89qvpkaenu19d">
               <w:r>
                 <w:rPr>
                   <w:color w:val="315CBB"/>
@@ -1460,7 +1325,7 @@
               </w:rPr>
               <w:t xml:space="preserve">   </w:t>
             </w:r>
-            <w:hyperlink w:history="1" r:id="rId2otgpegvcyamu51_hihn3">
+            <w:hyperlink w:history="1" r:id="rIdoodiremeybhoj0yak7ajm">
               <w:r>
                 <w:rPr>
                   <w:color w:val="315CBB"/>
@@ -1615,7 +1480,7 @@
               <w:br/>
               <w:t xml:space="preserve"/>
             </w:r>
-            <w:hyperlink w:history="1" r:id="rIdkyel9iw6nu2xtz3fneqgy">
+            <w:hyperlink w:history="1" r:id="rId6ap_ffnxmmmkyfruim9tl">
               <w:r>
                 <w:rPr>
                   <w:color w:val="315CBB"/>
@@ -1625,7 +1490,7 @@
                 <w:t xml:space="preserve">Personal shopping project · Login ↗</w:t>
               </w:r>
             </w:hyperlink>
-            <w:hyperlink w:history="1" r:id="rIdnpbluupftioqtj6k1ekqq">
+            <w:hyperlink w:history="1" r:id="rIdixoa1nuf6_zxy2nr3yb9r">
               <w:r>
                 <w:rPr>
                   <w:color w:val="315CBB"/>
@@ -2036,7 +1901,7 @@
               <w:keepNext w:val="false"/>
               <w:spacing w:after="45" w:before="0" w:line="190"/>
             </w:pPr>
-            <w:hyperlink w:history="1" r:id="rIdazomc58stmp_hflk4vbyc">
+            <w:hyperlink w:history="1" r:id="rIdntw3fzo06pxaufbmgn9e7">
               <w:r>
                 <w:rPr>
                   <w:color w:val="315CBB"/>
@@ -2090,24 +1955,15 @@
                 <w:sz w:val="16"/>
                 <w:szCs w:val="16"/>
               </w:rPr>
-              <w:t xml:space="preserve">Problem</w:t>
-            </w:r>
-            <w:r>
-              <w:rPr>
-                <w:color w:val="203047"/>
-                <w:sz w:val="16"/>
-                <w:szCs w:val="16"/>
-              </w:rPr>
-              <w:t xml:space="preserve"/>
-            </w:r>
-            <w:r>
-              <w:rPr>
-                <w:color w:val="203047"/>
-                <w:sz w:val="16"/>
-                <w:szCs w:val="16"/>
-              </w:rPr>
-              <w:br/>
-              <w:t xml:space="preserve">Converting all 44,000 drug records was estimated to cost about $200 in API calls.</w:t>
+              <w:t xml:space="preserve">Problem:</w:t>
+            </w:r>
+            <w:r>
+              <w:rPr>
+                <w:color w:val="203047"/>
+                <w:sz w:val="16"/>
+                <w:szCs w:val="16"/>
+              </w:rPr>
+              <w:t xml:space="preserve"> Converting all 44,000 drug records was estimated to cost about $200 in API calls.</w:t>
             </w:r>
             <w:r>
               <w:rPr>
@@ -2126,24 +1982,15 @@
                 <w:sz w:val="16"/>
                 <w:szCs w:val="16"/>
               </w:rPr>
-              <w:t xml:space="preserve">Solution</w:t>
-            </w:r>
-            <w:r>
-              <w:rPr>
-                <w:color w:val="203047"/>
-                <w:sz w:val="16"/>
-                <w:szCs w:val="16"/>
-              </w:rPr>
-              <w:t xml:space="preserve"/>
-            </w:r>
-            <w:r>
-              <w:rPr>
-                <w:color w:val="203047"/>
-                <w:sz w:val="16"/>
-                <w:szCs w:val="16"/>
-              </w:rPr>
-              <w:br/>
-              <w:t xml:space="preserve">Removed exact duplicates, then semantically equivalent sentences. Filled the missing 5% with ingredient-specific precautions, converted via GPT Batch API and mapped results back to each drug.</w:t>
+              <w:t xml:space="preserve">Solution:</w:t>
+            </w:r>
+            <w:r>
+              <w:rPr>
+                <w:color w:val="203047"/>
+                <w:sz w:val="16"/>
+                <w:szCs w:val="16"/>
+              </w:rPr>
+              <w:t xml:space="preserve"> Removed exact duplicates, then semantically equivalent sentences. Filled the missing 5% with ingredient-specific precautions, converted via GPT Batch API and mapped results back to each drug.</w:t>
             </w:r>
           </w:p>
           <w:p>
@@ -2159,24 +2006,15 @@
                 <w:sz w:val="16"/>
                 <w:szCs w:val="16"/>
               </w:rPr>
-              <w:t xml:space="preserve">Result</w:t>
-            </w:r>
-            <w:r>
-              <w:rPr>
-                <w:color w:val="203047"/>
-                <w:sz w:val="16"/>
-                <w:szCs w:val="16"/>
-              </w:rPr>
-              <w:t xml:space="preserve"/>
-            </w:r>
-            <w:r>
-              <w:rPr>
-                <w:color w:val="203047"/>
-                <w:sz w:val="16"/>
-                <w:szCs w:val="16"/>
-              </w:rPr>
-              <w:br/>
-              <w:t xml:space="preserve">Conversion input shrank from 1GB to 326MB. Actual API spending was $11.18 versus about $200 estimated for all original text.</w:t>
+              <w:t xml:space="preserve">Result:</w:t>
+            </w:r>
+            <w:r>
+              <w:rPr>
+                <w:color w:val="203047"/>
+                <w:sz w:val="16"/>
+                <w:szCs w:val="16"/>
+              </w:rPr>
+              <w:t xml:space="preserve"> Conversion input shrank from 1GB to 326MB. Actual API spending was $11.18 versus about $200 estimated for all original text.</w:t>
             </w:r>
           </w:p>
           <w:p>
@@ -2241,24 +2079,15 @@
                 <w:sz w:val="16"/>
                 <w:szCs w:val="16"/>
               </w:rPr>
-              <w:t xml:space="preserve">Problem</w:t>
-            </w:r>
-            <w:r>
-              <w:rPr>
-                <w:color w:val="203047"/>
-                <w:sz w:val="16"/>
-                <w:szCs w:val="16"/>
-              </w:rPr>
-              <w:t xml:space="preserve"/>
-            </w:r>
-            <w:r>
-              <w:rPr>
-                <w:color w:val="203047"/>
-                <w:sz w:val="16"/>
-                <w:szCs w:val="16"/>
-              </w:rPr>
-              <w:br/>
-              <w:t xml:space="preserve">Everyday symptom language differed from drug indications, while sensitive health data needed to stay out of external AI inputs.</w:t>
+              <w:t xml:space="preserve">Problem:</w:t>
+            </w:r>
+            <w:r>
+              <w:rPr>
+                <w:color w:val="203047"/>
+                <w:sz w:val="16"/>
+                <w:szCs w:val="16"/>
+              </w:rPr>
+              <w:t xml:space="preserve"> Everyday symptom language differed from drug indications, while sensitive health data needed to stay out of external AI inputs.</w:t>
             </w:r>
             <w:r>
               <w:rPr>
@@ -2277,24 +2106,15 @@
                 <w:sz w:val="16"/>
                 <w:szCs w:val="16"/>
               </w:rPr>
-              <w:t xml:space="preserve">Solution</w:t>
-            </w:r>
-            <w:r>
-              <w:rPr>
-                <w:color w:val="203047"/>
-                <w:sz w:val="16"/>
-                <w:szCs w:val="16"/>
-              </w:rPr>
-              <w:t xml:space="preserve"/>
-            </w:r>
-            <w:r>
-              <w:rPr>
-                <w:color w:val="203047"/>
-                <w:sz w:val="16"/>
-                <w:szCs w:val="16"/>
-              </w:rPr>
-              <w:br/>
-              <w:t xml:space="preserve">Used Weaviate semantic search and AI orchestration for drug discovery, medication risks and dosage. Evaluated pregnancy, current medications and underlying conditions in internal code.</w:t>
+              <w:t xml:space="preserve">Solution:</w:t>
+            </w:r>
+            <w:r>
+              <w:rPr>
+                <w:color w:val="203047"/>
+                <w:sz w:val="16"/>
+                <w:szCs w:val="16"/>
+              </w:rPr>
+              <w:t xml:space="preserve"> Used Weaviate semantic search and AI orchestration for drug discovery, medication risks and dosage. Evaluated pregnancy, current medications and underlying conditions in internal code.</w:t>
             </w:r>
             <w:r>
               <w:rPr>
@@ -2313,24 +2133,15 @@
                 <w:sz w:val="16"/>
                 <w:szCs w:val="16"/>
               </w:rPr>
-              <w:t xml:space="preserve">Result</w:t>
-            </w:r>
-            <w:r>
-              <w:rPr>
-                <w:color w:val="203047"/>
-                <w:sz w:val="16"/>
-                <w:szCs w:val="16"/>
-              </w:rPr>
-              <w:t xml:space="preserve"/>
-            </w:r>
-            <w:r>
-              <w:rPr>
-                <w:color w:val="203047"/>
-                <w:sz w:val="16"/>
-                <w:szCs w:val="16"/>
-              </w:rPr>
-              <w:br/>
-              <w:t xml:space="preserve">Implemented personalized symptom-based search while excluding those profile fields from external LLM inputs.</w:t>
+              <w:t xml:space="preserve">Result:</w:t>
+            </w:r>
+            <w:r>
+              <w:rPr>
+                <w:color w:val="203047"/>
+                <w:sz w:val="16"/>
+                <w:szCs w:val="16"/>
+              </w:rPr>
+              <w:t xml:space="preserve"> Implemented personalized symptom-based search while excluding those profile fields from external LLM inputs.</w:t>
             </w:r>
           </w:p>
           <w:p>
@@ -2439,7 +2250,7 @@
               <w:keepNext w:val="false"/>
               <w:spacing w:after="45" w:before="0" w:line="190"/>
             </w:pPr>
-            <w:hyperlink w:history="1" r:id="rIdnadyipt6hbrejgtn16ser">
+            <w:hyperlink w:history="1" r:id="rIdf9rex4vzlgldmes2rpau1">
               <w:r>
                 <w:rPr>
                   <w:color w:val="315CBB"/>
@@ -2457,7 +2268,7 @@
               </w:rPr>
               <w:t xml:space="preserve">   </w:t>
             </w:r>
-            <w:hyperlink w:history="1" r:id="rIdx7yjjsqrx7ciijmhfkp33">
+            <w:hyperlink w:history="1" r:id="rIdpkmorllyec-y-jrfqh2l3">
               <w:r>
                 <w:rPr>
                   <w:color w:val="315CBB"/>
@@ -2612,7 +2423,7 @@
               <w:keepNext w:val="false"/>
               <w:spacing w:after="45" w:before="0" w:line="190"/>
             </w:pPr>
-            <w:hyperlink w:history="1" r:id="rIddcauywpzkloyopyemxvvo">
+            <w:hyperlink w:history="1" r:id="rIdnd8lfv21_r0vlkpsapx9p">
               <w:r>
                 <w:rPr>
                   <w:color w:val="315CBB"/>
@@ -2630,7 +2441,7 @@
               </w:rPr>
               <w:t xml:space="preserve">   </w:t>
             </w:r>
-            <w:hyperlink w:history="1" r:id="rIdwhx6iad1dxdw0loyxsg9u">
+            <w:hyperlink w:history="1" r:id="rIdf1whgb4ueq72igd26qotd">
               <w:r>
                 <w:rPr>
                   <w:color w:val="315CBB"/>
@@ -2648,7 +2459,7 @@
               </w:rPr>
               <w:t xml:space="preserve">   </w:t>
             </w:r>
-            <w:hyperlink w:history="1" r:id="rIdosynzkkxhitq4tnimuqnr">
+            <w:hyperlink w:history="1" r:id="rIdjkq7j7pgqjb5deogzi5hh">
               <w:r>
                 <w:rPr>
                   <w:color w:val="315CBB"/>
@@ -2759,14 +2570,14 @@
                     <w:keepNext w:val="false"/>
                     <w:spacing w:after="45" w:before="0" w:line="190"/>
                   </w:pPr>
-                  <w:hyperlink w:history="1" r:id="rIdxr6zifz1khsskmzzivpfa">
+                  <w:hyperlink w:history="1" r:id="rIdtyc4bkipsgvhgcnbgeonf">
                     <w:r>
                       <w:drawing>
                         <wp:inline distT="0" distB="0" distL="0" distR="0">
                           <wp:extent cx="466725" cy="647700"/>
                           <wp:effectExtent t="0" r="0" b="0" l="0"/>
                           <wp:docPr id="1" name="" descr="" title="">
-                            <a:hlinkClick xmlns:a="http://schemas.openxmlformats.org/drawingml/2006/main" r:id="rIdxr6zifz1khsskmzzivpfa"/>
+                            <a:hlinkClick xmlns:a="http://schemas.openxmlformats.org/drawingml/2006/main" r:id="rIdtyc4bkipsgvhgcnbgeonf"/>
                           </wp:docPr>
                           <wp:cNvGraphicFramePr>
                             <a:graphicFrameLocks xmlns:a="http://schemas.openxmlformats.org/drawingml/2006/main" noChangeAspect="1"/>
@@ -2776,7 +2587,7 @@
                               <pic:pic xmlns:pic="http://schemas.openxmlformats.org/drawingml/2006/picture">
                                 <pic:nvPicPr>
                                   <pic:cNvPr id="0" name="" descr="">
-                                    <a:hlinkClick r:id="rIdxr6zifz1khsskmzzivpfa"/>
+                                    <a:hlinkClick r:id="rIdtyc4bkipsgvhgcnbgeonf"/>
                                   </pic:cNvPr>
                                   <pic:cNvPicPr>
                                     <a:picLocks noChangeAspect="1" noChangeArrowheads="1"/>
@@ -2961,14 +2772,14 @@
                     <w:keepNext w:val="false"/>
                     <w:spacing w:after="45" w:before="0" w:line="190"/>
                   </w:pPr>
-                  <w:hyperlink w:history="1" r:id="rIdkvmj-icxdtqfauxsh9afp">
+                  <w:hyperlink w:history="1" r:id="rIdf3nyerdy0kjsfnlft_ywo">
                     <w:r>
                       <w:drawing>
                         <wp:inline distT="0" distB="0" distL="0" distR="0">
                           <wp:extent cx="533400" cy="400050"/>
                           <wp:effectExtent t="0" r="0" b="0" l="0"/>
                           <wp:docPr id="1" name="" descr="" title="">
-                            <a:hlinkClick xmlns:a="http://schemas.openxmlformats.org/drawingml/2006/main" r:id="rIdkvmj-icxdtqfauxsh9afp"/>
+                            <a:hlinkClick xmlns:a="http://schemas.openxmlformats.org/drawingml/2006/main" r:id="rIdf3nyerdy0kjsfnlft_ywo"/>
                           </wp:docPr>
                           <wp:cNvGraphicFramePr>
                             <a:graphicFrameLocks xmlns:a="http://schemas.openxmlformats.org/drawingml/2006/main" noChangeAspect="1"/>
@@ -2978,7 +2789,7 @@
                               <pic:pic xmlns:pic="http://schemas.openxmlformats.org/drawingml/2006/picture">
                                 <pic:nvPicPr>
                                   <pic:cNvPr id="0" name="" descr="">
-                                    <a:hlinkClick r:id="rIdkvmj-icxdtqfauxsh9afp"/>
+                                    <a:hlinkClick r:id="rIdf3nyerdy0kjsfnlft_ywo"/>
                                   </pic:cNvPr>
                                   <pic:cNvPicPr>
                                     <a:picLocks noChangeAspect="1" noChangeArrowheads="1"/>
@@ -3479,14 +3290,14 @@
                     <w:keepNext w:val="false"/>
                     <w:spacing w:after="45" w:before="0" w:line="190"/>
                   </w:pPr>
-                  <w:hyperlink w:history="1" r:id="rIdqclr6uvhvwpi4p2olfpqh">
+                  <w:hyperlink w:history="1" r:id="rIdajxuvdjipriwca6i0tn8f">
                     <w:r>
                       <w:drawing>
                         <wp:inline distT="0" distB="0" distL="0" distR="0">
                           <wp:extent cx="457200" cy="647700"/>
                           <wp:effectExtent t="0" r="0" b="0" l="0"/>
                           <wp:docPr id="1" name="" descr="" title="">
-                            <a:hlinkClick xmlns:a="http://schemas.openxmlformats.org/drawingml/2006/main" r:id="rIdqclr6uvhvwpi4p2olfpqh"/>
+                            <a:hlinkClick xmlns:a="http://schemas.openxmlformats.org/drawingml/2006/main" r:id="rIdajxuvdjipriwca6i0tn8f"/>
                           </wp:docPr>
                           <wp:cNvGraphicFramePr>
                             <a:graphicFrameLocks xmlns:a="http://schemas.openxmlformats.org/drawingml/2006/main" noChangeAspect="1"/>
@@ -3496,7 +3307,7 @@
                               <pic:pic xmlns:pic="http://schemas.openxmlformats.org/drawingml/2006/picture">
                                 <pic:nvPicPr>
                                   <pic:cNvPr id="0" name="" descr="">
-                                    <a:hlinkClick r:id="rIdqclr6uvhvwpi4p2olfpqh"/>
+                                    <a:hlinkClick r:id="rIdajxuvdjipriwca6i0tn8f"/>
                                   </pic:cNvPr>
                                   <pic:cNvPicPr>
                                     <a:picLocks noChangeAspect="1" noChangeArrowheads="1"/>
@@ -3678,14 +3489,14 @@
                     <w:keepNext w:val="false"/>
                     <w:spacing w:after="45" w:before="0" w:line="190"/>
                   </w:pPr>
-                  <w:hyperlink w:history="1" r:id="rId8ug61vt0dctoekxvyypvo">
+                  <w:hyperlink w:history="1" r:id="rId-qfmv17t4v3fkzuem7kal">
                     <w:r>
                       <w:drawing>
                         <wp:inline distT="0" distB="0" distL="0" distR="0">
                           <wp:extent cx="457200" cy="647700"/>
                           <wp:effectExtent t="0" r="0" b="0" l="0"/>
                           <wp:docPr id="1" name="" descr="" title="">
-                            <a:hlinkClick xmlns:a="http://schemas.openxmlformats.org/drawingml/2006/main" r:id="rId8ug61vt0dctoekxvyypvo"/>
+                            <a:hlinkClick xmlns:a="http://schemas.openxmlformats.org/drawingml/2006/main" r:id="rId-qfmv17t4v3fkzuem7kal"/>
                           </wp:docPr>
                           <wp:cNvGraphicFramePr>
                             <a:graphicFrameLocks xmlns:a="http://schemas.openxmlformats.org/drawingml/2006/main" noChangeAspect="1"/>
@@ -3695,7 +3506,7 @@
                               <pic:pic xmlns:pic="http://schemas.openxmlformats.org/drawingml/2006/picture">
                                 <pic:nvPicPr>
                                   <pic:cNvPr id="0" name="" descr="">
-                                    <a:hlinkClick r:id="rId8ug61vt0dctoekxvyypvo"/>
+                                    <a:hlinkClick r:id="rId-qfmv17t4v3fkzuem7kal"/>
                                   </pic:cNvPr>
                                   <pic:cNvPicPr>
                                     <a:picLocks noChangeAspect="1" noChangeArrowheads="1"/>
@@ -3877,14 +3688,14 @@
                     <w:keepNext w:val="false"/>
                     <w:spacing w:after="45" w:before="0" w:line="190"/>
                   </w:pPr>
-                  <w:hyperlink w:history="1" r:id="rIdwnvm4rv_-fdz7ijkpwemh">
+                  <w:hyperlink w:history="1" r:id="rIdndnupkyda4jbdfpe6kfvv">
                     <w:r>
                       <w:drawing>
                         <wp:inline distT="0" distB="0" distL="0" distR="0">
                           <wp:extent cx="457200" cy="647700"/>
                           <wp:effectExtent t="0" r="0" b="0" l="0"/>
                           <wp:docPr id="1" name="" descr="" title="">
-                            <a:hlinkClick xmlns:a="http://schemas.openxmlformats.org/drawingml/2006/main" r:id="rIdwnvm4rv_-fdz7ijkpwemh"/>
+                            <a:hlinkClick xmlns:a="http://schemas.openxmlformats.org/drawingml/2006/main" r:id="rIdndnupkyda4jbdfpe6kfvv"/>
                           </wp:docPr>
                           <wp:cNvGraphicFramePr>
                             <a:graphicFrameLocks xmlns:a="http://schemas.openxmlformats.org/drawingml/2006/main" noChangeAspect="1"/>
@@ -3894,7 +3705,7 @@
                               <pic:pic xmlns:pic="http://schemas.openxmlformats.org/drawingml/2006/picture">
                                 <pic:nvPicPr>
                                   <pic:cNvPr id="0" name="" descr="">
-                                    <a:hlinkClick r:id="rIdwnvm4rv_-fdz7ijkpwemh"/>
+                                    <a:hlinkClick r:id="rIdndnupkyda4jbdfpe6kfvv"/>
                                   </pic:cNvPr>
                                   <pic:cNvPicPr>
                                     <a:picLocks noChangeAspect="1" noChangeArrowheads="1"/>
@@ -4076,14 +3887,14 @@
                     <w:keepNext w:val="false"/>
                     <w:spacing w:after="45" w:before="0" w:line="190"/>
                   </w:pPr>
-                  <w:hyperlink w:history="1" r:id="rId19-osq-cnr8vzfbhxw8xb">
+                  <w:hyperlink w:history="1" r:id="rIdcdglzmkrraef1w6af50vs">
                     <w:r>
                       <w:drawing>
                         <wp:inline distT="0" distB="0" distL="0" distR="0">
                           <wp:extent cx="457200" cy="647700"/>
                           <wp:effectExtent t="0" r="0" b="0" l="0"/>
                           <wp:docPr id="1" name="" descr="" title="">
-                            <a:hlinkClick xmlns:a="http://schemas.openxmlformats.org/drawingml/2006/main" r:id="rId19-osq-cnr8vzfbhxw8xb"/>
+                            <a:hlinkClick xmlns:a="http://schemas.openxmlformats.org/drawingml/2006/main" r:id="rIdcdglzmkrraef1w6af50vs"/>
                           </wp:docPr>
                           <wp:cNvGraphicFramePr>
                             <a:graphicFrameLocks xmlns:a="http://schemas.openxmlformats.org/drawingml/2006/main" noChangeAspect="1"/>
@@ -4093,7 +3904,7 @@
                               <pic:pic xmlns:pic="http://schemas.openxmlformats.org/drawingml/2006/picture">
                                 <pic:nvPicPr>
                                   <pic:cNvPr id="0" name="" descr="">
-                                    <a:hlinkClick r:id="rId19-osq-cnr8vzfbhxw8xb"/>
+                                    <a:hlinkClick r:id="rIdcdglzmkrraef1w6af50vs"/>
                                   </pic:cNvPr>
                                   <pic:cNvPicPr>
                                     <a:picLocks noChangeAspect="1" noChangeArrowheads="1"/>

--- a/site/en/resume.docx
+++ b/site/en/resume.docx
@@ -102,7 +102,7 @@
             <w:pPr>
               <w:spacing w:after="80" w:before="80" w:line="300"/>
             </w:pPr>
-            <w:hyperlink w:history="1" r:id="rIdglqtnw9qu0sx1crngzvrc">
+            <w:hyperlink w:history="1" r:id="rIdbbx8qb0cucfnis7yn3frg">
               <w:r>
                 <w:rPr>
                   <w:color w:val="315CBB"/>
@@ -120,7 +120,7 @@
               </w:rPr>
               <w:t xml:space="preserve">   </w:t>
             </w:r>
-            <w:hyperlink w:history="1" r:id="rIdlctnl68b0egi364dos7dp">
+            <w:hyperlink w:history="1" r:id="rIdfssoptr6a9s2-z_l39q8-">
               <w:r>
                 <w:rPr>
                   <w:color w:val="315CBB"/>
@@ -138,7 +138,7 @@
               </w:rPr>
               <w:t xml:space="preserve">   </w:t>
             </w:r>
-            <w:hyperlink w:history="1" r:id="rIdbzggt-_k163-hgfihu-v4">
+            <w:hyperlink w:history="1" r:id="rIdjw90_xy4cnnlw8fzac1x4">
               <w:r>
                 <w:rPr>
                   <w:color w:val="315CBB"/>
@@ -156,7 +156,7 @@
               </w:rPr>
               <w:t xml:space="preserve">   </w:t>
             </w:r>
-            <w:hyperlink w:history="1" r:id="rId65pypvgh8zpoq_nbzapze">
+            <w:hyperlink w:history="1" r:id="rIdf-ywixb1wqn3uxlzekaly">
               <w:r>
                 <w:rPr>
                   <w:color w:val="315CBB"/>
@@ -393,7 +393,7 @@
       <w:pPr>
         <w:spacing w:after="80" w:before="80" w:line="300"/>
       </w:pPr>
-      <w:hyperlink w:history="1" r:id="rIdknu_k1zri7c68u5itqhpf">
+      <w:hyperlink w:history="1" r:id="rIdjsagmsdyvu1velsf5f0-c">
         <w:r>
           <w:rPr>
             <w:color w:val="315CBB"/>
@@ -411,7 +411,7 @@
         </w:rPr>
         <w:t xml:space="preserve">   </w:t>
       </w:r>
-      <w:hyperlink w:history="1" r:id="rIdokovwm-zz7d-nkxipsc8h">
+      <w:hyperlink w:history="1" r:id="rIdxrnmeclabnko5i27xkwjy">
         <w:r>
           <w:rPr>
             <w:color w:val="315CBB"/>
@@ -1009,7 +1009,7 @@
       <w:pPr>
         <w:spacing w:after="80" w:before="80" w:line="300"/>
       </w:pPr>
-      <w:hyperlink w:history="1" r:id="rIdnwn4iawohi6nzc4sikq_x">
+      <w:hyperlink w:history="1" r:id="rIdbetffwtix1tbo-6pu5wi8">
         <w:r>
           <w:rPr>
             <w:color w:val="315CBB"/>
@@ -1027,7 +1027,7 @@
         </w:rPr>
         <w:t xml:space="preserve">   </w:t>
       </w:r>
-      <w:hyperlink w:history="1" r:id="rIdjn7mgqfhbysoaw_fgq_zm">
+      <w:hyperlink w:history="1" r:id="rIdgzvjvubwqrv1x59mmureq">
         <w:r>
           <w:rPr>
             <w:color w:val="315CBB"/>
@@ -1045,7 +1045,7 @@
         </w:rPr>
         <w:t xml:space="preserve">   </w:t>
       </w:r>
-      <w:hyperlink w:history="1" r:id="rIdod4nvnzvx_rkfefkncvly">
+      <w:hyperlink w:history="1" r:id="rIdw21yiofe5isqimhjrcb2y">
         <w:r>
           <w:rPr>
             <w:color w:val="315CBB"/>
@@ -1063,7 +1063,7 @@
         </w:rPr>
         <w:t xml:space="preserve">   </w:t>
       </w:r>
-      <w:hyperlink w:history="1" r:id="rIdlkxsrsuigqi8xl5sx3v9a">
+      <w:hyperlink w:history="1" r:id="rIdxzdgr7tvzblmj7uh6kyxu">
         <w:r>
           <w:rPr>
             <w:color w:val="315CBB"/>
@@ -1199,7 +1199,7 @@
       <w:pPr>
         <w:spacing w:after="80" w:before="0" w:line="300"/>
       </w:pPr>
-      <w:hyperlink w:history="1" r:id="rIdujcraul0ext1c21qoggnk">
+      <w:hyperlink w:history="1" r:id="rIdawyiylwonykj49zlfm5lx">
         <w:r>
           <w:rPr>
             <w:color w:val="315CBB"/>
@@ -1522,7 +1522,7 @@
       <w:pPr>
         <w:spacing w:after="80" w:before="80" w:line="300"/>
       </w:pPr>
-      <w:hyperlink w:history="1" r:id="rIdmdwaz2lm1q7t7qzhmx58j">
+      <w:hyperlink w:history="1" r:id="rIdmlwri5hccsvdb2mwtbkbc">
         <w:r>
           <w:rPr>
             <w:color w:val="315CBB"/>
@@ -1540,7 +1540,7 @@
         </w:rPr>
         <w:t xml:space="preserve">   </w:t>
       </w:r>
-      <w:hyperlink w:history="1" r:id="rIdbc27kbvwu_oypdltx_drm">
+      <w:hyperlink w:history="1" r:id="rIduibjkxqytebosvonjs-9e">
         <w:r>
           <w:rPr>
             <w:color w:val="315CBB"/>
@@ -1663,7 +1663,7 @@
             <w:r>
               <w:br/>
             </w:r>
-            <w:hyperlink w:history="1" r:id="rIdms4wbobr0pm3whucxfm18">
+            <w:hyperlink w:history="1" r:id="rIdsj-jdvto9qke4k43uuiwu">
               <w:r>
                 <w:rPr>
                   <w:color w:val="315CBB"/>
@@ -1676,7 +1676,7 @@
             <w:r>
               <w:br/>
             </w:r>
-            <w:hyperlink w:history="1" r:id="rIdnqr43h44ecfurjs8qick-">
+            <w:hyperlink w:history="1" r:id="rIdhmw0-fwewlnrtj9pp9mvp">
               <w:r>
                 <w:rPr>
                   <w:color w:val="315CBB"/>
@@ -1965,7 +1965,7 @@
             <w:pPr>
               <w:spacing w:after="80" w:before="80" w:line="300"/>
             </w:pPr>
-            <w:hyperlink w:history="1" r:id="rIdxbg_lca1wn4gm08pa-ymw">
+            <w:hyperlink w:history="1" r:id="rIdudziwgq9jsw9hh9gpdfsp">
               <w:r>
                 <w:rPr>
                   <w:color w:val="315CBB"/>
@@ -1983,7 +1983,7 @@
               </w:rPr>
               <w:t xml:space="preserve">   </w:t>
             </w:r>
-            <w:hyperlink w:history="1" r:id="rIdsxdsb4uzquxqnlej7hbmn">
+            <w:hyperlink w:history="1" r:id="rIdl2lfq1vfpjlu1bae1jydc">
               <w:r>
                 <w:rPr>
                   <w:color w:val="315CBB"/>
@@ -2001,7 +2001,7 @@
               </w:rPr>
               <w:t xml:space="preserve">   </w:t>
             </w:r>
-            <w:hyperlink w:history="1" r:id="rIdexph9liqnhxijnwwebinw">
+            <w:hyperlink w:history="1" r:id="rIdsnfno7udelozdhimuivkt">
               <w:r>
                 <w:rPr>
                   <w:color w:val="315CBB"/>

--- a/site/en/resume.docx
+++ b/site/en/resume.docx
@@ -102,7 +102,7 @@
             <w:pPr>
               <w:spacing w:after="80" w:before="80" w:line="300"/>
             </w:pPr>
-            <w:hyperlink w:history="1" r:id="rIdbbx8qb0cucfnis7yn3frg">
+            <w:hyperlink w:history="1" r:id="rIdgeq14pkuamer2uco_clch">
               <w:r>
                 <w:rPr>
                   <w:color w:val="315CBB"/>
@@ -120,7 +120,7 @@
               </w:rPr>
               <w:t xml:space="preserve">   </w:t>
             </w:r>
-            <w:hyperlink w:history="1" r:id="rIdfssoptr6a9s2-z_l39q8-">
+            <w:hyperlink w:history="1" r:id="rId3uwdhfloamkpysdffdx5u">
               <w:r>
                 <w:rPr>
                   <w:color w:val="315CBB"/>
@@ -138,7 +138,7 @@
               </w:rPr>
               <w:t xml:space="preserve">   </w:t>
             </w:r>
-            <w:hyperlink w:history="1" r:id="rIdjw90_xy4cnnlw8fzac1x4">
+            <w:hyperlink w:history="1" r:id="rIdfhaes3x5-p8qu8szw2brx">
               <w:r>
                 <w:rPr>
                   <w:color w:val="315CBB"/>
@@ -156,7 +156,7 @@
               </w:rPr>
               <w:t xml:space="preserve">   </w:t>
             </w:r>
-            <w:hyperlink w:history="1" r:id="rIdf-ywixb1wqn3uxlzekaly">
+            <w:hyperlink w:history="1" r:id="rIdabl-8eby77ei6jijc2yno">
               <w:r>
                 <w:rPr>
                   <w:color w:val="315CBB"/>
@@ -393,7 +393,7 @@
       <w:pPr>
         <w:spacing w:after="80" w:before="80" w:line="300"/>
       </w:pPr>
-      <w:hyperlink w:history="1" r:id="rIdjsagmsdyvu1velsf5f0-c">
+      <w:hyperlink w:history="1" r:id="rIdvtg3qmimkw3h8aibhrfpq">
         <w:r>
           <w:rPr>
             <w:color w:val="315CBB"/>
@@ -411,7 +411,7 @@
         </w:rPr>
         <w:t xml:space="preserve">   </w:t>
       </w:r>
-      <w:hyperlink w:history="1" r:id="rIdxrnmeclabnko5i27xkwjy">
+      <w:hyperlink w:history="1" r:id="rIdiholbzzd_366aovcpuher">
         <w:r>
           <w:rPr>
             <w:color w:val="315CBB"/>
@@ -1009,7 +1009,7 @@
       <w:pPr>
         <w:spacing w:after="80" w:before="80" w:line="300"/>
       </w:pPr>
-      <w:hyperlink w:history="1" r:id="rIdbetffwtix1tbo-6pu5wi8">
+      <w:hyperlink w:history="1" r:id="rIdywhqas5mgzurw1du8rvij">
         <w:r>
           <w:rPr>
             <w:color w:val="315CBB"/>
@@ -1027,7 +1027,7 @@
         </w:rPr>
         <w:t xml:space="preserve">   </w:t>
       </w:r>
-      <w:hyperlink w:history="1" r:id="rIdgzvjvubwqrv1x59mmureq">
+      <w:hyperlink w:history="1" r:id="rIdckawjvlz106vblh3kwfp3">
         <w:r>
           <w:rPr>
             <w:color w:val="315CBB"/>
@@ -1045,7 +1045,7 @@
         </w:rPr>
         <w:t xml:space="preserve">   </w:t>
       </w:r>
-      <w:hyperlink w:history="1" r:id="rIdw21yiofe5isqimhjrcb2y">
+      <w:hyperlink w:history="1" r:id="rIdpjroaf5hmhlg90om74t9f">
         <w:r>
           <w:rPr>
             <w:color w:val="315CBB"/>
@@ -1063,7 +1063,7 @@
         </w:rPr>
         <w:t xml:space="preserve">   </w:t>
       </w:r>
-      <w:hyperlink w:history="1" r:id="rIdxzdgr7tvzblmj7uh6kyxu">
+      <w:hyperlink w:history="1" r:id="rId1vhloh1-o3vfxnn0ldxd0">
         <w:r>
           <w:rPr>
             <w:color w:val="315CBB"/>
@@ -1199,7 +1199,7 @@
       <w:pPr>
         <w:spacing w:after="80" w:before="0" w:line="300"/>
       </w:pPr>
-      <w:hyperlink w:history="1" r:id="rIdawyiylwonykj49zlfm5lx">
+      <w:hyperlink w:history="1" r:id="rIdtqdp6ihygm0gi7tdso3gx">
         <w:r>
           <w:rPr>
             <w:color w:val="315CBB"/>
@@ -1522,7 +1522,7 @@
       <w:pPr>
         <w:spacing w:after="80" w:before="80" w:line="300"/>
       </w:pPr>
-      <w:hyperlink w:history="1" r:id="rIdmlwri5hccsvdb2mwtbkbc">
+      <w:hyperlink w:history="1" r:id="rIdfrrwr0yro06ku-s23kjca">
         <w:r>
           <w:rPr>
             <w:color w:val="315CBB"/>
@@ -1540,7 +1540,7 @@
         </w:rPr>
         <w:t xml:space="preserve">   </w:t>
       </w:r>
-      <w:hyperlink w:history="1" r:id="rIduibjkxqytebosvonjs-9e">
+      <w:hyperlink w:history="1" r:id="rIdf97_c8hvn5qptof3uzx6y">
         <w:r>
           <w:rPr>
             <w:color w:val="315CBB"/>
@@ -1663,7 +1663,7 @@
             <w:r>
               <w:br/>
             </w:r>
-            <w:hyperlink w:history="1" r:id="rIdsj-jdvto9qke4k43uuiwu">
+            <w:hyperlink w:history="1" r:id="rId5xujvl1hhr-idtlbcmalg">
               <w:r>
                 <w:rPr>
                   <w:color w:val="315CBB"/>
@@ -1676,7 +1676,7 @@
             <w:r>
               <w:br/>
             </w:r>
-            <w:hyperlink w:history="1" r:id="rIdhmw0-fwewlnrtj9pp9mvp">
+            <w:hyperlink w:history="1" r:id="rIdzvvwgbqfsa1qt9cdekijx">
               <w:r>
                 <w:rPr>
                   <w:color w:val="315CBB"/>
@@ -1965,7 +1965,7 @@
             <w:pPr>
               <w:spacing w:after="80" w:before="80" w:line="300"/>
             </w:pPr>
-            <w:hyperlink w:history="1" r:id="rIdudziwgq9jsw9hh9gpdfsp">
+            <w:hyperlink w:history="1" r:id="rIdzjtegr_nv0zwvoommiql_">
               <w:r>
                 <w:rPr>
                   <w:color w:val="315CBB"/>
@@ -1983,7 +1983,7 @@
               </w:rPr>
               <w:t xml:space="preserve">   </w:t>
             </w:r>
-            <w:hyperlink w:history="1" r:id="rIdl2lfq1vfpjlu1bae1jydc">
+            <w:hyperlink w:history="1" r:id="rIdgfljmkcrouc4yntfkw61k">
               <w:r>
                 <w:rPr>
                   <w:color w:val="315CBB"/>
@@ -2001,7 +2001,7 @@
               </w:rPr>
               <w:t xml:space="preserve">   </w:t>
             </w:r>
-            <w:hyperlink w:history="1" r:id="rIdsnfno7udelozdhimuivkt">
+            <w:hyperlink w:history="1" r:id="rId0f3s2983_iuq7mcuh9vta">
               <w:r>
                 <w:rPr>
                   <w:color w:val="315CBB"/>

--- a/site/en/resume.docx
+++ b/site/en/resume.docx
@@ -102,7 +102,7 @@
             <w:pPr>
               <w:spacing w:after="80" w:before="80" w:line="300"/>
             </w:pPr>
-            <w:hyperlink w:history="1" r:id="rIdgeq14pkuamer2uco_clch">
+            <w:hyperlink w:history="1" r:id="rIdzrfd9yi6oquj8k4anmfpk">
               <w:r>
                 <w:rPr>
                   <w:color w:val="315CBB"/>
@@ -120,7 +120,7 @@
               </w:rPr>
               <w:t xml:space="preserve">   </w:t>
             </w:r>
-            <w:hyperlink w:history="1" r:id="rId3uwdhfloamkpysdffdx5u">
+            <w:hyperlink w:history="1" r:id="rIdnuboe8tngkbxn9c307q5w">
               <w:r>
                 <w:rPr>
                   <w:color w:val="315CBB"/>
@@ -138,7 +138,7 @@
               </w:rPr>
               <w:t xml:space="preserve">   </w:t>
             </w:r>
-            <w:hyperlink w:history="1" r:id="rIdfhaes3x5-p8qu8szw2brx">
+            <w:hyperlink w:history="1" r:id="rIdihfn4blqcfd8-rrk9q-jh">
               <w:r>
                 <w:rPr>
                   <w:color w:val="315CBB"/>
@@ -156,7 +156,7 @@
               </w:rPr>
               <w:t xml:space="preserve">   </w:t>
             </w:r>
-            <w:hyperlink w:history="1" r:id="rIdabl-8eby77ei6jijc2yno">
+            <w:hyperlink w:history="1" r:id="rId16yd0dky7i48lwihxzuiy">
               <w:r>
                 <w:rPr>
                   <w:color w:val="315CBB"/>
@@ -393,7 +393,7 @@
       <w:pPr>
         <w:spacing w:after="80" w:before="80" w:line="300"/>
       </w:pPr>
-      <w:hyperlink w:history="1" r:id="rIdvtg3qmimkw3h8aibhrfpq">
+      <w:hyperlink w:history="1" r:id="rIdbajyr5r8fv3yacaj03koe">
         <w:r>
           <w:rPr>
             <w:color w:val="315CBB"/>
@@ -411,7 +411,7 @@
         </w:rPr>
         <w:t xml:space="preserve">   </w:t>
       </w:r>
-      <w:hyperlink w:history="1" r:id="rIdiholbzzd_366aovcpuher">
+      <w:hyperlink w:history="1" r:id="rIdeecjbmmf32mlwrq82c8hn">
         <w:r>
           <w:rPr>
             <w:color w:val="315CBB"/>
@@ -1009,7 +1009,7 @@
       <w:pPr>
         <w:spacing w:after="80" w:before="80" w:line="300"/>
       </w:pPr>
-      <w:hyperlink w:history="1" r:id="rIdywhqas5mgzurw1du8rvij">
+      <w:hyperlink w:history="1" r:id="rId4dmeg4xle9uuwxbws8hrg">
         <w:r>
           <w:rPr>
             <w:color w:val="315CBB"/>
@@ -1027,7 +1027,7 @@
         </w:rPr>
         <w:t xml:space="preserve">   </w:t>
       </w:r>
-      <w:hyperlink w:history="1" r:id="rIdckawjvlz106vblh3kwfp3">
+      <w:hyperlink w:history="1" r:id="rIdgqhipd4owcvvs1obyd7pt">
         <w:r>
           <w:rPr>
             <w:color w:val="315CBB"/>
@@ -1045,7 +1045,7 @@
         </w:rPr>
         <w:t xml:space="preserve">   </w:t>
       </w:r>
-      <w:hyperlink w:history="1" r:id="rIdpjroaf5hmhlg90om74t9f">
+      <w:hyperlink w:history="1" r:id="rIdpzh6okgmqjwr3xijsp7pf">
         <w:r>
           <w:rPr>
             <w:color w:val="315CBB"/>
@@ -1063,7 +1063,7 @@
         </w:rPr>
         <w:t xml:space="preserve">   </w:t>
       </w:r>
-      <w:hyperlink w:history="1" r:id="rId1vhloh1-o3vfxnn0ldxd0">
+      <w:hyperlink w:history="1" r:id="rIdygurk9ehtftnoscohhewm">
         <w:r>
           <w:rPr>
             <w:color w:val="315CBB"/>
@@ -1199,7 +1199,7 @@
       <w:pPr>
         <w:spacing w:after="80" w:before="0" w:line="300"/>
       </w:pPr>
-      <w:hyperlink w:history="1" r:id="rIdtqdp6ihygm0gi7tdso3gx">
+      <w:hyperlink w:history="1" r:id="rIdfhi7fqu2k7xynbb7j5euu">
         <w:r>
           <w:rPr>
             <w:color w:val="315CBB"/>
@@ -1522,7 +1522,7 @@
       <w:pPr>
         <w:spacing w:after="80" w:before="80" w:line="300"/>
       </w:pPr>
-      <w:hyperlink w:history="1" r:id="rIdfrrwr0yro06ku-s23kjca">
+      <w:hyperlink w:history="1" r:id="rId2p55hwww0vo5gqr1wt0wt">
         <w:r>
           <w:rPr>
             <w:color w:val="315CBB"/>
@@ -1540,7 +1540,7 @@
         </w:rPr>
         <w:t xml:space="preserve">   </w:t>
       </w:r>
-      <w:hyperlink w:history="1" r:id="rIdf97_c8hvn5qptof3uzx6y">
+      <w:hyperlink w:history="1" r:id="rIdzccznwkfeei53jd3et3wi">
         <w:r>
           <w:rPr>
             <w:color w:val="315CBB"/>
@@ -1663,7 +1663,7 @@
             <w:r>
               <w:br/>
             </w:r>
-            <w:hyperlink w:history="1" r:id="rId5xujvl1hhr-idtlbcmalg">
+            <w:hyperlink w:history="1" r:id="rId1mi1xqg4uenrcvc9oy0bp">
               <w:r>
                 <w:rPr>
                   <w:color w:val="315CBB"/>
@@ -1676,7 +1676,7 @@
             <w:r>
               <w:br/>
             </w:r>
-            <w:hyperlink w:history="1" r:id="rIdzvvwgbqfsa1qt9cdekijx">
+            <w:hyperlink w:history="1" r:id="rIdcwbzwa4milbselnpbbl9t">
               <w:r>
                 <w:rPr>
                   <w:color w:val="315CBB"/>
@@ -1861,6 +1861,7 @@
     <w:p>
       <w:pPr>
         <w:keepNext/>
+        <w:pageBreakBefore/>
         <w:pBdr>
           <w:bottom w:val="single" w:color="6A80BD" w:sz="12" w:space="4"/>
         </w:pBdr>
@@ -1965,7 +1966,7 @@
             <w:pPr>
               <w:spacing w:after="80" w:before="80" w:line="300"/>
             </w:pPr>
-            <w:hyperlink w:history="1" r:id="rIdzjtegr_nv0zwvoommiql_">
+            <w:hyperlink w:history="1" r:id="rIdb8sjpp8jbq8u7osqbddgy">
               <w:r>
                 <w:rPr>
                   <w:color w:val="315CBB"/>
@@ -1983,7 +1984,7 @@
               </w:rPr>
               <w:t xml:space="preserve">   </w:t>
             </w:r>
-            <w:hyperlink w:history="1" r:id="rIdgfljmkcrouc4yntfkw61k">
+            <w:hyperlink w:history="1" r:id="rIdep9rddsquwt3449y47eg9">
               <w:r>
                 <w:rPr>
                   <w:color w:val="315CBB"/>
@@ -2001,7 +2002,7 @@
               </w:rPr>
               <w:t xml:space="preserve">   </w:t>
             </w:r>
-            <w:hyperlink w:history="1" r:id="rId0f3s2983_iuq7mcuh9vta">
+            <w:hyperlink w:history="1" r:id="rId2raj5sviudj1crez9ifj7">
               <w:r>
                 <w:rPr>
                   <w:color w:val="315CBB"/>

--- a/site/en/resume.docx
+++ b/site/en/resume.docx
@@ -102,7 +102,7 @@
             <w:pPr>
               <w:spacing w:after="80" w:before="80" w:line="300"/>
             </w:pPr>
-            <w:hyperlink w:history="1" r:id="rIdzrfd9yi6oquj8k4anmfpk">
+            <w:hyperlink w:history="1" r:id="rIdl0qrpejfejo37qhjipldt">
               <w:r>
                 <w:rPr>
                   <w:color w:val="315CBB"/>
@@ -120,7 +120,7 @@
               </w:rPr>
               <w:t xml:space="preserve">   </w:t>
             </w:r>
-            <w:hyperlink w:history="1" r:id="rIdnuboe8tngkbxn9c307q5w">
+            <w:hyperlink w:history="1" r:id="rIdbt2fzdpndlynzpv-qpuvb">
               <w:r>
                 <w:rPr>
                   <w:color w:val="315CBB"/>
@@ -138,7 +138,7 @@
               </w:rPr>
               <w:t xml:space="preserve">   </w:t>
             </w:r>
-            <w:hyperlink w:history="1" r:id="rIdihfn4blqcfd8-rrk9q-jh">
+            <w:hyperlink w:history="1" r:id="rIdtkqyfnndptcgzktveq5rc">
               <w:r>
                 <w:rPr>
                   <w:color w:val="315CBB"/>
@@ -156,7 +156,7 @@
               </w:rPr>
               <w:t xml:space="preserve">   </w:t>
             </w:r>
-            <w:hyperlink w:history="1" r:id="rId16yd0dky7i48lwihxzuiy">
+            <w:hyperlink w:history="1" r:id="rIdnsautrwu0me25vpssui9p">
               <w:r>
                 <w:rPr>
                   <w:color w:val="315CBB"/>
@@ -393,7 +393,7 @@
       <w:pPr>
         <w:spacing w:after="80" w:before="80" w:line="300"/>
       </w:pPr>
-      <w:hyperlink w:history="1" r:id="rIdbajyr5r8fv3yacaj03koe">
+      <w:hyperlink w:history="1" r:id="rIdj9wt3o4obkqzsmd7fw0cz">
         <w:r>
           <w:rPr>
             <w:color w:val="315CBB"/>
@@ -411,7 +411,7 @@
         </w:rPr>
         <w:t xml:space="preserve">   </w:t>
       </w:r>
-      <w:hyperlink w:history="1" r:id="rIdeecjbmmf32mlwrq82c8hn">
+      <w:hyperlink w:history="1" r:id="rIdx2ljfqgbtkaxhj0umcqle">
         <w:r>
           <w:rPr>
             <w:color w:val="315CBB"/>
@@ -1009,7 +1009,7 @@
       <w:pPr>
         <w:spacing w:after="80" w:before="80" w:line="300"/>
       </w:pPr>
-      <w:hyperlink w:history="1" r:id="rId4dmeg4xle9uuwxbws8hrg">
+      <w:hyperlink w:history="1" r:id="rId6-tqtwesyroswllfo66po">
         <w:r>
           <w:rPr>
             <w:color w:val="315CBB"/>
@@ -1027,7 +1027,7 @@
         </w:rPr>
         <w:t xml:space="preserve">   </w:t>
       </w:r>
-      <w:hyperlink w:history="1" r:id="rIdgqhipd4owcvvs1obyd7pt">
+      <w:hyperlink w:history="1" r:id="rIdlwgtqdckz-ww0u_iusizq">
         <w:r>
           <w:rPr>
             <w:color w:val="315CBB"/>
@@ -1045,7 +1045,7 @@
         </w:rPr>
         <w:t xml:space="preserve">   </w:t>
       </w:r>
-      <w:hyperlink w:history="1" r:id="rIdpzh6okgmqjwr3xijsp7pf">
+      <w:hyperlink w:history="1" r:id="rId5ra62p8xcw024b0tpam2g">
         <w:r>
           <w:rPr>
             <w:color w:val="315CBB"/>
@@ -1063,7 +1063,7 @@
         </w:rPr>
         <w:t xml:space="preserve">   </w:t>
       </w:r>
-      <w:hyperlink w:history="1" r:id="rIdygurk9ehtftnoscohhewm">
+      <w:hyperlink w:history="1" r:id="rId7guzdnnfju_ctweuxpnxu">
         <w:r>
           <w:rPr>
             <w:color w:val="315CBB"/>
@@ -1199,7 +1199,7 @@
       <w:pPr>
         <w:spacing w:after="80" w:before="0" w:line="300"/>
       </w:pPr>
-      <w:hyperlink w:history="1" r:id="rIdfhi7fqu2k7xynbb7j5euu">
+      <w:hyperlink w:history="1" r:id="rIdosthkzu1edjht7h9uxels">
         <w:r>
           <w:rPr>
             <w:color w:val="315CBB"/>
@@ -1522,7 +1522,7 @@
       <w:pPr>
         <w:spacing w:after="80" w:before="80" w:line="300"/>
       </w:pPr>
-      <w:hyperlink w:history="1" r:id="rId2p55hwww0vo5gqr1wt0wt">
+      <w:hyperlink w:history="1" r:id="rIdsn9bhxezws0dk9csvmqny">
         <w:r>
           <w:rPr>
             <w:color w:val="315CBB"/>
@@ -1540,7 +1540,7 @@
         </w:rPr>
         <w:t xml:space="preserve">   </w:t>
       </w:r>
-      <w:hyperlink w:history="1" r:id="rIdzccznwkfeei53jd3et3wi">
+      <w:hyperlink w:history="1" r:id="rIdw1jr9l2zwqpyooxhokv1b">
         <w:r>
           <w:rPr>
             <w:color w:val="315CBB"/>
@@ -1663,7 +1663,7 @@
             <w:r>
               <w:br/>
             </w:r>
-            <w:hyperlink w:history="1" r:id="rId1mi1xqg4uenrcvc9oy0bp">
+            <w:hyperlink w:history="1" r:id="rIdtioqgl0bj-uy2nmnzgspu">
               <w:r>
                 <w:rPr>
                   <w:color w:val="315CBB"/>
@@ -1676,7 +1676,7 @@
             <w:r>
               <w:br/>
             </w:r>
-            <w:hyperlink w:history="1" r:id="rIdcwbzwa4milbselnpbbl9t">
+            <w:hyperlink w:history="1" r:id="rIdjtpbtwim6ofybi44j5-2j">
               <w:r>
                 <w:rPr>
                   <w:color w:val="315CBB"/>
@@ -1966,7 +1966,7 @@
             <w:pPr>
               <w:spacing w:after="80" w:before="80" w:line="300"/>
             </w:pPr>
-            <w:hyperlink w:history="1" r:id="rIdb8sjpp8jbq8u7osqbddgy">
+            <w:hyperlink w:history="1" r:id="rIdnuwcmh9-nrnnmyrwd5r-l">
               <w:r>
                 <w:rPr>
                   <w:color w:val="315CBB"/>
@@ -1984,7 +1984,7 @@
               </w:rPr>
               <w:t xml:space="preserve">   </w:t>
             </w:r>
-            <w:hyperlink w:history="1" r:id="rIdep9rddsquwt3449y47eg9">
+            <w:hyperlink w:history="1" r:id="rIdljjuflsluncpog4c2r_t6">
               <w:r>
                 <w:rPr>
                   <w:color w:val="315CBB"/>
@@ -2002,7 +2002,7 @@
               </w:rPr>
               <w:t xml:space="preserve">   </w:t>
             </w:r>
-            <w:hyperlink w:history="1" r:id="rId2raj5sviudj1crez9ifj7">
+            <w:hyperlink w:history="1" r:id="rIdfqz5dqje5t4ezrq-q9fvb">
               <w:r>
                 <w:rPr>
                   <w:color w:val="315CBB"/>

--- a/site/en/resume.docx
+++ b/site/en/resume.docx
@@ -102,7 +102,7 @@
             <w:pPr>
               <w:spacing w:after="80" w:before="80" w:line="300"/>
             </w:pPr>
-            <w:hyperlink w:history="1" r:id="rIdl0qrpejfejo37qhjipldt">
+            <w:hyperlink w:history="1" r:id="rIdscuys9qljcwybdiciv2c0">
               <w:r>
                 <w:rPr>
                   <w:color w:val="315CBB"/>
@@ -120,7 +120,7 @@
               </w:rPr>
               <w:t xml:space="preserve">   </w:t>
             </w:r>
-            <w:hyperlink w:history="1" r:id="rIdbt2fzdpndlynzpv-qpuvb">
+            <w:hyperlink w:history="1" r:id="rIdwgar-07zqx7vxsiyoxppo">
               <w:r>
                 <w:rPr>
                   <w:color w:val="315CBB"/>
@@ -138,7 +138,7 @@
               </w:rPr>
               <w:t xml:space="preserve">   </w:t>
             </w:r>
-            <w:hyperlink w:history="1" r:id="rIdtkqyfnndptcgzktveq5rc">
+            <w:hyperlink w:history="1" r:id="rIdqapc8na9psjsfdigyy1n0">
               <w:r>
                 <w:rPr>
                   <w:color w:val="315CBB"/>
@@ -156,7 +156,7 @@
               </w:rPr>
               <w:t xml:space="preserve">   </w:t>
             </w:r>
-            <w:hyperlink w:history="1" r:id="rIdnsautrwu0me25vpssui9p">
+            <w:hyperlink w:history="1" r:id="rId_ilmsgaijzz_jyf6g2otu">
               <w:r>
                 <w:rPr>
                   <w:color w:val="315CBB"/>
@@ -373,7 +373,7 @@
           <w:sz w:val="18"/>
           <w:szCs w:val="18"/>
         </w:rPr>
-        <w:t xml:space="preserve">Team project / Lead for all AI features</w:t>
+        <w:t xml:space="preserve">Team project (3 + designer) / AI lead</w:t>
       </w:r>
     </w:p>
     <w:p>
@@ -386,14 +386,25 @@
           <w:sz w:val="18"/>
           <w:szCs w:val="18"/>
         </w:rPr>
-        <w:t xml:space="preserve">Teammates built the frontend and backend. I proposed the initial MSA design and finalized service boundaries, data ownership and communication with teammates and mentors.</w:t>
+        <w:t xml:space="preserve">How it started: a teammate’s pain point with managing documents, refined through design thinking — saved documents could not be found when needed.</w:t>
+      </w:r>
+      <w:r>
+        <w:br/>
+      </w:r>
+      <w:r>
+        <w:rPr>
+          <w:color w:val="607089"/>
+          <w:sz w:val="18"/>
+          <w:szCs w:val="18"/>
+        </w:rPr>
+        <w:t xml:space="preserve">Team: me (all AI), 1 backend (Spring backend), 1 frontend &amp; DevOps (frontend, MSA deployment on AWS), external designer · 3 mentors</w:t>
       </w:r>
     </w:p>
     <w:p>
       <w:pPr>
         <w:spacing w:after="80" w:before="80" w:line="300"/>
       </w:pPr>
-      <w:hyperlink w:history="1" r:id="rIdj9wt3o4obkqzsmd7fw0cz">
+      <w:hyperlink w:history="1" r:id="rIdkt-whhlqugyez2pgh1vjm">
         <w:r>
           <w:rPr>
             <w:color w:val="315CBB"/>
@@ -411,7 +422,7 @@
         </w:rPr>
         <w:t xml:space="preserve">   </w:t>
       </w:r>
-      <w:hyperlink w:history="1" r:id="rIdx2ljfqgbtkaxhj0umcqle">
+      <w:hyperlink w:history="1" r:id="rIdepwmnodjtraq_h6-qkx1_">
         <w:r>
           <w:rPr>
             <w:color w:val="315CBB"/>
@@ -1009,7 +1020,7 @@
       <w:pPr>
         <w:spacing w:after="80" w:before="80" w:line="300"/>
       </w:pPr>
-      <w:hyperlink w:history="1" r:id="rId6-tqtwesyroswllfo66po">
+      <w:hyperlink w:history="1" r:id="rId6knh6q77dt94ybydjfai7">
         <w:r>
           <w:rPr>
             <w:color w:val="315CBB"/>
@@ -1027,7 +1038,7 @@
         </w:rPr>
         <w:t xml:space="preserve">   </w:t>
       </w:r>
-      <w:hyperlink w:history="1" r:id="rIdlwgtqdckz-ww0u_iusizq">
+      <w:hyperlink w:history="1" r:id="rIdjnmmzvzf1ylqoo0dhzvwe">
         <w:r>
           <w:rPr>
             <w:color w:val="315CBB"/>
@@ -1045,7 +1056,7 @@
         </w:rPr>
         <w:t xml:space="preserve">   </w:t>
       </w:r>
-      <w:hyperlink w:history="1" r:id="rId5ra62p8xcw024b0tpam2g">
+      <w:hyperlink w:history="1" r:id="rIdup6uv5rbmr5bpbbrnbr6t">
         <w:r>
           <w:rPr>
             <w:color w:val="315CBB"/>
@@ -1063,7 +1074,7 @@
         </w:rPr>
         <w:t xml:space="preserve">   </w:t>
       </w:r>
-      <w:hyperlink w:history="1" r:id="rId7guzdnnfju_ctweuxpnxu">
+      <w:hyperlink w:history="1" r:id="rIdzaf8gcpl17luymbpfc2dr">
         <w:r>
           <w:rPr>
             <w:color w:val="315CBB"/>
@@ -1168,7 +1179,7 @@
           <w:sz w:val="18"/>
           <w:szCs w:val="18"/>
         </w:rPr>
-        <w:t xml:space="preserve">Personalized AI medication service · Pusan National University</w:t>
+        <w:t xml:space="preserve">Personalized AI medication service · Pusan National University capstone</w:t>
       </w:r>
       <w:r>
         <w:br/>
@@ -1179,7 +1190,7 @@
           <w:sz w:val="18"/>
           <w:szCs w:val="18"/>
         </w:rPr>
-        <w:t xml:space="preserve">Team project / Backend and AI application development</w:t>
+        <w:t xml:space="preserve">Team project (3 + designer) / Core backend · data preparation</w:t>
       </w:r>
     </w:p>
     <w:p>
@@ -1192,14 +1203,25 @@
           <w:sz w:val="18"/>
           <w:szCs w:val="18"/>
         </w:rPr>
-        <w:t xml:space="preserve">Teammates owned Android, questionnaires, user DB modeling, login and other user features, and security including AES-GCM. The features below are my work.</w:t>
+        <w:t xml:space="preserve">How it started: drug information is scattered, making it hard to check whether a medicine is safe for your current health condition.</w:t>
+      </w:r>
+      <w:r>
+        <w:br/>
+      </w:r>
+      <w:r>
+        <w:rPr>
+          <w:color w:val="607089"/>
+          <w:sz w:val="18"/>
+          <w:szCs w:val="18"/>
+        </w:rPr>
+        <w:t xml:space="preserve">Team: me (backend &amp; AI), 1 Android (Kotlin app), 1 backend &amp; security (user DB, login, questionnaires, AES-GCM), designer. The features below are my work.</w:t>
       </w:r>
     </w:p>
     <w:p>
       <w:pPr>
         <w:spacing w:after="80" w:before="0" w:line="300"/>
       </w:pPr>
-      <w:hyperlink w:history="1" r:id="rIdosthkzu1edjht7h9uxels">
+      <w:hyperlink w:history="1" r:id="rId-umfr-xyphthcmjdzeiwu">
         <w:r>
           <w:rPr>
             <w:color w:val="315CBB"/>
@@ -1522,7 +1544,7 @@
       <w:pPr>
         <w:spacing w:after="80" w:before="80" w:line="300"/>
       </w:pPr>
-      <w:hyperlink w:history="1" r:id="rIdsn9bhxezws0dk9csvmqny">
+      <w:hyperlink w:history="1" r:id="rIdj-habwznka49j3fucsr6s">
         <w:r>
           <w:rPr>
             <w:color w:val="315CBB"/>
@@ -1540,7 +1562,7 @@
         </w:rPr>
         <w:t xml:space="preserve">   </w:t>
       </w:r>
-      <w:hyperlink w:history="1" r:id="rIdw1jr9l2zwqpyooxhokv1b">
+      <w:hyperlink w:history="1" r:id="rIduwxhoosxfqs37ruqewsu2">
         <w:r>
           <w:rPr>
             <w:color w:val="315CBB"/>
@@ -1663,7 +1685,7 @@
             <w:r>
               <w:br/>
             </w:r>
-            <w:hyperlink w:history="1" r:id="rIdtioqgl0bj-uy2nmnzgspu">
+            <w:hyperlink w:history="1" r:id="rId-m-kedvlbu8m9_-m6b_ia">
               <w:r>
                 <w:rPr>
                   <w:color w:val="315CBB"/>
@@ -1676,7 +1698,7 @@
             <w:r>
               <w:br/>
             </w:r>
-            <w:hyperlink w:history="1" r:id="rIdjtpbtwim6ofybi44j5-2j">
+            <w:hyperlink w:history="1" r:id="rIdrqvgpwijodeeq9izb7fp7">
               <w:r>
                 <w:rPr>
                   <w:color w:val="315CBB"/>
@@ -1919,7 +1941,7 @@
                 <w:sz w:val="20"/>
                 <w:szCs w:val="20"/>
               </w:rPr>
-              <w:t xml:space="preserve">2026.06 — 2026.06</w:t>
+              <w:t xml:space="preserve">2022.02 — 2025.07</w:t>
             </w:r>
           </w:p>
         </w:tc>
@@ -1946,6 +1968,108 @@
                 <w:sz w:val="24"/>
                 <w:szCs w:val="24"/>
               </w:rPr>
+              <w:t xml:space="preserve">945-day Baekjoon problem-solving streak</w:t>
+            </w:r>
+          </w:p>
+          <w:p>
+            <w:pPr>
+              <w:spacing w:after="80" w:before="0" w:line="300"/>
+            </w:pPr>
+            <w:r>
+              <w:rPr>
+                <w:color w:val="203047"/>
+                <w:sz w:val="20"/>
+                <w:szCs w:val="20"/>
+              </w:rPr>
+              <w:t xml:space="preserve">Aiming for one problem a day, I reached a longest streak of 945 consecutive days on solved.ac. 1,659 problems solved, solved.ac Platinum IV. Solutions are recorded in a GitHub repository.</w:t>
+            </w:r>
+          </w:p>
+          <w:p>
+            <w:pPr>
+              <w:spacing w:after="80" w:before="0" w:line="300"/>
+            </w:pPr>
+            <w:hyperlink w:history="1" r:id="rIdnffrpwwtw_judnbda7rji">
+              <w:r>
+                <w:rPr>
+                  <w:color w:val="315CBB"/>
+                  <w:sz w:val="20"/>
+                  <w:szCs w:val="20"/>
+                </w:rPr>
+                <w:t xml:space="preserve">Baekjoon solutions repository ↗</w:t>
+              </w:r>
+            </w:hyperlink>
+          </w:p>
+        </w:tc>
+      </w:tr>
+    </w:tbl>
+    <w:tbl>
+      <w:tblPr>
+        <w:tblW w:type="dxa" w:w="10092"/>
+        <w:tblBorders>
+          <w:top w:val="none" w:color="FFFFFF" w:sz="0"/>
+          <w:left w:val="none" w:color="FFFFFF" w:sz="0"/>
+          <w:bottom w:val="single" w:color="E3E8F0" w:sz="4"/>
+          <w:right w:val="none" w:color="FFFFFF" w:sz="0"/>
+          <w:insideH w:val="none" w:color="FFFFFF" w:sz="0"/>
+          <w:insideV w:val="none" w:color="FFFFFF" w:sz="0"/>
+        </w:tblBorders>
+        <w:tblLayout w:type="fixed"/>
+      </w:tblPr>
+      <w:tblGrid>
+        <w:gridCol w:w="2523"/>
+        <w:gridCol w:w="7569"/>
+      </w:tblGrid>
+      <w:tr>
+        <w:trPr>
+          <w:cantSplit/>
+        </w:trPr>
+        <w:tc>
+          <w:tcPr>
+            <w:tcW w:type="dxa" w:w="2523"/>
+            <w:tcMar>
+              <w:top w:type="dxa" w:w="60"/>
+              <w:left w:type="dxa" w:w="0"/>
+              <w:bottom w:type="dxa" w:w="60"/>
+              <w:right w:type="dxa" w:w="120"/>
+            </w:tcMar>
+          </w:tcPr>
+          <w:p>
+            <w:pPr>
+              <w:spacing w:after="80" w:before="0" w:line="300"/>
+            </w:pPr>
+            <w:r>
+              <w:rPr>
+                <w:color w:val="203047"/>
+                <w:sz w:val="20"/>
+                <w:szCs w:val="20"/>
+              </w:rPr>
+              <w:t xml:space="preserve">2026.06 — 2026.06</w:t>
+            </w:r>
+          </w:p>
+        </w:tc>
+        <w:tc>
+          <w:tcPr>
+            <w:tcW w:type="dxa" w:w="7569"/>
+            <w:tcMar>
+              <w:top w:type="dxa" w:w="60"/>
+              <w:left w:type="dxa" w:w="0"/>
+              <w:bottom w:type="dxa" w:w="60"/>
+              <w:right w:type="dxa" w:w="0"/>
+            </w:tcMar>
+          </w:tcPr>
+          <w:p>
+            <w:pPr>
+              <w:keepNext/>
+              <w:spacing w:after="0" w:before="0" w:line="276"/>
+            </w:pPr>
+            <w:r>
+              <w:rPr>
+                <w:b/>
+                <w:bCs/>
+                <w:color w:val="203047"/>
+                <w:sz w:val="24"/>
+                <w:szCs w:val="24"/>
+              </w:rPr>
               <w:t xml:space="preserve">Rhwp open-source contributions</w:t>
             </w:r>
           </w:p>
@@ -1966,7 +2090,7 @@
             <w:pPr>
               <w:spacing w:after="80" w:before="80" w:line="300"/>
             </w:pPr>
-            <w:hyperlink w:history="1" r:id="rIdnuwcmh9-nrnnmyrwd5r-l">
+            <w:hyperlink w:history="1" r:id="rIdet27agnpmjbbrykz-pboj">
               <w:r>
                 <w:rPr>
                   <w:color w:val="315CBB"/>
@@ -1984,7 +2108,7 @@
               </w:rPr>
               <w:t xml:space="preserve">   </w:t>
             </w:r>
-            <w:hyperlink w:history="1" r:id="rIdljjuflsluncpog4c2r_t6">
+            <w:hyperlink w:history="1" r:id="rIdeev4dsnzllzbulbbkde6n">
               <w:r>
                 <w:rPr>
                   <w:color w:val="315CBB"/>
@@ -2002,7 +2126,7 @@
               </w:rPr>
               <w:t xml:space="preserve">   </w:t>
             </w:r>
-            <w:hyperlink w:history="1" r:id="rIdfqz5dqje5t4ezrq-q9fvb">
+            <w:hyperlink w:history="1" r:id="rIdydzevzh-o8ynhi_n7nvu3">
               <w:r>
                 <w:rPr>
                   <w:color w:val="315CBB"/>

--- a/site/en/resume.docx
+++ b/site/en/resume.docx
@@ -102,7 +102,7 @@
             <w:pPr>
               <w:spacing w:after="80" w:before="80" w:line="300"/>
             </w:pPr>
-            <w:hyperlink w:history="1" r:id="rIdscuys9qljcwybdiciv2c0">
+            <w:hyperlink w:history="1" r:id="rIdmwrkttrkmrumrymcvzpca">
               <w:r>
                 <w:rPr>
                   <w:color w:val="315CBB"/>
@@ -120,7 +120,7 @@
               </w:rPr>
               <w:t xml:space="preserve">   </w:t>
             </w:r>
-            <w:hyperlink w:history="1" r:id="rIdwgar-07zqx7vxsiyoxppo">
+            <w:hyperlink w:history="1" r:id="rIddrczfhvbegngaeleupupx">
               <w:r>
                 <w:rPr>
                   <w:color w:val="315CBB"/>
@@ -138,7 +138,7 @@
               </w:rPr>
               <w:t xml:space="preserve">   </w:t>
             </w:r>
-            <w:hyperlink w:history="1" r:id="rIdqapc8na9psjsfdigyy1n0">
+            <w:hyperlink w:history="1" r:id="rIdqol_jfedollzk0wwbxznq">
               <w:r>
                 <w:rPr>
                   <w:color w:val="315CBB"/>
@@ -156,7 +156,7 @@
               </w:rPr>
               <w:t xml:space="preserve">   </w:t>
             </w:r>
-            <w:hyperlink w:history="1" r:id="rId_ilmsgaijzz_jyf6g2otu">
+            <w:hyperlink w:history="1" r:id="rId5uh_3i0ybc_b3xas9rlo6">
               <w:r>
                 <w:rPr>
                   <w:color w:val="315CBB"/>
@@ -404,7 +404,7 @@
       <w:pPr>
         <w:spacing w:after="80" w:before="80" w:line="300"/>
       </w:pPr>
-      <w:hyperlink w:history="1" r:id="rIdkt-whhlqugyez2pgh1vjm">
+      <w:hyperlink w:history="1" r:id="rIdlbhaco-jdyuoddlbmuawn">
         <w:r>
           <w:rPr>
             <w:color w:val="315CBB"/>
@@ -422,7 +422,7 @@
         </w:rPr>
         <w:t xml:space="preserve">   </w:t>
       </w:r>
-      <w:hyperlink w:history="1" r:id="rIdepwmnodjtraq_h6-qkx1_">
+      <w:hyperlink w:history="1" r:id="rIdm9mbckzgarhqvu36iaea2">
         <w:r>
           <w:rPr>
             <w:color w:val="315CBB"/>
@@ -1020,7 +1020,7 @@
       <w:pPr>
         <w:spacing w:after="80" w:before="80" w:line="300"/>
       </w:pPr>
-      <w:hyperlink w:history="1" r:id="rId6knh6q77dt94ybydjfai7">
+      <w:hyperlink w:history="1" r:id="rIdyxd1t2opfgd9z7d0pdnew">
         <w:r>
           <w:rPr>
             <w:color w:val="315CBB"/>
@@ -1038,7 +1038,7 @@
         </w:rPr>
         <w:t xml:space="preserve">   </w:t>
       </w:r>
-      <w:hyperlink w:history="1" r:id="rIdjnmmzvzf1ylqoo0dhzvwe">
+      <w:hyperlink w:history="1" r:id="rId_7ve-ogiqgenwscksz8dj">
         <w:r>
           <w:rPr>
             <w:color w:val="315CBB"/>
@@ -1056,7 +1056,7 @@
         </w:rPr>
         <w:t xml:space="preserve">   </w:t>
       </w:r>
-      <w:hyperlink w:history="1" r:id="rIdup6uv5rbmr5bpbbrnbr6t">
+      <w:hyperlink w:history="1" r:id="rIdc8cfjbjqthtkpudezbak4">
         <w:r>
           <w:rPr>
             <w:color w:val="315CBB"/>
@@ -1074,7 +1074,7 @@
         </w:rPr>
         <w:t xml:space="preserve">   </w:t>
       </w:r>
-      <w:hyperlink w:history="1" r:id="rIdzaf8gcpl17luymbpfc2dr">
+      <w:hyperlink w:history="1" r:id="rIdugcrxfz0o8gohdwwfupry">
         <w:r>
           <w:rPr>
             <w:color w:val="315CBB"/>
@@ -1221,7 +1221,7 @@
       <w:pPr>
         <w:spacing w:after="80" w:before="0" w:line="300"/>
       </w:pPr>
-      <w:hyperlink w:history="1" r:id="rId-umfr-xyphthcmjdzeiwu">
+      <w:hyperlink w:history="1" r:id="rIdgisfz2lscgcif-e-3o9-u">
         <w:r>
           <w:rPr>
             <w:color w:val="315CBB"/>
@@ -1544,7 +1544,7 @@
       <w:pPr>
         <w:spacing w:after="80" w:before="80" w:line="300"/>
       </w:pPr>
-      <w:hyperlink w:history="1" r:id="rIdj-habwznka49j3fucsr6s">
+      <w:hyperlink w:history="1" r:id="rIdftoscyfj0sttg5lve9gdo">
         <w:r>
           <w:rPr>
             <w:color w:val="315CBB"/>
@@ -1562,7 +1562,7 @@
         </w:rPr>
         <w:t xml:space="preserve">   </w:t>
       </w:r>
-      <w:hyperlink w:history="1" r:id="rIduwxhoosxfqs37ruqewsu2">
+      <w:hyperlink w:history="1" r:id="rIdj--d-idbxlp3xhca5nfjv">
         <w:r>
           <w:rPr>
             <w:color w:val="315CBB"/>
@@ -1685,7 +1685,7 @@
             <w:r>
               <w:br/>
             </w:r>
-            <w:hyperlink w:history="1" r:id="rId-m-kedvlbu8m9_-m6b_ia">
+            <w:hyperlink w:history="1" r:id="rIdbrrs-9isk7cqdukpf9gje">
               <w:r>
                 <w:rPr>
                   <w:color w:val="315CBB"/>
@@ -1698,7 +1698,7 @@
             <w:r>
               <w:br/>
             </w:r>
-            <w:hyperlink w:history="1" r:id="rIdrqvgpwijodeeq9izb7fp7">
+            <w:hyperlink w:history="1" r:id="rIdyshnrhqgszcq7hm6lkkxz">
               <w:r>
                 <w:rPr>
                   <w:color w:val="315CBB"/>
@@ -1915,7 +1915,8 @@
       </w:tblPr>
       <w:tblGrid>
         <w:gridCol w:w="2523"/>
-        <w:gridCol w:w="7569"/>
+        <w:gridCol w:w="1110"/>
+        <w:gridCol w:w="6459"/>
       </w:tblGrid>
       <w:tr>
         <w:trPr>
@@ -1947,7 +1948,63 @@
         </w:tc>
         <w:tc>
           <w:tcPr>
-            <w:tcW w:type="dxa" w:w="7569"/>
+            <w:tcW w:type="dxa" w:w="1110"/>
+            <w:tcMar>
+              <w:top w:type="dxa" w:w="60"/>
+              <w:left w:type="dxa" w:w="0"/>
+              <w:bottom w:type="dxa" w:w="60"/>
+              <w:right w:type="dxa" w:w="0"/>
+            </w:tcMar>
+          </w:tcPr>
+          <w:p>
+            <w:pPr>
+              <w:spacing w:after="80" w:before="0" w:line="300"/>
+            </w:pPr>
+            <w:r>
+              <w:drawing>
+                <wp:inline distT="0" distB="0" distL="0" distR="0">
+                  <wp:extent cx="609600" cy="409575"/>
+                  <wp:effectExtent t="0" r="0" b="0" l="0"/>
+                  <wp:docPr id="1" name="" descr="" title=""/>
+                  <wp:cNvGraphicFramePr>
+                    <a:graphicFrameLocks xmlns:a="http://schemas.openxmlformats.org/drawingml/2006/main" noChangeAspect="1"/>
+                  </wp:cNvGraphicFramePr>
+                  <a:graphic xmlns:a="http://schemas.openxmlformats.org/drawingml/2006/main">
+                    <a:graphicData uri="http://schemas.openxmlformats.org/drawingml/2006/picture">
+                      <pic:pic xmlns:pic="http://schemas.openxmlformats.org/drawingml/2006/picture">
+                        <pic:nvPicPr>
+                          <pic:cNvPr id="0" name="" descr=""/>
+                          <pic:cNvPicPr>
+                            <a:picLocks noChangeAspect="1" noChangeArrowheads="1"/>
+                          </pic:cNvPicPr>
+                        </pic:nvPicPr>
+                        <pic:blipFill>
+                          <a:blip r:embed="rId8" cstate="none"/>
+                          <a:srcRect/>
+                          <a:stretch>
+                            <a:fillRect/>
+                          </a:stretch>
+                        </pic:blipFill>
+                        <pic:spPr bwMode="auto">
+                          <a:xfrm>
+                            <a:off x="0" y="0"/>
+                            <a:ext cx="609600" cy="409575"/>
+                          </a:xfrm>
+                          <a:prstGeom prst="rect">
+                            <a:avLst/>
+                          </a:prstGeom>
+                        </pic:spPr>
+                      </pic:pic>
+                    </a:graphicData>
+                  </a:graphic>
+                </wp:inline>
+              </w:drawing>
+            </w:r>
+          </w:p>
+        </w:tc>
+        <w:tc>
+          <w:tcPr>
+            <w:tcW w:type="dxa" w:w="6459"/>
             <w:tcMar>
               <w:top w:type="dxa" w:w="60"/>
               <w:left w:type="dxa" w:w="0"/>
@@ -1988,7 +2045,7 @@
             <w:pPr>
               <w:spacing w:after="80" w:before="0" w:line="300"/>
             </w:pPr>
-            <w:hyperlink w:history="1" r:id="rIdnffrpwwtw_judnbda7rji">
+            <w:hyperlink w:history="1" r:id="rIdvls1xjpayryxmlz6qsubm">
               <w:r>
                 <w:rPr>
                   <w:color w:val="315CBB"/>
@@ -2090,7 +2147,7 @@
             <w:pPr>
               <w:spacing w:after="80" w:before="80" w:line="300"/>
             </w:pPr>
-            <w:hyperlink w:history="1" r:id="rIdet27agnpmjbbrykz-pboj">
+            <w:hyperlink w:history="1" r:id="rIdhmlknjjt3f_qmzaxoeu2k">
               <w:r>
                 <w:rPr>
                   <w:color w:val="315CBB"/>
@@ -2108,7 +2165,7 @@
               </w:rPr>
               <w:t xml:space="preserve">   </w:t>
             </w:r>
-            <w:hyperlink w:history="1" r:id="rIdeev4dsnzllzbulbbkde6n">
+            <w:hyperlink w:history="1" r:id="rIdvuvbmyzadiftvcwmemp-d">
               <w:r>
                 <w:rPr>
                   <w:color w:val="315CBB"/>
@@ -2126,7 +2183,7 @@
               </w:rPr>
               <w:t xml:space="preserve">   </w:t>
             </w:r>
-            <w:hyperlink w:history="1" r:id="rIdydzevzh-o8ynhi_n7nvu3">
+            <w:hyperlink w:history="1" r:id="rIdzlcco6cs7mynrk9os-juy">
               <w:r>
                 <w:rPr>
                   <w:color w:val="315CBB"/>
@@ -2227,7 +2284,7 @@
                           </pic:cNvPicPr>
                         </pic:nvPicPr>
                         <pic:blipFill>
-                          <a:blip r:embed="rId8" cstate="none"/>
+                          <a:blip r:embed="rId9" cstate="none"/>
                           <a:srcRect/>
                           <a:stretch>
                             <a:fillRect/>
@@ -2384,7 +2441,7 @@
                           </pic:cNvPicPr>
                         </pic:nvPicPr>
                         <pic:blipFill>
-                          <a:blip r:embed="rId9" cstate="none"/>
+                          <a:blip r:embed="rId10" cstate="none"/>
                           <a:srcRect/>
                           <a:stretch>
                             <a:fillRect/>
@@ -2791,147 +2848,6 @@
                 <w:szCs w:val="20"/>
               </w:rPr>
               <w:t xml:space="preserve">2025.10</w:t>
-            </w:r>
-          </w:p>
-        </w:tc>
-        <w:tc>
-          <w:tcPr>
-            <w:tcW w:type="dxa" w:w="1110"/>
-            <w:tcMar>
-              <w:top w:type="dxa" w:w="60"/>
-              <w:left w:type="dxa" w:w="0"/>
-              <w:bottom w:type="dxa" w:w="60"/>
-              <w:right w:type="dxa" w:w="0"/>
-            </w:tcMar>
-          </w:tcPr>
-          <w:p>
-            <w:pPr>
-              <w:spacing w:after="80" w:before="0" w:line="300"/>
-            </w:pPr>
-            <w:r>
-              <w:drawing>
-                <wp:inline distT="0" distB="0" distL="0" distR="0">
-                  <wp:extent cx="542925" cy="762000"/>
-                  <wp:effectExtent t="0" r="0" b="0" l="0"/>
-                  <wp:docPr id="1" name="" descr="" title=""/>
-                  <wp:cNvGraphicFramePr>
-                    <a:graphicFrameLocks xmlns:a="http://schemas.openxmlformats.org/drawingml/2006/main" noChangeAspect="1"/>
-                  </wp:cNvGraphicFramePr>
-                  <a:graphic xmlns:a="http://schemas.openxmlformats.org/drawingml/2006/main">
-                    <a:graphicData uri="http://schemas.openxmlformats.org/drawingml/2006/picture">
-                      <pic:pic xmlns:pic="http://schemas.openxmlformats.org/drawingml/2006/picture">
-                        <pic:nvPicPr>
-                          <pic:cNvPr id="0" name="" descr=""/>
-                          <pic:cNvPicPr>
-                            <a:picLocks noChangeAspect="1" noChangeArrowheads="1"/>
-                          </pic:cNvPicPr>
-                        </pic:nvPicPr>
-                        <pic:blipFill>
-                          <a:blip r:embed="rId10" cstate="none"/>
-                          <a:srcRect/>
-                          <a:stretch>
-                            <a:fillRect/>
-                          </a:stretch>
-                        </pic:blipFill>
-                        <pic:spPr bwMode="auto">
-                          <a:xfrm>
-                            <a:off x="0" y="0"/>
-                            <a:ext cx="542925" cy="762000"/>
-                          </a:xfrm>
-                          <a:prstGeom prst="rect">
-                            <a:avLst/>
-                          </a:prstGeom>
-                        </pic:spPr>
-                      </pic:pic>
-                    </a:graphicData>
-                  </a:graphic>
-                </wp:inline>
-              </w:drawing>
-            </w:r>
-          </w:p>
-        </w:tc>
-        <w:tc>
-          <w:tcPr>
-            <w:tcW w:type="dxa" w:w="6459"/>
-            <w:tcMar>
-              <w:top w:type="dxa" w:w="60"/>
-              <w:left w:type="dxa" w:w="0"/>
-              <w:bottom w:type="dxa" w:w="60"/>
-              <w:right w:type="dxa" w:w="0"/>
-            </w:tcMar>
-          </w:tcPr>
-          <w:p>
-            <w:pPr>
-              <w:spacing w:after="80" w:before="0" w:line="300"/>
-            </w:pPr>
-            <w:r>
-              <w:rPr>
-                <w:b/>
-                <w:bCs/>
-                <w:color w:val="203047"/>
-                <w:sz w:val="20"/>
-                <w:szCs w:val="20"/>
-              </w:rPr>
-              <w:t xml:space="preserve">Capstone Design Gold Award</w:t>
-            </w:r>
-            <w:r>
-              <w:br/>
-            </w:r>
-            <w:r>
-              <w:rPr>
-                <w:color w:val="203047"/>
-                <w:sz w:val="20"/>
-                <w:szCs w:val="20"/>
-              </w:rPr>
-              <w:t xml:space="preserve">Software &amp; AI division / College of Information and Biomedical Engineering, Pusan National University</w:t>
-            </w:r>
-          </w:p>
-        </w:tc>
-      </w:tr>
-    </w:tbl>
-    <w:tbl>
-      <w:tblPr>
-        <w:tblW w:type="dxa" w:w="10092"/>
-        <w:tblBorders>
-          <w:top w:val="none" w:color="FFFFFF" w:sz="0"/>
-          <w:left w:val="none" w:color="FFFFFF" w:sz="0"/>
-          <w:bottom w:val="single" w:color="E3E8F0" w:sz="4"/>
-          <w:right w:val="none" w:color="FFFFFF" w:sz="0"/>
-          <w:insideH w:val="none" w:color="FFFFFF" w:sz="0"/>
-          <w:insideV w:val="none" w:color="FFFFFF" w:sz="0"/>
-        </w:tblBorders>
-        <w:tblLayout w:type="fixed"/>
-      </w:tblPr>
-      <w:tblGrid>
-        <w:gridCol w:w="2523"/>
-        <w:gridCol w:w="1110"/>
-        <w:gridCol w:w="6459"/>
-      </w:tblGrid>
-      <w:tr>
-        <w:trPr>
-          <w:cantSplit/>
-        </w:trPr>
-        <w:tc>
-          <w:tcPr>
-            <w:tcW w:type="dxa" w:w="2523"/>
-            <w:tcMar>
-              <w:top w:type="dxa" w:w="60"/>
-              <w:left w:type="dxa" w:w="0"/>
-              <w:bottom w:type="dxa" w:w="60"/>
-              <w:right w:type="dxa" w:w="120"/>
-            </w:tcMar>
-          </w:tcPr>
-          <w:p>
-            <w:pPr>
-              <w:spacing w:after="80" w:before="0" w:line="300"/>
-            </w:pPr>
-            <w:r>
-              <w:rPr>
-                <w:color w:val="203047"/>
-                <w:sz w:val="20"/>
-                <w:szCs w:val="20"/>
-              </w:rPr>
-              <w:t xml:space="preserve">2025.09</w:t>
             </w:r>
           </w:p>
         </w:tc>
@@ -3013,7 +2929,7 @@
                 <w:sz w:val="20"/>
                 <w:szCs w:val="20"/>
               </w:rPr>
-              <w:t xml:space="preserve">Busan DATA WEEK Top Excellence Award</w:t>
+              <w:t xml:space="preserve">Capstone Design Gold Award</w:t>
             </w:r>
             <w:r>
               <w:br/>
@@ -3024,7 +2940,7 @@
                 <w:sz w:val="20"/>
                 <w:szCs w:val="20"/>
               </w:rPr>
-              <w:t xml:space="preserve">Data utilization case competition / Busan Techno Park</w:t>
+              <w:t xml:space="preserve">Software &amp; AI division / College of Information and Biomedical Engineering, Pusan National University</w:t>
             </w:r>
           </w:p>
         </w:tc>
@@ -3154,7 +3070,7 @@
                 <w:sz w:val="20"/>
                 <w:szCs w:val="20"/>
               </w:rPr>
-              <w:t xml:space="preserve">AI LAUNCH Career School Startup Hackathon Encouragement Award</w:t>
+              <w:t xml:space="preserve">Busan DATA WEEK Top Excellence Award</w:t>
             </w:r>
             <w:r>
               <w:br/>
@@ -3165,7 +3081,7 @@
                 <w:sz w:val="20"/>
                 <w:szCs w:val="20"/>
               </w:rPr>
-              <w:t xml:space="preserve">KRYPTON X x Root Impact x Google.org</w:t>
+              <w:t xml:space="preserve">Data utilization case competition / Busan Techno Park</w:t>
             </w:r>
           </w:p>
         </w:tc>
@@ -3213,7 +3129,7 @@
                 <w:sz w:val="20"/>
                 <w:szCs w:val="20"/>
               </w:rPr>
-              <w:t xml:space="preserve">2025.08</w:t>
+              <w:t xml:space="preserve">2025.09</w:t>
             </w:r>
           </w:p>
         </w:tc>
@@ -3251,6 +3167,147 @@
                         </pic:nvPicPr>
                         <pic:blipFill>
                           <a:blip r:embed="rId13" cstate="none"/>
+                          <a:srcRect/>
+                          <a:stretch>
+                            <a:fillRect/>
+                          </a:stretch>
+                        </pic:blipFill>
+                        <pic:spPr bwMode="auto">
+                          <a:xfrm>
+                            <a:off x="0" y="0"/>
+                            <a:ext cx="542925" cy="762000"/>
+                          </a:xfrm>
+                          <a:prstGeom prst="rect">
+                            <a:avLst/>
+                          </a:prstGeom>
+                        </pic:spPr>
+                      </pic:pic>
+                    </a:graphicData>
+                  </a:graphic>
+                </wp:inline>
+              </w:drawing>
+            </w:r>
+          </w:p>
+        </w:tc>
+        <w:tc>
+          <w:tcPr>
+            <w:tcW w:type="dxa" w:w="6459"/>
+            <w:tcMar>
+              <w:top w:type="dxa" w:w="60"/>
+              <w:left w:type="dxa" w:w="0"/>
+              <w:bottom w:type="dxa" w:w="60"/>
+              <w:right w:type="dxa" w:w="0"/>
+            </w:tcMar>
+          </w:tcPr>
+          <w:p>
+            <w:pPr>
+              <w:spacing w:after="80" w:before="0" w:line="300"/>
+            </w:pPr>
+            <w:r>
+              <w:rPr>
+                <w:b/>
+                <w:bCs/>
+                <w:color w:val="203047"/>
+                <w:sz w:val="20"/>
+                <w:szCs w:val="20"/>
+              </w:rPr>
+              <w:t xml:space="preserve">AI LAUNCH Career School Startup Hackathon Encouragement Award</w:t>
+            </w:r>
+            <w:r>
+              <w:br/>
+            </w:r>
+            <w:r>
+              <w:rPr>
+                <w:color w:val="203047"/>
+                <w:sz w:val="20"/>
+                <w:szCs w:val="20"/>
+              </w:rPr>
+              <w:t xml:space="preserve">KRYPTON X x Root Impact x Google.org</w:t>
+            </w:r>
+          </w:p>
+        </w:tc>
+      </w:tr>
+    </w:tbl>
+    <w:tbl>
+      <w:tblPr>
+        <w:tblW w:type="dxa" w:w="10092"/>
+        <w:tblBorders>
+          <w:top w:val="none" w:color="FFFFFF" w:sz="0"/>
+          <w:left w:val="none" w:color="FFFFFF" w:sz="0"/>
+          <w:bottom w:val="single" w:color="E3E8F0" w:sz="4"/>
+          <w:right w:val="none" w:color="FFFFFF" w:sz="0"/>
+          <w:insideH w:val="none" w:color="FFFFFF" w:sz="0"/>
+          <w:insideV w:val="none" w:color="FFFFFF" w:sz="0"/>
+        </w:tblBorders>
+        <w:tblLayout w:type="fixed"/>
+      </w:tblPr>
+      <w:tblGrid>
+        <w:gridCol w:w="2523"/>
+        <w:gridCol w:w="1110"/>
+        <w:gridCol w:w="6459"/>
+      </w:tblGrid>
+      <w:tr>
+        <w:trPr>
+          <w:cantSplit/>
+        </w:trPr>
+        <w:tc>
+          <w:tcPr>
+            <w:tcW w:type="dxa" w:w="2523"/>
+            <w:tcMar>
+              <w:top w:type="dxa" w:w="60"/>
+              <w:left w:type="dxa" w:w="0"/>
+              <w:bottom w:type="dxa" w:w="60"/>
+              <w:right w:type="dxa" w:w="120"/>
+            </w:tcMar>
+          </w:tcPr>
+          <w:p>
+            <w:pPr>
+              <w:spacing w:after="80" w:before="0" w:line="300"/>
+            </w:pPr>
+            <w:r>
+              <w:rPr>
+                <w:color w:val="203047"/>
+                <w:sz w:val="20"/>
+                <w:szCs w:val="20"/>
+              </w:rPr>
+              <w:t xml:space="preserve">2025.08</w:t>
+            </w:r>
+          </w:p>
+        </w:tc>
+        <w:tc>
+          <w:tcPr>
+            <w:tcW w:type="dxa" w:w="1110"/>
+            <w:tcMar>
+              <w:top w:type="dxa" w:w="60"/>
+              <w:left w:type="dxa" w:w="0"/>
+              <w:bottom w:type="dxa" w:w="60"/>
+              <w:right w:type="dxa" w:w="0"/>
+            </w:tcMar>
+          </w:tcPr>
+          <w:p>
+            <w:pPr>
+              <w:spacing w:after="80" w:before="0" w:line="300"/>
+            </w:pPr>
+            <w:r>
+              <w:drawing>
+                <wp:inline distT="0" distB="0" distL="0" distR="0">
+                  <wp:extent cx="542925" cy="762000"/>
+                  <wp:effectExtent t="0" r="0" b="0" l="0"/>
+                  <wp:docPr id="1" name="" descr="" title=""/>
+                  <wp:cNvGraphicFramePr>
+                    <a:graphicFrameLocks xmlns:a="http://schemas.openxmlformats.org/drawingml/2006/main" noChangeAspect="1"/>
+                  </wp:cNvGraphicFramePr>
+                  <a:graphic xmlns:a="http://schemas.openxmlformats.org/drawingml/2006/main">
+                    <a:graphicData uri="http://schemas.openxmlformats.org/drawingml/2006/picture">
+                      <pic:pic xmlns:pic="http://schemas.openxmlformats.org/drawingml/2006/picture">
+                        <pic:nvPicPr>
+                          <pic:cNvPr id="0" name="" descr=""/>
+                          <pic:cNvPicPr>
+                            <a:picLocks noChangeAspect="1" noChangeArrowheads="1"/>
+                          </pic:cNvPicPr>
+                        </pic:nvPicPr>
+                        <pic:blipFill>
+                          <a:blip r:embed="rId14" cstate="none"/>
                           <a:srcRect/>
                           <a:stretch>
                             <a:fillRect/>

--- a/site/en/resume.docx
+++ b/site/en/resume.docx
@@ -102,7 +102,7 @@
             <w:pPr>
               <w:spacing w:after="80" w:before="80" w:line="300"/>
             </w:pPr>
-            <w:hyperlink w:history="1" r:id="rIdmwrkttrkmrumrymcvzpca">
+            <w:hyperlink w:history="1" r:id="rIdaxp7vfvcuow-h5pjqvh56">
               <w:r>
                 <w:rPr>
                   <w:color w:val="315CBB"/>
@@ -120,7 +120,7 @@
               </w:rPr>
               <w:t xml:space="preserve">   </w:t>
             </w:r>
-            <w:hyperlink w:history="1" r:id="rIddrczfhvbegngaeleupupx">
+            <w:hyperlink w:history="1" r:id="rIdm2i1ligfkntjqueb7scfw">
               <w:r>
                 <w:rPr>
                   <w:color w:val="315CBB"/>
@@ -138,7 +138,7 @@
               </w:rPr>
               <w:t xml:space="preserve">   </w:t>
             </w:r>
-            <w:hyperlink w:history="1" r:id="rIdqol_jfedollzk0wwbxznq">
+            <w:hyperlink w:history="1" r:id="rIdzdrummi4ix0fuemelr8ih">
               <w:r>
                 <w:rPr>
                   <w:color w:val="315CBB"/>
@@ -156,7 +156,7 @@
               </w:rPr>
               <w:t xml:space="preserve">   </w:t>
             </w:r>
-            <w:hyperlink w:history="1" r:id="rId5uh_3i0ybc_b3xas9rlo6">
+            <w:hyperlink w:history="1" r:id="rIdfyglw8q03eunytdg6smr0">
               <w:r>
                 <w:rPr>
                   <w:color w:val="315CBB"/>
@@ -404,7 +404,7 @@
       <w:pPr>
         <w:spacing w:after="80" w:before="80" w:line="300"/>
       </w:pPr>
-      <w:hyperlink w:history="1" r:id="rIdlbhaco-jdyuoddlbmuawn">
+      <w:hyperlink w:history="1" r:id="rIdr2361dxzkxxqqus6_we6g">
         <w:r>
           <w:rPr>
             <w:color w:val="315CBB"/>
@@ -422,7 +422,7 @@
         </w:rPr>
         <w:t xml:space="preserve">   </w:t>
       </w:r>
-      <w:hyperlink w:history="1" r:id="rIdm9mbckzgarhqvu36iaea2">
+      <w:hyperlink w:history="1" r:id="rIdtuo1b1hfwgvxzyx7mkt8w">
         <w:r>
           <w:rPr>
             <w:color w:val="315CBB"/>
@@ -1020,7 +1020,7 @@
       <w:pPr>
         <w:spacing w:after="80" w:before="80" w:line="300"/>
       </w:pPr>
-      <w:hyperlink w:history="1" r:id="rIdyxd1t2opfgd9z7d0pdnew">
+      <w:hyperlink w:history="1" r:id="rIdysl2sv3j0edf-myhkizwn">
         <w:r>
           <w:rPr>
             <w:color w:val="315CBB"/>
@@ -1038,7 +1038,7 @@
         </w:rPr>
         <w:t xml:space="preserve">   </w:t>
       </w:r>
-      <w:hyperlink w:history="1" r:id="rId_7ve-ogiqgenwscksz8dj">
+      <w:hyperlink w:history="1" r:id="rIdkvyjaxulcpelkw0v643n6">
         <w:r>
           <w:rPr>
             <w:color w:val="315CBB"/>
@@ -1056,7 +1056,7 @@
         </w:rPr>
         <w:t xml:space="preserve">   </w:t>
       </w:r>
-      <w:hyperlink w:history="1" r:id="rIdc8cfjbjqthtkpudezbak4">
+      <w:hyperlink w:history="1" r:id="rIddmfue0zg5fp822hjp0aux">
         <w:r>
           <w:rPr>
             <w:color w:val="315CBB"/>
@@ -1074,7 +1074,7 @@
         </w:rPr>
         <w:t xml:space="preserve">   </w:t>
       </w:r>
-      <w:hyperlink w:history="1" r:id="rIdugcrxfz0o8gohdwwfupry">
+      <w:hyperlink w:history="1" r:id="rIdle_bedwi3rmqmcd747lwm">
         <w:r>
           <w:rPr>
             <w:color w:val="315CBB"/>
@@ -1221,7 +1221,7 @@
       <w:pPr>
         <w:spacing w:after="80" w:before="0" w:line="300"/>
       </w:pPr>
-      <w:hyperlink w:history="1" r:id="rIdgisfz2lscgcif-e-3o9-u">
+      <w:hyperlink w:history="1" r:id="rIdu9e54ernvxqqssihlauej">
         <w:r>
           <w:rPr>
             <w:color w:val="315CBB"/>
@@ -1544,7 +1544,7 @@
       <w:pPr>
         <w:spacing w:after="80" w:before="80" w:line="300"/>
       </w:pPr>
-      <w:hyperlink w:history="1" r:id="rIdftoscyfj0sttg5lve9gdo">
+      <w:hyperlink w:history="1" r:id="rIdbfliablrvt_k0pmqou9jl">
         <w:r>
           <w:rPr>
             <w:color w:val="315CBB"/>
@@ -1562,7 +1562,7 @@
         </w:rPr>
         <w:t xml:space="preserve">   </w:t>
       </w:r>
-      <w:hyperlink w:history="1" r:id="rIdj--d-idbxlp3xhca5nfjv">
+      <w:hyperlink w:history="1" r:id="rIde7-95artrcatzqxo8pddc">
         <w:r>
           <w:rPr>
             <w:color w:val="315CBB"/>
@@ -1685,7 +1685,7 @@
             <w:r>
               <w:br/>
             </w:r>
-            <w:hyperlink w:history="1" r:id="rIdbrrs-9isk7cqdukpf9gje">
+            <w:hyperlink w:history="1" r:id="rIdwoy9-h1x20xsqruyqidzk">
               <w:r>
                 <w:rPr>
                   <w:color w:val="315CBB"/>
@@ -1698,7 +1698,7 @@
             <w:r>
               <w:br/>
             </w:r>
-            <w:hyperlink w:history="1" r:id="rIdyshnrhqgszcq7hm6lkkxz">
+            <w:hyperlink w:history="1" r:id="rId_jsomptck45tjq3ceqrdt">
               <w:r>
                 <w:rPr>
                   <w:color w:val="315CBB"/>
@@ -1915,6 +1915,152 @@
       </w:tblPr>
       <w:tblGrid>
         <w:gridCol w:w="2523"/>
+        <w:gridCol w:w="7569"/>
+      </w:tblGrid>
+      <w:tr>
+        <w:trPr>
+          <w:cantSplit/>
+        </w:trPr>
+        <w:tc>
+          <w:tcPr>
+            <w:tcW w:type="dxa" w:w="2523"/>
+            <w:tcMar>
+              <w:top w:type="dxa" w:w="60"/>
+              <w:left w:type="dxa" w:w="0"/>
+              <w:bottom w:type="dxa" w:w="60"/>
+              <w:right w:type="dxa" w:w="120"/>
+            </w:tcMar>
+          </w:tcPr>
+          <w:p>
+            <w:pPr>
+              <w:spacing w:after="80" w:before="0" w:line="300"/>
+            </w:pPr>
+            <w:r>
+              <w:rPr>
+                <w:color w:val="203047"/>
+                <w:sz w:val="20"/>
+                <w:szCs w:val="20"/>
+              </w:rPr>
+              <w:t xml:space="preserve">2026.06 — 2026.06</w:t>
+            </w:r>
+          </w:p>
+        </w:tc>
+        <w:tc>
+          <w:tcPr>
+            <w:tcW w:type="dxa" w:w="7569"/>
+            <w:tcMar>
+              <w:top w:type="dxa" w:w="60"/>
+              <w:left w:type="dxa" w:w="0"/>
+              <w:bottom w:type="dxa" w:w="60"/>
+              <w:right w:type="dxa" w:w="0"/>
+            </w:tcMar>
+          </w:tcPr>
+          <w:p>
+            <w:pPr>
+              <w:keepNext/>
+              <w:spacing w:after="0" w:before="0" w:line="276"/>
+            </w:pPr>
+            <w:r>
+              <w:rPr>
+                <w:b/>
+                <w:bCs/>
+                <w:color w:val="203047"/>
+                <w:sz w:val="24"/>
+                <w:szCs w:val="24"/>
+              </w:rPr>
+              <w:t xml:space="preserve">Rhwp open-source contributions</w:t>
+            </w:r>
+          </w:p>
+          <w:p>
+            <w:pPr>
+              <w:spacing w:after="80" w:before="0" w:line="300"/>
+            </w:pPr>
+            <w:r>
+              <w:rPr>
+                <w:color w:val="203047"/>
+                <w:sz w:val="20"/>
+                <w:szCs w:val="20"/>
+              </w:rPr>
+              <w:t xml:space="preserve">Investigated bugs, submitted fixes and addressed CI in a Rust HWP/HWPX project. Fixed textFlow attributes of images, tables and shapes being reset after saving.</w:t>
+            </w:r>
+          </w:p>
+          <w:p>
+            <w:pPr>
+              <w:spacing w:after="80" w:before="80" w:line="300"/>
+            </w:pPr>
+            <w:hyperlink w:history="1" r:id="rIdxs1ql7vcywplq7qgb5byg">
+              <w:r>
+                <w:rPr>
+                  <w:color w:val="315CBB"/>
+                  <w:sz w:val="20"/>
+                  <w:szCs w:val="20"/>
+                </w:rPr>
+                <w:t xml:space="preserve">GitHub repository ↗</w:t>
+              </w:r>
+            </w:hyperlink>
+            <w:r>
+              <w:rPr>
+                <w:color w:val="203047"/>
+                <w:sz w:val="20"/>
+                <w:szCs w:val="20"/>
+              </w:rPr>
+              <w:t xml:space="preserve">   </w:t>
+            </w:r>
+            <w:hyperlink w:history="1" r:id="rId5_pciy9on6uqqnbeujwov">
+              <w:r>
+                <w:rPr>
+                  <w:color w:val="315CBB"/>
+                  <w:sz w:val="20"/>
+                  <w:szCs w:val="20"/>
+                </w:rPr>
+                <w:t xml:space="preserve">PR #1213 · Merged ↗</w:t>
+              </w:r>
+            </w:hyperlink>
+            <w:r>
+              <w:rPr>
+                <w:color w:val="203047"/>
+                <w:sz w:val="20"/>
+                <w:szCs w:val="20"/>
+              </w:rPr>
+              <w:t xml:space="preserve">   </w:t>
+            </w:r>
+            <w:hyperlink w:history="1" r:id="rIdh6ce49w6esxrpo4-sfx0x">
+              <w:r>
+                <w:rPr>
+                  <w:color w:val="315CBB"/>
+                  <w:sz w:val="20"/>
+                  <w:szCs w:val="20"/>
+                </w:rPr>
+                <w:t xml:space="preserve">PR #1351 · Submitted ↗</w:t>
+              </w:r>
+            </w:hyperlink>
+            <w:r>
+              <w:rPr>
+                <w:color w:val="203047"/>
+                <w:sz w:val="20"/>
+                <w:szCs w:val="20"/>
+              </w:rPr>
+              <w:t xml:space="preserve">   </w:t>
+            </w:r>
+          </w:p>
+        </w:tc>
+      </w:tr>
+    </w:tbl>
+    <w:tbl>
+      <w:tblPr>
+        <w:tblW w:type="dxa" w:w="10092"/>
+        <w:tblBorders>
+          <w:top w:val="none" w:color="FFFFFF" w:sz="0"/>
+          <w:left w:val="none" w:color="FFFFFF" w:sz="0"/>
+          <w:bottom w:val="single" w:color="E3E8F0" w:sz="4"/>
+          <w:right w:val="none" w:color="FFFFFF" w:sz="0"/>
+          <w:insideH w:val="none" w:color="FFFFFF" w:sz="0"/>
+          <w:insideV w:val="none" w:color="FFFFFF" w:sz="0"/>
+        </w:tblBorders>
+        <w:tblLayout w:type="fixed"/>
+      </w:tblPr>
+      <w:tblGrid>
+        <w:gridCol w:w="2523"/>
         <w:gridCol w:w="1110"/>
         <w:gridCol w:w="6459"/>
       </w:tblGrid>
@@ -1942,7 +2088,7 @@
                 <w:sz w:val="20"/>
                 <w:szCs w:val="20"/>
               </w:rPr>
-              <w:t xml:space="preserve">2022.02 — 2025.07</w:t>
+              <w:t xml:space="preserve">2025.03 — 2026.01</w:t>
             </w:r>
           </w:p>
         </w:tc>
@@ -1963,7 +2109,7 @@
             <w:r>
               <w:drawing>
                 <wp:inline distT="0" distB="0" distL="0" distR="0">
-                  <wp:extent cx="609600" cy="409575"/>
+                  <wp:extent cx="552450" cy="762000"/>
                   <wp:effectExtent t="0" r="0" b="0" l="0"/>
                   <wp:docPr id="1" name="" descr="" title=""/>
                   <wp:cNvGraphicFramePr>
@@ -1988,7 +2134,7 @@
                         <pic:spPr bwMode="auto">
                           <a:xfrm>
                             <a:off x="0" y="0"/>
-                            <a:ext cx="609600" cy="409575"/>
+                            <a:ext cx="552450" cy="762000"/>
                           </a:xfrm>
                           <a:prstGeom prst="rect">
                             <a:avLst/>
@@ -2025,181 +2171,33 @@
                 <w:sz w:val="24"/>
                 <w:szCs w:val="24"/>
               </w:rPr>
-              <w:t xml:space="preserve">945-day Baekjoon problem-solving streak</w:t>
-            </w:r>
-          </w:p>
-          <w:p>
-            <w:pPr>
-              <w:spacing w:after="80" w:before="0" w:line="300"/>
-            </w:pPr>
-            <w:r>
-              <w:rPr>
-                <w:color w:val="203047"/>
-                <w:sz w:val="20"/>
-                <w:szCs w:val="20"/>
-              </w:rPr>
-              <w:t xml:space="preserve">Aiming for one problem a day, I reached a longest streak of 945 consecutive days on solved.ac. 1,659 problems solved, solved.ac Platinum IV. Solutions are recorded in a GitHub repository.</w:t>
-            </w:r>
-          </w:p>
-          <w:p>
-            <w:pPr>
-              <w:spacing w:after="80" w:before="0" w:line="300"/>
-            </w:pPr>
-            <w:hyperlink w:history="1" r:id="rIdvls1xjpayryxmlz6qsubm">
-              <w:r>
-                <w:rPr>
-                  <w:color w:val="315CBB"/>
-                  <w:sz w:val="20"/>
-                  <w:szCs w:val="20"/>
-                </w:rPr>
-                <w:t xml:space="preserve">Baekjoon solutions repository ↗</w:t>
-              </w:r>
-            </w:hyperlink>
-          </w:p>
-        </w:tc>
-      </w:tr>
-    </w:tbl>
-    <w:tbl>
-      <w:tblPr>
-        <w:tblW w:type="dxa" w:w="10092"/>
-        <w:tblBorders>
-          <w:top w:val="none" w:color="FFFFFF" w:sz="0"/>
-          <w:left w:val="none" w:color="FFFFFF" w:sz="0"/>
-          <w:bottom w:val="single" w:color="E3E8F0" w:sz="4"/>
-          <w:right w:val="none" w:color="FFFFFF" w:sz="0"/>
-          <w:insideH w:val="none" w:color="FFFFFF" w:sz="0"/>
-          <w:insideV w:val="none" w:color="FFFFFF" w:sz="0"/>
-        </w:tblBorders>
-        <w:tblLayout w:type="fixed"/>
-      </w:tblPr>
-      <w:tblGrid>
-        <w:gridCol w:w="2523"/>
-        <w:gridCol w:w="7569"/>
-      </w:tblGrid>
-      <w:tr>
-        <w:trPr>
-          <w:cantSplit/>
-        </w:trPr>
-        <w:tc>
-          <w:tcPr>
-            <w:tcW w:type="dxa" w:w="2523"/>
-            <w:tcMar>
-              <w:top w:type="dxa" w:w="60"/>
-              <w:left w:type="dxa" w:w="0"/>
-              <w:bottom w:type="dxa" w:w="60"/>
-              <w:right w:type="dxa" w:w="120"/>
-            </w:tcMar>
-          </w:tcPr>
-          <w:p>
-            <w:pPr>
-              <w:spacing w:after="80" w:before="0" w:line="300"/>
-            </w:pPr>
-            <w:r>
-              <w:rPr>
-                <w:color w:val="203047"/>
-                <w:sz w:val="20"/>
-                <w:szCs w:val="20"/>
-              </w:rPr>
-              <w:t xml:space="preserve">2026.06 — 2026.06</w:t>
-            </w:r>
-          </w:p>
-        </w:tc>
-        <w:tc>
-          <w:tcPr>
-            <w:tcW w:type="dxa" w:w="7569"/>
-            <w:tcMar>
-              <w:top w:type="dxa" w:w="60"/>
-              <w:left w:type="dxa" w:w="0"/>
-              <w:bottom w:type="dxa" w:w="60"/>
-              <w:right w:type="dxa" w:w="0"/>
-            </w:tcMar>
-          </w:tcPr>
-          <w:p>
-            <w:pPr>
-              <w:keepNext/>
-              <w:spacing w:after="0" w:before="0" w:line="276"/>
-            </w:pPr>
-            <w:r>
-              <w:rPr>
-                <w:b/>
-                <w:bCs/>
-                <w:color w:val="203047"/>
-                <w:sz w:val="24"/>
-                <w:szCs w:val="24"/>
-              </w:rPr>
-              <w:t xml:space="preserve">Rhwp open-source contributions</w:t>
-            </w:r>
-          </w:p>
-          <w:p>
-            <w:pPr>
-              <w:spacing w:after="80" w:before="0" w:line="300"/>
-            </w:pPr>
-            <w:r>
-              <w:rPr>
-                <w:color w:val="203047"/>
-                <w:sz w:val="20"/>
-                <w:szCs w:val="20"/>
-              </w:rPr>
-              <w:t xml:space="preserve">Investigated bugs, submitted fixes and addressed CI in a Rust HWP/HWPX project. Fixed textFlow attributes of images, tables and shapes being reset after saving.</w:t>
-            </w:r>
-          </w:p>
-          <w:p>
-            <w:pPr>
-              <w:spacing w:after="80" w:before="80" w:line="300"/>
-            </w:pPr>
-            <w:hyperlink w:history="1" r:id="rIdhmlknjjt3f_qmzaxoeu2k">
-              <w:r>
-                <w:rPr>
-                  <w:color w:val="315CBB"/>
-                  <w:sz w:val="20"/>
-                  <w:szCs w:val="20"/>
-                </w:rPr>
-                <w:t xml:space="preserve">GitHub repository ↗</w:t>
-              </w:r>
-            </w:hyperlink>
-            <w:r>
-              <w:rPr>
-                <w:color w:val="203047"/>
-                <w:sz w:val="20"/>
-                <w:szCs w:val="20"/>
-              </w:rPr>
-              <w:t xml:space="preserve">   </w:t>
-            </w:r>
-            <w:hyperlink w:history="1" r:id="rIdvuvbmyzadiftvcwmemp-d">
-              <w:r>
-                <w:rPr>
-                  <w:color w:val="315CBB"/>
-                  <w:sz w:val="20"/>
-                  <w:szCs w:val="20"/>
-                </w:rPr>
-                <w:t xml:space="preserve">PR #1213 · Merged ↗</w:t>
-              </w:r>
-            </w:hyperlink>
-            <w:r>
-              <w:rPr>
-                <w:color w:val="203047"/>
-                <w:sz w:val="20"/>
-                <w:szCs w:val="20"/>
-              </w:rPr>
-              <w:t xml:space="preserve">   </w:t>
-            </w:r>
-            <w:hyperlink w:history="1" r:id="rIdzlcco6cs7mynrk9os-juy">
-              <w:r>
-                <w:rPr>
-                  <w:color w:val="315CBB"/>
-                  <w:sz w:val="20"/>
-                  <w:szCs w:val="20"/>
-                </w:rPr>
-                <w:t xml:space="preserve">PR #1351 · Submitted ↗</w:t>
-              </w:r>
-            </w:hyperlink>
-            <w:r>
-              <w:rPr>
-                <w:color w:val="203047"/>
-                <w:sz w:val="20"/>
-                <w:szCs w:val="20"/>
-              </w:rPr>
-              <w:t xml:space="preserve">   </w:t>
+              <w:t xml:space="preserve">APPTIVE, Pusan National University</w:t>
+            </w:r>
+          </w:p>
+          <w:p>
+            <w:pPr>
+              <w:spacing w:after="80" w:before="0" w:line="300"/>
+            </w:pPr>
+            <w:r>
+              <w:rPr>
+                <w:color w:val="203047"/>
+                <w:sz w:val="20"/>
+                <w:szCs w:val="20"/>
+              </w:rPr>
+              <w:t xml:space="preserve">Backend mentee and mentor. Led 6 mentoring and code-review sessions for 12 mentees. Helped revise the curriculum to strengthen HTTP, Servlet, REST API and database foundations.</w:t>
+            </w:r>
+          </w:p>
+          <w:p>
+            <w:pPr>
+              <w:spacing w:after="80" w:before="0" w:line="300"/>
+            </w:pPr>
+            <w:r>
+              <w:rPr>
+                <w:color w:val="607089"/>
+                <w:sz w:val="18"/>
+                <w:szCs w:val="18"/>
+              </w:rPr>
+              <w:t xml:space="preserve">APPTIVE Backend Mentor Merit Award · 2026.01.09</w:t>
             </w:r>
           </w:p>
         </w:tc>
@@ -2247,7 +2245,7 @@
                 <w:sz w:val="20"/>
                 <w:szCs w:val="20"/>
               </w:rPr>
-              <w:t xml:space="preserve">2025.03 — 2026.01</w:t>
+              <w:t xml:space="preserve">2025.11 / 2025.07</w:t>
             </w:r>
           </w:p>
         </w:tc>
@@ -2268,7 +2266,7 @@
             <w:r>
               <w:drawing>
                 <wp:inline distT="0" distB="0" distL="0" distR="0">
-                  <wp:extent cx="552450" cy="762000"/>
+                  <wp:extent cx="609600" cy="457200"/>
                   <wp:effectExtent t="0" r="0" b="0" l="0"/>
                   <wp:docPr id="1" name="" descr="" title=""/>
                   <wp:cNvGraphicFramePr>
@@ -2293,7 +2291,7 @@
                         <pic:spPr bwMode="auto">
                           <a:xfrm>
                             <a:off x="0" y="0"/>
-                            <a:ext cx="552450" cy="762000"/>
+                            <a:ext cx="609600" cy="457200"/>
                           </a:xfrm>
                           <a:prstGeom prst="rect">
                             <a:avLst/>
@@ -2330,33 +2328,20 @@
                 <w:sz w:val="24"/>
                 <w:szCs w:val="24"/>
               </w:rPr>
-              <w:t xml:space="preserve">APPTIVE, Pusan National University</w:t>
-            </w:r>
-          </w:p>
-          <w:p>
-            <w:pPr>
-              <w:spacing w:after="80" w:before="0" w:line="300"/>
-            </w:pPr>
-            <w:r>
-              <w:rPr>
-                <w:color w:val="203047"/>
-                <w:sz w:val="20"/>
-                <w:szCs w:val="20"/>
-              </w:rPr>
-              <w:t xml:space="preserve">Backend mentee and mentor. Led 6 mentoring and code-review sessions for 12 mentees. Helped revise the curriculum to strengthen HTTP, Servlet, REST API and database foundations.</w:t>
-            </w:r>
-          </w:p>
-          <w:p>
-            <w:pPr>
-              <w:spacing w:after="80" w:before="0" w:line="300"/>
-            </w:pPr>
-            <w:r>
-              <w:rPr>
-                <w:color w:val="607089"/>
-                <w:sz w:val="18"/>
-                <w:szCs w:val="18"/>
-              </w:rPr>
-              <w:t xml:space="preserve">APPTIVE Backend Mentor Merit Award · 2026.01.09</w:t>
+              <w:t xml:space="preserve">SK AI SUMMIT · K-ICT WEEK in Busan</w:t>
+            </w:r>
+          </w:p>
+          <w:p>
+            <w:pPr>
+              <w:spacing w:after="80" w:before="0" w:line="300"/>
+            </w:pPr>
+            <w:r>
+              <w:rPr>
+                <w:color w:val="203047"/>
+                <w:sz w:val="20"/>
+                <w:szCs w:val="20"/>
+              </w:rPr>
+              <w:t xml:space="preserve">Represented Pusan National University at the Pilltip booth, demonstrating the service and answering technical questions.</w:t>
             </w:r>
           </w:p>
         </w:tc>
@@ -2404,7 +2389,7 @@
                 <w:sz w:val="20"/>
                 <w:szCs w:val="20"/>
               </w:rPr>
-              <w:t xml:space="preserve">2025.11 / 2025.07</w:t>
+              <w:t xml:space="preserve">2022.02 — 2025.07</w:t>
             </w:r>
           </w:p>
         </w:tc>
@@ -2425,7 +2410,7 @@
             <w:r>
               <w:drawing>
                 <wp:inline distT="0" distB="0" distL="0" distR="0">
-                  <wp:extent cx="609600" cy="457200"/>
+                  <wp:extent cx="609600" cy="409575"/>
                   <wp:effectExtent t="0" r="0" b="0" l="0"/>
                   <wp:docPr id="1" name="" descr="" title=""/>
                   <wp:cNvGraphicFramePr>
@@ -2450,7 +2435,7 @@
                         <pic:spPr bwMode="auto">
                           <a:xfrm>
                             <a:off x="0" y="0"/>
-                            <a:ext cx="609600" cy="457200"/>
+                            <a:ext cx="609600" cy="409575"/>
                           </a:xfrm>
                           <a:prstGeom prst="rect">
                             <a:avLst/>
@@ -2487,21 +2472,36 @@
                 <w:sz w:val="24"/>
                 <w:szCs w:val="24"/>
               </w:rPr>
-              <w:t xml:space="preserve">SK AI SUMMIT · K-ICT WEEK in Busan</w:t>
-            </w:r>
-          </w:p>
-          <w:p>
-            <w:pPr>
-              <w:spacing w:after="80" w:before="0" w:line="300"/>
-            </w:pPr>
-            <w:r>
-              <w:rPr>
-                <w:color w:val="203047"/>
-                <w:sz w:val="20"/>
-                <w:szCs w:val="20"/>
-              </w:rPr>
-              <w:t xml:space="preserve">Represented Pusan National University at the Pilltip booth, demonstrating the service and answering technical questions.</w:t>
-            </w:r>
+              <w:t xml:space="preserve">945-day Baekjoon problem-solving streak</w:t>
+            </w:r>
+          </w:p>
+          <w:p>
+            <w:pPr>
+              <w:spacing w:after="80" w:before="0" w:line="300"/>
+            </w:pPr>
+            <w:r>
+              <w:rPr>
+                <w:color w:val="203047"/>
+                <w:sz w:val="20"/>
+                <w:szCs w:val="20"/>
+              </w:rPr>
+              <w:t xml:space="preserve">Aiming for one problem a day, I reached a longest streak of 945 consecutive days on solved.ac. 1,659 problems solved, solved.ac Platinum IV. Solutions are recorded in a GitHub repository.</w:t>
+            </w:r>
+          </w:p>
+          <w:p>
+            <w:pPr>
+              <w:spacing w:after="80" w:before="0" w:line="300"/>
+            </w:pPr>
+            <w:hyperlink w:history="1" r:id="rIdf1ulembnyllolzqjoh2qc">
+              <w:r>
+                <w:rPr>
+                  <w:color w:val="315CBB"/>
+                  <w:sz w:val="20"/>
+                  <w:szCs w:val="20"/>
+                </w:rPr>
+                <w:t xml:space="preserve">Baekjoon solutions repository ↗</w:t>
+              </w:r>
+            </w:hyperlink>
           </w:p>
         </w:tc>
       </w:tr>

--- a/site/en/resume.docx
+++ b/site/en/resume.docx
@@ -102,7 +102,7 @@
             <w:pPr>
               <w:spacing w:after="80" w:before="80" w:line="300"/>
             </w:pPr>
-            <w:hyperlink w:history="1" r:id="rIdaxp7vfvcuow-h5pjqvh56">
+            <w:hyperlink w:history="1" r:id="rIdmopx3lp2xbgconrftnjv0">
               <w:r>
                 <w:rPr>
                   <w:color w:val="315CBB"/>
@@ -120,7 +120,7 @@
               </w:rPr>
               <w:t xml:space="preserve">   </w:t>
             </w:r>
-            <w:hyperlink w:history="1" r:id="rIdm2i1ligfkntjqueb7scfw">
+            <w:hyperlink w:history="1" r:id="rIdkyxblg9sxbtugh9kdlioh">
               <w:r>
                 <w:rPr>
                   <w:color w:val="315CBB"/>
@@ -138,7 +138,7 @@
               </w:rPr>
               <w:t xml:space="preserve">   </w:t>
             </w:r>
-            <w:hyperlink w:history="1" r:id="rIdzdrummi4ix0fuemelr8ih">
+            <w:hyperlink w:history="1" r:id="rId6ev-o0ewbrpgpd4bql7dk">
               <w:r>
                 <w:rPr>
                   <w:color w:val="315CBB"/>
@@ -156,7 +156,7 @@
               </w:rPr>
               <w:t xml:space="preserve">   </w:t>
             </w:r>
-            <w:hyperlink w:history="1" r:id="rIdfyglw8q03eunytdg6smr0">
+            <w:hyperlink w:history="1" r:id="rIdhwqqmfizl0sgdqdfzhn8l">
               <w:r>
                 <w:rPr>
                   <w:color w:val="315CBB"/>
@@ -404,7 +404,7 @@
       <w:pPr>
         <w:spacing w:after="80" w:before="80" w:line="300"/>
       </w:pPr>
-      <w:hyperlink w:history="1" r:id="rIdr2361dxzkxxqqus6_we6g">
+      <w:hyperlink w:history="1" r:id="rIdt8wsm09gdd5ihjrlog47i">
         <w:r>
           <w:rPr>
             <w:color w:val="315CBB"/>
@@ -422,7 +422,7 @@
         </w:rPr>
         <w:t xml:space="preserve">   </w:t>
       </w:r>
-      <w:hyperlink w:history="1" r:id="rIdtuo1b1hfwgvxzyx7mkt8w">
+      <w:hyperlink w:history="1" r:id="rIdzgwudqotmq2iodmeshles">
         <w:r>
           <w:rPr>
             <w:color w:val="315CBB"/>
@@ -1020,7 +1020,7 @@
       <w:pPr>
         <w:spacing w:after="80" w:before="80" w:line="300"/>
       </w:pPr>
-      <w:hyperlink w:history="1" r:id="rIdysl2sv3j0edf-myhkizwn">
+      <w:hyperlink w:history="1" r:id="rIdommvs6xpkmeto6pbzj4qc">
         <w:r>
           <w:rPr>
             <w:color w:val="315CBB"/>
@@ -1038,7 +1038,7 @@
         </w:rPr>
         <w:t xml:space="preserve">   </w:t>
       </w:r>
-      <w:hyperlink w:history="1" r:id="rIdkvyjaxulcpelkw0v643n6">
+      <w:hyperlink w:history="1" r:id="rIdee6fbimjskfhxen5pn981">
         <w:r>
           <w:rPr>
             <w:color w:val="315CBB"/>
@@ -1056,7 +1056,7 @@
         </w:rPr>
         <w:t xml:space="preserve">   </w:t>
       </w:r>
-      <w:hyperlink w:history="1" r:id="rIddmfue0zg5fp822hjp0aux">
+      <w:hyperlink w:history="1" r:id="rId3wbl1kimuvba1jgllfi7j">
         <w:r>
           <w:rPr>
             <w:color w:val="315CBB"/>
@@ -1074,7 +1074,7 @@
         </w:rPr>
         <w:t xml:space="preserve">   </w:t>
       </w:r>
-      <w:hyperlink w:history="1" r:id="rIdle_bedwi3rmqmcd747lwm">
+      <w:hyperlink w:history="1" r:id="rIdggdaps7986vhozxiqracw">
         <w:r>
           <w:rPr>
             <w:color w:val="315CBB"/>
@@ -1221,7 +1221,7 @@
       <w:pPr>
         <w:spacing w:after="80" w:before="0" w:line="300"/>
       </w:pPr>
-      <w:hyperlink w:history="1" r:id="rIdu9e54ernvxqqssihlauej">
+      <w:hyperlink w:history="1" r:id="rIdaa3n9ysi56ujerwqnlyzs">
         <w:r>
           <w:rPr>
             <w:color w:val="315CBB"/>
@@ -1544,7 +1544,7 @@
       <w:pPr>
         <w:spacing w:after="80" w:before="80" w:line="300"/>
       </w:pPr>
-      <w:hyperlink w:history="1" r:id="rIdbfliablrvt_k0pmqou9jl">
+      <w:hyperlink w:history="1" r:id="rIdvsrhkpndo9zxyirvnwhem">
         <w:r>
           <w:rPr>
             <w:color w:val="315CBB"/>
@@ -1562,7 +1562,7 @@
         </w:rPr>
         <w:t xml:space="preserve">   </w:t>
       </w:r>
-      <w:hyperlink w:history="1" r:id="rIde7-95artrcatzqxo8pddc">
+      <w:hyperlink w:history="1" r:id="rIdrvpittmtnj95-yx0aiqib">
         <w:r>
           <w:rPr>
             <w:color w:val="315CBB"/>
@@ -1685,7 +1685,7 @@
             <w:r>
               <w:br/>
             </w:r>
-            <w:hyperlink w:history="1" r:id="rIdwoy9-h1x20xsqruyqidzk">
+            <w:hyperlink w:history="1" r:id="rIdrl1abtrluqj8t-1fwojxx">
               <w:r>
                 <w:rPr>
                   <w:color w:val="315CBB"/>
@@ -1698,7 +1698,7 @@
             <w:r>
               <w:br/>
             </w:r>
-            <w:hyperlink w:history="1" r:id="rId_jsomptck45tjq3ceqrdt">
+            <w:hyperlink w:history="1" r:id="rIdwhvhbodarl7pfez2xllxz">
               <w:r>
                 <w:rPr>
                   <w:color w:val="315CBB"/>
@@ -1988,7 +1988,7 @@
             <w:pPr>
               <w:spacing w:after="80" w:before="80" w:line="300"/>
             </w:pPr>
-            <w:hyperlink w:history="1" r:id="rIdxs1ql7vcywplq7qgb5byg">
+            <w:hyperlink w:history="1" r:id="rIdg-des7j4flqylzujtu3se">
               <w:r>
                 <w:rPr>
                   <w:color w:val="315CBB"/>
@@ -2006,7 +2006,7 @@
               </w:rPr>
               <w:t xml:space="preserve">   </w:t>
             </w:r>
-            <w:hyperlink w:history="1" r:id="rId5_pciy9on6uqqnbeujwov">
+            <w:hyperlink w:history="1" r:id="rIdhuu8znyolxyqx53uuxtqw">
               <w:r>
                 <w:rPr>
                   <w:color w:val="315CBB"/>
@@ -2024,7 +2024,7 @@
               </w:rPr>
               <w:t xml:space="preserve">   </w:t>
             </w:r>
-            <w:hyperlink w:history="1" r:id="rIdh6ce49w6esxrpo4-sfx0x">
+            <w:hyperlink w:history="1" r:id="rIdgv9xfckqyy6hcbu8l8j1a">
               <w:r>
                 <w:rPr>
                   <w:color w:val="315CBB"/>
@@ -2492,7 +2492,7 @@
             <w:pPr>
               <w:spacing w:after="80" w:before="0" w:line="300"/>
             </w:pPr>
-            <w:hyperlink w:history="1" r:id="rIdf1ulembnyllolzqjoh2qc">
+            <w:hyperlink w:history="1" r:id="rIdscl3osl4qadx1akyilhm3">
               <w:r>
                 <w:rPr>
                   <w:color w:val="315CBB"/>

--- a/site/en/resume.docx
+++ b/site/en/resume.docx
@@ -102,7 +102,7 @@
             <w:pPr>
               <w:spacing w:after="80" w:before="80" w:line="300"/>
             </w:pPr>
-            <w:hyperlink w:history="1" r:id="rIdmopx3lp2xbgconrftnjv0">
+            <w:hyperlink w:history="1" r:id="rIdyv_p3ucnjwkam66dej8ey">
               <w:r>
                 <w:rPr>
                   <w:color w:val="315CBB"/>
@@ -120,7 +120,7 @@
               </w:rPr>
               <w:t xml:space="preserve">   </w:t>
             </w:r>
-            <w:hyperlink w:history="1" r:id="rIdkyxblg9sxbtugh9kdlioh">
+            <w:hyperlink w:history="1" r:id="rIdywg1tlzkqzyas4atiz7vp">
               <w:r>
                 <w:rPr>
                   <w:color w:val="315CBB"/>
@@ -138,7 +138,7 @@
               </w:rPr>
               <w:t xml:space="preserve">   </w:t>
             </w:r>
-            <w:hyperlink w:history="1" r:id="rId6ev-o0ewbrpgpd4bql7dk">
+            <w:hyperlink w:history="1" r:id="rIdr61h15rfbfo8s32jccq0t">
               <w:r>
                 <w:rPr>
                   <w:color w:val="315CBB"/>
@@ -156,7 +156,7 @@
               </w:rPr>
               <w:t xml:space="preserve">   </w:t>
             </w:r>
-            <w:hyperlink w:history="1" r:id="rIdhwqqmfizl0sgdqdfzhn8l">
+            <w:hyperlink w:history="1" r:id="rId0atozlpdqbxpe-ddwqgfk">
               <w:r>
                 <w:rPr>
                   <w:color w:val="315CBB"/>
@@ -404,7 +404,7 @@
       <w:pPr>
         <w:spacing w:after="80" w:before="80" w:line="300"/>
       </w:pPr>
-      <w:hyperlink w:history="1" r:id="rIdt8wsm09gdd5ihjrlog47i">
+      <w:hyperlink w:history="1" r:id="rIdwy8gmf8qyi2ylcio_7qof">
         <w:r>
           <w:rPr>
             <w:color w:val="315CBB"/>
@@ -422,7 +422,7 @@
         </w:rPr>
         <w:t xml:space="preserve">   </w:t>
       </w:r>
-      <w:hyperlink w:history="1" r:id="rIdzgwudqotmq2iodmeshles">
+      <w:hyperlink w:history="1" r:id="rIdftzlfh3q55hka1ud0tdfm">
         <w:r>
           <w:rPr>
             <w:color w:val="315CBB"/>
@@ -1020,7 +1020,7 @@
       <w:pPr>
         <w:spacing w:after="80" w:before="80" w:line="300"/>
       </w:pPr>
-      <w:hyperlink w:history="1" r:id="rIdommvs6xpkmeto6pbzj4qc">
+      <w:hyperlink w:history="1" r:id="rIdljszp0wsm32bj_qhca3bn">
         <w:r>
           <w:rPr>
             <w:color w:val="315CBB"/>
@@ -1038,7 +1038,7 @@
         </w:rPr>
         <w:t xml:space="preserve">   </w:t>
       </w:r>
-      <w:hyperlink w:history="1" r:id="rIdee6fbimjskfhxen5pn981">
+      <w:hyperlink w:history="1" r:id="rId7s15sejjnxzzef6yfohna">
         <w:r>
           <w:rPr>
             <w:color w:val="315CBB"/>
@@ -1056,7 +1056,7 @@
         </w:rPr>
         <w:t xml:space="preserve">   </w:t>
       </w:r>
-      <w:hyperlink w:history="1" r:id="rId3wbl1kimuvba1jgllfi7j">
+      <w:hyperlink w:history="1" r:id="rIdvpvhmxgahj7asnelxcm8a">
         <w:r>
           <w:rPr>
             <w:color w:val="315CBB"/>
@@ -1074,7 +1074,7 @@
         </w:rPr>
         <w:t xml:space="preserve">   </w:t>
       </w:r>
-      <w:hyperlink w:history="1" r:id="rIdggdaps7986vhozxiqracw">
+      <w:hyperlink w:history="1" r:id="rId2ohly10kj982y304ohrp2">
         <w:r>
           <w:rPr>
             <w:color w:val="315CBB"/>
@@ -1221,7 +1221,7 @@
       <w:pPr>
         <w:spacing w:after="80" w:before="0" w:line="300"/>
       </w:pPr>
-      <w:hyperlink w:history="1" r:id="rIdaa3n9ysi56ujerwqnlyzs">
+      <w:hyperlink w:history="1" r:id="rIddigmpunutohxscxxbmail">
         <w:r>
           <w:rPr>
             <w:color w:val="315CBB"/>
@@ -1544,7 +1544,7 @@
       <w:pPr>
         <w:spacing w:after="80" w:before="80" w:line="300"/>
       </w:pPr>
-      <w:hyperlink w:history="1" r:id="rIdvsrhkpndo9zxyirvnwhem">
+      <w:hyperlink w:history="1" r:id="rIdm8rbf5s7bb5urmjoo1u00">
         <w:r>
           <w:rPr>
             <w:color w:val="315CBB"/>
@@ -1562,7 +1562,7 @@
         </w:rPr>
         <w:t xml:space="preserve">   </w:t>
       </w:r>
-      <w:hyperlink w:history="1" r:id="rIdrvpittmtnj95-yx0aiqib">
+      <w:hyperlink w:history="1" r:id="rIdwjfp4ge7vl2mhimeqciqg">
         <w:r>
           <w:rPr>
             <w:color w:val="315CBB"/>
@@ -1685,7 +1685,7 @@
             <w:r>
               <w:br/>
             </w:r>
-            <w:hyperlink w:history="1" r:id="rIdrl1abtrluqj8t-1fwojxx">
+            <w:hyperlink w:history="1" r:id="rIdari3rp_s9w1f941jtvvbi">
               <w:r>
                 <w:rPr>
                   <w:color w:val="315CBB"/>
@@ -1698,7 +1698,7 @@
             <w:r>
               <w:br/>
             </w:r>
-            <w:hyperlink w:history="1" r:id="rIdwhvhbodarl7pfez2xllxz">
+            <w:hyperlink w:history="1" r:id="rId2-y1rcfxmo4bss-equnry">
               <w:r>
                 <w:rPr>
                   <w:color w:val="315CBB"/>
@@ -1779,7 +1779,7 @@
                 <w:sz w:val="20"/>
                 <w:szCs w:val="20"/>
               </w:rPr>
-              <w:t xml:space="preserve">LangChain · LangGraph · RAG · LLM Evaluation · Jev</w:t>
+              <w:t xml:space="preserve">LangChain · LangGraph · RAG · LLM Evaluation</w:t>
             </w:r>
             <w:r>
               <w:br/>
@@ -1790,7 +1790,7 @@
                 <w:sz w:val="20"/>
                 <w:szCs w:val="20"/>
               </w:rPr>
-              <w:t xml:space="preserve">Elasticsearch · Weaviate · BGE-M3 · BM25</w:t>
+              <w:t xml:space="preserve">Elasticsearch · Weaviate</w:t>
             </w:r>
           </w:p>
         </w:tc>
@@ -1988,7 +1988,7 @@
             <w:pPr>
               <w:spacing w:after="80" w:before="80" w:line="300"/>
             </w:pPr>
-            <w:hyperlink w:history="1" r:id="rIdg-des7j4flqylzujtu3se">
+            <w:hyperlink w:history="1" r:id="rIddof5pitxaqbbhylmu0kco">
               <w:r>
                 <w:rPr>
                   <w:color w:val="315CBB"/>
@@ -2006,7 +2006,7 @@
               </w:rPr>
               <w:t xml:space="preserve">   </w:t>
             </w:r>
-            <w:hyperlink w:history="1" r:id="rIdhuu8znyolxyqx53uuxtqw">
+            <w:hyperlink w:history="1" r:id="rId3owp1tzepvjhpb7jkiuv1">
               <w:r>
                 <w:rPr>
                   <w:color w:val="315CBB"/>
@@ -2024,7 +2024,7 @@
               </w:rPr>
               <w:t xml:space="preserve">   </w:t>
             </w:r>
-            <w:hyperlink w:history="1" r:id="rIdgv9xfckqyy6hcbu8l8j1a">
+            <w:hyperlink w:history="1" r:id="rIdcw-mffav6jlwcjzo6rvms">
               <w:r>
                 <w:rPr>
                   <w:color w:val="315CBB"/>
@@ -2492,7 +2492,7 @@
             <w:pPr>
               <w:spacing w:after="80" w:before="0" w:line="300"/>
             </w:pPr>
-            <w:hyperlink w:history="1" r:id="rIdscl3osl4qadx1akyilhm3">
+            <w:hyperlink w:history="1" r:id="rIdtymazd9jvniyy6ibfrilt">
               <w:r>
                 <w:rPr>
                   <w:color w:val="315CBB"/>

--- a/site/en/resume.docx
+++ b/site/en/resume.docx
@@ -102,7 +102,7 @@
             <w:pPr>
               <w:spacing w:after="80" w:before="80" w:line="300"/>
             </w:pPr>
-            <w:hyperlink w:history="1" r:id="rIdyv_p3ucnjwkam66dej8ey">
+            <w:hyperlink w:history="1" r:id="rIdfo7p3slfzp4uhnwfhcbqf">
               <w:r>
                 <w:rPr>
                   <w:color w:val="315CBB"/>
@@ -120,7 +120,7 @@
               </w:rPr>
               <w:t xml:space="preserve">   </w:t>
             </w:r>
-            <w:hyperlink w:history="1" r:id="rIdywg1tlzkqzyas4atiz7vp">
+            <w:hyperlink w:history="1" r:id="rIdbszeltsjiy3p17ac5imix">
               <w:r>
                 <w:rPr>
                   <w:color w:val="315CBB"/>
@@ -138,7 +138,7 @@
               </w:rPr>
               <w:t xml:space="preserve">   </w:t>
             </w:r>
-            <w:hyperlink w:history="1" r:id="rIdr61h15rfbfo8s32jccq0t">
+            <w:hyperlink w:history="1" r:id="rIdb4auc3wyhgt40xgh6ed6y">
               <w:r>
                 <w:rPr>
                   <w:color w:val="315CBB"/>
@@ -156,7 +156,7 @@
               </w:rPr>
               <w:t xml:space="preserve">   </w:t>
             </w:r>
-            <w:hyperlink w:history="1" r:id="rId0atozlpdqbxpe-ddwqgfk">
+            <w:hyperlink w:history="1" r:id="rIdycs4qnimsjkzijmi5zbh7">
               <w:r>
                 <w:rPr>
                   <w:color w:val="315CBB"/>
@@ -404,7 +404,7 @@
       <w:pPr>
         <w:spacing w:after="80" w:before="80" w:line="300"/>
       </w:pPr>
-      <w:hyperlink w:history="1" r:id="rIdwy8gmf8qyi2ylcio_7qof">
+      <w:hyperlink w:history="1" r:id="rIdapuafxkupoyv2lhxiqjta">
         <w:r>
           <w:rPr>
             <w:color w:val="315CBB"/>
@@ -422,7 +422,7 @@
         </w:rPr>
         <w:t xml:space="preserve">   </w:t>
       </w:r>
-      <w:hyperlink w:history="1" r:id="rIdftzlfh3q55hka1ud0tdfm">
+      <w:hyperlink w:history="1" r:id="rIdicymioakwnmtckaunz1wl">
         <w:r>
           <w:rPr>
             <w:color w:val="315CBB"/>
@@ -1020,7 +1020,7 @@
       <w:pPr>
         <w:spacing w:after="80" w:before="80" w:line="300"/>
       </w:pPr>
-      <w:hyperlink w:history="1" r:id="rIdljszp0wsm32bj_qhca3bn">
+      <w:hyperlink w:history="1" r:id="rIdgxwdug7dungontxu-_b_g">
         <w:r>
           <w:rPr>
             <w:color w:val="315CBB"/>
@@ -1038,7 +1038,7 @@
         </w:rPr>
         <w:t xml:space="preserve">   </w:t>
       </w:r>
-      <w:hyperlink w:history="1" r:id="rId7s15sejjnxzzef6yfohna">
+      <w:hyperlink w:history="1" r:id="rIdyyrx4ztnj_envsdczbtvq">
         <w:r>
           <w:rPr>
             <w:color w:val="315CBB"/>
@@ -1056,7 +1056,7 @@
         </w:rPr>
         <w:t xml:space="preserve">   </w:t>
       </w:r>
-      <w:hyperlink w:history="1" r:id="rIdvpvhmxgahj7asnelxcm8a">
+      <w:hyperlink w:history="1" r:id="rId6j_o_tgc4f_bodc94uqkq">
         <w:r>
           <w:rPr>
             <w:color w:val="315CBB"/>
@@ -1074,7 +1074,7 @@
         </w:rPr>
         <w:t xml:space="preserve">   </w:t>
       </w:r>
-      <w:hyperlink w:history="1" r:id="rId2ohly10kj982y304ohrp2">
+      <w:hyperlink w:history="1" r:id="rIdy3yktri_xjiswfsq9i9vd">
         <w:r>
           <w:rPr>
             <w:color w:val="315CBB"/>
@@ -1221,7 +1221,7 @@
       <w:pPr>
         <w:spacing w:after="80" w:before="0" w:line="300"/>
       </w:pPr>
-      <w:hyperlink w:history="1" r:id="rIddigmpunutohxscxxbmail">
+      <w:hyperlink w:history="1" r:id="rIdjulrjz8rss6ysridfb2bi">
         <w:r>
           <w:rPr>
             <w:color w:val="315CBB"/>
@@ -1544,7 +1544,7 @@
       <w:pPr>
         <w:spacing w:after="80" w:before="80" w:line="300"/>
       </w:pPr>
-      <w:hyperlink w:history="1" r:id="rIdm8rbf5s7bb5urmjoo1u00">
+      <w:hyperlink w:history="1" r:id="rId0o3zxajhzdfe_xf7hvvpp">
         <w:r>
           <w:rPr>
             <w:color w:val="315CBB"/>
@@ -1562,7 +1562,7 @@
         </w:rPr>
         <w:t xml:space="preserve">   </w:t>
       </w:r>
-      <w:hyperlink w:history="1" r:id="rIdwjfp4ge7vl2mhimeqciqg">
+      <w:hyperlink w:history="1" r:id="rIdi7hprrupwrokvvqnoxypi">
         <w:r>
           <w:rPr>
             <w:color w:val="315CBB"/>
@@ -1685,7 +1685,7 @@
             <w:r>
               <w:br/>
             </w:r>
-            <w:hyperlink w:history="1" r:id="rIdari3rp_s9w1f941jtvvbi">
+            <w:hyperlink w:history="1" r:id="rIdqsz0tvhwixn_mzvijpndu">
               <w:r>
                 <w:rPr>
                   <w:color w:val="315CBB"/>
@@ -1698,7 +1698,7 @@
             <w:r>
               <w:br/>
             </w:r>
-            <w:hyperlink w:history="1" r:id="rId2-y1rcfxmo4bss-equnry">
+            <w:hyperlink w:history="1" r:id="rIdoj-o0zlgujryycz1brzim">
               <w:r>
                 <w:rPr>
                   <w:color w:val="315CBB"/>
@@ -1988,7 +1988,7 @@
             <w:pPr>
               <w:spacing w:after="80" w:before="80" w:line="300"/>
             </w:pPr>
-            <w:hyperlink w:history="1" r:id="rIddof5pitxaqbbhylmu0kco">
+            <w:hyperlink w:history="1" r:id="rIdlanylzm7m0_9ozy3gfrbe">
               <w:r>
                 <w:rPr>
                   <w:color w:val="315CBB"/>
@@ -2006,7 +2006,7 @@
               </w:rPr>
               <w:t xml:space="preserve">   </w:t>
             </w:r>
-            <w:hyperlink w:history="1" r:id="rId3owp1tzepvjhpb7jkiuv1">
+            <w:hyperlink w:history="1" r:id="rIdqr3oiz8rxgocoygw6uyln">
               <w:r>
                 <w:rPr>
                   <w:color w:val="315CBB"/>
@@ -2024,7 +2024,7 @@
               </w:rPr>
               <w:t xml:space="preserve">   </w:t>
             </w:r>
-            <w:hyperlink w:history="1" r:id="rIdcw-mffav6jlwcjzo6rvms">
+            <w:hyperlink w:history="1" r:id="rIdwzv2zjfdusj_um0mutkb0">
               <w:r>
                 <w:rPr>
                   <w:color w:val="315CBB"/>
@@ -2492,7 +2492,7 @@
             <w:pPr>
               <w:spacing w:after="80" w:before="0" w:line="300"/>
             </w:pPr>
-            <w:hyperlink w:history="1" r:id="rIdtymazd9jvniyy6ibfrilt">
+            <w:hyperlink w:history="1" r:id="rIdzaw1frujj0sdcconr6jn5">
               <w:r>
                 <w:rPr>
                   <w:color w:val="315CBB"/>

--- a/site/en/resume.docx
+++ b/site/en/resume.docx
@@ -102,7 +102,7 @@
             <w:pPr>
               <w:spacing w:after="80" w:before="80" w:line="300"/>
             </w:pPr>
-            <w:hyperlink w:history="1" r:id="rIdfo7p3slfzp4uhnwfhcbqf">
+            <w:hyperlink w:history="1" r:id="rIdfiz7t2qe9c89tyruihgk1">
               <w:r>
                 <w:rPr>
                   <w:color w:val="315CBB"/>
@@ -120,7 +120,7 @@
               </w:rPr>
               <w:t xml:space="preserve">   </w:t>
             </w:r>
-            <w:hyperlink w:history="1" r:id="rIdbszeltsjiy3p17ac5imix">
+            <w:hyperlink w:history="1" r:id="rIdmaq7mnddipy-zj3cpc5cp">
               <w:r>
                 <w:rPr>
                   <w:color w:val="315CBB"/>
@@ -138,7 +138,7 @@
               </w:rPr>
               <w:t xml:space="preserve">   </w:t>
             </w:r>
-            <w:hyperlink w:history="1" r:id="rIdb4auc3wyhgt40xgh6ed6y">
+            <w:hyperlink w:history="1" r:id="rIdfkptsjzjp9-oie4h8ordg">
               <w:r>
                 <w:rPr>
                   <w:color w:val="315CBB"/>
@@ -156,7 +156,7 @@
               </w:rPr>
               <w:t xml:space="preserve">   </w:t>
             </w:r>
-            <w:hyperlink w:history="1" r:id="rIdycs4qnimsjkzijmi5zbh7">
+            <w:hyperlink w:history="1" r:id="rIdkog3reu2w69yl6kme5goq">
               <w:r>
                 <w:rPr>
                   <w:color w:val="315CBB"/>
@@ -404,7 +404,7 @@
       <w:pPr>
         <w:spacing w:after="80" w:before="80" w:line="300"/>
       </w:pPr>
-      <w:hyperlink w:history="1" r:id="rIdapuafxkupoyv2lhxiqjta">
+      <w:hyperlink w:history="1" r:id="rIdg0bofcig1xif4rbuu44q_">
         <w:r>
           <w:rPr>
             <w:color w:val="315CBB"/>
@@ -422,7 +422,7 @@
         </w:rPr>
         <w:t xml:space="preserve">   </w:t>
       </w:r>
-      <w:hyperlink w:history="1" r:id="rIdicymioakwnmtckaunz1wl">
+      <w:hyperlink w:history="1" r:id="rId3u47hbh9apuxgmrvembbf">
         <w:r>
           <w:rPr>
             <w:color w:val="315CBB"/>
@@ -1020,7 +1020,7 @@
       <w:pPr>
         <w:spacing w:after="80" w:before="80" w:line="300"/>
       </w:pPr>
-      <w:hyperlink w:history="1" r:id="rIdgxwdug7dungontxu-_b_g">
+      <w:hyperlink w:history="1" r:id="rIdk-1_f9lajctgeo8kvgtfx">
         <w:r>
           <w:rPr>
             <w:color w:val="315CBB"/>
@@ -1038,7 +1038,7 @@
         </w:rPr>
         <w:t xml:space="preserve">   </w:t>
       </w:r>
-      <w:hyperlink w:history="1" r:id="rIdyyrx4ztnj_envsdczbtvq">
+      <w:hyperlink w:history="1" r:id="rId6fflqcrl0vbniz4oq1zbk">
         <w:r>
           <w:rPr>
             <w:color w:val="315CBB"/>
@@ -1056,7 +1056,7 @@
         </w:rPr>
         <w:t xml:space="preserve">   </w:t>
       </w:r>
-      <w:hyperlink w:history="1" r:id="rId6j_o_tgc4f_bodc94uqkq">
+      <w:hyperlink w:history="1" r:id="rIde8edcmc9z_5swhqp9zczs">
         <w:r>
           <w:rPr>
             <w:color w:val="315CBB"/>
@@ -1074,7 +1074,7 @@
         </w:rPr>
         <w:t xml:space="preserve">   </w:t>
       </w:r>
-      <w:hyperlink w:history="1" r:id="rIdy3yktri_xjiswfsq9i9vd">
+      <w:hyperlink w:history="1" r:id="rIdol6xuqd-4p8qs9tx7t_fa">
         <w:r>
           <w:rPr>
             <w:color w:val="315CBB"/>
@@ -1221,7 +1221,7 @@
       <w:pPr>
         <w:spacing w:after="80" w:before="0" w:line="300"/>
       </w:pPr>
-      <w:hyperlink w:history="1" r:id="rIdjulrjz8rss6ysridfb2bi">
+      <w:hyperlink w:history="1" r:id="rIdm2n05d9ybhrxacxgqekjp">
         <w:r>
           <w:rPr>
             <w:color w:val="315CBB"/>
@@ -1544,7 +1544,7 @@
       <w:pPr>
         <w:spacing w:after="80" w:before="80" w:line="300"/>
       </w:pPr>
-      <w:hyperlink w:history="1" r:id="rId0o3zxajhzdfe_xf7hvvpp">
+      <w:hyperlink w:history="1" r:id="rId-6ogjhvjvdt3xjk5qazb9">
         <w:r>
           <w:rPr>
             <w:color w:val="315CBB"/>
@@ -1562,7 +1562,7 @@
         </w:rPr>
         <w:t xml:space="preserve">   </w:t>
       </w:r>
-      <w:hyperlink w:history="1" r:id="rIdi7hprrupwrokvvqnoxypi">
+      <w:hyperlink w:history="1" r:id="rIdmmgzp-vblqkh-bbwbujwv">
         <w:r>
           <w:rPr>
             <w:color w:val="315CBB"/>
@@ -1685,7 +1685,7 @@
             <w:r>
               <w:br/>
             </w:r>
-            <w:hyperlink w:history="1" r:id="rIdqsz0tvhwixn_mzvijpndu">
+            <w:hyperlink w:history="1" r:id="rIdwddvzb296febiqnnawlwn">
               <w:r>
                 <w:rPr>
                   <w:color w:val="315CBB"/>
@@ -1698,7 +1698,7 @@
             <w:r>
               <w:br/>
             </w:r>
-            <w:hyperlink w:history="1" r:id="rIdoj-o0zlgujryycz1brzim">
+            <w:hyperlink w:history="1" r:id="rIdhc8hvcs6k3eo3qsw8h_hn">
               <w:r>
                 <w:rPr>
                   <w:color w:val="315CBB"/>
@@ -1988,7 +1988,7 @@
             <w:pPr>
               <w:spacing w:after="80" w:before="80" w:line="300"/>
             </w:pPr>
-            <w:hyperlink w:history="1" r:id="rIdlanylzm7m0_9ozy3gfrbe">
+            <w:hyperlink w:history="1" r:id="rIdjve-zablznv7rothet4xv">
               <w:r>
                 <w:rPr>
                   <w:color w:val="315CBB"/>
@@ -2006,7 +2006,7 @@
               </w:rPr>
               <w:t xml:space="preserve">   </w:t>
             </w:r>
-            <w:hyperlink w:history="1" r:id="rIdqr3oiz8rxgocoygw6uyln">
+            <w:hyperlink w:history="1" r:id="rIdipy8xbcx-zhcd53itehbt">
               <w:r>
                 <w:rPr>
                   <w:color w:val="315CBB"/>
@@ -2024,7 +2024,7 @@
               </w:rPr>
               <w:t xml:space="preserve">   </w:t>
             </w:r>
-            <w:hyperlink w:history="1" r:id="rIdwzv2zjfdusj_um0mutkb0">
+            <w:hyperlink w:history="1" r:id="rIdwk9qn1cae3m3bmjsranlq">
               <w:r>
                 <w:rPr>
                   <w:color w:val="315CBB"/>
@@ -2492,7 +2492,7 @@
             <w:pPr>
               <w:spacing w:after="80" w:before="0" w:line="300"/>
             </w:pPr>
-            <w:hyperlink w:history="1" r:id="rIdzaw1frujj0sdcconr6jn5">
+            <w:hyperlink w:history="1" r:id="rIdvr_kxbpbmplwekd96ha8j">
               <w:r>
                 <w:rPr>
                   <w:color w:val="315CBB"/>

--- a/site/en/resume.docx
+++ b/site/en/resume.docx
@@ -102,7 +102,7 @@
             <w:pPr>
               <w:spacing w:after="80" w:before="80" w:line="300"/>
             </w:pPr>
-            <w:hyperlink w:history="1" r:id="rIdfiz7t2qe9c89tyruihgk1">
+            <w:hyperlink w:history="1" r:id="rId9lhykntvrjcdvkaol41x9">
               <w:r>
                 <w:rPr>
                   <w:color w:val="315CBB"/>
@@ -120,7 +120,7 @@
               </w:rPr>
               <w:t xml:space="preserve">   </w:t>
             </w:r>
-            <w:hyperlink w:history="1" r:id="rIdmaq7mnddipy-zj3cpc5cp">
+            <w:hyperlink w:history="1" r:id="rId5wsyyzqmyd6gy5ttxfzzk">
               <w:r>
                 <w:rPr>
                   <w:color w:val="315CBB"/>
@@ -138,7 +138,7 @@
               </w:rPr>
               <w:t xml:space="preserve">   </w:t>
             </w:r>
-            <w:hyperlink w:history="1" r:id="rIdfkptsjzjp9-oie4h8ordg">
+            <w:hyperlink w:history="1" r:id="rId4hrdrhw3dgeas1-eprwbs">
               <w:r>
                 <w:rPr>
                   <w:color w:val="315CBB"/>
@@ -156,7 +156,7 @@
               </w:rPr>
               <w:t xml:space="preserve">   </w:t>
             </w:r>
-            <w:hyperlink w:history="1" r:id="rIdkog3reu2w69yl6kme5goq">
+            <w:hyperlink w:history="1" r:id="rId-goxbawdrlat6puqfllth">
               <w:r>
                 <w:rPr>
                   <w:color w:val="315CBB"/>
@@ -404,7 +404,7 @@
       <w:pPr>
         <w:spacing w:after="80" w:before="80" w:line="300"/>
       </w:pPr>
-      <w:hyperlink w:history="1" r:id="rIdg0bofcig1xif4rbuu44q_">
+      <w:hyperlink w:history="1" r:id="rIdn_kktpuda2l2oemkdtgze">
         <w:r>
           <w:rPr>
             <w:color w:val="315CBB"/>
@@ -422,7 +422,7 @@
         </w:rPr>
         <w:t xml:space="preserve">   </w:t>
       </w:r>
-      <w:hyperlink w:history="1" r:id="rId3u47hbh9apuxgmrvembbf">
+      <w:hyperlink w:history="1" r:id="rIdzbbtanvk_4g5jvpumvakl">
         <w:r>
           <w:rPr>
             <w:color w:val="315CBB"/>
@@ -1020,7 +1020,7 @@
       <w:pPr>
         <w:spacing w:after="80" w:before="80" w:line="300"/>
       </w:pPr>
-      <w:hyperlink w:history="1" r:id="rIdk-1_f9lajctgeo8kvgtfx">
+      <w:hyperlink w:history="1" r:id="rIdysffdhmgyuoghsc58nxx-">
         <w:r>
           <w:rPr>
             <w:color w:val="315CBB"/>
@@ -1038,7 +1038,7 @@
         </w:rPr>
         <w:t xml:space="preserve">   </w:t>
       </w:r>
-      <w:hyperlink w:history="1" r:id="rId6fflqcrl0vbniz4oq1zbk">
+      <w:hyperlink w:history="1" r:id="rIdprbwlchqar3ohrt_y7d4l">
         <w:r>
           <w:rPr>
             <w:color w:val="315CBB"/>
@@ -1056,7 +1056,7 @@
         </w:rPr>
         <w:t xml:space="preserve">   </w:t>
       </w:r>
-      <w:hyperlink w:history="1" r:id="rIde8edcmc9z_5swhqp9zczs">
+      <w:hyperlink w:history="1" r:id="rIdiahpglzm7aukrlbuy-03l">
         <w:r>
           <w:rPr>
             <w:color w:val="315CBB"/>
@@ -1074,7 +1074,7 @@
         </w:rPr>
         <w:t xml:space="preserve">   </w:t>
       </w:r>
-      <w:hyperlink w:history="1" r:id="rIdol6xuqd-4p8qs9tx7t_fa">
+      <w:hyperlink w:history="1" r:id="rIdo4xjqxmlc57_fnzetgpgx">
         <w:r>
           <w:rPr>
             <w:color w:val="315CBB"/>
@@ -1221,7 +1221,7 @@
       <w:pPr>
         <w:spacing w:after="80" w:before="0" w:line="300"/>
       </w:pPr>
-      <w:hyperlink w:history="1" r:id="rIdm2n05d9ybhrxacxgqekjp">
+      <w:hyperlink w:history="1" r:id="rId3amjq3yifmgaanm7wtsv_">
         <w:r>
           <w:rPr>
             <w:color w:val="315CBB"/>
@@ -1544,7 +1544,7 @@
       <w:pPr>
         <w:spacing w:after="80" w:before="80" w:line="300"/>
       </w:pPr>
-      <w:hyperlink w:history="1" r:id="rId-6ogjhvjvdt3xjk5qazb9">
+      <w:hyperlink w:history="1" r:id="rIdhupygxeaqmlajeicchsqs">
         <w:r>
           <w:rPr>
             <w:color w:val="315CBB"/>
@@ -1562,7 +1562,7 @@
         </w:rPr>
         <w:t xml:space="preserve">   </w:t>
       </w:r>
-      <w:hyperlink w:history="1" r:id="rIdmmgzp-vblqkh-bbwbujwv">
+      <w:hyperlink w:history="1" r:id="rIdyyknodaovbmk07smqkwxu">
         <w:r>
           <w:rPr>
             <w:color w:val="315CBB"/>
@@ -1685,7 +1685,7 @@
             <w:r>
               <w:br/>
             </w:r>
-            <w:hyperlink w:history="1" r:id="rIdwddvzb296febiqnnawlwn">
+            <w:hyperlink w:history="1" r:id="rIdxvj-sow_c8kspgr7pqd2n">
               <w:r>
                 <w:rPr>
                   <w:color w:val="315CBB"/>
@@ -1698,7 +1698,7 @@
             <w:r>
               <w:br/>
             </w:r>
-            <w:hyperlink w:history="1" r:id="rIdhc8hvcs6k3eo3qsw8h_hn">
+            <w:hyperlink w:history="1" r:id="rIdbetudog6-rxl_5t0-o55c">
               <w:r>
                 <w:rPr>
                   <w:color w:val="315CBB"/>
@@ -1988,7 +1988,7 @@
             <w:pPr>
               <w:spacing w:after="80" w:before="80" w:line="300"/>
             </w:pPr>
-            <w:hyperlink w:history="1" r:id="rIdjve-zablznv7rothet4xv">
+            <w:hyperlink w:history="1" r:id="rIdtlkuiv9h2e402a7vhy63a">
               <w:r>
                 <w:rPr>
                   <w:color w:val="315CBB"/>
@@ -2006,7 +2006,7 @@
               </w:rPr>
               <w:t xml:space="preserve">   </w:t>
             </w:r>
-            <w:hyperlink w:history="1" r:id="rIdipy8xbcx-zhcd53itehbt">
+            <w:hyperlink w:history="1" r:id="rIdpltptrczmmlctrligwep5">
               <w:r>
                 <w:rPr>
                   <w:color w:val="315CBB"/>
@@ -2024,7 +2024,7 @@
               </w:rPr>
               <w:t xml:space="preserve">   </w:t>
             </w:r>
-            <w:hyperlink w:history="1" r:id="rIdwk9qn1cae3m3bmjsranlq">
+            <w:hyperlink w:history="1" r:id="rIdgxs--ogottbat_wfbksgh">
               <w:r>
                 <w:rPr>
                   <w:color w:val="315CBB"/>
@@ -2492,7 +2492,7 @@
             <w:pPr>
               <w:spacing w:after="80" w:before="0" w:line="300"/>
             </w:pPr>
-            <w:hyperlink w:history="1" r:id="rIdvr_kxbpbmplwekd96ha8j">
+            <w:hyperlink w:history="1" r:id="rIdgo3iyga-roj5zmujqg1jc">
               <w:r>
                 <w:rPr>
                   <w:color w:val="315CBB"/>

--- a/site/en/resume.docx
+++ b/site/en/resume.docx
@@ -102,7 +102,7 @@
             <w:pPr>
               <w:spacing w:after="80" w:before="80" w:line="300"/>
             </w:pPr>
-            <w:hyperlink w:history="1" r:id="rId9lhykntvrjcdvkaol41x9">
+            <w:hyperlink w:history="1" r:id="rIdctgylepfjul5sipghpewz">
               <w:r>
                 <w:rPr>
                   <w:color w:val="315CBB"/>
@@ -120,7 +120,7 @@
               </w:rPr>
               <w:t xml:space="preserve">   </w:t>
             </w:r>
-            <w:hyperlink w:history="1" r:id="rId5wsyyzqmyd6gy5ttxfzzk">
+            <w:hyperlink w:history="1" r:id="rIdq8kwe77oobpddacujrdxi">
               <w:r>
                 <w:rPr>
                   <w:color w:val="315CBB"/>
@@ -138,7 +138,7 @@
               </w:rPr>
               <w:t xml:space="preserve">   </w:t>
             </w:r>
-            <w:hyperlink w:history="1" r:id="rId4hrdrhw3dgeas1-eprwbs">
+            <w:hyperlink w:history="1" r:id="rIddd2p9kbmvjwwvtefdh_tw">
               <w:r>
                 <w:rPr>
                   <w:color w:val="315CBB"/>
@@ -156,7 +156,7 @@
               </w:rPr>
               <w:t xml:space="preserve">   </w:t>
             </w:r>
-            <w:hyperlink w:history="1" r:id="rId-goxbawdrlat6puqfllth">
+            <w:hyperlink w:history="1" r:id="rIdk_wq8uydariqul2wffh-_">
               <w:r>
                 <w:rPr>
                   <w:color w:val="315CBB"/>
@@ -404,7 +404,7 @@
       <w:pPr>
         <w:spacing w:after="80" w:before="80" w:line="300"/>
       </w:pPr>
-      <w:hyperlink w:history="1" r:id="rIdn_kktpuda2l2oemkdtgze">
+      <w:hyperlink w:history="1" r:id="rId6renuzi8wwsixuldcr42p">
         <w:r>
           <w:rPr>
             <w:color w:val="315CBB"/>
@@ -422,7 +422,7 @@
         </w:rPr>
         <w:t xml:space="preserve">   </w:t>
       </w:r>
-      <w:hyperlink w:history="1" r:id="rIdzbbtanvk_4g5jvpumvakl">
+      <w:hyperlink w:history="1" r:id="rIdyr3bgn_wgq4x6tse3dv6f">
         <w:r>
           <w:rPr>
             <w:color w:val="315CBB"/>
@@ -1020,7 +1020,7 @@
       <w:pPr>
         <w:spacing w:after="80" w:before="80" w:line="300"/>
       </w:pPr>
-      <w:hyperlink w:history="1" r:id="rIdysffdhmgyuoghsc58nxx-">
+      <w:hyperlink w:history="1" r:id="rIdqp-ykktpnwkjxcd5mzzhk">
         <w:r>
           <w:rPr>
             <w:color w:val="315CBB"/>
@@ -1038,7 +1038,7 @@
         </w:rPr>
         <w:t xml:space="preserve">   </w:t>
       </w:r>
-      <w:hyperlink w:history="1" r:id="rIdprbwlchqar3ohrt_y7d4l">
+      <w:hyperlink w:history="1" r:id="rIdavtim8hdml_wla17ztngz">
         <w:r>
           <w:rPr>
             <w:color w:val="315CBB"/>
@@ -1056,7 +1056,7 @@
         </w:rPr>
         <w:t xml:space="preserve">   </w:t>
       </w:r>
-      <w:hyperlink w:history="1" r:id="rIdiahpglzm7aukrlbuy-03l">
+      <w:hyperlink w:history="1" r:id="rIdz12gn7nohpwqlgb2v8z4n">
         <w:r>
           <w:rPr>
             <w:color w:val="315CBB"/>
@@ -1074,7 +1074,7 @@
         </w:rPr>
         <w:t xml:space="preserve">   </w:t>
       </w:r>
-      <w:hyperlink w:history="1" r:id="rIdo4xjqxmlc57_fnzetgpgx">
+      <w:hyperlink w:history="1" r:id="rIdzfqmsnkqbadxm8zwfaq3c">
         <w:r>
           <w:rPr>
             <w:color w:val="315CBB"/>
@@ -1221,7 +1221,7 @@
       <w:pPr>
         <w:spacing w:after="80" w:before="0" w:line="300"/>
       </w:pPr>
-      <w:hyperlink w:history="1" r:id="rId3amjq3yifmgaanm7wtsv_">
+      <w:hyperlink w:history="1" r:id="rId60zs2zpwd8dfz4jobqo7n">
         <w:r>
           <w:rPr>
             <w:color w:val="315CBB"/>
@@ -1544,7 +1544,7 @@
       <w:pPr>
         <w:spacing w:after="80" w:before="80" w:line="300"/>
       </w:pPr>
-      <w:hyperlink w:history="1" r:id="rIdhupygxeaqmlajeicchsqs">
+      <w:hyperlink w:history="1" r:id="rIdxd9ck_glnu7x6al_8ckan">
         <w:r>
           <w:rPr>
             <w:color w:val="315CBB"/>
@@ -1562,7 +1562,7 @@
         </w:rPr>
         <w:t xml:space="preserve">   </w:t>
       </w:r>
-      <w:hyperlink w:history="1" r:id="rIdyyknodaovbmk07smqkwxu">
+      <w:hyperlink w:history="1" r:id="rIdev4bmyvkydrat55ouppbe">
         <w:r>
           <w:rPr>
             <w:color w:val="315CBB"/>
@@ -1685,7 +1685,7 @@
             <w:r>
               <w:br/>
             </w:r>
-            <w:hyperlink w:history="1" r:id="rIdxvj-sow_c8kspgr7pqd2n">
+            <w:hyperlink w:history="1" r:id="rId7kvmfcqovwwqesm4hp3qk">
               <w:r>
                 <w:rPr>
                   <w:color w:val="315CBB"/>
@@ -1698,7 +1698,7 @@
             <w:r>
               <w:br/>
             </w:r>
-            <w:hyperlink w:history="1" r:id="rIdbetudog6-rxl_5t0-o55c">
+            <w:hyperlink w:history="1" r:id="rId9w5qplcnixjxxdhyxuukz">
               <w:r>
                 <w:rPr>
                   <w:color w:val="315CBB"/>
@@ -1988,7 +1988,7 @@
             <w:pPr>
               <w:spacing w:after="80" w:before="80" w:line="300"/>
             </w:pPr>
-            <w:hyperlink w:history="1" r:id="rIdtlkuiv9h2e402a7vhy63a">
+            <w:hyperlink w:history="1" r:id="rIdkqsy99grchtddpf4rbmmo">
               <w:r>
                 <w:rPr>
                   <w:color w:val="315CBB"/>
@@ -2006,7 +2006,7 @@
               </w:rPr>
               <w:t xml:space="preserve">   </w:t>
             </w:r>
-            <w:hyperlink w:history="1" r:id="rIdpltptrczmmlctrligwep5">
+            <w:hyperlink w:history="1" r:id="rId1ns8hrtwywng5lgexa5cb">
               <w:r>
                 <w:rPr>
                   <w:color w:val="315CBB"/>
@@ -2024,7 +2024,7 @@
               </w:rPr>
               <w:t xml:space="preserve">   </w:t>
             </w:r>
-            <w:hyperlink w:history="1" r:id="rIdgxs--ogottbat_wfbksgh">
+            <w:hyperlink w:history="1" r:id="rIds46o6sunu1569-syrob2-">
               <w:r>
                 <w:rPr>
                   <w:color w:val="315CBB"/>
@@ -2492,7 +2492,7 @@
             <w:pPr>
               <w:spacing w:after="80" w:before="0" w:line="300"/>
             </w:pPr>
-            <w:hyperlink w:history="1" r:id="rIdgo3iyga-roj5zmujqg1jc">
+            <w:hyperlink w:history="1" r:id="rIdtxutehnkavbuj39lkhal-">
               <w:r>
                 <w:rPr>
                   <w:color w:val="315CBB"/>

--- a/site/en/resume.docx
+++ b/site/en/resume.docx
@@ -102,7 +102,7 @@
             <w:pPr>
               <w:spacing w:after="80" w:before="80" w:line="300"/>
             </w:pPr>
-            <w:hyperlink w:history="1" r:id="rIdctgylepfjul5sipghpewz">
+            <w:hyperlink w:history="1" r:id="rIdoy67fjwyh_7ehzry5v3a0">
               <w:r>
                 <w:rPr>
                   <w:color w:val="315CBB"/>
@@ -120,7 +120,7 @@
               </w:rPr>
               <w:t xml:space="preserve">   </w:t>
             </w:r>
-            <w:hyperlink w:history="1" r:id="rIdq8kwe77oobpddacujrdxi">
+            <w:hyperlink w:history="1" r:id="rIdrjrn8jhwhkxojw0b2prwt">
               <w:r>
                 <w:rPr>
                   <w:color w:val="315CBB"/>
@@ -138,7 +138,7 @@
               </w:rPr>
               <w:t xml:space="preserve">   </w:t>
             </w:r>
-            <w:hyperlink w:history="1" r:id="rIddd2p9kbmvjwwvtefdh_tw">
+            <w:hyperlink w:history="1" r:id="rIdkdawvz90868asppwnvxaq">
               <w:r>
                 <w:rPr>
                   <w:color w:val="315CBB"/>
@@ -156,7 +156,7 @@
               </w:rPr>
               <w:t xml:space="preserve">   </w:t>
             </w:r>
-            <w:hyperlink w:history="1" r:id="rIdk_wq8uydariqul2wffh-_">
+            <w:hyperlink w:history="1" r:id="rIdi95zbsuvnioov_wq4wfen">
               <w:r>
                 <w:rPr>
                   <w:color w:val="315CBB"/>
@@ -404,7 +404,7 @@
       <w:pPr>
         <w:spacing w:after="80" w:before="80" w:line="300"/>
       </w:pPr>
-      <w:hyperlink w:history="1" r:id="rId6renuzi8wwsixuldcr42p">
+      <w:hyperlink w:history="1" r:id="rIdot2vyzhdwgq3kj88jv_rn">
         <w:r>
           <w:rPr>
             <w:color w:val="315CBB"/>
@@ -422,7 +422,7 @@
         </w:rPr>
         <w:t xml:space="preserve">   </w:t>
       </w:r>
-      <w:hyperlink w:history="1" r:id="rIdyr3bgn_wgq4x6tse3dv6f">
+      <w:hyperlink w:history="1" r:id="rIdyw5rq415zj16r8_onjbct">
         <w:r>
           <w:rPr>
             <w:color w:val="315CBB"/>
@@ -1020,7 +1020,7 @@
       <w:pPr>
         <w:spacing w:after="80" w:before="80" w:line="300"/>
       </w:pPr>
-      <w:hyperlink w:history="1" r:id="rIdqp-ykktpnwkjxcd5mzzhk">
+      <w:hyperlink w:history="1" r:id="rIdke9cj1fewfnl-zqtfmrh6">
         <w:r>
           <w:rPr>
             <w:color w:val="315CBB"/>
@@ -1038,7 +1038,7 @@
         </w:rPr>
         <w:t xml:space="preserve">   </w:t>
       </w:r>
-      <w:hyperlink w:history="1" r:id="rIdavtim8hdml_wla17ztngz">
+      <w:hyperlink w:history="1" r:id="rIdrwrbyoag5zffyzrryvaej">
         <w:r>
           <w:rPr>
             <w:color w:val="315CBB"/>
@@ -1056,7 +1056,7 @@
         </w:rPr>
         <w:t xml:space="preserve">   </w:t>
       </w:r>
-      <w:hyperlink w:history="1" r:id="rIdz12gn7nohpwqlgb2v8z4n">
+      <w:hyperlink w:history="1" r:id="rIdc8nbniswt9flhedikyhb0">
         <w:r>
           <w:rPr>
             <w:color w:val="315CBB"/>
@@ -1074,7 +1074,7 @@
         </w:rPr>
         <w:t xml:space="preserve">   </w:t>
       </w:r>
-      <w:hyperlink w:history="1" r:id="rIdzfqmsnkqbadxm8zwfaq3c">
+      <w:hyperlink w:history="1" r:id="rIdfassbxltazztyjmr2ndkw">
         <w:r>
           <w:rPr>
             <w:color w:val="315CBB"/>
@@ -1221,7 +1221,7 @@
       <w:pPr>
         <w:spacing w:after="80" w:before="0" w:line="300"/>
       </w:pPr>
-      <w:hyperlink w:history="1" r:id="rId60zs2zpwd8dfz4jobqo7n">
+      <w:hyperlink w:history="1" r:id="rIdatpphzrmbzwjdl2abudhw">
         <w:r>
           <w:rPr>
             <w:color w:val="315CBB"/>
@@ -1544,7 +1544,7 @@
       <w:pPr>
         <w:spacing w:after="80" w:before="80" w:line="300"/>
       </w:pPr>
-      <w:hyperlink w:history="1" r:id="rIdxd9ck_glnu7x6al_8ckan">
+      <w:hyperlink w:history="1" r:id="rIdvmoyeawhgvsvzjja-nkkr">
         <w:r>
           <w:rPr>
             <w:color w:val="315CBB"/>
@@ -1562,7 +1562,7 @@
         </w:rPr>
         <w:t xml:space="preserve">   </w:t>
       </w:r>
-      <w:hyperlink w:history="1" r:id="rIdev4bmyvkydrat55ouppbe">
+      <w:hyperlink w:history="1" r:id="rIdj2vnm2a1y6xjm18ughczs">
         <w:r>
           <w:rPr>
             <w:color w:val="315CBB"/>
@@ -1685,7 +1685,7 @@
             <w:r>
               <w:br/>
             </w:r>
-            <w:hyperlink w:history="1" r:id="rId7kvmfcqovwwqesm4hp3qk">
+            <w:hyperlink w:history="1" r:id="rIdl9ab9iezldb690isp3u_q">
               <w:r>
                 <w:rPr>
                   <w:color w:val="315CBB"/>
@@ -1698,7 +1698,7 @@
             <w:r>
               <w:br/>
             </w:r>
-            <w:hyperlink w:history="1" r:id="rId9w5qplcnixjxxdhyxuukz">
+            <w:hyperlink w:history="1" r:id="rIdf6rlzlhi__xojegaxixl9">
               <w:r>
                 <w:rPr>
                   <w:color w:val="315CBB"/>
@@ -1988,7 +1988,7 @@
             <w:pPr>
               <w:spacing w:after="80" w:before="80" w:line="300"/>
             </w:pPr>
-            <w:hyperlink w:history="1" r:id="rIdkqsy99grchtddpf4rbmmo">
+            <w:hyperlink w:history="1" r:id="rIdxry-pr_pds_ttlrittpyx">
               <w:r>
                 <w:rPr>
                   <w:color w:val="315CBB"/>
@@ -2006,7 +2006,7 @@
               </w:rPr>
               <w:t xml:space="preserve">   </w:t>
             </w:r>
-            <w:hyperlink w:history="1" r:id="rId1ns8hrtwywng5lgexa5cb">
+            <w:hyperlink w:history="1" r:id="rIdaaxgyilzdab5yyuhs8vqa">
               <w:r>
                 <w:rPr>
                   <w:color w:val="315CBB"/>
@@ -2024,7 +2024,7 @@
               </w:rPr>
               <w:t xml:space="preserve">   </w:t>
             </w:r>
-            <w:hyperlink w:history="1" r:id="rIds46o6sunu1569-syrob2-">
+            <w:hyperlink w:history="1" r:id="rIdw-8xft4tzkewh_dmwu9hy">
               <w:r>
                 <w:rPr>
                   <w:color w:val="315CBB"/>
@@ -2492,7 +2492,7 @@
             <w:pPr>
               <w:spacing w:after="80" w:before="0" w:line="300"/>
             </w:pPr>
-            <w:hyperlink w:history="1" r:id="rIdtxutehnkavbuj39lkhal-">
+            <w:hyperlink w:history="1" r:id="rIdfvtnl_it1r3a8ou_wz63b">
               <w:r>
                 <w:rPr>
                   <w:color w:val="315CBB"/>

--- a/site/en/resume.docx
+++ b/site/en/resume.docx
@@ -102,7 +102,7 @@
             <w:pPr>
               <w:spacing w:after="80" w:before="80" w:line="300"/>
             </w:pPr>
-            <w:hyperlink w:history="1" r:id="rIdoy67fjwyh_7ehzry5v3a0">
+            <w:hyperlink w:history="1" r:id="rIdmpcvwh2x1livzfudwqwit">
               <w:r>
                 <w:rPr>
                   <w:color w:val="315CBB"/>
@@ -120,7 +120,7 @@
               </w:rPr>
               <w:t xml:space="preserve">   </w:t>
             </w:r>
-            <w:hyperlink w:history="1" r:id="rIdrjrn8jhwhkxojw0b2prwt">
+            <w:hyperlink w:history="1" r:id="rIdz_jaldkecyfakngpqbybj">
               <w:r>
                 <w:rPr>
                   <w:color w:val="315CBB"/>
@@ -138,7 +138,7 @@
               </w:rPr>
               <w:t xml:space="preserve">   </w:t>
             </w:r>
-            <w:hyperlink w:history="1" r:id="rIdkdawvz90868asppwnvxaq">
+            <w:hyperlink w:history="1" r:id="rIdybq87uddgfietdqgzacgy">
               <w:r>
                 <w:rPr>
                   <w:color w:val="315CBB"/>
@@ -156,7 +156,7 @@
               </w:rPr>
               <w:t xml:space="preserve">   </w:t>
             </w:r>
-            <w:hyperlink w:history="1" r:id="rIdi95zbsuvnioov_wq4wfen">
+            <w:hyperlink w:history="1" r:id="rIdeywvuzend-tnye9hjtonh">
               <w:r>
                 <w:rPr>
                   <w:color w:val="315CBB"/>
@@ -404,7 +404,7 @@
       <w:pPr>
         <w:spacing w:after="80" w:before="80" w:line="300"/>
       </w:pPr>
-      <w:hyperlink w:history="1" r:id="rIdot2vyzhdwgq3kj88jv_rn">
+      <w:hyperlink w:history="1" r:id="rId4c6xrh-ne82nlw1pymz1w">
         <w:r>
           <w:rPr>
             <w:color w:val="315CBB"/>
@@ -422,7 +422,7 @@
         </w:rPr>
         <w:t xml:space="preserve">   </w:t>
       </w:r>
-      <w:hyperlink w:history="1" r:id="rIdyw5rq415zj16r8_onjbct">
+      <w:hyperlink w:history="1" r:id="rIdmka8yrveky4pu8tegwe0s">
         <w:r>
           <w:rPr>
             <w:color w:val="315CBB"/>
@@ -1020,7 +1020,7 @@
       <w:pPr>
         <w:spacing w:after="80" w:before="80" w:line="300"/>
       </w:pPr>
-      <w:hyperlink w:history="1" r:id="rIdke9cj1fewfnl-zqtfmrh6">
+      <w:hyperlink w:history="1" r:id="rIdowbkmkjw2bx1s8qtyitq1">
         <w:r>
           <w:rPr>
             <w:color w:val="315CBB"/>
@@ -1038,7 +1038,7 @@
         </w:rPr>
         <w:t xml:space="preserve">   </w:t>
       </w:r>
-      <w:hyperlink w:history="1" r:id="rIdrwrbyoag5zffyzrryvaej">
+      <w:hyperlink w:history="1" r:id="rIdlh-caqv2xpefnpya4l-f0">
         <w:r>
           <w:rPr>
             <w:color w:val="315CBB"/>
@@ -1056,7 +1056,7 @@
         </w:rPr>
         <w:t xml:space="preserve">   </w:t>
       </w:r>
-      <w:hyperlink w:history="1" r:id="rIdc8nbniswt9flhedikyhb0">
+      <w:hyperlink w:history="1" r:id="rIdfeobzlplc9v51dd7yepcs">
         <w:r>
           <w:rPr>
             <w:color w:val="315CBB"/>
@@ -1074,7 +1074,7 @@
         </w:rPr>
         <w:t xml:space="preserve">   </w:t>
       </w:r>
-      <w:hyperlink w:history="1" r:id="rIdfassbxltazztyjmr2ndkw">
+      <w:hyperlink w:history="1" r:id="rIdqt21b37foe0ym4puygkfw">
         <w:r>
           <w:rPr>
             <w:color w:val="315CBB"/>
@@ -1221,7 +1221,7 @@
       <w:pPr>
         <w:spacing w:after="80" w:before="0" w:line="300"/>
       </w:pPr>
-      <w:hyperlink w:history="1" r:id="rIdatpphzrmbzwjdl2abudhw">
+      <w:hyperlink w:history="1" r:id="rIdtt2xykrxf37epg8zppdzh">
         <w:r>
           <w:rPr>
             <w:color w:val="315CBB"/>
@@ -1544,7 +1544,7 @@
       <w:pPr>
         <w:spacing w:after="80" w:before="80" w:line="300"/>
       </w:pPr>
-      <w:hyperlink w:history="1" r:id="rIdvmoyeawhgvsvzjja-nkkr">
+      <w:hyperlink w:history="1" r:id="rIdjkxefjt6peiq_nwkswvsb">
         <w:r>
           <w:rPr>
             <w:color w:val="315CBB"/>
@@ -1562,7 +1562,7 @@
         </w:rPr>
         <w:t xml:space="preserve">   </w:t>
       </w:r>
-      <w:hyperlink w:history="1" r:id="rIdj2vnm2a1y6xjm18ughczs">
+      <w:hyperlink w:history="1" r:id="rIdatyvqxprtahyee-aj5dav">
         <w:r>
           <w:rPr>
             <w:color w:val="315CBB"/>
@@ -1685,7 +1685,7 @@
             <w:r>
               <w:br/>
             </w:r>
-            <w:hyperlink w:history="1" r:id="rIdl9ab9iezldb690isp3u_q">
+            <w:hyperlink w:history="1" r:id="rId2lq3b95pfahqvahlf65dj">
               <w:r>
                 <w:rPr>
                   <w:color w:val="315CBB"/>
@@ -1698,7 +1698,7 @@
             <w:r>
               <w:br/>
             </w:r>
-            <w:hyperlink w:history="1" r:id="rIdf6rlzlhi__xojegaxixl9">
+            <w:hyperlink w:history="1" r:id="rId3t5hzico56tt8by4iqusv">
               <w:r>
                 <w:rPr>
                   <w:color w:val="315CBB"/>
@@ -1988,7 +1988,7 @@
             <w:pPr>
               <w:spacing w:after="80" w:before="80" w:line="300"/>
             </w:pPr>
-            <w:hyperlink w:history="1" r:id="rIdxry-pr_pds_ttlrittpyx">
+            <w:hyperlink w:history="1" r:id="rIdv-muwmlp88s2krdzbnr2j">
               <w:r>
                 <w:rPr>
                   <w:color w:val="315CBB"/>
@@ -2006,7 +2006,7 @@
               </w:rPr>
               <w:t xml:space="preserve">   </w:t>
             </w:r>
-            <w:hyperlink w:history="1" r:id="rIdaaxgyilzdab5yyuhs8vqa">
+            <w:hyperlink w:history="1" r:id="rIdwcs5dibl-pygxnqhyp9mt">
               <w:r>
                 <w:rPr>
                   <w:color w:val="315CBB"/>
@@ -2024,7 +2024,7 @@
               </w:rPr>
               <w:t xml:space="preserve">   </w:t>
             </w:r>
-            <w:hyperlink w:history="1" r:id="rIdw-8xft4tzkewh_dmwu9hy">
+            <w:hyperlink w:history="1" r:id="rId3c94qrzlifdtdflj7kmev">
               <w:r>
                 <w:rPr>
                   <w:color w:val="315CBB"/>
@@ -2492,7 +2492,7 @@
             <w:pPr>
               <w:spacing w:after="80" w:before="0" w:line="300"/>
             </w:pPr>
-            <w:hyperlink w:history="1" r:id="rIdfvtnl_it1r3a8ou_wz63b">
+            <w:hyperlink w:history="1" r:id="rIda7w2g8bvidgsvbgegfqzw">
               <w:r>
                 <w:rPr>
                   <w:color w:val="315CBB"/>

--- a/site/en/resume.docx
+++ b/site/en/resume.docx
@@ -102,7 +102,7 @@
             <w:pPr>
               <w:spacing w:after="80" w:before="80" w:line="300"/>
             </w:pPr>
-            <w:hyperlink w:history="1" r:id="rIdmpcvwh2x1livzfudwqwit">
+            <w:hyperlink w:history="1" r:id="rIdxnkzmwmlrduemqvrtq4vi">
               <w:r>
                 <w:rPr>
                   <w:color w:val="315CBB"/>
@@ -120,7 +120,7 @@
               </w:rPr>
               <w:t xml:space="preserve">   </w:t>
             </w:r>
-            <w:hyperlink w:history="1" r:id="rIdz_jaldkecyfakngpqbybj">
+            <w:hyperlink w:history="1" r:id="rId7c0g8ppabhjyaqu5h2fvb">
               <w:r>
                 <w:rPr>
                   <w:color w:val="315CBB"/>
@@ -138,7 +138,7 @@
               </w:rPr>
               <w:t xml:space="preserve">   </w:t>
             </w:r>
-            <w:hyperlink w:history="1" r:id="rIdybq87uddgfietdqgzacgy">
+            <w:hyperlink w:history="1" r:id="rIdwounh3jrxrgv6lmc27dbf">
               <w:r>
                 <w:rPr>
                   <w:color w:val="315CBB"/>
@@ -156,7 +156,7 @@
               </w:rPr>
               <w:t xml:space="preserve">   </w:t>
             </w:r>
-            <w:hyperlink w:history="1" r:id="rIdeywvuzend-tnye9hjtonh">
+            <w:hyperlink w:history="1" r:id="rIdm9xp3cwi51kkiq-scjxti">
               <w:r>
                 <w:rPr>
                   <w:color w:val="315CBB"/>
@@ -404,7 +404,7 @@
       <w:pPr>
         <w:spacing w:after="80" w:before="80" w:line="300"/>
       </w:pPr>
-      <w:hyperlink w:history="1" r:id="rId4c6xrh-ne82nlw1pymz1w">
+      <w:hyperlink w:history="1" r:id="rId1iajfdedigruocad8nquw">
         <w:r>
           <w:rPr>
             <w:color w:val="315CBB"/>
@@ -422,7 +422,7 @@
         </w:rPr>
         <w:t xml:space="preserve">   </w:t>
       </w:r>
-      <w:hyperlink w:history="1" r:id="rIdmka8yrveky4pu8tegwe0s">
+      <w:hyperlink w:history="1" r:id="rIdohxjh_xp1hulpkf2ttubu">
         <w:r>
           <w:rPr>
             <w:color w:val="315CBB"/>
@@ -1020,7 +1020,7 @@
       <w:pPr>
         <w:spacing w:after="80" w:before="80" w:line="300"/>
       </w:pPr>
-      <w:hyperlink w:history="1" r:id="rIdowbkmkjw2bx1s8qtyitq1">
+      <w:hyperlink w:history="1" r:id="rIdy-p95xzo4ovenezxjz_xu">
         <w:r>
           <w:rPr>
             <w:color w:val="315CBB"/>
@@ -1038,7 +1038,7 @@
         </w:rPr>
         <w:t xml:space="preserve">   </w:t>
       </w:r>
-      <w:hyperlink w:history="1" r:id="rIdlh-caqv2xpefnpya4l-f0">
+      <w:hyperlink w:history="1" r:id="rIdmgzihmsvt7lipoqkiflqy">
         <w:r>
           <w:rPr>
             <w:color w:val="315CBB"/>
@@ -1056,7 +1056,7 @@
         </w:rPr>
         <w:t xml:space="preserve">   </w:t>
       </w:r>
-      <w:hyperlink w:history="1" r:id="rIdfeobzlplc9v51dd7yepcs">
+      <w:hyperlink w:history="1" r:id="rIdrslu3ducelxplg8yjeips">
         <w:r>
           <w:rPr>
             <w:color w:val="315CBB"/>
@@ -1074,7 +1074,7 @@
         </w:rPr>
         <w:t xml:space="preserve">   </w:t>
       </w:r>
-      <w:hyperlink w:history="1" r:id="rIdqt21b37foe0ym4puygkfw">
+      <w:hyperlink w:history="1" r:id="rIdntp_mdxwnqgplbzuvz50i">
         <w:r>
           <w:rPr>
             <w:color w:val="315CBB"/>
@@ -1221,7 +1221,7 @@
       <w:pPr>
         <w:spacing w:after="80" w:before="0" w:line="300"/>
       </w:pPr>
-      <w:hyperlink w:history="1" r:id="rIdtt2xykrxf37epg8zppdzh">
+      <w:hyperlink w:history="1" r:id="rIdviuxa3ililkhatsdn45xz">
         <w:r>
           <w:rPr>
             <w:color w:val="315CBB"/>
@@ -1544,7 +1544,7 @@
       <w:pPr>
         <w:spacing w:after="80" w:before="80" w:line="300"/>
       </w:pPr>
-      <w:hyperlink w:history="1" r:id="rIdjkxefjt6peiq_nwkswvsb">
+      <w:hyperlink w:history="1" r:id="rIdeeshtdkqltguwvshntfhd">
         <w:r>
           <w:rPr>
             <w:color w:val="315CBB"/>
@@ -1562,7 +1562,7 @@
         </w:rPr>
         <w:t xml:space="preserve">   </w:t>
       </w:r>
-      <w:hyperlink w:history="1" r:id="rIdatyvqxprtahyee-aj5dav">
+      <w:hyperlink w:history="1" r:id="rIdljjlcpb__ugfcfspptwyk">
         <w:r>
           <w:rPr>
             <w:color w:val="315CBB"/>
@@ -1685,7 +1685,7 @@
             <w:r>
               <w:br/>
             </w:r>
-            <w:hyperlink w:history="1" r:id="rId2lq3b95pfahqvahlf65dj">
+            <w:hyperlink w:history="1" r:id="rIdtjmdpqldmmv0n7kh--z4u">
               <w:r>
                 <w:rPr>
                   <w:color w:val="315CBB"/>
@@ -1698,7 +1698,7 @@
             <w:r>
               <w:br/>
             </w:r>
-            <w:hyperlink w:history="1" r:id="rId3t5hzico56tt8by4iqusv">
+            <w:hyperlink w:history="1" r:id="rIda7gjyoipa_kq_csczhsul">
               <w:r>
                 <w:rPr>
                   <w:color w:val="315CBB"/>
@@ -1988,7 +1988,7 @@
             <w:pPr>
               <w:spacing w:after="80" w:before="80" w:line="300"/>
             </w:pPr>
-            <w:hyperlink w:history="1" r:id="rIdv-muwmlp88s2krdzbnr2j">
+            <w:hyperlink w:history="1" r:id="rIdbapx4hjutxmtb2wd3tski">
               <w:r>
                 <w:rPr>
                   <w:color w:val="315CBB"/>
@@ -2006,7 +2006,7 @@
               </w:rPr>
               <w:t xml:space="preserve">   </w:t>
             </w:r>
-            <w:hyperlink w:history="1" r:id="rIdwcs5dibl-pygxnqhyp9mt">
+            <w:hyperlink w:history="1" r:id="rId1hwxpjwqekti6mtvfduhx">
               <w:r>
                 <w:rPr>
                   <w:color w:val="315CBB"/>
@@ -2024,7 +2024,7 @@
               </w:rPr>
               <w:t xml:space="preserve">   </w:t>
             </w:r>
-            <w:hyperlink w:history="1" r:id="rId3c94qrzlifdtdflj7kmev">
+            <w:hyperlink w:history="1" r:id="rId4syraplir3vfdmnektint">
               <w:r>
                 <w:rPr>
                   <w:color w:val="315CBB"/>
@@ -2492,7 +2492,7 @@
             <w:pPr>
               <w:spacing w:after="80" w:before="0" w:line="300"/>
             </w:pPr>
-            <w:hyperlink w:history="1" r:id="rIda7w2g8bvidgsvbgegfqzw">
+            <w:hyperlink w:history="1" r:id="rId0gcbrko3t5raez3w93pn6">
               <w:r>
                 <w:rPr>
                   <w:color w:val="315CBB"/>

--- a/site/en/resume.docx
+++ b/site/en/resume.docx
@@ -102,7 +102,7 @@
             <w:pPr>
               <w:spacing w:after="80" w:before="80" w:line="300"/>
             </w:pPr>
-            <w:hyperlink w:history="1" r:id="rIdxnkzmwmlrduemqvrtq4vi">
+            <w:hyperlink w:history="1" r:id="rIdary3jov84imkjzrc5yuhj">
               <w:r>
                 <w:rPr>
                   <w:color w:val="315CBB"/>
@@ -120,7 +120,7 @@
               </w:rPr>
               <w:t xml:space="preserve">   </w:t>
             </w:r>
-            <w:hyperlink w:history="1" r:id="rId7c0g8ppabhjyaqu5h2fvb">
+            <w:hyperlink w:history="1" r:id="rIdhgdfcvsv14ganc33wnj2c">
               <w:r>
                 <w:rPr>
                   <w:color w:val="315CBB"/>
@@ -138,7 +138,7 @@
               </w:rPr>
               <w:t xml:space="preserve">   </w:t>
             </w:r>
-            <w:hyperlink w:history="1" r:id="rIdwounh3jrxrgv6lmc27dbf">
+            <w:hyperlink w:history="1" r:id="rId6pdrexsagnhqstvfekoea">
               <w:r>
                 <w:rPr>
                   <w:color w:val="315CBB"/>
@@ -156,7 +156,7 @@
               </w:rPr>
               <w:t xml:space="preserve">   </w:t>
             </w:r>
-            <w:hyperlink w:history="1" r:id="rIdm9xp3cwi51kkiq-scjxti">
+            <w:hyperlink w:history="1" r:id="rIdvoxovjrfct65wnjs33rjo">
               <w:r>
                 <w:rPr>
                   <w:color w:val="315CBB"/>
@@ -404,7 +404,7 @@
       <w:pPr>
         <w:spacing w:after="80" w:before="80" w:line="300"/>
       </w:pPr>
-      <w:hyperlink w:history="1" r:id="rId1iajfdedigruocad8nquw">
+      <w:hyperlink w:history="1" r:id="rIdx8tffj0cwcfgcawlby89n">
         <w:r>
           <w:rPr>
             <w:color w:val="315CBB"/>
@@ -422,7 +422,7 @@
         </w:rPr>
         <w:t xml:space="preserve">   </w:t>
       </w:r>
-      <w:hyperlink w:history="1" r:id="rIdohxjh_xp1hulpkf2ttubu">
+      <w:hyperlink w:history="1" r:id="rIdeeac1a8_-1kpxththdcdi">
         <w:r>
           <w:rPr>
             <w:color w:val="315CBB"/>
@@ -1020,7 +1020,7 @@
       <w:pPr>
         <w:spacing w:after="80" w:before="80" w:line="300"/>
       </w:pPr>
-      <w:hyperlink w:history="1" r:id="rIdy-p95xzo4ovenezxjz_xu">
+      <w:hyperlink w:history="1" r:id="rIdktmqc9nib_qbuwaw5az1r">
         <w:r>
           <w:rPr>
             <w:color w:val="315CBB"/>
@@ -1038,7 +1038,7 @@
         </w:rPr>
         <w:t xml:space="preserve">   </w:t>
       </w:r>
-      <w:hyperlink w:history="1" r:id="rIdmgzihmsvt7lipoqkiflqy">
+      <w:hyperlink w:history="1" r:id="rIdq3lxgtiw1p7r4t2j3iw4d">
         <w:r>
           <w:rPr>
             <w:color w:val="315CBB"/>
@@ -1056,7 +1056,7 @@
         </w:rPr>
         <w:t xml:space="preserve">   </w:t>
       </w:r>
-      <w:hyperlink w:history="1" r:id="rIdrslu3ducelxplg8yjeips">
+      <w:hyperlink w:history="1" r:id="rIdgjuxhqknkpvthw2yqcpz4">
         <w:r>
           <w:rPr>
             <w:color w:val="315CBB"/>
@@ -1074,7 +1074,7 @@
         </w:rPr>
         <w:t xml:space="preserve">   </w:t>
       </w:r>
-      <w:hyperlink w:history="1" r:id="rIdntp_mdxwnqgplbzuvz50i">
+      <w:hyperlink w:history="1" r:id="rIdgpwzt9ioxowirogipayqv">
         <w:r>
           <w:rPr>
             <w:color w:val="315CBB"/>
@@ -1221,7 +1221,7 @@
       <w:pPr>
         <w:spacing w:after="80" w:before="0" w:line="300"/>
       </w:pPr>
-      <w:hyperlink w:history="1" r:id="rIdviuxa3ililkhatsdn45xz">
+      <w:hyperlink w:history="1" r:id="rIditjowcignabq3poooash8">
         <w:r>
           <w:rPr>
             <w:color w:val="315CBB"/>
@@ -1544,7 +1544,7 @@
       <w:pPr>
         <w:spacing w:after="80" w:before="80" w:line="300"/>
       </w:pPr>
-      <w:hyperlink w:history="1" r:id="rIdeeshtdkqltguwvshntfhd">
+      <w:hyperlink w:history="1" r:id="rIdun3rjeirxl5jwr0cixkbn">
         <w:r>
           <w:rPr>
             <w:color w:val="315CBB"/>
@@ -1562,7 +1562,7 @@
         </w:rPr>
         <w:t xml:space="preserve">   </w:t>
       </w:r>
-      <w:hyperlink w:history="1" r:id="rIdljjlcpb__ugfcfspptwyk">
+      <w:hyperlink w:history="1" r:id="rIdv0th-myviy6j4gj-avzu7">
         <w:r>
           <w:rPr>
             <w:color w:val="315CBB"/>
@@ -1685,7 +1685,7 @@
             <w:r>
               <w:br/>
             </w:r>
-            <w:hyperlink w:history="1" r:id="rIdtjmdpqldmmv0n7kh--z4u">
+            <w:hyperlink w:history="1" r:id="rIdht_5w91uj7qxqne7sd8ml">
               <w:r>
                 <w:rPr>
                   <w:color w:val="315CBB"/>
@@ -1698,7 +1698,7 @@
             <w:r>
               <w:br/>
             </w:r>
-            <w:hyperlink w:history="1" r:id="rIda7gjyoipa_kq_csczhsul">
+            <w:hyperlink w:history="1" r:id="rId7c4ip94au8tfkytuxw7vb">
               <w:r>
                 <w:rPr>
                   <w:color w:val="315CBB"/>
@@ -1988,7 +1988,7 @@
             <w:pPr>
               <w:spacing w:after="80" w:before="80" w:line="300"/>
             </w:pPr>
-            <w:hyperlink w:history="1" r:id="rIdbapx4hjutxmtb2wd3tski">
+            <w:hyperlink w:history="1" r:id="rIdmrjoa4wz1kdx5hmtdtrzw">
               <w:r>
                 <w:rPr>
                   <w:color w:val="315CBB"/>
@@ -2006,7 +2006,7 @@
               </w:rPr>
               <w:t xml:space="preserve">   </w:t>
             </w:r>
-            <w:hyperlink w:history="1" r:id="rId1hwxpjwqekti6mtvfduhx">
+            <w:hyperlink w:history="1" r:id="rIdkzxbbslh6emnf_z48jlxk">
               <w:r>
                 <w:rPr>
                   <w:color w:val="315CBB"/>
@@ -2024,7 +2024,7 @@
               </w:rPr>
               <w:t xml:space="preserve">   </w:t>
             </w:r>
-            <w:hyperlink w:history="1" r:id="rId4syraplir3vfdmnektint">
+            <w:hyperlink w:history="1" r:id="rIdcumpmydowncrtql7yqy9q">
               <w:r>
                 <w:rPr>
                   <w:color w:val="315CBB"/>
@@ -2492,7 +2492,7 @@
             <w:pPr>
               <w:spacing w:after="80" w:before="0" w:line="300"/>
             </w:pPr>
-            <w:hyperlink w:history="1" r:id="rId0gcbrko3t5raez3w93pn6">
+            <w:hyperlink w:history="1" r:id="rIdyex-cfe9smvxsr8jcc_yv">
               <w:r>
                 <w:rPr>
                   <w:color w:val="315CBB"/>

--- a/site/en/resume.docx
+++ b/site/en/resume.docx
@@ -102,7 +102,7 @@
             <w:pPr>
               <w:spacing w:after="80" w:before="80" w:line="300"/>
             </w:pPr>
-            <w:hyperlink w:history="1" r:id="rIdary3jov84imkjzrc5yuhj">
+            <w:hyperlink w:history="1" r:id="rIdffin18ylnnlozrnoqicvs">
               <w:r>
                 <w:rPr>
                   <w:color w:val="315CBB"/>
@@ -120,7 +120,7 @@
               </w:rPr>
               <w:t xml:space="preserve">   </w:t>
             </w:r>
-            <w:hyperlink w:history="1" r:id="rIdhgdfcvsv14ganc33wnj2c">
+            <w:hyperlink w:history="1" r:id="rIddnel2k0u7adrmwgxl03ue">
               <w:r>
                 <w:rPr>
                   <w:color w:val="315CBB"/>
@@ -138,7 +138,7 @@
               </w:rPr>
               <w:t xml:space="preserve">   </w:t>
             </w:r>
-            <w:hyperlink w:history="1" r:id="rId6pdrexsagnhqstvfekoea">
+            <w:hyperlink w:history="1" r:id="rIdlhxeu5ysjavw7jhxe-kqm">
               <w:r>
                 <w:rPr>
                   <w:color w:val="315CBB"/>
@@ -156,7 +156,7 @@
               </w:rPr>
               <w:t xml:space="preserve">   </w:t>
             </w:r>
-            <w:hyperlink w:history="1" r:id="rIdvoxovjrfct65wnjs33rjo">
+            <w:hyperlink w:history="1" r:id="rIdbqx_htufov1gbcw0fpvq-">
               <w:r>
                 <w:rPr>
                   <w:color w:val="315CBB"/>
@@ -404,7 +404,7 @@
       <w:pPr>
         <w:spacing w:after="80" w:before="80" w:line="300"/>
       </w:pPr>
-      <w:hyperlink w:history="1" r:id="rIdx8tffj0cwcfgcawlby89n">
+      <w:hyperlink w:history="1" r:id="rIdakdmrforjubyar9vxpyjf">
         <w:r>
           <w:rPr>
             <w:color w:val="315CBB"/>
@@ -422,7 +422,7 @@
         </w:rPr>
         <w:t xml:space="preserve">   </w:t>
       </w:r>
-      <w:hyperlink w:history="1" r:id="rIdeeac1a8_-1kpxththdcdi">
+      <w:hyperlink w:history="1" r:id="rIdtzozknpjmyw3yaxfgo92r">
         <w:r>
           <w:rPr>
             <w:color w:val="315CBB"/>
@@ -1020,7 +1020,7 @@
       <w:pPr>
         <w:spacing w:after="80" w:before="80" w:line="300"/>
       </w:pPr>
-      <w:hyperlink w:history="1" r:id="rIdktmqc9nib_qbuwaw5az1r">
+      <w:hyperlink w:history="1" r:id="rIdlukoug2bzjrmntkyg9n4k">
         <w:r>
           <w:rPr>
             <w:color w:val="315CBB"/>
@@ -1038,7 +1038,7 @@
         </w:rPr>
         <w:t xml:space="preserve">   </w:t>
       </w:r>
-      <w:hyperlink w:history="1" r:id="rIdq3lxgtiw1p7r4t2j3iw4d">
+      <w:hyperlink w:history="1" r:id="rIdeb_6trmenkmzqdtfz5vxb">
         <w:r>
           <w:rPr>
             <w:color w:val="315CBB"/>
@@ -1056,7 +1056,7 @@
         </w:rPr>
         <w:t xml:space="preserve">   </w:t>
       </w:r>
-      <w:hyperlink w:history="1" r:id="rIdgjuxhqknkpvthw2yqcpz4">
+      <w:hyperlink w:history="1" r:id="rIdqy4z3hyszljnbpytxchqo">
         <w:r>
           <w:rPr>
             <w:color w:val="315CBB"/>
@@ -1074,7 +1074,7 @@
         </w:rPr>
         <w:t xml:space="preserve">   </w:t>
       </w:r>
-      <w:hyperlink w:history="1" r:id="rIdgpwzt9ioxowirogipayqv">
+      <w:hyperlink w:history="1" r:id="rIdb-nl6djlhpvvs3b9scyoj">
         <w:r>
           <w:rPr>
             <w:color w:val="315CBB"/>
@@ -1221,7 +1221,7 @@
       <w:pPr>
         <w:spacing w:after="80" w:before="0" w:line="300"/>
       </w:pPr>
-      <w:hyperlink w:history="1" r:id="rIditjowcignabq3poooash8">
+      <w:hyperlink w:history="1" r:id="rIdsbqgcy9ycs8wkbhmxwk6n">
         <w:r>
           <w:rPr>
             <w:color w:val="315CBB"/>
@@ -1544,7 +1544,7 @@
       <w:pPr>
         <w:spacing w:after="80" w:before="80" w:line="300"/>
       </w:pPr>
-      <w:hyperlink w:history="1" r:id="rIdun3rjeirxl5jwr0cixkbn">
+      <w:hyperlink w:history="1" r:id="rIdwgq-mmdushbsplvihlumq">
         <w:r>
           <w:rPr>
             <w:color w:val="315CBB"/>
@@ -1562,7 +1562,7 @@
         </w:rPr>
         <w:t xml:space="preserve">   </w:t>
       </w:r>
-      <w:hyperlink w:history="1" r:id="rIdv0th-myviy6j4gj-avzu7">
+      <w:hyperlink w:history="1" r:id="rId7yi5kpblia1yhvekirexk">
         <w:r>
           <w:rPr>
             <w:color w:val="315CBB"/>
@@ -1685,7 +1685,7 @@
             <w:r>
               <w:br/>
             </w:r>
-            <w:hyperlink w:history="1" r:id="rIdht_5w91uj7qxqne7sd8ml">
+            <w:hyperlink w:history="1" r:id="rId6zompslerofvb6aqzco8b">
               <w:r>
                 <w:rPr>
                   <w:color w:val="315CBB"/>
@@ -1698,7 +1698,7 @@
             <w:r>
               <w:br/>
             </w:r>
-            <w:hyperlink w:history="1" r:id="rId7c4ip94au8tfkytuxw7vb">
+            <w:hyperlink w:history="1" r:id="rIdcszeweivj6f50zgo8q9j8">
               <w:r>
                 <w:rPr>
                   <w:color w:val="315CBB"/>
@@ -1988,7 +1988,7 @@
             <w:pPr>
               <w:spacing w:after="80" w:before="80" w:line="300"/>
             </w:pPr>
-            <w:hyperlink w:history="1" r:id="rIdmrjoa4wz1kdx5hmtdtrzw">
+            <w:hyperlink w:history="1" r:id="rIdmkjns8ztazkfjuzwhcvso">
               <w:r>
                 <w:rPr>
                   <w:color w:val="315CBB"/>
@@ -2006,7 +2006,7 @@
               </w:rPr>
               <w:t xml:space="preserve">   </w:t>
             </w:r>
-            <w:hyperlink w:history="1" r:id="rIdkzxbbslh6emnf_z48jlxk">
+            <w:hyperlink w:history="1" r:id="rIdktcpcrpmkvva09ag60ofw">
               <w:r>
                 <w:rPr>
                   <w:color w:val="315CBB"/>
@@ -2024,7 +2024,7 @@
               </w:rPr>
               <w:t xml:space="preserve">   </w:t>
             </w:r>
-            <w:hyperlink w:history="1" r:id="rIdcumpmydowncrtql7yqy9q">
+            <w:hyperlink w:history="1" r:id="rId5369or_4v-a4keopmy3rt">
               <w:r>
                 <w:rPr>
                   <w:color w:val="315CBB"/>
@@ -2492,7 +2492,7 @@
             <w:pPr>
               <w:spacing w:after="80" w:before="0" w:line="300"/>
             </w:pPr>
-            <w:hyperlink w:history="1" r:id="rIdyex-cfe9smvxsr8jcc_yv">
+            <w:hyperlink w:history="1" r:id="rIdgyys6vv613bst2fws_ws9">
               <w:r>
                 <w:rPr>
                   <w:color w:val="315CBB"/>

--- a/site/en/resume.docx
+++ b/site/en/resume.docx
@@ -102,7 +102,7 @@
             <w:pPr>
               <w:spacing w:after="80" w:before="80" w:line="300"/>
             </w:pPr>
-            <w:hyperlink w:history="1" r:id="rIdffin18ylnnlozrnoqicvs">
+            <w:hyperlink w:history="1" r:id="rIdsntpn4akqdj1-_q0g2qdz">
               <w:r>
                 <w:rPr>
                   <w:color w:val="315CBB"/>
@@ -120,7 +120,7 @@
               </w:rPr>
               <w:t xml:space="preserve">   </w:t>
             </w:r>
-            <w:hyperlink w:history="1" r:id="rIddnel2k0u7adrmwgxl03ue">
+            <w:hyperlink w:history="1" r:id="rIdwilj9mgird8vrl760flwu">
               <w:r>
                 <w:rPr>
                   <w:color w:val="315CBB"/>
@@ -138,7 +138,7 @@
               </w:rPr>
               <w:t xml:space="preserve">   </w:t>
             </w:r>
-            <w:hyperlink w:history="1" r:id="rIdlhxeu5ysjavw7jhxe-kqm">
+            <w:hyperlink w:history="1" r:id="rIdvmyxpbs0xlw6solprrle6">
               <w:r>
                 <w:rPr>
                   <w:color w:val="315CBB"/>
@@ -156,7 +156,7 @@
               </w:rPr>
               <w:t xml:space="preserve">   </w:t>
             </w:r>
-            <w:hyperlink w:history="1" r:id="rIdbqx_htufov1gbcw0fpvq-">
+            <w:hyperlink w:history="1" r:id="rIdnqqsssbdjyy0rievpgnbm">
               <w:r>
                 <w:rPr>
                   <w:color w:val="315CBB"/>
@@ -404,7 +404,7 @@
       <w:pPr>
         <w:spacing w:after="80" w:before="80" w:line="300"/>
       </w:pPr>
-      <w:hyperlink w:history="1" r:id="rIdakdmrforjubyar9vxpyjf">
+      <w:hyperlink w:history="1" r:id="rIdcyrxqw5wenkct8sg2lwty">
         <w:r>
           <w:rPr>
             <w:color w:val="315CBB"/>
@@ -422,7 +422,7 @@
         </w:rPr>
         <w:t xml:space="preserve">   </w:t>
       </w:r>
-      <w:hyperlink w:history="1" r:id="rIdtzozknpjmyw3yaxfgo92r">
+      <w:hyperlink w:history="1" r:id="rId7kgkdpe5bh3itcowvd0qv">
         <w:r>
           <w:rPr>
             <w:color w:val="315CBB"/>
@@ -1020,7 +1020,7 @@
       <w:pPr>
         <w:spacing w:after="80" w:before="80" w:line="300"/>
       </w:pPr>
-      <w:hyperlink w:history="1" r:id="rIdlukoug2bzjrmntkyg9n4k">
+      <w:hyperlink w:history="1" r:id="rIdtgf2ze9hmfrzl9kq0k-vz">
         <w:r>
           <w:rPr>
             <w:color w:val="315CBB"/>
@@ -1038,7 +1038,7 @@
         </w:rPr>
         <w:t xml:space="preserve">   </w:t>
       </w:r>
-      <w:hyperlink w:history="1" r:id="rIdeb_6trmenkmzqdtfz5vxb">
+      <w:hyperlink w:history="1" r:id="rIdy52dwwsvpdm-d2-ubg4-9">
         <w:r>
           <w:rPr>
             <w:color w:val="315CBB"/>
@@ -1056,7 +1056,7 @@
         </w:rPr>
         <w:t xml:space="preserve">   </w:t>
       </w:r>
-      <w:hyperlink w:history="1" r:id="rIdqy4z3hyszljnbpytxchqo">
+      <w:hyperlink w:history="1" r:id="rIdjw3pb2yplzhvdyc3e7sc4">
         <w:r>
           <w:rPr>
             <w:color w:val="315CBB"/>
@@ -1074,7 +1074,7 @@
         </w:rPr>
         <w:t xml:space="preserve">   </w:t>
       </w:r>
-      <w:hyperlink w:history="1" r:id="rIdb-nl6djlhpvvs3b9scyoj">
+      <w:hyperlink w:history="1" r:id="rIdmvnod5rzitulm7rbmxkpn">
         <w:r>
           <w:rPr>
             <w:color w:val="315CBB"/>
@@ -1221,7 +1221,7 @@
       <w:pPr>
         <w:spacing w:after="80" w:before="0" w:line="300"/>
       </w:pPr>
-      <w:hyperlink w:history="1" r:id="rIdsbqgcy9ycs8wkbhmxwk6n">
+      <w:hyperlink w:history="1" r:id="rIdgdwkwek_12xkqslagvonq">
         <w:r>
           <w:rPr>
             <w:color w:val="315CBB"/>
@@ -1544,7 +1544,7 @@
       <w:pPr>
         <w:spacing w:after="80" w:before="80" w:line="300"/>
       </w:pPr>
-      <w:hyperlink w:history="1" r:id="rIdwgq-mmdushbsplvihlumq">
+      <w:hyperlink w:history="1" r:id="rIdsr9r_xmruavzcw6l_agmk">
         <w:r>
           <w:rPr>
             <w:color w:val="315CBB"/>
@@ -1562,7 +1562,7 @@
         </w:rPr>
         <w:t xml:space="preserve">   </w:t>
       </w:r>
-      <w:hyperlink w:history="1" r:id="rId7yi5kpblia1yhvekirexk">
+      <w:hyperlink w:history="1" r:id="rId8lunr0mv_-xykch59cjik">
         <w:r>
           <w:rPr>
             <w:color w:val="315CBB"/>
@@ -1685,7 +1685,7 @@
             <w:r>
               <w:br/>
             </w:r>
-            <w:hyperlink w:history="1" r:id="rId6zompslerofvb6aqzco8b">
+            <w:hyperlink w:history="1" r:id="rIdxhhcq9gt1rt5d5rskjuil">
               <w:r>
                 <w:rPr>
                   <w:color w:val="315CBB"/>
@@ -1698,7 +1698,7 @@
             <w:r>
               <w:br/>
             </w:r>
-            <w:hyperlink w:history="1" r:id="rIdcszeweivj6f50zgo8q9j8">
+            <w:hyperlink w:history="1" r:id="rIdlv5f-8lenbgtlmra5uhqr">
               <w:r>
                 <w:rPr>
                   <w:color w:val="315CBB"/>
@@ -1988,7 +1988,7 @@
             <w:pPr>
               <w:spacing w:after="80" w:before="80" w:line="300"/>
             </w:pPr>
-            <w:hyperlink w:history="1" r:id="rIdmkjns8ztazkfjuzwhcvso">
+            <w:hyperlink w:history="1" r:id="rId2fhnfiqyyft_xh0ny61vc">
               <w:r>
                 <w:rPr>
                   <w:color w:val="315CBB"/>
@@ -2006,7 +2006,7 @@
               </w:rPr>
               <w:t xml:space="preserve">   </w:t>
             </w:r>
-            <w:hyperlink w:history="1" r:id="rIdktcpcrpmkvva09ag60ofw">
+            <w:hyperlink w:history="1" r:id="rId43sp0e4zzovbsutzluuuh">
               <w:r>
                 <w:rPr>
                   <w:color w:val="315CBB"/>
@@ -2024,7 +2024,7 @@
               </w:rPr>
               <w:t xml:space="preserve">   </w:t>
             </w:r>
-            <w:hyperlink w:history="1" r:id="rId5369or_4v-a4keopmy3rt">
+            <w:hyperlink w:history="1" r:id="rIduvyj7do0vwsl3mk-stwa_">
               <w:r>
                 <w:rPr>
                   <w:color w:val="315CBB"/>
@@ -2492,7 +2492,7 @@
             <w:pPr>
               <w:spacing w:after="80" w:before="0" w:line="300"/>
             </w:pPr>
-            <w:hyperlink w:history="1" r:id="rIdgyys6vv613bst2fws_ws9">
+            <w:hyperlink w:history="1" r:id="rIdyjlgb7d4dxef95xvyokcv">
               <w:r>
                 <w:rPr>
                   <w:color w:val="315CBB"/>

--- a/site/en/resume.docx
+++ b/site/en/resume.docx
@@ -102,7 +102,7 @@
             <w:pPr>
               <w:spacing w:after="80" w:before="80" w:line="300"/>
             </w:pPr>
-            <w:hyperlink w:history="1" r:id="rIdsntpn4akqdj1-_q0g2qdz">
+            <w:hyperlink w:history="1" r:id="rIdw7zqoeupbfz1oj5xmyff5">
               <w:r>
                 <w:rPr>
                   <w:color w:val="315CBB"/>
@@ -120,7 +120,7 @@
               </w:rPr>
               <w:t xml:space="preserve">   </w:t>
             </w:r>
-            <w:hyperlink w:history="1" r:id="rIdwilj9mgird8vrl760flwu">
+            <w:hyperlink w:history="1" r:id="rIdmz1t8mdu3uy-gifwwqn1x">
               <w:r>
                 <w:rPr>
                   <w:color w:val="315CBB"/>
@@ -138,7 +138,7 @@
               </w:rPr>
               <w:t xml:space="preserve">   </w:t>
             </w:r>
-            <w:hyperlink w:history="1" r:id="rIdvmyxpbs0xlw6solprrle6">
+            <w:hyperlink w:history="1" r:id="rIdmvoel5zq7iuk9lcmlfw-7">
               <w:r>
                 <w:rPr>
                   <w:color w:val="315CBB"/>
@@ -156,7 +156,7 @@
               </w:rPr>
               <w:t xml:space="preserve">   </w:t>
             </w:r>
-            <w:hyperlink w:history="1" r:id="rIdnqqsssbdjyy0rievpgnbm">
+            <w:hyperlink w:history="1" r:id="rId6qnbvaud9e2mb9y8hwmkc">
               <w:r>
                 <w:rPr>
                   <w:color w:val="315CBB"/>
@@ -402,27 +402,9 @@
     </w:p>
     <w:p>
       <w:pPr>
-        <w:spacing w:after="80" w:before="80" w:line="300"/>
-      </w:pPr>
-      <w:hyperlink w:history="1" r:id="rIdcyrxqw5wenkct8sg2lwty">
-        <w:r>
-          <w:rPr>
-            <w:color w:val="315CBB"/>
-            <w:sz w:val="20"/>
-            <w:szCs w:val="20"/>
-          </w:rPr>
-          <w:t xml:space="preserve">GitHub · local-pilot ↗</w:t>
-        </w:r>
-      </w:hyperlink>
-      <w:r>
-        <w:rPr>
-          <w:color w:val="203047"/>
-          <w:sz w:val="20"/>
-          <w:szCs w:val="20"/>
-        </w:rPr>
-        <w:t xml:space="preserve">   </w:t>
-      </w:r>
-      <w:hyperlink w:history="1" r:id="rId7kgkdpe5bh3itcowvd0qv">
+        <w:spacing w:after="80" w:before="0" w:line="300"/>
+      </w:pPr>
+      <w:hyperlink w:history="1" r:id="rIdeu3vfyqsdam5hafhoejou">
         <w:r>
           <w:rPr>
             <w:color w:val="315CBB"/>
@@ -432,14 +414,6 @@
           <w:t xml:space="preserve">GitHub · AI repository ↗</w:t>
         </w:r>
       </w:hyperlink>
-      <w:r>
-        <w:rPr>
-          <w:color w:val="203047"/>
-          <w:sz w:val="20"/>
-          <w:szCs w:val="20"/>
-        </w:rPr>
-        <w:t xml:space="preserve">   </w:t>
-      </w:r>
     </w:p>
     <w:p>
       <w:pPr>
@@ -1020,7 +994,7 @@
       <w:pPr>
         <w:spacing w:after="80" w:before="80" w:line="300"/>
       </w:pPr>
-      <w:hyperlink w:history="1" r:id="rIdtgf2ze9hmfrzl9kq0k-vz">
+      <w:hyperlink w:history="1" r:id="rId6b_ovhd6x4twzv0fwky8p">
         <w:r>
           <w:rPr>
             <w:color w:val="315CBB"/>
@@ -1038,7 +1012,7 @@
         </w:rPr>
         <w:t xml:space="preserve">   </w:t>
       </w:r>
-      <w:hyperlink w:history="1" r:id="rIdy52dwwsvpdm-d2-ubg4-9">
+      <w:hyperlink w:history="1" r:id="rIdgnt6g9y73gbo3ipppo4ej">
         <w:r>
           <w:rPr>
             <w:color w:val="315CBB"/>
@@ -1056,7 +1030,7 @@
         </w:rPr>
         <w:t xml:space="preserve">   </w:t>
       </w:r>
-      <w:hyperlink w:history="1" r:id="rIdjw3pb2yplzhvdyc3e7sc4">
+      <w:hyperlink w:history="1" r:id="rIdruwh_thi9coqjbtsi23od">
         <w:r>
           <w:rPr>
             <w:color w:val="315CBB"/>
@@ -1074,7 +1048,7 @@
         </w:rPr>
         <w:t xml:space="preserve">   </w:t>
       </w:r>
-      <w:hyperlink w:history="1" r:id="rIdmvnod5rzitulm7rbmxkpn">
+      <w:hyperlink w:history="1" r:id="rIdecs0l4f7oije0ponacjb6">
         <w:r>
           <w:rPr>
             <w:color w:val="315CBB"/>
@@ -1221,7 +1195,7 @@
       <w:pPr>
         <w:spacing w:after="80" w:before="0" w:line="300"/>
       </w:pPr>
-      <w:hyperlink w:history="1" r:id="rIdgdwkwek_12xkqslagvonq">
+      <w:hyperlink w:history="1" r:id="rId63axvxoy-fg7wmlmffgvx">
         <w:r>
           <w:rPr>
             <w:color w:val="315CBB"/>
@@ -1544,7 +1518,7 @@
       <w:pPr>
         <w:spacing w:after="80" w:before="80" w:line="300"/>
       </w:pPr>
-      <w:hyperlink w:history="1" r:id="rIdsr9r_xmruavzcw6l_agmk">
+      <w:hyperlink w:history="1" r:id="rIduwyve9qveqitkqgcjgls6">
         <w:r>
           <w:rPr>
             <w:color w:val="315CBB"/>
@@ -1562,7 +1536,7 @@
         </w:rPr>
         <w:t xml:space="preserve">   </w:t>
       </w:r>
-      <w:hyperlink w:history="1" r:id="rId8lunr0mv_-xykch59cjik">
+      <w:hyperlink w:history="1" r:id="rIdklfpvqjcvkeoqzpzejrnq">
         <w:r>
           <w:rPr>
             <w:color w:val="315CBB"/>
@@ -1685,7 +1659,7 @@
             <w:r>
               <w:br/>
             </w:r>
-            <w:hyperlink w:history="1" r:id="rIdxhhcq9gt1rt5d5rskjuil">
+            <w:hyperlink w:history="1" r:id="rIdjh8tdraon3li5c0szfidu">
               <w:r>
                 <w:rPr>
                   <w:color w:val="315CBB"/>
@@ -1698,7 +1672,7 @@
             <w:r>
               <w:br/>
             </w:r>
-            <w:hyperlink w:history="1" r:id="rIdlv5f-8lenbgtlmra5uhqr">
+            <w:hyperlink w:history="1" r:id="rIdp5eefj29b5fd_grbjrezs">
               <w:r>
                 <w:rPr>
                   <w:color w:val="315CBB"/>
@@ -1988,7 +1962,7 @@
             <w:pPr>
               <w:spacing w:after="80" w:before="80" w:line="300"/>
             </w:pPr>
-            <w:hyperlink w:history="1" r:id="rId2fhnfiqyyft_xh0ny61vc">
+            <w:hyperlink w:history="1" r:id="rIdtinvlsdm0paxkjdo-vqi9">
               <w:r>
                 <w:rPr>
                   <w:color w:val="315CBB"/>
@@ -2006,7 +1980,7 @@
               </w:rPr>
               <w:t xml:space="preserve">   </w:t>
             </w:r>
-            <w:hyperlink w:history="1" r:id="rId43sp0e4zzovbsutzluuuh">
+            <w:hyperlink w:history="1" r:id="rIdduxmx2rsjc9-mod1e2syv">
               <w:r>
                 <w:rPr>
                   <w:color w:val="315CBB"/>
@@ -2024,7 +1998,7 @@
               </w:rPr>
               <w:t xml:space="preserve">   </w:t>
             </w:r>
-            <w:hyperlink w:history="1" r:id="rIduvyj7do0vwsl3mk-stwa_">
+            <w:hyperlink w:history="1" r:id="rIdhs02rbfhrwakhoa-nyled">
               <w:r>
                 <w:rPr>
                   <w:color w:val="315CBB"/>
@@ -2492,7 +2466,7 @@
             <w:pPr>
               <w:spacing w:after="80" w:before="0" w:line="300"/>
             </w:pPr>
-            <w:hyperlink w:history="1" r:id="rIdyjlgb7d4dxef95xvyokcv">
+            <w:hyperlink w:history="1" r:id="rId064eoua5yzcccnpvdm4rp">
               <w:r>
                 <w:rPr>
                   <w:color w:val="315CBB"/>

--- a/site/en/resume.docx
+++ b/site/en/resume.docx
@@ -102,7 +102,7 @@
             <w:pPr>
               <w:spacing w:after="80" w:before="80" w:line="300"/>
             </w:pPr>
-            <w:hyperlink w:history="1" r:id="rIdw7zqoeupbfz1oj5xmyff5">
+            <w:hyperlink w:history="1" r:id="rIdk8pvpe29d4gzfovkqc_fs">
               <w:r>
                 <w:rPr>
                   <w:color w:val="315CBB"/>
@@ -120,7 +120,7 @@
               </w:rPr>
               <w:t xml:space="preserve">   </w:t>
             </w:r>
-            <w:hyperlink w:history="1" r:id="rIdmz1t8mdu3uy-gifwwqn1x">
+            <w:hyperlink w:history="1" r:id="rIdo-cnqcwi3viv67wwo7621">
               <w:r>
                 <w:rPr>
                   <w:color w:val="315CBB"/>
@@ -138,7 +138,7 @@
               </w:rPr>
               <w:t xml:space="preserve">   </w:t>
             </w:r>
-            <w:hyperlink w:history="1" r:id="rIdmvoel5zq7iuk9lcmlfw-7">
+            <w:hyperlink w:history="1" r:id="rIddwu08cjfmzgvhrt7snxyp">
               <w:r>
                 <w:rPr>
                   <w:color w:val="315CBB"/>
@@ -156,7 +156,7 @@
               </w:rPr>
               <w:t xml:space="preserve">   </w:t>
             </w:r>
-            <w:hyperlink w:history="1" r:id="rId6qnbvaud9e2mb9y8hwmkc">
+            <w:hyperlink w:history="1" r:id="rIdznob9uyrwaqiqg_wljxjx">
               <w:r>
                 <w:rPr>
                   <w:color w:val="315CBB"/>
@@ -404,7 +404,7 @@
       <w:pPr>
         <w:spacing w:after="80" w:before="0" w:line="300"/>
       </w:pPr>
-      <w:hyperlink w:history="1" r:id="rIdeu3vfyqsdam5hafhoejou">
+      <w:hyperlink w:history="1" r:id="rIdb6xpevbedtpy7afksunz_">
         <w:r>
           <w:rPr>
             <w:color w:val="315CBB"/>
@@ -994,7 +994,7 @@
       <w:pPr>
         <w:spacing w:after="80" w:before="80" w:line="300"/>
       </w:pPr>
-      <w:hyperlink w:history="1" r:id="rId6b_ovhd6x4twzv0fwky8p">
+      <w:hyperlink w:history="1" r:id="rId7m6qqq1ffallcx-c1rhno">
         <w:r>
           <w:rPr>
             <w:color w:val="315CBB"/>
@@ -1012,7 +1012,7 @@
         </w:rPr>
         <w:t xml:space="preserve">   </w:t>
       </w:r>
-      <w:hyperlink w:history="1" r:id="rIdgnt6g9y73gbo3ipppo4ej">
+      <w:hyperlink w:history="1" r:id="rId9pyjfbxj-jkitgaiviqfm">
         <w:r>
           <w:rPr>
             <w:color w:val="315CBB"/>
@@ -1030,7 +1030,7 @@
         </w:rPr>
         <w:t xml:space="preserve">   </w:t>
       </w:r>
-      <w:hyperlink w:history="1" r:id="rIdruwh_thi9coqjbtsi23od">
+      <w:hyperlink w:history="1" r:id="rIdc4szwstlkmiyh8jrfmx4h">
         <w:r>
           <w:rPr>
             <w:color w:val="315CBB"/>
@@ -1048,7 +1048,7 @@
         </w:rPr>
         <w:t xml:space="preserve">   </w:t>
       </w:r>
-      <w:hyperlink w:history="1" r:id="rIdecs0l4f7oije0ponacjb6">
+      <w:hyperlink w:history="1" r:id="rIdk-st-5wjacpgsu7nbirs_">
         <w:r>
           <w:rPr>
             <w:color w:val="315CBB"/>
@@ -1195,7 +1195,7 @@
       <w:pPr>
         <w:spacing w:after="80" w:before="0" w:line="300"/>
       </w:pPr>
-      <w:hyperlink w:history="1" r:id="rId63axvxoy-fg7wmlmffgvx">
+      <w:hyperlink w:history="1" r:id="rIduvzjiq795klp452hssaue">
         <w:r>
           <w:rPr>
             <w:color w:val="315CBB"/>
@@ -1518,7 +1518,7 @@
       <w:pPr>
         <w:spacing w:after="80" w:before="80" w:line="300"/>
       </w:pPr>
-      <w:hyperlink w:history="1" r:id="rIduwyve9qveqitkqgcjgls6">
+      <w:hyperlink w:history="1" r:id="rIdmnqwjpw8gw7dci_-_pa81">
         <w:r>
           <w:rPr>
             <w:color w:val="315CBB"/>
@@ -1536,7 +1536,7 @@
         </w:rPr>
         <w:t xml:space="preserve">   </w:t>
       </w:r>
-      <w:hyperlink w:history="1" r:id="rIdklfpvqjcvkeoqzpzejrnq">
+      <w:hyperlink w:history="1" r:id="rIdy8zgwqanwwbb9md5qoqzq">
         <w:r>
           <w:rPr>
             <w:color w:val="315CBB"/>
@@ -1659,7 +1659,7 @@
             <w:r>
               <w:br/>
             </w:r>
-            <w:hyperlink w:history="1" r:id="rIdjh8tdraon3li5c0szfidu">
+            <w:hyperlink w:history="1" r:id="rIdfws90k-0oogspmygppf_w">
               <w:r>
                 <w:rPr>
                   <w:color w:val="315CBB"/>
@@ -1672,7 +1672,7 @@
             <w:r>
               <w:br/>
             </w:r>
-            <w:hyperlink w:history="1" r:id="rIdp5eefj29b5fd_grbjrezs">
+            <w:hyperlink w:history="1" r:id="rIdt1vayhvfi8fpfzc2eceyl">
               <w:r>
                 <w:rPr>
                   <w:color w:val="315CBB"/>
@@ -1962,7 +1962,7 @@
             <w:pPr>
               <w:spacing w:after="80" w:before="80" w:line="300"/>
             </w:pPr>
-            <w:hyperlink w:history="1" r:id="rIdtinvlsdm0paxkjdo-vqi9">
+            <w:hyperlink w:history="1" r:id="rIdmndn6a0cbdjeiy0nbto-l">
               <w:r>
                 <w:rPr>
                   <w:color w:val="315CBB"/>
@@ -1980,7 +1980,7 @@
               </w:rPr>
               <w:t xml:space="preserve">   </w:t>
             </w:r>
-            <w:hyperlink w:history="1" r:id="rIdduxmx2rsjc9-mod1e2syv">
+            <w:hyperlink w:history="1" r:id="rIdpkl1psfff0iba1lsqmxwq">
               <w:r>
                 <w:rPr>
                   <w:color w:val="315CBB"/>
@@ -1998,7 +1998,7 @@
               </w:rPr>
               <w:t xml:space="preserve">   </w:t>
             </w:r>
-            <w:hyperlink w:history="1" r:id="rIdhs02rbfhrwakhoa-nyled">
+            <w:hyperlink w:history="1" r:id="rId361-rgodkoxfxrifpcijw">
               <w:r>
                 <w:rPr>
                   <w:color w:val="315CBB"/>
@@ -2466,7 +2466,7 @@
             <w:pPr>
               <w:spacing w:after="80" w:before="0" w:line="300"/>
             </w:pPr>
-            <w:hyperlink w:history="1" r:id="rId064eoua5yzcccnpvdm4rp">
+            <w:hyperlink w:history="1" r:id="rIdhgp5svf39wrwc5uh0liq9">
               <w:r>
                 <w:rPr>
                   <w:color w:val="315CBB"/>

--- a/site/en/resume.docx
+++ b/site/en/resume.docx
@@ -102,7 +102,7 @@
             <w:pPr>
               <w:spacing w:after="80" w:before="80" w:line="300"/>
             </w:pPr>
-            <w:hyperlink w:history="1" r:id="rIdk8pvpe29d4gzfovkqc_fs">
+            <w:hyperlink w:history="1" r:id="rIdyzrng7samlb0lzferceqz">
               <w:r>
                 <w:rPr>
                   <w:color w:val="315CBB"/>
@@ -120,7 +120,7 @@
               </w:rPr>
               <w:t xml:space="preserve">   </w:t>
             </w:r>
-            <w:hyperlink w:history="1" r:id="rIdo-cnqcwi3viv67wwo7621">
+            <w:hyperlink w:history="1" r:id="rIdz4uopn42ugb5tghoi2zwr">
               <w:r>
                 <w:rPr>
                   <w:color w:val="315CBB"/>
@@ -138,7 +138,7 @@
               </w:rPr>
               <w:t xml:space="preserve">   </w:t>
             </w:r>
-            <w:hyperlink w:history="1" r:id="rIddwu08cjfmzgvhrt7snxyp">
+            <w:hyperlink w:history="1" r:id="rIdreze7pnittp6oq2xxihgb">
               <w:r>
                 <w:rPr>
                   <w:color w:val="315CBB"/>
@@ -156,7 +156,7 @@
               </w:rPr>
               <w:t xml:space="preserve">   </w:t>
             </w:r>
-            <w:hyperlink w:history="1" r:id="rIdznob9uyrwaqiqg_wljxjx">
+            <w:hyperlink w:history="1" r:id="rIdxjvnklwcnqz5ukhplsxvp">
               <w:r>
                 <w:rPr>
                   <w:color w:val="315CBB"/>
@@ -404,7 +404,7 @@
       <w:pPr>
         <w:spacing w:after="80" w:before="0" w:line="300"/>
       </w:pPr>
-      <w:hyperlink w:history="1" r:id="rIdb6xpevbedtpy7afksunz_">
+      <w:hyperlink w:history="1" r:id="rIdncj4nrhdvf2c8ufwk1snu">
         <w:r>
           <w:rPr>
             <w:color w:val="315CBB"/>
@@ -994,7 +994,7 @@
       <w:pPr>
         <w:spacing w:after="80" w:before="80" w:line="300"/>
       </w:pPr>
-      <w:hyperlink w:history="1" r:id="rId7m6qqq1ffallcx-c1rhno">
+      <w:hyperlink w:history="1" r:id="rIdrsbnaq8qiawlysykcadmq">
         <w:r>
           <w:rPr>
             <w:color w:val="315CBB"/>
@@ -1012,7 +1012,7 @@
         </w:rPr>
         <w:t xml:space="preserve">   </w:t>
       </w:r>
-      <w:hyperlink w:history="1" r:id="rId9pyjfbxj-jkitgaiviqfm">
+      <w:hyperlink w:history="1" r:id="rIdhlk3lj8a1p_47wm4i77y3">
         <w:r>
           <w:rPr>
             <w:color w:val="315CBB"/>
@@ -1030,7 +1030,7 @@
         </w:rPr>
         <w:t xml:space="preserve">   </w:t>
       </w:r>
-      <w:hyperlink w:history="1" r:id="rIdc4szwstlkmiyh8jrfmx4h">
+      <w:hyperlink w:history="1" r:id="rId0oo1yitqzbavazhmablhi">
         <w:r>
           <w:rPr>
             <w:color w:val="315CBB"/>
@@ -1048,7 +1048,7 @@
         </w:rPr>
         <w:t xml:space="preserve">   </w:t>
       </w:r>
-      <w:hyperlink w:history="1" r:id="rIdk-st-5wjacpgsu7nbirs_">
+      <w:hyperlink w:history="1" r:id="rIddic0qxa59g-wqq2fapp1a">
         <w:r>
           <w:rPr>
             <w:color w:val="315CBB"/>
@@ -1195,7 +1195,7 @@
       <w:pPr>
         <w:spacing w:after="80" w:before="0" w:line="300"/>
       </w:pPr>
-      <w:hyperlink w:history="1" r:id="rIduvzjiq795klp452hssaue">
+      <w:hyperlink w:history="1" r:id="rIdof6w5haqrkdnnfs85v8kh">
         <w:r>
           <w:rPr>
             <w:color w:val="315CBB"/>
@@ -1518,7 +1518,7 @@
       <w:pPr>
         <w:spacing w:after="80" w:before="80" w:line="300"/>
       </w:pPr>
-      <w:hyperlink w:history="1" r:id="rIdmnqwjpw8gw7dci_-_pa81">
+      <w:hyperlink w:history="1" r:id="rIdh4nmjwzxpw_pzrg-sods7">
         <w:r>
           <w:rPr>
             <w:color w:val="315CBB"/>
@@ -1536,7 +1536,7 @@
         </w:rPr>
         <w:t xml:space="preserve">   </w:t>
       </w:r>
-      <w:hyperlink w:history="1" r:id="rIdy8zgwqanwwbb9md5qoqzq">
+      <w:hyperlink w:history="1" r:id="rIdweptfkcn42bviktekpblp">
         <w:r>
           <w:rPr>
             <w:color w:val="315CBB"/>
@@ -1659,7 +1659,7 @@
             <w:r>
               <w:br/>
             </w:r>
-            <w:hyperlink w:history="1" r:id="rIdfws90k-0oogspmygppf_w">
+            <w:hyperlink w:history="1" r:id="rIdi2n8c-2blukyxr149mnrn">
               <w:r>
                 <w:rPr>
                   <w:color w:val="315CBB"/>
@@ -1672,7 +1672,7 @@
             <w:r>
               <w:br/>
             </w:r>
-            <w:hyperlink w:history="1" r:id="rIdt1vayhvfi8fpfzc2eceyl">
+            <w:hyperlink w:history="1" r:id="rIdqpts3lafesfepho4v2vof">
               <w:r>
                 <w:rPr>
                   <w:color w:val="315CBB"/>
@@ -1962,7 +1962,7 @@
             <w:pPr>
               <w:spacing w:after="80" w:before="80" w:line="300"/>
             </w:pPr>
-            <w:hyperlink w:history="1" r:id="rIdmndn6a0cbdjeiy0nbto-l">
+            <w:hyperlink w:history="1" r:id="rIddjo3oko7bhvrod1vy4eus">
               <w:r>
                 <w:rPr>
                   <w:color w:val="315CBB"/>
@@ -1980,7 +1980,7 @@
               </w:rPr>
               <w:t xml:space="preserve">   </w:t>
             </w:r>
-            <w:hyperlink w:history="1" r:id="rIdpkl1psfff0iba1lsqmxwq">
+            <w:hyperlink w:history="1" r:id="rIdoh6zd_rsz5hcwrvqllhx9">
               <w:r>
                 <w:rPr>
                   <w:color w:val="315CBB"/>
@@ -1998,7 +1998,7 @@
               </w:rPr>
               <w:t xml:space="preserve">   </w:t>
             </w:r>
-            <w:hyperlink w:history="1" r:id="rId361-rgodkoxfxrifpcijw">
+            <w:hyperlink w:history="1" r:id="rIdvjynem8era9gnldochjuj">
               <w:r>
                 <w:rPr>
                   <w:color w:val="315CBB"/>
@@ -2466,7 +2466,7 @@
             <w:pPr>
               <w:spacing w:after="80" w:before="0" w:line="300"/>
             </w:pPr>
-            <w:hyperlink w:history="1" r:id="rIdhgp5svf39wrwc5uh0liq9">
+            <w:hyperlink w:history="1" r:id="rIddqhmlyzwrmevtjfcozo2h">
               <w:r>
                 <w:rPr>
                   <w:color w:val="315CBB"/>

--- a/site/en/resume.docx
+++ b/site/en/resume.docx
@@ -102,7 +102,7 @@
             <w:pPr>
               <w:spacing w:after="80" w:before="80" w:line="300"/>
             </w:pPr>
-            <w:hyperlink w:history="1" r:id="rIdyzrng7samlb0lzferceqz">
+            <w:hyperlink w:history="1" r:id="rIdddnsslggimr6j3smh04rg">
               <w:r>
                 <w:rPr>
                   <w:color w:val="315CBB"/>
@@ -120,7 +120,7 @@
               </w:rPr>
               <w:t xml:space="preserve">   </w:t>
             </w:r>
-            <w:hyperlink w:history="1" r:id="rIdz4uopn42ugb5tghoi2zwr">
+            <w:hyperlink w:history="1" r:id="rIdgqmtw7omenobfnyyhswtw">
               <w:r>
                 <w:rPr>
                   <w:color w:val="315CBB"/>
@@ -138,7 +138,7 @@
               </w:rPr>
               <w:t xml:space="preserve">   </w:t>
             </w:r>
-            <w:hyperlink w:history="1" r:id="rIdreze7pnittp6oq2xxihgb">
+            <w:hyperlink w:history="1" r:id="rIdlu5srcxa9tnfxpgtamxg6">
               <w:r>
                 <w:rPr>
                   <w:color w:val="315CBB"/>
@@ -156,7 +156,7 @@
               </w:rPr>
               <w:t xml:space="preserve">   </w:t>
             </w:r>
-            <w:hyperlink w:history="1" r:id="rIdxjvnklwcnqz5ukhplsxvp">
+            <w:hyperlink w:history="1" r:id="rIdafplk-gjo_awooq_t4iq_">
               <w:r>
                 <w:rPr>
                   <w:color w:val="315CBB"/>
@@ -362,7 +362,7 @@
           <w:sz w:val="18"/>
           <w:szCs w:val="18"/>
         </w:rPr>
-        <w:t xml:space="preserve">LLM Wiki-based AI workspace · AI SW Maestro, 17th cohort</w:t>
+        <w:t xml:space="preserve">LLM Wiki-based AI workspace · AI SW Maestro, 17th cohort · Deployed on AWS EKS, in QA</w:t>
       </w:r>
       <w:r>
         <w:br/>
@@ -404,7 +404,7 @@
       <w:pPr>
         <w:spacing w:after="80" w:before="0" w:line="300"/>
       </w:pPr>
-      <w:hyperlink w:history="1" r:id="rIdncj4nrhdvf2c8ufwk1snu">
+      <w:hyperlink w:history="1" r:id="rId_nq6gwkx8ffq4csvhrhdl">
         <w:r>
           <w:rPr>
             <w:color w:val="315CBB"/>
@@ -893,7 +893,7 @@
           <w:sz w:val="20"/>
           <w:szCs w:val="20"/>
         </w:rPr>
-        <w:t xml:space="preserve"> Applied Jev to select task types and additional conditions for questions, edits, document creation and folder organization.</w:t>
+        <w:t xml:space="preserve"> Applied Jev, a model that picks only from a fixed set of options, to select task types and additional conditions for questions, edits, document creation and folder organization.</w:t>
       </w:r>
       <w:r>
         <w:br/>
@@ -914,7 +914,7 @@
           <w:sz w:val="20"/>
           <w:szCs w:val="20"/>
         </w:rPr>
-        <w:t xml:space="preserve"> Fully correct decisions on the same 98 requests rose from 77 to 81. Median decision time fell from 8.967s to 0.658s.</w:t>
+        <w:t xml:space="preserve"> Fully correct decisions on the same 98 requests rose from 77 to 81 (63 for GPT-5-nano on the same options). Median decision time fell from 8.967s to 0.658s.</w:t>
       </w:r>
     </w:p>
     <w:p>
@@ -994,7 +994,7 @@
       <w:pPr>
         <w:spacing w:after="80" w:before="80" w:line="300"/>
       </w:pPr>
-      <w:hyperlink w:history="1" r:id="rIdrsbnaq8qiawlysykcadmq">
+      <w:hyperlink w:history="1" r:id="rIdpsit5kw2gc_gmtox2mxuy">
         <w:r>
           <w:rPr>
             <w:color w:val="315CBB"/>
@@ -1012,7 +1012,7 @@
         </w:rPr>
         <w:t xml:space="preserve">   </w:t>
       </w:r>
-      <w:hyperlink w:history="1" r:id="rIdhlk3lj8a1p_47wm4i77y3">
+      <w:hyperlink w:history="1" r:id="rIdpm6jhawbnoona1gakbffu">
         <w:r>
           <w:rPr>
             <w:color w:val="315CBB"/>
@@ -1030,14 +1030,14 @@
         </w:rPr>
         <w:t xml:space="preserve">   </w:t>
       </w:r>
-      <w:hyperlink w:history="1" r:id="rId0oo1yitqzbavazhmablhi">
+      <w:hyperlink w:history="1" r:id="rIdxmtyquz2xl5ndnntl5m65">
         <w:r>
           <w:rPr>
             <w:color w:val="315CBB"/>
             <w:sz w:val="20"/>
             <w:szCs w:val="20"/>
           </w:rPr>
-          <w:t xml:space="preserve">Agent Skill design ↗</w:t>
+          <w:t xml:space="preserve">Agent execution environment ↗</w:t>
         </w:r>
       </w:hyperlink>
       <w:r>
@@ -1048,7 +1048,7 @@
         </w:rPr>
         <w:t xml:space="preserve">   </w:t>
       </w:r>
-      <w:hyperlink w:history="1" r:id="rIddic0qxa59g-wqq2fapp1a">
+      <w:hyperlink w:history="1" r:id="rIdhtycwopvwnwodhcftk5w7">
         <w:r>
           <w:rPr>
             <w:color w:val="315CBB"/>
@@ -1195,7 +1195,7 @@
       <w:pPr>
         <w:spacing w:after="80" w:before="0" w:line="300"/>
       </w:pPr>
-      <w:hyperlink w:history="1" r:id="rIdof6w5haqrkdnnfs85v8kh">
+      <w:hyperlink w:history="1" r:id="rIdvizb3rtcmbxluiwsi310a">
         <w:r>
           <w:rPr>
             <w:color w:val="315CBB"/>
@@ -1518,7 +1518,7 @@
       <w:pPr>
         <w:spacing w:after="80" w:before="80" w:line="300"/>
       </w:pPr>
-      <w:hyperlink w:history="1" r:id="rIdh4nmjwzxpw_pzrg-sods7">
+      <w:hyperlink w:history="1" r:id="rIdewlqzcucran2vjp2c5uyx">
         <w:r>
           <w:rPr>
             <w:color w:val="315CBB"/>
@@ -1536,7 +1536,7 @@
         </w:rPr>
         <w:t xml:space="preserve">   </w:t>
       </w:r>
-      <w:hyperlink w:history="1" r:id="rIdweptfkcn42bviktekpblp">
+      <w:hyperlink w:history="1" r:id="rId4yu45csop6e-bvluljqoe">
         <w:r>
           <w:rPr>
             <w:color w:val="315CBB"/>
@@ -1659,7 +1659,7 @@
             <w:r>
               <w:br/>
             </w:r>
-            <w:hyperlink w:history="1" r:id="rIdi2n8c-2blukyxr149mnrn">
+            <w:hyperlink w:history="1" r:id="rIdtiej5zsjtj3fanbwlz_o8">
               <w:r>
                 <w:rPr>
                   <w:color w:val="315CBB"/>
@@ -1672,7 +1672,7 @@
             <w:r>
               <w:br/>
             </w:r>
-            <w:hyperlink w:history="1" r:id="rIdqpts3lafesfepho4v2vof">
+            <w:hyperlink w:history="1" r:id="rIdwir0wjq_9a7fwnx-kd-ch">
               <w:r>
                 <w:rPr>
                   <w:color w:val="315CBB"/>
@@ -1962,7 +1962,7 @@
             <w:pPr>
               <w:spacing w:after="80" w:before="80" w:line="300"/>
             </w:pPr>
-            <w:hyperlink w:history="1" r:id="rIddjo3oko7bhvrod1vy4eus">
+            <w:hyperlink w:history="1" r:id="rIdsmzqbilfrcb5yabwf719m">
               <w:r>
                 <w:rPr>
                   <w:color w:val="315CBB"/>
@@ -1980,7 +1980,7 @@
               </w:rPr>
               <w:t xml:space="preserve">   </w:t>
             </w:r>
-            <w:hyperlink w:history="1" r:id="rIdoh6zd_rsz5hcwrvqllhx9">
+            <w:hyperlink w:history="1" r:id="rIdwwjasgazms8wa8nq_vwe-">
               <w:r>
                 <w:rPr>
                   <w:color w:val="315CBB"/>
@@ -1998,7 +1998,7 @@
               </w:rPr>
               <w:t xml:space="preserve">   </w:t>
             </w:r>
-            <w:hyperlink w:history="1" r:id="rIdvjynem8era9gnldochjuj">
+            <w:hyperlink w:history="1" r:id="rIdkq4dtqgac0gv9lr8gzdcp">
               <w:r>
                 <w:rPr>
                   <w:color w:val="315CBB"/>
@@ -2466,7 +2466,7 @@
             <w:pPr>
               <w:spacing w:after="80" w:before="0" w:line="300"/>
             </w:pPr>
-            <w:hyperlink w:history="1" r:id="rIddqhmlyzwrmevtjfcozo2h">
+            <w:hyperlink w:history="1" r:id="rIdjef_dzf_chseqzsfrpks9">
               <w:r>
                 <w:rPr>
                   <w:color w:val="315CBB"/>

--- a/site/en/resume.docx
+++ b/site/en/resume.docx
@@ -95,14 +95,14 @@
                 <w:sz w:val="22"/>
                 <w:szCs w:val="22"/>
               </w:rPr>
-              <w:t xml:space="preserve">Backend Engineer · AI Application Developer</w:t>
+              <w:t xml:space="preserve">AI Application Developer · Backend Engineer</w:t>
             </w:r>
           </w:p>
           <w:p>
             <w:pPr>
               <w:spacing w:after="80" w:before="80" w:line="300"/>
             </w:pPr>
-            <w:hyperlink w:history="1" r:id="rIdddnsslggimr6j3smh04rg">
+            <w:hyperlink w:history="1" r:id="rId54yzai9efcupk5iyr_hpn">
               <w:r>
                 <w:rPr>
                   <w:color w:val="315CBB"/>
@@ -120,7 +120,7 @@
               </w:rPr>
               <w:t xml:space="preserve">   </w:t>
             </w:r>
-            <w:hyperlink w:history="1" r:id="rIdgqmtw7omenobfnyyhswtw">
+            <w:hyperlink w:history="1" r:id="rIdpf_byslntofengpb6twfe">
               <w:r>
                 <w:rPr>
                   <w:color w:val="315CBB"/>
@@ -138,7 +138,7 @@
               </w:rPr>
               <w:t xml:space="preserve">   </w:t>
             </w:r>
-            <w:hyperlink w:history="1" r:id="rIdlu5srcxa9tnfxpgtamxg6">
+            <w:hyperlink w:history="1" r:id="rIdugdex5yttll3hezv8rhzx">
               <w:r>
                 <w:rPr>
                   <w:color w:val="315CBB"/>
@@ -156,7 +156,7 @@
               </w:rPr>
               <w:t xml:space="preserve">   </w:t>
             </w:r>
-            <w:hyperlink w:history="1" r:id="rIdafplk-gjo_awooq_t4iq_">
+            <w:hyperlink w:history="1" r:id="rIdr1y6j6ac6vbtinssq-r7r">
               <w:r>
                 <w:rPr>
                   <w:color w:val="315CBB"/>
@@ -214,7 +214,7 @@
           <w:sz w:val="20"/>
           <w:szCs w:val="20"/>
         </w:rPr>
-        <w:t xml:space="preserve">PDF conversion pass rate: 45.17% → 89.89%</w:t>
+        <w:t xml:space="preserve">RAG evidence selection: coverage 66.25% → 91.25%, false evidence 20 → 0</w:t>
       </w:r>
     </w:p>
     <w:p>
@@ -234,7 +234,7 @@
           <w:sz w:val="20"/>
           <w:szCs w:val="20"/>
         </w:rPr>
-        <w:t xml:space="preserve">RAG evidence coverage: 66.25% → 91.25%</w:t>
+        <w:t xml:space="preserve">Agent execution environment: user-defined skills behind approval, edit quality 94/114 → 104/114</w:t>
       </w:r>
     </w:p>
     <w:p>
@@ -254,7 +254,7 @@
           <w:sz w:val="20"/>
           <w:szCs w:val="20"/>
         </w:rPr>
-        <w:t xml:space="preserve">Drug description conversion: $200 estimated → $11.18 spent</w:t>
+        <w:t xml:space="preserve">Data pipelines: PDF conversion pass rate 45.17% → 89.89%, drug conversion $200 estimated → $11.18 spent</w:t>
       </w:r>
     </w:p>
     <w:p>
@@ -404,7 +404,7 @@
       <w:pPr>
         <w:spacing w:after="80" w:before="0" w:line="300"/>
       </w:pPr>
-      <w:hyperlink w:history="1" r:id="rId_nq6gwkx8ffq4csvhrhdl">
+      <w:hyperlink w:history="1" r:id="rIdpmztsmvjtq-s-9dtykc3b">
         <w:r>
           <w:rPr>
             <w:color w:val="315CBB"/>
@@ -428,7 +428,7 @@
           <w:sz w:val="22"/>
           <w:szCs w:val="22"/>
         </w:rPr>
-        <w:t xml:space="preserve">Document conversion pipeline and faster Wiki generation</w:t>
+        <w:t xml:space="preserve">Improving retrieval for grounded AI answers</w:t>
       </w:r>
     </w:p>
     <w:p>
@@ -441,7 +441,7 @@
           <w:sz w:val="18"/>
           <w:szCs w:val="18"/>
         </w:rPr>
-        <w:t xml:space="preserve">Converted uploaded PDFs for retrieval and grounded answers, and reduced Wiki generation time. Internal pass rate on 30 pages improved from 45.17% to 89.89%; analysis of 4 documents fell from 282.11s to 73.89s.</w:t>
+        <w:t xml:space="preserve">Retrieved document evidence for AI answers. Coverage on 80 answerable questions rose from 66.25% to 91.25%, while false evidence returns on 20 unanswerable questions fell from 20 to 0.</w:t>
       </w:r>
     </w:p>
     <w:p>
@@ -461,7 +461,7 @@
           <w:sz w:val="20"/>
           <w:szCs w:val="20"/>
         </w:rPr>
-        <w:t xml:space="preserve">PDF → Markdown conversion</w:t>
+        <w:t xml:space="preserve">Evidence selection for RAG</w:t>
       </w:r>
       <w:r>
         <w:br/>
@@ -482,7 +482,7 @@
           <w:sz w:val="20"/>
           <w:szCs w:val="20"/>
         </w:rPr>
-        <w:t xml:space="preserve"> Open-source conversion damaged tables and equations; full AI conversion still had errors and high API usage.</w:t>
+        <w:t xml:space="preserve"> Retrieval missed required facts and returned evidence for unanswerable questions.</w:t>
       </w:r>
       <w:r>
         <w:br/>
@@ -503,7 +503,7 @@
           <w:sz w:val="20"/>
           <w:szCs w:val="20"/>
         </w:rPr>
-        <w:t xml:space="preserve"> Compared PDF tools and adopted AnyDoc. Repaired damaged text with AI, processed tables and equations separately, and preserved original figures.</w:t>
+        <w:t xml:space="preserve"> Applied Jev after routing tests, then controlled candidates and return limits after a full-corpus trial. Tuned to 300 candidates and up to 4 parallel batches.</w:t>
       </w:r>
       <w:r>
         <w:br/>
@@ -524,7 +524,36 @@
           <w:sz w:val="20"/>
           <w:szCs w:val="20"/>
         </w:rPr>
-        <w:t xml:space="preserve"> Internal pass rate on 30 PDF pages improved from 45.17% to 89.89%.</w:t>
+        <w:t xml:space="preserve"> Across 9 papers, coverage on 80 answerable questions rose from 66.25% to 91.25%. False evidence returns on 20 unanswerable questions fell from 20 to 0. Median time before/after Jev tuning: 9.090s → 2.251s.</w:t>
+      </w:r>
+    </w:p>
+    <w:p>
+      <w:pPr>
+        <w:keepNext/>
+        <w:spacing w:after="80" w:before="240" w:line="276"/>
+      </w:pPr>
+      <w:r>
+        <w:rPr>
+          <w:b/>
+          <w:bCs/>
+          <w:color w:val="315CBB"/>
+          <w:sz w:val="22"/>
+          <w:szCs w:val="22"/>
+        </w:rPr>
+        <w:t xml:space="preserve">Reusable Skills and improved AI Agent routing</w:t>
+      </w:r>
+    </w:p>
+    <w:p>
+      <w:pPr>
+        <w:spacing w:after="80" w:before="0" w:line="300"/>
+      </w:pPr>
+      <w:r>
+        <w:rPr>
+          <w:color w:val="607089"/>
+          <w:sz w:val="18"/>
+          <w:szCs w:val="18"/>
+        </w:rPr>
+        <w:t xml:space="preserve">Built reusable Skills with user approval before changes. Applied Jev to route requests to questions, edits and other tasks: correct decisions rose from 77/98 to 81/98, and median decision time fell from 8.967s to 0.658s.</w:t>
       </w:r>
     </w:p>
     <w:p>
@@ -544,7 +573,7 @@
           <w:sz w:val="20"/>
           <w:szCs w:val="20"/>
         </w:rPr>
-        <w:t xml:space="preserve">Parallel Wiki generation</w:t>
+        <w:t xml:space="preserve">User-defined task instructions (Skills)</w:t>
       </w:r>
       <w:r>
         <w:br/>
@@ -565,7 +594,7 @@
           <w:sz w:val="20"/>
           <w:szCs w:val="20"/>
         </w:rPr>
-        <w:t xml:space="preserve"> Later documents waited for earlier external AI responses.</w:t>
+        <w:t xml:space="preserve"> Developers cannot build every recurring workflow users need.</w:t>
       </w:r>
       <w:r>
         <w:br/>
@@ -586,7 +615,7 @@
           <w:sz w:val="20"/>
           <w:szCs w:val="20"/>
         </w:rPr>
-        <w:t xml:space="preserve"> Compared worker counts and requests per worker. Capped workers at 4 to manage memory; rejected extra concurrency and GPU parallelism that slowed processing.</w:t>
+        <w:t xml:space="preserve"> Built drafting, review and publishing of natural-language instructions, with checks against bypassing permissions or approval. Document changes require separate preview and approval.</w:t>
       </w:r>
       <w:r>
         <w:br/>
@@ -607,36 +636,7 @@
           <w:sz w:val="20"/>
           <w:szCs w:val="20"/>
         </w:rPr>
-        <w:t xml:space="preserve"> Analysis of 4 documents fell from 282.11s to 73.89s (about 74% less).</w:t>
-      </w:r>
-    </w:p>
-    <w:p>
-      <w:pPr>
-        <w:keepNext/>
-        <w:spacing w:after="80" w:before="240" w:line="276"/>
-      </w:pPr>
-      <w:r>
-        <w:rPr>
-          <w:b/>
-          <w:bCs/>
-          <w:color w:val="315CBB"/>
-          <w:sz w:val="22"/>
-          <w:szCs w:val="22"/>
-        </w:rPr>
-        <w:t xml:space="preserve">Improving retrieval for grounded AI answers</w:t>
-      </w:r>
-    </w:p>
-    <w:p>
-      <w:pPr>
-        <w:spacing w:after="80" w:before="0" w:line="300"/>
-      </w:pPr>
-      <w:r>
-        <w:rPr>
-          <w:color w:val="607089"/>
-          <w:sz w:val="18"/>
-          <w:szCs w:val="18"/>
-        </w:rPr>
-        <w:t xml:space="preserve">Retrieved document evidence for AI answers. Coverage on 80 answerable questions rose from 66.25% to 91.25%, while false evidence returns on 20 unanswerable questions fell from 20 to 0.</w:t>
+        <w:t xml:space="preserve"> Published Skills became available to the Agent. In a 6-document check, no changes occurred before approval; 3 folders were created and documents moved afterward.</w:t>
       </w:r>
     </w:p>
     <w:p>
@@ -656,7 +656,7 @@
           <w:sz w:val="20"/>
           <w:szCs w:val="20"/>
         </w:rPr>
-        <w:t xml:space="preserve">Evidence selection for RAG</w:t>
+        <w:t xml:space="preserve">Jev-based request routing</w:t>
       </w:r>
       <w:r>
         <w:br/>
@@ -677,7 +677,7 @@
           <w:sz w:val="20"/>
           <w:szCs w:val="20"/>
         </w:rPr>
-        <w:t xml:space="preserve"> Retrieval missed required facts and returned evidence for unanswerable questions.</w:t>
+        <w:t xml:space="preserve"> Misclassifying questions as edits led to the wrong action.</w:t>
       </w:r>
       <w:r>
         <w:br/>
@@ -698,7 +698,7 @@
           <w:sz w:val="20"/>
           <w:szCs w:val="20"/>
         </w:rPr>
-        <w:t xml:space="preserve"> Applied Jev after routing tests, then controlled candidates and return limits after a full-corpus trial. Tuned to 300 candidates and up to 4 parallel batches.</w:t>
+        <w:t xml:space="preserve"> Applied Jev, a model that picks only from a fixed set of options, to select task types and additional conditions for questions, edits, document creation and folder organization.</w:t>
       </w:r>
       <w:r>
         <w:br/>
@@ -719,7 +719,7 @@
           <w:sz w:val="20"/>
           <w:szCs w:val="20"/>
         </w:rPr>
-        <w:t xml:space="preserve"> Across 9 papers, coverage on 80 answerable questions rose from 66.25% to 91.25%. False evidence returns on 20 unanswerable questions fell from 20 to 0. Median time before/after Jev tuning: 9.090s → 2.251s.</w:t>
+        <w:t xml:space="preserve"> Fully correct decisions on the same 98 requests rose from 77 to 81 (63 for GPT-5-nano on the same options). Median decision time fell from 8.967s to 0.658s.</w:t>
       </w:r>
     </w:p>
     <w:p>
@@ -735,7 +735,7 @@
           <w:sz w:val="22"/>
           <w:szCs w:val="22"/>
         </w:rPr>
-        <w:t xml:space="preserve">Reusable Skills and improved AI Agent routing</w:t>
+        <w:t xml:space="preserve">Conversation context and edit input</w:t>
       </w:r>
     </w:p>
     <w:p>
@@ -748,7 +748,7 @@
           <w:sz w:val="18"/>
           <w:szCs w:val="18"/>
         </w:rPr>
-        <w:t xml:space="preserve">Built reusable Skills with user approval before changes. Applied Jev to route requests to questions, edits and other tasks: correct decisions rose from 77/98 to 81/98, and median decision time fell from 8.967s to 0.658s.</w:t>
+        <w:t xml:space="preserve">Keeping context across a long conversation while shrinking what the model receives for a document edit. The last six turns stay verbatim; everything older is compressed into a rolling summary.</w:t>
       </w:r>
     </w:p>
     <w:p>
@@ -768,7 +768,7 @@
           <w:sz w:val="20"/>
           <w:szCs w:val="20"/>
         </w:rPr>
-        <w:t xml:space="preserve">User-defined task instructions (Skills)</w:t>
+        <w:t xml:space="preserve">Conversation memory</w:t>
       </w:r>
       <w:r>
         <w:br/>
@@ -789,28 +789,18 @@
           <w:sz w:val="20"/>
           <w:szCs w:val="20"/>
         </w:rPr>
-        <w:t xml:space="preserve"> Developers cannot build every recurring workflow users need.</w:t>
+        <w:t xml:space="preserve"> a long conversation cannot be passed to the model in full.</w:t>
       </w:r>
       <w:r>
         <w:br/>
       </w:r>
       <w:r>
         <w:rPr>
-          <w:b/>
-          <w:bCs/>
-          <w:color w:val="1F6FEB"/>
-          <w:sz w:val="20"/>
-          <w:szCs w:val="20"/>
-        </w:rPr>
-        <w:t xml:space="preserve">Solution:</w:t>
-      </w:r>
-      <w:r>
-        <w:rPr>
-          <w:color w:val="203047"/>
-          <w:sz w:val="20"/>
-          <w:szCs w:val="20"/>
-        </w:rPr>
-        <w:t xml:space="preserve"> Built drafting, review and publishing of natural-language instructions, with checks against bypassing permissions or approval. Document changes require separate preview and approval.</w:t>
+          <w:color w:val="203047"/>
+          <w:sz w:val="20"/>
+          <w:szCs w:val="20"/>
+        </w:rPr>
+        <w:t xml:space="preserve">Approach: keep the last six turns verbatim, compress older turns into a rolling summary, and keep the previous summary when a summarization call fails. The router also receives the routing decisions from earlier turns alongside the summary and recent messages.</w:t>
       </w:r>
       <w:r>
         <w:br/>
@@ -831,7 +821,7 @@
           <w:sz w:val="20"/>
           <w:szCs w:val="20"/>
         </w:rPr>
-        <w:t xml:space="preserve"> Published Skills became available to the Agent. In a 6-document check, no changes occurred before approval; 3 folders were created and documents moved afterward.</w:t>
+        <w:t xml:space="preserve"> referring expressions resolve against earlier turns and feed into routing.</w:t>
       </w:r>
     </w:p>
     <w:p>
@@ -851,7 +841,7 @@
           <w:sz w:val="20"/>
           <w:szCs w:val="20"/>
         </w:rPr>
-        <w:t xml:space="preserve">Jev-based request routing</w:t>
+        <w:t xml:space="preserve">Bounding the edit input</w:t>
       </w:r>
       <w:r>
         <w:br/>
@@ -872,28 +862,18 @@
           <w:sz w:val="20"/>
           <w:szCs w:val="20"/>
         </w:rPr>
-        <w:t xml:space="preserve"> Misclassifying questions as edits led to the wrong action.</w:t>
+        <w:t xml:space="preserve"> sending a whole document to the model drives up cost and latency.</w:t>
       </w:r>
       <w:r>
         <w:br/>
       </w:r>
       <w:r>
         <w:rPr>
-          <w:b/>
-          <w:bCs/>
-          <w:color w:val="1F6FEB"/>
-          <w:sz w:val="20"/>
-          <w:szCs w:val="20"/>
-        </w:rPr>
-        <w:t xml:space="preserve">Solution:</w:t>
-      </w:r>
-      <w:r>
-        <w:rPr>
-          <w:color w:val="203047"/>
-          <w:sz w:val="20"/>
-          <w:szCs w:val="20"/>
-        </w:rPr>
-        <w:t xml:space="preserve"> Applied Jev, a model that picks only from a fixed set of options, to select task types and additional conditions for questions, edits, document creation and folder organization.</w:t>
+          <w:color w:val="203047"/>
+          <w:sz w:val="20"/>
+          <w:szCs w:val="20"/>
+        </w:rPr>
+        <w:t xml:space="preserve">Approach: send only the target line range plus surrounding context, and reject ranges that straddle a table or code-block boundary. A benchmark tracks input size relative to the source and average and p95 processing time.</w:t>
       </w:r>
       <w:r>
         <w:br/>
@@ -914,7 +894,7 @@
           <w:sz w:val="20"/>
           <w:szCs w:val="20"/>
         </w:rPr>
-        <w:t xml:space="preserve"> Fully correct decisions on the same 98 requests rose from 77 to 81 (63 for GPT-5-nano on the same options). Median decision time fell from 8.967s to 0.658s.</w:t>
+        <w:t xml:space="preserve"> edit input stays centred on the target range regardless of document length.</w:t>
       </w:r>
     </w:p>
     <w:p>
@@ -930,7 +910,7 @@
           <w:sz w:val="22"/>
           <w:szCs w:val="22"/>
         </w:rPr>
-        <w:t xml:space="preserve">Service responsibilities and communication</w:t>
+        <w:t xml:space="preserve">Document conversion pipeline and faster Wiki generation</w:t>
       </w:r>
     </w:p>
     <w:p>
@@ -943,7 +923,7 @@
           <w:sz w:val="18"/>
           <w:szCs w:val="18"/>
         </w:rPr>
-        <w:t xml:space="preserve">Defined responsibilities, data ownership and communication for services including AI. Proposed the initial design and finalized it with teammates and mentors.</w:t>
+        <w:t xml:space="preserve">Converted uploaded PDFs for retrieval and grounded answers, and reduced Wiki generation time. Internal pass rate on 30 pages improved from 45.17% to 89.89%; analysis of 4 documents fell from 282.11s to 73.89s.</w:t>
       </w:r>
     </w:p>
     <w:p>
@@ -957,11 +937,175 @@
       </w:pPr>
       <w:r>
         <w:rPr>
-          <w:color w:val="203047"/>
-          <w:sz w:val="20"/>
-          <w:szCs w:val="20"/>
-        </w:rPr>
-        <w:t xml:space="preserve">Proposed the initial MSA design, then jointly finalized service boundaries, data ownership and communication with teammates and mentors.</w:t>
+          <w:b/>
+          <w:bCs/>
+          <w:color w:val="203047"/>
+          <w:sz w:val="20"/>
+          <w:szCs w:val="20"/>
+        </w:rPr>
+        <w:t xml:space="preserve">PDF → Markdown conversion</w:t>
+      </w:r>
+      <w:r>
+        <w:br/>
+      </w:r>
+      <w:r>
+        <w:rPr>
+          <w:b/>
+          <w:bCs/>
+          <w:color w:val="C0392B"/>
+          <w:sz w:val="20"/>
+          <w:szCs w:val="20"/>
+        </w:rPr>
+        <w:t xml:space="preserve">Problem:</w:t>
+      </w:r>
+      <w:r>
+        <w:rPr>
+          <w:color w:val="203047"/>
+          <w:sz w:val="20"/>
+          <w:szCs w:val="20"/>
+        </w:rPr>
+        <w:t xml:space="preserve"> Open-source conversion damaged tables and equations; full AI conversion still had errors and high API usage.</w:t>
+      </w:r>
+      <w:r>
+        <w:br/>
+      </w:r>
+      <w:r>
+        <w:rPr>
+          <w:b/>
+          <w:bCs/>
+          <w:color w:val="1F6FEB"/>
+          <w:sz w:val="20"/>
+          <w:szCs w:val="20"/>
+        </w:rPr>
+        <w:t xml:space="preserve">Solution:</w:t>
+      </w:r>
+      <w:r>
+        <w:rPr>
+          <w:color w:val="203047"/>
+          <w:sz w:val="20"/>
+          <w:szCs w:val="20"/>
+        </w:rPr>
+        <w:t xml:space="preserve"> Compared PDF tools and adopted AnyDoc. Repaired damaged text with AI, processed tables and equations separately, and preserved original figures.</w:t>
+      </w:r>
+      <w:r>
+        <w:br/>
+      </w:r>
+      <w:r>
+        <w:rPr>
+          <w:b/>
+          <w:bCs/>
+          <w:color w:val="1E8449"/>
+          <w:sz w:val="20"/>
+          <w:szCs w:val="20"/>
+        </w:rPr>
+        <w:t xml:space="preserve">Result:</w:t>
+      </w:r>
+      <w:r>
+        <w:rPr>
+          <w:color w:val="203047"/>
+          <w:sz w:val="20"/>
+          <w:szCs w:val="20"/>
+        </w:rPr>
+        <w:t xml:space="preserve"> Internal pass rate on 30 PDF pages improved from 45.17% to 89.89%.</w:t>
+      </w:r>
+    </w:p>
+    <w:p>
+      <w:pPr>
+        <w:pStyle w:val="ListParagraph"/>
+        <w:numPr>
+          <w:ilvl w:val="0"/>
+          <w:numId w:val="1"/>
+        </w:numPr>
+        <w:spacing w:after="100" w:before="100" w:line="300"/>
+      </w:pPr>
+      <w:r>
+        <w:rPr>
+          <w:b/>
+          <w:bCs/>
+          <w:color w:val="203047"/>
+          <w:sz w:val="20"/>
+          <w:szCs w:val="20"/>
+        </w:rPr>
+        <w:t xml:space="preserve">Parallel Wiki generation</w:t>
+      </w:r>
+      <w:r>
+        <w:br/>
+      </w:r>
+      <w:r>
+        <w:rPr>
+          <w:b/>
+          <w:bCs/>
+          <w:color w:val="C0392B"/>
+          <w:sz w:val="20"/>
+          <w:szCs w:val="20"/>
+        </w:rPr>
+        <w:t xml:space="preserve">Problem:</w:t>
+      </w:r>
+      <w:r>
+        <w:rPr>
+          <w:color w:val="203047"/>
+          <w:sz w:val="20"/>
+          <w:szCs w:val="20"/>
+        </w:rPr>
+        <w:t xml:space="preserve"> Later documents waited for earlier external AI responses.</w:t>
+      </w:r>
+      <w:r>
+        <w:br/>
+      </w:r>
+      <w:r>
+        <w:rPr>
+          <w:b/>
+          <w:bCs/>
+          <w:color w:val="1F6FEB"/>
+          <w:sz w:val="20"/>
+          <w:szCs w:val="20"/>
+        </w:rPr>
+        <w:t xml:space="preserve">Solution:</w:t>
+      </w:r>
+      <w:r>
+        <w:rPr>
+          <w:color w:val="203047"/>
+          <w:sz w:val="20"/>
+          <w:szCs w:val="20"/>
+        </w:rPr>
+        <w:t xml:space="preserve"> Compared worker counts and requests per worker. Capped workers at 4 to manage memory; rejected extra concurrency and GPU parallelism that slowed processing.</w:t>
+      </w:r>
+      <w:r>
+        <w:br/>
+      </w:r>
+      <w:r>
+        <w:rPr>
+          <w:b/>
+          <w:bCs/>
+          <w:color w:val="1E8449"/>
+          <w:sz w:val="20"/>
+          <w:szCs w:val="20"/>
+        </w:rPr>
+        <w:t xml:space="preserve">Result:</w:t>
+      </w:r>
+      <w:r>
+        <w:rPr>
+          <w:color w:val="203047"/>
+          <w:sz w:val="20"/>
+          <w:szCs w:val="20"/>
+        </w:rPr>
+        <w:t xml:space="preserve"> Analysis of 4 documents fell from 282.11s to 73.89s (about 74% less).</w:t>
+      </w:r>
+    </w:p>
+    <w:p>
+      <w:pPr>
+        <w:keepNext/>
+        <w:spacing w:after="80" w:before="240" w:line="276"/>
+      </w:pPr>
+      <w:r>
+        <w:rPr>
+          <w:b/>
+          <w:bCs/>
+          <w:color w:val="315CBB"/>
+          <w:sz w:val="22"/>
+          <w:szCs w:val="22"/>
+        </w:rPr>
+        <w:t xml:space="preserve">Service responsibilities and communication</w:t>
       </w:r>
     </w:p>
     <w:p>
@@ -974,7 +1118,25 @@
           <w:sz w:val="18"/>
           <w:szCs w:val="18"/>
         </w:rPr>
-        <w:t xml:space="preserve">Internal evaluations. RAG timing compares Jev before/after tuning. Parallel document timing covers analysis only, excluding storage and post-processing.</w:t>
+        <w:t xml:space="preserve">Defined responsibilities, data ownership and communication for services including AI. Proposed the initial design and finalized it with teammates and mentors.</w:t>
+      </w:r>
+    </w:p>
+    <w:p>
+      <w:pPr>
+        <w:pStyle w:val="ListParagraph"/>
+        <w:numPr>
+          <w:ilvl w:val="0"/>
+          <w:numId w:val="1"/>
+        </w:numPr>
+        <w:spacing w:after="100" w:before="100" w:line="300"/>
+      </w:pPr>
+      <w:r>
+        <w:rPr>
+          <w:color w:val="203047"/>
+          <w:sz w:val="20"/>
+          <w:szCs w:val="20"/>
+        </w:rPr>
+        <w:t xml:space="preserve">Proposed the initial MSA design, then jointly finalized service boundaries, data ownership and communication with teammates and mentors.</w:t>
       </w:r>
     </w:p>
     <w:p>
@@ -987,6 +1149,19 @@
           <w:sz w:val="18"/>
           <w:szCs w:val="18"/>
         </w:rPr>
+        <w:t xml:space="preserve">Internal evaluations. RAG timing compares Jev before/after tuning. Parallel document timing covers analysis only, excluding storage and post-processing.</w:t>
+      </w:r>
+    </w:p>
+    <w:p>
+      <w:pPr>
+        <w:spacing w:after="80" w:before="0" w:line="300"/>
+      </w:pPr>
+      <w:r>
+        <w:rPr>
+          <w:color w:val="607089"/>
+          <w:sz w:val="18"/>
+          <w:szCs w:val="18"/>
+        </w:rPr>
         <w:t xml:space="preserve">See the detailed portfolio for the problem-solving process and experimental results.</w:t>
       </w:r>
     </w:p>
@@ -994,7 +1169,43 @@
       <w:pPr>
         <w:spacing w:after="80" w:before="80" w:line="300"/>
       </w:pPr>
-      <w:hyperlink w:history="1" r:id="rIdpsit5kw2gc_gmtox2mxuy">
+      <w:hyperlink w:history="1" r:id="rIdumh5lygtyxdmj4xxjam8t">
+        <w:r>
+          <w:rPr>
+            <w:color w:val="315CBB"/>
+            <w:sz w:val="20"/>
+            <w:szCs w:val="20"/>
+          </w:rPr>
+          <w:t xml:space="preserve">RAG evidence selection ↗</w:t>
+        </w:r>
+      </w:hyperlink>
+      <w:r>
+        <w:rPr>
+          <w:color w:val="203047"/>
+          <w:sz w:val="20"/>
+          <w:szCs w:val="20"/>
+        </w:rPr>
+        <w:t xml:space="preserve">   </w:t>
+      </w:r>
+      <w:hyperlink w:history="1" r:id="rIdnpvlilf3rpgrfh9uwdaqb">
+        <w:r>
+          <w:rPr>
+            <w:color w:val="315CBB"/>
+            <w:sz w:val="20"/>
+            <w:szCs w:val="20"/>
+          </w:rPr>
+          <w:t xml:space="preserve">Agent execution environment ↗</w:t>
+        </w:r>
+      </w:hyperlink>
+      <w:r>
+        <w:rPr>
+          <w:color w:val="203047"/>
+          <w:sz w:val="20"/>
+          <w:szCs w:val="20"/>
+        </w:rPr>
+        <w:t xml:space="preserve">   </w:t>
+      </w:r>
+      <w:hyperlink w:history="1" r:id="rIdyszuato762zs2k6e-tuio">
         <w:r>
           <w:rPr>
             <w:color w:val="315CBB"/>
@@ -1012,7 +1223,7 @@
         </w:rPr>
         <w:t xml:space="preserve">   </w:t>
       </w:r>
-      <w:hyperlink w:history="1" r:id="rIdpm6jhawbnoona1gakbffu">
+      <w:hyperlink w:history="1" r:id="rIdxsgelkdtl33afsxfsx5np">
         <w:r>
           <w:rPr>
             <w:color w:val="315CBB"/>
@@ -1020,42 +1231,6 @@
             <w:szCs w:val="20"/>
           </w:rPr>
           <w:t xml:space="preserve">Parallel document processing ↗</w:t>
-        </w:r>
-      </w:hyperlink>
-      <w:r>
-        <w:rPr>
-          <w:color w:val="203047"/>
-          <w:sz w:val="20"/>
-          <w:szCs w:val="20"/>
-        </w:rPr>
-        <w:t xml:space="preserve">   </w:t>
-      </w:r>
-      <w:hyperlink w:history="1" r:id="rIdxmtyquz2xl5ndnntl5m65">
-        <w:r>
-          <w:rPr>
-            <w:color w:val="315CBB"/>
-            <w:sz w:val="20"/>
-            <w:szCs w:val="20"/>
-          </w:rPr>
-          <w:t xml:space="preserve">Agent execution environment ↗</w:t>
-        </w:r>
-      </w:hyperlink>
-      <w:r>
-        <w:rPr>
-          <w:color w:val="203047"/>
-          <w:sz w:val="20"/>
-          <w:szCs w:val="20"/>
-        </w:rPr>
-        <w:t xml:space="preserve">   </w:t>
-      </w:r>
-      <w:hyperlink w:history="1" r:id="rIdhtycwopvwnwodhcftk5w7">
-        <w:r>
-          <w:rPr>
-            <w:color w:val="315CBB"/>
-            <w:sz w:val="20"/>
-            <w:szCs w:val="20"/>
-          </w:rPr>
-          <w:t xml:space="preserve">RAG evidence selection ↗</w:t>
         </w:r>
       </w:hyperlink>
       <w:r>
@@ -1195,7 +1370,7 @@
       <w:pPr>
         <w:spacing w:after="80" w:before="0" w:line="300"/>
       </w:pPr>
-      <w:hyperlink w:history="1" r:id="rIdvizb3rtcmbxluiwsi310a">
+      <w:hyperlink w:history="1" r:id="rIdccad8_-lubb1k4u2azb8n">
         <w:r>
           <w:rPr>
             <w:color w:val="315CBB"/>
@@ -1503,6 +1678,22 @@
     </w:p>
     <w:p>
       <w:pPr>
+        <w:keepNext/>
+        <w:spacing w:after="80" w:before="240" w:line="276"/>
+      </w:pPr>
+      <w:r>
+        <w:rPr>
+          <w:b/>
+          <w:bCs/>
+          <w:color w:val="315CBB"/>
+          <w:sz w:val="22"/>
+          <w:szCs w:val="22"/>
+        </w:rPr>
+        <w:t xml:space="preserve">Feature work driven by feedback from live exhibitions</w:t>
+      </w:r>
+    </w:p>
+    <w:p>
+      <w:pPr>
         <w:spacing w:after="80" w:before="0" w:line="300"/>
       </w:pPr>
       <w:r>
@@ -1511,6 +1702,99 @@
           <w:sz w:val="18"/>
           <w:szCs w:val="18"/>
         </w:rPr>
+        <w:t xml:space="preserve">We ran the booth as Pusan National University’s representative exhibition team, and I fed the feedback we collected into the next slice of work. A request from the first exhibition became a feature within the data we already had.</w:t>
+      </w:r>
+    </w:p>
+    <w:p>
+      <w:pPr>
+        <w:pStyle w:val="ListParagraph"/>
+        <w:numPr>
+          <w:ilvl w:val="0"/>
+          <w:numId w:val="1"/>
+        </w:numPr>
+        <w:spacing w:after="100" w:before="100" w:line="300"/>
+      </w:pPr>
+      <w:r>
+        <w:rPr>
+          <w:color w:val="203047"/>
+          <w:sz w:val="20"/>
+          <w:szCs w:val="20"/>
+        </w:rPr>
+        <w:t xml:space="preserve">Extending support to health functional foods</w:t>
+      </w:r>
+      <w:r>
+        <w:br/>
+      </w:r>
+      <w:r>
+        <w:rPr>
+          <w:color w:val="203047"/>
+          <w:sz w:val="20"/>
+          <w:szCs w:val="20"/>
+        </w:rPr>
+        <w:t xml:space="preserve">Feedback: at the first exhibition, visitors asked to check health functional foods alongside prescription drugs.</w:t>
+      </w:r>
+      <w:r>
+        <w:br/>
+      </w:r>
+      <w:r>
+        <w:rPr>
+          <w:color w:val="203047"/>
+          <w:sz w:val="20"/>
+          <w:szCs w:val="20"/>
+        </w:rPr>
+        <w:t xml:space="preserve">What shipped: within the health functional food data we held, I added them to search and autocomplete, surfaced caution and co-administration information, allowed them in medication reminders and logs, and included them in chatbot answers.</w:t>
+      </w:r>
+      <w:r>
+        <w:br/>
+      </w:r>
+      <w:r>
+        <w:rPr>
+          <w:color w:val="203047"/>
+          <w:sz w:val="20"/>
+          <w:szCs w:val="20"/>
+        </w:rPr>
+        <w:t xml:space="preserve">Scope: limited to the data we had obtained; not the exhaustive coverage we have for drugs.</w:t>
+      </w:r>
+    </w:p>
+    <w:p>
+      <w:pPr>
+        <w:pStyle w:val="ListParagraph"/>
+        <w:numPr>
+          <w:ilvl w:val="0"/>
+          <w:numId w:val="1"/>
+        </w:numPr>
+        <w:spacing w:after="100" w:before="100" w:line="300"/>
+      </w:pPr>
+      <w:r>
+        <w:rPr>
+          <w:color w:val="203047"/>
+          <w:sz w:val="20"/>
+          <w:szCs w:val="20"/>
+        </w:rPr>
+        <w:t xml:space="preserve">Feedback I could not act on</w:t>
+      </w:r>
+      <w:r>
+        <w:br/>
+      </w:r>
+      <w:r>
+        <w:rPr>
+          <w:color w:val="203047"/>
+          <w:sz w:val="20"/>
+          <w:szCs w:val="20"/>
+        </w:rPr>
+        <w:t xml:space="preserve">Someone pointed out that the service would be better off running in containers, but I could not adopt it inside the capstone timeline. On Fruition I designed the AI services around a container-based deployment from the start.</w:t>
+      </w:r>
+    </w:p>
+    <w:p>
+      <w:pPr>
+        <w:spacing w:after="80" w:before="0" w:line="300"/>
+      </w:pPr>
+      <w:r>
+        <w:rPr>
+          <w:color w:val="607089"/>
+          <w:sz w:val="18"/>
+          <w:szCs w:val="18"/>
+        </w:rPr>
         <w:t xml:space="preserve">See the detailed portfolio for the problem-solving process and experimental results.</w:t>
       </w:r>
     </w:p>
@@ -1518,7 +1802,7 @@
       <w:pPr>
         <w:spacing w:after="80" w:before="80" w:line="300"/>
       </w:pPr>
-      <w:hyperlink w:history="1" r:id="rIdewlqzcucran2vjp2c5uyx">
+      <w:hyperlink w:history="1" r:id="rIdozx6aao_pt9ymd_pkwdaa">
         <w:r>
           <w:rPr>
             <w:color w:val="315CBB"/>
@@ -1536,7 +1820,7 @@
         </w:rPr>
         <w:t xml:space="preserve">   </w:t>
       </w:r>
-      <w:hyperlink w:history="1" r:id="rId4yu45csop6e-bvluljqoe">
+      <w:hyperlink w:history="1" r:id="rIdhgtig4roygapugsicqj22">
         <w:r>
           <w:rPr>
             <w:color w:val="315CBB"/>
@@ -1617,7 +1901,7 @@
                 <w:sz w:val="20"/>
                 <w:szCs w:val="20"/>
               </w:rPr>
-              <w:t xml:space="preserve">Backend</w:t>
+              <w:t xml:space="preserve">AI &amp; Search</w:t>
             </w:r>
           </w:p>
         </w:tc>
@@ -1641,47 +1925,19 @@
                 <w:sz w:val="20"/>
                 <w:szCs w:val="20"/>
               </w:rPr>
-              <w:t xml:space="preserve">Java · Spring Boot · Spring AI · Python</w:t>
-            </w:r>
-          </w:p>
-          <w:p>
-            <w:pPr>
-              <w:spacing w:after="80" w:before="0" w:line="300"/>
-            </w:pPr>
-            <w:r>
-              <w:rPr>
-                <w:color w:val="607089"/>
-                <w:sz w:val="18"/>
-                <w:szCs w:val="18"/>
-              </w:rPr>
-              <w:t xml:space="preserve">Authentication and authorization (Spring Security, OAuth 2.0)</w:t>
+              <w:t xml:space="preserve">LangChain · LangGraph · RAG · LLM Evaluation · Prompt injection defense</w:t>
             </w:r>
             <w:r>
               <w:br/>
             </w:r>
-            <w:hyperlink w:history="1" r:id="rIdtiej5zsjtj3fanbwlz_o8">
-              <w:r>
-                <w:rPr>
-                  <w:color w:val="315CBB"/>
-                  <w:sz w:val="18"/>
-                  <w:szCs w:val="18"/>
-                </w:rPr>
-                <w:t xml:space="preserve">Personal shopping project · Login ↗</w:t>
-              </w:r>
-            </w:hyperlink>
-            <w:r>
-              <w:br/>
-            </w:r>
-            <w:hyperlink w:history="1" r:id="rIdwir0wjq_9a7fwnx-kd-ch">
-              <w:r>
-                <w:rPr>
-                  <w:color w:val="315CBB"/>
-                  <w:sz w:val="18"/>
-                  <w:szCs w:val="18"/>
-                </w:rPr>
-                <w:t xml:space="preserve">Todo web app · OAuth ↗</w:t>
-              </w:r>
-            </w:hyperlink>
+            <w:r>
+              <w:rPr>
+                <w:color w:val="203047"/>
+                <w:sz w:val="20"/>
+                <w:szCs w:val="20"/>
+              </w:rPr>
+              <w:t xml:space="preserve">Elasticsearch · Weaviate</w:t>
+            </w:r>
           </w:p>
         </w:tc>
       </w:tr>
@@ -1729,7 +1985,7 @@
                 <w:sz w:val="20"/>
                 <w:szCs w:val="20"/>
               </w:rPr>
-              <w:t xml:space="preserve">AI &amp; Search</w:t>
+              <w:t xml:space="preserve">Backend</w:t>
             </w:r>
           </w:p>
         </w:tc>
@@ -1753,18 +2009,20 @@
                 <w:sz w:val="20"/>
                 <w:szCs w:val="20"/>
               </w:rPr>
-              <w:t xml:space="preserve">LangChain · LangGraph · RAG · LLM Evaluation</w:t>
-            </w:r>
-            <w:r>
-              <w:br/>
-            </w:r>
-            <w:r>
-              <w:rPr>
-                <w:color w:val="203047"/>
-                <w:sz w:val="20"/>
-                <w:szCs w:val="20"/>
-              </w:rPr>
-              <w:t xml:space="preserve">Elasticsearch · Weaviate</w:t>
+              <w:t xml:space="preserve">Java · Spring Boot · Spring AI · Python</w:t>
+            </w:r>
+          </w:p>
+          <w:p>
+            <w:pPr>
+              <w:spacing w:after="80" w:before="0" w:line="300"/>
+            </w:pPr>
+            <w:r>
+              <w:rPr>
+                <w:color w:val="607089"/>
+                <w:sz w:val="18"/>
+                <w:szCs w:val="18"/>
+              </w:rPr>
+              <w:t xml:space="preserve">Authentication and authorization (Spring Security, OAuth 2.0)</w:t>
             </w:r>
           </w:p>
         </w:tc>
@@ -1962,7 +2220,7 @@
             <w:pPr>
               <w:spacing w:after="80" w:before="80" w:line="300"/>
             </w:pPr>
-            <w:hyperlink w:history="1" r:id="rIdsmzqbilfrcb5yabwf719m">
+            <w:hyperlink w:history="1" r:id="rIdpsw4r7ffrh5bejau8osaq">
               <w:r>
                 <w:rPr>
                   <w:color w:val="315CBB"/>
@@ -1980,7 +2238,7 @@
               </w:rPr>
               <w:t xml:space="preserve">   </w:t>
             </w:r>
-            <w:hyperlink w:history="1" r:id="rIdwwjasgazms8wa8nq_vwe-">
+            <w:hyperlink w:history="1" r:id="rIdfat2tkujqryy0hmwkgzsc">
               <w:r>
                 <w:rPr>
                   <w:color w:val="315CBB"/>
@@ -1998,7 +2256,7 @@
               </w:rPr>
               <w:t xml:space="preserve">   </w:t>
             </w:r>
-            <w:hyperlink w:history="1" r:id="rIdkq4dtqgac0gv9lr8gzdcp">
+            <w:hyperlink w:history="1" r:id="rIdxtu0bvxzfzmr1ki3r6wzr">
               <w:r>
                 <w:rPr>
                   <w:color w:val="315CBB"/>
@@ -2466,7 +2724,7 @@
             <w:pPr>
               <w:spacing w:after="80" w:before="0" w:line="300"/>
             </w:pPr>
-            <w:hyperlink w:history="1" r:id="rIdjef_dzf_chseqzsfrpks9">
+            <w:hyperlink w:history="1" r:id="rIdzucju20xrh27m5jhzjz1u">
               <w:r>
                 <w:rPr>
                   <w:color w:val="315CBB"/>

--- a/site/en/resume.docx
+++ b/site/en/resume.docx
@@ -46,7 +46,7 @@
                 <w:sz w:val="20"/>
                 <w:szCs w:val="20"/>
               </w:rPr>
-              <w:t xml:space="preserve">Jaehyeong Kim · Backend / AI Application Developer</w:t>
+              <w:t xml:space="preserve">Jaehyeong Kim · AI Application Developer / Backend Engineer</w:t>
             </w:r>
           </w:p>
           <w:p>
@@ -102,7 +102,7 @@
             <w:pPr>
               <w:spacing w:after="80" w:before="80" w:line="300"/>
             </w:pPr>
-            <w:hyperlink w:history="1" r:id="rId54yzai9efcupk5iyr_hpn">
+            <w:hyperlink w:history="1" r:id="rIdt_vbhb5oghe_uy1f6edzr">
               <w:r>
                 <w:rPr>
                   <w:color w:val="315CBB"/>
@@ -120,7 +120,7 @@
               </w:rPr>
               <w:t xml:space="preserve">   </w:t>
             </w:r>
-            <w:hyperlink w:history="1" r:id="rIdpf_byslntofengpb6twfe">
+            <w:hyperlink w:history="1" r:id="rIdqocca5ox7_4wjxn8kk-w3">
               <w:r>
                 <w:rPr>
                   <w:color w:val="315CBB"/>
@@ -138,7 +138,7 @@
               </w:rPr>
               <w:t xml:space="preserve">   </w:t>
             </w:r>
-            <w:hyperlink w:history="1" r:id="rIdugdex5yttll3hezv8rhzx">
+            <w:hyperlink w:history="1" r:id="rId-lxda3wgepbvhht2ttjhl">
               <w:r>
                 <w:rPr>
                   <w:color w:val="315CBB"/>
@@ -156,7 +156,7 @@
               </w:rPr>
               <w:t xml:space="preserve">   </w:t>
             </w:r>
-            <w:hyperlink w:history="1" r:id="rIdr1y6j6ac6vbtinssq-r7r">
+            <w:hyperlink w:history="1" r:id="rIdqwuc5sotof6dk8gzmqbl0">
               <w:r>
                 <w:rPr>
                   <w:color w:val="315CBB"/>
@@ -404,7 +404,7 @@
       <w:pPr>
         <w:spacing w:after="80" w:before="0" w:line="300"/>
       </w:pPr>
-      <w:hyperlink w:history="1" r:id="rIdpmztsmvjtq-s-9dtykc3b">
+      <w:hyperlink w:history="1" r:id="rIdjixq4ysdh7amiemcai_li">
         <w:r>
           <w:rPr>
             <w:color w:val="315CBB"/>
@@ -1169,7 +1169,7 @@
       <w:pPr>
         <w:spacing w:after="80" w:before="80" w:line="300"/>
       </w:pPr>
-      <w:hyperlink w:history="1" r:id="rIdumh5lygtyxdmj4xxjam8t">
+      <w:hyperlink w:history="1" r:id="rIdiq8-zqsho3pixforag28y">
         <w:r>
           <w:rPr>
             <w:color w:val="315CBB"/>
@@ -1187,7 +1187,7 @@
         </w:rPr>
         <w:t xml:space="preserve">   </w:t>
       </w:r>
-      <w:hyperlink w:history="1" r:id="rIdnpvlilf3rpgrfh9uwdaqb">
+      <w:hyperlink w:history="1" r:id="rIdvcdbywjs5vyujpiqhrfwg">
         <w:r>
           <w:rPr>
             <w:color w:val="315CBB"/>
@@ -1205,7 +1205,7 @@
         </w:rPr>
         <w:t xml:space="preserve">   </w:t>
       </w:r>
-      <w:hyperlink w:history="1" r:id="rIdyszuato762zs2k6e-tuio">
+      <w:hyperlink w:history="1" r:id="rIddhjzmvfdn_ebs0ufkfb7e">
         <w:r>
           <w:rPr>
             <w:color w:val="315CBB"/>
@@ -1223,7 +1223,7 @@
         </w:rPr>
         <w:t xml:space="preserve">   </w:t>
       </w:r>
-      <w:hyperlink w:history="1" r:id="rIdxsgelkdtl33afsxfsx5np">
+      <w:hyperlink w:history="1" r:id="rIdhlowghetfovn54uyew-p1">
         <w:r>
           <w:rPr>
             <w:color w:val="315CBB"/>
@@ -1370,7 +1370,7 @@
       <w:pPr>
         <w:spacing w:after="80" w:before="0" w:line="300"/>
       </w:pPr>
-      <w:hyperlink w:history="1" r:id="rIdccad8_-lubb1k4u2azb8n">
+      <w:hyperlink w:history="1" r:id="rIdds0nlu9xqepyi3bbt3k-h">
         <w:r>
           <w:rPr>
             <w:color w:val="315CBB"/>
@@ -1637,7 +1637,7 @@
           <w:sz w:val="20"/>
           <w:szCs w:val="20"/>
         </w:rPr>
-        <w:t xml:space="preserve">Designed the drug DB and implemented drug search, autocomplete and Drug Utilization Review (DUR) risk information with Java and Spring Boot.</w:t>
+        <w:t xml:space="preserve">Designed the drug database on Java and Spring Boot with search, autocomplete and DUR risk display.</w:t>
       </w:r>
     </w:p>
     <w:p>
@@ -1655,7 +1655,36 @@
           <w:sz w:val="20"/>
           <w:szCs w:val="20"/>
         </w:rPr>
-        <w:t xml:space="preserve">Implemented FCM medication reminders and logs, deep-link friend invitations, and family profile switching.</w:t>
+        <w:t xml:space="preserve">Built FCM medication reminders and logs, deep-link friend invites and family profile switching, and kept API docs, meeting notes and ADRs in Notion to share decisions.</w:t>
+      </w:r>
+    </w:p>
+    <w:p>
+      <w:pPr>
+        <w:keepNext/>
+        <w:spacing w:after="80" w:before="240" w:line="276"/>
+      </w:pPr>
+      <w:r>
+        <w:rPr>
+          <w:b/>
+          <w:bCs/>
+          <w:color w:val="315CBB"/>
+          <w:sz w:val="22"/>
+          <w:szCs w:val="22"/>
+        </w:rPr>
+        <w:t xml:space="preserve">Feature work driven by feedback from live exhibitions</w:t>
+      </w:r>
+    </w:p>
+    <w:p>
+      <w:pPr>
+        <w:spacing w:after="80" w:before="0" w:line="300"/>
+      </w:pPr>
+      <w:r>
+        <w:rPr>
+          <w:color w:val="607089"/>
+          <w:sz w:val="18"/>
+          <w:szCs w:val="18"/>
+        </w:rPr>
+        <w:t xml:space="preserve">We ran the booth as Pusan National University’s representative exhibition team, and I fed the feedback we collected into the next slice of work. A request from the first exhibition became a feature within the data we already had.</w:t>
       </w:r>
     </w:p>
     <w:p>
@@ -1673,36 +1702,40 @@
           <w:sz w:val="20"/>
           <w:szCs w:val="20"/>
         </w:rPr>
-        <w:t xml:space="preserve">Shared API documentation, meeting notes and architecture decision records in Notion.</w:t>
-      </w:r>
-    </w:p>
-    <w:p>
-      <w:pPr>
-        <w:keepNext/>
-        <w:spacing w:after="80" w:before="240" w:line="276"/>
-      </w:pPr>
-      <w:r>
-        <w:rPr>
-          <w:b/>
-          <w:bCs/>
-          <w:color w:val="315CBB"/>
-          <w:sz w:val="22"/>
-          <w:szCs w:val="22"/>
-        </w:rPr>
-        <w:t xml:space="preserve">Feature work driven by feedback from live exhibitions</w:t>
-      </w:r>
-    </w:p>
-    <w:p>
-      <w:pPr>
-        <w:spacing w:after="80" w:before="0" w:line="300"/>
-      </w:pPr>
-      <w:r>
-        <w:rPr>
-          <w:color w:val="607089"/>
-          <w:sz w:val="18"/>
-          <w:szCs w:val="18"/>
-        </w:rPr>
-        <w:t xml:space="preserve">We ran the booth as Pusan National University’s representative exhibition team, and I fed the feedback we collected into the next slice of work. A request from the first exhibition became a feature within the data we already had.</w:t>
+        <w:t xml:space="preserve">Extending support to health functional foods</w:t>
+      </w:r>
+      <w:r>
+        <w:br/>
+      </w:r>
+      <w:r>
+        <w:rPr>
+          <w:color w:val="203047"/>
+          <w:sz w:val="20"/>
+          <w:szCs w:val="20"/>
+        </w:rPr>
+        <w:t xml:space="preserve">Feedback: at the first exhibition, visitors asked to check health functional foods alongside prescription drugs.</w:t>
+      </w:r>
+      <w:r>
+        <w:br/>
+      </w:r>
+      <w:r>
+        <w:rPr>
+          <w:color w:val="203047"/>
+          <w:sz w:val="20"/>
+          <w:szCs w:val="20"/>
+        </w:rPr>
+        <w:t xml:space="preserve">What shipped: within the health functional food data we held, I added them to search and autocomplete, surfaced caution and co-administration information, allowed them in medication reminders and logs, and included them in chatbot answers.</w:t>
+      </w:r>
+      <w:r>
+        <w:br/>
+      </w:r>
+      <w:r>
+        <w:rPr>
+          <w:color w:val="203047"/>
+          <w:sz w:val="20"/>
+          <w:szCs w:val="20"/>
+        </w:rPr>
+        <w:t xml:space="preserve">Scope: limited to the data we had obtained; not the exhaustive coverage we have for drugs.</w:t>
       </w:r>
     </w:p>
     <w:p>
@@ -1720,57 +1753,6 @@
           <w:sz w:val="20"/>
           <w:szCs w:val="20"/>
         </w:rPr>
-        <w:t xml:space="preserve">Extending support to health functional foods</w:t>
-      </w:r>
-      <w:r>
-        <w:br/>
-      </w:r>
-      <w:r>
-        <w:rPr>
-          <w:color w:val="203047"/>
-          <w:sz w:val="20"/>
-          <w:szCs w:val="20"/>
-        </w:rPr>
-        <w:t xml:space="preserve">Feedback: at the first exhibition, visitors asked to check health functional foods alongside prescription drugs.</w:t>
-      </w:r>
-      <w:r>
-        <w:br/>
-      </w:r>
-      <w:r>
-        <w:rPr>
-          <w:color w:val="203047"/>
-          <w:sz w:val="20"/>
-          <w:szCs w:val="20"/>
-        </w:rPr>
-        <w:t xml:space="preserve">What shipped: within the health functional food data we held, I added them to search and autocomplete, surfaced caution and co-administration information, allowed them in medication reminders and logs, and included them in chatbot answers.</w:t>
-      </w:r>
-      <w:r>
-        <w:br/>
-      </w:r>
-      <w:r>
-        <w:rPr>
-          <w:color w:val="203047"/>
-          <w:sz w:val="20"/>
-          <w:szCs w:val="20"/>
-        </w:rPr>
-        <w:t xml:space="preserve">Scope: limited to the data we had obtained; not the exhaustive coverage we have for drugs.</w:t>
-      </w:r>
-    </w:p>
-    <w:p>
-      <w:pPr>
-        <w:pStyle w:val="ListParagraph"/>
-        <w:numPr>
-          <w:ilvl w:val="0"/>
-          <w:numId w:val="1"/>
-        </w:numPr>
-        <w:spacing w:after="100" w:before="100" w:line="300"/>
-      </w:pPr>
-      <w:r>
-        <w:rPr>
-          <w:color w:val="203047"/>
-          <w:sz w:val="20"/>
-          <w:szCs w:val="20"/>
-        </w:rPr>
         <w:t xml:space="preserve">Feedback I could not act on</w:t>
       </w:r>
       <w:r>
@@ -1802,7 +1784,7 @@
       <w:pPr>
         <w:spacing w:after="80" w:before="80" w:line="300"/>
       </w:pPr>
-      <w:hyperlink w:history="1" r:id="rIdozx6aao_pt9ymd_pkwdaa">
+      <w:hyperlink w:history="1" r:id="rIdznqxwaazfdbma28ymxmor">
         <w:r>
           <w:rPr>
             <w:color w:val="315CBB"/>
@@ -1820,7 +1802,7 @@
         </w:rPr>
         <w:t xml:space="preserve">   </w:t>
       </w:r>
-      <w:hyperlink w:history="1" r:id="rIdhgtig4roygapugsicqj22">
+      <w:hyperlink w:history="1" r:id="rIdl-sw8aeryq9zwh2ziunx_">
         <w:r>
           <w:rPr>
             <w:color w:val="315CBB"/>
@@ -2220,7 +2202,7 @@
             <w:pPr>
               <w:spacing w:after="80" w:before="80" w:line="300"/>
             </w:pPr>
-            <w:hyperlink w:history="1" r:id="rIdpsw4r7ffrh5bejau8osaq">
+            <w:hyperlink w:history="1" r:id="rIdgj7lgx6e4ymw2q1evniei">
               <w:r>
                 <w:rPr>
                   <w:color w:val="315CBB"/>
@@ -2238,7 +2220,7 @@
               </w:rPr>
               <w:t xml:space="preserve">   </w:t>
             </w:r>
-            <w:hyperlink w:history="1" r:id="rIdfat2tkujqryy0hmwkgzsc">
+            <w:hyperlink w:history="1" r:id="rIdu-fbjxupctwbwih_2pyxa">
               <w:r>
                 <w:rPr>
                   <w:color w:val="315CBB"/>
@@ -2256,7 +2238,7 @@
               </w:rPr>
               <w:t xml:space="preserve">   </w:t>
             </w:r>
-            <w:hyperlink w:history="1" r:id="rIdxtu0bvxzfzmr1ki3r6wzr">
+            <w:hyperlink w:history="1" r:id="rIddhz56cubkbsppzs_d3ylt">
               <w:r>
                 <w:rPr>
                   <w:color w:val="315CBB"/>
@@ -2724,7 +2706,7 @@
             <w:pPr>
               <w:spacing w:after="80" w:before="0" w:line="300"/>
             </w:pPr>
-            <w:hyperlink w:history="1" r:id="rIdzucju20xrh27m5jhzjz1u">
+            <w:hyperlink w:history="1" r:id="rIdnkkw8d0g3nmrpsf00o3fa">
               <w:r>
                 <w:rPr>
                   <w:color w:val="315CBB"/>
@@ -3667,7 +3649,7 @@
         <w:sz w:val="16"/>
         <w:szCs w:val="16"/>
       </w:rPr>
-      <w:t xml:space="preserve">Jaehyeong Kim · Backend / AI Application Developer</w:t>
+      <w:t xml:space="preserve">Jaehyeong Kim · AI Application Developer / Backend Engineer</w:t>
     </w:r>
     <w:r>
       <w:tab/>

--- a/site/en/resume.docx
+++ b/site/en/resume.docx
@@ -102,7 +102,7 @@
             <w:pPr>
               <w:spacing w:after="80" w:before="80" w:line="300"/>
             </w:pPr>
-            <w:hyperlink w:history="1" r:id="rIdt_vbhb5oghe_uy1f6edzr">
+            <w:hyperlink w:history="1" r:id="rIdmbmrcyhtrzqfkzma3eukw">
               <w:r>
                 <w:rPr>
                   <w:color w:val="315CBB"/>
@@ -120,7 +120,7 @@
               </w:rPr>
               <w:t xml:space="preserve">   </w:t>
             </w:r>
-            <w:hyperlink w:history="1" r:id="rIdqocca5ox7_4wjxn8kk-w3">
+            <w:hyperlink w:history="1" r:id="rIdg1l0gff1w4qwbwuwj8qmg">
               <w:r>
                 <w:rPr>
                   <w:color w:val="315CBB"/>
@@ -138,7 +138,7 @@
               </w:rPr>
               <w:t xml:space="preserve">   </w:t>
             </w:r>
-            <w:hyperlink w:history="1" r:id="rId-lxda3wgepbvhht2ttjhl">
+            <w:hyperlink w:history="1" r:id="rId7tswabjaatnvsrzeasu_n">
               <w:r>
                 <w:rPr>
                   <w:color w:val="315CBB"/>
@@ -156,7 +156,7 @@
               </w:rPr>
               <w:t xml:space="preserve">   </w:t>
             </w:r>
-            <w:hyperlink w:history="1" r:id="rIdqwuc5sotof6dk8gzmqbl0">
+            <w:hyperlink w:history="1" r:id="rIdwybl4vxxv4yx4xeffl-d3">
               <w:r>
                 <w:rPr>
                   <w:color w:val="315CBB"/>
@@ -404,7 +404,7 @@
       <w:pPr>
         <w:spacing w:after="80" w:before="0" w:line="300"/>
       </w:pPr>
-      <w:hyperlink w:history="1" r:id="rIdjixq4ysdh7amiemcai_li">
+      <w:hyperlink w:history="1" r:id="rIdnziaezvrcvmdzai3bmkkm">
         <w:r>
           <w:rPr>
             <w:color w:val="315CBB"/>
@@ -1169,7 +1169,7 @@
       <w:pPr>
         <w:spacing w:after="80" w:before="80" w:line="300"/>
       </w:pPr>
-      <w:hyperlink w:history="1" r:id="rIdiq8-zqsho3pixforag28y">
+      <w:hyperlink w:history="1" r:id="rId_2ih7dcwaox5z1yairdtw">
         <w:r>
           <w:rPr>
             <w:color w:val="315CBB"/>
@@ -1187,7 +1187,7 @@
         </w:rPr>
         <w:t xml:space="preserve">   </w:t>
       </w:r>
-      <w:hyperlink w:history="1" r:id="rIdvcdbywjs5vyujpiqhrfwg">
+      <w:hyperlink w:history="1" r:id="rIdsk2ox-kwrxzfpjdccu_j5">
         <w:r>
           <w:rPr>
             <w:color w:val="315CBB"/>
@@ -1205,7 +1205,7 @@
         </w:rPr>
         <w:t xml:space="preserve">   </w:t>
       </w:r>
-      <w:hyperlink w:history="1" r:id="rIddhjzmvfdn_ebs0ufkfb7e">
+      <w:hyperlink w:history="1" r:id="rId-gskrmh1d5vd3uhlzw7ci">
         <w:r>
           <w:rPr>
             <w:color w:val="315CBB"/>
@@ -1223,7 +1223,7 @@
         </w:rPr>
         <w:t xml:space="preserve">   </w:t>
       </w:r>
-      <w:hyperlink w:history="1" r:id="rIdhlowghetfovn54uyew-p1">
+      <w:hyperlink w:history="1" r:id="rIdg1i4kpskkrxjayvdhh-73">
         <w:r>
           <w:rPr>
             <w:color w:val="315CBB"/>
@@ -1370,7 +1370,7 @@
       <w:pPr>
         <w:spacing w:after="80" w:before="0" w:line="300"/>
       </w:pPr>
-      <w:hyperlink w:history="1" r:id="rIdds0nlu9xqepyi3bbt3k-h">
+      <w:hyperlink w:history="1" r:id="rIdhucflvrapleqslzmsxcsz">
         <w:r>
           <w:rPr>
             <w:color w:val="315CBB"/>
@@ -1784,7 +1784,7 @@
       <w:pPr>
         <w:spacing w:after="80" w:before="80" w:line="300"/>
       </w:pPr>
-      <w:hyperlink w:history="1" r:id="rIdznqxwaazfdbma28ymxmor">
+      <w:hyperlink w:history="1" r:id="rIdbvkrg3wrhkaqxm74owt1c">
         <w:r>
           <w:rPr>
             <w:color w:val="315CBB"/>
@@ -1802,7 +1802,7 @@
         </w:rPr>
         <w:t xml:space="preserve">   </w:t>
       </w:r>
-      <w:hyperlink w:history="1" r:id="rIdl-sw8aeryq9zwh2ziunx_">
+      <w:hyperlink w:history="1" r:id="rIdkuvxcmw1khk84nenx74q5">
         <w:r>
           <w:rPr>
             <w:color w:val="315CBB"/>
@@ -2202,7 +2202,7 @@
             <w:pPr>
               <w:spacing w:after="80" w:before="80" w:line="300"/>
             </w:pPr>
-            <w:hyperlink w:history="1" r:id="rIdgj7lgx6e4ymw2q1evniei">
+            <w:hyperlink w:history="1" r:id="rId__oduye0zufdor2a-onvw">
               <w:r>
                 <w:rPr>
                   <w:color w:val="315CBB"/>
@@ -2220,7 +2220,7 @@
               </w:rPr>
               <w:t xml:space="preserve">   </w:t>
             </w:r>
-            <w:hyperlink w:history="1" r:id="rIdu-fbjxupctwbwih_2pyxa">
+            <w:hyperlink w:history="1" r:id="rIdzzleyoutywo_jcvt3wsl2">
               <w:r>
                 <w:rPr>
                   <w:color w:val="315CBB"/>
@@ -2238,7 +2238,7 @@
               </w:rPr>
               <w:t xml:space="preserve">   </w:t>
             </w:r>
-            <w:hyperlink w:history="1" r:id="rIddhz56cubkbsppzs_d3ylt">
+            <w:hyperlink w:history="1" r:id="rIduifzijhagapqckvsaqews">
               <w:r>
                 <w:rPr>
                   <w:color w:val="315CBB"/>
@@ -2706,7 +2706,7 @@
             <w:pPr>
               <w:spacing w:after="80" w:before="0" w:line="300"/>
             </w:pPr>
-            <w:hyperlink w:history="1" r:id="rIdnkkw8d0g3nmrpsf00o3fa">
+            <w:hyperlink w:history="1" r:id="rIdqwc2-mpx7kzyadpmbmnnn">
               <w:r>
                 <w:rPr>
                   <w:color w:val="315CBB"/>

--- a/site/en/resume.docx
+++ b/site/en/resume.docx
@@ -102,7 +102,7 @@
             <w:pPr>
               <w:spacing w:after="80" w:before="80" w:line="300"/>
             </w:pPr>
-            <w:hyperlink w:history="1" r:id="rIdmbmrcyhtrzqfkzma3eukw">
+            <w:hyperlink w:history="1" r:id="rIdesi-1o2ar8xwo7_vd-_sx">
               <w:r>
                 <w:rPr>
                   <w:color w:val="315CBB"/>
@@ -120,7 +120,7 @@
               </w:rPr>
               <w:t xml:space="preserve">   </w:t>
             </w:r>
-            <w:hyperlink w:history="1" r:id="rIdg1l0gff1w4qwbwuwj8qmg">
+            <w:hyperlink w:history="1" r:id="rIdtevukiy9irysnfwwhr2je">
               <w:r>
                 <w:rPr>
                   <w:color w:val="315CBB"/>
@@ -138,7 +138,7 @@
               </w:rPr>
               <w:t xml:space="preserve">   </w:t>
             </w:r>
-            <w:hyperlink w:history="1" r:id="rId7tswabjaatnvsrzeasu_n">
+            <w:hyperlink w:history="1" r:id="rIdp-tjkcawpmf22iggbyzdc">
               <w:r>
                 <w:rPr>
                   <w:color w:val="315CBB"/>
@@ -156,7 +156,7 @@
               </w:rPr>
               <w:t xml:space="preserve">   </w:t>
             </w:r>
-            <w:hyperlink w:history="1" r:id="rIdwybl4vxxv4yx4xeffl-d3">
+            <w:hyperlink w:history="1" r:id="rIdhcjeue_h18gzqucrd8l_1">
               <w:r>
                 <w:rPr>
                   <w:color w:val="315CBB"/>
@@ -404,7 +404,7 @@
       <w:pPr>
         <w:spacing w:after="80" w:before="0" w:line="300"/>
       </w:pPr>
-      <w:hyperlink w:history="1" r:id="rIdnziaezvrcvmdzai3bmkkm">
+      <w:hyperlink w:history="1" r:id="rIdikmov5y7bgootd2frfgai">
         <w:r>
           <w:rPr>
             <w:color w:val="315CBB"/>
@@ -748,7 +748,7 @@
           <w:sz w:val="18"/>
           <w:szCs w:val="18"/>
         </w:rPr>
-        <w:t xml:space="preserve">Keeping context across a long conversation while shrinking what the model receives for a document edit. The last six turns stay verbatim; everything older is compressed into a rolling summary.</w:t>
+        <w:t xml:space="preserve">Holding context across a long conversation while shrinking what the model receives for an edit.</w:t>
       </w:r>
     </w:p>
     <w:p>
@@ -800,7 +800,7 @@
           <w:sz w:val="20"/>
           <w:szCs w:val="20"/>
         </w:rPr>
-        <w:t xml:space="preserve">Approach: keep the last six turns verbatim, compress older turns into a rolling summary, and keep the previous summary when a summarization call fails. The router also receives the routing decisions from earlier turns alongside the summary and recent messages.</w:t>
+        <w:t xml:space="preserve">Approach: keep the last six turns verbatim, compress older ones into a rolling summary, and keep the previous summary if summarization fails. The router also sees earlier routing decisions.</w:t>
       </w:r>
       <w:r>
         <w:br/>
@@ -862,7 +862,7 @@
           <w:sz w:val="20"/>
           <w:szCs w:val="20"/>
         </w:rPr>
-        <w:t xml:space="preserve"> sending a whole document to the model drives up cost and latency.</w:t>
+        <w:t xml:space="preserve"> sending a whole document drives up cost and latency.</w:t>
       </w:r>
       <w:r>
         <w:br/>
@@ -873,7 +873,7 @@
           <w:sz w:val="20"/>
           <w:szCs w:val="20"/>
         </w:rPr>
-        <w:t xml:space="preserve">Approach: send only the target line range plus surrounding context, and reject ranges that straddle a table or code-block boundary. A benchmark tracks input size relative to the source and average and p95 processing time.</w:t>
+        <w:t xml:space="preserve">Approach: send only the target line range plus context, and reject ranges straddling a table or code-block boundary. A benchmark tracks input size against the source, plus average and p95 time.</w:t>
       </w:r>
       <w:r>
         <w:br/>
@@ -894,7 +894,7 @@
           <w:sz w:val="20"/>
           <w:szCs w:val="20"/>
         </w:rPr>
-        <w:t xml:space="preserve"> edit input stays centred on the target range regardless of document length.</w:t>
+        <w:t xml:space="preserve"> edit input stays centred on the target range at any document length.</w:t>
       </w:r>
     </w:p>
     <w:p>
@@ -1105,7 +1105,7 @@
           <w:sz w:val="22"/>
           <w:szCs w:val="22"/>
         </w:rPr>
-        <w:t xml:space="preserve">Service responsibilities and communication</w:t>
+        <w:t xml:space="preserve">Service responsibilities, communication and LLM tracing</w:t>
       </w:r>
     </w:p>
     <w:p>
@@ -1118,7 +1118,7 @@
           <w:sz w:val="18"/>
           <w:szCs w:val="18"/>
         </w:rPr>
-        <w:t xml:space="preserve">Defined responsibilities, data ownership and communication for services including AI. Proposed the initial design and finalized it with teammates and mentors.</w:t>
+        <w:t xml:space="preserve">Defined responsibilities, data ownership and communication for services including AI, and added tracing that exposes each stage of an AI run.</w:t>
       </w:r>
     </w:p>
     <w:p>
@@ -1141,6 +1141,79 @@
     </w:p>
     <w:p>
       <w:pPr>
+        <w:pStyle w:val="ListParagraph"/>
+        <w:numPr>
+          <w:ilvl w:val="0"/>
+          <w:numId w:val="1"/>
+        </w:numPr>
+        <w:spacing w:after="100" w:before="100" w:line="300"/>
+      </w:pPr>
+      <w:r>
+        <w:rPr>
+          <w:b/>
+          <w:bCs/>
+          <w:color w:val="203047"/>
+          <w:sz w:val="20"/>
+          <w:szCs w:val="20"/>
+        </w:rPr>
+        <w:t xml:space="preserve">LLM run tracing and the boundary around sensitive data</w:t>
+      </w:r>
+      <w:r>
+        <w:br/>
+      </w:r>
+      <w:r>
+        <w:rPr>
+          <w:b/>
+          <w:bCs/>
+          <w:color w:val="C0392B"/>
+          <w:sz w:val="20"/>
+          <w:szCs w:val="20"/>
+        </w:rPr>
+        <w:t xml:space="preserve">Problem:</w:t>
+      </w:r>
+      <w:r>
+        <w:rPr>
+          <w:color w:val="203047"/>
+          <w:sz w:val="20"/>
+          <w:szCs w:val="20"/>
+        </w:rPr>
+        <w:t xml:space="preserve"> the evaluation loop ran as plain Python, so extraction, evaluation and retry could not be inspected separately — yet tracing everything would send raw tool lookups and personal data outside.</w:t>
+      </w:r>
+      <w:r>
+        <w:br/>
+      </w:r>
+      <w:r>
+        <w:rPr>
+          <w:color w:val="203047"/>
+          <w:sz w:val="20"/>
+          <w:szCs w:val="20"/>
+        </w:rPr>
+        <w:t xml:space="preserve">Approach: rebuilt the loop as a LangGraph graph so generation, evaluation and retry each became a traced node. A missing LangSmith key skips tracing but still runs the graph. The agent graph keeps tracing off, excludes raw tool lookups from persisted state, and deletes that state ahead of the run record at end of retention. My own prompt log masks numeric personal data before writing.</w:t>
+      </w:r>
+      <w:r>
+        <w:br/>
+      </w:r>
+      <w:r>
+        <w:rPr>
+          <w:b/>
+          <w:bCs/>
+          <w:color w:val="1E8449"/>
+          <w:sz w:val="20"/>
+          <w:szCs w:val="20"/>
+        </w:rPr>
+        <w:t xml:space="preserve">Result:</w:t>
+      </w:r>
+      <w:r>
+        <w:rPr>
+          <w:color w:val="203047"/>
+          <w:sz w:val="20"/>
+          <w:szCs w:val="20"/>
+        </w:rPr>
+        <w:t xml:space="preserve"> graph nodes and model call spans are visible on real requests. Timing runs disable tracing and prompt logging so instrumentation stays out of the numbers.</w:t>
+      </w:r>
+    </w:p>
+    <w:p>
+      <w:pPr>
         <w:spacing w:after="80" w:before="0" w:line="300"/>
       </w:pPr>
       <w:r>
@@ -1169,7 +1242,7 @@
       <w:pPr>
         <w:spacing w:after="80" w:before="80" w:line="300"/>
       </w:pPr>
-      <w:hyperlink w:history="1" r:id="rId_2ih7dcwaox5z1yairdtw">
+      <w:hyperlink w:history="1" r:id="rIduffxsucgcnvvdipi6gy-3">
         <w:r>
           <w:rPr>
             <w:color w:val="315CBB"/>
@@ -1187,7 +1260,7 @@
         </w:rPr>
         <w:t xml:space="preserve">   </w:t>
       </w:r>
-      <w:hyperlink w:history="1" r:id="rIdsk2ox-kwrxzfpjdccu_j5">
+      <w:hyperlink w:history="1" r:id="rIdcck0ic4ewmqidiphpmbzm">
         <w:r>
           <w:rPr>
             <w:color w:val="315CBB"/>
@@ -1205,7 +1278,7 @@
         </w:rPr>
         <w:t xml:space="preserve">   </w:t>
       </w:r>
-      <w:hyperlink w:history="1" r:id="rId-gskrmh1d5vd3uhlzw7ci">
+      <w:hyperlink w:history="1" r:id="rIdy9yshsvrd7vl0-jdcrspz">
         <w:r>
           <w:rPr>
             <w:color w:val="315CBB"/>
@@ -1223,7 +1296,7 @@
         </w:rPr>
         <w:t xml:space="preserve">   </w:t>
       </w:r>
-      <w:hyperlink w:history="1" r:id="rIdg1i4kpskkrxjayvdhh-73">
+      <w:hyperlink w:history="1" r:id="rIdnbnlzhxacu9wusyt-3qw_">
         <w:r>
           <w:rPr>
             <w:color w:val="315CBB"/>
@@ -1370,7 +1443,7 @@
       <w:pPr>
         <w:spacing w:after="80" w:before="0" w:line="300"/>
       </w:pPr>
-      <w:hyperlink w:history="1" r:id="rIdhucflvrapleqslzmsxcsz">
+      <w:hyperlink w:history="1" r:id="rIdu4ewlhlis6up1e4hb5qrh">
         <w:r>
           <w:rPr>
             <w:color w:val="315CBB"/>
@@ -1784,7 +1857,7 @@
       <w:pPr>
         <w:spacing w:after="80" w:before="80" w:line="300"/>
       </w:pPr>
-      <w:hyperlink w:history="1" r:id="rIdbvkrg3wrhkaqxm74owt1c">
+      <w:hyperlink w:history="1" r:id="rIdq5k4u1fkdn87wexlw7ut-">
         <w:r>
           <w:rPr>
             <w:color w:val="315CBB"/>
@@ -1802,7 +1875,7 @@
         </w:rPr>
         <w:t xml:space="preserve">   </w:t>
       </w:r>
-      <w:hyperlink w:history="1" r:id="rIdkuvxcmw1khk84nenx74q5">
+      <w:hyperlink w:history="1" r:id="rIdr0gewyoukqbhz-pcbdwzx">
         <w:r>
           <w:rPr>
             <w:color w:val="315CBB"/>
@@ -1907,7 +1980,7 @@
                 <w:sz w:val="20"/>
                 <w:szCs w:val="20"/>
               </w:rPr>
-              <w:t xml:space="preserve">LangChain · LangGraph · RAG · LLM Evaluation · Prompt injection defense</w:t>
+              <w:t xml:space="preserve">LangChain · LangGraph · Spring AI · RAG · LLM Evaluation · Prompt injection defense</w:t>
             </w:r>
             <w:r>
               <w:br/>
@@ -1918,7 +1991,7 @@
                 <w:sz w:val="20"/>
                 <w:szCs w:val="20"/>
               </w:rPr>
-              <w:t xml:space="preserve">Elasticsearch · Weaviate</w:t>
+              <w:t xml:space="preserve">LangSmith · Elasticsearch · Weaviate</w:t>
             </w:r>
           </w:p>
         </w:tc>
@@ -1991,20 +2064,7 @@
                 <w:sz w:val="20"/>
                 <w:szCs w:val="20"/>
               </w:rPr>
-              <w:t xml:space="preserve">Java · Spring Boot · Spring AI · Python</w:t>
-            </w:r>
-          </w:p>
-          <w:p>
-            <w:pPr>
-              <w:spacing w:after="80" w:before="0" w:line="300"/>
-            </w:pPr>
-            <w:r>
-              <w:rPr>
-                <w:color w:val="607089"/>
-                <w:sz w:val="18"/>
-                <w:szCs w:val="18"/>
-              </w:rPr>
-              <w:t xml:space="preserve">Authentication and authorization (Spring Security, OAuth 2.0)</w:t>
+              <w:t xml:space="preserve">Java · Spring Boot · Python</w:t>
             </w:r>
           </w:p>
         </w:tc>
@@ -2202,7 +2262,7 @@
             <w:pPr>
               <w:spacing w:after="80" w:before="80" w:line="300"/>
             </w:pPr>
-            <w:hyperlink w:history="1" r:id="rId__oduye0zufdor2a-onvw">
+            <w:hyperlink w:history="1" r:id="rIdhbrkf8ljyhbh7vo5l658y">
               <w:r>
                 <w:rPr>
                   <w:color w:val="315CBB"/>
@@ -2220,7 +2280,7 @@
               </w:rPr>
               <w:t xml:space="preserve">   </w:t>
             </w:r>
-            <w:hyperlink w:history="1" r:id="rIdzzleyoutywo_jcvt3wsl2">
+            <w:hyperlink w:history="1" r:id="rIddfqwnuebbo2q3tam3j7ps">
               <w:r>
                 <w:rPr>
                   <w:color w:val="315CBB"/>
@@ -2238,7 +2298,7 @@
               </w:rPr>
               <w:t xml:space="preserve">   </w:t>
             </w:r>
-            <w:hyperlink w:history="1" r:id="rIduifzijhagapqckvsaqews">
+            <w:hyperlink w:history="1" r:id="rIdsoaynt-pfe8jmkq3rl6sx">
               <w:r>
                 <w:rPr>
                   <w:color w:val="315CBB"/>
@@ -2706,7 +2766,7 @@
             <w:pPr>
               <w:spacing w:after="80" w:before="0" w:line="300"/>
             </w:pPr>
-            <w:hyperlink w:history="1" r:id="rIdqwc2-mpx7kzyadpmbmnnn">
+            <w:hyperlink w:history="1" r:id="rIduxnzhxqjn6roa3etis9_9">
               <w:r>
                 <w:rPr>
                   <w:color w:val="315CBB"/>

--- a/site/en/resume.docx
+++ b/site/en/resume.docx
@@ -102,7 +102,7 @@
             <w:pPr>
               <w:spacing w:after="80" w:before="80" w:line="300"/>
             </w:pPr>
-            <w:hyperlink w:history="1" r:id="rIdesi-1o2ar8xwo7_vd-_sx">
+            <w:hyperlink w:history="1" r:id="rIdv7lf4a-thzz_-iguxfozw">
               <w:r>
                 <w:rPr>
                   <w:color w:val="315CBB"/>
@@ -120,7 +120,7 @@
               </w:rPr>
               <w:t xml:space="preserve">   </w:t>
             </w:r>
-            <w:hyperlink w:history="1" r:id="rIdtevukiy9irysnfwwhr2je">
+            <w:hyperlink w:history="1" r:id="rIdcbt131d2h3h7ndnqw6lgc">
               <w:r>
                 <w:rPr>
                   <w:color w:val="315CBB"/>
@@ -138,7 +138,7 @@
               </w:rPr>
               <w:t xml:space="preserve">   </w:t>
             </w:r>
-            <w:hyperlink w:history="1" r:id="rIdp-tjkcawpmf22iggbyzdc">
+            <w:hyperlink w:history="1" r:id="rId49b61jt0co7zyyflypvy-">
               <w:r>
                 <w:rPr>
                   <w:color w:val="315CBB"/>
@@ -156,7 +156,7 @@
               </w:rPr>
               <w:t xml:space="preserve">   </w:t>
             </w:r>
-            <w:hyperlink w:history="1" r:id="rIdhcjeue_h18gzqucrd8l_1">
+            <w:hyperlink w:history="1" r:id="rIdauroj1wj5jd1za78lpkqn">
               <w:r>
                 <w:rPr>
                   <w:color w:val="315CBB"/>
@@ -404,7 +404,7 @@
       <w:pPr>
         <w:spacing w:after="80" w:before="0" w:line="300"/>
       </w:pPr>
-      <w:hyperlink w:history="1" r:id="rIdikmov5y7bgootd2frfgai">
+      <w:hyperlink w:history="1" r:id="rId1uf8-pmqzsavuglpxzirm">
         <w:r>
           <w:rPr>
             <w:color w:val="315CBB"/>
@@ -1214,6 +1214,22 @@
     </w:p>
     <w:p>
       <w:pPr>
+        <w:keepNext/>
+        <w:spacing w:after="80" w:before="240" w:line="276"/>
+      </w:pPr>
+      <w:r>
+        <w:rPr>
+          <w:b/>
+          <w:bCs/>
+          <w:color w:val="315CBB"/>
+          <w:sz w:val="22"/>
+          <w:szCs w:val="22"/>
+        </w:rPr>
+        <w:t xml:space="preserve">Task cancellation and undoing saved changes</w:t>
+      </w:r>
+    </w:p>
+    <w:p>
+      <w:pPr>
         <w:spacing w:after="80" w:before="0" w:line="300"/>
       </w:pPr>
       <w:r>
@@ -1222,7 +1238,153 @@
           <w:sz w:val="18"/>
           <w:szCs w:val="18"/>
         </w:rPr>
-        <w:t xml:space="preserve">Internal evaluations. RAG timing compares Jev before/after tuning. Parallel document timing covers analysis only, excluding storage and post-processing.</w:t>
+        <w:t xml:space="preserve">Undoing changes an AI task already saved, and recording what was undone. Execution spans several stores and cannot be one transaction, so recovery runs as reverse actions.</w:t>
+      </w:r>
+    </w:p>
+    <w:p>
+      <w:pPr>
+        <w:pStyle w:val="ListParagraph"/>
+        <w:numPr>
+          <w:ilvl w:val="0"/>
+          <w:numId w:val="1"/>
+        </w:numPr>
+        <w:spacing w:after="100" w:before="100" w:line="300"/>
+      </w:pPr>
+      <w:r>
+        <w:rPr>
+          <w:b/>
+          <w:bCs/>
+          <w:color w:val="203047"/>
+          <w:sz w:val="20"/>
+          <w:szCs w:val="20"/>
+        </w:rPr>
+        <w:t xml:space="preserve">Undoing a cancelled task in reverse</w:t>
+      </w:r>
+      <w:r>
+        <w:br/>
+      </w:r>
+      <w:r>
+        <w:rPr>
+          <w:b/>
+          <w:bCs/>
+          <w:color w:val="C0392B"/>
+          <w:sz w:val="20"/>
+          <w:szCs w:val="20"/>
+        </w:rPr>
+        <w:t xml:space="preserve">Problem:</w:t>
+      </w:r>
+      <w:r>
+        <w:rPr>
+          <w:color w:val="203047"/>
+          <w:sz w:val="20"/>
+          <w:szCs w:val="20"/>
+        </w:rPr>
+        <w:t xml:space="preserve"> an AI task saves documents, folders, wiki pages and skills between model calls, so stopping execution leaves some changes behind.</w:t>
+      </w:r>
+      <w:r>
+        <w:br/>
+      </w:r>
+      <w:r>
+        <w:rPr>
+          <w:color w:val="203047"/>
+          <w:sz w:val="20"/>
+          <w:szCs w:val="20"/>
+        </w:rPr>
+        <w:t xml:space="preserve">Approach: persist the cancellation first to block later writes, then undo children first using a pre-change snapshot and an idempotency key tied to the approval. The agent turn and recovery share one execution lock, and bodies are saved as a new revision so late events cannot overwrite them. Recovery uses the run record only, never a model call.</w:t>
+      </w:r>
+      <w:r>
+        <w:br/>
+      </w:r>
+      <w:r>
+        <w:rPr>
+          <w:b/>
+          <w:bCs/>
+          <w:color w:val="1E8449"/>
+          <w:sz w:val="20"/>
+          <w:szCs w:val="20"/>
+        </w:rPr>
+        <w:t xml:space="preserve">Result:</w:t>
+      </w:r>
+      <w:r>
+        <w:rPr>
+          <w:color w:val="203047"/>
+          <w:sz w:val="20"/>
+          <w:szCs w:val="20"/>
+        </w:rPr>
+        <w:t xml:space="preserve"> cancellation is final only once full recovery is confirmed; conflicts stay retryable.</w:t>
+      </w:r>
+    </w:p>
+    <w:p>
+      <w:pPr>
+        <w:pStyle w:val="ListParagraph"/>
+        <w:numPr>
+          <w:ilvl w:val="0"/>
+          <w:numId w:val="1"/>
+        </w:numPr>
+        <w:spacing w:after="100" w:before="100" w:line="300"/>
+      </w:pPr>
+      <w:r>
+        <w:rPr>
+          <w:b/>
+          <w:bCs/>
+          <w:color w:val="203047"/>
+          <w:sz w:val="20"/>
+          <w:szCs w:val="20"/>
+        </w:rPr>
+        <w:t xml:space="preserve">Recovering without erasing other tasks’ contributions</w:t>
+      </w:r>
+      <w:r>
+        <w:br/>
+      </w:r>
+      <w:r>
+        <w:rPr>
+          <w:b/>
+          <w:bCs/>
+          <w:color w:val="C0392B"/>
+          <w:sz w:val="20"/>
+          <w:szCs w:val="20"/>
+        </w:rPr>
+        <w:t xml:space="preserve">Problem:</w:t>
+      </w:r>
+      <w:r>
+        <w:rPr>
+          <w:color w:val="203047"/>
+          <w:sz w:val="20"/>
+          <w:szCs w:val="20"/>
+        </w:rPr>
+        <w:t xml:space="preserve"> a concept page merges contributions from several documents, so an older snapshot would erase valid contributions from other documents.</w:t>
+      </w:r>
+      <w:r>
+        <w:br/>
+      </w:r>
+      <w:r>
+        <w:rPr>
+          <w:color w:val="203047"/>
+          <w:sz w:val="20"/>
+          <w:szCs w:val="20"/>
+        </w:rPr>
+        <w:t xml:space="preserve">Approach: record operations, page revisions and per-document contributions append-only, and reassemble with only the target contribution excluded. Soft delete instead of removal keeps the audit trail.</w:t>
+      </w:r>
+      <w:r>
+        <w:br/>
+      </w:r>
+      <w:r>
+        <w:rPr>
+          <w:b/>
+          <w:bCs/>
+          <w:color w:val="1E8449"/>
+          <w:sz w:val="20"/>
+          <w:szCs w:val="20"/>
+        </w:rPr>
+        <w:t xml:space="preserve">Result:</w:t>
+      </w:r>
+      <w:r>
+        <w:rPr>
+          <w:color w:val="203047"/>
+          <w:sz w:val="20"/>
+          <w:szCs w:val="20"/>
+        </w:rPr>
+        <w:t xml:space="preserve"> revision and contribution hashes verify state during asynchronous recovery, and the recovery itself is recorded as new history.</w:t>
       </w:r>
     </w:p>
     <w:p>
@@ -1235,6 +1397,19 @@
           <w:sz w:val="18"/>
           <w:szCs w:val="18"/>
         </w:rPr>
+        <w:t xml:space="preserve">Internal evaluations. RAG timing compares Jev before/after tuning. Parallel document timing covers analysis only, excluding storage and post-processing.</w:t>
+      </w:r>
+    </w:p>
+    <w:p>
+      <w:pPr>
+        <w:spacing w:after="80" w:before="0" w:line="300"/>
+      </w:pPr>
+      <w:r>
+        <w:rPr>
+          <w:color w:val="607089"/>
+          <w:sz w:val="18"/>
+          <w:szCs w:val="18"/>
+        </w:rPr>
         <w:t xml:space="preserve">See the detailed portfolio for the problem-solving process and experimental results.</w:t>
       </w:r>
     </w:p>
@@ -1242,7 +1417,7 @@
       <w:pPr>
         <w:spacing w:after="80" w:before="80" w:line="300"/>
       </w:pPr>
-      <w:hyperlink w:history="1" r:id="rIduffxsucgcnvvdipi6gy-3">
+      <w:hyperlink w:history="1" r:id="rIdow_s78ahr24tnxgx6tezg">
         <w:r>
           <w:rPr>
             <w:color w:val="315CBB"/>
@@ -1260,7 +1435,7 @@
         </w:rPr>
         <w:t xml:space="preserve">   </w:t>
       </w:r>
-      <w:hyperlink w:history="1" r:id="rIdcck0ic4ewmqidiphpmbzm">
+      <w:hyperlink w:history="1" r:id="rIdackfnyccpeyukgnuzmarp">
         <w:r>
           <w:rPr>
             <w:color w:val="315CBB"/>
@@ -1278,7 +1453,7 @@
         </w:rPr>
         <w:t xml:space="preserve">   </w:t>
       </w:r>
-      <w:hyperlink w:history="1" r:id="rIdy9yshsvrd7vl0-jdcrspz">
+      <w:hyperlink w:history="1" r:id="rIdciaeo06tqe9s5jmbrpacj">
         <w:r>
           <w:rPr>
             <w:color w:val="315CBB"/>
@@ -1296,7 +1471,7 @@
         </w:rPr>
         <w:t xml:space="preserve">   </w:t>
       </w:r>
-      <w:hyperlink w:history="1" r:id="rIdnbnlzhxacu9wusyt-3qw_">
+      <w:hyperlink w:history="1" r:id="rIdgace54ggwcnwn8rto3h34">
         <w:r>
           <w:rPr>
             <w:color w:val="315CBB"/>
@@ -1443,7 +1618,7 @@
       <w:pPr>
         <w:spacing w:after="80" w:before="0" w:line="300"/>
       </w:pPr>
-      <w:hyperlink w:history="1" r:id="rIdu4ewlhlis6up1e4hb5qrh">
+      <w:hyperlink w:history="1" r:id="rIdukr487rec7aipnrrlefpp">
         <w:r>
           <w:rPr>
             <w:color w:val="315CBB"/>
@@ -1857,7 +2032,7 @@
       <w:pPr>
         <w:spacing w:after="80" w:before="80" w:line="300"/>
       </w:pPr>
-      <w:hyperlink w:history="1" r:id="rIdq5k4u1fkdn87wexlw7ut-">
+      <w:hyperlink w:history="1" r:id="rIdqmyv-3wevfiwezemlfco0">
         <w:r>
           <w:rPr>
             <w:color w:val="315CBB"/>
@@ -1875,7 +2050,7 @@
         </w:rPr>
         <w:t xml:space="preserve">   </w:t>
       </w:r>
-      <w:hyperlink w:history="1" r:id="rIdr0gewyoukqbhz-pcbdwzx">
+      <w:hyperlink w:history="1" r:id="rIddpfqddwz0q9konqh50rbe">
         <w:r>
           <w:rPr>
             <w:color w:val="315CBB"/>
@@ -2262,7 +2437,7 @@
             <w:pPr>
               <w:spacing w:after="80" w:before="80" w:line="300"/>
             </w:pPr>
-            <w:hyperlink w:history="1" r:id="rIdhbrkf8ljyhbh7vo5l658y">
+            <w:hyperlink w:history="1" r:id="rIdambt6eflvrkhazfnvdj22">
               <w:r>
                 <w:rPr>
                   <w:color w:val="315CBB"/>
@@ -2280,7 +2455,7 @@
               </w:rPr>
               <w:t xml:space="preserve">   </w:t>
             </w:r>
-            <w:hyperlink w:history="1" r:id="rIddfqwnuebbo2q3tam3j7ps">
+            <w:hyperlink w:history="1" r:id="rIda9cfa6zswretuqvf4o9hc">
               <w:r>
                 <w:rPr>
                   <w:color w:val="315CBB"/>
@@ -2298,7 +2473,7 @@
               </w:rPr>
               <w:t xml:space="preserve">   </w:t>
             </w:r>
-            <w:hyperlink w:history="1" r:id="rIdsoaynt-pfe8jmkq3rl6sx">
+            <w:hyperlink w:history="1" r:id="rIde5trpffkquqva_q2jfcpi">
               <w:r>
                 <w:rPr>
                   <w:color w:val="315CBB"/>
@@ -2766,7 +2941,7 @@
             <w:pPr>
               <w:spacing w:after="80" w:before="0" w:line="300"/>
             </w:pPr>
-            <w:hyperlink w:history="1" r:id="rIduxnzhxqjn6roa3etis9_9">
+            <w:hyperlink w:history="1" r:id="rIdh_p5tw8wvtgjb9b3kadbh">
               <w:r>
                 <w:rPr>
                   <w:color w:val="315CBB"/>

--- a/site/en/resume.docx
+++ b/site/en/resume.docx
@@ -102,7 +102,7 @@
             <w:pPr>
               <w:spacing w:after="80" w:before="80" w:line="300"/>
             </w:pPr>
-            <w:hyperlink w:history="1" r:id="rIdv7lf4a-thzz_-iguxfozw">
+            <w:hyperlink w:history="1" r:id="rIdfjt7yc-dshloyaw6puhst">
               <w:r>
                 <w:rPr>
                   <w:color w:val="315CBB"/>
@@ -120,7 +120,7 @@
               </w:rPr>
               <w:t xml:space="preserve">   </w:t>
             </w:r>
-            <w:hyperlink w:history="1" r:id="rIdcbt131d2h3h7ndnqw6lgc">
+            <w:hyperlink w:history="1" r:id="rIdz2ell9lronya7er6gdnp7">
               <w:r>
                 <w:rPr>
                   <w:color w:val="315CBB"/>
@@ -138,7 +138,7 @@
               </w:rPr>
               <w:t xml:space="preserve">   </w:t>
             </w:r>
-            <w:hyperlink w:history="1" r:id="rId49b61jt0co7zyyflypvy-">
+            <w:hyperlink w:history="1" r:id="rIdoawd7bdt3mtdot4cr_zv1">
               <w:r>
                 <w:rPr>
                   <w:color w:val="315CBB"/>
@@ -156,7 +156,7 @@
               </w:rPr>
               <w:t xml:space="preserve">   </w:t>
             </w:r>
-            <w:hyperlink w:history="1" r:id="rIdauroj1wj5jd1za78lpkqn">
+            <w:hyperlink w:history="1" r:id="rIdqh0weztudkytdzdcdmb3_">
               <w:r>
                 <w:rPr>
                   <w:color w:val="315CBB"/>
@@ -404,7 +404,7 @@
       <w:pPr>
         <w:spacing w:after="80" w:before="0" w:line="300"/>
       </w:pPr>
-      <w:hyperlink w:history="1" r:id="rId1uf8-pmqzsavuglpxzirm">
+      <w:hyperlink w:history="1" r:id="rIdvqt_3unyk6-08wwq8dpnq">
         <w:r>
           <w:rPr>
             <w:color w:val="315CBB"/>
@@ -540,7 +540,7 @@
           <w:sz w:val="22"/>
           <w:szCs w:val="22"/>
         </w:rPr>
-        <w:t xml:space="preserve">Reusable Skills and improved AI Agent routing</w:t>
+        <w:t xml:space="preserve">Agent execution environment - skills, approval, routing and conversation context</w:t>
       </w:r>
     </w:p>
     <w:p>
@@ -553,7 +553,7 @@
           <w:sz w:val="18"/>
           <w:szCs w:val="18"/>
         </w:rPr>
-        <w:t xml:space="preserve">Built reusable Skills with user approval before changes. Applied Jev to route requests to questions, edits and other tasks: correct decisions rose from 77/98 to 81/98, and median decision time fell from 8.967s to 0.658s.</w:t>
+        <w:t xml:space="preserve">Built reusable Skills with user approval before changes. Applied Jev to route requests to questions, edits and other tasks: correct decisions rose from 77/98 to 81/98, and median decision time fell from 8.967s to 0.658s. I also set the scope of the conversation context and edit input the model receives.</w:t>
       </w:r>
     </w:p>
     <w:p>
@@ -724,35 +724,6 @@
     </w:p>
     <w:p>
       <w:pPr>
-        <w:keepNext/>
-        <w:spacing w:after="80" w:before="240" w:line="276"/>
-      </w:pPr>
-      <w:r>
-        <w:rPr>
-          <w:b/>
-          <w:bCs/>
-          <w:color w:val="315CBB"/>
-          <w:sz w:val="22"/>
-          <w:szCs w:val="22"/>
-        </w:rPr>
-        <w:t xml:space="preserve">Conversation context and edit input</w:t>
-      </w:r>
-    </w:p>
-    <w:p>
-      <w:pPr>
-        <w:spacing w:after="80" w:before="0" w:line="300"/>
-      </w:pPr>
-      <w:r>
-        <w:rPr>
-          <w:color w:val="607089"/>
-          <w:sz w:val="18"/>
-          <w:szCs w:val="18"/>
-        </w:rPr>
-        <w:t xml:space="preserve">Holding context across a long conversation while shrinking what the model receives for an edit.</w:t>
-      </w:r>
-    </w:p>
-    <w:p>
-      <w:pPr>
         <w:pStyle w:val="ListParagraph"/>
         <w:numPr>
           <w:ilvl w:val="0"/>
@@ -796,32 +767,21 @@
       </w:r>
       <w:r>
         <w:rPr>
-          <w:color w:val="203047"/>
-          <w:sz w:val="20"/>
-          <w:szCs w:val="20"/>
-        </w:rPr>
-        <w:t xml:space="preserve">Approach: keep the last six turns verbatim, compress older ones into a rolling summary, and keep the previous summary if summarization fails. The router also sees earlier routing decisions.</w:t>
-      </w:r>
-      <w:r>
-        <w:br/>
-      </w:r>
-      <w:r>
-        <w:rPr>
-          <w:b/>
-          <w:bCs/>
-          <w:color w:val="1E8449"/>
-          <w:sz w:val="20"/>
-          <w:szCs w:val="20"/>
-        </w:rPr>
-        <w:t xml:space="preserve">Result:</w:t>
-      </w:r>
-      <w:r>
-        <w:rPr>
-          <w:color w:val="203047"/>
-          <w:sz w:val="20"/>
-          <w:szCs w:val="20"/>
-        </w:rPr>
-        <w:t xml:space="preserve"> referring expressions resolve against earlier turns and feed into routing.</w:t>
+          <w:b/>
+          <w:bCs/>
+          <w:color w:val="1F6FEB"/>
+          <w:sz w:val="20"/>
+          <w:szCs w:val="20"/>
+        </w:rPr>
+        <w:t xml:space="preserve">Solution:</w:t>
+      </w:r>
+      <w:r>
+        <w:rPr>
+          <w:color w:val="203047"/>
+          <w:sz w:val="20"/>
+          <w:szCs w:val="20"/>
+        </w:rPr>
+        <w:t xml:space="preserve"> keep the last six turns verbatim, compress older ones into a rolling summary, and keep the previous summary when summarization fails. The router also receives earlier routing decisions, so referring expressions resolve against earlier turns.</w:t>
       </w:r>
     </w:p>
     <w:p>
@@ -862,39 +822,28 @@
           <w:sz w:val="20"/>
           <w:szCs w:val="20"/>
         </w:rPr>
-        <w:t xml:space="preserve"> sending a whole document drives up cost and latency.</w:t>
+        <w:t xml:space="preserve"> sending a whole document to the model drives up cost and latency.</w:t>
       </w:r>
       <w:r>
         <w:br/>
       </w:r>
       <w:r>
         <w:rPr>
-          <w:color w:val="203047"/>
-          <w:sz w:val="20"/>
-          <w:szCs w:val="20"/>
-        </w:rPr>
-        <w:t xml:space="preserve">Approach: send only the target line range plus context, and reject ranges straddling a table or code-block boundary. A benchmark tracks input size against the source, plus average and p95 time.</w:t>
-      </w:r>
-      <w:r>
-        <w:br/>
-      </w:r>
-      <w:r>
-        <w:rPr>
-          <w:b/>
-          <w:bCs/>
-          <w:color w:val="1E8449"/>
-          <w:sz w:val="20"/>
-          <w:szCs w:val="20"/>
-        </w:rPr>
-        <w:t xml:space="preserve">Result:</w:t>
-      </w:r>
-      <w:r>
-        <w:rPr>
-          <w:color w:val="203047"/>
-          <w:sz w:val="20"/>
-          <w:szCs w:val="20"/>
-        </w:rPr>
-        <w:t xml:space="preserve"> edit input stays centred on the target range at any document length.</w:t>
+          <w:b/>
+          <w:bCs/>
+          <w:color w:val="1F6FEB"/>
+          <w:sz w:val="20"/>
+          <w:szCs w:val="20"/>
+        </w:rPr>
+        <w:t xml:space="preserve">Solution:</w:t>
+      </w:r>
+      <w:r>
+        <w:rPr>
+          <w:color w:val="203047"/>
+          <w:sz w:val="20"/>
+          <w:szCs w:val="20"/>
+        </w:rPr>
+        <w:t xml:space="preserve"> send only the target line range plus surrounding context, and reject ranges that straddle a table or code-block boundary. A benchmark tracks input size against the source and average and p95 time.</w:t>
       </w:r>
     </w:p>
     <w:p>
@@ -910,7 +859,7 @@
           <w:sz w:val="22"/>
           <w:szCs w:val="22"/>
         </w:rPr>
-        <w:t xml:space="preserve">Document conversion pipeline and faster Wiki generation</w:t>
+        <w:t xml:space="preserve">Execution reliability and LLM tracing</w:t>
       </w:r>
     </w:p>
     <w:p>
@@ -923,7 +872,7 @@
           <w:sz w:val="18"/>
           <w:szCs w:val="18"/>
         </w:rPr>
-        <w:t xml:space="preserve">Converted uploaded PDFs for retrieval and grounded answers, and reduced Wiki generation time. Internal pass rate on 30 pages improved from 45.17% to 89.89%; analysis of 4 documents fell from 282.11s to 73.89s.</w:t>
+        <w:t xml:space="preserve">Undoing changes an AI task already saved, and making each stage of a run inspectable. Execution spans several stores and cannot be one transaction, so recovery runs as reverse actions.</w:t>
       </w:r>
     </w:p>
     <w:p>
@@ -943,7 +892,7 @@
           <w:sz w:val="20"/>
           <w:szCs w:val="20"/>
         </w:rPr>
-        <w:t xml:space="preserve">PDF → Markdown conversion</w:t>
+        <w:t xml:space="preserve">Undoing a cancelled task in reverse</w:t>
       </w:r>
       <w:r>
         <w:br/>
@@ -964,7 +913,7 @@
           <w:sz w:val="20"/>
           <w:szCs w:val="20"/>
         </w:rPr>
-        <w:t xml:space="preserve"> Open-source conversion damaged tables and equations; full AI conversion still had errors and high API usage.</w:t>
+        <w:t xml:space="preserve"> an AI task saves documents, folders, wiki pages and skills between model calls, so stopping execution leaves some changes behind.</w:t>
       </w:r>
       <w:r>
         <w:br/>
@@ -985,28 +934,7 @@
           <w:sz w:val="20"/>
           <w:szCs w:val="20"/>
         </w:rPr>
-        <w:t xml:space="preserve"> Compared PDF tools and adopted AnyDoc. Repaired damaged text with AI, processed tables and equations separately, and preserved original figures.</w:t>
-      </w:r>
-      <w:r>
-        <w:br/>
-      </w:r>
-      <w:r>
-        <w:rPr>
-          <w:b/>
-          <w:bCs/>
-          <w:color w:val="1E8449"/>
-          <w:sz w:val="20"/>
-          <w:szCs w:val="20"/>
-        </w:rPr>
-        <w:t xml:space="preserve">Result:</w:t>
-      </w:r>
-      <w:r>
-        <w:rPr>
-          <w:color w:val="203047"/>
-          <w:sz w:val="20"/>
-          <w:szCs w:val="20"/>
-        </w:rPr>
-        <w:t xml:space="preserve"> Internal pass rate on 30 PDF pages improved from 45.17% to 89.89%.</w:t>
+        <w:t xml:space="preserve"> persist the cancellation first to block later writes, then undo children first using a pre-change snapshot and an idempotency key tied to the approval. Recovery uses the run record alone, never a model call, and cancellation is final only once full recovery is confirmed.</w:t>
       </w:r>
     </w:p>
     <w:p>
@@ -1026,7 +954,7 @@
           <w:sz w:val="20"/>
           <w:szCs w:val="20"/>
         </w:rPr>
-        <w:t xml:space="preserve">Parallel Wiki generation</w:t>
+        <w:t xml:space="preserve">Recovering without erasing other tasks’ contributions</w:t>
       </w:r>
       <w:r>
         <w:br/>
@@ -1047,7 +975,7 @@
           <w:sz w:val="20"/>
           <w:szCs w:val="20"/>
         </w:rPr>
-        <w:t xml:space="preserve"> Later documents waited for earlier external AI responses.</w:t>
+        <w:t xml:space="preserve"> a concept page merges contributions from several documents, so an older snapshot would erase valid contributions from other documents.</w:t>
       </w:r>
       <w:r>
         <w:br/>
@@ -1068,57 +996,7 @@
           <w:sz w:val="20"/>
           <w:szCs w:val="20"/>
         </w:rPr>
-        <w:t xml:space="preserve"> Compared worker counts and requests per worker. Capped workers at 4 to manage memory; rejected extra concurrency and GPU parallelism that slowed processing.</w:t>
-      </w:r>
-      <w:r>
-        <w:br/>
-      </w:r>
-      <w:r>
-        <w:rPr>
-          <w:b/>
-          <w:bCs/>
-          <w:color w:val="1E8449"/>
-          <w:sz w:val="20"/>
-          <w:szCs w:val="20"/>
-        </w:rPr>
-        <w:t xml:space="preserve">Result:</w:t>
-      </w:r>
-      <w:r>
-        <w:rPr>
-          <w:color w:val="203047"/>
-          <w:sz w:val="20"/>
-          <w:szCs w:val="20"/>
-        </w:rPr>
-        <w:t xml:space="preserve"> Analysis of 4 documents fell from 282.11s to 73.89s (about 74% less).</w:t>
-      </w:r>
-    </w:p>
-    <w:p>
-      <w:pPr>
-        <w:keepNext/>
-        <w:spacing w:after="80" w:before="240" w:line="276"/>
-      </w:pPr>
-      <w:r>
-        <w:rPr>
-          <w:b/>
-          <w:bCs/>
-          <w:color w:val="315CBB"/>
-          <w:sz w:val="22"/>
-          <w:szCs w:val="22"/>
-        </w:rPr>
-        <w:t xml:space="preserve">Service responsibilities, communication and LLM tracing</w:t>
-      </w:r>
-    </w:p>
-    <w:p>
-      <w:pPr>
-        <w:spacing w:after="80" w:before="0" w:line="300"/>
-      </w:pPr>
-      <w:r>
-        <w:rPr>
-          <w:color w:val="607089"/>
-          <w:sz w:val="18"/>
-          <w:szCs w:val="18"/>
-        </w:rPr>
-        <w:t xml:space="preserve">Defined responsibilities, data ownership and communication for services including AI, and added tracing that exposes each stage of an AI run.</w:t>
+        <w:t xml:space="preserve"> record operations, revisions and per-document contributions append-only, then reassemble with only the target contribution excluded. Soft delete instead of removal keeps the audit trail.</w:t>
       </w:r>
     </w:p>
     <w:p>
@@ -1132,11 +1010,84 @@
       </w:pPr>
       <w:r>
         <w:rPr>
-          <w:color w:val="203047"/>
-          <w:sz w:val="20"/>
-          <w:szCs w:val="20"/>
-        </w:rPr>
-        <w:t xml:space="preserve">Proposed the initial MSA design, then jointly finalized service boundaries, data ownership and communication with teammates and mentors.</w:t>
+          <w:b/>
+          <w:bCs/>
+          <w:color w:val="203047"/>
+          <w:sz w:val="20"/>
+          <w:szCs w:val="20"/>
+        </w:rPr>
+        <w:t xml:space="preserve">LLM run tracing and the boundary around sensitive data</w:t>
+      </w:r>
+      <w:r>
+        <w:br/>
+      </w:r>
+      <w:r>
+        <w:rPr>
+          <w:b/>
+          <w:bCs/>
+          <w:color w:val="C0392B"/>
+          <w:sz w:val="20"/>
+          <w:szCs w:val="20"/>
+        </w:rPr>
+        <w:t xml:space="preserve">Problem:</w:t>
+      </w:r>
+      <w:r>
+        <w:rPr>
+          <w:color w:val="203047"/>
+          <w:sz w:val="20"/>
+          <w:szCs w:val="20"/>
+        </w:rPr>
+        <w:t xml:space="preserve"> the evaluation loop ran as plain Python, so stages could not be inspected separately, and whatever reached the tracing tool could carry sensitive data.</w:t>
+      </w:r>
+      <w:r>
+        <w:br/>
+      </w:r>
+      <w:r>
+        <w:rPr>
+          <w:b/>
+          <w:bCs/>
+          <w:color w:val="1F6FEB"/>
+          <w:sz w:val="20"/>
+          <w:szCs w:val="20"/>
+        </w:rPr>
+        <w:t xml:space="preserve">Solution:</w:t>
+      </w:r>
+      <w:r>
+        <w:rPr>
+          <w:color w:val="203047"/>
+          <w:sz w:val="20"/>
+          <w:szCs w:val="20"/>
+        </w:rPr>
+        <w:t xml:space="preserve"> rebuilt the loop as a LangGraph graph so generation, evaluation and retry each trace as a node. The agent graph keeps tracing off and excludes raw tool lookups from persisted state, and my own prompt log masks numeric personal data before writing. Timing runs disable tracing and logging entirely.</w:t>
+      </w:r>
+    </w:p>
+    <w:p>
+      <w:pPr>
+        <w:keepNext/>
+        <w:spacing w:after="80" w:before="240" w:line="276"/>
+      </w:pPr>
+      <w:r>
+        <w:rPr>
+          <w:b/>
+          <w:bCs/>
+          <w:color w:val="315CBB"/>
+          <w:sz w:val="22"/>
+          <w:szCs w:val="22"/>
+        </w:rPr>
+        <w:t xml:space="preserve">Document conversion pipeline and faster Wiki generation</w:t>
+      </w:r>
+    </w:p>
+    <w:p>
+      <w:pPr>
+        <w:spacing w:after="80" w:before="0" w:line="300"/>
+      </w:pPr>
+      <w:r>
+        <w:rPr>
+          <w:color w:val="607089"/>
+          <w:sz w:val="18"/>
+          <w:szCs w:val="18"/>
+        </w:rPr>
+        <w:t xml:space="preserve">Converted uploaded PDFs for retrieval and grounded answers, and reduced Wiki generation time. Internal pass rate on 30 pages improved from 45.17% to 89.89%; analysis of 4 documents fell from 282.11s to 73.89s.</w:t>
       </w:r>
     </w:p>
     <w:p>
@@ -1156,7 +1107,7 @@
           <w:sz w:val="20"/>
           <w:szCs w:val="20"/>
         </w:rPr>
-        <w:t xml:space="preserve">LLM run tracing and the boundary around sensitive data</w:t>
+        <w:t xml:space="preserve">PDF → Markdown conversion</w:t>
       </w:r>
       <w:r>
         <w:br/>
@@ -1177,18 +1128,28 @@
           <w:sz w:val="20"/>
           <w:szCs w:val="20"/>
         </w:rPr>
-        <w:t xml:space="preserve"> the evaluation loop ran as plain Python, so extraction, evaluation and retry could not be inspected separately — yet tracing everything would send raw tool lookups and personal data outside.</w:t>
+        <w:t xml:space="preserve"> Open-source conversion damaged tables and equations; full AI conversion still had errors and high API usage.</w:t>
       </w:r>
       <w:r>
         <w:br/>
       </w:r>
       <w:r>
         <w:rPr>
-          <w:color w:val="203047"/>
-          <w:sz w:val="20"/>
-          <w:szCs w:val="20"/>
-        </w:rPr>
-        <w:t xml:space="preserve">Approach: rebuilt the loop as a LangGraph graph so generation, evaluation and retry each became a traced node. A missing LangSmith key skips tracing but still runs the graph. The agent graph keeps tracing off, excludes raw tool lookups from persisted state, and deletes that state ahead of the run record at end of retention. My own prompt log masks numeric personal data before writing.</w:t>
+          <w:b/>
+          <w:bCs/>
+          <w:color w:val="1F6FEB"/>
+          <w:sz w:val="20"/>
+          <w:szCs w:val="20"/>
+        </w:rPr>
+        <w:t xml:space="preserve">Solution:</w:t>
+      </w:r>
+      <w:r>
+        <w:rPr>
+          <w:color w:val="203047"/>
+          <w:sz w:val="20"/>
+          <w:szCs w:val="20"/>
+        </w:rPr>
+        <w:t xml:space="preserve"> Compared PDF tools and adopted AnyDoc. Repaired damaged text with AI, processed tables and equations separately, and preserved original figures.</w:t>
       </w:r>
       <w:r>
         <w:br/>
@@ -1209,36 +1170,7 @@
           <w:sz w:val="20"/>
           <w:szCs w:val="20"/>
         </w:rPr>
-        <w:t xml:space="preserve"> graph nodes and model call spans are visible on real requests. Timing runs disable tracing and prompt logging so instrumentation stays out of the numbers.</w:t>
-      </w:r>
-    </w:p>
-    <w:p>
-      <w:pPr>
-        <w:keepNext/>
-        <w:spacing w:after="80" w:before="240" w:line="276"/>
-      </w:pPr>
-      <w:r>
-        <w:rPr>
-          <w:b/>
-          <w:bCs/>
-          <w:color w:val="315CBB"/>
-          <w:sz w:val="22"/>
-          <w:szCs w:val="22"/>
-        </w:rPr>
-        <w:t xml:space="preserve">Task cancellation and undoing saved changes</w:t>
-      </w:r>
-    </w:p>
-    <w:p>
-      <w:pPr>
-        <w:spacing w:after="80" w:before="0" w:line="300"/>
-      </w:pPr>
-      <w:r>
-        <w:rPr>
-          <w:color w:val="607089"/>
-          <w:sz w:val="18"/>
-          <w:szCs w:val="18"/>
-        </w:rPr>
-        <w:t xml:space="preserve">Undoing changes an AI task already saved, and recording what was undone. Execution spans several stores and cannot be one transaction, so recovery runs as reverse actions.</w:t>
+        <w:t xml:space="preserve"> Internal pass rate on 30 PDF pages improved from 45.17% to 89.89%.</w:t>
       </w:r>
     </w:p>
     <w:p>
@@ -1258,7 +1190,7 @@
           <w:sz w:val="20"/>
           <w:szCs w:val="20"/>
         </w:rPr>
-        <w:t xml:space="preserve">Undoing a cancelled task in reverse</w:t>
+        <w:t xml:space="preserve">Parallel Wiki generation</w:t>
       </w:r>
       <w:r>
         <w:br/>
@@ -1279,18 +1211,28 @@
           <w:sz w:val="20"/>
           <w:szCs w:val="20"/>
         </w:rPr>
-        <w:t xml:space="preserve"> an AI task saves documents, folders, wiki pages and skills between model calls, so stopping execution leaves some changes behind.</w:t>
+        <w:t xml:space="preserve"> Later documents waited for earlier external AI responses.</w:t>
       </w:r>
       <w:r>
         <w:br/>
       </w:r>
       <w:r>
         <w:rPr>
-          <w:color w:val="203047"/>
-          <w:sz w:val="20"/>
-          <w:szCs w:val="20"/>
-        </w:rPr>
-        <w:t xml:space="preserve">Approach: persist the cancellation first to block later writes, then undo children first using a pre-change snapshot and an idempotency key tied to the approval. The agent turn and recovery share one execution lock, and bodies are saved as a new revision so late events cannot overwrite them. Recovery uses the run record only, never a model call.</w:t>
+          <w:b/>
+          <w:bCs/>
+          <w:color w:val="1F6FEB"/>
+          <w:sz w:val="20"/>
+          <w:szCs w:val="20"/>
+        </w:rPr>
+        <w:t xml:space="preserve">Solution:</w:t>
+      </w:r>
+      <w:r>
+        <w:rPr>
+          <w:color w:val="203047"/>
+          <w:sz w:val="20"/>
+          <w:szCs w:val="20"/>
+        </w:rPr>
+        <w:t xml:space="preserve"> Compared worker counts and requests per worker. Capped workers at 4 to manage memory; rejected extra concurrency and GPU parallelism that slowed processing.</w:t>
       </w:r>
       <w:r>
         <w:br/>
@@ -1311,80 +1253,7 @@
           <w:sz w:val="20"/>
           <w:szCs w:val="20"/>
         </w:rPr>
-        <w:t xml:space="preserve"> cancellation is final only once full recovery is confirmed; conflicts stay retryable.</w:t>
-      </w:r>
-    </w:p>
-    <w:p>
-      <w:pPr>
-        <w:pStyle w:val="ListParagraph"/>
-        <w:numPr>
-          <w:ilvl w:val="0"/>
-          <w:numId w:val="1"/>
-        </w:numPr>
-        <w:spacing w:after="100" w:before="100" w:line="300"/>
-      </w:pPr>
-      <w:r>
-        <w:rPr>
-          <w:b/>
-          <w:bCs/>
-          <w:color w:val="203047"/>
-          <w:sz w:val="20"/>
-          <w:szCs w:val="20"/>
-        </w:rPr>
-        <w:t xml:space="preserve">Recovering without erasing other tasks’ contributions</w:t>
-      </w:r>
-      <w:r>
-        <w:br/>
-      </w:r>
-      <w:r>
-        <w:rPr>
-          <w:b/>
-          <w:bCs/>
-          <w:color w:val="C0392B"/>
-          <w:sz w:val="20"/>
-          <w:szCs w:val="20"/>
-        </w:rPr>
-        <w:t xml:space="preserve">Problem:</w:t>
-      </w:r>
-      <w:r>
-        <w:rPr>
-          <w:color w:val="203047"/>
-          <w:sz w:val="20"/>
-          <w:szCs w:val="20"/>
-        </w:rPr>
-        <w:t xml:space="preserve"> a concept page merges contributions from several documents, so an older snapshot would erase valid contributions from other documents.</w:t>
-      </w:r>
-      <w:r>
-        <w:br/>
-      </w:r>
-      <w:r>
-        <w:rPr>
-          <w:color w:val="203047"/>
-          <w:sz w:val="20"/>
-          <w:szCs w:val="20"/>
-        </w:rPr>
-        <w:t xml:space="preserve">Approach: record operations, page revisions and per-document contributions append-only, and reassemble with only the target contribution excluded. Soft delete instead of removal keeps the audit trail.</w:t>
-      </w:r>
-      <w:r>
-        <w:br/>
-      </w:r>
-      <w:r>
-        <w:rPr>
-          <w:b/>
-          <w:bCs/>
-          <w:color w:val="1E8449"/>
-          <w:sz w:val="20"/>
-          <w:szCs w:val="20"/>
-        </w:rPr>
-        <w:t xml:space="preserve">Result:</w:t>
-      </w:r>
-      <w:r>
-        <w:rPr>
-          <w:color w:val="203047"/>
-          <w:sz w:val="20"/>
-          <w:szCs w:val="20"/>
-        </w:rPr>
-        <w:t xml:space="preserve"> revision and contribution hashes verify state during asynchronous recovery, and the recovery itself is recorded as new history.</w:t>
+        <w:t xml:space="preserve"> Analysis of 4 documents fell from 282.11s to 73.89s (about 74% less).</w:t>
       </w:r>
     </w:p>
     <w:p>
@@ -1397,7 +1266,7 @@
           <w:sz w:val="18"/>
           <w:szCs w:val="18"/>
         </w:rPr>
-        <w:t xml:space="preserve">Internal evaluations. RAG timing compares Jev before/after tuning. Parallel document timing covers analysis only, excluding storage and post-processing.</w:t>
+        <w:t xml:space="preserve">Proposed the initial MSA design, then jointly finalized service boundaries, data ownership and communication with teammates and mentors.</w:t>
       </w:r>
     </w:p>
     <w:p>
@@ -1410,6 +1279,19 @@
           <w:sz w:val="18"/>
           <w:szCs w:val="18"/>
         </w:rPr>
+        <w:t xml:space="preserve">Internal evaluations. RAG timing compares Jev before/after tuning. Parallel document timing covers analysis only, excluding storage and post-processing.</w:t>
+      </w:r>
+    </w:p>
+    <w:p>
+      <w:pPr>
+        <w:spacing w:after="80" w:before="0" w:line="300"/>
+      </w:pPr>
+      <w:r>
+        <w:rPr>
+          <w:color w:val="607089"/>
+          <w:sz w:val="18"/>
+          <w:szCs w:val="18"/>
+        </w:rPr>
         <w:t xml:space="preserve">See the detailed portfolio for the problem-solving process and experimental results.</w:t>
       </w:r>
     </w:p>
@@ -1417,7 +1299,7 @@
       <w:pPr>
         <w:spacing w:after="80" w:before="80" w:line="300"/>
       </w:pPr>
-      <w:hyperlink w:history="1" r:id="rIdow_s78ahr24tnxgx6tezg">
+      <w:hyperlink w:history="1" r:id="rIdddg7w_edcpgfdbpmb9imd">
         <w:r>
           <w:rPr>
             <w:color w:val="315CBB"/>
@@ -1435,7 +1317,7 @@
         </w:rPr>
         <w:t xml:space="preserve">   </w:t>
       </w:r>
-      <w:hyperlink w:history="1" r:id="rIdackfnyccpeyukgnuzmarp">
+      <w:hyperlink w:history="1" r:id="rIdf8rnbu57gsvwtwc2pvdaa">
         <w:r>
           <w:rPr>
             <w:color w:val="315CBB"/>
@@ -1453,7 +1335,7 @@
         </w:rPr>
         <w:t xml:space="preserve">   </w:t>
       </w:r>
-      <w:hyperlink w:history="1" r:id="rIdciaeo06tqe9s5jmbrpacj">
+      <w:hyperlink w:history="1" r:id="rIdfks0ovozh_2o8bmxxmkcb">
         <w:r>
           <w:rPr>
             <w:color w:val="315CBB"/>
@@ -1471,7 +1353,7 @@
         </w:rPr>
         <w:t xml:space="preserve">   </w:t>
       </w:r>
-      <w:hyperlink w:history="1" r:id="rIdgace54ggwcnwn8rto3h34">
+      <w:hyperlink w:history="1" r:id="rId6uazr-gxlwpu35hetv1il">
         <w:r>
           <w:rPr>
             <w:color w:val="315CBB"/>
@@ -1618,7 +1500,7 @@
       <w:pPr>
         <w:spacing w:after="80" w:before="0" w:line="300"/>
       </w:pPr>
-      <w:hyperlink w:history="1" r:id="rIdukr487rec7aipnrrlefpp">
+      <w:hyperlink w:history="1" r:id="rIdkysljbiqpzdwjy_fsj_ee">
         <w:r>
           <w:rPr>
             <w:color w:val="315CBB"/>
@@ -1946,6 +1828,8 @@
       </w:pPr>
       <w:r>
         <w:rPr>
+          <w:b/>
+          <w:bCs/>
           <w:color w:val="203047"/>
           <w:sz w:val="20"/>
           <w:szCs w:val="20"/>
@@ -1957,33 +1841,63 @@
       </w:r>
       <w:r>
         <w:rPr>
-          <w:color w:val="203047"/>
-          <w:sz w:val="20"/>
-          <w:szCs w:val="20"/>
-        </w:rPr>
-        <w:t xml:space="preserve">Feedback: at the first exhibition, visitors asked to check health functional foods alongside prescription drugs.</w:t>
+          <w:b/>
+          <w:bCs/>
+          <w:color w:val="C0392B"/>
+          <w:sz w:val="20"/>
+          <w:szCs w:val="20"/>
+        </w:rPr>
+        <w:t xml:space="preserve">Problem:</w:t>
+      </w:r>
+      <w:r>
+        <w:rPr>
+          <w:color w:val="203047"/>
+          <w:sz w:val="20"/>
+          <w:szCs w:val="20"/>
+        </w:rPr>
+        <w:t xml:space="preserve"> at the first exhibition visitors could only check prescription drugs and asked to see health functional foods too.</w:t>
       </w:r>
       <w:r>
         <w:br/>
       </w:r>
       <w:r>
         <w:rPr>
-          <w:color w:val="203047"/>
-          <w:sz w:val="20"/>
-          <w:szCs w:val="20"/>
-        </w:rPr>
-        <w:t xml:space="preserve">What shipped: within the health functional food data we held, I added them to search and autocomplete, surfaced caution and co-administration information, allowed them in medication reminders and logs, and included them in chatbot answers.</w:t>
+          <w:b/>
+          <w:bCs/>
+          <w:color w:val="1F6FEB"/>
+          <w:sz w:val="20"/>
+          <w:szCs w:val="20"/>
+        </w:rPr>
+        <w:t xml:space="preserve">Solution:</w:t>
+      </w:r>
+      <w:r>
+        <w:rPr>
+          <w:color w:val="203047"/>
+          <w:sz w:val="20"/>
+          <w:szCs w:val="20"/>
+        </w:rPr>
+        <w:t xml:space="preserve"> within the data we held, added them to search and autocomplete, surfaced caution and co-administration information, allowed them in reminders and logs, and included them in chatbot answers.</w:t>
       </w:r>
       <w:r>
         <w:br/>
       </w:r>
       <w:r>
         <w:rPr>
-          <w:color w:val="203047"/>
-          <w:sz w:val="20"/>
-          <w:szCs w:val="20"/>
-        </w:rPr>
-        <w:t xml:space="preserve">Scope: limited to the data we had obtained; not the exhaustive coverage we have for drugs.</w:t>
+          <w:b/>
+          <w:bCs/>
+          <w:color w:val="1E8449"/>
+          <w:sz w:val="20"/>
+          <w:szCs w:val="20"/>
+        </w:rPr>
+        <w:t xml:space="preserve">Result:</w:t>
+      </w:r>
+      <w:r>
+        <w:rPr>
+          <w:color w:val="203047"/>
+          <w:sz w:val="20"/>
+          <w:szCs w:val="20"/>
+        </w:rPr>
+        <w:t xml:space="preserve"> a request from the floor became the next slice of work. Limited to the data we had obtained, not the exhaustive coverage we have for drugs.</w:t>
       </w:r>
     </w:p>
     <w:p>
@@ -2032,7 +1946,7 @@
       <w:pPr>
         <w:spacing w:after="80" w:before="80" w:line="300"/>
       </w:pPr>
-      <w:hyperlink w:history="1" r:id="rIdqmyv-3wevfiwezemlfco0">
+      <w:hyperlink w:history="1" r:id="rIdd6z3wgaq86m3_oweiukqs">
         <w:r>
           <w:rPr>
             <w:color w:val="315CBB"/>
@@ -2050,7 +1964,7 @@
         </w:rPr>
         <w:t xml:space="preserve">   </w:t>
       </w:r>
-      <w:hyperlink w:history="1" r:id="rIddpfqddwz0q9konqh50rbe">
+      <w:hyperlink w:history="1" r:id="rIdi7rhqficizzrvq21povoq">
         <w:r>
           <w:rPr>
             <w:color w:val="315CBB"/>
@@ -2437,7 +2351,7 @@
             <w:pPr>
               <w:spacing w:after="80" w:before="80" w:line="300"/>
             </w:pPr>
-            <w:hyperlink w:history="1" r:id="rIdambt6eflvrkhazfnvdj22">
+            <w:hyperlink w:history="1" r:id="rIdgmqapbgagdr5b-bwo6klu">
               <w:r>
                 <w:rPr>
                   <w:color w:val="315CBB"/>
@@ -2455,7 +2369,7 @@
               </w:rPr>
               <w:t xml:space="preserve">   </w:t>
             </w:r>
-            <w:hyperlink w:history="1" r:id="rIda9cfa6zswretuqvf4o9hc">
+            <w:hyperlink w:history="1" r:id="rIdbu6geupxc84koylbu2a0j">
               <w:r>
                 <w:rPr>
                   <w:color w:val="315CBB"/>
@@ -2473,7 +2387,7 @@
               </w:rPr>
               <w:t xml:space="preserve">   </w:t>
             </w:r>
-            <w:hyperlink w:history="1" r:id="rIde5trpffkquqva_q2jfcpi">
+            <w:hyperlink w:history="1" r:id="rIdfooca1ruzwqxzfcnex3r6">
               <w:r>
                 <w:rPr>
                   <w:color w:val="315CBB"/>
@@ -2941,7 +2855,7 @@
             <w:pPr>
               <w:spacing w:after="80" w:before="0" w:line="300"/>
             </w:pPr>
-            <w:hyperlink w:history="1" r:id="rIdh_p5tw8wvtgjb9b3kadbh">
+            <w:hyperlink w:history="1" r:id="rIddayp--lyuo8ehwxoixzwu">
               <w:r>
                 <w:rPr>
                   <w:color w:val="315CBB"/>

--- a/site/en/resume.docx
+++ b/site/en/resume.docx
@@ -4,7 +4,7 @@
   <w:body>
     <w:tbl>
       <w:tblPr>
-        <w:tblW w:type="dxa" w:w="10092"/>
+        <w:tblW w:type="dxa" w:w="10318"/>
         <w:tblBorders>
           <w:top w:val="none" w:color="FFFFFF" w:sz="0"/>
           <w:left w:val="none" w:color="FFFFFF" w:sz="0"/>
@@ -16,7 +16,7 @@
         <w:tblLayout w:type="fixed"/>
       </w:tblPr>
       <w:tblGrid>
-        <w:gridCol w:w="10092"/>
+        <w:gridCol w:w="10318"/>
       </w:tblGrid>
       <w:tr>
         <w:trPr>
@@ -24,27 +24,27 @@
         </w:trPr>
         <w:tc>
           <w:tcPr>
-            <w:tcW w:type="dxa" w:w="10092"/>
+            <w:tcW w:type="dxa" w:w="10318"/>
             <w:shd w:fill="EFF3FC"/>
             <w:tcMar>
-              <w:top w:type="dxa" w:w="200"/>
-              <w:left w:type="dxa" w:w="260"/>
-              <w:bottom w:type="dxa" w:w="200"/>
-              <w:right w:type="dxa" w:w="260"/>
+              <w:top w:type="dxa" w:w="195"/>
+              <w:left w:type="dxa" w:w="240"/>
+              <w:bottom w:type="dxa" w:w="195"/>
+              <w:right w:type="dxa" w:w="240"/>
             </w:tcMar>
           </w:tcPr>
           <w:p>
             <w:pPr>
               <w:keepNext/>
-              <w:spacing w:after="60" w:before="0" w:line="276"/>
+              <w:spacing w:after="0" w:before="0" w:line="322"/>
             </w:pPr>
             <w:r>
               <w:rPr>
                 <w:b/>
                 <w:bCs/>
                 <w:color w:val="315CBB"/>
-                <w:sz w:val="20"/>
-                <w:szCs w:val="20"/>
+                <w:sz w:val="23"/>
+                <w:szCs w:val="23"/>
               </w:rPr>
               <w:t xml:space="preserve">Jaehyeong Kim · AI Application Developer / Backend Engineer</w:t>
             </w:r>
@@ -52,15 +52,15 @@
           <w:p>
             <w:pPr>
               <w:keepNext/>
-              <w:spacing w:after="80" w:before="60" w:line="276"/>
+              <w:spacing w:after="75" w:before="75" w:line="364"/>
             </w:pPr>
             <w:r>
               <w:rPr>
                 <w:b/>
                 <w:bCs/>
                 <w:color w:val="315CBB"/>
-                <w:sz w:val="34"/>
-                <w:szCs w:val="34"/>
+                <w:sz w:val="26"/>
+                <w:szCs w:val="26"/>
               </w:rPr>
               <w:t xml:space="preserve">A developer who digs into root causes</w:t>
             </w:r>
@@ -69,8 +69,8 @@
                 <w:b/>
                 <w:bCs/>
                 <w:color w:val="315CBB"/>
-                <w:sz w:val="34"/>
-                <w:szCs w:val="34"/>
+                <w:sz w:val="26"/>
+                <w:szCs w:val="26"/>
               </w:rPr>
               <w:t xml:space="preserve"> </w:t>
             </w:r>
@@ -79,35 +79,35 @@
                 <w:b/>
                 <w:bCs/>
                 <w:color w:val="315CBB"/>
-                <w:sz w:val="34"/>
-                <w:szCs w:val="34"/>
+                <w:sz w:val="26"/>
+                <w:szCs w:val="26"/>
               </w:rPr>
               <w:t xml:space="preserve">and enjoys solving difficult problems</w:t>
             </w:r>
           </w:p>
           <w:p>
             <w:pPr>
-              <w:spacing w:after="140" w:before="0" w:line="300"/>
+              <w:spacing w:after="90" w:before="0" w:line="210"/>
             </w:pPr>
             <w:r>
               <w:rPr>
                 <w:color w:val="607089"/>
-                <w:sz w:val="22"/>
-                <w:szCs w:val="22"/>
+                <w:sz w:val="15"/>
+                <w:szCs w:val="15"/>
               </w:rPr>
               <w:t xml:space="preserve">AI Application Developer · Backend Engineer</w:t>
             </w:r>
           </w:p>
           <w:p>
             <w:pPr>
-              <w:spacing w:after="80" w:before="80" w:line="300"/>
-            </w:pPr>
-            <w:hyperlink w:history="1" r:id="rIdfjt7yc-dshloyaw6puhst">
+              <w:spacing w:after="0" w:before="75" w:line="210"/>
+            </w:pPr>
+            <w:hyperlink w:history="1" r:id="rId78zehyaydu1jdj4dbcvby">
               <w:r>
                 <w:rPr>
                   <w:color w:val="315CBB"/>
-                  <w:sz w:val="20"/>
-                  <w:szCs w:val="20"/>
+                  <w:sz w:val="15"/>
+                  <w:szCs w:val="15"/>
                 </w:rPr>
                 <w:t xml:space="preserve">kkuldangi2@gmail.com</w:t>
               </w:r>
@@ -115,17 +115,17 @@
             <w:r>
               <w:rPr>
                 <w:color w:val="203047"/>
-                <w:sz w:val="20"/>
-                <w:szCs w:val="20"/>
+                <w:sz w:val="15"/>
+                <w:szCs w:val="15"/>
               </w:rPr>
               <w:t xml:space="preserve">   </w:t>
             </w:r>
-            <w:hyperlink w:history="1" r:id="rIdz2ell9lronya7er6gdnp7">
+            <w:hyperlink w:history="1" r:id="rIdzvyk-8amys_crp4pklhx3">
               <w:r>
                 <w:rPr>
                   <w:color w:val="315CBB"/>
-                  <w:sz w:val="20"/>
-                  <w:szCs w:val="20"/>
+                  <w:sz w:val="15"/>
+                  <w:szCs w:val="15"/>
                 </w:rPr>
                 <w:t xml:space="preserve">GitHub ↗</w:t>
               </w:r>
@@ -133,17 +133,17 @@
             <w:r>
               <w:rPr>
                 <w:color w:val="203047"/>
-                <w:sz w:val="20"/>
-                <w:szCs w:val="20"/>
+                <w:sz w:val="15"/>
+                <w:szCs w:val="15"/>
               </w:rPr>
               <w:t xml:space="preserve">   </w:t>
             </w:r>
-            <w:hyperlink w:history="1" r:id="rIdoawd7bdt3mtdot4cr_zv1">
+            <w:hyperlink w:history="1" r:id="rIdjsqff9gp93gtrqli9yvvm">
               <w:r>
                 <w:rPr>
                   <w:color w:val="315CBB"/>
-                  <w:sz w:val="20"/>
-                  <w:szCs w:val="20"/>
+                  <w:sz w:val="15"/>
+                  <w:szCs w:val="15"/>
                 </w:rPr>
                 <w:t xml:space="preserve">Blog ↗</w:t>
               </w:r>
@@ -151,17 +151,17 @@
             <w:r>
               <w:rPr>
                 <w:color w:val="203047"/>
-                <w:sz w:val="20"/>
-                <w:szCs w:val="20"/>
+                <w:sz w:val="15"/>
+                <w:szCs w:val="15"/>
               </w:rPr>
               <w:t xml:space="preserve">   </w:t>
             </w:r>
-            <w:hyperlink w:history="1" r:id="rIdqh0weztudkytdzdcdmb3_">
+            <w:hyperlink w:history="1" r:id="rIdtt0kxfd7z6chqamdx7kx7">
               <w:r>
                 <w:rPr>
                   <w:color w:val="315CBB"/>
-                  <w:sz w:val="20"/>
-                  <w:szCs w:val="20"/>
+                  <w:sz w:val="15"/>
+                  <w:szCs w:val="15"/>
                 </w:rPr>
                 <w:t xml:space="preserve">LinkedIn ↗</w:t>
               </w:r>
@@ -169,8 +169,8 @@
             <w:r>
               <w:rPr>
                 <w:color w:val="203047"/>
-                <w:sz w:val="20"/>
-                <w:szCs w:val="20"/>
+                <w:sz w:val="15"/>
+                <w:szCs w:val="15"/>
               </w:rPr>
               <w:t xml:space="preserve">   </w:t>
             </w:r>
@@ -184,15 +184,15 @@
         <w:pBdr>
           <w:bottom w:val="single" w:color="6A80BD" w:sz="12" w:space="4"/>
         </w:pBdr>
-        <w:spacing w:after="180" w:before="420" w:line="276"/>
+        <w:spacing w:after="135" w:before="240" w:line="252"/>
       </w:pPr>
       <w:r>
         <w:rPr>
           <w:b/>
           <w:bCs/>
           <w:color w:val="315CBB"/>
-          <w:sz w:val="24"/>
-          <w:szCs w:val="24"/>
+          <w:sz w:val="18"/>
+          <w:szCs w:val="18"/>
         </w:rPr>
         <w:t xml:space="preserve">SUMMARY</w:t>
       </w:r>
@@ -204,15 +204,15 @@
           <w:ilvl w:val="0"/>
           <w:numId w:val="1"/>
         </w:numPr>
-        <w:spacing w:after="100" w:before="100" w:line="300"/>
-      </w:pPr>
-      <w:r>
-        <w:rPr>
-          <w:b/>
-          <w:bCs/>
-          <w:color w:val="203047"/>
-          <w:sz w:val="20"/>
-          <w:szCs w:val="20"/>
+        <w:spacing w:after="75" w:before="0" w:line="210"/>
+      </w:pPr>
+      <w:r>
+        <w:rPr>
+          <w:b/>
+          <w:bCs/>
+          <w:color w:val="203047"/>
+          <w:sz w:val="15"/>
+          <w:szCs w:val="15"/>
         </w:rPr>
         <w:t xml:space="preserve">RAG evidence selection: coverage 66.25% → 91.25%, false evidence 20 → 0</w:t>
       </w:r>
@@ -224,15 +224,15 @@
           <w:ilvl w:val="0"/>
           <w:numId w:val="1"/>
         </w:numPr>
-        <w:spacing w:after="100" w:before="100" w:line="300"/>
-      </w:pPr>
-      <w:r>
-        <w:rPr>
-          <w:b/>
-          <w:bCs/>
-          <w:color w:val="203047"/>
-          <w:sz w:val="20"/>
-          <w:szCs w:val="20"/>
+        <w:spacing w:after="75" w:before="0" w:line="210"/>
+      </w:pPr>
+      <w:r>
+        <w:rPr>
+          <w:b/>
+          <w:bCs/>
+          <w:color w:val="203047"/>
+          <w:sz w:val="15"/>
+          <w:szCs w:val="15"/>
         </w:rPr>
         <w:t xml:space="preserve">Agent execution environment: user-defined skills behind approval, edit quality 94/114 → 104/114</w:t>
       </w:r>
@@ -244,15 +244,15 @@
           <w:ilvl w:val="0"/>
           <w:numId w:val="1"/>
         </w:numPr>
-        <w:spacing w:after="100" w:before="100" w:line="300"/>
-      </w:pPr>
-      <w:r>
-        <w:rPr>
-          <w:b/>
-          <w:bCs/>
-          <w:color w:val="203047"/>
-          <w:sz w:val="20"/>
-          <w:szCs w:val="20"/>
+        <w:spacing w:after="75" w:before="0" w:line="210"/>
+      </w:pPr>
+      <w:r>
+        <w:rPr>
+          <w:b/>
+          <w:bCs/>
+          <w:color w:val="203047"/>
+          <w:sz w:val="15"/>
+          <w:szCs w:val="15"/>
         </w:rPr>
         <w:t xml:space="preserve">Data pipelines: PDF conversion pass rate 45.17% → 89.89%, drug conversion $200 estimated → $11.18 spent</w:t>
       </w:r>
@@ -263,22 +263,22 @@
         <w:pBdr>
           <w:bottom w:val="single" w:color="6A80BD" w:sz="12" w:space="4"/>
         </w:pBdr>
-        <w:spacing w:after="180" w:before="420" w:line="276"/>
+        <w:spacing w:after="135" w:before="240" w:line="252"/>
       </w:pPr>
       <w:r>
         <w:rPr>
           <w:b/>
           <w:bCs/>
           <w:color w:val="315CBB"/>
-          <w:sz w:val="24"/>
-          <w:szCs w:val="24"/>
+          <w:sz w:val="18"/>
+          <w:szCs w:val="18"/>
         </w:rPr>
         <w:t xml:space="preserve">PROJECTS &amp; EXPERIENCE</w:t>
       </w:r>
     </w:p>
     <w:tbl>
       <w:tblPr>
-        <w:tblW w:type="dxa" w:w="10092"/>
+        <w:tblW w:type="dxa" w:w="10318"/>
         <w:tblBorders>
           <w:top w:val="none" w:color="FFFFFF" w:sz="0"/>
           <w:left w:val="none" w:color="FFFFFF" w:sz="0"/>
@@ -290,8 +290,8 @@
         <w:tblLayout w:type="fixed"/>
       </w:tblPr>
       <w:tblGrid>
-        <w:gridCol w:w="7064"/>
-        <w:gridCol w:w="3028"/>
+        <w:gridCol w:w="7223"/>
+        <w:gridCol w:w="3095"/>
       </w:tblGrid>
       <w:tr>
         <w:trPr>
@@ -299,26 +299,26 @@
         </w:trPr>
         <w:tc>
           <w:tcPr>
-            <w:tcW w:type="dxa" w:w="7064"/>
+            <w:tcW w:type="dxa" w:w="7223"/>
             <w:tcMar>
-              <w:top w:type="dxa" w:w="280"/>
+              <w:top w:type="dxa" w:w="204"/>
               <w:left w:type="dxa" w:w="0"/>
-              <w:bottom w:type="dxa" w:w="60"/>
+              <w:bottom w:type="dxa" w:w="44"/>
               <w:right w:type="dxa" w:w="0"/>
             </w:tcMar>
           </w:tcPr>
           <w:p>
             <w:pPr>
               <w:keepNext/>
-              <w:spacing w:after="0" w:before="0" w:line="276"/>
+              <w:spacing w:after="0" w:before="0" w:line="364"/>
             </w:pPr>
             <w:r>
               <w:rPr>
                 <w:b/>
                 <w:bCs/>
                 <w:color w:val="203047"/>
-                <w:sz w:val="24"/>
-                <w:szCs w:val="24"/>
+                <w:sz w:val="26"/>
+                <w:szCs w:val="26"/>
               </w:rPr>
               <w:t xml:space="preserve">Fruition</w:t>
             </w:r>
@@ -326,25 +326,25 @@
         </w:tc>
         <w:tc>
           <w:tcPr>
-            <w:tcW w:type="dxa" w:w="3028"/>
+            <w:tcW w:type="dxa" w:w="3095"/>
             <w:tcMar>
-              <w:top w:type="dxa" w:w="280"/>
+              <w:top w:type="dxa" w:w="204"/>
               <w:left w:type="dxa" w:w="0"/>
-              <w:bottom w:type="dxa" w:w="60"/>
+              <w:bottom w:type="dxa" w:w="44"/>
               <w:right w:type="dxa" w:w="0"/>
             </w:tcMar>
           </w:tcPr>
           <w:p>
             <w:pPr>
               <w:keepNext/>
-              <w:spacing w:after="80" w:before="0" w:line="300"/>
+              <w:spacing w:after="75" w:before="0" w:line="196"/>
               <w:jc w:val="right"/>
             </w:pPr>
             <w:r>
               <w:rPr>
                 <w:color w:val="607089"/>
-                <w:sz w:val="18"/>
-                <w:szCs w:val="18"/>
+                <w:sz w:val="14"/>
+                <w:szCs w:val="14"/>
               </w:rPr>
               <w:t xml:space="preserve">2026.04 — Present</w:t>
             </w:r>
@@ -354,13 +354,13 @@
     </w:tbl>
     <w:p>
       <w:pPr>
-        <w:spacing w:after="80" w:before="0" w:line="300"/>
+        <w:spacing w:after="75" w:before="0" w:line="196"/>
       </w:pPr>
       <w:r>
         <w:rPr>
           <w:color w:val="607089"/>
-          <w:sz w:val="18"/>
-          <w:szCs w:val="18"/>
+          <w:sz w:val="14"/>
+          <w:szCs w:val="14"/>
         </w:rPr>
         <w:t xml:space="preserve">LLM Wiki-based AI workspace · AI SW Maestro, 17th cohort · Deployed on AWS EKS, in QA</w:t>
       </w:r>
@@ -370,21 +370,21 @@
       <w:r>
         <w:rPr>
           <w:color w:val="607089"/>
-          <w:sz w:val="18"/>
-          <w:szCs w:val="18"/>
+          <w:sz w:val="14"/>
+          <w:szCs w:val="14"/>
         </w:rPr>
         <w:t xml:space="preserve">Team project (3 + designer) / AI lead</w:t>
       </w:r>
     </w:p>
     <w:p>
       <w:pPr>
-        <w:spacing w:after="80" w:before="0" w:line="300"/>
+        <w:spacing w:after="75" w:before="0" w:line="196"/>
       </w:pPr>
       <w:r>
         <w:rPr>
           <w:color w:val="607089"/>
-          <w:sz w:val="18"/>
-          <w:szCs w:val="18"/>
+          <w:sz w:val="14"/>
+          <w:szCs w:val="14"/>
         </w:rPr>
         <w:t xml:space="preserve">How it started: a teammate’s pain point with managing documents, refined through design thinking — saved documents could not be found when needed.</w:t>
       </w:r>
@@ -394,22 +394,22 @@
       <w:r>
         <w:rPr>
           <w:color w:val="607089"/>
-          <w:sz w:val="18"/>
-          <w:szCs w:val="18"/>
+          <w:sz w:val="14"/>
+          <w:szCs w:val="14"/>
         </w:rPr>
         <w:t xml:space="preserve">Team: me (all AI), 1 backend (Spring backend), 1 frontend &amp; DevOps (frontend, MSA deployment on AWS), external designer · 3 mentors</w:t>
       </w:r>
     </w:p>
     <w:p>
       <w:pPr>
-        <w:spacing w:after="80" w:before="0" w:line="300"/>
-      </w:pPr>
-      <w:hyperlink w:history="1" r:id="rIdvqt_3unyk6-08wwq8dpnq">
+        <w:spacing w:after="75" w:before="0" w:line="210"/>
+      </w:pPr>
+      <w:hyperlink w:history="1" r:id="rIdhyko_kxiqzzswoel_9hkp">
         <w:r>
           <w:rPr>
             <w:color w:val="315CBB"/>
-            <w:sz w:val="20"/>
-            <w:szCs w:val="20"/>
+            <w:sz w:val="15"/>
+            <w:szCs w:val="15"/>
           </w:rPr>
           <w:t xml:space="preserve">GitHub · AI repository ↗</w:t>
         </w:r>
@@ -418,28 +418,28 @@
     <w:p>
       <w:pPr>
         <w:keepNext/>
-        <w:spacing w:after="80" w:before="240" w:line="276"/>
+        <w:spacing w:after="45" w:before="105" w:line="238"/>
       </w:pPr>
       <w:r>
         <w:rPr>
           <w:b/>
           <w:bCs/>
           <w:color w:val="315CBB"/>
-          <w:sz w:val="22"/>
-          <w:szCs w:val="22"/>
+          <w:sz w:val="17"/>
+          <w:szCs w:val="17"/>
         </w:rPr>
         <w:t xml:space="preserve">Improving retrieval for grounded AI answers</w:t>
       </w:r>
     </w:p>
     <w:p>
       <w:pPr>
-        <w:spacing w:after="80" w:before="0" w:line="300"/>
+        <w:spacing w:after="75" w:before="0" w:line="196"/>
       </w:pPr>
       <w:r>
         <w:rPr>
           <w:color w:val="607089"/>
-          <w:sz w:val="18"/>
-          <w:szCs w:val="18"/>
+          <w:sz w:val="14"/>
+          <w:szCs w:val="14"/>
         </w:rPr>
         <w:t xml:space="preserve">Retrieved document evidence for AI answers. Coverage on 80 answerable questions rose from 66.25% to 91.25%, while false evidence returns on 20 unanswerable questions fell from 20 to 0.</w:t>
       </w:r>
@@ -451,15 +451,15 @@
           <w:ilvl w:val="0"/>
           <w:numId w:val="1"/>
         </w:numPr>
-        <w:spacing w:after="100" w:before="100" w:line="300"/>
-      </w:pPr>
-      <w:r>
-        <w:rPr>
-          <w:b/>
-          <w:bCs/>
-          <w:color w:val="203047"/>
-          <w:sz w:val="20"/>
-          <w:szCs w:val="20"/>
+        <w:spacing w:after="75" w:before="0" w:line="210"/>
+      </w:pPr>
+      <w:r>
+        <w:rPr>
+          <w:b/>
+          <w:bCs/>
+          <w:color w:val="203047"/>
+          <w:sz w:val="15"/>
+          <w:szCs w:val="15"/>
         </w:rPr>
         <w:t xml:space="preserve">Evidence selection for RAG</w:t>
       </w:r>
@@ -471,16 +471,16 @@
           <w:b/>
           <w:bCs/>
           <w:color w:val="C0392B"/>
-          <w:sz w:val="20"/>
-          <w:szCs w:val="20"/>
+          <w:sz w:val="15"/>
+          <w:szCs w:val="15"/>
         </w:rPr>
         <w:t xml:space="preserve">Problem:</w:t>
       </w:r>
       <w:r>
         <w:rPr>
           <w:color w:val="203047"/>
-          <w:sz w:val="20"/>
-          <w:szCs w:val="20"/>
+          <w:sz w:val="15"/>
+          <w:szCs w:val="15"/>
         </w:rPr>
         <w:t xml:space="preserve"> Retrieval missed required facts and returned evidence for unanswerable questions.</w:t>
       </w:r>
@@ -492,16 +492,16 @@
           <w:b/>
           <w:bCs/>
           <w:color w:val="1F6FEB"/>
-          <w:sz w:val="20"/>
-          <w:szCs w:val="20"/>
+          <w:sz w:val="15"/>
+          <w:szCs w:val="15"/>
         </w:rPr>
         <w:t xml:space="preserve">Solution:</w:t>
       </w:r>
       <w:r>
         <w:rPr>
           <w:color w:val="203047"/>
-          <w:sz w:val="20"/>
-          <w:szCs w:val="20"/>
+          <w:sz w:val="15"/>
+          <w:szCs w:val="15"/>
         </w:rPr>
         <w:t xml:space="preserve"> Applied Jev after routing tests, then controlled candidates and return limits after a full-corpus trial. Tuned to 300 candidates and up to 4 parallel batches.</w:t>
       </w:r>
@@ -513,16 +513,16 @@
           <w:b/>
           <w:bCs/>
           <w:color w:val="1E8449"/>
-          <w:sz w:val="20"/>
-          <w:szCs w:val="20"/>
+          <w:sz w:val="15"/>
+          <w:szCs w:val="15"/>
         </w:rPr>
         <w:t xml:space="preserve">Result:</w:t>
       </w:r>
       <w:r>
         <w:rPr>
           <w:color w:val="203047"/>
-          <w:sz w:val="20"/>
-          <w:szCs w:val="20"/>
+          <w:sz w:val="15"/>
+          <w:szCs w:val="15"/>
         </w:rPr>
         <w:t xml:space="preserve"> Across 9 papers, coverage on 80 answerable questions rose from 66.25% to 91.25%. False evidence returns on 20 unanswerable questions fell from 20 to 0. Median time before/after Jev tuning: 9.090s → 2.251s.</w:t>
       </w:r>
@@ -530,28 +530,28 @@
     <w:p>
       <w:pPr>
         <w:keepNext/>
-        <w:spacing w:after="80" w:before="240" w:line="276"/>
+        <w:spacing w:after="45" w:before="105" w:line="238"/>
       </w:pPr>
       <w:r>
         <w:rPr>
           <w:b/>
           <w:bCs/>
           <w:color w:val="315CBB"/>
-          <w:sz w:val="22"/>
-          <w:szCs w:val="22"/>
+          <w:sz w:val="17"/>
+          <w:szCs w:val="17"/>
         </w:rPr>
         <w:t xml:space="preserve">Agent execution environment - skills, approval, routing and conversation context</w:t>
       </w:r>
     </w:p>
     <w:p>
       <w:pPr>
-        <w:spacing w:after="80" w:before="0" w:line="300"/>
+        <w:spacing w:after="75" w:before="0" w:line="196"/>
       </w:pPr>
       <w:r>
         <w:rPr>
           <w:color w:val="607089"/>
-          <w:sz w:val="18"/>
-          <w:szCs w:val="18"/>
+          <w:sz w:val="14"/>
+          <w:szCs w:val="14"/>
         </w:rPr>
         <w:t xml:space="preserve">Built reusable Skills with user approval before changes. Applied Jev to route requests to questions, edits and other tasks: correct decisions rose from 77/98 to 81/98, and median decision time fell from 8.967s to 0.658s. I also set the scope of the conversation context and edit input the model receives.</w:t>
       </w:r>
@@ -563,15 +563,15 @@
           <w:ilvl w:val="0"/>
           <w:numId w:val="1"/>
         </w:numPr>
-        <w:spacing w:after="100" w:before="100" w:line="300"/>
-      </w:pPr>
-      <w:r>
-        <w:rPr>
-          <w:b/>
-          <w:bCs/>
-          <w:color w:val="203047"/>
-          <w:sz w:val="20"/>
-          <w:szCs w:val="20"/>
+        <w:spacing w:after="75" w:before="0" w:line="210"/>
+      </w:pPr>
+      <w:r>
+        <w:rPr>
+          <w:b/>
+          <w:bCs/>
+          <w:color w:val="203047"/>
+          <w:sz w:val="15"/>
+          <w:szCs w:val="15"/>
         </w:rPr>
         <w:t xml:space="preserve">User-defined task instructions (Skills)</w:t>
       </w:r>
@@ -583,16 +583,16 @@
           <w:b/>
           <w:bCs/>
           <w:color w:val="C0392B"/>
-          <w:sz w:val="20"/>
-          <w:szCs w:val="20"/>
+          <w:sz w:val="15"/>
+          <w:szCs w:val="15"/>
         </w:rPr>
         <w:t xml:space="preserve">Problem:</w:t>
       </w:r>
       <w:r>
         <w:rPr>
           <w:color w:val="203047"/>
-          <w:sz w:val="20"/>
-          <w:szCs w:val="20"/>
+          <w:sz w:val="15"/>
+          <w:szCs w:val="15"/>
         </w:rPr>
         <w:t xml:space="preserve"> Developers cannot build every recurring workflow users need.</w:t>
       </w:r>
@@ -604,16 +604,16 @@
           <w:b/>
           <w:bCs/>
           <w:color w:val="1F6FEB"/>
-          <w:sz w:val="20"/>
-          <w:szCs w:val="20"/>
+          <w:sz w:val="15"/>
+          <w:szCs w:val="15"/>
         </w:rPr>
         <w:t xml:space="preserve">Solution:</w:t>
       </w:r>
       <w:r>
         <w:rPr>
           <w:color w:val="203047"/>
-          <w:sz w:val="20"/>
-          <w:szCs w:val="20"/>
+          <w:sz w:val="15"/>
+          <w:szCs w:val="15"/>
         </w:rPr>
         <w:t xml:space="preserve"> Built drafting, review and publishing of natural-language instructions, with checks against bypassing permissions or approval. Document changes require separate preview and approval.</w:t>
       </w:r>
@@ -625,16 +625,16 @@
           <w:b/>
           <w:bCs/>
           <w:color w:val="1E8449"/>
-          <w:sz w:val="20"/>
-          <w:szCs w:val="20"/>
+          <w:sz w:val="15"/>
+          <w:szCs w:val="15"/>
         </w:rPr>
         <w:t xml:space="preserve">Result:</w:t>
       </w:r>
       <w:r>
         <w:rPr>
           <w:color w:val="203047"/>
-          <w:sz w:val="20"/>
-          <w:szCs w:val="20"/>
+          <w:sz w:val="15"/>
+          <w:szCs w:val="15"/>
         </w:rPr>
         <w:t xml:space="preserve"> Published Skills became available to the Agent. In a 6-document check, no changes occurred before approval; 3 folders were created and documents moved afterward.</w:t>
       </w:r>
@@ -646,15 +646,15 @@
           <w:ilvl w:val="0"/>
           <w:numId w:val="1"/>
         </w:numPr>
-        <w:spacing w:after="100" w:before="100" w:line="300"/>
-      </w:pPr>
-      <w:r>
-        <w:rPr>
-          <w:b/>
-          <w:bCs/>
-          <w:color w:val="203047"/>
-          <w:sz w:val="20"/>
-          <w:szCs w:val="20"/>
+        <w:spacing w:after="75" w:before="0" w:line="210"/>
+      </w:pPr>
+      <w:r>
+        <w:rPr>
+          <w:b/>
+          <w:bCs/>
+          <w:color w:val="203047"/>
+          <w:sz w:val="15"/>
+          <w:szCs w:val="15"/>
         </w:rPr>
         <w:t xml:space="preserve">Jev-based request routing</w:t>
       </w:r>
@@ -666,16 +666,16 @@
           <w:b/>
           <w:bCs/>
           <w:color w:val="C0392B"/>
-          <w:sz w:val="20"/>
-          <w:szCs w:val="20"/>
+          <w:sz w:val="15"/>
+          <w:szCs w:val="15"/>
         </w:rPr>
         <w:t xml:space="preserve">Problem:</w:t>
       </w:r>
       <w:r>
         <w:rPr>
           <w:color w:val="203047"/>
-          <w:sz w:val="20"/>
-          <w:szCs w:val="20"/>
+          <w:sz w:val="15"/>
+          <w:szCs w:val="15"/>
         </w:rPr>
         <w:t xml:space="preserve"> Misclassifying questions as edits led to the wrong action.</w:t>
       </w:r>
@@ -687,16 +687,16 @@
           <w:b/>
           <w:bCs/>
           <w:color w:val="1F6FEB"/>
-          <w:sz w:val="20"/>
-          <w:szCs w:val="20"/>
+          <w:sz w:val="15"/>
+          <w:szCs w:val="15"/>
         </w:rPr>
         <w:t xml:space="preserve">Solution:</w:t>
       </w:r>
       <w:r>
         <w:rPr>
           <w:color w:val="203047"/>
-          <w:sz w:val="20"/>
-          <w:szCs w:val="20"/>
+          <w:sz w:val="15"/>
+          <w:szCs w:val="15"/>
         </w:rPr>
         <w:t xml:space="preserve"> Applied Jev, a model that picks only from a fixed set of options, to select task types and additional conditions for questions, edits, document creation and folder organization.</w:t>
       </w:r>
@@ -708,16 +708,16 @@
           <w:b/>
           <w:bCs/>
           <w:color w:val="1E8449"/>
-          <w:sz w:val="20"/>
-          <w:szCs w:val="20"/>
+          <w:sz w:val="15"/>
+          <w:szCs w:val="15"/>
         </w:rPr>
         <w:t xml:space="preserve">Result:</w:t>
       </w:r>
       <w:r>
         <w:rPr>
           <w:color w:val="203047"/>
-          <w:sz w:val="20"/>
-          <w:szCs w:val="20"/>
+          <w:sz w:val="15"/>
+          <w:szCs w:val="15"/>
         </w:rPr>
         <w:t xml:space="preserve"> Fully correct decisions on the same 98 requests rose from 77 to 81 (63 for GPT-5-nano on the same options). Median decision time fell from 8.967s to 0.658s.</w:t>
       </w:r>
@@ -729,15 +729,15 @@
           <w:ilvl w:val="0"/>
           <w:numId w:val="1"/>
         </w:numPr>
-        <w:spacing w:after="100" w:before="100" w:line="300"/>
-      </w:pPr>
-      <w:r>
-        <w:rPr>
-          <w:b/>
-          <w:bCs/>
-          <w:color w:val="203047"/>
-          <w:sz w:val="20"/>
-          <w:szCs w:val="20"/>
+        <w:spacing w:after="75" w:before="0" w:line="210"/>
+      </w:pPr>
+      <w:r>
+        <w:rPr>
+          <w:b/>
+          <w:bCs/>
+          <w:color w:val="203047"/>
+          <w:sz w:val="15"/>
+          <w:szCs w:val="15"/>
         </w:rPr>
         <w:t xml:space="preserve">Conversation memory</w:t>
       </w:r>
@@ -749,16 +749,16 @@
           <w:b/>
           <w:bCs/>
           <w:color w:val="C0392B"/>
-          <w:sz w:val="20"/>
-          <w:szCs w:val="20"/>
+          <w:sz w:val="15"/>
+          <w:szCs w:val="15"/>
         </w:rPr>
         <w:t xml:space="preserve">Problem:</w:t>
       </w:r>
       <w:r>
         <w:rPr>
           <w:color w:val="203047"/>
-          <w:sz w:val="20"/>
-          <w:szCs w:val="20"/>
+          <w:sz w:val="15"/>
+          <w:szCs w:val="15"/>
         </w:rPr>
         <w:t xml:space="preserve"> a long conversation cannot be passed to the model in full.</w:t>
       </w:r>
@@ -770,16 +770,16 @@
           <w:b/>
           <w:bCs/>
           <w:color w:val="1F6FEB"/>
-          <w:sz w:val="20"/>
-          <w:szCs w:val="20"/>
+          <w:sz w:val="15"/>
+          <w:szCs w:val="15"/>
         </w:rPr>
         <w:t xml:space="preserve">Solution:</w:t>
       </w:r>
       <w:r>
         <w:rPr>
           <w:color w:val="203047"/>
-          <w:sz w:val="20"/>
-          <w:szCs w:val="20"/>
+          <w:sz w:val="15"/>
+          <w:szCs w:val="15"/>
         </w:rPr>
         <w:t xml:space="preserve"> keep the last six turns verbatim, compress older ones into a rolling summary, and keep the previous summary when summarization fails. The router also receives earlier routing decisions, so referring expressions resolve against earlier turns.</w:t>
       </w:r>
@@ -791,15 +791,15 @@
           <w:ilvl w:val="0"/>
           <w:numId w:val="1"/>
         </w:numPr>
-        <w:spacing w:after="100" w:before="100" w:line="300"/>
-      </w:pPr>
-      <w:r>
-        <w:rPr>
-          <w:b/>
-          <w:bCs/>
-          <w:color w:val="203047"/>
-          <w:sz w:val="20"/>
-          <w:szCs w:val="20"/>
+        <w:spacing w:after="75" w:before="0" w:line="210"/>
+      </w:pPr>
+      <w:r>
+        <w:rPr>
+          <w:b/>
+          <w:bCs/>
+          <w:color w:val="203047"/>
+          <w:sz w:val="15"/>
+          <w:szCs w:val="15"/>
         </w:rPr>
         <w:t xml:space="preserve">Bounding the edit input</w:t>
       </w:r>
@@ -811,16 +811,16 @@
           <w:b/>
           <w:bCs/>
           <w:color w:val="C0392B"/>
-          <w:sz w:val="20"/>
-          <w:szCs w:val="20"/>
+          <w:sz w:val="15"/>
+          <w:szCs w:val="15"/>
         </w:rPr>
         <w:t xml:space="preserve">Problem:</w:t>
       </w:r>
       <w:r>
         <w:rPr>
           <w:color w:val="203047"/>
-          <w:sz w:val="20"/>
-          <w:szCs w:val="20"/>
+          <w:sz w:val="15"/>
+          <w:szCs w:val="15"/>
         </w:rPr>
         <w:t xml:space="preserve"> sending a whole document to the model drives up cost and latency.</w:t>
       </w:r>
@@ -832,16 +832,16 @@
           <w:b/>
           <w:bCs/>
           <w:color w:val="1F6FEB"/>
-          <w:sz w:val="20"/>
-          <w:szCs w:val="20"/>
+          <w:sz w:val="15"/>
+          <w:szCs w:val="15"/>
         </w:rPr>
         <w:t xml:space="preserve">Solution:</w:t>
       </w:r>
       <w:r>
         <w:rPr>
           <w:color w:val="203047"/>
-          <w:sz w:val="20"/>
-          <w:szCs w:val="20"/>
+          <w:sz w:val="15"/>
+          <w:szCs w:val="15"/>
         </w:rPr>
         <w:t xml:space="preserve"> send only the target line range plus surrounding context, and reject ranges that straddle a table or code-block boundary. A benchmark tracks input size against the source and average and p95 time.</w:t>
       </w:r>
@@ -849,28 +849,28 @@
     <w:p>
       <w:pPr>
         <w:keepNext/>
-        <w:spacing w:after="80" w:before="240" w:line="276"/>
+        <w:spacing w:after="45" w:before="105" w:line="238"/>
       </w:pPr>
       <w:r>
         <w:rPr>
           <w:b/>
           <w:bCs/>
           <w:color w:val="315CBB"/>
-          <w:sz w:val="22"/>
-          <w:szCs w:val="22"/>
+          <w:sz w:val="17"/>
+          <w:szCs w:val="17"/>
         </w:rPr>
         <w:t xml:space="preserve">Execution reliability and LLM tracing</w:t>
       </w:r>
     </w:p>
     <w:p>
       <w:pPr>
-        <w:spacing w:after="80" w:before="0" w:line="300"/>
+        <w:spacing w:after="75" w:before="0" w:line="196"/>
       </w:pPr>
       <w:r>
         <w:rPr>
           <w:color w:val="607089"/>
-          <w:sz w:val="18"/>
-          <w:szCs w:val="18"/>
+          <w:sz w:val="14"/>
+          <w:szCs w:val="14"/>
         </w:rPr>
         <w:t xml:space="preserve">Undoing changes an AI task already saved, and making each stage of a run inspectable. Execution spans several stores and cannot be one transaction, so recovery runs as reverse actions.</w:t>
       </w:r>
@@ -882,15 +882,15 @@
           <w:ilvl w:val="0"/>
           <w:numId w:val="1"/>
         </w:numPr>
-        <w:spacing w:after="100" w:before="100" w:line="300"/>
-      </w:pPr>
-      <w:r>
-        <w:rPr>
-          <w:b/>
-          <w:bCs/>
-          <w:color w:val="203047"/>
-          <w:sz w:val="20"/>
-          <w:szCs w:val="20"/>
+        <w:spacing w:after="75" w:before="0" w:line="210"/>
+      </w:pPr>
+      <w:r>
+        <w:rPr>
+          <w:b/>
+          <w:bCs/>
+          <w:color w:val="203047"/>
+          <w:sz w:val="15"/>
+          <w:szCs w:val="15"/>
         </w:rPr>
         <w:t xml:space="preserve">Undoing a cancelled task in reverse</w:t>
       </w:r>
@@ -902,16 +902,16 @@
           <w:b/>
           <w:bCs/>
           <w:color w:val="C0392B"/>
-          <w:sz w:val="20"/>
-          <w:szCs w:val="20"/>
+          <w:sz w:val="15"/>
+          <w:szCs w:val="15"/>
         </w:rPr>
         <w:t xml:space="preserve">Problem:</w:t>
       </w:r>
       <w:r>
         <w:rPr>
           <w:color w:val="203047"/>
-          <w:sz w:val="20"/>
-          <w:szCs w:val="20"/>
+          <w:sz w:val="15"/>
+          <w:szCs w:val="15"/>
         </w:rPr>
         <w:t xml:space="preserve"> an AI task saves documents, folders, wiki pages and skills between model calls, so stopping execution leaves some changes behind.</w:t>
       </w:r>
@@ -923,16 +923,16 @@
           <w:b/>
           <w:bCs/>
           <w:color w:val="1F6FEB"/>
-          <w:sz w:val="20"/>
-          <w:szCs w:val="20"/>
+          <w:sz w:val="15"/>
+          <w:szCs w:val="15"/>
         </w:rPr>
         <w:t xml:space="preserve">Solution:</w:t>
       </w:r>
       <w:r>
         <w:rPr>
           <w:color w:val="203047"/>
-          <w:sz w:val="20"/>
-          <w:szCs w:val="20"/>
+          <w:sz w:val="15"/>
+          <w:szCs w:val="15"/>
         </w:rPr>
         <w:t xml:space="preserve"> persist the cancellation first to block later writes, then undo children first using a pre-change snapshot and an idempotency key tied to the approval. Recovery uses the run record alone, never a model call, and cancellation is final only once full recovery is confirmed.</w:t>
       </w:r>
@@ -944,15 +944,15 @@
           <w:ilvl w:val="0"/>
           <w:numId w:val="1"/>
         </w:numPr>
-        <w:spacing w:after="100" w:before="100" w:line="300"/>
-      </w:pPr>
-      <w:r>
-        <w:rPr>
-          <w:b/>
-          <w:bCs/>
-          <w:color w:val="203047"/>
-          <w:sz w:val="20"/>
-          <w:szCs w:val="20"/>
+        <w:spacing w:after="75" w:before="0" w:line="210"/>
+      </w:pPr>
+      <w:r>
+        <w:rPr>
+          <w:b/>
+          <w:bCs/>
+          <w:color w:val="203047"/>
+          <w:sz w:val="15"/>
+          <w:szCs w:val="15"/>
         </w:rPr>
         <w:t xml:space="preserve">Recovering without erasing other tasks’ contributions</w:t>
       </w:r>
@@ -964,16 +964,16 @@
           <w:b/>
           <w:bCs/>
           <w:color w:val="C0392B"/>
-          <w:sz w:val="20"/>
-          <w:szCs w:val="20"/>
+          <w:sz w:val="15"/>
+          <w:szCs w:val="15"/>
         </w:rPr>
         <w:t xml:space="preserve">Problem:</w:t>
       </w:r>
       <w:r>
         <w:rPr>
           <w:color w:val="203047"/>
-          <w:sz w:val="20"/>
-          <w:szCs w:val="20"/>
+          <w:sz w:val="15"/>
+          <w:szCs w:val="15"/>
         </w:rPr>
         <w:t xml:space="preserve"> a concept page merges contributions from several documents, so an older snapshot would erase valid contributions from other documents.</w:t>
       </w:r>
@@ -985,16 +985,16 @@
           <w:b/>
           <w:bCs/>
           <w:color w:val="1F6FEB"/>
-          <w:sz w:val="20"/>
-          <w:szCs w:val="20"/>
+          <w:sz w:val="15"/>
+          <w:szCs w:val="15"/>
         </w:rPr>
         <w:t xml:space="preserve">Solution:</w:t>
       </w:r>
       <w:r>
         <w:rPr>
           <w:color w:val="203047"/>
-          <w:sz w:val="20"/>
-          <w:szCs w:val="20"/>
+          <w:sz w:val="15"/>
+          <w:szCs w:val="15"/>
         </w:rPr>
         <w:t xml:space="preserve"> record operations, revisions and per-document contributions append-only, then reassemble with only the target contribution excluded. Soft delete instead of removal keeps the audit trail.</w:t>
       </w:r>
@@ -1006,15 +1006,15 @@
           <w:ilvl w:val="0"/>
           <w:numId w:val="1"/>
         </w:numPr>
-        <w:spacing w:after="100" w:before="100" w:line="300"/>
-      </w:pPr>
-      <w:r>
-        <w:rPr>
-          <w:b/>
-          <w:bCs/>
-          <w:color w:val="203047"/>
-          <w:sz w:val="20"/>
-          <w:szCs w:val="20"/>
+        <w:spacing w:after="75" w:before="0" w:line="210"/>
+      </w:pPr>
+      <w:r>
+        <w:rPr>
+          <w:b/>
+          <w:bCs/>
+          <w:color w:val="203047"/>
+          <w:sz w:val="15"/>
+          <w:szCs w:val="15"/>
         </w:rPr>
         <w:t xml:space="preserve">LLM run tracing and the boundary around sensitive data</w:t>
       </w:r>
@@ -1026,16 +1026,16 @@
           <w:b/>
           <w:bCs/>
           <w:color w:val="C0392B"/>
-          <w:sz w:val="20"/>
-          <w:szCs w:val="20"/>
+          <w:sz w:val="15"/>
+          <w:szCs w:val="15"/>
         </w:rPr>
         <w:t xml:space="preserve">Problem:</w:t>
       </w:r>
       <w:r>
         <w:rPr>
           <w:color w:val="203047"/>
-          <w:sz w:val="20"/>
-          <w:szCs w:val="20"/>
+          <w:sz w:val="15"/>
+          <w:szCs w:val="15"/>
         </w:rPr>
         <w:t xml:space="preserve"> the evaluation loop ran as plain Python, so stages could not be inspected separately, and whatever reached the tracing tool could carry sensitive data.</w:t>
       </w:r>
@@ -1047,16 +1047,16 @@
           <w:b/>
           <w:bCs/>
           <w:color w:val="1F6FEB"/>
-          <w:sz w:val="20"/>
-          <w:szCs w:val="20"/>
+          <w:sz w:val="15"/>
+          <w:szCs w:val="15"/>
         </w:rPr>
         <w:t xml:space="preserve">Solution:</w:t>
       </w:r>
       <w:r>
         <w:rPr>
           <w:color w:val="203047"/>
-          <w:sz w:val="20"/>
-          <w:szCs w:val="20"/>
+          <w:sz w:val="15"/>
+          <w:szCs w:val="15"/>
         </w:rPr>
         <w:t xml:space="preserve"> rebuilt the loop as a LangGraph graph so generation, evaluation and retry each trace as a node. The agent graph keeps tracing off and excludes raw tool lookups from persisted state, and my own prompt log masks numeric personal data before writing. Timing runs disable tracing and logging entirely.</w:t>
       </w:r>
@@ -1064,28 +1064,28 @@
     <w:p>
       <w:pPr>
         <w:keepNext/>
-        <w:spacing w:after="80" w:before="240" w:line="276"/>
+        <w:spacing w:after="45" w:before="105" w:line="238"/>
       </w:pPr>
       <w:r>
         <w:rPr>
           <w:b/>
           <w:bCs/>
           <w:color w:val="315CBB"/>
-          <w:sz w:val="22"/>
-          <w:szCs w:val="22"/>
+          <w:sz w:val="17"/>
+          <w:szCs w:val="17"/>
         </w:rPr>
         <w:t xml:space="preserve">Document conversion pipeline and faster Wiki generation</w:t>
       </w:r>
     </w:p>
     <w:p>
       <w:pPr>
-        <w:spacing w:after="80" w:before="0" w:line="300"/>
+        <w:spacing w:after="75" w:before="0" w:line="196"/>
       </w:pPr>
       <w:r>
         <w:rPr>
           <w:color w:val="607089"/>
-          <w:sz w:val="18"/>
-          <w:szCs w:val="18"/>
+          <w:sz w:val="14"/>
+          <w:szCs w:val="14"/>
         </w:rPr>
         <w:t xml:space="preserve">Converted uploaded PDFs for retrieval and grounded answers, and reduced Wiki generation time. Internal pass rate on 30 pages improved from 45.17% to 89.89%; analysis of 4 documents fell from 282.11s to 73.89s.</w:t>
       </w:r>
@@ -1097,15 +1097,15 @@
           <w:ilvl w:val="0"/>
           <w:numId w:val="1"/>
         </w:numPr>
-        <w:spacing w:after="100" w:before="100" w:line="300"/>
-      </w:pPr>
-      <w:r>
-        <w:rPr>
-          <w:b/>
-          <w:bCs/>
-          <w:color w:val="203047"/>
-          <w:sz w:val="20"/>
-          <w:szCs w:val="20"/>
+        <w:spacing w:after="75" w:before="0" w:line="210"/>
+      </w:pPr>
+      <w:r>
+        <w:rPr>
+          <w:b/>
+          <w:bCs/>
+          <w:color w:val="203047"/>
+          <w:sz w:val="15"/>
+          <w:szCs w:val="15"/>
         </w:rPr>
         <w:t xml:space="preserve">PDF → Markdown conversion</w:t>
       </w:r>
@@ -1117,16 +1117,16 @@
           <w:b/>
           <w:bCs/>
           <w:color w:val="C0392B"/>
-          <w:sz w:val="20"/>
-          <w:szCs w:val="20"/>
+          <w:sz w:val="15"/>
+          <w:szCs w:val="15"/>
         </w:rPr>
         <w:t xml:space="preserve">Problem:</w:t>
       </w:r>
       <w:r>
         <w:rPr>
           <w:color w:val="203047"/>
-          <w:sz w:val="20"/>
-          <w:szCs w:val="20"/>
+          <w:sz w:val="15"/>
+          <w:szCs w:val="15"/>
         </w:rPr>
         <w:t xml:space="preserve"> Open-source conversion damaged tables and equations; full AI conversion still had errors and high API usage.</w:t>
       </w:r>
@@ -1138,16 +1138,16 @@
           <w:b/>
           <w:bCs/>
           <w:color w:val="1F6FEB"/>
-          <w:sz w:val="20"/>
-          <w:szCs w:val="20"/>
+          <w:sz w:val="15"/>
+          <w:szCs w:val="15"/>
         </w:rPr>
         <w:t xml:space="preserve">Solution:</w:t>
       </w:r>
       <w:r>
         <w:rPr>
           <w:color w:val="203047"/>
-          <w:sz w:val="20"/>
-          <w:szCs w:val="20"/>
+          <w:sz w:val="15"/>
+          <w:szCs w:val="15"/>
         </w:rPr>
         <w:t xml:space="preserve"> Compared PDF tools and adopted AnyDoc. Repaired damaged text with AI, processed tables and equations separately, and preserved original figures.</w:t>
       </w:r>
@@ -1159,16 +1159,16 @@
           <w:b/>
           <w:bCs/>
           <w:color w:val="1E8449"/>
-          <w:sz w:val="20"/>
-          <w:szCs w:val="20"/>
+          <w:sz w:val="15"/>
+          <w:szCs w:val="15"/>
         </w:rPr>
         <w:t xml:space="preserve">Result:</w:t>
       </w:r>
       <w:r>
         <w:rPr>
           <w:color w:val="203047"/>
-          <w:sz w:val="20"/>
-          <w:szCs w:val="20"/>
+          <w:sz w:val="15"/>
+          <w:szCs w:val="15"/>
         </w:rPr>
         <w:t xml:space="preserve"> Internal pass rate on 30 PDF pages improved from 45.17% to 89.89%.</w:t>
       </w:r>
@@ -1180,15 +1180,15 @@
           <w:ilvl w:val="0"/>
           <w:numId w:val="1"/>
         </w:numPr>
-        <w:spacing w:after="100" w:before="100" w:line="300"/>
-      </w:pPr>
-      <w:r>
-        <w:rPr>
-          <w:b/>
-          <w:bCs/>
-          <w:color w:val="203047"/>
-          <w:sz w:val="20"/>
-          <w:szCs w:val="20"/>
+        <w:spacing w:after="75" w:before="0" w:line="210"/>
+      </w:pPr>
+      <w:r>
+        <w:rPr>
+          <w:b/>
+          <w:bCs/>
+          <w:color w:val="203047"/>
+          <w:sz w:val="15"/>
+          <w:szCs w:val="15"/>
         </w:rPr>
         <w:t xml:space="preserve">Parallel Wiki generation</w:t>
       </w:r>
@@ -1200,16 +1200,16 @@
           <w:b/>
           <w:bCs/>
           <w:color w:val="C0392B"/>
-          <w:sz w:val="20"/>
-          <w:szCs w:val="20"/>
+          <w:sz w:val="15"/>
+          <w:szCs w:val="15"/>
         </w:rPr>
         <w:t xml:space="preserve">Problem:</w:t>
       </w:r>
       <w:r>
         <w:rPr>
           <w:color w:val="203047"/>
-          <w:sz w:val="20"/>
-          <w:szCs w:val="20"/>
+          <w:sz w:val="15"/>
+          <w:szCs w:val="15"/>
         </w:rPr>
         <w:t xml:space="preserve"> Later documents waited for earlier external AI responses.</w:t>
       </w:r>
@@ -1221,16 +1221,16 @@
           <w:b/>
           <w:bCs/>
           <w:color w:val="1F6FEB"/>
-          <w:sz w:val="20"/>
-          <w:szCs w:val="20"/>
+          <w:sz w:val="15"/>
+          <w:szCs w:val="15"/>
         </w:rPr>
         <w:t xml:space="preserve">Solution:</w:t>
       </w:r>
       <w:r>
         <w:rPr>
           <w:color w:val="203047"/>
-          <w:sz w:val="20"/>
-          <w:szCs w:val="20"/>
+          <w:sz w:val="15"/>
+          <w:szCs w:val="15"/>
         </w:rPr>
         <w:t xml:space="preserve"> Compared worker counts and requests per worker. Capped workers at 4 to manage memory; rejected extra concurrency and GPU parallelism that slowed processing.</w:t>
       </w:r>
@@ -1242,69 +1242,69 @@
           <w:b/>
           <w:bCs/>
           <w:color w:val="1E8449"/>
-          <w:sz w:val="20"/>
-          <w:szCs w:val="20"/>
+          <w:sz w:val="15"/>
+          <w:szCs w:val="15"/>
         </w:rPr>
         <w:t xml:space="preserve">Result:</w:t>
       </w:r>
       <w:r>
         <w:rPr>
           <w:color w:val="203047"/>
-          <w:sz w:val="20"/>
-          <w:szCs w:val="20"/>
+          <w:sz w:val="15"/>
+          <w:szCs w:val="15"/>
         </w:rPr>
         <w:t xml:space="preserve"> Analysis of 4 documents fell from 282.11s to 73.89s (about 74% less).</w:t>
       </w:r>
     </w:p>
     <w:p>
       <w:pPr>
-        <w:spacing w:after="80" w:before="0" w:line="300"/>
+        <w:spacing w:after="75" w:before="0" w:line="196"/>
       </w:pPr>
       <w:r>
         <w:rPr>
           <w:color w:val="607089"/>
-          <w:sz w:val="18"/>
-          <w:szCs w:val="18"/>
+          <w:sz w:val="14"/>
+          <w:szCs w:val="14"/>
         </w:rPr>
         <w:t xml:space="preserve">Proposed the initial MSA design, then jointly finalized service boundaries, data ownership and communication with teammates and mentors.</w:t>
       </w:r>
     </w:p>
     <w:p>
       <w:pPr>
-        <w:spacing w:after="80" w:before="0" w:line="300"/>
+        <w:spacing w:after="75" w:before="0" w:line="196"/>
       </w:pPr>
       <w:r>
         <w:rPr>
           <w:color w:val="607089"/>
-          <w:sz w:val="18"/>
-          <w:szCs w:val="18"/>
+          <w:sz w:val="14"/>
+          <w:szCs w:val="14"/>
         </w:rPr>
         <w:t xml:space="preserve">Internal evaluations. RAG timing compares Jev before/after tuning. Parallel document timing covers analysis only, excluding storage and post-processing.</w:t>
       </w:r>
     </w:p>
     <w:p>
       <w:pPr>
-        <w:spacing w:after="80" w:before="0" w:line="300"/>
+        <w:spacing w:after="75" w:before="0" w:line="196"/>
       </w:pPr>
       <w:r>
         <w:rPr>
           <w:color w:val="607089"/>
-          <w:sz w:val="18"/>
-          <w:szCs w:val="18"/>
+          <w:sz w:val="14"/>
+          <w:szCs w:val="14"/>
         </w:rPr>
         <w:t xml:space="preserve">See the detailed portfolio for the problem-solving process and experimental results.</w:t>
       </w:r>
     </w:p>
     <w:p>
       <w:pPr>
-        <w:spacing w:after="80" w:before="80" w:line="300"/>
-      </w:pPr>
-      <w:hyperlink w:history="1" r:id="rIdddg7w_edcpgfdbpmb9imd">
+        <w:spacing w:after="0" w:before="75" w:line="210"/>
+      </w:pPr>
+      <w:hyperlink w:history="1" r:id="rIdk8bzhqpdqrtpwtrkzg3hm">
         <w:r>
           <w:rPr>
             <w:color w:val="315CBB"/>
-            <w:sz w:val="20"/>
-            <w:szCs w:val="20"/>
+            <w:sz w:val="15"/>
+            <w:szCs w:val="15"/>
           </w:rPr>
           <w:t xml:space="preserve">RAG evidence selection ↗</w:t>
         </w:r>
@@ -1312,17 +1312,17 @@
       <w:r>
         <w:rPr>
           <w:color w:val="203047"/>
-          <w:sz w:val="20"/>
-          <w:szCs w:val="20"/>
+          <w:sz w:val="15"/>
+          <w:szCs w:val="15"/>
         </w:rPr>
         <w:t xml:space="preserve">   </w:t>
       </w:r>
-      <w:hyperlink w:history="1" r:id="rIdf8rnbu57gsvwtwc2pvdaa">
+      <w:hyperlink w:history="1" r:id="rIddkgaqz1qtutwei0jqe-bf">
         <w:r>
           <w:rPr>
             <w:color w:val="315CBB"/>
-            <w:sz w:val="20"/>
-            <w:szCs w:val="20"/>
+            <w:sz w:val="15"/>
+            <w:szCs w:val="15"/>
           </w:rPr>
           <w:t xml:space="preserve">Agent execution environment ↗</w:t>
         </w:r>
@@ -1330,17 +1330,17 @@
       <w:r>
         <w:rPr>
           <w:color w:val="203047"/>
-          <w:sz w:val="20"/>
-          <w:szCs w:val="20"/>
+          <w:sz w:val="15"/>
+          <w:szCs w:val="15"/>
         </w:rPr>
         <w:t xml:space="preserve">   </w:t>
       </w:r>
-      <w:hyperlink w:history="1" r:id="rIdfks0ovozh_2o8bmxxmkcb">
+      <w:hyperlink w:history="1" r:id="rIdaes0ieshznkkud2sqbc9j">
         <w:r>
           <w:rPr>
             <w:color w:val="315CBB"/>
-            <w:sz w:val="20"/>
-            <w:szCs w:val="20"/>
+            <w:sz w:val="15"/>
+            <w:szCs w:val="15"/>
           </w:rPr>
           <w:t xml:space="preserve">PDF conversion ↗</w:t>
         </w:r>
@@ -1348,17 +1348,17 @@
       <w:r>
         <w:rPr>
           <w:color w:val="203047"/>
-          <w:sz w:val="20"/>
-          <w:szCs w:val="20"/>
+          <w:sz w:val="15"/>
+          <w:szCs w:val="15"/>
         </w:rPr>
         <w:t xml:space="preserve">   </w:t>
       </w:r>
-      <w:hyperlink w:history="1" r:id="rId6uazr-gxlwpu35hetv1il">
+      <w:hyperlink w:history="1" r:id="rId-fm8aynxbfo2nadpewsor">
         <w:r>
           <w:rPr>
             <w:color w:val="315CBB"/>
-            <w:sz w:val="20"/>
-            <w:szCs w:val="20"/>
+            <w:sz w:val="15"/>
+            <w:szCs w:val="15"/>
           </w:rPr>
           <w:t xml:space="preserve">Parallel document processing ↗</w:t>
         </w:r>
@@ -1366,15 +1366,15 @@
       <w:r>
         <w:rPr>
           <w:color w:val="203047"/>
-          <w:sz w:val="20"/>
-          <w:szCs w:val="20"/>
+          <w:sz w:val="15"/>
+          <w:szCs w:val="15"/>
         </w:rPr>
         <w:t xml:space="preserve">   </w:t>
       </w:r>
     </w:p>
     <w:tbl>
       <w:tblPr>
-        <w:tblW w:type="dxa" w:w="10092"/>
+        <w:tblW w:type="dxa" w:w="10318"/>
         <w:tblBorders>
           <w:top w:val="none" w:color="FFFFFF" w:sz="0"/>
           <w:left w:val="none" w:color="FFFFFF" w:sz="0"/>
@@ -1386,8 +1386,8 @@
         <w:tblLayout w:type="fixed"/>
       </w:tblPr>
       <w:tblGrid>
-        <w:gridCol w:w="7064"/>
-        <w:gridCol w:w="3028"/>
+        <w:gridCol w:w="7223"/>
+        <w:gridCol w:w="3095"/>
       </w:tblGrid>
       <w:tr>
         <w:trPr>
@@ -1395,26 +1395,26 @@
         </w:trPr>
         <w:tc>
           <w:tcPr>
-            <w:tcW w:type="dxa" w:w="7064"/>
+            <w:tcW w:type="dxa" w:w="7223"/>
             <w:tcMar>
-              <w:top w:type="dxa" w:w="280"/>
+              <w:top w:type="dxa" w:w="204"/>
               <w:left w:type="dxa" w:w="0"/>
-              <w:bottom w:type="dxa" w:w="60"/>
+              <w:bottom w:type="dxa" w:w="44"/>
               <w:right w:type="dxa" w:w="0"/>
             </w:tcMar>
           </w:tcPr>
           <w:p>
             <w:pPr>
               <w:keepNext/>
-              <w:spacing w:after="0" w:before="0" w:line="276"/>
+              <w:spacing w:after="0" w:before="0" w:line="364"/>
             </w:pPr>
             <w:r>
               <w:rPr>
                 <w:b/>
                 <w:bCs/>
                 <w:color w:val="203047"/>
-                <w:sz w:val="24"/>
-                <w:szCs w:val="24"/>
+                <w:sz w:val="26"/>
+                <w:szCs w:val="26"/>
               </w:rPr>
               <w:t xml:space="preserve">Pilltip</w:t>
             </w:r>
@@ -1422,25 +1422,25 @@
         </w:tc>
         <w:tc>
           <w:tcPr>
-            <w:tcW w:type="dxa" w:w="3028"/>
+            <w:tcW w:type="dxa" w:w="3095"/>
             <w:tcMar>
-              <w:top w:type="dxa" w:w="280"/>
+              <w:top w:type="dxa" w:w="204"/>
               <w:left w:type="dxa" w:w="0"/>
-              <w:bottom w:type="dxa" w:w="60"/>
+              <w:bottom w:type="dxa" w:w="44"/>
               <w:right w:type="dxa" w:w="0"/>
             </w:tcMar>
           </w:tcPr>
           <w:p>
             <w:pPr>
               <w:keepNext/>
-              <w:spacing w:after="80" w:before="0" w:line="300"/>
+              <w:spacing w:after="75" w:before="0" w:line="196"/>
               <w:jc w:val="right"/>
             </w:pPr>
             <w:r>
               <w:rPr>
                 <w:color w:val="607089"/>
-                <w:sz w:val="18"/>
-                <w:szCs w:val="18"/>
+                <w:sz w:val="14"/>
+                <w:szCs w:val="14"/>
               </w:rPr>
               <w:t xml:space="preserve">2025.03 — 2025.12</w:t>
             </w:r>
@@ -1450,13 +1450,13 @@
     </w:tbl>
     <w:p>
       <w:pPr>
-        <w:spacing w:after="80" w:before="0" w:line="300"/>
+        <w:spacing w:after="75" w:before="0" w:line="196"/>
       </w:pPr>
       <w:r>
         <w:rPr>
           <w:color w:val="607089"/>
-          <w:sz w:val="18"/>
-          <w:szCs w:val="18"/>
+          <w:sz w:val="14"/>
+          <w:szCs w:val="14"/>
         </w:rPr>
         <w:t xml:space="preserve">Personalized AI medication service · Pusan National University capstone</w:t>
       </w:r>
@@ -1466,21 +1466,21 @@
       <w:r>
         <w:rPr>
           <w:color w:val="607089"/>
-          <w:sz w:val="18"/>
-          <w:szCs w:val="18"/>
+          <w:sz w:val="14"/>
+          <w:szCs w:val="14"/>
         </w:rPr>
         <w:t xml:space="preserve">Team project (3 + designer) / Core backend · data preparation</w:t>
       </w:r>
     </w:p>
     <w:p>
       <w:pPr>
-        <w:spacing w:after="80" w:before="0" w:line="300"/>
+        <w:spacing w:after="75" w:before="0" w:line="196"/>
       </w:pPr>
       <w:r>
         <w:rPr>
           <w:color w:val="607089"/>
-          <w:sz w:val="18"/>
-          <w:szCs w:val="18"/>
+          <w:sz w:val="14"/>
+          <w:szCs w:val="14"/>
         </w:rPr>
         <w:t xml:space="preserve">How it started: drug information is scattered, making it hard to check whether a medicine is safe for your current health condition.</w:t>
       </w:r>
@@ -1490,22 +1490,22 @@
       <w:r>
         <w:rPr>
           <w:color w:val="607089"/>
-          <w:sz w:val="18"/>
-          <w:szCs w:val="18"/>
+          <w:sz w:val="14"/>
+          <w:szCs w:val="14"/>
         </w:rPr>
         <w:t xml:space="preserve">Team: me (backend &amp; AI), 1 Android (Kotlin app), 1 backend &amp; security (user DB, login, questionnaires, AES-GCM), designer. The features below are my work.</w:t>
       </w:r>
     </w:p>
     <w:p>
       <w:pPr>
-        <w:spacing w:after="80" w:before="0" w:line="300"/>
-      </w:pPr>
-      <w:hyperlink w:history="1" r:id="rIdkysljbiqpzdwjy_fsj_ee">
+        <w:spacing w:after="75" w:before="0" w:line="210"/>
+      </w:pPr>
+      <w:hyperlink w:history="1" r:id="rIdbwkj120b-kypvqosj694r">
         <w:r>
           <w:rPr>
             <w:color w:val="315CBB"/>
-            <w:sz w:val="20"/>
-            <w:szCs w:val="20"/>
+            <w:sz w:val="15"/>
+            <w:szCs w:val="15"/>
           </w:rPr>
           <w:t xml:space="preserve">GitHub repository ↗</w:t>
         </w:r>
@@ -1514,28 +1514,28 @@
     <w:p>
       <w:pPr>
         <w:keepNext/>
-        <w:spacing w:after="80" w:before="240" w:line="276"/>
+        <w:spacing w:after="45" w:before="105" w:line="238"/>
       </w:pPr>
       <w:r>
         <w:rPr>
           <w:b/>
           <w:bCs/>
           <w:color w:val="315CBB"/>
-          <w:sz w:val="22"/>
-          <w:szCs w:val="22"/>
+          <w:sz w:val="17"/>
+          <w:szCs w:val="17"/>
         </w:rPr>
         <w:t xml:space="preserve">Drug data preparation pipeline</w:t>
       </w:r>
     </w:p>
     <w:p>
       <w:pPr>
-        <w:spacing w:after="80" w:before="0" w:line="300"/>
+        <w:spacing w:after="75" w:before="0" w:line="196"/>
       </w:pPr>
       <w:r>
         <w:rPr>
           <w:color w:val="607089"/>
-          <w:sz w:val="18"/>
-          <w:szCs w:val="18"/>
+          <w:sz w:val="14"/>
+          <w:szCs w:val="14"/>
         </w:rPr>
         <w:t xml:space="preserve">Rewrote about 44,000 drug records in plain language. Deduplication reduced input from 1GB to 326MB; after filling missing information, conversion cost $11.18 in actual API spending versus about $200 estimated for the original text.</w:t>
       </w:r>
@@ -1547,23 +1547,23 @@
           <w:ilvl w:val="0"/>
           <w:numId w:val="1"/>
         </w:numPr>
-        <w:spacing w:after="100" w:before="100" w:line="300"/>
+        <w:spacing w:after="75" w:before="0" w:line="210"/>
       </w:pPr>
       <w:r>
         <w:rPr>
           <w:b/>
           <w:bCs/>
           <w:color w:val="C0392B"/>
-          <w:sz w:val="20"/>
-          <w:szCs w:val="20"/>
+          <w:sz w:val="15"/>
+          <w:szCs w:val="15"/>
         </w:rPr>
         <w:t xml:space="preserve">Problem:</w:t>
       </w:r>
       <w:r>
         <w:rPr>
           <w:color w:val="203047"/>
-          <w:sz w:val="20"/>
-          <w:szCs w:val="20"/>
+          <w:sz w:val="15"/>
+          <w:szCs w:val="15"/>
         </w:rPr>
         <w:t xml:space="preserve"> Converting all 44,000 drug records was estimated to cost about $200 in API calls.</w:t>
       </w:r>
@@ -1575,16 +1575,16 @@
           <w:b/>
           <w:bCs/>
           <w:color w:val="1F6FEB"/>
-          <w:sz w:val="20"/>
-          <w:szCs w:val="20"/>
+          <w:sz w:val="15"/>
+          <w:szCs w:val="15"/>
         </w:rPr>
         <w:t xml:space="preserve">Solution:</w:t>
       </w:r>
       <w:r>
         <w:rPr>
           <w:color w:val="203047"/>
-          <w:sz w:val="20"/>
-          <w:szCs w:val="20"/>
+          <w:sz w:val="15"/>
+          <w:szCs w:val="15"/>
         </w:rPr>
         <w:t xml:space="preserve"> Removed exact duplicates, then semantically equivalent sentences. Filled the missing 5% with ingredient-specific precautions, converted via GPT Batch API and mapped results back to each drug.</w:t>
       </w:r>
@@ -1596,30 +1596,30 @@
           <w:b/>
           <w:bCs/>
           <w:color w:val="1E8449"/>
-          <w:sz w:val="20"/>
-          <w:szCs w:val="20"/>
+          <w:sz w:val="15"/>
+          <w:szCs w:val="15"/>
         </w:rPr>
         <w:t xml:space="preserve">Result:</w:t>
       </w:r>
       <w:r>
         <w:rPr>
           <w:color w:val="203047"/>
-          <w:sz w:val="20"/>
-          <w:szCs w:val="20"/>
+          <w:sz w:val="15"/>
+          <w:szCs w:val="15"/>
         </w:rPr>
         <w:t xml:space="preserve"> Conversion input shrank from 1GB to 326MB. Actual API spending was $11.18 versus about $200 estimated for all original text.</w:t>
       </w:r>
     </w:p>
     <w:p>
       <w:pPr>
-        <w:spacing w:after="80" w:before="0" w:line="300"/>
+        <w:spacing w:after="75" w:before="0" w:line="196"/>
         <w:ind w:left="720"/>
       </w:pPr>
       <w:r>
         <w:rPr>
           <w:color w:val="607089"/>
-          <w:sz w:val="18"/>
-          <w:szCs w:val="18"/>
+          <w:sz w:val="14"/>
+          <w:szCs w:val="14"/>
         </w:rPr>
         <w:t xml:space="preserve">Estimated cost versus actual spending; preprocessing labor is excluded.</w:t>
       </w:r>
@@ -1627,28 +1627,28 @@
     <w:p>
       <w:pPr>
         <w:keepNext/>
-        <w:spacing w:after="80" w:before="240" w:line="276"/>
+        <w:spacing w:after="45" w:before="105" w:line="238"/>
       </w:pPr>
       <w:r>
         <w:rPr>
           <w:b/>
           <w:bCs/>
           <w:color w:val="315CBB"/>
-          <w:sz w:val="22"/>
-          <w:szCs w:val="22"/>
+          <w:sz w:val="17"/>
+          <w:szCs w:val="17"/>
         </w:rPr>
         <w:t xml:space="preserve">AI medication chatbot using health profiles</w:t>
       </w:r>
     </w:p>
     <w:p>
       <w:pPr>
-        <w:spacing w:after="80" w:before="0" w:line="300"/>
+        <w:spacing w:after="75" w:before="0" w:line="196"/>
       </w:pPr>
       <w:r>
         <w:rPr>
           <w:color w:val="607089"/>
-          <w:sz w:val="18"/>
-          <w:szCs w:val="18"/>
+          <w:sz w:val="14"/>
+          <w:szCs w:val="14"/>
         </w:rPr>
         <w:t xml:space="preserve">Found drug and medication information from natural-language symptoms. Evaluated health profiles internally, separately from information sent to external AI.</w:t>
       </w:r>
@@ -1660,23 +1660,23 @@
           <w:ilvl w:val="0"/>
           <w:numId w:val="1"/>
         </w:numPr>
-        <w:spacing w:after="100" w:before="100" w:line="300"/>
+        <w:spacing w:after="75" w:before="0" w:line="210"/>
       </w:pPr>
       <w:r>
         <w:rPr>
           <w:b/>
           <w:bCs/>
           <w:color w:val="C0392B"/>
-          <w:sz w:val="20"/>
-          <w:szCs w:val="20"/>
+          <w:sz w:val="15"/>
+          <w:szCs w:val="15"/>
         </w:rPr>
         <w:t xml:space="preserve">Problem:</w:t>
       </w:r>
       <w:r>
         <w:rPr>
           <w:color w:val="203047"/>
-          <w:sz w:val="20"/>
-          <w:szCs w:val="20"/>
+          <w:sz w:val="15"/>
+          <w:szCs w:val="15"/>
         </w:rPr>
         <w:t xml:space="preserve"> Everyday symptom language differed from drug indications, while sensitive health data needed to stay out of external AI inputs.</w:t>
       </w:r>
@@ -1688,16 +1688,16 @@
           <w:b/>
           <w:bCs/>
           <w:color w:val="1F6FEB"/>
-          <w:sz w:val="20"/>
-          <w:szCs w:val="20"/>
+          <w:sz w:val="15"/>
+          <w:szCs w:val="15"/>
         </w:rPr>
         <w:t xml:space="preserve">Solution:</w:t>
       </w:r>
       <w:r>
         <w:rPr>
           <w:color w:val="203047"/>
-          <w:sz w:val="20"/>
-          <w:szCs w:val="20"/>
+          <w:sz w:val="15"/>
+          <w:szCs w:val="15"/>
         </w:rPr>
         <w:t xml:space="preserve"> Used Weaviate semantic search and AI orchestration for drug discovery, medication risks and dosage. Evaluated pregnancy, current medications and underlying conditions in internal code.</w:t>
       </w:r>
@@ -1709,16 +1709,16 @@
           <w:b/>
           <w:bCs/>
           <w:color w:val="1E8449"/>
-          <w:sz w:val="20"/>
-          <w:szCs w:val="20"/>
+          <w:sz w:val="15"/>
+          <w:szCs w:val="15"/>
         </w:rPr>
         <w:t xml:space="preserve">Result:</w:t>
       </w:r>
       <w:r>
         <w:rPr>
           <w:color w:val="203047"/>
-          <w:sz w:val="20"/>
-          <w:szCs w:val="20"/>
+          <w:sz w:val="15"/>
+          <w:szCs w:val="15"/>
         </w:rPr>
         <w:t xml:space="preserve"> Implemented personalized symptom-based search while excluding those profile fields from external LLM inputs.</w:t>
       </w:r>
@@ -1726,28 +1726,28 @@
     <w:p>
       <w:pPr>
         <w:keepNext/>
-        <w:spacing w:after="80" w:before="240" w:line="276"/>
+        <w:spacing w:after="45" w:before="105" w:line="238"/>
       </w:pPr>
       <w:r>
         <w:rPr>
           <w:b/>
           <w:bCs/>
           <w:color w:val="315CBB"/>
-          <w:sz w:val="22"/>
-          <w:szCs w:val="22"/>
+          <w:sz w:val="17"/>
+          <w:szCs w:val="17"/>
         </w:rPr>
         <w:t xml:space="preserve">Backend feature implementation</w:t>
       </w:r>
     </w:p>
     <w:p>
       <w:pPr>
-        <w:spacing w:after="80" w:before="0" w:line="300"/>
+        <w:spacing w:after="75" w:before="0" w:line="196"/>
       </w:pPr>
       <w:r>
         <w:rPr>
           <w:color w:val="607089"/>
-          <w:sz w:val="18"/>
-          <w:szCs w:val="18"/>
+          <w:sz w:val="14"/>
+          <w:szCs w:val="14"/>
         </w:rPr>
         <w:t xml:space="preserve">Built server features for drug search, risk information, medication reminders and logs, and family profiles. Integrated with teammates responsible for the mobile app, users and security.</w:t>
       </w:r>
@@ -1759,13 +1759,13 @@
           <w:ilvl w:val="0"/>
           <w:numId w:val="1"/>
         </w:numPr>
-        <w:spacing w:after="100" w:before="100" w:line="300"/>
-      </w:pPr>
-      <w:r>
-        <w:rPr>
-          <w:color w:val="203047"/>
-          <w:sz w:val="20"/>
-          <w:szCs w:val="20"/>
+        <w:spacing w:after="75" w:before="0" w:line="210"/>
+      </w:pPr>
+      <w:r>
+        <w:rPr>
+          <w:color w:val="203047"/>
+          <w:sz w:val="15"/>
+          <w:szCs w:val="15"/>
         </w:rPr>
         <w:t xml:space="preserve">Designed the drug database on Java and Spring Boot with search, autocomplete and DUR risk display.</w:t>
       </w:r>
@@ -1777,13 +1777,13 @@
           <w:ilvl w:val="0"/>
           <w:numId w:val="1"/>
         </w:numPr>
-        <w:spacing w:after="100" w:before="100" w:line="300"/>
-      </w:pPr>
-      <w:r>
-        <w:rPr>
-          <w:color w:val="203047"/>
-          <w:sz w:val="20"/>
-          <w:szCs w:val="20"/>
+        <w:spacing w:after="75" w:before="0" w:line="210"/>
+      </w:pPr>
+      <w:r>
+        <w:rPr>
+          <w:color w:val="203047"/>
+          <w:sz w:val="15"/>
+          <w:szCs w:val="15"/>
         </w:rPr>
         <w:t xml:space="preserve">Built FCM medication reminders and logs, deep-link friend invites and family profile switching, and kept API docs, meeting notes and ADRs in Notion to share decisions.</w:t>
       </w:r>
@@ -1791,28 +1791,28 @@
     <w:p>
       <w:pPr>
         <w:keepNext/>
-        <w:spacing w:after="80" w:before="240" w:line="276"/>
+        <w:spacing w:after="45" w:before="105" w:line="238"/>
       </w:pPr>
       <w:r>
         <w:rPr>
           <w:b/>
           <w:bCs/>
           <w:color w:val="315CBB"/>
-          <w:sz w:val="22"/>
-          <w:szCs w:val="22"/>
+          <w:sz w:val="17"/>
+          <w:szCs w:val="17"/>
         </w:rPr>
         <w:t xml:space="preserve">Feature work driven by feedback from live exhibitions</w:t>
       </w:r>
     </w:p>
     <w:p>
       <w:pPr>
-        <w:spacing w:after="80" w:before="0" w:line="300"/>
+        <w:spacing w:after="75" w:before="0" w:line="196"/>
       </w:pPr>
       <w:r>
         <w:rPr>
           <w:color w:val="607089"/>
-          <w:sz w:val="18"/>
-          <w:szCs w:val="18"/>
+          <w:sz w:val="14"/>
+          <w:szCs w:val="14"/>
         </w:rPr>
         <w:t xml:space="preserve">We ran the booth as Pusan National University’s representative exhibition team, and I fed the feedback we collected into the next slice of work. A request from the first exhibition became a feature within the data we already had.</w:t>
       </w:r>
@@ -1824,15 +1824,15 @@
           <w:ilvl w:val="0"/>
           <w:numId w:val="1"/>
         </w:numPr>
-        <w:spacing w:after="100" w:before="100" w:line="300"/>
-      </w:pPr>
-      <w:r>
-        <w:rPr>
-          <w:b/>
-          <w:bCs/>
-          <w:color w:val="203047"/>
-          <w:sz w:val="20"/>
-          <w:szCs w:val="20"/>
+        <w:spacing w:after="75" w:before="0" w:line="210"/>
+      </w:pPr>
+      <w:r>
+        <w:rPr>
+          <w:b/>
+          <w:bCs/>
+          <w:color w:val="203047"/>
+          <w:sz w:val="15"/>
+          <w:szCs w:val="15"/>
         </w:rPr>
         <w:t xml:space="preserve">Extending support to health functional foods</w:t>
       </w:r>
@@ -1844,16 +1844,16 @@
           <w:b/>
           <w:bCs/>
           <w:color w:val="C0392B"/>
-          <w:sz w:val="20"/>
-          <w:szCs w:val="20"/>
+          <w:sz w:val="15"/>
+          <w:szCs w:val="15"/>
         </w:rPr>
         <w:t xml:space="preserve">Problem:</w:t>
       </w:r>
       <w:r>
         <w:rPr>
           <w:color w:val="203047"/>
-          <w:sz w:val="20"/>
-          <w:szCs w:val="20"/>
+          <w:sz w:val="15"/>
+          <w:szCs w:val="15"/>
         </w:rPr>
         <w:t xml:space="preserve"> at the first exhibition visitors could only check prescription drugs and asked to see health functional foods too.</w:t>
       </w:r>
@@ -1865,16 +1865,16 @@
           <w:b/>
           <w:bCs/>
           <w:color w:val="1F6FEB"/>
-          <w:sz w:val="20"/>
-          <w:szCs w:val="20"/>
+          <w:sz w:val="15"/>
+          <w:szCs w:val="15"/>
         </w:rPr>
         <w:t xml:space="preserve">Solution:</w:t>
       </w:r>
       <w:r>
         <w:rPr>
           <w:color w:val="203047"/>
-          <w:sz w:val="20"/>
-          <w:szCs w:val="20"/>
+          <w:sz w:val="15"/>
+          <w:szCs w:val="15"/>
         </w:rPr>
         <w:t xml:space="preserve"> within the data we held, added them to search and autocomplete, surfaced caution and co-administration information, allowed them in reminders and logs, and included them in chatbot answers.</w:t>
       </w:r>
@@ -1886,16 +1886,16 @@
           <w:b/>
           <w:bCs/>
           <w:color w:val="1E8449"/>
-          <w:sz w:val="20"/>
-          <w:szCs w:val="20"/>
+          <w:sz w:val="15"/>
+          <w:szCs w:val="15"/>
         </w:rPr>
         <w:t xml:space="preserve">Result:</w:t>
       </w:r>
       <w:r>
         <w:rPr>
           <w:color w:val="203047"/>
-          <w:sz w:val="20"/>
-          <w:szCs w:val="20"/>
+          <w:sz w:val="15"/>
+          <w:szCs w:val="15"/>
         </w:rPr>
         <w:t xml:space="preserve"> a request from the floor became the next slice of work. Limited to the data we had obtained, not the exhaustive coverage we have for drugs.</w:t>
       </w:r>
@@ -1907,13 +1907,13 @@
           <w:ilvl w:val="0"/>
           <w:numId w:val="1"/>
         </w:numPr>
-        <w:spacing w:after="100" w:before="100" w:line="300"/>
-      </w:pPr>
-      <w:r>
-        <w:rPr>
-          <w:color w:val="203047"/>
-          <w:sz w:val="20"/>
-          <w:szCs w:val="20"/>
+        <w:spacing w:after="75" w:before="0" w:line="210"/>
+      </w:pPr>
+      <w:r>
+        <w:rPr>
+          <w:color w:val="203047"/>
+          <w:sz w:val="15"/>
+          <w:szCs w:val="15"/>
         </w:rPr>
         <w:t xml:space="preserve">Feedback I could not act on</w:t>
       </w:r>
@@ -1923,35 +1923,35 @@
       <w:r>
         <w:rPr>
           <w:color w:val="203047"/>
-          <w:sz w:val="20"/>
-          <w:szCs w:val="20"/>
+          <w:sz w:val="15"/>
+          <w:szCs w:val="15"/>
         </w:rPr>
         <w:t xml:space="preserve">Someone pointed out that the service would be better off running in containers, but I could not adopt it inside the capstone timeline. On Fruition I designed the AI services around a container-based deployment from the start.</w:t>
       </w:r>
     </w:p>
     <w:p>
       <w:pPr>
-        <w:spacing w:after="80" w:before="0" w:line="300"/>
+        <w:spacing w:after="75" w:before="0" w:line="196"/>
       </w:pPr>
       <w:r>
         <w:rPr>
           <w:color w:val="607089"/>
-          <w:sz w:val="18"/>
-          <w:szCs w:val="18"/>
+          <w:sz w:val="14"/>
+          <w:szCs w:val="14"/>
         </w:rPr>
         <w:t xml:space="preserve">See the detailed portfolio for the problem-solving process and experimental results.</w:t>
       </w:r>
     </w:p>
     <w:p>
       <w:pPr>
-        <w:spacing w:after="80" w:before="80" w:line="300"/>
-      </w:pPr>
-      <w:hyperlink w:history="1" r:id="rIdd6z3wgaq86m3_oweiukqs">
+        <w:spacing w:after="0" w:before="75" w:line="210"/>
+      </w:pPr>
+      <w:hyperlink w:history="1" r:id="rIdyog5fwfaoq9cat-edbdbo">
         <w:r>
           <w:rPr>
             <w:color w:val="315CBB"/>
-            <w:sz w:val="20"/>
-            <w:szCs w:val="20"/>
+            <w:sz w:val="15"/>
+            <w:szCs w:val="15"/>
           </w:rPr>
           <w:t xml:space="preserve">Data pipeline case study ↗</w:t>
         </w:r>
@@ -1959,17 +1959,17 @@
       <w:r>
         <w:rPr>
           <w:color w:val="203047"/>
-          <w:sz w:val="20"/>
-          <w:szCs w:val="20"/>
+          <w:sz w:val="15"/>
+          <w:szCs w:val="15"/>
         </w:rPr>
         <w:t xml:space="preserve">   </w:t>
       </w:r>
-      <w:hyperlink w:history="1" r:id="rIdi7rhqficizzrvq21povoq">
+      <w:hyperlink w:history="1" r:id="rIdzxn22ieds1nskdckayakr">
         <w:r>
           <w:rPr>
             <w:color w:val="315CBB"/>
-            <w:sz w:val="20"/>
-            <w:szCs w:val="20"/>
+            <w:sz w:val="15"/>
+            <w:szCs w:val="15"/>
           </w:rPr>
           <w:t xml:space="preserve">Personalization case study ↗</w:t>
         </w:r>
@@ -1977,8 +1977,8 @@
       <w:r>
         <w:rPr>
           <w:color w:val="203047"/>
-          <w:sz w:val="20"/>
-          <w:szCs w:val="20"/>
+          <w:sz w:val="15"/>
+          <w:szCs w:val="15"/>
         </w:rPr>
         <w:t xml:space="preserve">   </w:t>
       </w:r>
@@ -1989,22 +1989,22 @@
         <w:pBdr>
           <w:bottom w:val="single" w:color="6A80BD" w:sz="12" w:space="4"/>
         </w:pBdr>
-        <w:spacing w:after="180" w:before="420" w:line="276"/>
+        <w:spacing w:after="135" w:before="240" w:line="252"/>
       </w:pPr>
       <w:r>
         <w:rPr>
           <w:b/>
           <w:bCs/>
           <w:color w:val="315CBB"/>
-          <w:sz w:val="24"/>
-          <w:szCs w:val="24"/>
+          <w:sz w:val="18"/>
+          <w:szCs w:val="18"/>
         </w:rPr>
         <w:t xml:space="preserve">Skills </w:t>
       </w:r>
     </w:p>
     <w:tbl>
       <w:tblPr>
-        <w:tblW w:type="dxa" w:w="10092"/>
+        <w:tblW w:type="dxa" w:w="10318"/>
         <w:tblBorders>
           <w:top w:val="none" w:color="FFFFFF" w:sz="0"/>
           <w:left w:val="none" w:color="FFFFFF" w:sz="0"/>
@@ -2016,8 +2016,8 @@
         <w:tblLayout w:type="fixed"/>
       </w:tblPr>
       <w:tblGrid>
-        <w:gridCol w:w="2523"/>
-        <w:gridCol w:w="7569"/>
+        <w:gridCol w:w="2580"/>
+        <w:gridCol w:w="7739"/>
       </w:tblGrid>
       <w:tr>
         <w:trPr>
@@ -2025,25 +2025,25 @@
         </w:trPr>
         <w:tc>
           <w:tcPr>
-            <w:tcW w:type="dxa" w:w="2523"/>
+            <w:tcW w:type="dxa" w:w="2580"/>
             <w:tcMar>
-              <w:top w:type="dxa" w:w="60"/>
+              <w:top w:type="dxa" w:w="44"/>
               <w:left w:type="dxa" w:w="0"/>
-              <w:bottom w:type="dxa" w:w="60"/>
-              <w:right w:type="dxa" w:w="120"/>
+              <w:bottom w:type="dxa" w:w="44"/>
+              <w:right w:type="dxa" w:w="87"/>
             </w:tcMar>
           </w:tcPr>
           <w:p>
             <w:pPr>
-              <w:spacing w:after="80" w:before="0" w:line="300"/>
+              <w:spacing w:after="75" w:before="0" w:line="210"/>
             </w:pPr>
             <w:r>
               <w:rPr>
                 <w:b/>
                 <w:bCs/>
                 <w:color w:val="203047"/>
-                <w:sz w:val="20"/>
-                <w:szCs w:val="20"/>
+                <w:sz w:val="15"/>
+                <w:szCs w:val="15"/>
               </w:rPr>
               <w:t xml:space="preserve">AI &amp; Search</w:t>
             </w:r>
@@ -2051,23 +2051,23 @@
         </w:tc>
         <w:tc>
           <w:tcPr>
-            <w:tcW w:type="dxa" w:w="7569"/>
+            <w:tcW w:type="dxa" w:w="7739"/>
             <w:tcMar>
-              <w:top w:type="dxa" w:w="60"/>
+              <w:top w:type="dxa" w:w="44"/>
               <w:left w:type="dxa" w:w="0"/>
-              <w:bottom w:type="dxa" w:w="60"/>
+              <w:bottom w:type="dxa" w:w="44"/>
               <w:right w:type="dxa" w:w="0"/>
             </w:tcMar>
           </w:tcPr>
           <w:p>
             <w:pPr>
-              <w:spacing w:after="80" w:before="0" w:line="300"/>
-            </w:pPr>
-            <w:r>
-              <w:rPr>
-                <w:color w:val="203047"/>
-                <w:sz w:val="20"/>
-                <w:szCs w:val="20"/>
+              <w:spacing w:after="75" w:before="0" w:line="210"/>
+            </w:pPr>
+            <w:r>
+              <w:rPr>
+                <w:color w:val="203047"/>
+                <w:sz w:val="15"/>
+                <w:szCs w:val="15"/>
               </w:rPr>
               <w:t xml:space="preserve">LangChain · LangGraph · Spring AI · RAG · LLM Evaluation · Prompt injection defense</w:t>
             </w:r>
@@ -2077,8 +2077,8 @@
             <w:r>
               <w:rPr>
                 <w:color w:val="203047"/>
-                <w:sz w:val="20"/>
-                <w:szCs w:val="20"/>
+                <w:sz w:val="15"/>
+                <w:szCs w:val="15"/>
               </w:rPr>
               <w:t xml:space="preserve">LangSmith · Elasticsearch · Weaviate</w:t>
             </w:r>
@@ -2088,7 +2088,7 @@
     </w:tbl>
     <w:tbl>
       <w:tblPr>
-        <w:tblW w:type="dxa" w:w="10092"/>
+        <w:tblW w:type="dxa" w:w="10318"/>
         <w:tblBorders>
           <w:top w:val="none" w:color="FFFFFF" w:sz="0"/>
           <w:left w:val="none" w:color="FFFFFF" w:sz="0"/>
@@ -2100,8 +2100,8 @@
         <w:tblLayout w:type="fixed"/>
       </w:tblPr>
       <w:tblGrid>
-        <w:gridCol w:w="2523"/>
-        <w:gridCol w:w="7569"/>
+        <w:gridCol w:w="2580"/>
+        <w:gridCol w:w="7739"/>
       </w:tblGrid>
       <w:tr>
         <w:trPr>
@@ -2109,25 +2109,25 @@
         </w:trPr>
         <w:tc>
           <w:tcPr>
-            <w:tcW w:type="dxa" w:w="2523"/>
+            <w:tcW w:type="dxa" w:w="2580"/>
             <w:tcMar>
-              <w:top w:type="dxa" w:w="60"/>
+              <w:top w:type="dxa" w:w="44"/>
               <w:left w:type="dxa" w:w="0"/>
-              <w:bottom w:type="dxa" w:w="60"/>
-              <w:right w:type="dxa" w:w="120"/>
+              <w:bottom w:type="dxa" w:w="44"/>
+              <w:right w:type="dxa" w:w="87"/>
             </w:tcMar>
           </w:tcPr>
           <w:p>
             <w:pPr>
-              <w:spacing w:after="80" w:before="0" w:line="300"/>
+              <w:spacing w:after="75" w:before="0" w:line="210"/>
             </w:pPr>
             <w:r>
               <w:rPr>
                 <w:b/>
                 <w:bCs/>
                 <w:color w:val="203047"/>
-                <w:sz w:val="20"/>
-                <w:szCs w:val="20"/>
+                <w:sz w:val="15"/>
+                <w:szCs w:val="15"/>
               </w:rPr>
               <w:t xml:space="preserve">Backend</w:t>
             </w:r>
@@ -2135,23 +2135,23 @@
         </w:tc>
         <w:tc>
           <w:tcPr>
-            <w:tcW w:type="dxa" w:w="7569"/>
+            <w:tcW w:type="dxa" w:w="7739"/>
             <w:tcMar>
-              <w:top w:type="dxa" w:w="60"/>
+              <w:top w:type="dxa" w:w="44"/>
               <w:left w:type="dxa" w:w="0"/>
-              <w:bottom w:type="dxa" w:w="60"/>
+              <w:bottom w:type="dxa" w:w="44"/>
               <w:right w:type="dxa" w:w="0"/>
             </w:tcMar>
           </w:tcPr>
           <w:p>
             <w:pPr>
-              <w:spacing w:after="80" w:before="0" w:line="300"/>
-            </w:pPr>
-            <w:r>
-              <w:rPr>
-                <w:color w:val="203047"/>
-                <w:sz w:val="20"/>
-                <w:szCs w:val="20"/>
+              <w:spacing w:after="75" w:before="0" w:line="210"/>
+            </w:pPr>
+            <w:r>
+              <w:rPr>
+                <w:color w:val="203047"/>
+                <w:sz w:val="15"/>
+                <w:szCs w:val="15"/>
               </w:rPr>
               <w:t xml:space="preserve">Java · Spring Boot · Python</w:t>
             </w:r>
@@ -2161,7 +2161,7 @@
     </w:tbl>
     <w:tbl>
       <w:tblPr>
-        <w:tblW w:type="dxa" w:w="10092"/>
+        <w:tblW w:type="dxa" w:w="10318"/>
         <w:tblBorders>
           <w:top w:val="none" w:color="FFFFFF" w:sz="0"/>
           <w:left w:val="none" w:color="FFFFFF" w:sz="0"/>
@@ -2173,8 +2173,8 @@
         <w:tblLayout w:type="fixed"/>
       </w:tblPr>
       <w:tblGrid>
-        <w:gridCol w:w="2523"/>
-        <w:gridCol w:w="7569"/>
+        <w:gridCol w:w="2580"/>
+        <w:gridCol w:w="7739"/>
       </w:tblGrid>
       <w:tr>
         <w:trPr>
@@ -2182,25 +2182,25 @@
         </w:trPr>
         <w:tc>
           <w:tcPr>
-            <w:tcW w:type="dxa" w:w="2523"/>
+            <w:tcW w:type="dxa" w:w="2580"/>
             <w:tcMar>
-              <w:top w:type="dxa" w:w="60"/>
+              <w:top w:type="dxa" w:w="44"/>
               <w:left w:type="dxa" w:w="0"/>
-              <w:bottom w:type="dxa" w:w="60"/>
-              <w:right w:type="dxa" w:w="120"/>
+              <w:bottom w:type="dxa" w:w="44"/>
+              <w:right w:type="dxa" w:w="87"/>
             </w:tcMar>
           </w:tcPr>
           <w:p>
             <w:pPr>
-              <w:spacing w:after="80" w:before="0" w:line="300"/>
+              <w:spacing w:after="75" w:before="0" w:line="210"/>
             </w:pPr>
             <w:r>
               <w:rPr>
                 <w:b/>
                 <w:bCs/>
                 <w:color w:val="203047"/>
-                <w:sz w:val="20"/>
-                <w:szCs w:val="20"/>
+                <w:sz w:val="15"/>
+                <w:szCs w:val="15"/>
               </w:rPr>
               <w:t xml:space="preserve">Data &amp; Infra</w:t>
             </w:r>
@@ -2208,23 +2208,23 @@
         </w:tc>
         <w:tc>
           <w:tcPr>
-            <w:tcW w:type="dxa" w:w="7569"/>
+            <w:tcW w:type="dxa" w:w="7739"/>
             <w:tcMar>
-              <w:top w:type="dxa" w:w="60"/>
+              <w:top w:type="dxa" w:w="44"/>
               <w:left w:type="dxa" w:w="0"/>
-              <w:bottom w:type="dxa" w:w="60"/>
+              <w:bottom w:type="dxa" w:w="44"/>
               <w:right w:type="dxa" w:w="0"/>
             </w:tcMar>
           </w:tcPr>
           <w:p>
             <w:pPr>
-              <w:spacing w:after="80" w:before="0" w:line="300"/>
-            </w:pPr>
-            <w:r>
-              <w:rPr>
-                <w:color w:val="203047"/>
-                <w:sz w:val="20"/>
-                <w:szCs w:val="20"/>
+              <w:spacing w:after="75" w:before="0" w:line="210"/>
+            </w:pPr>
+            <w:r>
+              <w:rPr>
+                <w:color w:val="203047"/>
+                <w:sz w:val="15"/>
+                <w:szCs w:val="15"/>
               </w:rPr>
               <w:t xml:space="preserve">MySQL · PostgreSQL · Redis · Kafka</w:t>
             </w:r>
@@ -2234,8 +2234,8 @@
             <w:r>
               <w:rPr>
                 <w:color w:val="203047"/>
-                <w:sz w:val="20"/>
-                <w:szCs w:val="20"/>
+                <w:sz w:val="15"/>
+                <w:szCs w:val="15"/>
               </w:rPr>
               <w:t xml:space="preserve">Docker · Docker Compose · GitHub Actions</w:t>
             </w:r>
@@ -2246,26 +2246,25 @@
     <w:p>
       <w:pPr>
         <w:keepNext/>
-        <w:pageBreakBefore/>
         <w:pBdr>
           <w:bottom w:val="single" w:color="6A80BD" w:sz="12" w:space="4"/>
         </w:pBdr>
-        <w:spacing w:after="180" w:before="420" w:line="276"/>
+        <w:spacing w:after="135" w:before="240" w:line="252"/>
       </w:pPr>
       <w:r>
         <w:rPr>
           <w:b/>
           <w:bCs/>
           <w:color w:val="315CBB"/>
-          <w:sz w:val="24"/>
-          <w:szCs w:val="24"/>
+          <w:sz w:val="18"/>
+          <w:szCs w:val="18"/>
         </w:rPr>
         <w:t xml:space="preserve">Activities &amp; contributions </w:t>
       </w:r>
     </w:p>
     <w:tbl>
       <w:tblPr>
-        <w:tblW w:type="dxa" w:w="10092"/>
+        <w:tblW w:type="dxa" w:w="10318"/>
         <w:tblBorders>
           <w:top w:val="none" w:color="FFFFFF" w:sz="0"/>
           <w:left w:val="none" w:color="FFFFFF" w:sz="0"/>
@@ -2277,8 +2276,8 @@
         <w:tblLayout w:type="fixed"/>
       </w:tblPr>
       <w:tblGrid>
-        <w:gridCol w:w="2523"/>
-        <w:gridCol w:w="7569"/>
+        <w:gridCol w:w="2580"/>
+        <w:gridCol w:w="7739"/>
       </w:tblGrid>
       <w:tr>
         <w:trPr>
@@ -2286,23 +2285,23 @@
         </w:trPr>
         <w:tc>
           <w:tcPr>
-            <w:tcW w:type="dxa" w:w="2523"/>
+            <w:tcW w:type="dxa" w:w="2580"/>
             <w:tcMar>
-              <w:top w:type="dxa" w:w="60"/>
+              <w:top w:type="dxa" w:w="44"/>
               <w:left w:type="dxa" w:w="0"/>
-              <w:bottom w:type="dxa" w:w="60"/>
-              <w:right w:type="dxa" w:w="120"/>
+              <w:bottom w:type="dxa" w:w="44"/>
+              <w:right w:type="dxa" w:w="87"/>
             </w:tcMar>
           </w:tcPr>
           <w:p>
             <w:pPr>
-              <w:spacing w:after="80" w:before="0" w:line="300"/>
-            </w:pPr>
-            <w:r>
-              <w:rPr>
-                <w:color w:val="203047"/>
-                <w:sz w:val="20"/>
-                <w:szCs w:val="20"/>
+              <w:spacing w:after="75" w:before="0" w:line="210"/>
+            </w:pPr>
+            <w:r>
+              <w:rPr>
+                <w:color w:val="203047"/>
+                <w:sz w:val="15"/>
+                <w:szCs w:val="15"/>
               </w:rPr>
               <w:t xml:space="preserve">2026.06 — 2026.06</w:t>
             </w:r>
@@ -2310,53 +2309,53 @@
         </w:tc>
         <w:tc>
           <w:tcPr>
-            <w:tcW w:type="dxa" w:w="7569"/>
+            <w:tcW w:type="dxa" w:w="7739"/>
             <w:tcMar>
-              <w:top w:type="dxa" w:w="60"/>
+              <w:top w:type="dxa" w:w="44"/>
               <w:left w:type="dxa" w:w="0"/>
-              <w:bottom w:type="dxa" w:w="60"/>
+              <w:bottom w:type="dxa" w:w="44"/>
               <w:right w:type="dxa" w:w="0"/>
             </w:tcMar>
           </w:tcPr>
           <w:p>
             <w:pPr>
               <w:keepNext/>
-              <w:spacing w:after="0" w:before="0" w:line="276"/>
+              <w:spacing w:after="0" w:before="0" w:line="252"/>
             </w:pPr>
             <w:r>
               <w:rPr>
                 <w:b/>
                 <w:bCs/>
                 <w:color w:val="203047"/>
-                <w:sz w:val="24"/>
-                <w:szCs w:val="24"/>
+                <w:sz w:val="18"/>
+                <w:szCs w:val="18"/>
               </w:rPr>
               <w:t xml:space="preserve">Rhwp open-source contributions</w:t>
             </w:r>
           </w:p>
           <w:p>
             <w:pPr>
-              <w:spacing w:after="80" w:before="0" w:line="300"/>
-            </w:pPr>
-            <w:r>
-              <w:rPr>
-                <w:color w:val="203047"/>
-                <w:sz w:val="20"/>
-                <w:szCs w:val="20"/>
+              <w:spacing w:after="75" w:before="0" w:line="210"/>
+            </w:pPr>
+            <w:r>
+              <w:rPr>
+                <w:color w:val="203047"/>
+                <w:sz w:val="15"/>
+                <w:szCs w:val="15"/>
               </w:rPr>
               <w:t xml:space="preserve">Investigated bugs, submitted fixes and addressed CI in a Rust HWP/HWPX project. Fixed textFlow attributes of images, tables and shapes being reset after saving.</w:t>
             </w:r>
           </w:p>
           <w:p>
             <w:pPr>
-              <w:spacing w:after="80" w:before="80" w:line="300"/>
-            </w:pPr>
-            <w:hyperlink w:history="1" r:id="rIdgmqapbgagdr5b-bwo6klu">
+              <w:spacing w:after="0" w:before="75" w:line="210"/>
+            </w:pPr>
+            <w:hyperlink w:history="1" r:id="rIdjqnaxtp2ybzcraatbkd-5">
               <w:r>
                 <w:rPr>
                   <w:color w:val="315CBB"/>
-                  <w:sz w:val="20"/>
-                  <w:szCs w:val="20"/>
+                  <w:sz w:val="15"/>
+                  <w:szCs w:val="15"/>
                 </w:rPr>
                 <w:t xml:space="preserve">GitHub repository ↗</w:t>
               </w:r>
@@ -2364,17 +2363,17 @@
             <w:r>
               <w:rPr>
                 <w:color w:val="203047"/>
-                <w:sz w:val="20"/>
-                <w:szCs w:val="20"/>
+                <w:sz w:val="15"/>
+                <w:szCs w:val="15"/>
               </w:rPr>
               <w:t xml:space="preserve">   </w:t>
             </w:r>
-            <w:hyperlink w:history="1" r:id="rIdbu6geupxc84koylbu2a0j">
+            <w:hyperlink w:history="1" r:id="rIdjsbcrvyo5fqreigezdkfs">
               <w:r>
                 <w:rPr>
                   <w:color w:val="315CBB"/>
-                  <w:sz w:val="20"/>
-                  <w:szCs w:val="20"/>
+                  <w:sz w:val="15"/>
+                  <w:szCs w:val="15"/>
                 </w:rPr>
                 <w:t xml:space="preserve">PR #1213 · Merged ↗</w:t>
               </w:r>
@@ -2382,17 +2381,17 @@
             <w:r>
               <w:rPr>
                 <w:color w:val="203047"/>
-                <w:sz w:val="20"/>
-                <w:szCs w:val="20"/>
+                <w:sz w:val="15"/>
+                <w:szCs w:val="15"/>
               </w:rPr>
               <w:t xml:space="preserve">   </w:t>
             </w:r>
-            <w:hyperlink w:history="1" r:id="rIdfooca1ruzwqxzfcnex3r6">
+            <w:hyperlink w:history="1" r:id="rIdlnj-rwjq47mjgsqknbmdd">
               <w:r>
                 <w:rPr>
                   <w:color w:val="315CBB"/>
-                  <w:sz w:val="20"/>
-                  <w:szCs w:val="20"/>
+                  <w:sz w:val="15"/>
+                  <w:szCs w:val="15"/>
                 </w:rPr>
                 <w:t xml:space="preserve">PR #1351 · Submitted ↗</w:t>
               </w:r>
@@ -2400,8 +2399,8 @@
             <w:r>
               <w:rPr>
                 <w:color w:val="203047"/>
-                <w:sz w:val="20"/>
-                <w:szCs w:val="20"/>
+                <w:sz w:val="15"/>
+                <w:szCs w:val="15"/>
               </w:rPr>
               <w:t xml:space="preserve">   </w:t>
             </w:r>
@@ -2411,7 +2410,7 @@
     </w:tbl>
     <w:tbl>
       <w:tblPr>
-        <w:tblW w:type="dxa" w:w="10092"/>
+        <w:tblW w:type="dxa" w:w="10318"/>
         <w:tblBorders>
           <w:top w:val="none" w:color="FFFFFF" w:sz="0"/>
           <w:left w:val="none" w:color="FFFFFF" w:sz="0"/>
@@ -2423,9 +2422,9 @@
         <w:tblLayout w:type="fixed"/>
       </w:tblPr>
       <w:tblGrid>
-        <w:gridCol w:w="2523"/>
-        <w:gridCol w:w="1110"/>
-        <w:gridCol w:w="6459"/>
+        <w:gridCol w:w="2580"/>
+        <w:gridCol w:w="1135"/>
+        <w:gridCol w:w="6604"/>
       </w:tblGrid>
       <w:tr>
         <w:trPr>
@@ -2433,23 +2432,23 @@
         </w:trPr>
         <w:tc>
           <w:tcPr>
-            <w:tcW w:type="dxa" w:w="2523"/>
+            <w:tcW w:type="dxa" w:w="2580"/>
             <w:tcMar>
-              <w:top w:type="dxa" w:w="60"/>
+              <w:top w:type="dxa" w:w="44"/>
               <w:left w:type="dxa" w:w="0"/>
-              <w:bottom w:type="dxa" w:w="60"/>
-              <w:right w:type="dxa" w:w="120"/>
+              <w:bottom w:type="dxa" w:w="44"/>
+              <w:right w:type="dxa" w:w="87"/>
             </w:tcMar>
           </w:tcPr>
           <w:p>
             <w:pPr>
-              <w:spacing w:after="80" w:before="0" w:line="300"/>
-            </w:pPr>
-            <w:r>
-              <w:rPr>
-                <w:color w:val="203047"/>
-                <w:sz w:val="20"/>
-                <w:szCs w:val="20"/>
+              <w:spacing w:after="75" w:before="0" w:line="210"/>
+            </w:pPr>
+            <w:r>
+              <w:rPr>
+                <w:color w:val="203047"/>
+                <w:sz w:val="15"/>
+                <w:szCs w:val="15"/>
               </w:rPr>
               <w:t xml:space="preserve">2025.03 — 2026.01</w:t>
             </w:r>
@@ -2457,22 +2456,22 @@
         </w:tc>
         <w:tc>
           <w:tcPr>
-            <w:tcW w:type="dxa" w:w="1110"/>
+            <w:tcW w:type="dxa" w:w="1135"/>
             <w:tcMar>
-              <w:top w:type="dxa" w:w="60"/>
+              <w:top w:type="dxa" w:w="44"/>
               <w:left w:type="dxa" w:w="0"/>
-              <w:bottom w:type="dxa" w:w="60"/>
+              <w:bottom w:type="dxa" w:w="44"/>
               <w:right w:type="dxa" w:w="0"/>
             </w:tcMar>
           </w:tcPr>
           <w:p>
             <w:pPr>
-              <w:spacing w:after="80" w:before="0" w:line="300"/>
+              <w:spacing w:after="75" w:before="0" w:line="210"/>
             </w:pPr>
             <w:r>
               <w:drawing>
                 <wp:inline distT="0" distB="0" distL="0" distR="0">
-                  <wp:extent cx="552450" cy="762000"/>
+                  <wp:extent cx="409575" cy="571500"/>
                   <wp:effectExtent t="0" r="0" b="0" l="0"/>
                   <wp:docPr id="1" name="" descr="" title=""/>
                   <wp:cNvGraphicFramePr>
@@ -2497,7 +2496,7 @@
                         <pic:spPr bwMode="auto">
                           <a:xfrm>
                             <a:off x="0" y="0"/>
-                            <a:ext cx="552450" cy="762000"/>
+                            <a:ext cx="409575" cy="571500"/>
                           </a:xfrm>
                           <a:prstGeom prst="rect">
                             <a:avLst/>
@@ -2513,52 +2512,52 @@
         </w:tc>
         <w:tc>
           <w:tcPr>
-            <w:tcW w:type="dxa" w:w="6459"/>
+            <w:tcW w:type="dxa" w:w="6604"/>
             <w:tcMar>
-              <w:top w:type="dxa" w:w="60"/>
+              <w:top w:type="dxa" w:w="44"/>
               <w:left w:type="dxa" w:w="0"/>
-              <w:bottom w:type="dxa" w:w="60"/>
+              <w:bottom w:type="dxa" w:w="44"/>
               <w:right w:type="dxa" w:w="0"/>
             </w:tcMar>
           </w:tcPr>
           <w:p>
             <w:pPr>
               <w:keepNext/>
-              <w:spacing w:after="0" w:before="0" w:line="276"/>
+              <w:spacing w:after="0" w:before="0" w:line="252"/>
             </w:pPr>
             <w:r>
               <w:rPr>
                 <w:b/>
                 <w:bCs/>
                 <w:color w:val="203047"/>
-                <w:sz w:val="24"/>
-                <w:szCs w:val="24"/>
-              </w:rPr>
-              <w:t xml:space="preserve">APPTIVE, Pusan National University</w:t>
-            </w:r>
-          </w:p>
-          <w:p>
-            <w:pPr>
-              <w:spacing w:after="80" w:before="0" w:line="300"/>
-            </w:pPr>
-            <w:r>
-              <w:rPr>
-                <w:color w:val="203047"/>
-                <w:sz w:val="20"/>
-                <w:szCs w:val="20"/>
-              </w:rPr>
-              <w:t xml:space="preserve">Backend mentee and mentor. Led 6 mentoring and code-review sessions for 12 mentees. Helped revise the curriculum to strengthen HTTP, Servlet, REST API and database foundations.</w:t>
-            </w:r>
-          </w:p>
-          <w:p>
-            <w:pPr>
-              <w:spacing w:after="80" w:before="0" w:line="300"/>
-            </w:pPr>
-            <w:r>
-              <w:rPr>
-                <w:color w:val="607089"/>
                 <w:sz w:val="18"/>
                 <w:szCs w:val="18"/>
+              </w:rPr>
+              <w:t xml:space="preserve">APPTIVE, Pusan National University</w:t>
+            </w:r>
+          </w:p>
+          <w:p>
+            <w:pPr>
+              <w:spacing w:after="75" w:before="0" w:line="210"/>
+            </w:pPr>
+            <w:r>
+              <w:rPr>
+                <w:color w:val="203047"/>
+                <w:sz w:val="15"/>
+                <w:szCs w:val="15"/>
+              </w:rPr>
+              <w:t xml:space="preserve">Backend mentee and mentor. Led 6 mentoring and code-review sessions for 12 mentees. Helped revise the curriculum to strengthen HTTP, Servlet, REST API and database foundations.</w:t>
+            </w:r>
+          </w:p>
+          <w:p>
+            <w:pPr>
+              <w:spacing w:after="75" w:before="0" w:line="196"/>
+            </w:pPr>
+            <w:r>
+              <w:rPr>
+                <w:color w:val="607089"/>
+                <w:sz w:val="14"/>
+                <w:szCs w:val="14"/>
               </w:rPr>
               <w:t xml:space="preserve">APPTIVE Backend Mentor Merit Award · 2026.01.09</w:t>
             </w:r>
@@ -2568,7 +2567,7 @@
     </w:tbl>
     <w:tbl>
       <w:tblPr>
-        <w:tblW w:type="dxa" w:w="10092"/>
+        <w:tblW w:type="dxa" w:w="10318"/>
         <w:tblBorders>
           <w:top w:val="none" w:color="FFFFFF" w:sz="0"/>
           <w:left w:val="none" w:color="FFFFFF" w:sz="0"/>
@@ -2580,9 +2579,9 @@
         <w:tblLayout w:type="fixed"/>
       </w:tblPr>
       <w:tblGrid>
-        <w:gridCol w:w="2523"/>
-        <w:gridCol w:w="1110"/>
-        <w:gridCol w:w="6459"/>
+        <w:gridCol w:w="2580"/>
+        <w:gridCol w:w="1135"/>
+        <w:gridCol w:w="6604"/>
       </w:tblGrid>
       <w:tr>
         <w:trPr>
@@ -2590,23 +2589,23 @@
         </w:trPr>
         <w:tc>
           <w:tcPr>
-            <w:tcW w:type="dxa" w:w="2523"/>
+            <w:tcW w:type="dxa" w:w="2580"/>
             <w:tcMar>
-              <w:top w:type="dxa" w:w="60"/>
+              <w:top w:type="dxa" w:w="44"/>
               <w:left w:type="dxa" w:w="0"/>
-              <w:bottom w:type="dxa" w:w="60"/>
-              <w:right w:type="dxa" w:w="120"/>
+              <w:bottom w:type="dxa" w:w="44"/>
+              <w:right w:type="dxa" w:w="87"/>
             </w:tcMar>
           </w:tcPr>
           <w:p>
             <w:pPr>
-              <w:spacing w:after="80" w:before="0" w:line="300"/>
-            </w:pPr>
-            <w:r>
-              <w:rPr>
-                <w:color w:val="203047"/>
-                <w:sz w:val="20"/>
-                <w:szCs w:val="20"/>
+              <w:spacing w:after="75" w:before="0" w:line="210"/>
+            </w:pPr>
+            <w:r>
+              <w:rPr>
+                <w:color w:val="203047"/>
+                <w:sz w:val="15"/>
+                <w:szCs w:val="15"/>
               </w:rPr>
               <w:t xml:space="preserve">2025.11 / 2025.07</w:t>
             </w:r>
@@ -2614,22 +2613,22 @@
         </w:tc>
         <w:tc>
           <w:tcPr>
-            <w:tcW w:type="dxa" w:w="1110"/>
+            <w:tcW w:type="dxa" w:w="1135"/>
             <w:tcMar>
-              <w:top w:type="dxa" w:w="60"/>
+              <w:top w:type="dxa" w:w="44"/>
               <w:left w:type="dxa" w:w="0"/>
-              <w:bottom w:type="dxa" w:w="60"/>
+              <w:bottom w:type="dxa" w:w="44"/>
               <w:right w:type="dxa" w:w="0"/>
             </w:tcMar>
           </w:tcPr>
           <w:p>
             <w:pPr>
-              <w:spacing w:after="80" w:before="0" w:line="300"/>
+              <w:spacing w:after="75" w:before="0" w:line="210"/>
             </w:pPr>
             <w:r>
               <w:drawing>
                 <wp:inline distT="0" distB="0" distL="0" distR="0">
-                  <wp:extent cx="609600" cy="457200"/>
+                  <wp:extent cx="571500" cy="428625"/>
                   <wp:effectExtent t="0" r="0" b="0" l="0"/>
                   <wp:docPr id="1" name="" descr="" title=""/>
                   <wp:cNvGraphicFramePr>
@@ -2654,7 +2653,7 @@
                         <pic:spPr bwMode="auto">
                           <a:xfrm>
                             <a:off x="0" y="0"/>
-                            <a:ext cx="609600" cy="457200"/>
+                            <a:ext cx="571500" cy="428625"/>
                           </a:xfrm>
                           <a:prstGeom prst="rect">
                             <a:avLst/>
@@ -2670,39 +2669,39 @@
         </w:tc>
         <w:tc>
           <w:tcPr>
-            <w:tcW w:type="dxa" w:w="6459"/>
+            <w:tcW w:type="dxa" w:w="6604"/>
             <w:tcMar>
-              <w:top w:type="dxa" w:w="60"/>
+              <w:top w:type="dxa" w:w="44"/>
               <w:left w:type="dxa" w:w="0"/>
-              <w:bottom w:type="dxa" w:w="60"/>
+              <w:bottom w:type="dxa" w:w="44"/>
               <w:right w:type="dxa" w:w="0"/>
             </w:tcMar>
           </w:tcPr>
           <w:p>
             <w:pPr>
               <w:keepNext/>
-              <w:spacing w:after="0" w:before="0" w:line="276"/>
+              <w:spacing w:after="0" w:before="0" w:line="252"/>
             </w:pPr>
             <w:r>
               <w:rPr>
                 <w:b/>
                 <w:bCs/>
                 <w:color w:val="203047"/>
-                <w:sz w:val="24"/>
-                <w:szCs w:val="24"/>
+                <w:sz w:val="18"/>
+                <w:szCs w:val="18"/>
               </w:rPr>
               <w:t xml:space="preserve">SK AI SUMMIT · K-ICT WEEK in Busan</w:t>
             </w:r>
           </w:p>
           <w:p>
             <w:pPr>
-              <w:spacing w:after="80" w:before="0" w:line="300"/>
-            </w:pPr>
-            <w:r>
-              <w:rPr>
-                <w:color w:val="203047"/>
-                <w:sz w:val="20"/>
-                <w:szCs w:val="20"/>
+              <w:spacing w:after="75" w:before="0" w:line="210"/>
+            </w:pPr>
+            <w:r>
+              <w:rPr>
+                <w:color w:val="203047"/>
+                <w:sz w:val="15"/>
+                <w:szCs w:val="15"/>
               </w:rPr>
               <w:t xml:space="preserve">Represented Pusan National University at the Pilltip booth, demonstrating the service and answering technical questions.</w:t>
             </w:r>
@@ -2712,7 +2711,7 @@
     </w:tbl>
     <w:tbl>
       <w:tblPr>
-        <w:tblW w:type="dxa" w:w="10092"/>
+        <w:tblW w:type="dxa" w:w="10318"/>
         <w:tblBorders>
           <w:top w:val="none" w:color="FFFFFF" w:sz="0"/>
           <w:left w:val="none" w:color="FFFFFF" w:sz="0"/>
@@ -2724,9 +2723,9 @@
         <w:tblLayout w:type="fixed"/>
       </w:tblPr>
       <w:tblGrid>
-        <w:gridCol w:w="2523"/>
-        <w:gridCol w:w="1110"/>
-        <w:gridCol w:w="6459"/>
+        <w:gridCol w:w="2580"/>
+        <w:gridCol w:w="1135"/>
+        <w:gridCol w:w="6604"/>
       </w:tblGrid>
       <w:tr>
         <w:trPr>
@@ -2734,23 +2733,23 @@
         </w:trPr>
         <w:tc>
           <w:tcPr>
-            <w:tcW w:type="dxa" w:w="2523"/>
+            <w:tcW w:type="dxa" w:w="2580"/>
             <w:tcMar>
-              <w:top w:type="dxa" w:w="60"/>
+              <w:top w:type="dxa" w:w="44"/>
               <w:left w:type="dxa" w:w="0"/>
-              <w:bottom w:type="dxa" w:w="60"/>
-              <w:right w:type="dxa" w:w="120"/>
+              <w:bottom w:type="dxa" w:w="44"/>
+              <w:right w:type="dxa" w:w="87"/>
             </w:tcMar>
           </w:tcPr>
           <w:p>
             <w:pPr>
-              <w:spacing w:after="80" w:before="0" w:line="300"/>
-            </w:pPr>
-            <w:r>
-              <w:rPr>
-                <w:color w:val="203047"/>
-                <w:sz w:val="20"/>
-                <w:szCs w:val="20"/>
+              <w:spacing w:after="75" w:before="0" w:line="210"/>
+            </w:pPr>
+            <w:r>
+              <w:rPr>
+                <w:color w:val="203047"/>
+                <w:sz w:val="15"/>
+                <w:szCs w:val="15"/>
               </w:rPr>
               <w:t xml:space="preserve">2022.02 — 2025.07</w:t>
             </w:r>
@@ -2758,22 +2757,22 @@
         </w:tc>
         <w:tc>
           <w:tcPr>
-            <w:tcW w:type="dxa" w:w="1110"/>
+            <w:tcW w:type="dxa" w:w="1135"/>
             <w:tcMar>
-              <w:top w:type="dxa" w:w="60"/>
+              <w:top w:type="dxa" w:w="44"/>
               <w:left w:type="dxa" w:w="0"/>
-              <w:bottom w:type="dxa" w:w="60"/>
+              <w:bottom w:type="dxa" w:w="44"/>
               <w:right w:type="dxa" w:w="0"/>
             </w:tcMar>
           </w:tcPr>
           <w:p>
             <w:pPr>
-              <w:spacing w:after="80" w:before="0" w:line="300"/>
+              <w:spacing w:after="75" w:before="0" w:line="210"/>
             </w:pPr>
             <w:r>
               <w:drawing>
                 <wp:inline distT="0" distB="0" distL="0" distR="0">
-                  <wp:extent cx="609600" cy="409575"/>
+                  <wp:extent cx="571500" cy="381000"/>
                   <wp:effectExtent t="0" r="0" b="0" l="0"/>
                   <wp:docPr id="1" name="" descr="" title=""/>
                   <wp:cNvGraphicFramePr>
@@ -2798,7 +2797,7 @@
                         <pic:spPr bwMode="auto">
                           <a:xfrm>
                             <a:off x="0" y="0"/>
-                            <a:ext cx="609600" cy="409575"/>
+                            <a:ext cx="571500" cy="381000"/>
                           </a:xfrm>
                           <a:prstGeom prst="rect">
                             <a:avLst/>
@@ -2814,53 +2813,53 @@
         </w:tc>
         <w:tc>
           <w:tcPr>
-            <w:tcW w:type="dxa" w:w="6459"/>
+            <w:tcW w:type="dxa" w:w="6604"/>
             <w:tcMar>
-              <w:top w:type="dxa" w:w="60"/>
+              <w:top w:type="dxa" w:w="44"/>
               <w:left w:type="dxa" w:w="0"/>
-              <w:bottom w:type="dxa" w:w="60"/>
+              <w:bottom w:type="dxa" w:w="44"/>
               <w:right w:type="dxa" w:w="0"/>
             </w:tcMar>
           </w:tcPr>
           <w:p>
             <w:pPr>
               <w:keepNext/>
-              <w:spacing w:after="0" w:before="0" w:line="276"/>
+              <w:spacing w:after="0" w:before="0" w:line="252"/>
             </w:pPr>
             <w:r>
               <w:rPr>
                 <w:b/>
                 <w:bCs/>
                 <w:color w:val="203047"/>
-                <w:sz w:val="24"/>
-                <w:szCs w:val="24"/>
+                <w:sz w:val="18"/>
+                <w:szCs w:val="18"/>
               </w:rPr>
               <w:t xml:space="preserve">945-day Baekjoon problem-solving streak</w:t>
             </w:r>
           </w:p>
           <w:p>
             <w:pPr>
-              <w:spacing w:after="80" w:before="0" w:line="300"/>
-            </w:pPr>
-            <w:r>
-              <w:rPr>
-                <w:color w:val="203047"/>
-                <w:sz w:val="20"/>
-                <w:szCs w:val="20"/>
+              <w:spacing w:after="75" w:before="0" w:line="210"/>
+            </w:pPr>
+            <w:r>
+              <w:rPr>
+                <w:color w:val="203047"/>
+                <w:sz w:val="15"/>
+                <w:szCs w:val="15"/>
               </w:rPr>
               <w:t xml:space="preserve">Aiming for one problem a day, I reached a longest streak of 945 consecutive days on solved.ac. 1,659 problems solved, solved.ac Platinum IV. Solutions are recorded in a GitHub repository.</w:t>
             </w:r>
           </w:p>
           <w:p>
             <w:pPr>
-              <w:spacing w:after="80" w:before="0" w:line="300"/>
-            </w:pPr>
-            <w:hyperlink w:history="1" r:id="rIddayp--lyuo8ehwxoixzwu">
+              <w:spacing w:after="75" w:before="0" w:line="210"/>
+            </w:pPr>
+            <w:hyperlink w:history="1" r:id="rIdhkb8ar0gobu7teqtof1ck">
               <w:r>
                 <w:rPr>
                   <w:color w:val="315CBB"/>
-                  <w:sz w:val="20"/>
-                  <w:szCs w:val="20"/>
+                  <w:sz w:val="15"/>
+                  <w:szCs w:val="15"/>
                 </w:rPr>
                 <w:t xml:space="preserve">Baekjoon solutions repository ↗</w:t>
               </w:r>
@@ -2875,22 +2874,22 @@
         <w:pBdr>
           <w:bottom w:val="single" w:color="6A80BD" w:sz="12" w:space="4"/>
         </w:pBdr>
-        <w:spacing w:after="180" w:before="420" w:line="276"/>
+        <w:spacing w:after="135" w:before="240" w:line="252"/>
       </w:pPr>
       <w:r>
         <w:rPr>
           <w:b/>
           <w:bCs/>
           <w:color w:val="315CBB"/>
-          <w:sz w:val="24"/>
-          <w:szCs w:val="24"/>
+          <w:sz w:val="18"/>
+          <w:szCs w:val="18"/>
         </w:rPr>
         <w:t xml:space="preserve">Education &amp; certification </w:t>
       </w:r>
     </w:p>
     <w:tbl>
       <w:tblPr>
-        <w:tblW w:type="dxa" w:w="10092"/>
+        <w:tblW w:type="dxa" w:w="10318"/>
         <w:tblBorders>
           <w:top w:val="none" w:color="FFFFFF" w:sz="0"/>
           <w:left w:val="none" w:color="FFFFFF" w:sz="0"/>
@@ -2902,8 +2901,8 @@
         <w:tblLayout w:type="fixed"/>
       </w:tblPr>
       <w:tblGrid>
-        <w:gridCol w:w="2523"/>
-        <w:gridCol w:w="7569"/>
+        <w:gridCol w:w="2580"/>
+        <w:gridCol w:w="7739"/>
       </w:tblGrid>
       <w:tr>
         <w:trPr>
@@ -2911,23 +2910,23 @@
         </w:trPr>
         <w:tc>
           <w:tcPr>
-            <w:tcW w:type="dxa" w:w="2523"/>
+            <w:tcW w:type="dxa" w:w="2580"/>
             <w:tcMar>
-              <w:top w:type="dxa" w:w="60"/>
+              <w:top w:type="dxa" w:w="44"/>
               <w:left w:type="dxa" w:w="0"/>
-              <w:bottom w:type="dxa" w:w="60"/>
-              <w:right w:type="dxa" w:w="120"/>
+              <w:bottom w:type="dxa" w:w="44"/>
+              <w:right w:type="dxa" w:w="87"/>
             </w:tcMar>
           </w:tcPr>
           <w:p>
             <w:pPr>
-              <w:spacing w:after="80" w:before="0" w:line="300"/>
-            </w:pPr>
-            <w:r>
-              <w:rPr>
-                <w:color w:val="203047"/>
-                <w:sz w:val="20"/>
-                <w:szCs w:val="20"/>
+              <w:spacing w:after="75" w:before="0" w:line="210"/>
+            </w:pPr>
+            <w:r>
+              <w:rPr>
+                <w:color w:val="203047"/>
+                <w:sz w:val="15"/>
+                <w:szCs w:val="15"/>
               </w:rPr>
               <w:t xml:space="preserve">2022.02 — 2026.02 (Transfer)</w:t>
             </w:r>
@@ -2935,39 +2934,39 @@
         </w:tc>
         <w:tc>
           <w:tcPr>
-            <w:tcW w:type="dxa" w:w="7569"/>
+            <w:tcW w:type="dxa" w:w="7739"/>
             <w:tcMar>
-              <w:top w:type="dxa" w:w="60"/>
+              <w:top w:type="dxa" w:w="44"/>
               <w:left w:type="dxa" w:w="0"/>
-              <w:bottom w:type="dxa" w:w="60"/>
+              <w:bottom w:type="dxa" w:w="44"/>
               <w:right w:type="dxa" w:w="0"/>
             </w:tcMar>
           </w:tcPr>
           <w:p>
             <w:pPr>
               <w:keepNext/>
-              <w:spacing w:after="0" w:before="0" w:line="276"/>
+              <w:spacing w:after="0" w:before="0" w:line="252"/>
             </w:pPr>
             <w:r>
               <w:rPr>
                 <w:b/>
                 <w:bCs/>
                 <w:color w:val="203047"/>
-                <w:sz w:val="24"/>
-                <w:szCs w:val="24"/>
+                <w:sz w:val="18"/>
+                <w:szCs w:val="18"/>
               </w:rPr>
               <w:t xml:space="preserve">Pusan National University</w:t>
             </w:r>
           </w:p>
           <w:p>
             <w:pPr>
-              <w:spacing w:after="80" w:before="0" w:line="300"/>
-            </w:pPr>
-            <w:r>
-              <w:rPr>
-                <w:color w:val="203047"/>
-                <w:sz w:val="20"/>
-                <w:szCs w:val="20"/>
+              <w:spacing w:after="75" w:before="0" w:line="210"/>
+            </w:pPr>
+            <w:r>
+              <w:rPr>
+                <w:color w:val="203047"/>
+                <w:sz w:val="15"/>
+                <w:szCs w:val="15"/>
               </w:rPr>
               <w:t xml:space="preserve">GPA 4.12 / 4.5</w:t>
             </w:r>
@@ -2977,7 +2976,7 @@
     </w:tbl>
     <w:tbl>
       <w:tblPr>
-        <w:tblW w:type="dxa" w:w="10092"/>
+        <w:tblW w:type="dxa" w:w="10318"/>
         <w:tblBorders>
           <w:top w:val="none" w:color="FFFFFF" w:sz="0"/>
           <w:left w:val="none" w:color="FFFFFF" w:sz="0"/>
@@ -2989,8 +2988,8 @@
         <w:tblLayout w:type="fixed"/>
       </w:tblPr>
       <w:tblGrid>
-        <w:gridCol w:w="2523"/>
-        <w:gridCol w:w="7569"/>
+        <w:gridCol w:w="2580"/>
+        <w:gridCol w:w="7739"/>
       </w:tblGrid>
       <w:tr>
         <w:trPr>
@@ -2998,23 +2997,23 @@
         </w:trPr>
         <w:tc>
           <w:tcPr>
-            <w:tcW w:type="dxa" w:w="2523"/>
+            <w:tcW w:type="dxa" w:w="2580"/>
             <w:tcMar>
-              <w:top w:type="dxa" w:w="60"/>
+              <w:top w:type="dxa" w:w="44"/>
               <w:left w:type="dxa" w:w="0"/>
-              <w:bottom w:type="dxa" w:w="60"/>
-              <w:right w:type="dxa" w:w="120"/>
+              <w:bottom w:type="dxa" w:w="44"/>
+              <w:right w:type="dxa" w:w="87"/>
             </w:tcMar>
           </w:tcPr>
           <w:p>
             <w:pPr>
-              <w:spacing w:after="80" w:before="0" w:line="300"/>
-            </w:pPr>
-            <w:r>
-              <w:rPr>
-                <w:color w:val="203047"/>
-                <w:sz w:val="20"/>
-                <w:szCs w:val="20"/>
+              <w:spacing w:after="75" w:before="0" w:line="210"/>
+            </w:pPr>
+            <w:r>
+              <w:rPr>
+                <w:color w:val="203047"/>
+                <w:sz w:val="15"/>
+                <w:szCs w:val="15"/>
               </w:rPr>
               <w:t xml:space="preserve">2019.03 — 2022.02 (Withdrew)</w:t>
             </w:r>
@@ -3022,39 +3021,39 @@
         </w:tc>
         <w:tc>
           <w:tcPr>
-            <w:tcW w:type="dxa" w:w="7569"/>
+            <w:tcW w:type="dxa" w:w="7739"/>
             <w:tcMar>
-              <w:top w:type="dxa" w:w="60"/>
+              <w:top w:type="dxa" w:w="44"/>
               <w:left w:type="dxa" w:w="0"/>
-              <w:bottom w:type="dxa" w:w="60"/>
+              <w:bottom w:type="dxa" w:w="44"/>
               <w:right w:type="dxa" w:w="0"/>
             </w:tcMar>
           </w:tcPr>
           <w:p>
             <w:pPr>
               <w:keepNext/>
-              <w:spacing w:after="0" w:before="0" w:line="276"/>
+              <w:spacing w:after="0" w:before="0" w:line="252"/>
             </w:pPr>
             <w:r>
               <w:rPr>
                 <w:b/>
                 <w:bCs/>
                 <w:color w:val="203047"/>
-                <w:sz w:val="24"/>
-                <w:szCs w:val="24"/>
+                <w:sz w:val="18"/>
+                <w:szCs w:val="18"/>
               </w:rPr>
               <w:t xml:space="preserve">Daegu University</w:t>
             </w:r>
           </w:p>
           <w:p>
             <w:pPr>
-              <w:spacing w:after="80" w:before="0" w:line="300"/>
-            </w:pPr>
-            <w:r>
-              <w:rPr>
-                <w:color w:val="203047"/>
-                <w:sz w:val="20"/>
-                <w:szCs w:val="20"/>
+              <w:spacing w:after="75" w:before="0" w:line="210"/>
+            </w:pPr>
+            <w:r>
+              <w:rPr>
+                <w:color w:val="203047"/>
+                <w:sz w:val="15"/>
+                <w:szCs w:val="15"/>
               </w:rPr>
               <w:t xml:space="preserve">GPA 4.2 / 4.5</w:t>
             </w:r>
@@ -3064,7 +3063,7 @@
     </w:tbl>
     <w:tbl>
       <w:tblPr>
-        <w:tblW w:type="dxa" w:w="10092"/>
+        <w:tblW w:type="dxa" w:w="10318"/>
         <w:tblBorders>
           <w:top w:val="none" w:color="FFFFFF" w:sz="0"/>
           <w:left w:val="none" w:color="FFFFFF" w:sz="0"/>
@@ -3076,8 +3075,8 @@
         <w:tblLayout w:type="fixed"/>
       </w:tblPr>
       <w:tblGrid>
-        <w:gridCol w:w="2523"/>
-        <w:gridCol w:w="7569"/>
+        <w:gridCol w:w="2580"/>
+        <w:gridCol w:w="7739"/>
       </w:tblGrid>
       <w:tr>
         <w:trPr>
@@ -3085,23 +3084,23 @@
         </w:trPr>
         <w:tc>
           <w:tcPr>
-            <w:tcW w:type="dxa" w:w="2523"/>
+            <w:tcW w:type="dxa" w:w="2580"/>
             <w:tcMar>
-              <w:top w:type="dxa" w:w="60"/>
+              <w:top w:type="dxa" w:w="44"/>
               <w:left w:type="dxa" w:w="0"/>
-              <w:bottom w:type="dxa" w:w="60"/>
-              <w:right w:type="dxa" w:w="120"/>
+              <w:bottom w:type="dxa" w:w="44"/>
+              <w:right w:type="dxa" w:w="87"/>
             </w:tcMar>
           </w:tcPr>
           <w:p>
             <w:pPr>
-              <w:spacing w:after="80" w:before="0" w:line="300"/>
-            </w:pPr>
-            <w:r>
-              <w:rPr>
-                <w:color w:val="203047"/>
-                <w:sz w:val="20"/>
-                <w:szCs w:val="20"/>
+              <w:spacing w:after="75" w:before="0" w:line="210"/>
+            </w:pPr>
+            <w:r>
+              <w:rPr>
+                <w:color w:val="203047"/>
+                <w:sz w:val="15"/>
+                <w:szCs w:val="15"/>
               </w:rPr>
               <w:t xml:space="preserve">2025.09</w:t>
             </w:r>
@@ -3109,39 +3108,39 @@
         </w:tc>
         <w:tc>
           <w:tcPr>
-            <w:tcW w:type="dxa" w:w="7569"/>
+            <w:tcW w:type="dxa" w:w="7739"/>
             <w:tcMar>
-              <w:top w:type="dxa" w:w="60"/>
+              <w:top w:type="dxa" w:w="44"/>
               <w:left w:type="dxa" w:w="0"/>
-              <w:bottom w:type="dxa" w:w="60"/>
+              <w:bottom w:type="dxa" w:w="44"/>
               <w:right w:type="dxa" w:w="0"/>
             </w:tcMar>
           </w:tcPr>
           <w:p>
             <w:pPr>
               <w:keepNext/>
-              <w:spacing w:after="0" w:before="0" w:line="276"/>
+              <w:spacing w:after="0" w:before="0" w:line="252"/>
             </w:pPr>
             <w:r>
               <w:rPr>
                 <w:b/>
                 <w:bCs/>
                 <w:color w:val="203047"/>
-                <w:sz w:val="24"/>
-                <w:szCs w:val="24"/>
+                <w:sz w:val="18"/>
+                <w:szCs w:val="18"/>
               </w:rPr>
               <w:t xml:space="preserve">Engineer Information Processing</w:t>
             </w:r>
           </w:p>
           <w:p>
             <w:pPr>
-              <w:spacing w:after="80" w:before="0" w:line="300"/>
-            </w:pPr>
-            <w:r>
-              <w:rPr>
-                <w:color w:val="203047"/>
-                <w:sz w:val="20"/>
-                <w:szCs w:val="20"/>
+              <w:spacing w:after="75" w:before="0" w:line="210"/>
+            </w:pPr>
+            <w:r>
+              <w:rPr>
+                <w:color w:val="203047"/>
+                <w:sz w:val="15"/>
+                <w:szCs w:val="15"/>
               </w:rPr>
               <w:t xml:space="preserve">Human Resources Development Service of Korea</w:t>
             </w:r>
@@ -3155,22 +3154,22 @@
         <w:pBdr>
           <w:bottom w:val="single" w:color="6A80BD" w:sz="12" w:space="4"/>
         </w:pBdr>
-        <w:spacing w:after="180" w:before="420" w:line="276"/>
+        <w:spacing w:after="135" w:before="240" w:line="252"/>
       </w:pPr>
       <w:r>
         <w:rPr>
           <w:b/>
           <w:bCs/>
           <w:color w:val="315CBB"/>
-          <w:sz w:val="24"/>
-          <w:szCs w:val="24"/>
+          <w:sz w:val="18"/>
+          <w:szCs w:val="18"/>
         </w:rPr>
         <w:t xml:space="preserve">Awards </w:t>
       </w:r>
     </w:p>
     <w:tbl>
       <w:tblPr>
-        <w:tblW w:type="dxa" w:w="10092"/>
+        <w:tblW w:type="dxa" w:w="10318"/>
         <w:tblBorders>
           <w:top w:val="none" w:color="FFFFFF" w:sz="0"/>
           <w:left w:val="none" w:color="FFFFFF" w:sz="0"/>
@@ -3182,9 +3181,9 @@
         <w:tblLayout w:type="fixed"/>
       </w:tblPr>
       <w:tblGrid>
-        <w:gridCol w:w="2523"/>
-        <w:gridCol w:w="1110"/>
-        <w:gridCol w:w="6459"/>
+        <w:gridCol w:w="2580"/>
+        <w:gridCol w:w="1135"/>
+        <w:gridCol w:w="6604"/>
       </w:tblGrid>
       <w:tr>
         <w:trPr>
@@ -3192,23 +3191,23 @@
         </w:trPr>
         <w:tc>
           <w:tcPr>
-            <w:tcW w:type="dxa" w:w="2523"/>
+            <w:tcW w:type="dxa" w:w="2580"/>
             <w:tcMar>
-              <w:top w:type="dxa" w:w="60"/>
+              <w:top w:type="dxa" w:w="44"/>
               <w:left w:type="dxa" w:w="0"/>
-              <w:bottom w:type="dxa" w:w="60"/>
-              <w:right w:type="dxa" w:w="120"/>
+              <w:bottom w:type="dxa" w:w="44"/>
+              <w:right w:type="dxa" w:w="87"/>
             </w:tcMar>
           </w:tcPr>
           <w:p>
             <w:pPr>
-              <w:spacing w:after="80" w:before="0" w:line="300"/>
-            </w:pPr>
-            <w:r>
-              <w:rPr>
-                <w:color w:val="203047"/>
-                <w:sz w:val="20"/>
-                <w:szCs w:val="20"/>
+              <w:spacing w:after="75" w:before="0" w:line="210"/>
+            </w:pPr>
+            <w:r>
+              <w:rPr>
+                <w:color w:val="203047"/>
+                <w:sz w:val="15"/>
+                <w:szCs w:val="15"/>
               </w:rPr>
               <w:t xml:space="preserve">2025.10</w:t>
             </w:r>
@@ -3216,22 +3215,22 @@
         </w:tc>
         <w:tc>
           <w:tcPr>
-            <w:tcW w:type="dxa" w:w="1110"/>
+            <w:tcW w:type="dxa" w:w="1135"/>
             <w:tcMar>
-              <w:top w:type="dxa" w:w="60"/>
+              <w:top w:type="dxa" w:w="44"/>
               <w:left w:type="dxa" w:w="0"/>
-              <w:bottom w:type="dxa" w:w="60"/>
+              <w:bottom w:type="dxa" w:w="44"/>
               <w:right w:type="dxa" w:w="0"/>
             </w:tcMar>
           </w:tcPr>
           <w:p>
             <w:pPr>
-              <w:spacing w:after="80" w:before="0" w:line="300"/>
+              <w:spacing w:after="75" w:before="0" w:line="210"/>
             </w:pPr>
             <w:r>
               <w:drawing>
                 <wp:inline distT="0" distB="0" distL="0" distR="0">
-                  <wp:extent cx="542925" cy="762000"/>
+                  <wp:extent cx="400050" cy="571500"/>
                   <wp:effectExtent t="0" r="0" b="0" l="0"/>
                   <wp:docPr id="1" name="" descr="" title=""/>
                   <wp:cNvGraphicFramePr>
@@ -3256,7 +3255,7 @@
                         <pic:spPr bwMode="auto">
                           <a:xfrm>
                             <a:off x="0" y="0"/>
-                            <a:ext cx="542925" cy="762000"/>
+                            <a:ext cx="400050" cy="571500"/>
                           </a:xfrm>
                           <a:prstGeom prst="rect">
                             <a:avLst/>
@@ -3272,25 +3271,25 @@
         </w:tc>
         <w:tc>
           <w:tcPr>
-            <w:tcW w:type="dxa" w:w="6459"/>
+            <w:tcW w:type="dxa" w:w="6604"/>
             <w:tcMar>
-              <w:top w:type="dxa" w:w="60"/>
+              <w:top w:type="dxa" w:w="44"/>
               <w:left w:type="dxa" w:w="0"/>
-              <w:bottom w:type="dxa" w:w="60"/>
+              <w:bottom w:type="dxa" w:w="44"/>
               <w:right w:type="dxa" w:w="0"/>
             </w:tcMar>
           </w:tcPr>
           <w:p>
             <w:pPr>
-              <w:spacing w:after="80" w:before="0" w:line="300"/>
+              <w:spacing w:after="75" w:before="0" w:line="210"/>
             </w:pPr>
             <w:r>
               <w:rPr>
                 <w:b/>
                 <w:bCs/>
                 <w:color w:val="203047"/>
-                <w:sz w:val="20"/>
-                <w:szCs w:val="20"/>
+                <w:sz w:val="15"/>
+                <w:szCs w:val="15"/>
               </w:rPr>
               <w:t xml:space="preserve">Capstone Design Gold Award</w:t>
             </w:r>
@@ -3300,8 +3299,8 @@
             <w:r>
               <w:rPr>
                 <w:color w:val="203047"/>
-                <w:sz w:val="20"/>
-                <w:szCs w:val="20"/>
+                <w:sz w:val="15"/>
+                <w:szCs w:val="15"/>
               </w:rPr>
               <w:t xml:space="preserve">Software &amp; AI division / College of Information and Biomedical Engineering, Pusan National University</w:t>
             </w:r>
@@ -3311,7 +3310,7 @@
     </w:tbl>
     <w:tbl>
       <w:tblPr>
-        <w:tblW w:type="dxa" w:w="10092"/>
+        <w:tblW w:type="dxa" w:w="10318"/>
         <w:tblBorders>
           <w:top w:val="none" w:color="FFFFFF" w:sz="0"/>
           <w:left w:val="none" w:color="FFFFFF" w:sz="0"/>
@@ -3323,9 +3322,9 @@
         <w:tblLayout w:type="fixed"/>
       </w:tblPr>
       <w:tblGrid>
-        <w:gridCol w:w="2523"/>
-        <w:gridCol w:w="1110"/>
-        <w:gridCol w:w="6459"/>
+        <w:gridCol w:w="2580"/>
+        <w:gridCol w:w="1135"/>
+        <w:gridCol w:w="6604"/>
       </w:tblGrid>
       <w:tr>
         <w:trPr>
@@ -3333,23 +3332,23 @@
         </w:trPr>
         <w:tc>
           <w:tcPr>
-            <w:tcW w:type="dxa" w:w="2523"/>
+            <w:tcW w:type="dxa" w:w="2580"/>
             <w:tcMar>
-              <w:top w:type="dxa" w:w="60"/>
+              <w:top w:type="dxa" w:w="44"/>
               <w:left w:type="dxa" w:w="0"/>
-              <w:bottom w:type="dxa" w:w="60"/>
-              <w:right w:type="dxa" w:w="120"/>
+              <w:bottom w:type="dxa" w:w="44"/>
+              <w:right w:type="dxa" w:w="87"/>
             </w:tcMar>
           </w:tcPr>
           <w:p>
             <w:pPr>
-              <w:spacing w:after="80" w:before="0" w:line="300"/>
-            </w:pPr>
-            <w:r>
-              <w:rPr>
-                <w:color w:val="203047"/>
-                <w:sz w:val="20"/>
-                <w:szCs w:val="20"/>
+              <w:spacing w:after="75" w:before="0" w:line="210"/>
+            </w:pPr>
+            <w:r>
+              <w:rPr>
+                <w:color w:val="203047"/>
+                <w:sz w:val="15"/>
+                <w:szCs w:val="15"/>
               </w:rPr>
               <w:t xml:space="preserve">2025.09</w:t>
             </w:r>
@@ -3357,22 +3356,22 @@
         </w:tc>
         <w:tc>
           <w:tcPr>
-            <w:tcW w:type="dxa" w:w="1110"/>
+            <w:tcW w:type="dxa" w:w="1135"/>
             <w:tcMar>
-              <w:top w:type="dxa" w:w="60"/>
+              <w:top w:type="dxa" w:w="44"/>
               <w:left w:type="dxa" w:w="0"/>
-              <w:bottom w:type="dxa" w:w="60"/>
+              <w:bottom w:type="dxa" w:w="44"/>
               <w:right w:type="dxa" w:w="0"/>
             </w:tcMar>
           </w:tcPr>
           <w:p>
             <w:pPr>
-              <w:spacing w:after="80" w:before="0" w:line="300"/>
+              <w:spacing w:after="75" w:before="0" w:line="210"/>
             </w:pPr>
             <w:r>
               <w:drawing>
                 <wp:inline distT="0" distB="0" distL="0" distR="0">
-                  <wp:extent cx="542925" cy="762000"/>
+                  <wp:extent cx="400050" cy="571500"/>
                   <wp:effectExtent t="0" r="0" b="0" l="0"/>
                   <wp:docPr id="1" name="" descr="" title=""/>
                   <wp:cNvGraphicFramePr>
@@ -3397,7 +3396,7 @@
                         <pic:spPr bwMode="auto">
                           <a:xfrm>
                             <a:off x="0" y="0"/>
-                            <a:ext cx="542925" cy="762000"/>
+                            <a:ext cx="400050" cy="571500"/>
                           </a:xfrm>
                           <a:prstGeom prst="rect">
                             <a:avLst/>
@@ -3413,25 +3412,25 @@
         </w:tc>
         <w:tc>
           <w:tcPr>
-            <w:tcW w:type="dxa" w:w="6459"/>
+            <w:tcW w:type="dxa" w:w="6604"/>
             <w:tcMar>
-              <w:top w:type="dxa" w:w="60"/>
+              <w:top w:type="dxa" w:w="44"/>
               <w:left w:type="dxa" w:w="0"/>
-              <w:bottom w:type="dxa" w:w="60"/>
+              <w:bottom w:type="dxa" w:w="44"/>
               <w:right w:type="dxa" w:w="0"/>
             </w:tcMar>
           </w:tcPr>
           <w:p>
             <w:pPr>
-              <w:spacing w:after="80" w:before="0" w:line="300"/>
+              <w:spacing w:after="75" w:before="0" w:line="210"/>
             </w:pPr>
             <w:r>
               <w:rPr>
                 <w:b/>
                 <w:bCs/>
                 <w:color w:val="203047"/>
-                <w:sz w:val="20"/>
-                <w:szCs w:val="20"/>
+                <w:sz w:val="15"/>
+                <w:szCs w:val="15"/>
               </w:rPr>
               <w:t xml:space="preserve">Busan DATA WEEK Top Excellence Award</w:t>
             </w:r>
@@ -3441,8 +3440,8 @@
             <w:r>
               <w:rPr>
                 <w:color w:val="203047"/>
-                <w:sz w:val="20"/>
-                <w:szCs w:val="20"/>
+                <w:sz w:val="15"/>
+                <w:szCs w:val="15"/>
               </w:rPr>
               <w:t xml:space="preserve">Data utilization case competition / Busan Techno Park</w:t>
             </w:r>
@@ -3452,7 +3451,7 @@
     </w:tbl>
     <w:tbl>
       <w:tblPr>
-        <w:tblW w:type="dxa" w:w="10092"/>
+        <w:tblW w:type="dxa" w:w="10318"/>
         <w:tblBorders>
           <w:top w:val="none" w:color="FFFFFF" w:sz="0"/>
           <w:left w:val="none" w:color="FFFFFF" w:sz="0"/>
@@ -3464,9 +3463,9 @@
         <w:tblLayout w:type="fixed"/>
       </w:tblPr>
       <w:tblGrid>
-        <w:gridCol w:w="2523"/>
-        <w:gridCol w:w="1110"/>
-        <w:gridCol w:w="6459"/>
+        <w:gridCol w:w="2580"/>
+        <w:gridCol w:w="1135"/>
+        <w:gridCol w:w="6604"/>
       </w:tblGrid>
       <w:tr>
         <w:trPr>
@@ -3474,23 +3473,23 @@
         </w:trPr>
         <w:tc>
           <w:tcPr>
-            <w:tcW w:type="dxa" w:w="2523"/>
+            <w:tcW w:type="dxa" w:w="2580"/>
             <w:tcMar>
-              <w:top w:type="dxa" w:w="60"/>
+              <w:top w:type="dxa" w:w="44"/>
               <w:left w:type="dxa" w:w="0"/>
-              <w:bottom w:type="dxa" w:w="60"/>
-              <w:right w:type="dxa" w:w="120"/>
+              <w:bottom w:type="dxa" w:w="44"/>
+              <w:right w:type="dxa" w:w="87"/>
             </w:tcMar>
           </w:tcPr>
           <w:p>
             <w:pPr>
-              <w:spacing w:after="80" w:before="0" w:line="300"/>
-            </w:pPr>
-            <w:r>
-              <w:rPr>
-                <w:color w:val="203047"/>
-                <w:sz w:val="20"/>
-                <w:szCs w:val="20"/>
+              <w:spacing w:after="75" w:before="0" w:line="210"/>
+            </w:pPr>
+            <w:r>
+              <w:rPr>
+                <w:color w:val="203047"/>
+                <w:sz w:val="15"/>
+                <w:szCs w:val="15"/>
               </w:rPr>
               <w:t xml:space="preserve">2025.09</w:t>
             </w:r>
@@ -3498,22 +3497,22 @@
         </w:tc>
         <w:tc>
           <w:tcPr>
-            <w:tcW w:type="dxa" w:w="1110"/>
+            <w:tcW w:type="dxa" w:w="1135"/>
             <w:tcMar>
-              <w:top w:type="dxa" w:w="60"/>
+              <w:top w:type="dxa" w:w="44"/>
               <w:left w:type="dxa" w:w="0"/>
-              <w:bottom w:type="dxa" w:w="60"/>
+              <w:bottom w:type="dxa" w:w="44"/>
               <w:right w:type="dxa" w:w="0"/>
             </w:tcMar>
           </w:tcPr>
           <w:p>
             <w:pPr>
-              <w:spacing w:after="80" w:before="0" w:line="300"/>
+              <w:spacing w:after="75" w:before="0" w:line="210"/>
             </w:pPr>
             <w:r>
               <w:drawing>
                 <wp:inline distT="0" distB="0" distL="0" distR="0">
-                  <wp:extent cx="542925" cy="762000"/>
+                  <wp:extent cx="400050" cy="571500"/>
                   <wp:effectExtent t="0" r="0" b="0" l="0"/>
                   <wp:docPr id="1" name="" descr="" title=""/>
                   <wp:cNvGraphicFramePr>
@@ -3538,7 +3537,7 @@
                         <pic:spPr bwMode="auto">
                           <a:xfrm>
                             <a:off x="0" y="0"/>
-                            <a:ext cx="542925" cy="762000"/>
+                            <a:ext cx="400050" cy="571500"/>
                           </a:xfrm>
                           <a:prstGeom prst="rect">
                             <a:avLst/>
@@ -3554,25 +3553,25 @@
         </w:tc>
         <w:tc>
           <w:tcPr>
-            <w:tcW w:type="dxa" w:w="6459"/>
+            <w:tcW w:type="dxa" w:w="6604"/>
             <w:tcMar>
-              <w:top w:type="dxa" w:w="60"/>
+              <w:top w:type="dxa" w:w="44"/>
               <w:left w:type="dxa" w:w="0"/>
-              <w:bottom w:type="dxa" w:w="60"/>
+              <w:bottom w:type="dxa" w:w="44"/>
               <w:right w:type="dxa" w:w="0"/>
             </w:tcMar>
           </w:tcPr>
           <w:p>
             <w:pPr>
-              <w:spacing w:after="80" w:before="0" w:line="300"/>
+              <w:spacing w:after="75" w:before="0" w:line="210"/>
             </w:pPr>
             <w:r>
               <w:rPr>
                 <w:b/>
                 <w:bCs/>
                 <w:color w:val="203047"/>
-                <w:sz w:val="20"/>
-                <w:szCs w:val="20"/>
+                <w:sz w:val="15"/>
+                <w:szCs w:val="15"/>
               </w:rPr>
               <w:t xml:space="preserve">AI LAUNCH Career School Startup Hackathon Encouragement Award</w:t>
             </w:r>
@@ -3582,8 +3581,8 @@
             <w:r>
               <w:rPr>
                 <w:color w:val="203047"/>
-                <w:sz w:val="20"/>
-                <w:szCs w:val="20"/>
+                <w:sz w:val="15"/>
+                <w:szCs w:val="15"/>
               </w:rPr>
               <w:t xml:space="preserve">KRYPTON X x Root Impact x Google.org</w:t>
             </w:r>
@@ -3593,7 +3592,7 @@
     </w:tbl>
     <w:tbl>
       <w:tblPr>
-        <w:tblW w:type="dxa" w:w="10092"/>
+        <w:tblW w:type="dxa" w:w="10318"/>
         <w:tblBorders>
           <w:top w:val="none" w:color="FFFFFF" w:sz="0"/>
           <w:left w:val="none" w:color="FFFFFF" w:sz="0"/>
@@ -3605,9 +3604,9 @@
         <w:tblLayout w:type="fixed"/>
       </w:tblPr>
       <w:tblGrid>
-        <w:gridCol w:w="2523"/>
-        <w:gridCol w:w="1110"/>
-        <w:gridCol w:w="6459"/>
+        <w:gridCol w:w="2580"/>
+        <w:gridCol w:w="1135"/>
+        <w:gridCol w:w="6604"/>
       </w:tblGrid>
       <w:tr>
         <w:trPr>
@@ -3615,23 +3614,23 @@
         </w:trPr>
         <w:tc>
           <w:tcPr>
-            <w:tcW w:type="dxa" w:w="2523"/>
+            <w:tcW w:type="dxa" w:w="2580"/>
             <w:tcMar>
-              <w:top w:type="dxa" w:w="60"/>
+              <w:top w:type="dxa" w:w="44"/>
               <w:left w:type="dxa" w:w="0"/>
-              <w:bottom w:type="dxa" w:w="60"/>
-              <w:right w:type="dxa" w:w="120"/>
+              <w:bottom w:type="dxa" w:w="44"/>
+              <w:right w:type="dxa" w:w="87"/>
             </w:tcMar>
           </w:tcPr>
           <w:p>
             <w:pPr>
-              <w:spacing w:after="80" w:before="0" w:line="300"/>
-            </w:pPr>
-            <w:r>
-              <w:rPr>
-                <w:color w:val="203047"/>
-                <w:sz w:val="20"/>
-                <w:szCs w:val="20"/>
+              <w:spacing w:after="75" w:before="0" w:line="210"/>
+            </w:pPr>
+            <w:r>
+              <w:rPr>
+                <w:color w:val="203047"/>
+                <w:sz w:val="15"/>
+                <w:szCs w:val="15"/>
               </w:rPr>
               <w:t xml:space="preserve">2025.08</w:t>
             </w:r>
@@ -3639,22 +3638,22 @@
         </w:tc>
         <w:tc>
           <w:tcPr>
-            <w:tcW w:type="dxa" w:w="1110"/>
+            <w:tcW w:type="dxa" w:w="1135"/>
             <w:tcMar>
-              <w:top w:type="dxa" w:w="60"/>
+              <w:top w:type="dxa" w:w="44"/>
               <w:left w:type="dxa" w:w="0"/>
-              <w:bottom w:type="dxa" w:w="60"/>
+              <w:bottom w:type="dxa" w:w="44"/>
               <w:right w:type="dxa" w:w="0"/>
             </w:tcMar>
           </w:tcPr>
           <w:p>
             <w:pPr>
-              <w:spacing w:after="80" w:before="0" w:line="300"/>
+              <w:spacing w:after="75" w:before="0" w:line="210"/>
             </w:pPr>
             <w:r>
               <w:drawing>
                 <wp:inline distT="0" distB="0" distL="0" distR="0">
-                  <wp:extent cx="542925" cy="762000"/>
+                  <wp:extent cx="400050" cy="571500"/>
                   <wp:effectExtent t="0" r="0" b="0" l="0"/>
                   <wp:docPr id="1" name="" descr="" title=""/>
                   <wp:cNvGraphicFramePr>
@@ -3679,7 +3678,7 @@
                         <pic:spPr bwMode="auto">
                           <a:xfrm>
                             <a:off x="0" y="0"/>
-                            <a:ext cx="542925" cy="762000"/>
+                            <a:ext cx="400050" cy="571500"/>
                           </a:xfrm>
                           <a:prstGeom prst="rect">
                             <a:avLst/>
@@ -3695,25 +3694,25 @@
         </w:tc>
         <w:tc>
           <w:tcPr>
-            <w:tcW w:type="dxa" w:w="6459"/>
+            <w:tcW w:type="dxa" w:w="6604"/>
             <w:tcMar>
-              <w:top w:type="dxa" w:w="60"/>
+              <w:top w:type="dxa" w:w="44"/>
               <w:left w:type="dxa" w:w="0"/>
-              <w:bottom w:type="dxa" w:w="60"/>
+              <w:bottom w:type="dxa" w:w="44"/>
               <w:right w:type="dxa" w:w="0"/>
             </w:tcMar>
           </w:tcPr>
           <w:p>
             <w:pPr>
-              <w:spacing w:after="80" w:before="0" w:line="300"/>
+              <w:spacing w:after="75" w:before="0" w:line="210"/>
             </w:pPr>
             <w:r>
               <w:rPr>
                 <w:b/>
                 <w:bCs/>
                 <w:color w:val="203047"/>
-                <w:sz w:val="20"/>
-                <w:szCs w:val="20"/>
+                <w:sz w:val="15"/>
+                <w:szCs w:val="15"/>
               </w:rPr>
               <w:t xml:space="preserve">SW University Digital Competition Sponsor Award</w:t>
             </w:r>
@@ -3723,8 +3722,8 @@
             <w:r>
               <w:rPr>
                 <w:color w:val="203047"/>
-                <w:sz w:val="20"/>
-                <w:szCs w:val="20"/>
+                <w:sz w:val="15"/>
+                <w:szCs w:val="15"/>
               </w:rPr>
               <w:t xml:space="preserve">SW University Council</w:t>
             </w:r>
@@ -3735,7 +3734,7 @@
     <w:sectPr>
       <w:footerReference w:type="default" r:id="rId7"/>
       <w:pgSz w:w="11906" w:h="16838" w:orient="portrait"/>
-      <w:pgMar w:top="1000" w:right="907" w:bottom="1000" w:left="907" w:header="708" w:footer="500" w:gutter="0"/>
+      <w:pgMar w:top="737" w:right="794" w:bottom="907" w:left="794" w:header="708" w:footer="454" w:gutter="0"/>
       <w:pgNumType/>
       <w:docGrid w:linePitch="360"/>
     </w:sectPr>
@@ -3789,14 +3788,14 @@
   <w:p>
     <w:pPr>
       <w:tabs>
-        <w:tab w:val="right" w:pos="10092"/>
+        <w:tab w:val="right" w:pos="10318"/>
       </w:tabs>
     </w:pPr>
     <w:r>
       <w:rPr>
         <w:color w:val="7D8DA3"/>
-        <w:sz w:val="16"/>
-        <w:szCs w:val="16"/>
+        <w:sz w:val="12"/>
+        <w:szCs w:val="12"/>
       </w:rPr>
       <w:t xml:space="preserve">Jaehyeong Kim · AI Application Developer / Backend Engineer</w:t>
     </w:r>
@@ -3806,8 +3805,8 @@
     <w:r>
       <w:rPr>
         <w:color w:val="7D8DA3"/>
-        <w:sz w:val="16"/>
-        <w:szCs w:val="16"/>
+        <w:sz w:val="12"/>
+        <w:szCs w:val="12"/>
       </w:rPr>
       <w:fldChar w:fldCharType="begin"/>
       <w:instrText xml:space="preserve">PAGE</w:instrText>
@@ -3962,14 +3961,14 @@
       <w:rPr>
         <w:rFonts w:ascii="Malgun Gothic" w:cs="Malgun Gothic" w:eastAsia="Malgun Gothic" w:hAnsi="Malgun Gothic"/>
         <w:color w:val="203047"/>
-        <w:sz w:val="20"/>
-        <w:szCs w:val="20"/>
+        <w:sz w:val="15"/>
+        <w:szCs w:val="15"/>
         <w:lang w:val="en-US" w:eastAsia="ko-KR"/>
       </w:rPr>
     </w:rPrDefault>
     <w:pPrDefault>
       <w:pPr>
-        <w:spacing w:after="60" w:line="300"/>
+        <w:spacing w:after="75" w:line="218"/>
       </w:pPr>
     </w:pPrDefault>
   </w:docDefaults>

--- a/site/en/resume.docx
+++ b/site/en/resume.docx
@@ -87,22 +87,9 @@
           </w:p>
           <w:p>
             <w:pPr>
-              <w:spacing w:after="90" w:before="0" w:line="210"/>
-            </w:pPr>
-            <w:r>
-              <w:rPr>
-                <w:color w:val="607089"/>
-                <w:sz w:val="15"/>
-                <w:szCs w:val="15"/>
-              </w:rPr>
-              <w:t xml:space="preserve">AI Application Developer · Backend Engineer</w:t>
-            </w:r>
-          </w:p>
-          <w:p>
-            <w:pPr>
               <w:spacing w:after="0" w:before="75" w:line="210"/>
             </w:pPr>
-            <w:hyperlink w:history="1" r:id="rId78zehyaydu1jdj4dbcvby">
+            <w:hyperlink w:history="1" r:id="rIdksh2u5yb7duqr26spxttf">
               <w:r>
                 <w:rPr>
                   <w:color w:val="315CBB"/>
@@ -120,7 +107,7 @@
               </w:rPr>
               <w:t xml:space="preserve">   </w:t>
             </w:r>
-            <w:hyperlink w:history="1" r:id="rIdzvyk-8amys_crp4pklhx3">
+            <w:hyperlink w:history="1" r:id="rIdrhiwqdd06w4_qm8knvfdq">
               <w:r>
                 <w:rPr>
                   <w:color w:val="315CBB"/>
@@ -138,7 +125,7 @@
               </w:rPr>
               <w:t xml:space="preserve">   </w:t>
             </w:r>
-            <w:hyperlink w:history="1" r:id="rIdjsqff9gp93gtrqli9yvvm">
+            <w:hyperlink w:history="1" r:id="rId9jyv_cbmf5sjnyuihlqk8">
               <w:r>
                 <w:rPr>
                   <w:color w:val="315CBB"/>
@@ -156,7 +143,7 @@
               </w:rPr>
               <w:t xml:space="preserve">   </w:t>
             </w:r>
-            <w:hyperlink w:history="1" r:id="rIdtt0kxfd7z6chqamdx7kx7">
+            <w:hyperlink w:history="1" r:id="rIdrpjaljdzii7nxyexuqaxu">
               <w:r>
                 <w:rPr>
                   <w:color w:val="315CBB"/>
@@ -205,6 +192,7 @@
           <w:numId w:val="1"/>
         </w:numPr>
         <w:spacing w:after="75" w:before="0" w:line="210"/>
+        <w:ind w:left="195" w:hanging="195"/>
       </w:pPr>
       <w:r>
         <w:rPr>
@@ -225,6 +213,7 @@
           <w:numId w:val="1"/>
         </w:numPr>
         <w:spacing w:after="75" w:before="0" w:line="210"/>
+        <w:ind w:left="195" w:hanging="195"/>
       </w:pPr>
       <w:r>
         <w:rPr>
@@ -245,6 +234,7 @@
           <w:numId w:val="1"/>
         </w:numPr>
         <w:spacing w:after="75" w:before="0" w:line="210"/>
+        <w:ind w:left="195" w:hanging="195"/>
       </w:pPr>
       <w:r>
         <w:rPr>
@@ -290,8 +280,8 @@
         <w:tblLayout w:type="fixed"/>
       </w:tblPr>
       <w:tblGrid>
-        <w:gridCol w:w="7223"/>
-        <w:gridCol w:w="3095"/>
+        <w:gridCol w:w="8048"/>
+        <w:gridCol w:w="2270"/>
       </w:tblGrid>
       <w:tr>
         <w:trPr>
@@ -299,7 +289,7 @@
         </w:trPr>
         <w:tc>
           <w:tcPr>
-            <w:tcW w:type="dxa" w:w="7223"/>
+            <w:tcW w:type="dxa" w:w="8048"/>
             <w:tcMar>
               <w:top w:type="dxa" w:w="204"/>
               <w:left w:type="dxa" w:w="0"/>
@@ -326,7 +316,7 @@
         </w:tc>
         <w:tc>
           <w:tcPr>
-            <w:tcW w:type="dxa" w:w="3095"/>
+            <w:tcW w:type="dxa" w:w="2270"/>
             <w:tcMar>
               <w:top w:type="dxa" w:w="204"/>
               <w:left w:type="dxa" w:w="0"/>
@@ -337,7 +327,7 @@
           <w:p>
             <w:pPr>
               <w:keepNext/>
-              <w:spacing w:after="75" w:before="0" w:line="196"/>
+              <w:spacing w:after="0" w:before="0" w:line="196"/>
               <w:jc w:val="right"/>
             </w:pPr>
             <w:r>
@@ -354,7 +344,7 @@
     </w:tbl>
     <w:p>
       <w:pPr>
-        <w:spacing w:after="75" w:before="0" w:line="196"/>
+        <w:spacing w:after="60" w:before="0" w:line="196"/>
       </w:pPr>
       <w:r>
         <w:rPr>
@@ -378,7 +368,7 @@
     </w:p>
     <w:p>
       <w:pPr>
-        <w:spacing w:after="75" w:before="0" w:line="196"/>
+        <w:spacing w:after="60" w:before="0" w:line="196"/>
       </w:pPr>
       <w:r>
         <w:rPr>
@@ -402,9 +392,9 @@
     </w:p>
     <w:p>
       <w:pPr>
-        <w:spacing w:after="75" w:before="0" w:line="210"/>
-      </w:pPr>
-      <w:hyperlink w:history="1" r:id="rIdhyko_kxiqzzswoel_9hkp">
+        <w:spacing w:after="0" w:before="0" w:line="210"/>
+      </w:pPr>
+      <w:hyperlink w:history="1" r:id="rIdpplshhvholp_65ifqkrce">
         <w:r>
           <w:rPr>
             <w:color w:val="315CBB"/>
@@ -433,7 +423,7 @@
     </w:p>
     <w:p>
       <w:pPr>
-        <w:spacing w:after="75" w:before="0" w:line="196"/>
+        <w:spacing w:after="60" w:before="0" w:line="196"/>
       </w:pPr>
       <w:r>
         <w:rPr>
@@ -452,6 +442,7 @@
           <w:numId w:val="1"/>
         </w:numPr>
         <w:spacing w:after="75" w:before="0" w:line="210"/>
+        <w:ind w:left="195" w:hanging="195"/>
       </w:pPr>
       <w:r>
         <w:rPr>
@@ -545,7 +536,7 @@
     </w:p>
     <w:p>
       <w:pPr>
-        <w:spacing w:after="75" w:before="0" w:line="196"/>
+        <w:spacing w:after="60" w:before="0" w:line="196"/>
       </w:pPr>
       <w:r>
         <w:rPr>
@@ -564,6 +555,7 @@
           <w:numId w:val="1"/>
         </w:numPr>
         <w:spacing w:after="75" w:before="0" w:line="210"/>
+        <w:ind w:left="195" w:hanging="195"/>
       </w:pPr>
       <w:r>
         <w:rPr>
@@ -647,6 +639,7 @@
           <w:numId w:val="1"/>
         </w:numPr>
         <w:spacing w:after="75" w:before="0" w:line="210"/>
+        <w:ind w:left="195" w:hanging="195"/>
       </w:pPr>
       <w:r>
         <w:rPr>
@@ -730,6 +723,7 @@
           <w:numId w:val="1"/>
         </w:numPr>
         <w:spacing w:after="75" w:before="0" w:line="210"/>
+        <w:ind w:left="195" w:hanging="195"/>
       </w:pPr>
       <w:r>
         <w:rPr>
@@ -792,6 +786,7 @@
           <w:numId w:val="1"/>
         </w:numPr>
         <w:spacing w:after="75" w:before="0" w:line="210"/>
+        <w:ind w:left="195" w:hanging="195"/>
       </w:pPr>
       <w:r>
         <w:rPr>
@@ -864,7 +859,7 @@
     </w:p>
     <w:p>
       <w:pPr>
-        <w:spacing w:after="75" w:before="0" w:line="196"/>
+        <w:spacing w:after="60" w:before="0" w:line="196"/>
       </w:pPr>
       <w:r>
         <w:rPr>
@@ -883,6 +878,7 @@
           <w:numId w:val="1"/>
         </w:numPr>
         <w:spacing w:after="75" w:before="0" w:line="210"/>
+        <w:ind w:left="195" w:hanging="195"/>
       </w:pPr>
       <w:r>
         <w:rPr>
@@ -945,6 +941,7 @@
           <w:numId w:val="1"/>
         </w:numPr>
         <w:spacing w:after="75" w:before="0" w:line="210"/>
+        <w:ind w:left="195" w:hanging="195"/>
       </w:pPr>
       <w:r>
         <w:rPr>
@@ -1007,6 +1004,7 @@
           <w:numId w:val="1"/>
         </w:numPr>
         <w:spacing w:after="75" w:before="0" w:line="210"/>
+        <w:ind w:left="195" w:hanging="195"/>
       </w:pPr>
       <w:r>
         <w:rPr>
@@ -1079,7 +1077,7 @@
     </w:p>
     <w:p>
       <w:pPr>
-        <w:spacing w:after="75" w:before="0" w:line="196"/>
+        <w:spacing w:after="60" w:before="0" w:line="196"/>
       </w:pPr>
       <w:r>
         <w:rPr>
@@ -1098,6 +1096,7 @@
           <w:numId w:val="1"/>
         </w:numPr>
         <w:spacing w:after="75" w:before="0" w:line="210"/>
+        <w:ind w:left="195" w:hanging="195"/>
       </w:pPr>
       <w:r>
         <w:rPr>
@@ -1181,6 +1180,7 @@
           <w:numId w:val="1"/>
         </w:numPr>
         <w:spacing w:after="75" w:before="0" w:line="210"/>
+        <w:ind w:left="195" w:hanging="195"/>
       </w:pPr>
       <w:r>
         <w:rPr>
@@ -1258,7 +1258,7 @@
     </w:p>
     <w:p>
       <w:pPr>
-        <w:spacing w:after="75" w:before="0" w:line="196"/>
+        <w:spacing w:after="60" w:before="0" w:line="196"/>
       </w:pPr>
       <w:r>
         <w:rPr>
@@ -1271,7 +1271,7 @@
     </w:p>
     <w:p>
       <w:pPr>
-        <w:spacing w:after="75" w:before="0" w:line="196"/>
+        <w:spacing w:after="60" w:before="0" w:line="196"/>
       </w:pPr>
       <w:r>
         <w:rPr>
@@ -1284,7 +1284,7 @@
     </w:p>
     <w:p>
       <w:pPr>
-        <w:spacing w:after="75" w:before="0" w:line="196"/>
+        <w:spacing w:after="60" w:before="0" w:line="196"/>
       </w:pPr>
       <w:r>
         <w:rPr>
@@ -1299,7 +1299,7 @@
       <w:pPr>
         <w:spacing w:after="0" w:before="75" w:line="210"/>
       </w:pPr>
-      <w:hyperlink w:history="1" r:id="rIdk8bzhqpdqrtpwtrkzg3hm">
+      <w:hyperlink w:history="1" r:id="rIdscq6bpbcfdfleenckkk2o">
         <w:r>
           <w:rPr>
             <w:color w:val="315CBB"/>
@@ -1317,7 +1317,7 @@
         </w:rPr>
         <w:t xml:space="preserve">   </w:t>
       </w:r>
-      <w:hyperlink w:history="1" r:id="rIddkgaqz1qtutwei0jqe-bf">
+      <w:hyperlink w:history="1" r:id="rIdgk_9hatemmznaymchl5yw">
         <w:r>
           <w:rPr>
             <w:color w:val="315CBB"/>
@@ -1335,7 +1335,7 @@
         </w:rPr>
         <w:t xml:space="preserve">   </w:t>
       </w:r>
-      <w:hyperlink w:history="1" r:id="rIdaes0ieshznkkud2sqbc9j">
+      <w:hyperlink w:history="1" r:id="rIdacizrbo6n6mdxvzt5vutg">
         <w:r>
           <w:rPr>
             <w:color w:val="315CBB"/>
@@ -1353,7 +1353,7 @@
         </w:rPr>
         <w:t xml:space="preserve">   </w:t>
       </w:r>
-      <w:hyperlink w:history="1" r:id="rId-fm8aynxbfo2nadpewsor">
+      <w:hyperlink w:history="1" r:id="rIdzjxozf8d4tkqyqde-p-kw">
         <w:r>
           <w:rPr>
             <w:color w:val="315CBB"/>
@@ -1386,8 +1386,8 @@
         <w:tblLayout w:type="fixed"/>
       </w:tblPr>
       <w:tblGrid>
-        <w:gridCol w:w="7223"/>
-        <w:gridCol w:w="3095"/>
+        <w:gridCol w:w="8048"/>
+        <w:gridCol w:w="2270"/>
       </w:tblGrid>
       <w:tr>
         <w:trPr>
@@ -1395,7 +1395,7 @@
         </w:trPr>
         <w:tc>
           <w:tcPr>
-            <w:tcW w:type="dxa" w:w="7223"/>
+            <w:tcW w:type="dxa" w:w="8048"/>
             <w:tcMar>
               <w:top w:type="dxa" w:w="204"/>
               <w:left w:type="dxa" w:w="0"/>
@@ -1422,7 +1422,7 @@
         </w:tc>
         <w:tc>
           <w:tcPr>
-            <w:tcW w:type="dxa" w:w="3095"/>
+            <w:tcW w:type="dxa" w:w="2270"/>
             <w:tcMar>
               <w:top w:type="dxa" w:w="204"/>
               <w:left w:type="dxa" w:w="0"/>
@@ -1433,7 +1433,7 @@
           <w:p>
             <w:pPr>
               <w:keepNext/>
-              <w:spacing w:after="75" w:before="0" w:line="196"/>
+              <w:spacing w:after="0" w:before="0" w:line="196"/>
               <w:jc w:val="right"/>
             </w:pPr>
             <w:r>
@@ -1450,7 +1450,7 @@
     </w:tbl>
     <w:p>
       <w:pPr>
-        <w:spacing w:after="75" w:before="0" w:line="196"/>
+        <w:spacing w:after="60" w:before="0" w:line="196"/>
       </w:pPr>
       <w:r>
         <w:rPr>
@@ -1474,7 +1474,7 @@
     </w:p>
     <w:p>
       <w:pPr>
-        <w:spacing w:after="75" w:before="0" w:line="196"/>
+        <w:spacing w:after="60" w:before="0" w:line="196"/>
       </w:pPr>
       <w:r>
         <w:rPr>
@@ -1498,9 +1498,9 @@
     </w:p>
     <w:p>
       <w:pPr>
-        <w:spacing w:after="75" w:before="0" w:line="210"/>
-      </w:pPr>
-      <w:hyperlink w:history="1" r:id="rIdbwkj120b-kypvqosj694r">
+        <w:spacing w:after="0" w:before="0" w:line="210"/>
+      </w:pPr>
+      <w:hyperlink w:history="1" r:id="rId8qolork4ctrzupzmbdpno">
         <w:r>
           <w:rPr>
             <w:color w:val="315CBB"/>
@@ -1529,7 +1529,7 @@
     </w:p>
     <w:p>
       <w:pPr>
-        <w:spacing w:after="75" w:before="0" w:line="196"/>
+        <w:spacing w:after="60" w:before="0" w:line="196"/>
       </w:pPr>
       <w:r>
         <w:rPr>
@@ -1548,6 +1548,7 @@
           <w:numId w:val="1"/>
         </w:numPr>
         <w:spacing w:after="75" w:before="0" w:line="210"/>
+        <w:ind w:left="195" w:hanging="195"/>
       </w:pPr>
       <w:r>
         <w:rPr>
@@ -1612,8 +1613,8 @@
     </w:p>
     <w:p>
       <w:pPr>
-        <w:spacing w:after="75" w:before="0" w:line="196"/>
-        <w:ind w:left="720"/>
+        <w:spacing w:after="60" w:before="0" w:line="196"/>
+        <w:ind w:left="195"/>
       </w:pPr>
       <w:r>
         <w:rPr>
@@ -1642,7 +1643,7 @@
     </w:p>
     <w:p>
       <w:pPr>
-        <w:spacing w:after="75" w:before="0" w:line="196"/>
+        <w:spacing w:after="60" w:before="0" w:line="196"/>
       </w:pPr>
       <w:r>
         <w:rPr>
@@ -1661,6 +1662,7 @@
           <w:numId w:val="1"/>
         </w:numPr>
         <w:spacing w:after="75" w:before="0" w:line="210"/>
+        <w:ind w:left="195" w:hanging="195"/>
       </w:pPr>
       <w:r>
         <w:rPr>
@@ -1741,7 +1743,7 @@
     </w:p>
     <w:p>
       <w:pPr>
-        <w:spacing w:after="75" w:before="0" w:line="196"/>
+        <w:spacing w:after="60" w:before="0" w:line="196"/>
       </w:pPr>
       <w:r>
         <w:rPr>
@@ -1760,6 +1762,7 @@
           <w:numId w:val="1"/>
         </w:numPr>
         <w:spacing w:after="75" w:before="0" w:line="210"/>
+        <w:ind w:left="195" w:hanging="195"/>
       </w:pPr>
       <w:r>
         <w:rPr>
@@ -1778,6 +1781,7 @@
           <w:numId w:val="1"/>
         </w:numPr>
         <w:spacing w:after="75" w:before="0" w:line="210"/>
+        <w:ind w:left="195" w:hanging="195"/>
       </w:pPr>
       <w:r>
         <w:rPr>
@@ -1806,7 +1810,7 @@
     </w:p>
     <w:p>
       <w:pPr>
-        <w:spacing w:after="75" w:before="0" w:line="196"/>
+        <w:spacing w:after="60" w:before="0" w:line="196"/>
       </w:pPr>
       <w:r>
         <w:rPr>
@@ -1825,6 +1829,7 @@
           <w:numId w:val="1"/>
         </w:numPr>
         <w:spacing w:after="75" w:before="0" w:line="210"/>
+        <w:ind w:left="195" w:hanging="195"/>
       </w:pPr>
       <w:r>
         <w:rPr>
@@ -1908,6 +1913,7 @@
           <w:numId w:val="1"/>
         </w:numPr>
         <w:spacing w:after="75" w:before="0" w:line="210"/>
+        <w:ind w:left="195" w:hanging="195"/>
       </w:pPr>
       <w:r>
         <w:rPr>
@@ -1931,7 +1937,7 @@
     </w:p>
     <w:p>
       <w:pPr>
-        <w:spacing w:after="75" w:before="0" w:line="196"/>
+        <w:spacing w:after="60" w:before="0" w:line="196"/>
       </w:pPr>
       <w:r>
         <w:rPr>
@@ -1946,7 +1952,7 @@
       <w:pPr>
         <w:spacing w:after="0" w:before="75" w:line="210"/>
       </w:pPr>
-      <w:hyperlink w:history="1" r:id="rIdyog5fwfaoq9cat-edbdbo">
+      <w:hyperlink w:history="1" r:id="rIdinpce1c1talfeespoqh73">
         <w:r>
           <w:rPr>
             <w:color w:val="315CBB"/>
@@ -1964,7 +1970,7 @@
         </w:rPr>
         <w:t xml:space="preserve">   </w:t>
       </w:r>
-      <w:hyperlink w:history="1" r:id="rIdzxn22ieds1nskdckayakr">
+      <w:hyperlink w:history="1" r:id="rIdz9ltjxo04igg5gls8-ix2">
         <w:r>
           <w:rPr>
             <w:color w:val="315CBB"/>
@@ -2016,8 +2022,8 @@
         <w:tblLayout w:type="fixed"/>
       </w:tblPr>
       <w:tblGrid>
-        <w:gridCol w:w="2580"/>
-        <w:gridCol w:w="7739"/>
+        <w:gridCol w:w="1445"/>
+        <w:gridCol w:w="8873"/>
       </w:tblGrid>
       <w:tr>
         <w:trPr>
@@ -2025,7 +2031,7 @@
         </w:trPr>
         <w:tc>
           <w:tcPr>
-            <w:tcW w:type="dxa" w:w="2580"/>
+            <w:tcW w:type="dxa" w:w="1445"/>
             <w:tcMar>
               <w:top w:type="dxa" w:w="44"/>
               <w:left w:type="dxa" w:w="0"/>
@@ -2035,7 +2041,7 @@
           </w:tcPr>
           <w:p>
             <w:pPr>
-              <w:spacing w:after="75" w:before="0" w:line="210"/>
+              <w:spacing w:after="0" w:before="0" w:line="210"/>
             </w:pPr>
             <w:r>
               <w:rPr>
@@ -2051,7 +2057,7 @@
         </w:tc>
         <w:tc>
           <w:tcPr>
-            <w:tcW w:type="dxa" w:w="7739"/>
+            <w:tcW w:type="dxa" w:w="8873"/>
             <w:tcMar>
               <w:top w:type="dxa" w:w="44"/>
               <w:left w:type="dxa" w:w="0"/>
@@ -2061,7 +2067,7 @@
           </w:tcPr>
           <w:p>
             <w:pPr>
-              <w:spacing w:after="75" w:before="0" w:line="210"/>
+              <w:spacing w:after="0" w:before="0" w:line="210"/>
             </w:pPr>
             <w:r>
               <w:rPr>
@@ -2100,8 +2106,8 @@
         <w:tblLayout w:type="fixed"/>
       </w:tblPr>
       <w:tblGrid>
-        <w:gridCol w:w="2580"/>
-        <w:gridCol w:w="7739"/>
+        <w:gridCol w:w="1445"/>
+        <w:gridCol w:w="8873"/>
       </w:tblGrid>
       <w:tr>
         <w:trPr>
@@ -2109,7 +2115,7 @@
         </w:trPr>
         <w:tc>
           <w:tcPr>
-            <w:tcW w:type="dxa" w:w="2580"/>
+            <w:tcW w:type="dxa" w:w="1445"/>
             <w:tcMar>
               <w:top w:type="dxa" w:w="44"/>
               <w:left w:type="dxa" w:w="0"/>
@@ -2119,7 +2125,7 @@
           </w:tcPr>
           <w:p>
             <w:pPr>
-              <w:spacing w:after="75" w:before="0" w:line="210"/>
+              <w:spacing w:after="0" w:before="0" w:line="210"/>
             </w:pPr>
             <w:r>
               <w:rPr>
@@ -2135,7 +2141,7 @@
         </w:tc>
         <w:tc>
           <w:tcPr>
-            <w:tcW w:type="dxa" w:w="7739"/>
+            <w:tcW w:type="dxa" w:w="8873"/>
             <w:tcMar>
               <w:top w:type="dxa" w:w="44"/>
               <w:left w:type="dxa" w:w="0"/>
@@ -2145,7 +2151,7 @@
           </w:tcPr>
           <w:p>
             <w:pPr>
-              <w:spacing w:after="75" w:before="0" w:line="210"/>
+              <w:spacing w:after="0" w:before="0" w:line="210"/>
             </w:pPr>
             <w:r>
               <w:rPr>
@@ -2173,8 +2179,8 @@
         <w:tblLayout w:type="fixed"/>
       </w:tblPr>
       <w:tblGrid>
-        <w:gridCol w:w="2580"/>
-        <w:gridCol w:w="7739"/>
+        <w:gridCol w:w="1445"/>
+        <w:gridCol w:w="8873"/>
       </w:tblGrid>
       <w:tr>
         <w:trPr>
@@ -2182,7 +2188,7 @@
         </w:trPr>
         <w:tc>
           <w:tcPr>
-            <w:tcW w:type="dxa" w:w="2580"/>
+            <w:tcW w:type="dxa" w:w="1445"/>
             <w:tcMar>
               <w:top w:type="dxa" w:w="44"/>
               <w:left w:type="dxa" w:w="0"/>
@@ -2192,7 +2198,7 @@
           </w:tcPr>
           <w:p>
             <w:pPr>
-              <w:spacing w:after="75" w:before="0" w:line="210"/>
+              <w:spacing w:after="0" w:before="0" w:line="210"/>
             </w:pPr>
             <w:r>
               <w:rPr>
@@ -2208,7 +2214,7 @@
         </w:tc>
         <w:tc>
           <w:tcPr>
-            <w:tcW w:type="dxa" w:w="7739"/>
+            <w:tcW w:type="dxa" w:w="8873"/>
             <w:tcMar>
               <w:top w:type="dxa" w:w="44"/>
               <w:left w:type="dxa" w:w="0"/>
@@ -2218,7 +2224,7 @@
           </w:tcPr>
           <w:p>
             <w:pPr>
-              <w:spacing w:after="75" w:before="0" w:line="210"/>
+              <w:spacing w:after="0" w:before="0" w:line="210"/>
             </w:pPr>
             <w:r>
               <w:rPr>
@@ -2276,8 +2282,8 @@
         <w:tblLayout w:type="fixed"/>
       </w:tblPr>
       <w:tblGrid>
-        <w:gridCol w:w="2580"/>
-        <w:gridCol w:w="7739"/>
+        <w:gridCol w:w="1548"/>
+        <w:gridCol w:w="8770"/>
       </w:tblGrid>
       <w:tr>
         <w:trPr>
@@ -2285,7 +2291,7 @@
         </w:trPr>
         <w:tc>
           <w:tcPr>
-            <w:tcW w:type="dxa" w:w="2580"/>
+            <w:tcW w:type="dxa" w:w="1548"/>
             <w:tcMar>
               <w:top w:type="dxa" w:w="44"/>
               <w:left w:type="dxa" w:w="0"/>
@@ -2295,7 +2301,7 @@
           </w:tcPr>
           <w:p>
             <w:pPr>
-              <w:spacing w:after="75" w:before="0" w:line="210"/>
+              <w:spacing w:after="0" w:before="0" w:line="210"/>
             </w:pPr>
             <w:r>
               <w:rPr>
@@ -2309,7 +2315,7 @@
         </w:tc>
         <w:tc>
           <w:tcPr>
-            <w:tcW w:type="dxa" w:w="7739"/>
+            <w:tcW w:type="dxa" w:w="8770"/>
             <w:tcMar>
               <w:top w:type="dxa" w:w="44"/>
               <w:left w:type="dxa" w:w="0"/>
@@ -2335,7 +2341,7 @@
           </w:p>
           <w:p>
             <w:pPr>
-              <w:spacing w:after="75" w:before="0" w:line="210"/>
+              <w:spacing w:after="0" w:before="0" w:line="210"/>
             </w:pPr>
             <w:r>
               <w:rPr>
@@ -2350,7 +2356,7 @@
             <w:pPr>
               <w:spacing w:after="0" w:before="75" w:line="210"/>
             </w:pPr>
-            <w:hyperlink w:history="1" r:id="rIdjqnaxtp2ybzcraatbkd-5">
+            <w:hyperlink w:history="1" r:id="rIdhmyuz398hcoc7khh6lyiq">
               <w:r>
                 <w:rPr>
                   <w:color w:val="315CBB"/>
@@ -2368,7 +2374,7 @@
               </w:rPr>
               <w:t xml:space="preserve">   </w:t>
             </w:r>
-            <w:hyperlink w:history="1" r:id="rIdjsbcrvyo5fqreigezdkfs">
+            <w:hyperlink w:history="1" r:id="rIdfbnpwwpimymaqgy0opdh9">
               <w:r>
                 <w:rPr>
                   <w:color w:val="315CBB"/>
@@ -2386,7 +2392,7 @@
               </w:rPr>
               <w:t xml:space="preserve">   </w:t>
             </w:r>
-            <w:hyperlink w:history="1" r:id="rIdlnj-rwjq47mjgsqknbmdd">
+            <w:hyperlink w:history="1" r:id="rId-_bijpdcdp3syq2-ur6wi">
               <w:r>
                 <w:rPr>
                   <w:color w:val="315CBB"/>
@@ -2422,9 +2428,9 @@
         <w:tblLayout w:type="fixed"/>
       </w:tblPr>
       <w:tblGrid>
-        <w:gridCol w:w="2580"/>
-        <w:gridCol w:w="1135"/>
-        <w:gridCol w:w="6604"/>
+        <w:gridCol w:w="1548"/>
+        <w:gridCol w:w="929"/>
+        <w:gridCol w:w="7842"/>
       </w:tblGrid>
       <w:tr>
         <w:trPr>
@@ -2432,7 +2438,7 @@
         </w:trPr>
         <w:tc>
           <w:tcPr>
-            <w:tcW w:type="dxa" w:w="2580"/>
+            <w:tcW w:type="dxa" w:w="1548"/>
             <w:tcMar>
               <w:top w:type="dxa" w:w="44"/>
               <w:left w:type="dxa" w:w="0"/>
@@ -2442,7 +2448,7 @@
           </w:tcPr>
           <w:p>
             <w:pPr>
-              <w:spacing w:after="75" w:before="0" w:line="210"/>
+              <w:spacing w:after="0" w:before="0" w:line="210"/>
             </w:pPr>
             <w:r>
               <w:rPr>
@@ -2456,7 +2462,7 @@
         </w:tc>
         <w:tc>
           <w:tcPr>
-            <w:tcW w:type="dxa" w:w="1135"/>
+            <w:tcW w:type="dxa" w:w="929"/>
             <w:tcMar>
               <w:top w:type="dxa" w:w="44"/>
               <w:left w:type="dxa" w:w="0"/>
@@ -2466,7 +2472,7 @@
           </w:tcPr>
           <w:p>
             <w:pPr>
-              <w:spacing w:after="75" w:before="0" w:line="210"/>
+              <w:spacing w:after="0" w:before="0" w:line="210"/>
             </w:pPr>
             <w:r>
               <w:drawing>
@@ -2512,7 +2518,7 @@
         </w:tc>
         <w:tc>
           <w:tcPr>
-            <w:tcW w:type="dxa" w:w="6604"/>
+            <w:tcW w:type="dxa" w:w="7842"/>
             <w:tcMar>
               <w:top w:type="dxa" w:w="44"/>
               <w:left w:type="dxa" w:w="0"/>
@@ -2538,7 +2544,7 @@
           </w:p>
           <w:p>
             <w:pPr>
-              <w:spacing w:after="75" w:before="0" w:line="210"/>
+              <w:spacing w:after="0" w:before="0" w:line="210"/>
             </w:pPr>
             <w:r>
               <w:rPr>
@@ -2551,7 +2557,7 @@
           </w:p>
           <w:p>
             <w:pPr>
-              <w:spacing w:after="75" w:before="0" w:line="196"/>
+              <w:spacing w:after="60" w:before="0" w:line="196"/>
             </w:pPr>
             <w:r>
               <w:rPr>
@@ -2579,9 +2585,9 @@
         <w:tblLayout w:type="fixed"/>
       </w:tblPr>
       <w:tblGrid>
-        <w:gridCol w:w="2580"/>
-        <w:gridCol w:w="1135"/>
-        <w:gridCol w:w="6604"/>
+        <w:gridCol w:w="1548"/>
+        <w:gridCol w:w="929"/>
+        <w:gridCol w:w="7842"/>
       </w:tblGrid>
       <w:tr>
         <w:trPr>
@@ -2589,7 +2595,7 @@
         </w:trPr>
         <w:tc>
           <w:tcPr>
-            <w:tcW w:type="dxa" w:w="2580"/>
+            <w:tcW w:type="dxa" w:w="1548"/>
             <w:tcMar>
               <w:top w:type="dxa" w:w="44"/>
               <w:left w:type="dxa" w:w="0"/>
@@ -2599,7 +2605,7 @@
           </w:tcPr>
           <w:p>
             <w:pPr>
-              <w:spacing w:after="75" w:before="0" w:line="210"/>
+              <w:spacing w:after="0" w:before="0" w:line="210"/>
             </w:pPr>
             <w:r>
               <w:rPr>
@@ -2613,7 +2619,7 @@
         </w:tc>
         <w:tc>
           <w:tcPr>
-            <w:tcW w:type="dxa" w:w="1135"/>
+            <w:tcW w:type="dxa" w:w="929"/>
             <w:tcMar>
               <w:top w:type="dxa" w:w="44"/>
               <w:left w:type="dxa" w:w="0"/>
@@ -2623,7 +2629,7 @@
           </w:tcPr>
           <w:p>
             <w:pPr>
-              <w:spacing w:after="75" w:before="0" w:line="210"/>
+              <w:spacing w:after="0" w:before="0" w:line="210"/>
             </w:pPr>
             <w:r>
               <w:drawing>
@@ -2669,7 +2675,7 @@
         </w:tc>
         <w:tc>
           <w:tcPr>
-            <w:tcW w:type="dxa" w:w="6604"/>
+            <w:tcW w:type="dxa" w:w="7842"/>
             <w:tcMar>
               <w:top w:type="dxa" w:w="44"/>
               <w:left w:type="dxa" w:w="0"/>
@@ -2695,7 +2701,7 @@
           </w:p>
           <w:p>
             <w:pPr>
-              <w:spacing w:after="75" w:before="0" w:line="210"/>
+              <w:spacing w:after="0" w:before="0" w:line="210"/>
             </w:pPr>
             <w:r>
               <w:rPr>
@@ -2723,9 +2729,9 @@
         <w:tblLayout w:type="fixed"/>
       </w:tblPr>
       <w:tblGrid>
-        <w:gridCol w:w="2580"/>
-        <w:gridCol w:w="1135"/>
-        <w:gridCol w:w="6604"/>
+        <w:gridCol w:w="1548"/>
+        <w:gridCol w:w="929"/>
+        <w:gridCol w:w="7842"/>
       </w:tblGrid>
       <w:tr>
         <w:trPr>
@@ -2733,7 +2739,7 @@
         </w:trPr>
         <w:tc>
           <w:tcPr>
-            <w:tcW w:type="dxa" w:w="2580"/>
+            <w:tcW w:type="dxa" w:w="1548"/>
             <w:tcMar>
               <w:top w:type="dxa" w:w="44"/>
               <w:left w:type="dxa" w:w="0"/>
@@ -2743,7 +2749,7 @@
           </w:tcPr>
           <w:p>
             <w:pPr>
-              <w:spacing w:after="75" w:before="0" w:line="210"/>
+              <w:spacing w:after="0" w:before="0" w:line="210"/>
             </w:pPr>
             <w:r>
               <w:rPr>
@@ -2757,7 +2763,7 @@
         </w:tc>
         <w:tc>
           <w:tcPr>
-            <w:tcW w:type="dxa" w:w="1135"/>
+            <w:tcW w:type="dxa" w:w="929"/>
             <w:tcMar>
               <w:top w:type="dxa" w:w="44"/>
               <w:left w:type="dxa" w:w="0"/>
@@ -2767,7 +2773,7 @@
           </w:tcPr>
           <w:p>
             <w:pPr>
-              <w:spacing w:after="75" w:before="0" w:line="210"/>
+              <w:spacing w:after="0" w:before="0" w:line="210"/>
             </w:pPr>
             <w:r>
               <w:drawing>
@@ -2813,7 +2819,7 @@
         </w:tc>
         <w:tc>
           <w:tcPr>
-            <w:tcW w:type="dxa" w:w="6604"/>
+            <w:tcW w:type="dxa" w:w="7842"/>
             <w:tcMar>
               <w:top w:type="dxa" w:w="44"/>
               <w:left w:type="dxa" w:w="0"/>
@@ -2839,7 +2845,7 @@
           </w:p>
           <w:p>
             <w:pPr>
-              <w:spacing w:after="75" w:before="0" w:line="210"/>
+              <w:spacing w:after="0" w:before="0" w:line="210"/>
             </w:pPr>
             <w:r>
               <w:rPr>
@@ -2852,9 +2858,9 @@
           </w:p>
           <w:p>
             <w:pPr>
-              <w:spacing w:after="75" w:before="0" w:line="210"/>
-            </w:pPr>
-            <w:hyperlink w:history="1" r:id="rIdhkb8ar0gobu7teqtof1ck">
+              <w:spacing w:after="0" w:before="0" w:line="210"/>
+            </w:pPr>
+            <w:hyperlink w:history="1" r:id="rId9_3s9glsiskevntavqpkb">
               <w:r>
                 <w:rPr>
                   <w:color w:val="315CBB"/>
@@ -2901,8 +2907,8 @@
         <w:tblLayout w:type="fixed"/>
       </w:tblPr>
       <w:tblGrid>
-        <w:gridCol w:w="2580"/>
-        <w:gridCol w:w="7739"/>
+        <w:gridCol w:w="1548"/>
+        <w:gridCol w:w="8770"/>
       </w:tblGrid>
       <w:tr>
         <w:trPr>
@@ -2910,7 +2916,7 @@
         </w:trPr>
         <w:tc>
           <w:tcPr>
-            <w:tcW w:type="dxa" w:w="2580"/>
+            <w:tcW w:type="dxa" w:w="1548"/>
             <w:tcMar>
               <w:top w:type="dxa" w:w="44"/>
               <w:left w:type="dxa" w:w="0"/>
@@ -2920,7 +2926,7 @@
           </w:tcPr>
           <w:p>
             <w:pPr>
-              <w:spacing w:after="75" w:before="0" w:line="210"/>
+              <w:spacing w:after="0" w:before="0" w:line="210"/>
             </w:pPr>
             <w:r>
               <w:rPr>
@@ -2934,7 +2940,7 @@
         </w:tc>
         <w:tc>
           <w:tcPr>
-            <w:tcW w:type="dxa" w:w="7739"/>
+            <w:tcW w:type="dxa" w:w="8770"/>
             <w:tcMar>
               <w:top w:type="dxa" w:w="44"/>
               <w:left w:type="dxa" w:w="0"/>
@@ -2960,7 +2966,7 @@
           </w:p>
           <w:p>
             <w:pPr>
-              <w:spacing w:after="75" w:before="0" w:line="210"/>
+              <w:spacing w:after="0" w:before="0" w:line="210"/>
             </w:pPr>
             <w:r>
               <w:rPr>
@@ -2988,8 +2994,8 @@
         <w:tblLayout w:type="fixed"/>
       </w:tblPr>
       <w:tblGrid>
-        <w:gridCol w:w="2580"/>
-        <w:gridCol w:w="7739"/>
+        <w:gridCol w:w="1548"/>
+        <w:gridCol w:w="8770"/>
       </w:tblGrid>
       <w:tr>
         <w:trPr>
@@ -2997,7 +3003,7 @@
         </w:trPr>
         <w:tc>
           <w:tcPr>
-            <w:tcW w:type="dxa" w:w="2580"/>
+            <w:tcW w:type="dxa" w:w="1548"/>
             <w:tcMar>
               <w:top w:type="dxa" w:w="44"/>
               <w:left w:type="dxa" w:w="0"/>
@@ -3007,7 +3013,7 @@
           </w:tcPr>
           <w:p>
             <w:pPr>
-              <w:spacing w:after="75" w:before="0" w:line="210"/>
+              <w:spacing w:after="0" w:before="0" w:line="210"/>
             </w:pPr>
             <w:r>
               <w:rPr>
@@ -3021,7 +3027,7 @@
         </w:tc>
         <w:tc>
           <w:tcPr>
-            <w:tcW w:type="dxa" w:w="7739"/>
+            <w:tcW w:type="dxa" w:w="8770"/>
             <w:tcMar>
               <w:top w:type="dxa" w:w="44"/>
               <w:left w:type="dxa" w:w="0"/>
@@ -3047,7 +3053,7 @@
           </w:p>
           <w:p>
             <w:pPr>
-              <w:spacing w:after="75" w:before="0" w:line="210"/>
+              <w:spacing w:after="0" w:before="0" w:line="210"/>
             </w:pPr>
             <w:r>
               <w:rPr>
@@ -3075,8 +3081,8 @@
         <w:tblLayout w:type="fixed"/>
       </w:tblPr>
       <w:tblGrid>
-        <w:gridCol w:w="2580"/>
-        <w:gridCol w:w="7739"/>
+        <w:gridCol w:w="1548"/>
+        <w:gridCol w:w="8770"/>
       </w:tblGrid>
       <w:tr>
         <w:trPr>
@@ -3084,7 +3090,7 @@
         </w:trPr>
         <w:tc>
           <w:tcPr>
-            <w:tcW w:type="dxa" w:w="2580"/>
+            <w:tcW w:type="dxa" w:w="1548"/>
             <w:tcMar>
               <w:top w:type="dxa" w:w="44"/>
               <w:left w:type="dxa" w:w="0"/>
@@ -3094,7 +3100,7 @@
           </w:tcPr>
           <w:p>
             <w:pPr>
-              <w:spacing w:after="75" w:before="0" w:line="210"/>
+              <w:spacing w:after="0" w:before="0" w:line="210"/>
             </w:pPr>
             <w:r>
               <w:rPr>
@@ -3108,7 +3114,7 @@
         </w:tc>
         <w:tc>
           <w:tcPr>
-            <w:tcW w:type="dxa" w:w="7739"/>
+            <w:tcW w:type="dxa" w:w="8770"/>
             <w:tcMar>
               <w:top w:type="dxa" w:w="44"/>
               <w:left w:type="dxa" w:w="0"/>
@@ -3134,7 +3140,7 @@
           </w:p>
           <w:p>
             <w:pPr>
-              <w:spacing w:after="75" w:before="0" w:line="210"/>
+              <w:spacing w:after="0" w:before="0" w:line="210"/>
             </w:pPr>
             <w:r>
               <w:rPr>
@@ -3181,9 +3187,9 @@
         <w:tblLayout w:type="fixed"/>
       </w:tblPr>
       <w:tblGrid>
-        <w:gridCol w:w="2580"/>
-        <w:gridCol w:w="1135"/>
-        <w:gridCol w:w="6604"/>
+        <w:gridCol w:w="1032"/>
+        <w:gridCol w:w="929"/>
+        <w:gridCol w:w="8358"/>
       </w:tblGrid>
       <w:tr>
         <w:trPr>
@@ -3191,7 +3197,7 @@
         </w:trPr>
         <w:tc>
           <w:tcPr>
-            <w:tcW w:type="dxa" w:w="2580"/>
+            <w:tcW w:type="dxa" w:w="1032"/>
             <w:tcMar>
               <w:top w:type="dxa" w:w="44"/>
               <w:left w:type="dxa" w:w="0"/>
@@ -3201,7 +3207,7 @@
           </w:tcPr>
           <w:p>
             <w:pPr>
-              <w:spacing w:after="75" w:before="0" w:line="210"/>
+              <w:spacing w:after="0" w:before="0" w:line="210"/>
             </w:pPr>
             <w:r>
               <w:rPr>
@@ -3215,7 +3221,7 @@
         </w:tc>
         <w:tc>
           <w:tcPr>
-            <w:tcW w:type="dxa" w:w="1135"/>
+            <w:tcW w:type="dxa" w:w="929"/>
             <w:tcMar>
               <w:top w:type="dxa" w:w="44"/>
               <w:left w:type="dxa" w:w="0"/>
@@ -3225,7 +3231,7 @@
           </w:tcPr>
           <w:p>
             <w:pPr>
-              <w:spacing w:after="75" w:before="0" w:line="210"/>
+              <w:spacing w:after="0" w:before="0" w:line="210"/>
             </w:pPr>
             <w:r>
               <w:drawing>
@@ -3271,7 +3277,7 @@
         </w:tc>
         <w:tc>
           <w:tcPr>
-            <w:tcW w:type="dxa" w:w="6604"/>
+            <w:tcW w:type="dxa" w:w="8358"/>
             <w:tcMar>
               <w:top w:type="dxa" w:w="44"/>
               <w:left w:type="dxa" w:w="0"/>
@@ -3281,7 +3287,7 @@
           </w:tcPr>
           <w:p>
             <w:pPr>
-              <w:spacing w:after="75" w:before="0" w:line="210"/>
+              <w:spacing w:after="0" w:before="0" w:line="210"/>
             </w:pPr>
             <w:r>
               <w:rPr>
@@ -3322,9 +3328,9 @@
         <w:tblLayout w:type="fixed"/>
       </w:tblPr>
       <w:tblGrid>
-        <w:gridCol w:w="2580"/>
-        <w:gridCol w:w="1135"/>
-        <w:gridCol w:w="6604"/>
+        <w:gridCol w:w="1032"/>
+        <w:gridCol w:w="929"/>
+        <w:gridCol w:w="8358"/>
       </w:tblGrid>
       <w:tr>
         <w:trPr>
@@ -3332,7 +3338,7 @@
         </w:trPr>
         <w:tc>
           <w:tcPr>
-            <w:tcW w:type="dxa" w:w="2580"/>
+            <w:tcW w:type="dxa" w:w="1032"/>
             <w:tcMar>
               <w:top w:type="dxa" w:w="44"/>
               <w:left w:type="dxa" w:w="0"/>
@@ -3342,7 +3348,7 @@
           </w:tcPr>
           <w:p>
             <w:pPr>
-              <w:spacing w:after="75" w:before="0" w:line="210"/>
+              <w:spacing w:after="0" w:before="0" w:line="210"/>
             </w:pPr>
             <w:r>
               <w:rPr>
@@ -3356,7 +3362,7 @@
         </w:tc>
         <w:tc>
           <w:tcPr>
-            <w:tcW w:type="dxa" w:w="1135"/>
+            <w:tcW w:type="dxa" w:w="929"/>
             <w:tcMar>
               <w:top w:type="dxa" w:w="44"/>
               <w:left w:type="dxa" w:w="0"/>
@@ -3366,7 +3372,7 @@
           </w:tcPr>
           <w:p>
             <w:pPr>
-              <w:spacing w:after="75" w:before="0" w:line="210"/>
+              <w:spacing w:after="0" w:before="0" w:line="210"/>
             </w:pPr>
             <w:r>
               <w:drawing>
@@ -3412,7 +3418,7 @@
         </w:tc>
         <w:tc>
           <w:tcPr>
-            <w:tcW w:type="dxa" w:w="6604"/>
+            <w:tcW w:type="dxa" w:w="8358"/>
             <w:tcMar>
               <w:top w:type="dxa" w:w="44"/>
               <w:left w:type="dxa" w:w="0"/>
@@ -3422,7 +3428,7 @@
           </w:tcPr>
           <w:p>
             <w:pPr>
-              <w:spacing w:after="75" w:before="0" w:line="210"/>
+              <w:spacing w:after="0" w:before="0" w:line="210"/>
             </w:pPr>
             <w:r>
               <w:rPr>
@@ -3463,9 +3469,9 @@
         <w:tblLayout w:type="fixed"/>
       </w:tblPr>
       <w:tblGrid>
-        <w:gridCol w:w="2580"/>
-        <w:gridCol w:w="1135"/>
-        <w:gridCol w:w="6604"/>
+        <w:gridCol w:w="1032"/>
+        <w:gridCol w:w="929"/>
+        <w:gridCol w:w="8358"/>
       </w:tblGrid>
       <w:tr>
         <w:trPr>
@@ -3473,7 +3479,7 @@
         </w:trPr>
         <w:tc>
           <w:tcPr>
-            <w:tcW w:type="dxa" w:w="2580"/>
+            <w:tcW w:type="dxa" w:w="1032"/>
             <w:tcMar>
               <w:top w:type="dxa" w:w="44"/>
               <w:left w:type="dxa" w:w="0"/>
@@ -3483,7 +3489,7 @@
           </w:tcPr>
           <w:p>
             <w:pPr>
-              <w:spacing w:after="75" w:before="0" w:line="210"/>
+              <w:spacing w:after="0" w:before="0" w:line="210"/>
             </w:pPr>
             <w:r>
               <w:rPr>
@@ -3497,7 +3503,7 @@
         </w:tc>
         <w:tc>
           <w:tcPr>
-            <w:tcW w:type="dxa" w:w="1135"/>
+            <w:tcW w:type="dxa" w:w="929"/>
             <w:tcMar>
               <w:top w:type="dxa" w:w="44"/>
               <w:left w:type="dxa" w:w="0"/>
@@ -3507,7 +3513,7 @@
           </w:tcPr>
           <w:p>
             <w:pPr>
-              <w:spacing w:after="75" w:before="0" w:line="210"/>
+              <w:spacing w:after="0" w:before="0" w:line="210"/>
             </w:pPr>
             <w:r>
               <w:drawing>
@@ -3553,7 +3559,7 @@
         </w:tc>
         <w:tc>
           <w:tcPr>
-            <w:tcW w:type="dxa" w:w="6604"/>
+            <w:tcW w:type="dxa" w:w="8358"/>
             <w:tcMar>
               <w:top w:type="dxa" w:w="44"/>
               <w:left w:type="dxa" w:w="0"/>
@@ -3563,7 +3569,7 @@
           </w:tcPr>
           <w:p>
             <w:pPr>
-              <w:spacing w:after="75" w:before="0" w:line="210"/>
+              <w:spacing w:after="0" w:before="0" w:line="210"/>
             </w:pPr>
             <w:r>
               <w:rPr>
@@ -3604,9 +3610,9 @@
         <w:tblLayout w:type="fixed"/>
       </w:tblPr>
       <w:tblGrid>
-        <w:gridCol w:w="2580"/>
-        <w:gridCol w:w="1135"/>
-        <w:gridCol w:w="6604"/>
+        <w:gridCol w:w="1032"/>
+        <w:gridCol w:w="929"/>
+        <w:gridCol w:w="8358"/>
       </w:tblGrid>
       <w:tr>
         <w:trPr>
@@ -3614,7 +3620,7 @@
         </w:trPr>
         <w:tc>
           <w:tcPr>
-            <w:tcW w:type="dxa" w:w="2580"/>
+            <w:tcW w:type="dxa" w:w="1032"/>
             <w:tcMar>
               <w:top w:type="dxa" w:w="44"/>
               <w:left w:type="dxa" w:w="0"/>
@@ -3624,7 +3630,7 @@
           </w:tcPr>
           <w:p>
             <w:pPr>
-              <w:spacing w:after="75" w:before="0" w:line="210"/>
+              <w:spacing w:after="0" w:before="0" w:line="210"/>
             </w:pPr>
             <w:r>
               <w:rPr>
@@ -3638,7 +3644,7 @@
         </w:tc>
         <w:tc>
           <w:tcPr>
-            <w:tcW w:type="dxa" w:w="1135"/>
+            <w:tcW w:type="dxa" w:w="929"/>
             <w:tcMar>
               <w:top w:type="dxa" w:w="44"/>
               <w:left w:type="dxa" w:w="0"/>
@@ -3648,7 +3654,7 @@
           </w:tcPr>
           <w:p>
             <w:pPr>
-              <w:spacing w:after="75" w:before="0" w:line="210"/>
+              <w:spacing w:after="0" w:before="0" w:line="210"/>
             </w:pPr>
             <w:r>
               <w:drawing>
@@ -3694,7 +3700,7 @@
         </w:tc>
         <w:tc>
           <w:tcPr>
-            <w:tcW w:type="dxa" w:w="6604"/>
+            <w:tcW w:type="dxa" w:w="8358"/>
             <w:tcMar>
               <w:top w:type="dxa" w:w="44"/>
               <w:left w:type="dxa" w:w="0"/>
@@ -3704,7 +3710,7 @@
           </w:tcPr>
           <w:p>
             <w:pPr>
-              <w:spacing w:after="75" w:before="0" w:line="210"/>
+              <w:spacing w:after="0" w:before="0" w:line="210"/>
             </w:pPr>
             <w:r>
               <w:rPr>
@@ -3968,7 +3974,7 @@
     </w:rPrDefault>
     <w:pPrDefault>
       <w:pPr>
-        <w:spacing w:after="75" w:line="218"/>
+        <w:spacing w:after="0" w:line="218"/>
       </w:pPr>
     </w:pPrDefault>
   </w:docDefaults>

--- a/site/en/resume.docx
+++ b/site/en/resume.docx
@@ -89,7 +89,7 @@
             <w:pPr>
               <w:spacing w:after="0" w:before="75" w:line="210"/>
             </w:pPr>
-            <w:hyperlink w:history="1" r:id="rIdksh2u5yb7duqr26spxttf">
+            <w:hyperlink w:history="1" r:id="rIdmulvtrrx8jsyeyfs12hnd">
               <w:r>
                 <w:rPr>
                   <w:color w:val="315CBB"/>
@@ -107,7 +107,7 @@
               </w:rPr>
               <w:t xml:space="preserve">   </w:t>
             </w:r>
-            <w:hyperlink w:history="1" r:id="rIdrhiwqdd06w4_qm8knvfdq">
+            <w:hyperlink w:history="1" r:id="rId_peobe5lj9skhg0jpkn-g">
               <w:r>
                 <w:rPr>
                   <w:color w:val="315CBB"/>
@@ -125,7 +125,7 @@
               </w:rPr>
               <w:t xml:space="preserve">   </w:t>
             </w:r>
-            <w:hyperlink w:history="1" r:id="rId9jyv_cbmf5sjnyuihlqk8">
+            <w:hyperlink w:history="1" r:id="rIdxgwqziixpnx0evvgietj-">
               <w:r>
                 <w:rPr>
                   <w:color w:val="315CBB"/>
@@ -143,7 +143,7 @@
               </w:rPr>
               <w:t xml:space="preserve">   </w:t>
             </w:r>
-            <w:hyperlink w:history="1" r:id="rIdrpjaljdzii7nxyexuqaxu">
+            <w:hyperlink w:history="1" r:id="rIdger1inkfpjohbspkg78fi">
               <w:r>
                 <w:rPr>
                   <w:color w:val="315CBB"/>
@@ -394,7 +394,7 @@
       <w:pPr>
         <w:spacing w:after="0" w:before="0" w:line="210"/>
       </w:pPr>
-      <w:hyperlink w:history="1" r:id="rIdpplshhvholp_65ifqkrce">
+      <w:hyperlink w:history="1" r:id="rId5tkjnvofra2yoxuvylfag">
         <w:r>
           <w:rPr>
             <w:color w:val="315CBB"/>
@@ -1299,7 +1299,7 @@
       <w:pPr>
         <w:spacing w:after="0" w:before="75" w:line="210"/>
       </w:pPr>
-      <w:hyperlink w:history="1" r:id="rIdscq6bpbcfdfleenckkk2o">
+      <w:hyperlink w:history="1" r:id="rId2nkyrwsqvrzanngk3bhft">
         <w:r>
           <w:rPr>
             <w:color w:val="315CBB"/>
@@ -1317,7 +1317,7 @@
         </w:rPr>
         <w:t xml:space="preserve">   </w:t>
       </w:r>
-      <w:hyperlink w:history="1" r:id="rIdgk_9hatemmznaymchl5yw">
+      <w:hyperlink w:history="1" r:id="rIdcvu64ykzxhwsdiga596rk">
         <w:r>
           <w:rPr>
             <w:color w:val="315CBB"/>
@@ -1335,7 +1335,7 @@
         </w:rPr>
         <w:t xml:space="preserve">   </w:t>
       </w:r>
-      <w:hyperlink w:history="1" r:id="rIdacizrbo6n6mdxvzt5vutg">
+      <w:hyperlink w:history="1" r:id="rId7s3uo4ao9fbfxhfcknl3s">
         <w:r>
           <w:rPr>
             <w:color w:val="315CBB"/>
@@ -1353,7 +1353,7 @@
         </w:rPr>
         <w:t xml:space="preserve">   </w:t>
       </w:r>
-      <w:hyperlink w:history="1" r:id="rIdzjxozf8d4tkqyqde-p-kw">
+      <w:hyperlink w:history="1" r:id="rIdyrlooc_3mbewef9zz1l4m">
         <w:r>
           <w:rPr>
             <w:color w:val="315CBB"/>
@@ -1500,7 +1500,7 @@
       <w:pPr>
         <w:spacing w:after="0" w:before="0" w:line="210"/>
       </w:pPr>
-      <w:hyperlink w:history="1" r:id="rId8qolork4ctrzupzmbdpno">
+      <w:hyperlink w:history="1" r:id="rIdkele5poho5y5dctfbfbpm">
         <w:r>
           <w:rPr>
             <w:color w:val="315CBB"/>
@@ -1952,7 +1952,7 @@
       <w:pPr>
         <w:spacing w:after="0" w:before="75" w:line="210"/>
       </w:pPr>
-      <w:hyperlink w:history="1" r:id="rIdinpce1c1talfeespoqh73">
+      <w:hyperlink w:history="1" r:id="rIdxyhyzprrnoc17-0zkt9rz">
         <w:r>
           <w:rPr>
             <w:color w:val="315CBB"/>
@@ -1970,7 +1970,7 @@
         </w:rPr>
         <w:t xml:space="preserve">   </w:t>
       </w:r>
-      <w:hyperlink w:history="1" r:id="rIdz9ltjxo04igg5gls8-ix2">
+      <w:hyperlink w:history="1" r:id="rIdzqdq1wtzeurl2hgyv-dox">
         <w:r>
           <w:rPr>
             <w:color w:val="315CBB"/>
@@ -2356,7 +2356,7 @@
             <w:pPr>
               <w:spacing w:after="0" w:before="75" w:line="210"/>
             </w:pPr>
-            <w:hyperlink w:history="1" r:id="rIdhmyuz398hcoc7khh6lyiq">
+            <w:hyperlink w:history="1" r:id="rIdop8hr-g7fvevsjxfjgqoa">
               <w:r>
                 <w:rPr>
                   <w:color w:val="315CBB"/>
@@ -2374,7 +2374,7 @@
               </w:rPr>
               <w:t xml:space="preserve">   </w:t>
             </w:r>
-            <w:hyperlink w:history="1" r:id="rIdfbnpwwpimymaqgy0opdh9">
+            <w:hyperlink w:history="1" r:id="rIdgw02rzc51t6hhtxdbttnb">
               <w:r>
                 <w:rPr>
                   <w:color w:val="315CBB"/>
@@ -2392,7 +2392,7 @@
               </w:rPr>
               <w:t xml:space="preserve">   </w:t>
             </w:r>
-            <w:hyperlink w:history="1" r:id="rId-_bijpdcdp3syq2-ur6wi">
+            <w:hyperlink w:history="1" r:id="rIdef-z5g3s5w_gbgmfy8puk">
               <w:r>
                 <w:rPr>
                   <w:color w:val="315CBB"/>
@@ -2860,7 +2860,7 @@
             <w:pPr>
               <w:spacing w:after="0" w:before="0" w:line="210"/>
             </w:pPr>
-            <w:hyperlink w:history="1" r:id="rId9_3s9glsiskevntavqpkb">
+            <w:hyperlink w:history="1" r:id="rIdbp1divl4mnux5_81grufz">
               <w:r>
                 <w:rPr>
                   <w:color w:val="315CBB"/>

--- a/site/en/resume.docx
+++ b/site/en/resume.docx
@@ -89,7 +89,7 @@
             <w:pPr>
               <w:spacing w:after="0" w:before="75" w:line="210"/>
             </w:pPr>
-            <w:hyperlink w:history="1" r:id="rIdmulvtrrx8jsyeyfs12hnd">
+            <w:hyperlink w:history="1" r:id="rId1coevrzxv2z6aklfj_niu">
               <w:r>
                 <w:rPr>
                   <w:color w:val="315CBB"/>
@@ -107,7 +107,7 @@
               </w:rPr>
               <w:t xml:space="preserve">   </w:t>
             </w:r>
-            <w:hyperlink w:history="1" r:id="rId_peobe5lj9skhg0jpkn-g">
+            <w:hyperlink w:history="1" r:id="rIdh0rwvrvzbfs1w3scrj-bk">
               <w:r>
                 <w:rPr>
                   <w:color w:val="315CBB"/>
@@ -125,7 +125,7 @@
               </w:rPr>
               <w:t xml:space="preserve">   </w:t>
             </w:r>
-            <w:hyperlink w:history="1" r:id="rIdxgwqziixpnx0evvgietj-">
+            <w:hyperlink w:history="1" r:id="rId18f6tgw5jok6mlzifenfa">
               <w:r>
                 <w:rPr>
                   <w:color w:val="315CBB"/>
@@ -143,7 +143,7 @@
               </w:rPr>
               <w:t xml:space="preserve">   </w:t>
             </w:r>
-            <w:hyperlink w:history="1" r:id="rIdger1inkfpjohbspkg78fi">
+            <w:hyperlink w:history="1" r:id="rIdshelnceg-der2lcqou7_9">
               <w:r>
                 <w:rPr>
                   <w:color w:val="315CBB"/>
@@ -394,7 +394,7 @@
       <w:pPr>
         <w:spacing w:after="0" w:before="0" w:line="210"/>
       </w:pPr>
-      <w:hyperlink w:history="1" r:id="rId5tkjnvofra2yoxuvylfag">
+      <w:hyperlink w:history="1" r:id="rIdmgmehogm_istogdvtbk0j">
         <w:r>
           <w:rPr>
             <w:color w:val="315CBB"/>
@@ -1299,7 +1299,7 @@
       <w:pPr>
         <w:spacing w:after="0" w:before="75" w:line="210"/>
       </w:pPr>
-      <w:hyperlink w:history="1" r:id="rId2nkyrwsqvrzanngk3bhft">
+      <w:hyperlink w:history="1" r:id="rId3xfvdkbxwq_rcdsffjpmn">
         <w:r>
           <w:rPr>
             <w:color w:val="315CBB"/>
@@ -1317,7 +1317,7 @@
         </w:rPr>
         <w:t xml:space="preserve">   </w:t>
       </w:r>
-      <w:hyperlink w:history="1" r:id="rIdcvu64ykzxhwsdiga596rk">
+      <w:hyperlink w:history="1" r:id="rIdqmavy9bjt-z4oc22dzgqs">
         <w:r>
           <w:rPr>
             <w:color w:val="315CBB"/>
@@ -1335,7 +1335,7 @@
         </w:rPr>
         <w:t xml:space="preserve">   </w:t>
       </w:r>
-      <w:hyperlink w:history="1" r:id="rId7s3uo4ao9fbfxhfcknl3s">
+      <w:hyperlink w:history="1" r:id="rIdzwppvysr_qmqxrv2u-6se">
         <w:r>
           <w:rPr>
             <w:color w:val="315CBB"/>
@@ -1353,7 +1353,7 @@
         </w:rPr>
         <w:t xml:space="preserve">   </w:t>
       </w:r>
-      <w:hyperlink w:history="1" r:id="rIdyrlooc_3mbewef9zz1l4m">
+      <w:hyperlink w:history="1" r:id="rIdyggrmmzrhycn57qcofabn">
         <w:r>
           <w:rPr>
             <w:color w:val="315CBB"/>
@@ -1500,7 +1500,7 @@
       <w:pPr>
         <w:spacing w:after="0" w:before="0" w:line="210"/>
       </w:pPr>
-      <w:hyperlink w:history="1" r:id="rIdkele5poho5y5dctfbfbpm">
+      <w:hyperlink w:history="1" r:id="rId2b_oefmw0b7zqvo6uemvm">
         <w:r>
           <w:rPr>
             <w:color w:val="315CBB"/>
@@ -1952,7 +1952,7 @@
       <w:pPr>
         <w:spacing w:after="0" w:before="75" w:line="210"/>
       </w:pPr>
-      <w:hyperlink w:history="1" r:id="rIdxyhyzprrnoc17-0zkt9rz">
+      <w:hyperlink w:history="1" r:id="rIdhu1izbv5e9kescjmju7gb">
         <w:r>
           <w:rPr>
             <w:color w:val="315CBB"/>
@@ -1970,7 +1970,7 @@
         </w:rPr>
         <w:t xml:space="preserve">   </w:t>
       </w:r>
-      <w:hyperlink w:history="1" r:id="rIdzqdq1wtzeurl2hgyv-dox">
+      <w:hyperlink w:history="1" r:id="rIdmkrj4myixuhqp84e2mko3">
         <w:r>
           <w:rPr>
             <w:color w:val="315CBB"/>
@@ -2356,7 +2356,7 @@
             <w:pPr>
               <w:spacing w:after="0" w:before="75" w:line="210"/>
             </w:pPr>
-            <w:hyperlink w:history="1" r:id="rIdop8hr-g7fvevsjxfjgqoa">
+            <w:hyperlink w:history="1" r:id="rIdbgzmr2f9eu1zwuhihflgv">
               <w:r>
                 <w:rPr>
                   <w:color w:val="315CBB"/>
@@ -2374,7 +2374,7 @@
               </w:rPr>
               <w:t xml:space="preserve">   </w:t>
             </w:r>
-            <w:hyperlink w:history="1" r:id="rIdgw02rzc51t6hhtxdbttnb">
+            <w:hyperlink w:history="1" r:id="rIdhgkbctcvbjqdhhbvts7ll">
               <w:r>
                 <w:rPr>
                   <w:color w:val="315CBB"/>
@@ -2392,7 +2392,7 @@
               </w:rPr>
               <w:t xml:space="preserve">   </w:t>
             </w:r>
-            <w:hyperlink w:history="1" r:id="rIdef-z5g3s5w_gbgmfy8puk">
+            <w:hyperlink w:history="1" r:id="rIdy0kmryszl9tzqzlpvwulh">
               <w:r>
                 <w:rPr>
                   <w:color w:val="315CBB"/>
@@ -2860,7 +2860,7 @@
             <w:pPr>
               <w:spacing w:after="0" w:before="0" w:line="210"/>
             </w:pPr>
-            <w:hyperlink w:history="1" r:id="rIdbp1divl4mnux5_81grufz">
+            <w:hyperlink w:history="1" r:id="rIdvag23wy3rfnzrzdav_laf">
               <w:r>
                 <w:rPr>
                   <w:color w:val="315CBB"/>

--- a/site/en/resume.docx
+++ b/site/en/resume.docx
@@ -89,7 +89,7 @@
             <w:pPr>
               <w:spacing w:after="0" w:before="75" w:line="210"/>
             </w:pPr>
-            <w:hyperlink w:history="1" r:id="rId1coevrzxv2z6aklfj_niu">
+            <w:hyperlink w:history="1" r:id="rIdtt9p90kkywwgkcsddugan">
               <w:r>
                 <w:rPr>
                   <w:color w:val="315CBB"/>
@@ -107,7 +107,7 @@
               </w:rPr>
               <w:t xml:space="preserve">   </w:t>
             </w:r>
-            <w:hyperlink w:history="1" r:id="rIdh0rwvrvzbfs1w3scrj-bk">
+            <w:hyperlink w:history="1" r:id="rIdmnlpsrzgezblscicykgs_">
               <w:r>
                 <w:rPr>
                   <w:color w:val="315CBB"/>
@@ -125,7 +125,7 @@
               </w:rPr>
               <w:t xml:space="preserve">   </w:t>
             </w:r>
-            <w:hyperlink w:history="1" r:id="rId18f6tgw5jok6mlzifenfa">
+            <w:hyperlink w:history="1" r:id="rIdyepmx2muikrxd8elxtulh">
               <w:r>
                 <w:rPr>
                   <w:color w:val="315CBB"/>
@@ -143,7 +143,7 @@
               </w:rPr>
               <w:t xml:space="preserve">   </w:t>
             </w:r>
-            <w:hyperlink w:history="1" r:id="rIdshelnceg-der2lcqou7_9">
+            <w:hyperlink w:history="1" r:id="rIdb8c8c4pfoo8coltb_eezs">
               <w:r>
                 <w:rPr>
                   <w:color w:val="315CBB"/>
@@ -394,7 +394,7 @@
       <w:pPr>
         <w:spacing w:after="0" w:before="0" w:line="210"/>
       </w:pPr>
-      <w:hyperlink w:history="1" r:id="rIdmgmehogm_istogdvtbk0j">
+      <w:hyperlink w:history="1" r:id="rId7svjwuckyxnrxlnnvsk_h">
         <w:r>
           <w:rPr>
             <w:color w:val="315CBB"/>
@@ -1299,7 +1299,7 @@
       <w:pPr>
         <w:spacing w:after="0" w:before="75" w:line="210"/>
       </w:pPr>
-      <w:hyperlink w:history="1" r:id="rId3xfvdkbxwq_rcdsffjpmn">
+      <w:hyperlink w:history="1" r:id="rIdmcbld7rqfceb12zydlg-m">
         <w:r>
           <w:rPr>
             <w:color w:val="315CBB"/>
@@ -1317,7 +1317,7 @@
         </w:rPr>
         <w:t xml:space="preserve">   </w:t>
       </w:r>
-      <w:hyperlink w:history="1" r:id="rIdqmavy9bjt-z4oc22dzgqs">
+      <w:hyperlink w:history="1" r:id="rIdo6pvg32lxie2fi0ab4wyk">
         <w:r>
           <w:rPr>
             <w:color w:val="315CBB"/>
@@ -1335,7 +1335,7 @@
         </w:rPr>
         <w:t xml:space="preserve">   </w:t>
       </w:r>
-      <w:hyperlink w:history="1" r:id="rIdzwppvysr_qmqxrv2u-6se">
+      <w:hyperlink w:history="1" r:id="rIdun1m8zhtx9s_ez0jhcv9z">
         <w:r>
           <w:rPr>
             <w:color w:val="315CBB"/>
@@ -1353,7 +1353,7 @@
         </w:rPr>
         <w:t xml:space="preserve">   </w:t>
       </w:r>
-      <w:hyperlink w:history="1" r:id="rIdyggrmmzrhycn57qcofabn">
+      <w:hyperlink w:history="1" r:id="rId4ov_kk-sdf2pmq5twsljd">
         <w:r>
           <w:rPr>
             <w:color w:val="315CBB"/>
@@ -1500,7 +1500,7 @@
       <w:pPr>
         <w:spacing w:after="0" w:before="0" w:line="210"/>
       </w:pPr>
-      <w:hyperlink w:history="1" r:id="rId2b_oefmw0b7zqvo6uemvm">
+      <w:hyperlink w:history="1" r:id="rIdbu0lcakq2sbfmlb4nazcl">
         <w:r>
           <w:rPr>
             <w:color w:val="315CBB"/>
@@ -1952,7 +1952,7 @@
       <w:pPr>
         <w:spacing w:after="0" w:before="75" w:line="210"/>
       </w:pPr>
-      <w:hyperlink w:history="1" r:id="rIdhu1izbv5e9kescjmju7gb">
+      <w:hyperlink w:history="1" r:id="rIdjy5sbasmjscitmexpl7zi">
         <w:r>
           <w:rPr>
             <w:color w:val="315CBB"/>
@@ -1970,7 +1970,7 @@
         </w:rPr>
         <w:t xml:space="preserve">   </w:t>
       </w:r>
-      <w:hyperlink w:history="1" r:id="rIdmkrj4myixuhqp84e2mko3">
+      <w:hyperlink w:history="1" r:id="rIdc5l1gmkpjdxacni42prbo">
         <w:r>
           <w:rPr>
             <w:color w:val="315CBB"/>
@@ -2356,7 +2356,7 @@
             <w:pPr>
               <w:spacing w:after="0" w:before="75" w:line="210"/>
             </w:pPr>
-            <w:hyperlink w:history="1" r:id="rIdbgzmr2f9eu1zwuhihflgv">
+            <w:hyperlink w:history="1" r:id="rIdjmh9e1wq9ykkcrg0lsslo">
               <w:r>
                 <w:rPr>
                   <w:color w:val="315CBB"/>
@@ -2374,7 +2374,7 @@
               </w:rPr>
               <w:t xml:space="preserve">   </w:t>
             </w:r>
-            <w:hyperlink w:history="1" r:id="rIdhgkbctcvbjqdhhbvts7ll">
+            <w:hyperlink w:history="1" r:id="rIdgdaglwskwqmqkryztitd8">
               <w:r>
                 <w:rPr>
                   <w:color w:val="315CBB"/>
@@ -2392,7 +2392,7 @@
               </w:rPr>
               <w:t xml:space="preserve">   </w:t>
             </w:r>
-            <w:hyperlink w:history="1" r:id="rIdy0kmryszl9tzqzlpvwulh">
+            <w:hyperlink w:history="1" r:id="rIdy0cf_ikwen5iwzm_lktde">
               <w:r>
                 <w:rPr>
                   <w:color w:val="315CBB"/>
@@ -2860,7 +2860,7 @@
             <w:pPr>
               <w:spacing w:after="0" w:before="0" w:line="210"/>
             </w:pPr>
-            <w:hyperlink w:history="1" r:id="rIdvag23wy3rfnzrzdav_laf">
+            <w:hyperlink w:history="1" r:id="rId1tmxjliqgxrkx6j72t9u2">
               <w:r>
                 <w:rPr>
                   <w:color w:val="315CBB"/>

--- a/site/en/resume.docx
+++ b/site/en/resume.docx
@@ -89,7 +89,7 @@
             <w:pPr>
               <w:spacing w:after="0" w:before="75" w:line="210"/>
             </w:pPr>
-            <w:hyperlink w:history="1" r:id="rIdtt9p90kkywwgkcsddugan">
+            <w:hyperlink w:history="1" r:id="rIdz8obvd50vfgzcxqhxfvgj">
               <w:r>
                 <w:rPr>
                   <w:color w:val="315CBB"/>
@@ -107,7 +107,7 @@
               </w:rPr>
               <w:t xml:space="preserve">   </w:t>
             </w:r>
-            <w:hyperlink w:history="1" r:id="rIdmnlpsrzgezblscicykgs_">
+            <w:hyperlink w:history="1" r:id="rIdet_zj8jo1pkgprgoh-mg-">
               <w:r>
                 <w:rPr>
                   <w:color w:val="315CBB"/>
@@ -125,7 +125,7 @@
               </w:rPr>
               <w:t xml:space="preserve">   </w:t>
             </w:r>
-            <w:hyperlink w:history="1" r:id="rIdyepmx2muikrxd8elxtulh">
+            <w:hyperlink w:history="1" r:id="rIdp_qycncsrkmckkisvfnoy">
               <w:r>
                 <w:rPr>
                   <w:color w:val="315CBB"/>
@@ -143,7 +143,7 @@
               </w:rPr>
               <w:t xml:space="preserve">   </w:t>
             </w:r>
-            <w:hyperlink w:history="1" r:id="rIdb8c8c4pfoo8coltb_eezs">
+            <w:hyperlink w:history="1" r:id="rIdqjcmcipu2ocge9ugg8r2u">
               <w:r>
                 <w:rPr>
                   <w:color w:val="315CBB"/>
@@ -394,7 +394,7 @@
       <w:pPr>
         <w:spacing w:after="0" w:before="0" w:line="210"/>
       </w:pPr>
-      <w:hyperlink w:history="1" r:id="rId7svjwuckyxnrxlnnvsk_h">
+      <w:hyperlink w:history="1" r:id="rIdffnkgk8ussghjzlskvdyv">
         <w:r>
           <w:rPr>
             <w:color w:val="315CBB"/>
@@ -1299,7 +1299,7 @@
       <w:pPr>
         <w:spacing w:after="0" w:before="75" w:line="210"/>
       </w:pPr>
-      <w:hyperlink w:history="1" r:id="rIdmcbld7rqfceb12zydlg-m">
+      <w:hyperlink w:history="1" r:id="rIdusgmgauzn25gkcrzuaz-5">
         <w:r>
           <w:rPr>
             <w:color w:val="315CBB"/>
@@ -1317,7 +1317,7 @@
         </w:rPr>
         <w:t xml:space="preserve">   </w:t>
       </w:r>
-      <w:hyperlink w:history="1" r:id="rIdo6pvg32lxie2fi0ab4wyk">
+      <w:hyperlink w:history="1" r:id="rIdgah9ynkivldiafor6f4xp">
         <w:r>
           <w:rPr>
             <w:color w:val="315CBB"/>
@@ -1335,7 +1335,7 @@
         </w:rPr>
         <w:t xml:space="preserve">   </w:t>
       </w:r>
-      <w:hyperlink w:history="1" r:id="rIdun1m8zhtx9s_ez0jhcv9z">
+      <w:hyperlink w:history="1" r:id="rIdze2ntnkicrzattmm5n_j_">
         <w:r>
           <w:rPr>
             <w:color w:val="315CBB"/>
@@ -1353,7 +1353,7 @@
         </w:rPr>
         <w:t xml:space="preserve">   </w:t>
       </w:r>
-      <w:hyperlink w:history="1" r:id="rId4ov_kk-sdf2pmq5twsljd">
+      <w:hyperlink w:history="1" r:id="rIdgkxodqvqwm6iy_pcc1yjq">
         <w:r>
           <w:rPr>
             <w:color w:val="315CBB"/>
@@ -1500,7 +1500,7 @@
       <w:pPr>
         <w:spacing w:after="0" w:before="0" w:line="210"/>
       </w:pPr>
-      <w:hyperlink w:history="1" r:id="rIdbu0lcakq2sbfmlb4nazcl">
+      <w:hyperlink w:history="1" r:id="rId544egnx-qjnml5tlzdtpl">
         <w:r>
           <w:rPr>
             <w:color w:val="315CBB"/>
@@ -1952,7 +1952,7 @@
       <w:pPr>
         <w:spacing w:after="0" w:before="75" w:line="210"/>
       </w:pPr>
-      <w:hyperlink w:history="1" r:id="rIdjy5sbasmjscitmexpl7zi">
+      <w:hyperlink w:history="1" r:id="rIdgcnlb2xyhhjbl4nipzwtx">
         <w:r>
           <w:rPr>
             <w:color w:val="315CBB"/>
@@ -1970,7 +1970,7 @@
         </w:rPr>
         <w:t xml:space="preserve">   </w:t>
       </w:r>
-      <w:hyperlink w:history="1" r:id="rIdc5l1gmkpjdxacni42prbo">
+      <w:hyperlink w:history="1" r:id="rIdnyfjukrwjh9c-lnpuabt7">
         <w:r>
           <w:rPr>
             <w:color w:val="315CBB"/>
@@ -2356,7 +2356,7 @@
             <w:pPr>
               <w:spacing w:after="0" w:before="75" w:line="210"/>
             </w:pPr>
-            <w:hyperlink w:history="1" r:id="rIdjmh9e1wq9ykkcrg0lsslo">
+            <w:hyperlink w:history="1" r:id="rId5wj2dcclqybpvewvgcs40">
               <w:r>
                 <w:rPr>
                   <w:color w:val="315CBB"/>
@@ -2374,7 +2374,7 @@
               </w:rPr>
               <w:t xml:space="preserve">   </w:t>
             </w:r>
-            <w:hyperlink w:history="1" r:id="rIdgdaglwskwqmqkryztitd8">
+            <w:hyperlink w:history="1" r:id="rIdit7w3hnjjekon9821pz1v">
               <w:r>
                 <w:rPr>
                   <w:color w:val="315CBB"/>
@@ -2392,7 +2392,7 @@
               </w:rPr>
               <w:t xml:space="preserve">   </w:t>
             </w:r>
-            <w:hyperlink w:history="1" r:id="rIdy0cf_ikwen5iwzm_lktde">
+            <w:hyperlink w:history="1" r:id="rId2iqbklxpbfabw4xyr6co9">
               <w:r>
                 <w:rPr>
                   <w:color w:val="315CBB"/>
@@ -2860,7 +2860,7 @@
             <w:pPr>
               <w:spacing w:after="0" w:before="0" w:line="210"/>
             </w:pPr>
-            <w:hyperlink w:history="1" r:id="rId1tmxjliqgxrkx6j72t9u2">
+            <w:hyperlink w:history="1" r:id="rIdwmvqaqv5b7dq6braq8n5f">
               <w:r>
                 <w:rPr>
                   <w:color w:val="315CBB"/>

--- a/site/en/resume.docx
+++ b/site/en/resume.docx
@@ -89,7 +89,7 @@
             <w:pPr>
               <w:spacing w:after="0" w:before="75" w:line="210"/>
             </w:pPr>
-            <w:hyperlink w:history="1" r:id="rIdz8obvd50vfgzcxqhxfvgj">
+            <w:hyperlink w:history="1" r:id="rIdbaeswzof66qtgq4tevtzb">
               <w:r>
                 <w:rPr>
                   <w:color w:val="315CBB"/>
@@ -107,7 +107,7 @@
               </w:rPr>
               <w:t xml:space="preserve">   </w:t>
             </w:r>
-            <w:hyperlink w:history="1" r:id="rIdet_zj8jo1pkgprgoh-mg-">
+            <w:hyperlink w:history="1" r:id="rIdys7mpn9fl3qrpyjkewsjb">
               <w:r>
                 <w:rPr>
                   <w:color w:val="315CBB"/>
@@ -125,7 +125,7 @@
               </w:rPr>
               <w:t xml:space="preserve">   </w:t>
             </w:r>
-            <w:hyperlink w:history="1" r:id="rIdp_qycncsrkmckkisvfnoy">
+            <w:hyperlink w:history="1" r:id="rIdxdvuijhhpodemhr0rss2d">
               <w:r>
                 <w:rPr>
                   <w:color w:val="315CBB"/>
@@ -143,7 +143,7 @@
               </w:rPr>
               <w:t xml:space="preserve">   </w:t>
             </w:r>
-            <w:hyperlink w:history="1" r:id="rIdqjcmcipu2ocge9ugg8r2u">
+            <w:hyperlink w:history="1" r:id="rIdzf4jk-owinyvkllgi4-xz">
               <w:r>
                 <w:rPr>
                   <w:color w:val="315CBB"/>
@@ -394,7 +394,7 @@
       <w:pPr>
         <w:spacing w:after="0" w:before="0" w:line="210"/>
       </w:pPr>
-      <w:hyperlink w:history="1" r:id="rIdffnkgk8ussghjzlskvdyv">
+      <w:hyperlink w:history="1" r:id="rIdw8qd71ukhil6mcbtpmw6d">
         <w:r>
           <w:rPr>
             <w:color w:val="315CBB"/>
@@ -1299,7 +1299,7 @@
       <w:pPr>
         <w:spacing w:after="0" w:before="75" w:line="210"/>
       </w:pPr>
-      <w:hyperlink w:history="1" r:id="rIdusgmgauzn25gkcrzuaz-5">
+      <w:hyperlink w:history="1" r:id="rIdaztlcuadf2qdisacbc50m">
         <w:r>
           <w:rPr>
             <w:color w:val="315CBB"/>
@@ -1317,7 +1317,7 @@
         </w:rPr>
         <w:t xml:space="preserve">   </w:t>
       </w:r>
-      <w:hyperlink w:history="1" r:id="rIdgah9ynkivldiafor6f4xp">
+      <w:hyperlink w:history="1" r:id="rIdki_h7dsvnjlkh5-m3axw8">
         <w:r>
           <w:rPr>
             <w:color w:val="315CBB"/>
@@ -1335,7 +1335,7 @@
         </w:rPr>
         <w:t xml:space="preserve">   </w:t>
       </w:r>
-      <w:hyperlink w:history="1" r:id="rIdze2ntnkicrzattmm5n_j_">
+      <w:hyperlink w:history="1" r:id="rIdlzmajwip50e2jl_fbfy88">
         <w:r>
           <w:rPr>
             <w:color w:val="315CBB"/>
@@ -1353,7 +1353,7 @@
         </w:rPr>
         <w:t xml:space="preserve">   </w:t>
       </w:r>
-      <w:hyperlink w:history="1" r:id="rIdgkxodqvqwm6iy_pcc1yjq">
+      <w:hyperlink w:history="1" r:id="rId1_nxqosjbvro7devlu3ov">
         <w:r>
           <w:rPr>
             <w:color w:val="315CBB"/>
@@ -1500,7 +1500,7 @@
       <w:pPr>
         <w:spacing w:after="0" w:before="0" w:line="210"/>
       </w:pPr>
-      <w:hyperlink w:history="1" r:id="rId544egnx-qjnml5tlzdtpl">
+      <w:hyperlink w:history="1" r:id="rIdmuyukwgjwwni4mywzgwac">
         <w:r>
           <w:rPr>
             <w:color w:val="315CBB"/>
@@ -1952,7 +1952,7 @@
       <w:pPr>
         <w:spacing w:after="0" w:before="75" w:line="210"/>
       </w:pPr>
-      <w:hyperlink w:history="1" r:id="rIdgcnlb2xyhhjbl4nipzwtx">
+      <w:hyperlink w:history="1" r:id="rIdrgocu37knytcgbxgfdu4-">
         <w:r>
           <w:rPr>
             <w:color w:val="315CBB"/>
@@ -1970,7 +1970,7 @@
         </w:rPr>
         <w:t xml:space="preserve">   </w:t>
       </w:r>
-      <w:hyperlink w:history="1" r:id="rIdnyfjukrwjh9c-lnpuabt7">
+      <w:hyperlink w:history="1" r:id="rIde0o13kdtvwzrzgx0wgjeo">
         <w:r>
           <w:rPr>
             <w:color w:val="315CBB"/>
@@ -2356,7 +2356,7 @@
             <w:pPr>
               <w:spacing w:after="0" w:before="75" w:line="210"/>
             </w:pPr>
-            <w:hyperlink w:history="1" r:id="rId5wj2dcclqybpvewvgcs40">
+            <w:hyperlink w:history="1" r:id="rId4ltmpqiilzb5uqjw486ji">
               <w:r>
                 <w:rPr>
                   <w:color w:val="315CBB"/>
@@ -2374,7 +2374,7 @@
               </w:rPr>
               <w:t xml:space="preserve">   </w:t>
             </w:r>
-            <w:hyperlink w:history="1" r:id="rIdit7w3hnjjekon9821pz1v">
+            <w:hyperlink w:history="1" r:id="rId2c49mnvpo2fgeu61-jkqr">
               <w:r>
                 <w:rPr>
                   <w:color w:val="315CBB"/>
@@ -2392,7 +2392,7 @@
               </w:rPr>
               <w:t xml:space="preserve">   </w:t>
             </w:r>
-            <w:hyperlink w:history="1" r:id="rId2iqbklxpbfabw4xyr6co9">
+            <w:hyperlink w:history="1" r:id="rId0cc35t8gjb8iqnmgqhbu5">
               <w:r>
                 <w:rPr>
                   <w:color w:val="315CBB"/>
@@ -2860,7 +2860,7 @@
             <w:pPr>
               <w:spacing w:after="0" w:before="0" w:line="210"/>
             </w:pPr>
-            <w:hyperlink w:history="1" r:id="rIdwmvqaqv5b7dq6braq8n5f">
+            <w:hyperlink w:history="1" r:id="rIdqx1evasruhnotfucwkbko">
               <w:r>
                 <w:rPr>
                   <w:color w:val="315CBB"/>

--- a/site/en/resume.docx
+++ b/site/en/resume.docx
@@ -89,7 +89,7 @@
             <w:pPr>
               <w:spacing w:after="0" w:before="75" w:line="210"/>
             </w:pPr>
-            <w:hyperlink w:history="1" r:id="rIdbaeswzof66qtgq4tevtzb">
+            <w:hyperlink w:history="1" r:id="rIdpswe2x7jzuukorokizpfo">
               <w:r>
                 <w:rPr>
                   <w:color w:val="315CBB"/>
@@ -107,7 +107,7 @@
               </w:rPr>
               <w:t xml:space="preserve">   </w:t>
             </w:r>
-            <w:hyperlink w:history="1" r:id="rIdys7mpn9fl3qrpyjkewsjb">
+            <w:hyperlink w:history="1" r:id="rId0sqn4sgss2huc1iip8bah">
               <w:r>
                 <w:rPr>
                   <w:color w:val="315CBB"/>
@@ -125,7 +125,7 @@
               </w:rPr>
               <w:t xml:space="preserve">   </w:t>
             </w:r>
-            <w:hyperlink w:history="1" r:id="rIdxdvuijhhpodemhr0rss2d">
+            <w:hyperlink w:history="1" r:id="rIduycbxyqif3dr06gqcmdmp">
               <w:r>
                 <w:rPr>
                   <w:color w:val="315CBB"/>
@@ -143,7 +143,7 @@
               </w:rPr>
               <w:t xml:space="preserve">   </w:t>
             </w:r>
-            <w:hyperlink w:history="1" r:id="rIdzf4jk-owinyvkllgi4-xz">
+            <w:hyperlink w:history="1" r:id="rId4coaq9q5k479vkc8cn3iy">
               <w:r>
                 <w:rPr>
                   <w:color w:val="315CBB"/>
@@ -394,7 +394,7 @@
       <w:pPr>
         <w:spacing w:after="0" w:before="0" w:line="210"/>
       </w:pPr>
-      <w:hyperlink w:history="1" r:id="rIdw8qd71ukhil6mcbtpmw6d">
+      <w:hyperlink w:history="1" r:id="rIdfyr0cdb4k3zulcb2sjeiu">
         <w:r>
           <w:rPr>
             <w:color w:val="315CBB"/>
@@ -1299,7 +1299,7 @@
       <w:pPr>
         <w:spacing w:after="0" w:before="75" w:line="210"/>
       </w:pPr>
-      <w:hyperlink w:history="1" r:id="rIdaztlcuadf2qdisacbc50m">
+      <w:hyperlink w:history="1" r:id="rId8ff1dbbv9esgn0psbiwow">
         <w:r>
           <w:rPr>
             <w:color w:val="315CBB"/>
@@ -1317,7 +1317,7 @@
         </w:rPr>
         <w:t xml:space="preserve">   </w:t>
       </w:r>
-      <w:hyperlink w:history="1" r:id="rIdki_h7dsvnjlkh5-m3axw8">
+      <w:hyperlink w:history="1" r:id="rIdleiiafnwuqbpquamjuemg">
         <w:r>
           <w:rPr>
             <w:color w:val="315CBB"/>
@@ -1335,7 +1335,7 @@
         </w:rPr>
         <w:t xml:space="preserve">   </w:t>
       </w:r>
-      <w:hyperlink w:history="1" r:id="rIdlzmajwip50e2jl_fbfy88">
+      <w:hyperlink w:history="1" r:id="rId88pbdnpb-xl9zefaapkik">
         <w:r>
           <w:rPr>
             <w:color w:val="315CBB"/>
@@ -1353,7 +1353,7 @@
         </w:rPr>
         <w:t xml:space="preserve">   </w:t>
       </w:r>
-      <w:hyperlink w:history="1" r:id="rId1_nxqosjbvro7devlu3ov">
+      <w:hyperlink w:history="1" r:id="rIdlogd2rzgg4btv7utzqqyg">
         <w:r>
           <w:rPr>
             <w:color w:val="315CBB"/>
@@ -1500,7 +1500,7 @@
       <w:pPr>
         <w:spacing w:after="0" w:before="0" w:line="210"/>
       </w:pPr>
-      <w:hyperlink w:history="1" r:id="rIdmuyukwgjwwni4mywzgwac">
+      <w:hyperlink w:history="1" r:id="rId_tovpvxevtpmqy34ae7nu">
         <w:r>
           <w:rPr>
             <w:color w:val="315CBB"/>
@@ -1952,7 +1952,7 @@
       <w:pPr>
         <w:spacing w:after="0" w:before="75" w:line="210"/>
       </w:pPr>
-      <w:hyperlink w:history="1" r:id="rIdrgocu37knytcgbxgfdu4-">
+      <w:hyperlink w:history="1" r:id="rIdsxiloxkycve2yq3e4jlau">
         <w:r>
           <w:rPr>
             <w:color w:val="315CBB"/>
@@ -1970,7 +1970,7 @@
         </w:rPr>
         <w:t xml:space="preserve">   </w:t>
       </w:r>
-      <w:hyperlink w:history="1" r:id="rIde0o13kdtvwzrzgx0wgjeo">
+      <w:hyperlink w:history="1" r:id="rIdmlwdq7vka7otwmtiysx6f">
         <w:r>
           <w:rPr>
             <w:color w:val="315CBB"/>
@@ -2356,7 +2356,7 @@
             <w:pPr>
               <w:spacing w:after="0" w:before="75" w:line="210"/>
             </w:pPr>
-            <w:hyperlink w:history="1" r:id="rId4ltmpqiilzb5uqjw486ji">
+            <w:hyperlink w:history="1" r:id="rIdhufc8k7wilsdm5qpcb8l6">
               <w:r>
                 <w:rPr>
                   <w:color w:val="315CBB"/>
@@ -2374,7 +2374,7 @@
               </w:rPr>
               <w:t xml:space="preserve">   </w:t>
             </w:r>
-            <w:hyperlink w:history="1" r:id="rId2c49mnvpo2fgeu61-jkqr">
+            <w:hyperlink w:history="1" r:id="rId4ln836kbecaehgcwubpna">
               <w:r>
                 <w:rPr>
                   <w:color w:val="315CBB"/>
@@ -2392,7 +2392,7 @@
               </w:rPr>
               <w:t xml:space="preserve">   </w:t>
             </w:r>
-            <w:hyperlink w:history="1" r:id="rId0cc35t8gjb8iqnmgqhbu5">
+            <w:hyperlink w:history="1" r:id="rIdeyjkfhzkzitkeldqsg24b">
               <w:r>
                 <w:rPr>
                   <w:color w:val="315CBB"/>
@@ -2860,7 +2860,7 @@
             <w:pPr>
               <w:spacing w:after="0" w:before="0" w:line="210"/>
             </w:pPr>
-            <w:hyperlink w:history="1" r:id="rIdqx1evasruhnotfucwkbko">
+            <w:hyperlink w:history="1" r:id="rId8nridraykc7oflqodcmit">
               <w:r>
                 <w:rPr>
                   <w:color w:val="315CBB"/>

--- a/site/en/resume.docx
+++ b/site/en/resume.docx
@@ -89,7 +89,7 @@
             <w:pPr>
               <w:spacing w:after="0" w:before="75" w:line="210"/>
             </w:pPr>
-            <w:hyperlink w:history="1" r:id="rIdpswe2x7jzuukorokizpfo">
+            <w:hyperlink w:history="1" r:id="rId8ubbqzjk8_nloesloisdm">
               <w:r>
                 <w:rPr>
                   <w:color w:val="315CBB"/>
@@ -107,7 +107,7 @@
               </w:rPr>
               <w:t xml:space="preserve">   </w:t>
             </w:r>
-            <w:hyperlink w:history="1" r:id="rId0sqn4sgss2huc1iip8bah">
+            <w:hyperlink w:history="1" r:id="rIdbgou0ny2huqitxv3murfn">
               <w:r>
                 <w:rPr>
                   <w:color w:val="315CBB"/>
@@ -125,7 +125,7 @@
               </w:rPr>
               <w:t xml:space="preserve">   </w:t>
             </w:r>
-            <w:hyperlink w:history="1" r:id="rIduycbxyqif3dr06gqcmdmp">
+            <w:hyperlink w:history="1" r:id="rIdlyi_wxjl2uhdovibjrgpb">
               <w:r>
                 <w:rPr>
                   <w:color w:val="315CBB"/>
@@ -143,7 +143,7 @@
               </w:rPr>
               <w:t xml:space="preserve">   </w:t>
             </w:r>
-            <w:hyperlink w:history="1" r:id="rId4coaq9q5k479vkc8cn3iy">
+            <w:hyperlink w:history="1" r:id="rIdymrcoqweprg8ngrg341q6">
               <w:r>
                 <w:rPr>
                   <w:color w:val="315CBB"/>
@@ -394,7 +394,7 @@
       <w:pPr>
         <w:spacing w:after="0" w:before="0" w:line="210"/>
       </w:pPr>
-      <w:hyperlink w:history="1" r:id="rIdfyr0cdb4k3zulcb2sjeiu">
+      <w:hyperlink w:history="1" r:id="rIdclzwj3jow8xovpewpfuti">
         <w:r>
           <w:rPr>
             <w:color w:val="315CBB"/>
@@ -1299,7 +1299,7 @@
       <w:pPr>
         <w:spacing w:after="0" w:before="75" w:line="210"/>
       </w:pPr>
-      <w:hyperlink w:history="1" r:id="rId8ff1dbbv9esgn0psbiwow">
+      <w:hyperlink w:history="1" r:id="rIdqrbbdiroztd2xm29hpo4k">
         <w:r>
           <w:rPr>
             <w:color w:val="315CBB"/>
@@ -1317,7 +1317,7 @@
         </w:rPr>
         <w:t xml:space="preserve">   </w:t>
       </w:r>
-      <w:hyperlink w:history="1" r:id="rIdleiiafnwuqbpquamjuemg">
+      <w:hyperlink w:history="1" r:id="rIdutxsrg_w2ygm5zjbun57q">
         <w:r>
           <w:rPr>
             <w:color w:val="315CBB"/>
@@ -1335,7 +1335,7 @@
         </w:rPr>
         <w:t xml:space="preserve">   </w:t>
       </w:r>
-      <w:hyperlink w:history="1" r:id="rId88pbdnpb-xl9zefaapkik">
+      <w:hyperlink w:history="1" r:id="rIdbxdxxrqivjilktfjruwhg">
         <w:r>
           <w:rPr>
             <w:color w:val="315CBB"/>
@@ -1353,7 +1353,7 @@
         </w:rPr>
         <w:t xml:space="preserve">   </w:t>
       </w:r>
-      <w:hyperlink w:history="1" r:id="rIdlogd2rzgg4btv7utzqqyg">
+      <w:hyperlink w:history="1" r:id="rIdfxzikf5cy2qv3z3wos5-l">
         <w:r>
           <w:rPr>
             <w:color w:val="315CBB"/>
@@ -1500,7 +1500,7 @@
       <w:pPr>
         <w:spacing w:after="0" w:before="0" w:line="210"/>
       </w:pPr>
-      <w:hyperlink w:history="1" r:id="rId_tovpvxevtpmqy34ae7nu">
+      <w:hyperlink w:history="1" r:id="rIdbmzweod6wysmhckpv1kyw">
         <w:r>
           <w:rPr>
             <w:color w:val="315CBB"/>
@@ -1952,7 +1952,7 @@
       <w:pPr>
         <w:spacing w:after="0" w:before="75" w:line="210"/>
       </w:pPr>
-      <w:hyperlink w:history="1" r:id="rIdsxiloxkycve2yq3e4jlau">
+      <w:hyperlink w:history="1" r:id="rIdli-6yupuzzyblnqtppeb9">
         <w:r>
           <w:rPr>
             <w:color w:val="315CBB"/>
@@ -1970,7 +1970,7 @@
         </w:rPr>
         <w:t xml:space="preserve">   </w:t>
       </w:r>
-      <w:hyperlink w:history="1" r:id="rIdmlwdq7vka7otwmtiysx6f">
+      <w:hyperlink w:history="1" r:id="rIdubbp0rjv_wfjmmaq1zphx">
         <w:r>
           <w:rPr>
             <w:color w:val="315CBB"/>
@@ -2356,7 +2356,7 @@
             <w:pPr>
               <w:spacing w:after="0" w:before="75" w:line="210"/>
             </w:pPr>
-            <w:hyperlink w:history="1" r:id="rIdhufc8k7wilsdm5qpcb8l6">
+            <w:hyperlink w:history="1" r:id="rId3e6ajb57su6hr3n4eedk1">
               <w:r>
                 <w:rPr>
                   <w:color w:val="315CBB"/>
@@ -2374,7 +2374,7 @@
               </w:rPr>
               <w:t xml:space="preserve">   </w:t>
             </w:r>
-            <w:hyperlink w:history="1" r:id="rId4ln836kbecaehgcwubpna">
+            <w:hyperlink w:history="1" r:id="rIdh2btrq2wgabwzy0vh2ro9">
               <w:r>
                 <w:rPr>
                   <w:color w:val="315CBB"/>
@@ -2392,7 +2392,7 @@
               </w:rPr>
               <w:t xml:space="preserve">   </w:t>
             </w:r>
-            <w:hyperlink w:history="1" r:id="rIdeyjkfhzkzitkeldqsg24b">
+            <w:hyperlink w:history="1" r:id="rIdsdasdufmeiti5lqk8re_t">
               <w:r>
                 <w:rPr>
                   <w:color w:val="315CBB"/>
@@ -2860,7 +2860,7 @@
             <w:pPr>
               <w:spacing w:after="0" w:before="0" w:line="210"/>
             </w:pPr>
-            <w:hyperlink w:history="1" r:id="rId8nridraykc7oflqodcmit">
+            <w:hyperlink w:history="1" r:id="rId7aszo2ftjlatrqir04kbj">
               <w:r>
                 <w:rPr>
                   <w:color w:val="315CBB"/>

--- a/site/en/resume.docx
+++ b/site/en/resume.docx
@@ -89,7 +89,7 @@
             <w:pPr>
               <w:spacing w:after="0" w:before="75" w:line="210"/>
             </w:pPr>
-            <w:hyperlink w:history="1" r:id="rId8ubbqzjk8_nloesloisdm">
+            <w:hyperlink w:history="1" r:id="rIdf0talyanbdkvpw17yn-33">
               <w:r>
                 <w:rPr>
                   <w:color w:val="315CBB"/>
@@ -107,7 +107,7 @@
               </w:rPr>
               <w:t xml:space="preserve">   </w:t>
             </w:r>
-            <w:hyperlink w:history="1" r:id="rIdbgou0ny2huqitxv3murfn">
+            <w:hyperlink w:history="1" r:id="rIdz8o-mddtde0pyerqiqsux">
               <w:r>
                 <w:rPr>
                   <w:color w:val="315CBB"/>
@@ -125,7 +125,7 @@
               </w:rPr>
               <w:t xml:space="preserve">   </w:t>
             </w:r>
-            <w:hyperlink w:history="1" r:id="rIdlyi_wxjl2uhdovibjrgpb">
+            <w:hyperlink w:history="1" r:id="rId1cbtdixzv6fijxu-cb4m3">
               <w:r>
                 <w:rPr>
                   <w:color w:val="315CBB"/>
@@ -143,7 +143,7 @@
               </w:rPr>
               <w:t xml:space="preserve">   </w:t>
             </w:r>
-            <w:hyperlink w:history="1" r:id="rIdymrcoqweprg8ngrg341q6">
+            <w:hyperlink w:history="1" r:id="rIdcuko-d3psazix0gy5kbvz">
               <w:r>
                 <w:rPr>
                   <w:color w:val="315CBB"/>
@@ -394,7 +394,7 @@
       <w:pPr>
         <w:spacing w:after="0" w:before="0" w:line="210"/>
       </w:pPr>
-      <w:hyperlink w:history="1" r:id="rIdclzwj3jow8xovpewpfuti">
+      <w:hyperlink w:history="1" r:id="rIdezzdm3lyxlstiihpokks2">
         <w:r>
           <w:rPr>
             <w:color w:val="315CBB"/>
@@ -1299,7 +1299,7 @@
       <w:pPr>
         <w:spacing w:after="0" w:before="75" w:line="210"/>
       </w:pPr>
-      <w:hyperlink w:history="1" r:id="rIdqrbbdiroztd2xm29hpo4k">
+      <w:hyperlink w:history="1" r:id="rIdqze5spz3cyutpdnvr-khk">
         <w:r>
           <w:rPr>
             <w:color w:val="315CBB"/>
@@ -1317,7 +1317,7 @@
         </w:rPr>
         <w:t xml:space="preserve">   </w:t>
       </w:r>
-      <w:hyperlink w:history="1" r:id="rIdutxsrg_w2ygm5zjbun57q">
+      <w:hyperlink w:history="1" r:id="rIdf6mgurcdn2a5sai8ks9gm">
         <w:r>
           <w:rPr>
             <w:color w:val="315CBB"/>
@@ -1335,7 +1335,7 @@
         </w:rPr>
         <w:t xml:space="preserve">   </w:t>
       </w:r>
-      <w:hyperlink w:history="1" r:id="rIdbxdxxrqivjilktfjruwhg">
+      <w:hyperlink w:history="1" r:id="rIdskaekbwup-7cdwt01xijq">
         <w:r>
           <w:rPr>
             <w:color w:val="315CBB"/>
@@ -1353,7 +1353,7 @@
         </w:rPr>
         <w:t xml:space="preserve">   </w:t>
       </w:r>
-      <w:hyperlink w:history="1" r:id="rIdfxzikf5cy2qv3z3wos5-l">
+      <w:hyperlink w:history="1" r:id="rId4p9wf-py1rvdfn6opktkr">
         <w:r>
           <w:rPr>
             <w:color w:val="315CBB"/>
@@ -1500,7 +1500,7 @@
       <w:pPr>
         <w:spacing w:after="0" w:before="0" w:line="210"/>
       </w:pPr>
-      <w:hyperlink w:history="1" r:id="rIdbmzweod6wysmhckpv1kyw">
+      <w:hyperlink w:history="1" r:id="rIdxd6n7hgwxrbaukvvxa3dz">
         <w:r>
           <w:rPr>
             <w:color w:val="315CBB"/>
@@ -1952,7 +1952,7 @@
       <w:pPr>
         <w:spacing w:after="0" w:before="75" w:line="210"/>
       </w:pPr>
-      <w:hyperlink w:history="1" r:id="rIdli-6yupuzzyblnqtppeb9">
+      <w:hyperlink w:history="1" r:id="rId0ktliifs8dz44x07feet2">
         <w:r>
           <w:rPr>
             <w:color w:val="315CBB"/>
@@ -1970,7 +1970,7 @@
         </w:rPr>
         <w:t xml:space="preserve">   </w:t>
       </w:r>
-      <w:hyperlink w:history="1" r:id="rIdubbp0rjv_wfjmmaq1zphx">
+      <w:hyperlink w:history="1" r:id="rIdntvvwuhkvfppr0ghfr926">
         <w:r>
           <w:rPr>
             <w:color w:val="315CBB"/>
@@ -2356,7 +2356,7 @@
             <w:pPr>
               <w:spacing w:after="0" w:before="75" w:line="210"/>
             </w:pPr>
-            <w:hyperlink w:history="1" r:id="rId3e6ajb57su6hr3n4eedk1">
+            <w:hyperlink w:history="1" r:id="rIdfc8hfd35-uhvb44c_43zv">
               <w:r>
                 <w:rPr>
                   <w:color w:val="315CBB"/>
@@ -2374,7 +2374,7 @@
               </w:rPr>
               <w:t xml:space="preserve">   </w:t>
             </w:r>
-            <w:hyperlink w:history="1" r:id="rIdh2btrq2wgabwzy0vh2ro9">
+            <w:hyperlink w:history="1" r:id="rIdrxijwtc7injm3ox8fu1dm">
               <w:r>
                 <w:rPr>
                   <w:color w:val="315CBB"/>
@@ -2392,7 +2392,7 @@
               </w:rPr>
               <w:t xml:space="preserve">   </w:t>
             </w:r>
-            <w:hyperlink w:history="1" r:id="rIdsdasdufmeiti5lqk8re_t">
+            <w:hyperlink w:history="1" r:id="rIdqderqq6xsiagzdy-2y4vy">
               <w:r>
                 <w:rPr>
                   <w:color w:val="315CBB"/>
@@ -2860,7 +2860,7 @@
             <w:pPr>
               <w:spacing w:after="0" w:before="0" w:line="210"/>
             </w:pPr>
-            <w:hyperlink w:history="1" r:id="rId7aszo2ftjlatrqir04kbj">
+            <w:hyperlink w:history="1" r:id="rIdzi7-z4w-z8pryw89euzu1">
               <w:r>
                 <w:rPr>
                   <w:color w:val="315CBB"/>

--- a/site/en/resume.docx
+++ b/site/en/resume.docx
@@ -89,7 +89,7 @@
             <w:pPr>
               <w:spacing w:after="0" w:before="75" w:line="210"/>
             </w:pPr>
-            <w:hyperlink w:history="1" r:id="rIdf0talyanbdkvpw17yn-33">
+            <w:hyperlink w:history="1" r:id="rIds-pjzug8-tgn7g5zhpn9-">
               <w:r>
                 <w:rPr>
                   <w:color w:val="315CBB"/>
@@ -107,7 +107,7 @@
               </w:rPr>
               <w:t xml:space="preserve">   </w:t>
             </w:r>
-            <w:hyperlink w:history="1" r:id="rIdz8o-mddtde0pyerqiqsux">
+            <w:hyperlink w:history="1" r:id="rIdqdrauys9jse54pz4anvc3">
               <w:r>
                 <w:rPr>
                   <w:color w:val="315CBB"/>
@@ -125,7 +125,7 @@
               </w:rPr>
               <w:t xml:space="preserve">   </w:t>
             </w:r>
-            <w:hyperlink w:history="1" r:id="rId1cbtdixzv6fijxu-cb4m3">
+            <w:hyperlink w:history="1" r:id="rIdih5gee9xjjqrzdtjrdsif">
               <w:r>
                 <w:rPr>
                   <w:color w:val="315CBB"/>
@@ -143,7 +143,7 @@
               </w:rPr>
               <w:t xml:space="preserve">   </w:t>
             </w:r>
-            <w:hyperlink w:history="1" r:id="rIdcuko-d3psazix0gy5kbvz">
+            <w:hyperlink w:history="1" r:id="rIdookomftthn1fhjliichrk">
               <w:r>
                 <w:rPr>
                   <w:color w:val="315CBB"/>
@@ -394,7 +394,7 @@
       <w:pPr>
         <w:spacing w:after="0" w:before="0" w:line="210"/>
       </w:pPr>
-      <w:hyperlink w:history="1" r:id="rIdezzdm3lyxlstiihpokks2">
+      <w:hyperlink w:history="1" r:id="rIddy9qy6zmxiumi_vxsca04">
         <w:r>
           <w:rPr>
             <w:color w:val="315CBB"/>
@@ -1299,7 +1299,7 @@
       <w:pPr>
         <w:spacing w:after="0" w:before="75" w:line="210"/>
       </w:pPr>
-      <w:hyperlink w:history="1" r:id="rIdqze5spz3cyutpdnvr-khk">
+      <w:hyperlink w:history="1" r:id="rIdxqczi33rrq0tyw4oay38p">
         <w:r>
           <w:rPr>
             <w:color w:val="315CBB"/>
@@ -1317,7 +1317,7 @@
         </w:rPr>
         <w:t xml:space="preserve">   </w:t>
       </w:r>
-      <w:hyperlink w:history="1" r:id="rIdf6mgurcdn2a5sai8ks9gm">
+      <w:hyperlink w:history="1" r:id="rIdnan6hzgxfllsr0-jyin5f">
         <w:r>
           <w:rPr>
             <w:color w:val="315CBB"/>
@@ -1335,7 +1335,7 @@
         </w:rPr>
         <w:t xml:space="preserve">   </w:t>
       </w:r>
-      <w:hyperlink w:history="1" r:id="rIdskaekbwup-7cdwt01xijq">
+      <w:hyperlink w:history="1" r:id="rIdzturpbzc1itkrjxj49ux4">
         <w:r>
           <w:rPr>
             <w:color w:val="315CBB"/>
@@ -1353,7 +1353,7 @@
         </w:rPr>
         <w:t xml:space="preserve">   </w:t>
       </w:r>
-      <w:hyperlink w:history="1" r:id="rId4p9wf-py1rvdfn6opktkr">
+      <w:hyperlink w:history="1" r:id="rIdyndqafskjqpjjvru7fj5t">
         <w:r>
           <w:rPr>
             <w:color w:val="315CBB"/>
@@ -1500,7 +1500,7 @@
       <w:pPr>
         <w:spacing w:after="0" w:before="0" w:line="210"/>
       </w:pPr>
-      <w:hyperlink w:history="1" r:id="rIdxd6n7hgwxrbaukvvxa3dz">
+      <w:hyperlink w:history="1" r:id="rIdbyxjy8zgwloyau5-emwlc">
         <w:r>
           <w:rPr>
             <w:color w:val="315CBB"/>
@@ -1952,7 +1952,7 @@
       <w:pPr>
         <w:spacing w:after="0" w:before="75" w:line="210"/>
       </w:pPr>
-      <w:hyperlink w:history="1" r:id="rId0ktliifs8dz44x07feet2">
+      <w:hyperlink w:history="1" r:id="rIdhy7rmpfsm4mgnwlneq_hy">
         <w:r>
           <w:rPr>
             <w:color w:val="315CBB"/>
@@ -1970,7 +1970,7 @@
         </w:rPr>
         <w:t xml:space="preserve">   </w:t>
       </w:r>
-      <w:hyperlink w:history="1" r:id="rIdntvvwuhkvfppr0ghfr926">
+      <w:hyperlink w:history="1" r:id="rId_gogche-czysrhmj3tuux">
         <w:r>
           <w:rPr>
             <w:color w:val="315CBB"/>
@@ -2356,7 +2356,7 @@
             <w:pPr>
               <w:spacing w:after="0" w:before="75" w:line="210"/>
             </w:pPr>
-            <w:hyperlink w:history="1" r:id="rIdfc8hfd35-uhvb44c_43zv">
+            <w:hyperlink w:history="1" r:id="rIdxwbnl-sitxi-83iqodj79">
               <w:r>
                 <w:rPr>
                   <w:color w:val="315CBB"/>
@@ -2374,7 +2374,7 @@
               </w:rPr>
               <w:t xml:space="preserve">   </w:t>
             </w:r>
-            <w:hyperlink w:history="1" r:id="rIdrxijwtc7injm3ox8fu1dm">
+            <w:hyperlink w:history="1" r:id="rIdkl6dr-ao5qdvtzlbywbuc">
               <w:r>
                 <w:rPr>
                   <w:color w:val="315CBB"/>
@@ -2392,7 +2392,7 @@
               </w:rPr>
               <w:t xml:space="preserve">   </w:t>
             </w:r>
-            <w:hyperlink w:history="1" r:id="rIdqderqq6xsiagzdy-2y4vy">
+            <w:hyperlink w:history="1" r:id="rId1kvpjycisc0unyghfleu_">
               <w:r>
                 <w:rPr>
                   <w:color w:val="315CBB"/>
@@ -2860,7 +2860,7 @@
             <w:pPr>
               <w:spacing w:after="0" w:before="0" w:line="210"/>
             </w:pPr>
-            <w:hyperlink w:history="1" r:id="rIdzi7-z4w-z8pryw89euzu1">
+            <w:hyperlink w:history="1" r:id="rIdx6lnnzjoqolb2zzxyue67">
               <w:r>
                 <w:rPr>
                   <w:color w:val="315CBB"/>

--- a/site/en/resume.docx
+++ b/site/en/resume.docx
@@ -89,7 +89,7 @@
             <w:pPr>
               <w:spacing w:after="0" w:before="75" w:line="210"/>
             </w:pPr>
-            <w:hyperlink w:history="1" r:id="rIds-pjzug8-tgn7g5zhpn9-">
+            <w:hyperlink w:history="1" r:id="rIduqrohafu4pf2621o590_z">
               <w:r>
                 <w:rPr>
                   <w:color w:val="315CBB"/>
@@ -107,7 +107,7 @@
               </w:rPr>
               <w:t xml:space="preserve">   </w:t>
             </w:r>
-            <w:hyperlink w:history="1" r:id="rIdqdrauys9jse54pz4anvc3">
+            <w:hyperlink w:history="1" r:id="rIdl4tni6oks1qlzcv21eq1t">
               <w:r>
                 <w:rPr>
                   <w:color w:val="315CBB"/>
@@ -125,7 +125,7 @@
               </w:rPr>
               <w:t xml:space="preserve">   </w:t>
             </w:r>
-            <w:hyperlink w:history="1" r:id="rIdih5gee9xjjqrzdtjrdsif">
+            <w:hyperlink w:history="1" r:id="rIda1yijspwvq6en1oydug7g">
               <w:r>
                 <w:rPr>
                   <w:color w:val="315CBB"/>
@@ -143,7 +143,7 @@
               </w:rPr>
               <w:t xml:space="preserve">   </w:t>
             </w:r>
-            <w:hyperlink w:history="1" r:id="rIdookomftthn1fhjliichrk">
+            <w:hyperlink w:history="1" r:id="rIddgcokhfsj3l92h465vyl1">
               <w:r>
                 <w:rPr>
                   <w:color w:val="315CBB"/>
@@ -394,7 +394,7 @@
       <w:pPr>
         <w:spacing w:after="0" w:before="0" w:line="210"/>
       </w:pPr>
-      <w:hyperlink w:history="1" r:id="rIddy9qy6zmxiumi_vxsca04">
+      <w:hyperlink w:history="1" r:id="rIdmcq-mniargfmva7ltow8f">
         <w:r>
           <w:rPr>
             <w:color w:val="315CBB"/>
@@ -1299,7 +1299,7 @@
       <w:pPr>
         <w:spacing w:after="0" w:before="75" w:line="210"/>
       </w:pPr>
-      <w:hyperlink w:history="1" r:id="rIdxqczi33rrq0tyw4oay38p">
+      <w:hyperlink w:history="1" r:id="rId_99ahcjnzeaikkh8nw2qa">
         <w:r>
           <w:rPr>
             <w:color w:val="315CBB"/>
@@ -1317,7 +1317,7 @@
         </w:rPr>
         <w:t xml:space="preserve">   </w:t>
       </w:r>
-      <w:hyperlink w:history="1" r:id="rIdnan6hzgxfllsr0-jyin5f">
+      <w:hyperlink w:history="1" r:id="rIdw9wiirgbsr7tt_icpd04l">
         <w:r>
           <w:rPr>
             <w:color w:val="315CBB"/>
@@ -1335,7 +1335,7 @@
         </w:rPr>
         <w:t xml:space="preserve">   </w:t>
       </w:r>
-      <w:hyperlink w:history="1" r:id="rIdzturpbzc1itkrjxj49ux4">
+      <w:hyperlink w:history="1" r:id="rIdluwvljxukfjkmyz1ifvpa">
         <w:r>
           <w:rPr>
             <w:color w:val="315CBB"/>
@@ -1353,7 +1353,7 @@
         </w:rPr>
         <w:t xml:space="preserve">   </w:t>
       </w:r>
-      <w:hyperlink w:history="1" r:id="rIdyndqafskjqpjjvru7fj5t">
+      <w:hyperlink w:history="1" r:id="rIdyot4wtx6-_z9djurtn9vp">
         <w:r>
           <w:rPr>
             <w:color w:val="315CBB"/>
@@ -1500,7 +1500,7 @@
       <w:pPr>
         <w:spacing w:after="0" w:before="0" w:line="210"/>
       </w:pPr>
-      <w:hyperlink w:history="1" r:id="rIdbyxjy8zgwloyau5-emwlc">
+      <w:hyperlink w:history="1" r:id="rId3_5cjyvifcreo7m9pkjif">
         <w:r>
           <w:rPr>
             <w:color w:val="315CBB"/>
@@ -1952,7 +1952,7 @@
       <w:pPr>
         <w:spacing w:after="0" w:before="75" w:line="210"/>
       </w:pPr>
-      <w:hyperlink w:history="1" r:id="rIdhy7rmpfsm4mgnwlneq_hy">
+      <w:hyperlink w:history="1" r:id="rIdrd5a0is5gfqy-omg4cods">
         <w:r>
           <w:rPr>
             <w:color w:val="315CBB"/>
@@ -1970,7 +1970,7 @@
         </w:rPr>
         <w:t xml:space="preserve">   </w:t>
       </w:r>
-      <w:hyperlink w:history="1" r:id="rId_gogche-czysrhmj3tuux">
+      <w:hyperlink w:history="1" r:id="rIdaekmvevrql-bmczrh4c-g">
         <w:r>
           <w:rPr>
             <w:color w:val="315CBB"/>
@@ -2356,7 +2356,7 @@
             <w:pPr>
               <w:spacing w:after="0" w:before="75" w:line="210"/>
             </w:pPr>
-            <w:hyperlink w:history="1" r:id="rIdxwbnl-sitxi-83iqodj79">
+            <w:hyperlink w:history="1" r:id="rId0jn-r7ea6mqrs3iemnbbw">
               <w:r>
                 <w:rPr>
                   <w:color w:val="315CBB"/>
@@ -2374,7 +2374,7 @@
               </w:rPr>
               <w:t xml:space="preserve">   </w:t>
             </w:r>
-            <w:hyperlink w:history="1" r:id="rIdkl6dr-ao5qdvtzlbywbuc">
+            <w:hyperlink w:history="1" r:id="rIdetltjvrtstnufbcmiejhg">
               <w:r>
                 <w:rPr>
                   <w:color w:val="315CBB"/>
@@ -2392,7 +2392,7 @@
               </w:rPr>
               <w:t xml:space="preserve">   </w:t>
             </w:r>
-            <w:hyperlink w:history="1" r:id="rId1kvpjycisc0unyghfleu_">
+            <w:hyperlink w:history="1" r:id="rIdis0zpkhccgsjpsk5aqsla">
               <w:r>
                 <w:rPr>
                   <w:color w:val="315CBB"/>
@@ -2860,7 +2860,7 @@
             <w:pPr>
               <w:spacing w:after="0" w:before="0" w:line="210"/>
             </w:pPr>
-            <w:hyperlink w:history="1" r:id="rIdx6lnnzjoqolb2zzxyue67">
+            <w:hyperlink w:history="1" r:id="rIdcm_ebnoonaexmworibpk5">
               <w:r>
                 <w:rPr>
                   <w:color w:val="315CBB"/>

--- a/site/en/resume.docx
+++ b/site/en/resume.docx
@@ -89,7 +89,7 @@
             <w:pPr>
               <w:spacing w:after="0" w:before="75" w:line="210"/>
             </w:pPr>
-            <w:hyperlink w:history="1" r:id="rIduqrohafu4pf2621o590_z">
+            <w:hyperlink w:history="1" r:id="rIdq_n0s52urcz5phr3zuig_">
               <w:r>
                 <w:rPr>
                   <w:color w:val="315CBB"/>
@@ -107,7 +107,7 @@
               </w:rPr>
               <w:t xml:space="preserve">   </w:t>
             </w:r>
-            <w:hyperlink w:history="1" r:id="rIdl4tni6oks1qlzcv21eq1t">
+            <w:hyperlink w:history="1" r:id="rIdyuqromsrl1mmnvpqjkv_d">
               <w:r>
                 <w:rPr>
                   <w:color w:val="315CBB"/>
@@ -125,7 +125,7 @@
               </w:rPr>
               <w:t xml:space="preserve">   </w:t>
             </w:r>
-            <w:hyperlink w:history="1" r:id="rIda1yijspwvq6en1oydug7g">
+            <w:hyperlink w:history="1" r:id="rIdhhlbnvhs2sxno-h2mus3a">
               <w:r>
                 <w:rPr>
                   <w:color w:val="315CBB"/>
@@ -143,7 +143,7 @@
               </w:rPr>
               <w:t xml:space="preserve">   </w:t>
             </w:r>
-            <w:hyperlink w:history="1" r:id="rIddgcokhfsj3l92h465vyl1">
+            <w:hyperlink w:history="1" r:id="rIdeb12ahzvtevd-njaw1tzo">
               <w:r>
                 <w:rPr>
                   <w:color w:val="315CBB"/>
@@ -223,7 +223,7 @@
           <w:sz w:val="15"/>
           <w:szCs w:val="15"/>
         </w:rPr>
-        <w:t xml:space="preserve">Agent execution environment: user-defined skills behind approval, edit quality 94/114 → 104/114</w:t>
+        <w:t xml:space="preserve">Agent execution environment: user-defined skills behind approval, edit quality 82.5% → 91.2% (114 drafts)</w:t>
       </w:r>
     </w:p>
     <w:p>
@@ -394,7 +394,7 @@
       <w:pPr>
         <w:spacing w:after="0" w:before="0" w:line="210"/>
       </w:pPr>
-      <w:hyperlink w:history="1" r:id="rIdmcq-mniargfmva7ltow8f">
+      <w:hyperlink w:history="1" r:id="rIdmvmndip4yr2rsljj38nuz">
         <w:r>
           <w:rPr>
             <w:color w:val="315CBB"/>
@@ -494,7 +494,7 @@
           <w:sz w:val="15"/>
           <w:szCs w:val="15"/>
         </w:rPr>
-        <w:t xml:space="preserve"> Applied Jev after routing tests, then controlled candidates and return limits after a full-corpus trial. Tuned to 300 candidates and up to 4 parallel batches.</w:t>
+        <w:t xml:space="preserve"> Applied Jev, a model that picks only from a fixed set of options, after routing tests, then controlled candidates and return limits after a full-corpus trial. Tuned to 300 candidates and up to 4 parallel batches.</w:t>
       </w:r>
       <w:r>
         <w:br/>
@@ -691,7 +691,7 @@
           <w:sz w:val="15"/>
           <w:szCs w:val="15"/>
         </w:rPr>
-        <w:t xml:space="preserve"> Applied Jev, a model that picks only from a fixed set of options, to select task types and additional conditions for questions, edits, document creation and folder organization.</w:t>
+        <w:t xml:space="preserve"> Applied Jev to select task types and additional conditions for questions, edits, document creation and folder organization.</w:t>
       </w:r>
       <w:r>
         <w:br/>
@@ -1299,7 +1299,7 @@
       <w:pPr>
         <w:spacing w:after="0" w:before="75" w:line="210"/>
       </w:pPr>
-      <w:hyperlink w:history="1" r:id="rId_99ahcjnzeaikkh8nw2qa">
+      <w:hyperlink w:history="1" r:id="rIdqkl5ngy4ydx4zdjxnysic">
         <w:r>
           <w:rPr>
             <w:color w:val="315CBB"/>
@@ -1317,7 +1317,7 @@
         </w:rPr>
         <w:t xml:space="preserve">   </w:t>
       </w:r>
-      <w:hyperlink w:history="1" r:id="rIdw9wiirgbsr7tt_icpd04l">
+      <w:hyperlink w:history="1" r:id="rIdermi-xscqlkuj_zbjxbhd">
         <w:r>
           <w:rPr>
             <w:color w:val="315CBB"/>
@@ -1335,7 +1335,7 @@
         </w:rPr>
         <w:t xml:space="preserve">   </w:t>
       </w:r>
-      <w:hyperlink w:history="1" r:id="rIdluwvljxukfjkmyz1ifvpa">
+      <w:hyperlink w:history="1" r:id="rIdo3zogpldxcag-f7-ezqwk">
         <w:r>
           <w:rPr>
             <w:color w:val="315CBB"/>
@@ -1353,7 +1353,7 @@
         </w:rPr>
         <w:t xml:space="preserve">   </w:t>
       </w:r>
-      <w:hyperlink w:history="1" r:id="rIdyot4wtx6-_z9djurtn9vp">
+      <w:hyperlink w:history="1" r:id="rIdqqxu8e0db1mavkmtyvczk">
         <w:r>
           <w:rPr>
             <w:color w:val="315CBB"/>
@@ -1458,7 +1458,7 @@
           <w:sz w:val="14"/>
           <w:szCs w:val="14"/>
         </w:rPr>
-        <w:t xml:space="preserve">Personalized AI medication service · Pusan National University capstone</w:t>
+        <w:t xml:space="preserve">Personalized AI medication service · Pusan National University capstone · 6 users on internal APK builds</w:t>
       </w:r>
       <w:r>
         <w:br/>
@@ -1500,7 +1500,7 @@
       <w:pPr>
         <w:spacing w:after="0" w:before="0" w:line="210"/>
       </w:pPr>
-      <w:hyperlink w:history="1" r:id="rId3_5cjyvifcreo7m9pkjif">
+      <w:hyperlink w:history="1" r:id="rIdvngspd_o944mwyqacy_rx">
         <w:r>
           <w:rPr>
             <w:color w:val="315CBB"/>
@@ -1818,7 +1818,7 @@
           <w:sz w:val="14"/>
           <w:szCs w:val="14"/>
         </w:rPr>
-        <w:t xml:space="preserve">We ran the booth as Pusan National University’s representative exhibition team, and I fed the feedback we collected into the next slice of work. A request from the first exhibition became a feature within the data we already had.</w:t>
+        <w:t xml:space="preserve">We ran the booth twice as Pusan National University’s representative exhibition team, demonstrating to more than 100 visitors and collecting 10 pieces of feedback. Most asked for health supplements, so I built that within the data we already had.</w:t>
       </w:r>
     </w:p>
     <w:p>
@@ -1952,7 +1952,7 @@
       <w:pPr>
         <w:spacing w:after="0" w:before="75" w:line="210"/>
       </w:pPr>
-      <w:hyperlink w:history="1" r:id="rIdrd5a0is5gfqy-omg4cods">
+      <w:hyperlink w:history="1" r:id="rId1rtvnoamuiyhk2-qvdcon">
         <w:r>
           <w:rPr>
             <w:color w:val="315CBB"/>
@@ -1970,7 +1970,7 @@
         </w:rPr>
         <w:t xml:space="preserve">   </w:t>
       </w:r>
-      <w:hyperlink w:history="1" r:id="rIdaekmvevrql-bmczrh4c-g">
+      <w:hyperlink w:history="1" r:id="rIdidse5_ojvav6sawcyqsz2">
         <w:r>
           <w:rPr>
             <w:color w:val="315CBB"/>
@@ -2309,7 +2309,7 @@
                 <w:sz w:val="15"/>
                 <w:szCs w:val="15"/>
               </w:rPr>
-              <w:t xml:space="preserve">2026.06 — 2026.06</w:t>
+              <w:t xml:space="preserve">2026.07 — 2026.09</w:t>
             </w:r>
           </w:p>
         </w:tc>
@@ -2336,7 +2336,7 @@
                 <w:sz w:val="18"/>
                 <w:szCs w:val="18"/>
               </w:rPr>
-              <w:t xml:space="preserve">Rhwp open-source contributions</w:t>
+              <w:t xml:space="preserve">200 SIGNAL · TQQQ 200-day moving average signal app (personal project)</w:t>
             </w:r>
           </w:p>
           <w:p>
@@ -2349,14 +2349,27 @@
                 <w:sz w:val="15"/>
                 <w:szCs w:val="15"/>
               </w:rPr>
-              <w:t xml:space="preserve">Investigated bugs, submitted fixes and addressed CI in a Rust HWP/HWPX project. Fixed textFlow attributes of images, tables and shapes being reset after saving.</w:t>
-            </w:r>
-          </w:p>
-          <w:p>
-            <w:pPr>
-              <w:spacing w:after="0" w:before="75" w:line="210"/>
-            </w:pPr>
-            <w:hyperlink w:history="1" r:id="rId0jn-r7ea6mqrs3iemnbbw">
+              <w:t xml:space="preserve">I turned a publicly posted TQQQ 200-day moving average strategy into a written spec and an Android app on live quotes, used by 2 family members. I marked the source post’s claimed returns as unverified and reproduced 45 cycles, measuring a 40.00% win rate rather than the claimed 19%. Counting partial exits as trades lifts that to 72.73%, showing the post’s two win rates count different units. I backtested 5 strategy variants under the same assumptions, comparing CAGR and MDD across sub-periods. At the users’ request I added a second QQQ-based strategy and SGOV/SPYM handling for cash waiting on an entry.</w:t>
+            </w:r>
+          </w:p>
+          <w:p>
+            <w:pPr>
+              <w:spacing w:after="60" w:before="0" w:line="196"/>
+            </w:pPr>
+            <w:r>
+              <w:rPr>
+                <w:color w:val="607089"/>
+                <w:sz w:val="14"/>
+                <w:szCs w:val="14"/>
+              </w:rPr>
+              <w:t xml:space="preserve">The app was never released, and account data stays on the device.</w:t>
+            </w:r>
+          </w:p>
+          <w:p>
+            <w:pPr>
+              <w:spacing w:after="0" w:before="0" w:line="210"/>
+            </w:pPr>
+            <w:hyperlink w:history="1" r:id="rIdd3xtkomvs2495rzbzdtlh">
               <w:r>
                 <w:rPr>
                   <w:color w:val="315CBB"/>
@@ -2366,15 +2379,117 @@
                 <w:t xml:space="preserve">GitHub repository ↗</w:t>
               </w:r>
             </w:hyperlink>
+          </w:p>
+        </w:tc>
+      </w:tr>
+    </w:tbl>
+    <w:tbl>
+      <w:tblPr>
+        <w:tblW w:type="dxa" w:w="10318"/>
+        <w:tblBorders>
+          <w:top w:val="none" w:color="FFFFFF" w:sz="0"/>
+          <w:left w:val="none" w:color="FFFFFF" w:sz="0"/>
+          <w:bottom w:val="single" w:color="E3E8F0" w:sz="4"/>
+          <w:right w:val="none" w:color="FFFFFF" w:sz="0"/>
+          <w:insideH w:val="none" w:color="FFFFFF" w:sz="0"/>
+          <w:insideV w:val="none" w:color="FFFFFF" w:sz="0"/>
+        </w:tblBorders>
+        <w:tblLayout w:type="fixed"/>
+      </w:tblPr>
+      <w:tblGrid>
+        <w:gridCol w:w="1548"/>
+        <w:gridCol w:w="8770"/>
+      </w:tblGrid>
+      <w:tr>
+        <w:trPr>
+          <w:cantSplit/>
+        </w:trPr>
+        <w:tc>
+          <w:tcPr>
+            <w:tcW w:type="dxa" w:w="1548"/>
+            <w:tcMar>
+              <w:top w:type="dxa" w:w="44"/>
+              <w:left w:type="dxa" w:w="0"/>
+              <w:bottom w:type="dxa" w:w="44"/>
+              <w:right w:type="dxa" w:w="87"/>
+            </w:tcMar>
+          </w:tcPr>
+          <w:p>
+            <w:pPr>
+              <w:spacing w:after="0" w:before="0" w:line="210"/>
+            </w:pPr>
             <w:r>
               <w:rPr>
                 <w:color w:val="203047"/>
                 <w:sz w:val="15"/>
                 <w:szCs w:val="15"/>
               </w:rPr>
+              <w:t xml:space="preserve">2026.06 — 2026.06</w:t>
+            </w:r>
+          </w:p>
+        </w:tc>
+        <w:tc>
+          <w:tcPr>
+            <w:tcW w:type="dxa" w:w="8770"/>
+            <w:tcMar>
+              <w:top w:type="dxa" w:w="44"/>
+              <w:left w:type="dxa" w:w="0"/>
+              <w:bottom w:type="dxa" w:w="44"/>
+              <w:right w:type="dxa" w:w="0"/>
+            </w:tcMar>
+          </w:tcPr>
+          <w:p>
+            <w:pPr>
+              <w:keepNext/>
+              <w:spacing w:after="0" w:before="0" w:line="252"/>
+            </w:pPr>
+            <w:r>
+              <w:rPr>
+                <w:b/>
+                <w:bCs/>
+                <w:color w:val="203047"/>
+                <w:sz w:val="18"/>
+                <w:szCs w:val="18"/>
+              </w:rPr>
+              <w:t xml:space="preserve">Rhwp open-source contributions</w:t>
+            </w:r>
+          </w:p>
+          <w:p>
+            <w:pPr>
+              <w:spacing w:after="0" w:before="0" w:line="210"/>
+            </w:pPr>
+            <w:r>
+              <w:rPr>
+                <w:color w:val="203047"/>
+                <w:sz w:val="15"/>
+                <w:szCs w:val="15"/>
+              </w:rPr>
+              <w:t xml:space="preserve">Investigated and fixed textFlow attributes of images, tables and shapes being reset after saving in a Rust HWP/HWPX project, and addressed CI.</w:t>
+            </w:r>
+          </w:p>
+          <w:p>
+            <w:pPr>
+              <w:spacing w:after="0" w:before="75" w:line="210"/>
+            </w:pPr>
+            <w:hyperlink w:history="1" r:id="rIdvnbc1bqpdira_ol9zu-x7">
+              <w:r>
+                <w:rPr>
+                  <w:color w:val="315CBB"/>
+                  <w:sz w:val="15"/>
+                  <w:szCs w:val="15"/>
+                </w:rPr>
+                <w:t xml:space="preserve">GitHub repository ↗</w:t>
+              </w:r>
+            </w:hyperlink>
+            <w:r>
+              <w:rPr>
+                <w:color w:val="203047"/>
+                <w:sz w:val="15"/>
+                <w:szCs w:val="15"/>
+              </w:rPr>
               <w:t xml:space="preserve">   </w:t>
             </w:r>
-            <w:hyperlink w:history="1" r:id="rIdetltjvrtstnufbcmiejhg">
+            <w:hyperlink w:history="1" r:id="rIdnir617qxxzmiexh7k4uae">
               <w:r>
                 <w:rPr>
                   <w:color w:val="315CBB"/>
@@ -2392,7 +2507,7 @@
               </w:rPr>
               <w:t xml:space="preserve">   </w:t>
             </w:r>
-            <w:hyperlink w:history="1" r:id="rIdis0zpkhccgsjpsk5aqsla">
+            <w:hyperlink w:history="1" r:id="rId6nh_3mzueqpkfnsnbg9q6">
               <w:r>
                 <w:rPr>
                   <w:color w:val="315CBB"/>
@@ -2709,272 +2824,7 @@
                 <w:sz w:val="15"/>
                 <w:szCs w:val="15"/>
               </w:rPr>
-              <w:t xml:space="preserve">Represented Pusan National University at the Pilltip booth, demonstrating the service and answering technical questions.</w:t>
-            </w:r>
-          </w:p>
-        </w:tc>
-      </w:tr>
-    </w:tbl>
-    <w:tbl>
-      <w:tblPr>
-        <w:tblW w:type="dxa" w:w="10318"/>
-        <w:tblBorders>
-          <w:top w:val="none" w:color="FFFFFF" w:sz="0"/>
-          <w:left w:val="none" w:color="FFFFFF" w:sz="0"/>
-          <w:bottom w:val="single" w:color="E3E8F0" w:sz="4"/>
-          <w:right w:val="none" w:color="FFFFFF" w:sz="0"/>
-          <w:insideH w:val="none" w:color="FFFFFF" w:sz="0"/>
-          <w:insideV w:val="none" w:color="FFFFFF" w:sz="0"/>
-        </w:tblBorders>
-        <w:tblLayout w:type="fixed"/>
-      </w:tblPr>
-      <w:tblGrid>
-        <w:gridCol w:w="1548"/>
-        <w:gridCol w:w="929"/>
-        <w:gridCol w:w="7842"/>
-      </w:tblGrid>
-      <w:tr>
-        <w:trPr>
-          <w:cantSplit/>
-        </w:trPr>
-        <w:tc>
-          <w:tcPr>
-            <w:tcW w:type="dxa" w:w="1548"/>
-            <w:tcMar>
-              <w:top w:type="dxa" w:w="44"/>
-              <w:left w:type="dxa" w:w="0"/>
-              <w:bottom w:type="dxa" w:w="44"/>
-              <w:right w:type="dxa" w:w="87"/>
-            </w:tcMar>
-          </w:tcPr>
-          <w:p>
-            <w:pPr>
-              <w:spacing w:after="0" w:before="0" w:line="210"/>
-            </w:pPr>
-            <w:r>
-              <w:rPr>
-                <w:color w:val="203047"/>
-                <w:sz w:val="15"/>
-                <w:szCs w:val="15"/>
-              </w:rPr>
-              <w:t xml:space="preserve">2022.02 — 2025.07</w:t>
-            </w:r>
-          </w:p>
-        </w:tc>
-        <w:tc>
-          <w:tcPr>
-            <w:tcW w:type="dxa" w:w="929"/>
-            <w:tcMar>
-              <w:top w:type="dxa" w:w="44"/>
-              <w:left w:type="dxa" w:w="0"/>
-              <w:bottom w:type="dxa" w:w="44"/>
-              <w:right w:type="dxa" w:w="0"/>
-            </w:tcMar>
-          </w:tcPr>
-          <w:p>
-            <w:pPr>
-              <w:spacing w:after="0" w:before="0" w:line="210"/>
-            </w:pPr>
-            <w:r>
-              <w:drawing>
-                <wp:inline distT="0" distB="0" distL="0" distR="0">
-                  <wp:extent cx="571500" cy="381000"/>
-                  <wp:effectExtent t="0" r="0" b="0" l="0"/>
-                  <wp:docPr id="1" name="" descr="" title=""/>
-                  <wp:cNvGraphicFramePr>
-                    <a:graphicFrameLocks xmlns:a="http://schemas.openxmlformats.org/drawingml/2006/main" noChangeAspect="1"/>
-                  </wp:cNvGraphicFramePr>
-                  <a:graphic xmlns:a="http://schemas.openxmlformats.org/drawingml/2006/main">
-                    <a:graphicData uri="http://schemas.openxmlformats.org/drawingml/2006/picture">
-                      <pic:pic xmlns:pic="http://schemas.openxmlformats.org/drawingml/2006/picture">
-                        <pic:nvPicPr>
-                          <pic:cNvPr id="0" name="" descr=""/>
-                          <pic:cNvPicPr>
-                            <a:picLocks noChangeAspect="1" noChangeArrowheads="1"/>
-                          </pic:cNvPicPr>
-                        </pic:nvPicPr>
-                        <pic:blipFill>
-                          <a:blip r:embed="rId10" cstate="none"/>
-                          <a:srcRect/>
-                          <a:stretch>
-                            <a:fillRect/>
-                          </a:stretch>
-                        </pic:blipFill>
-                        <pic:spPr bwMode="auto">
-                          <a:xfrm>
-                            <a:off x="0" y="0"/>
-                            <a:ext cx="571500" cy="381000"/>
-                          </a:xfrm>
-                          <a:prstGeom prst="rect">
-                            <a:avLst/>
-                          </a:prstGeom>
-                        </pic:spPr>
-                      </pic:pic>
-                    </a:graphicData>
-                  </a:graphic>
-                </wp:inline>
-              </w:drawing>
-            </w:r>
-          </w:p>
-        </w:tc>
-        <w:tc>
-          <w:tcPr>
-            <w:tcW w:type="dxa" w:w="7842"/>
-            <w:tcMar>
-              <w:top w:type="dxa" w:w="44"/>
-              <w:left w:type="dxa" w:w="0"/>
-              <w:bottom w:type="dxa" w:w="44"/>
-              <w:right w:type="dxa" w:w="0"/>
-            </w:tcMar>
-          </w:tcPr>
-          <w:p>
-            <w:pPr>
-              <w:keepNext/>
-              <w:spacing w:after="0" w:before="0" w:line="252"/>
-            </w:pPr>
-            <w:r>
-              <w:rPr>
-                <w:b/>
-                <w:bCs/>
-                <w:color w:val="203047"/>
-                <w:sz w:val="18"/>
-                <w:szCs w:val="18"/>
-              </w:rPr>
-              <w:t xml:space="preserve">945-day Baekjoon problem-solving streak</w:t>
-            </w:r>
-          </w:p>
-          <w:p>
-            <w:pPr>
-              <w:spacing w:after="0" w:before="0" w:line="210"/>
-            </w:pPr>
-            <w:r>
-              <w:rPr>
-                <w:color w:val="203047"/>
-                <w:sz w:val="15"/>
-                <w:szCs w:val="15"/>
-              </w:rPr>
-              <w:t xml:space="preserve">Aiming for one problem a day, I reached a longest streak of 945 consecutive days on solved.ac. 1,659 problems solved, solved.ac Platinum IV. Solutions are recorded in a GitHub repository.</w:t>
-            </w:r>
-          </w:p>
-          <w:p>
-            <w:pPr>
-              <w:spacing w:after="0" w:before="0" w:line="210"/>
-            </w:pPr>
-            <w:hyperlink w:history="1" r:id="rIdcm_ebnoonaexmworibpk5">
-              <w:r>
-                <w:rPr>
-                  <w:color w:val="315CBB"/>
-                  <w:sz w:val="15"/>
-                  <w:szCs w:val="15"/>
-                </w:rPr>
-                <w:t xml:space="preserve">Baekjoon solutions repository ↗</w:t>
-              </w:r>
-            </w:hyperlink>
-          </w:p>
-        </w:tc>
-      </w:tr>
-    </w:tbl>
-    <w:p>
-      <w:pPr>
-        <w:keepNext/>
-        <w:pBdr>
-          <w:bottom w:val="single" w:color="6A80BD" w:sz="12" w:space="4"/>
-        </w:pBdr>
-        <w:spacing w:after="135" w:before="240" w:line="252"/>
-      </w:pPr>
-      <w:r>
-        <w:rPr>
-          <w:b/>
-          <w:bCs/>
-          <w:color w:val="315CBB"/>
-          <w:sz w:val="18"/>
-          <w:szCs w:val="18"/>
-        </w:rPr>
-        <w:t xml:space="preserve">Education &amp; certification </w:t>
-      </w:r>
-    </w:p>
-    <w:tbl>
-      <w:tblPr>
-        <w:tblW w:type="dxa" w:w="10318"/>
-        <w:tblBorders>
-          <w:top w:val="none" w:color="FFFFFF" w:sz="0"/>
-          <w:left w:val="none" w:color="FFFFFF" w:sz="0"/>
-          <w:bottom w:val="single" w:color="E3E8F0" w:sz="4"/>
-          <w:right w:val="none" w:color="FFFFFF" w:sz="0"/>
-          <w:insideH w:val="none" w:color="FFFFFF" w:sz="0"/>
-          <w:insideV w:val="none" w:color="FFFFFF" w:sz="0"/>
-        </w:tblBorders>
-        <w:tblLayout w:type="fixed"/>
-      </w:tblPr>
-      <w:tblGrid>
-        <w:gridCol w:w="1548"/>
-        <w:gridCol w:w="8770"/>
-      </w:tblGrid>
-      <w:tr>
-        <w:trPr>
-          <w:cantSplit/>
-        </w:trPr>
-        <w:tc>
-          <w:tcPr>
-            <w:tcW w:type="dxa" w:w="1548"/>
-            <w:tcMar>
-              <w:top w:type="dxa" w:w="44"/>
-              <w:left w:type="dxa" w:w="0"/>
-              <w:bottom w:type="dxa" w:w="44"/>
-              <w:right w:type="dxa" w:w="87"/>
-            </w:tcMar>
-          </w:tcPr>
-          <w:p>
-            <w:pPr>
-              <w:spacing w:after="0" w:before="0" w:line="210"/>
-            </w:pPr>
-            <w:r>
-              <w:rPr>
-                <w:color w:val="203047"/>
-                <w:sz w:val="15"/>
-                <w:szCs w:val="15"/>
-              </w:rPr>
-              <w:t xml:space="preserve">2022.02 — 2026.02 (Transfer)</w:t>
-            </w:r>
-          </w:p>
-        </w:tc>
-        <w:tc>
-          <w:tcPr>
-            <w:tcW w:type="dxa" w:w="8770"/>
-            <w:tcMar>
-              <w:top w:type="dxa" w:w="44"/>
-              <w:left w:type="dxa" w:w="0"/>
-              <w:bottom w:type="dxa" w:w="44"/>
-              <w:right w:type="dxa" w:w="0"/>
-            </w:tcMar>
-          </w:tcPr>
-          <w:p>
-            <w:pPr>
-              <w:keepNext/>
-              <w:spacing w:after="0" w:before="0" w:line="252"/>
-            </w:pPr>
-            <w:r>
-              <w:rPr>
-                <w:b/>
-                <w:bCs/>
-                <w:color w:val="203047"/>
-                <w:sz w:val="18"/>
-                <w:szCs w:val="18"/>
-              </w:rPr>
-              <w:t xml:space="preserve">Pusan National University</w:t>
-            </w:r>
-          </w:p>
-          <w:p>
-            <w:pPr>
-              <w:spacing w:after="0" w:before="0" w:line="210"/>
-            </w:pPr>
-            <w:r>
-              <w:rPr>
-                <w:color w:val="203047"/>
-                <w:sz w:val="15"/>
-                <w:szCs w:val="15"/>
-              </w:rPr>
-              <w:t xml:space="preserve">GPA 4.12 / 4.5</w:t>
+              <w:t xml:space="preserve">Represented Pusan National University at the Pilltip booth, demonstrating the service to more than 100 visitors and answering technical questions. Most of the 10 pieces of feedback asked for health supplement coverage.</w:t>
             </w:r>
           </w:p>
         </w:tc>
@@ -3021,7 +2871,7 @@
                 <w:sz w:val="15"/>
                 <w:szCs w:val="15"/>
               </w:rPr>
-              <w:t xml:space="preserve">2019.03 — 2022.02 (Withdrew)</w:t>
+              <w:t xml:space="preserve">2022.02 — 2025.07</w:t>
             </w:r>
           </w:p>
         </w:tc>
@@ -3048,7 +2898,7 @@
                 <w:sz w:val="18"/>
                 <w:szCs w:val="18"/>
               </w:rPr>
-              <w:t xml:space="preserve">Daegu University</w:t>
+              <w:t xml:space="preserve">945-day Baekjoon problem-solving streak</w:t>
             </w:r>
           </w:p>
           <w:p>
@@ -3061,7 +2911,128 @@
                 <w:sz w:val="15"/>
                 <w:szCs w:val="15"/>
               </w:rPr>
-              <w:t xml:space="preserve">GPA 4.2 / 4.5</w:t>
+              <w:t xml:space="preserve">Longest streak of 945 consecutive days on solved.ac. 1,659 problems solved, Platinum IV.</w:t>
+            </w:r>
+          </w:p>
+          <w:p>
+            <w:pPr>
+              <w:spacing w:after="0" w:before="0" w:line="210"/>
+            </w:pPr>
+            <w:hyperlink w:history="1" r:id="rIdzuxyms5d1g3ko-otj5w0p">
+              <w:r>
+                <w:rPr>
+                  <w:color w:val="315CBB"/>
+                  <w:sz w:val="15"/>
+                  <w:szCs w:val="15"/>
+                </w:rPr>
+                <w:t xml:space="preserve">Baekjoon solutions repository ↗</w:t>
+              </w:r>
+            </w:hyperlink>
+          </w:p>
+        </w:tc>
+      </w:tr>
+    </w:tbl>
+    <w:p>
+      <w:pPr>
+        <w:keepNext/>
+        <w:pBdr>
+          <w:bottom w:val="single" w:color="6A80BD" w:sz="12" w:space="4"/>
+        </w:pBdr>
+        <w:spacing w:after="135" w:before="240" w:line="252"/>
+      </w:pPr>
+      <w:r>
+        <w:rPr>
+          <w:b/>
+          <w:bCs/>
+          <w:color w:val="315CBB"/>
+          <w:sz w:val="18"/>
+          <w:szCs w:val="18"/>
+        </w:rPr>
+        <w:t xml:space="preserve">Education &amp; certification </w:t>
+      </w:r>
+    </w:p>
+    <w:tbl>
+      <w:tblPr>
+        <w:tblW w:type="dxa" w:w="10318"/>
+        <w:tblBorders>
+          <w:top w:val="none" w:color="FFFFFF" w:sz="0"/>
+          <w:left w:val="none" w:color="FFFFFF" w:sz="0"/>
+          <w:bottom w:val="single" w:color="E3E8F0" w:sz="4"/>
+          <w:right w:val="none" w:color="FFFFFF" w:sz="0"/>
+          <w:insideH w:val="none" w:color="FFFFFF" w:sz="0"/>
+          <w:insideV w:val="none" w:color="FFFFFF" w:sz="0"/>
+        </w:tblBorders>
+        <w:tblLayout w:type="fixed"/>
+      </w:tblPr>
+      <w:tblGrid>
+        <w:gridCol w:w="1548"/>
+        <w:gridCol w:w="8770"/>
+      </w:tblGrid>
+      <w:tr>
+        <w:trPr>
+          <w:cantSplit/>
+        </w:trPr>
+        <w:tc>
+          <w:tcPr>
+            <w:tcW w:type="dxa" w:w="1548"/>
+            <w:tcMar>
+              <w:top w:type="dxa" w:w="44"/>
+              <w:left w:type="dxa" w:w="0"/>
+              <w:bottom w:type="dxa" w:w="44"/>
+              <w:right w:type="dxa" w:w="87"/>
+            </w:tcMar>
+          </w:tcPr>
+          <w:p>
+            <w:pPr>
+              <w:spacing w:after="0" w:before="0" w:line="210"/>
+            </w:pPr>
+            <w:r>
+              <w:rPr>
+                <w:color w:val="203047"/>
+                <w:sz w:val="15"/>
+                <w:szCs w:val="15"/>
+              </w:rPr>
+              <w:t xml:space="preserve">2022.02 — 2026.02 (Transfer)</w:t>
+            </w:r>
+          </w:p>
+        </w:tc>
+        <w:tc>
+          <w:tcPr>
+            <w:tcW w:type="dxa" w:w="8770"/>
+            <w:tcMar>
+              <w:top w:type="dxa" w:w="44"/>
+              <w:left w:type="dxa" w:w="0"/>
+              <w:bottom w:type="dxa" w:w="44"/>
+              <w:right w:type="dxa" w:w="0"/>
+            </w:tcMar>
+          </w:tcPr>
+          <w:p>
+            <w:pPr>
+              <w:keepNext/>
+              <w:spacing w:after="0" w:before="0" w:line="252"/>
+            </w:pPr>
+            <w:r>
+              <w:rPr>
+                <w:b/>
+                <w:bCs/>
+                <w:color w:val="203047"/>
+                <w:sz w:val="18"/>
+                <w:szCs w:val="18"/>
+              </w:rPr>
+              <w:t xml:space="preserve">Pusan National University</w:t>
+            </w:r>
+          </w:p>
+          <w:p>
+            <w:pPr>
+              <w:spacing w:after="0" w:before="0" w:line="210"/>
+            </w:pPr>
+            <w:r>
+              <w:rPr>
+                <w:color w:val="203047"/>
+                <w:sz w:val="15"/>
+                <w:szCs w:val="15"/>
+              </w:rPr>
+              <w:t xml:space="preserve">GPA 4.12 / 4.5</w:t>
             </w:r>
           </w:p>
         </w:tc>
@@ -3108,6 +3079,93 @@
                 <w:sz w:val="15"/>
                 <w:szCs w:val="15"/>
               </w:rPr>
+              <w:t xml:space="preserve">2019.03 — 2022.02 (Withdrew)</w:t>
+            </w:r>
+          </w:p>
+        </w:tc>
+        <w:tc>
+          <w:tcPr>
+            <w:tcW w:type="dxa" w:w="8770"/>
+            <w:tcMar>
+              <w:top w:type="dxa" w:w="44"/>
+              <w:left w:type="dxa" w:w="0"/>
+              <w:bottom w:type="dxa" w:w="44"/>
+              <w:right w:type="dxa" w:w="0"/>
+            </w:tcMar>
+          </w:tcPr>
+          <w:p>
+            <w:pPr>
+              <w:keepNext/>
+              <w:spacing w:after="0" w:before="0" w:line="252"/>
+            </w:pPr>
+            <w:r>
+              <w:rPr>
+                <w:b/>
+                <w:bCs/>
+                <w:color w:val="203047"/>
+                <w:sz w:val="18"/>
+                <w:szCs w:val="18"/>
+              </w:rPr>
+              <w:t xml:space="preserve">Daegu University</w:t>
+            </w:r>
+          </w:p>
+          <w:p>
+            <w:pPr>
+              <w:spacing w:after="0" w:before="0" w:line="210"/>
+            </w:pPr>
+            <w:r>
+              <w:rPr>
+                <w:color w:val="203047"/>
+                <w:sz w:val="15"/>
+                <w:szCs w:val="15"/>
+              </w:rPr>
+              <w:t xml:space="preserve">GPA 4.2 / 4.5</w:t>
+            </w:r>
+          </w:p>
+        </w:tc>
+      </w:tr>
+    </w:tbl>
+    <w:tbl>
+      <w:tblPr>
+        <w:tblW w:type="dxa" w:w="10318"/>
+        <w:tblBorders>
+          <w:top w:val="none" w:color="FFFFFF" w:sz="0"/>
+          <w:left w:val="none" w:color="FFFFFF" w:sz="0"/>
+          <w:bottom w:val="single" w:color="E3E8F0" w:sz="4"/>
+          <w:right w:val="none" w:color="FFFFFF" w:sz="0"/>
+          <w:insideH w:val="none" w:color="FFFFFF" w:sz="0"/>
+          <w:insideV w:val="none" w:color="FFFFFF" w:sz="0"/>
+        </w:tblBorders>
+        <w:tblLayout w:type="fixed"/>
+      </w:tblPr>
+      <w:tblGrid>
+        <w:gridCol w:w="1548"/>
+        <w:gridCol w:w="8770"/>
+      </w:tblGrid>
+      <w:tr>
+        <w:trPr>
+          <w:cantSplit/>
+        </w:trPr>
+        <w:tc>
+          <w:tcPr>
+            <w:tcW w:type="dxa" w:w="1548"/>
+            <w:tcMar>
+              <w:top w:type="dxa" w:w="44"/>
+              <w:left w:type="dxa" w:w="0"/>
+              <w:bottom w:type="dxa" w:w="44"/>
+              <w:right w:type="dxa" w:w="87"/>
+            </w:tcMar>
+          </w:tcPr>
+          <w:p>
+            <w:pPr>
+              <w:spacing w:after="0" w:before="0" w:line="210"/>
+            </w:pPr>
+            <w:r>
+              <w:rPr>
+                <w:color w:val="203047"/>
+                <w:sz w:val="15"/>
+                <w:szCs w:val="15"/>
+              </w:rPr>
               <w:t xml:space="preserve">2025.09</w:t>
             </w:r>
           </w:p>
@@ -3216,6 +3274,147 @@
                 <w:szCs w:val="15"/>
               </w:rPr>
               <w:t xml:space="preserve">2025.10</w:t>
+            </w:r>
+          </w:p>
+        </w:tc>
+        <w:tc>
+          <w:tcPr>
+            <w:tcW w:type="dxa" w:w="929"/>
+            <w:tcMar>
+              <w:top w:type="dxa" w:w="44"/>
+              <w:left w:type="dxa" w:w="0"/>
+              <w:bottom w:type="dxa" w:w="44"/>
+              <w:right w:type="dxa" w:w="0"/>
+            </w:tcMar>
+          </w:tcPr>
+          <w:p>
+            <w:pPr>
+              <w:spacing w:after="0" w:before="0" w:line="210"/>
+            </w:pPr>
+            <w:r>
+              <w:drawing>
+                <wp:inline distT="0" distB="0" distL="0" distR="0">
+                  <wp:extent cx="400050" cy="571500"/>
+                  <wp:effectExtent t="0" r="0" b="0" l="0"/>
+                  <wp:docPr id="1" name="" descr="" title=""/>
+                  <wp:cNvGraphicFramePr>
+                    <a:graphicFrameLocks xmlns:a="http://schemas.openxmlformats.org/drawingml/2006/main" noChangeAspect="1"/>
+                  </wp:cNvGraphicFramePr>
+                  <a:graphic xmlns:a="http://schemas.openxmlformats.org/drawingml/2006/main">
+                    <a:graphicData uri="http://schemas.openxmlformats.org/drawingml/2006/picture">
+                      <pic:pic xmlns:pic="http://schemas.openxmlformats.org/drawingml/2006/picture">
+                        <pic:nvPicPr>
+                          <pic:cNvPr id="0" name="" descr=""/>
+                          <pic:cNvPicPr>
+                            <a:picLocks noChangeAspect="1" noChangeArrowheads="1"/>
+                          </pic:cNvPicPr>
+                        </pic:nvPicPr>
+                        <pic:blipFill>
+                          <a:blip r:embed="rId10" cstate="none"/>
+                          <a:srcRect/>
+                          <a:stretch>
+                            <a:fillRect/>
+                          </a:stretch>
+                        </pic:blipFill>
+                        <pic:spPr bwMode="auto">
+                          <a:xfrm>
+                            <a:off x="0" y="0"/>
+                            <a:ext cx="400050" cy="571500"/>
+                          </a:xfrm>
+                          <a:prstGeom prst="rect">
+                            <a:avLst/>
+                          </a:prstGeom>
+                        </pic:spPr>
+                      </pic:pic>
+                    </a:graphicData>
+                  </a:graphic>
+                </wp:inline>
+              </w:drawing>
+            </w:r>
+          </w:p>
+        </w:tc>
+        <w:tc>
+          <w:tcPr>
+            <w:tcW w:type="dxa" w:w="8358"/>
+            <w:tcMar>
+              <w:top w:type="dxa" w:w="44"/>
+              <w:left w:type="dxa" w:w="0"/>
+              <w:bottom w:type="dxa" w:w="44"/>
+              <w:right w:type="dxa" w:w="0"/>
+            </w:tcMar>
+          </w:tcPr>
+          <w:p>
+            <w:pPr>
+              <w:spacing w:after="0" w:before="0" w:line="210"/>
+            </w:pPr>
+            <w:r>
+              <w:rPr>
+                <w:b/>
+                <w:bCs/>
+                <w:color w:val="203047"/>
+                <w:sz w:val="15"/>
+                <w:szCs w:val="15"/>
+              </w:rPr>
+              <w:t xml:space="preserve">Capstone Design Gold Award</w:t>
+            </w:r>
+            <w:r>
+              <w:br/>
+            </w:r>
+            <w:r>
+              <w:rPr>
+                <w:color w:val="203047"/>
+                <w:sz w:val="15"/>
+                <w:szCs w:val="15"/>
+              </w:rPr>
+              <w:t xml:space="preserve">Software &amp; AI division / College of Information and Biomedical Engineering, Pusan National University</w:t>
+            </w:r>
+          </w:p>
+        </w:tc>
+      </w:tr>
+    </w:tbl>
+    <w:tbl>
+      <w:tblPr>
+        <w:tblW w:type="dxa" w:w="10318"/>
+        <w:tblBorders>
+          <w:top w:val="none" w:color="FFFFFF" w:sz="0"/>
+          <w:left w:val="none" w:color="FFFFFF" w:sz="0"/>
+          <w:bottom w:val="single" w:color="E3E8F0" w:sz="4"/>
+          <w:right w:val="none" w:color="FFFFFF" w:sz="0"/>
+          <w:insideH w:val="none" w:color="FFFFFF" w:sz="0"/>
+          <w:insideV w:val="none" w:color="FFFFFF" w:sz="0"/>
+        </w:tblBorders>
+        <w:tblLayout w:type="fixed"/>
+      </w:tblPr>
+      <w:tblGrid>
+        <w:gridCol w:w="1032"/>
+        <w:gridCol w:w="929"/>
+        <w:gridCol w:w="8358"/>
+      </w:tblGrid>
+      <w:tr>
+        <w:trPr>
+          <w:cantSplit/>
+        </w:trPr>
+        <w:tc>
+          <w:tcPr>
+            <w:tcW w:type="dxa" w:w="1032"/>
+            <w:tcMar>
+              <w:top w:type="dxa" w:w="44"/>
+              <w:left w:type="dxa" w:w="0"/>
+              <w:bottom w:type="dxa" w:w="44"/>
+              <w:right w:type="dxa" w:w="87"/>
+            </w:tcMar>
+          </w:tcPr>
+          <w:p>
+            <w:pPr>
+              <w:spacing w:after="0" w:before="0" w:line="210"/>
+            </w:pPr>
+            <w:r>
+              <w:rPr>
+                <w:color w:val="203047"/>
+                <w:sz w:val="15"/>
+                <w:szCs w:val="15"/>
+              </w:rPr>
+              <w:t xml:space="preserve">2025.09</w:t>
             </w:r>
           </w:p>
         </w:tc>
@@ -3297,7 +3496,7 @@
                 <w:sz w:val="15"/>
                 <w:szCs w:val="15"/>
               </w:rPr>
-              <w:t xml:space="preserve">Capstone Design Gold Award</w:t>
+              <w:t xml:space="preserve">Busan DATA WEEK Top Excellence Award</w:t>
             </w:r>
             <w:r>
               <w:br/>
@@ -3308,7 +3507,7 @@
                 <w:sz w:val="15"/>
                 <w:szCs w:val="15"/>
               </w:rPr>
-              <w:t xml:space="preserve">Software &amp; AI division / College of Information and Biomedical Engineering, Pusan National University</w:t>
+              <w:t xml:space="preserve">Data utilization case competition / Busan Techno Park</w:t>
             </w:r>
           </w:p>
         </w:tc>
@@ -3438,7 +3637,7 @@
                 <w:sz w:val="15"/>
                 <w:szCs w:val="15"/>
               </w:rPr>
-              <w:t xml:space="preserve">Busan DATA WEEK Top Excellence Award</w:t>
+              <w:t xml:space="preserve">AI LAUNCH Career School Startup Hackathon Encouragement Award</w:t>
             </w:r>
             <w:r>
               <w:br/>
@@ -3449,7 +3648,7 @@
                 <w:sz w:val="15"/>
                 <w:szCs w:val="15"/>
               </w:rPr>
-              <w:t xml:space="preserve">Data utilization case competition / Busan Techno Park</w:t>
+              <w:t xml:space="preserve">KRYPTON X x Root Impact x Google.org</w:t>
             </w:r>
           </w:p>
         </w:tc>
@@ -3497,7 +3696,7 @@
                 <w:sz w:val="15"/>
                 <w:szCs w:val="15"/>
               </w:rPr>
-              <w:t xml:space="preserve">2025.09</w:t>
+              <w:t xml:space="preserve">2025.08</w:t>
             </w:r>
           </w:p>
         </w:tc>
@@ -3535,147 +3734,6 @@
                         </pic:nvPicPr>
                         <pic:blipFill>
                           <a:blip r:embed="rId13" cstate="none"/>
-                          <a:srcRect/>
-                          <a:stretch>
-                            <a:fillRect/>
-                          </a:stretch>
-                        </pic:blipFill>
-                        <pic:spPr bwMode="auto">
-                          <a:xfrm>
-                            <a:off x="0" y="0"/>
-                            <a:ext cx="400050" cy="571500"/>
-                          </a:xfrm>
-                          <a:prstGeom prst="rect">
-                            <a:avLst/>
-                          </a:prstGeom>
-                        </pic:spPr>
-                      </pic:pic>
-                    </a:graphicData>
-                  </a:graphic>
-                </wp:inline>
-              </w:drawing>
-            </w:r>
-          </w:p>
-        </w:tc>
-        <w:tc>
-          <w:tcPr>
-            <w:tcW w:type="dxa" w:w="8358"/>
-            <w:tcMar>
-              <w:top w:type="dxa" w:w="44"/>
-              <w:left w:type="dxa" w:w="0"/>
-              <w:bottom w:type="dxa" w:w="44"/>
-              <w:right w:type="dxa" w:w="0"/>
-            </w:tcMar>
-          </w:tcPr>
-          <w:p>
-            <w:pPr>
-              <w:spacing w:after="0" w:before="0" w:line="210"/>
-            </w:pPr>
-            <w:r>
-              <w:rPr>
-                <w:b/>
-                <w:bCs/>
-                <w:color w:val="203047"/>
-                <w:sz w:val="15"/>
-                <w:szCs w:val="15"/>
-              </w:rPr>
-              <w:t xml:space="preserve">AI LAUNCH Career School Startup Hackathon Encouragement Award</w:t>
-            </w:r>
-            <w:r>
-              <w:br/>
-            </w:r>
-            <w:r>
-              <w:rPr>
-                <w:color w:val="203047"/>
-                <w:sz w:val="15"/>
-                <w:szCs w:val="15"/>
-              </w:rPr>
-              <w:t xml:space="preserve">KRYPTON X x Root Impact x Google.org</w:t>
-            </w:r>
-          </w:p>
-        </w:tc>
-      </w:tr>
-    </w:tbl>
-    <w:tbl>
-      <w:tblPr>
-        <w:tblW w:type="dxa" w:w="10318"/>
-        <w:tblBorders>
-          <w:top w:val="none" w:color="FFFFFF" w:sz="0"/>
-          <w:left w:val="none" w:color="FFFFFF" w:sz="0"/>
-          <w:bottom w:val="single" w:color="E3E8F0" w:sz="4"/>
-          <w:right w:val="none" w:color="FFFFFF" w:sz="0"/>
-          <w:insideH w:val="none" w:color="FFFFFF" w:sz="0"/>
-          <w:insideV w:val="none" w:color="FFFFFF" w:sz="0"/>
-        </w:tblBorders>
-        <w:tblLayout w:type="fixed"/>
-      </w:tblPr>
-      <w:tblGrid>
-        <w:gridCol w:w="1032"/>
-        <w:gridCol w:w="929"/>
-        <w:gridCol w:w="8358"/>
-      </w:tblGrid>
-      <w:tr>
-        <w:trPr>
-          <w:cantSplit/>
-        </w:trPr>
-        <w:tc>
-          <w:tcPr>
-            <w:tcW w:type="dxa" w:w="1032"/>
-            <w:tcMar>
-              <w:top w:type="dxa" w:w="44"/>
-              <w:left w:type="dxa" w:w="0"/>
-              <w:bottom w:type="dxa" w:w="44"/>
-              <w:right w:type="dxa" w:w="87"/>
-            </w:tcMar>
-          </w:tcPr>
-          <w:p>
-            <w:pPr>
-              <w:spacing w:after="0" w:before="0" w:line="210"/>
-            </w:pPr>
-            <w:r>
-              <w:rPr>
-                <w:color w:val="203047"/>
-                <w:sz w:val="15"/>
-                <w:szCs w:val="15"/>
-              </w:rPr>
-              <w:t xml:space="preserve">2025.08</w:t>
-            </w:r>
-          </w:p>
-        </w:tc>
-        <w:tc>
-          <w:tcPr>
-            <w:tcW w:type="dxa" w:w="929"/>
-            <w:tcMar>
-              <w:top w:type="dxa" w:w="44"/>
-              <w:left w:type="dxa" w:w="0"/>
-              <w:bottom w:type="dxa" w:w="44"/>
-              <w:right w:type="dxa" w:w="0"/>
-            </w:tcMar>
-          </w:tcPr>
-          <w:p>
-            <w:pPr>
-              <w:spacing w:after="0" w:before="0" w:line="210"/>
-            </w:pPr>
-            <w:r>
-              <w:drawing>
-                <wp:inline distT="0" distB="0" distL="0" distR="0">
-                  <wp:extent cx="400050" cy="571500"/>
-                  <wp:effectExtent t="0" r="0" b="0" l="0"/>
-                  <wp:docPr id="1" name="" descr="" title=""/>
-                  <wp:cNvGraphicFramePr>
-                    <a:graphicFrameLocks xmlns:a="http://schemas.openxmlformats.org/drawingml/2006/main" noChangeAspect="1"/>
-                  </wp:cNvGraphicFramePr>
-                  <a:graphic xmlns:a="http://schemas.openxmlformats.org/drawingml/2006/main">
-                    <a:graphicData uri="http://schemas.openxmlformats.org/drawingml/2006/picture">
-                      <pic:pic xmlns:pic="http://schemas.openxmlformats.org/drawingml/2006/picture">
-                        <pic:nvPicPr>
-                          <pic:cNvPr id="0" name="" descr=""/>
-                          <pic:cNvPicPr>
-                            <a:picLocks noChangeAspect="1" noChangeArrowheads="1"/>
-                          </pic:cNvPicPr>
-                        </pic:nvPicPr>
-                        <pic:blipFill>
-                          <a:blip r:embed="rId14" cstate="none"/>
                           <a:srcRect/>
                           <a:stretch>
                             <a:fillRect/>

--- a/site/en/resume.docx
+++ b/site/en/resume.docx
@@ -89,7 +89,7 @@
             <w:pPr>
               <w:spacing w:after="0" w:before="75" w:line="210"/>
             </w:pPr>
-            <w:hyperlink w:history="1" r:id="rIdq_n0s52urcz5phr3zuig_">
+            <w:hyperlink w:history="1" r:id="rId5ko58bgddyycl_qpuyn5m">
               <w:r>
                 <w:rPr>
                   <w:color w:val="315CBB"/>
@@ -107,7 +107,7 @@
               </w:rPr>
               <w:t xml:space="preserve">   </w:t>
             </w:r>
-            <w:hyperlink w:history="1" r:id="rIdyuqromsrl1mmnvpqjkv_d">
+            <w:hyperlink w:history="1" r:id="rId3_34gyasvzckjxcwiymdk">
               <w:r>
                 <w:rPr>
                   <w:color w:val="315CBB"/>
@@ -125,7 +125,7 @@
               </w:rPr>
               <w:t xml:space="preserve">   </w:t>
             </w:r>
-            <w:hyperlink w:history="1" r:id="rIdhhlbnvhs2sxno-h2mus3a">
+            <w:hyperlink w:history="1" r:id="rIdg1n2wl3xnd-c8c31qnpwh">
               <w:r>
                 <w:rPr>
                   <w:color w:val="315CBB"/>
@@ -143,7 +143,7 @@
               </w:rPr>
               <w:t xml:space="preserve">   </w:t>
             </w:r>
-            <w:hyperlink w:history="1" r:id="rIdeb12ahzvtevd-njaw1tzo">
+            <w:hyperlink w:history="1" r:id="rIdqb-hejw_1grasza2uoqbq">
               <w:r>
                 <w:rPr>
                   <w:color w:val="315CBB"/>
@@ -394,7 +394,7 @@
       <w:pPr>
         <w:spacing w:after="0" w:before="0" w:line="210"/>
       </w:pPr>
-      <w:hyperlink w:history="1" r:id="rIdmvmndip4yr2rsljj38nuz">
+      <w:hyperlink w:history="1" r:id="rIdns2prduwfk6mrdq2cnvth">
         <w:r>
           <w:rPr>
             <w:color w:val="315CBB"/>
@@ -544,7 +544,7 @@
           <w:sz w:val="14"/>
           <w:szCs w:val="14"/>
         </w:rPr>
-        <w:t xml:space="preserve">Built reusable Skills with user approval before changes. Applied Jev to route requests to questions, edits and other tasks: correct decisions rose from 77/98 to 81/98, and median decision time fell from 8.967s to 0.658s. I also set the scope of the conversation context and edit input the model receives.</w:t>
+        <w:t xml:space="preserve">Designed reusable Skills with user approval before changes. Applied Jev to route requests to questions, edits and other tasks: correct decisions rose from 77/98 to 81/98, and median decision time fell from 8.967s to 0.658s. I also set the scope of the conversation context and edit input the model receives.</w:t>
       </w:r>
     </w:p>
     <w:p>
@@ -607,7 +607,7 @@
           <w:sz w:val="15"/>
           <w:szCs w:val="15"/>
         </w:rPr>
-        <w:t xml:space="preserve"> Built drafting, review and publishing of natural-language instructions, with checks against bypassing permissions or approval. Document changes require separate preview and approval.</w:t>
+        <w:t xml:space="preserve"> Designed drafting, review and publishing of natural-language instructions, with checks against bypassing permissions or approval, implemented with AI coding tools. Document changes require separate preview and approval.</w:t>
       </w:r>
       <w:r>
         <w:br/>
@@ -1299,7 +1299,7 @@
       <w:pPr>
         <w:spacing w:after="0" w:before="75" w:line="210"/>
       </w:pPr>
-      <w:hyperlink w:history="1" r:id="rIdqkl5ngy4ydx4zdjxnysic">
+      <w:hyperlink w:history="1" r:id="rIdlxwh9my0h9aql_gzwpzcv">
         <w:r>
           <w:rPr>
             <w:color w:val="315CBB"/>
@@ -1317,7 +1317,7 @@
         </w:rPr>
         <w:t xml:space="preserve">   </w:t>
       </w:r>
-      <w:hyperlink w:history="1" r:id="rIdermi-xscqlkuj_zbjxbhd">
+      <w:hyperlink w:history="1" r:id="rIddmsy9hkwqadvhz0mq5f8c">
         <w:r>
           <w:rPr>
             <w:color w:val="315CBB"/>
@@ -1335,7 +1335,7 @@
         </w:rPr>
         <w:t xml:space="preserve">   </w:t>
       </w:r>
-      <w:hyperlink w:history="1" r:id="rIdo3zogpldxcag-f7-ezqwk">
+      <w:hyperlink w:history="1" r:id="rIdbhuomzrrhydxheywfegvc">
         <w:r>
           <w:rPr>
             <w:color w:val="315CBB"/>
@@ -1353,7 +1353,7 @@
         </w:rPr>
         <w:t xml:space="preserve">   </w:t>
       </w:r>
-      <w:hyperlink w:history="1" r:id="rIdqqxu8e0db1mavkmtyvczk">
+      <w:hyperlink w:history="1" r:id="rIde3551zziwpssda3829vzc">
         <w:r>
           <w:rPr>
             <w:color w:val="315CBB"/>
@@ -1500,7 +1500,7 @@
       <w:pPr>
         <w:spacing w:after="0" w:before="0" w:line="210"/>
       </w:pPr>
-      <w:hyperlink w:history="1" r:id="rIdvngspd_o944mwyqacy_rx">
+      <w:hyperlink w:history="1" r:id="rIdifh5yvc2we-ucbhttjyd9">
         <w:r>
           <w:rPr>
             <w:color w:val="315CBB"/>
@@ -1537,7 +1537,7 @@
           <w:sz w:val="14"/>
           <w:szCs w:val="14"/>
         </w:rPr>
-        <w:t xml:space="preserve">Rewrote about 44,000 drug records in plain language. Deduplication reduced input from 1GB to 326MB; after filling missing information, conversion cost $11.18 in actual API spending versus about $200 estimated for the original text.</w:t>
+        <w:t xml:space="preserve">Rewrote about 44,000 drug records in plain language. Converting each repeated sentence once brought actual API spending to $11.18 versus about $200 estimated for the original text. A 2026 PySpark reproduction measured a 94.1% text reduction.</w:t>
       </w:r>
     </w:p>
     <w:p>
@@ -1587,7 +1587,7 @@
           <w:sz w:val="15"/>
           <w:szCs w:val="15"/>
         </w:rPr>
-        <w:t xml:space="preserve"> Removed exact duplicates, then semantically equivalent sentences. Filled the missing 5% with ingredient-specific precautions, converted via GPT Batch API and mapped results back to each drug.</w:t>
+        <w:t xml:space="preserve"> Split text into sentence blocks, merged exact duplicates, converted via GPT Batch API and mapped results back to each drug. Reproduced in PySpark in 2026 to measure ending normalization and MinHashLSH.</w:t>
       </w:r>
       <w:r>
         <w:br/>
@@ -1608,7 +1608,7 @@
           <w:sz w:val="15"/>
           <w:szCs w:val="15"/>
         </w:rPr>
-        <w:t xml:space="preserve"> Conversion input shrank from 1GB to 326MB. Actual API spending was $11.18 versus about $200 estimated for all original text.</w:t>
+        <w:t xml:space="preserve"> Actual API spending was $11.18 versus about $200 estimated for all original text. In the reproduction, exact deduplication cut text from 744MB to 44.1MB (−94.1%).</w:t>
       </w:r>
     </w:p>
     <w:p>
@@ -1952,7 +1952,7 @@
       <w:pPr>
         <w:spacing w:after="0" w:before="75" w:line="210"/>
       </w:pPr>
-      <w:hyperlink w:history="1" r:id="rId1rtvnoamuiyhk2-qvdcon">
+      <w:hyperlink w:history="1" r:id="rIdmred-ntdxznnjly0ztsgp">
         <w:r>
           <w:rPr>
             <w:color w:val="315CBB"/>
@@ -1970,7 +1970,7 @@
         </w:rPr>
         <w:t xml:space="preserve">   </w:t>
       </w:r>
-      <w:hyperlink w:history="1" r:id="rIdidse5_ojvav6sawcyqsz2">
+      <w:hyperlink w:history="1" r:id="rIdsdotk46csvg-q5de_t8v0">
         <w:r>
           <w:rPr>
             <w:color w:val="315CBB"/>
@@ -2369,7 +2369,7 @@
             <w:pPr>
               <w:spacing w:after="0" w:before="0" w:line="210"/>
             </w:pPr>
-            <w:hyperlink w:history="1" r:id="rIdd3xtkomvs2495rzbzdtlh">
+            <w:hyperlink w:history="1" r:id="rIdmhikqszlpsdpkkfkfnhy3">
               <w:r>
                 <w:rPr>
                   <w:color w:val="315CBB"/>
@@ -2464,14 +2464,14 @@
                 <w:sz w:val="15"/>
                 <w:szCs w:val="15"/>
               </w:rPr>
-              <w:t xml:space="preserve">Investigated and fixed textFlow attributes of images, tables and shapes being reset after saving in a Rust HWP/HWPX project, and addressed CI.</w:t>
+              <w:t xml:space="preserve">Gave Claude Code a work plan and contribution rules to automate the flow from issue analysis to PR, including HWP/HWPX save-error fixes; 7 PRs merged and listed as a contributor.</w:t>
             </w:r>
           </w:p>
           <w:p>
             <w:pPr>
               <w:spacing w:after="0" w:before="75" w:line="210"/>
             </w:pPr>
-            <w:hyperlink w:history="1" r:id="rIdvnbc1bqpdira_ol9zu-x7">
+            <w:hyperlink w:history="1" r:id="rIdzvnzrgqau3vnak0jbextd">
               <w:r>
                 <w:rPr>
                   <w:color w:val="315CBB"/>
@@ -2489,7 +2489,7 @@
               </w:rPr>
               <w:t xml:space="preserve">   </w:t>
             </w:r>
-            <w:hyperlink w:history="1" r:id="rIdnir617qxxzmiexh7k4uae">
+            <w:hyperlink w:history="1" r:id="rIdijgczkcopwon5ohgnwuob">
               <w:r>
                 <w:rPr>
                   <w:color w:val="315CBB"/>
@@ -2507,7 +2507,7 @@
               </w:rPr>
               <w:t xml:space="preserve">   </w:t>
             </w:r>
-            <w:hyperlink w:history="1" r:id="rId6nh_3mzueqpkfnsnbg9q6">
+            <w:hyperlink w:history="1" r:id="rIdso3bnxvhck6pnh13jzaio">
               <w:r>
                 <w:rPr>
                   <w:color w:val="315CBB"/>
@@ -2918,7 +2918,7 @@
             <w:pPr>
               <w:spacing w:after="0" w:before="0" w:line="210"/>
             </w:pPr>
-            <w:hyperlink w:history="1" r:id="rIdzuxyms5d1g3ko-otj5w0p">
+            <w:hyperlink w:history="1" r:id="rIdjrtcgqeh9mmviacjyl_24">
               <w:r>
                 <w:rPr>
                   <w:color w:val="315CBB"/>

--- a/site/en/resume.docx
+++ b/site/en/resume.docx
@@ -89,7 +89,7 @@
             <w:pPr>
               <w:spacing w:after="0" w:before="75" w:line="210"/>
             </w:pPr>
-            <w:hyperlink w:history="1" r:id="rId5ko58bgddyycl_qpuyn5m">
+            <w:hyperlink w:history="1" r:id="rIdemunzfycufqbnysgxlt8a">
               <w:r>
                 <w:rPr>
                   <w:color w:val="315CBB"/>
@@ -107,7 +107,7 @@
               </w:rPr>
               <w:t xml:space="preserve">   </w:t>
             </w:r>
-            <w:hyperlink w:history="1" r:id="rId3_34gyasvzckjxcwiymdk">
+            <w:hyperlink w:history="1" r:id="rIdblaczaiezo26uwqluecji">
               <w:r>
                 <w:rPr>
                   <w:color w:val="315CBB"/>
@@ -125,7 +125,7 @@
               </w:rPr>
               <w:t xml:space="preserve">   </w:t>
             </w:r>
-            <w:hyperlink w:history="1" r:id="rIdg1n2wl3xnd-c8c31qnpwh">
+            <w:hyperlink w:history="1" r:id="rIdit6rxnpm6d8ka7llc-q0h">
               <w:r>
                 <w:rPr>
                   <w:color w:val="315CBB"/>
@@ -143,7 +143,7 @@
               </w:rPr>
               <w:t xml:space="preserve">   </w:t>
             </w:r>
-            <w:hyperlink w:history="1" r:id="rIdqb-hejw_1grasza2uoqbq">
+            <w:hyperlink w:history="1" r:id="rIdyumsoauk-pcj5kwwcsig4">
               <w:r>
                 <w:rPr>
                   <w:color w:val="315CBB"/>
@@ -394,7 +394,7 @@
       <w:pPr>
         <w:spacing w:after="0" w:before="0" w:line="210"/>
       </w:pPr>
-      <w:hyperlink w:history="1" r:id="rIdns2prduwfk6mrdq2cnvth">
+      <w:hyperlink w:history="1" r:id="rIdfi3kvqokagftogiur_xsg">
         <w:r>
           <w:rPr>
             <w:color w:val="315CBB"/>
@@ -1299,7 +1299,7 @@
       <w:pPr>
         <w:spacing w:after="0" w:before="75" w:line="210"/>
       </w:pPr>
-      <w:hyperlink w:history="1" r:id="rIdlxwh9my0h9aql_gzwpzcv">
+      <w:hyperlink w:history="1" r:id="rIdq74ku3rni7kz1rsxhii38">
         <w:r>
           <w:rPr>
             <w:color w:val="315CBB"/>
@@ -1317,7 +1317,7 @@
         </w:rPr>
         <w:t xml:space="preserve">   </w:t>
       </w:r>
-      <w:hyperlink w:history="1" r:id="rIddmsy9hkwqadvhz0mq5f8c">
+      <w:hyperlink w:history="1" r:id="rIdju8_ol6uxlargbifx5q4y">
         <w:r>
           <w:rPr>
             <w:color w:val="315CBB"/>
@@ -1335,7 +1335,7 @@
         </w:rPr>
         <w:t xml:space="preserve">   </w:t>
       </w:r>
-      <w:hyperlink w:history="1" r:id="rIdbhuomzrrhydxheywfegvc">
+      <w:hyperlink w:history="1" r:id="rIdcjlwieayv-hciwerz2a5l">
         <w:r>
           <w:rPr>
             <w:color w:val="315CBB"/>
@@ -1353,7 +1353,7 @@
         </w:rPr>
         <w:t xml:space="preserve">   </w:t>
       </w:r>
-      <w:hyperlink w:history="1" r:id="rIde3551zziwpssda3829vzc">
+      <w:hyperlink w:history="1" r:id="rIdvr4-pkn_nrlde7idsve2q">
         <w:r>
           <w:rPr>
             <w:color w:val="315CBB"/>
@@ -1500,7 +1500,7 @@
       <w:pPr>
         <w:spacing w:after="0" w:before="0" w:line="210"/>
       </w:pPr>
-      <w:hyperlink w:history="1" r:id="rIdifh5yvc2we-ucbhttjyd9">
+      <w:hyperlink w:history="1" r:id="rIdypawwf4a5g0znn-nncjmg">
         <w:r>
           <w:rPr>
             <w:color w:val="315CBB"/>
@@ -1952,7 +1952,7 @@
       <w:pPr>
         <w:spacing w:after="0" w:before="75" w:line="210"/>
       </w:pPr>
-      <w:hyperlink w:history="1" r:id="rIdmred-ntdxznnjly0ztsgp">
+      <w:hyperlink w:history="1" r:id="rIdwyeqzsti9inrf3ndxbise">
         <w:r>
           <w:rPr>
             <w:color w:val="315CBB"/>
@@ -1970,7 +1970,7 @@
         </w:rPr>
         <w:t xml:space="preserve">   </w:t>
       </w:r>
-      <w:hyperlink w:history="1" r:id="rIdsdotk46csvg-q5de_t8v0">
+      <w:hyperlink w:history="1" r:id="rIdweesngztbleryui8_dgns">
         <w:r>
           <w:rPr>
             <w:color w:val="315CBB"/>
@@ -2369,7 +2369,7 @@
             <w:pPr>
               <w:spacing w:after="0" w:before="0" w:line="210"/>
             </w:pPr>
-            <w:hyperlink w:history="1" r:id="rIdmhikqszlpsdpkkfkfnhy3">
+            <w:hyperlink w:history="1" r:id="rIdew9mmnlxeimdatuinayq5">
               <w:r>
                 <w:rPr>
                   <w:color w:val="315CBB"/>
@@ -2471,7 +2471,7 @@
             <w:pPr>
               <w:spacing w:after="0" w:before="75" w:line="210"/>
             </w:pPr>
-            <w:hyperlink w:history="1" r:id="rIdzvnzrgqau3vnak0jbextd">
+            <w:hyperlink w:history="1" r:id="rIdpymwdxocvs2q8rpxnuwuk">
               <w:r>
                 <w:rPr>
                   <w:color w:val="315CBB"/>
@@ -2489,7 +2489,7 @@
               </w:rPr>
               <w:t xml:space="preserve">   </w:t>
             </w:r>
-            <w:hyperlink w:history="1" r:id="rIdijgczkcopwon5ohgnwuob">
+            <w:hyperlink w:history="1" r:id="rIdjq3h0bps1nnj8e5p8519l">
               <w:r>
                 <w:rPr>
                   <w:color w:val="315CBB"/>
@@ -2507,7 +2507,7 @@
               </w:rPr>
               <w:t xml:space="preserve">   </w:t>
             </w:r>
-            <w:hyperlink w:history="1" r:id="rIdso3bnxvhck6pnh13jzaio">
+            <w:hyperlink w:history="1" r:id="rIdlwsputa-adloepnou3dfk">
               <w:r>
                 <w:rPr>
                   <w:color w:val="315CBB"/>
@@ -2918,7 +2918,7 @@
             <w:pPr>
               <w:spacing w:after="0" w:before="0" w:line="210"/>
             </w:pPr>
-            <w:hyperlink w:history="1" r:id="rIdjrtcgqeh9mmviacjyl_24">
+            <w:hyperlink w:history="1" r:id="rIdqy7aibwuf6vrgemphulzh">
               <w:r>
                 <w:rPr>
                   <w:color w:val="315CBB"/>

--- a/site/en/resume.docx
+++ b/site/en/resume.docx
@@ -89,7 +89,7 @@
             <w:pPr>
               <w:spacing w:after="0" w:before="75" w:line="210"/>
             </w:pPr>
-            <w:hyperlink w:history="1" r:id="rIdemunzfycufqbnysgxlt8a">
+            <w:hyperlink w:history="1" r:id="rIdy4l4hnemrycdrq5bwi6ci">
               <w:r>
                 <w:rPr>
                   <w:color w:val="315CBB"/>
@@ -107,7 +107,7 @@
               </w:rPr>
               <w:t xml:space="preserve">   </w:t>
             </w:r>
-            <w:hyperlink w:history="1" r:id="rIdblaczaiezo26uwqluecji">
+            <w:hyperlink w:history="1" r:id="rIdo_v3deg-_2yvqmpgyaqhp">
               <w:r>
                 <w:rPr>
                   <w:color w:val="315CBB"/>
@@ -125,7 +125,7 @@
               </w:rPr>
               <w:t xml:space="preserve">   </w:t>
             </w:r>
-            <w:hyperlink w:history="1" r:id="rIdit6rxnpm6d8ka7llc-q0h">
+            <w:hyperlink w:history="1" r:id="rIdf3po_lu9gdnwkdpax_wwp">
               <w:r>
                 <w:rPr>
                   <w:color w:val="315CBB"/>
@@ -143,7 +143,7 @@
               </w:rPr>
               <w:t xml:space="preserve">   </w:t>
             </w:r>
-            <w:hyperlink w:history="1" r:id="rIdyumsoauk-pcj5kwwcsig4">
+            <w:hyperlink w:history="1" r:id="rIdeuwgjgyqaww12bkgrc7ym">
               <w:r>
                 <w:rPr>
                   <w:color w:val="315CBB"/>
@@ -394,7 +394,7 @@
       <w:pPr>
         <w:spacing w:after="0" w:before="0" w:line="210"/>
       </w:pPr>
-      <w:hyperlink w:history="1" r:id="rIdfi3kvqokagftogiur_xsg">
+      <w:hyperlink w:history="1" r:id="rId95ixqvky3nylbx2it8z-u">
         <w:r>
           <w:rPr>
             <w:color w:val="315CBB"/>
@@ -431,7 +431,7 @@
           <w:sz w:val="14"/>
           <w:szCs w:val="14"/>
         </w:rPr>
-        <w:t xml:space="preserve">Retrieved document evidence for AI answers. Coverage on 80 answerable questions rose from 66.25% to 91.25%, while false evidence returns on 20 unanswerable questions fell from 20 to 0.</w:t>
+        <w:t xml:space="preserve">Finds the document evidence AI answers need, and attaches none to questions the documents cannot answer.</w:t>
       </w:r>
     </w:p>
     <w:p>
@@ -503,6 +503,27 @@
         <w:rPr>
           <w:b/>
           <w:bCs/>
+          <w:color w:val="B9770E"/>
+          <w:sz w:val="15"/>
+          <w:szCs w:val="15"/>
+        </w:rPr>
+        <w:t xml:space="preserve">Decision:</w:t>
+      </w:r>
+      <w:r>
+        <w:rPr>
+          <w:color w:val="203047"/>
+          <w:sz w:val="15"/>
+          <w:szCs w:val="15"/>
+        </w:rPr>
+        <w:t xml:space="preserve"> GPT selection was too costly and slow; tuning weights and RRF gave similar scores across settings, so I adopted Jev.</w:t>
+      </w:r>
+      <w:r>
+        <w:br/>
+      </w:r>
+      <w:r>
+        <w:rPr>
+          <w:b/>
+          <w:bCs/>
           <w:color w:val="1E8449"/>
           <w:sz w:val="15"/>
           <w:szCs w:val="15"/>
@@ -515,7 +536,7 @@
           <w:sz w:val="15"/>
           <w:szCs w:val="15"/>
         </w:rPr>
-        <w:t xml:space="preserve"> Across 9 papers, coverage on 80 answerable questions rose from 66.25% to 91.25%. False evidence returns on 20 unanswerable questions fell from 20 to 0. Median time before/after Jev tuning: 9.090s → 2.251s.</w:t>
+        <w:t xml:space="preserve"> Across 9 papers, coverage on 80 answerable questions rose from 66.25% to 91.25%. False evidence returns on 20 unanswerable questions fell from 20 to 0. Median time before/after Jev tuning: 9.090s → 2.251s (still slower than the original 0.431s).</w:t>
       </w:r>
     </w:p>
     <w:p>
@@ -544,7 +565,7 @@
           <w:sz w:val="14"/>
           <w:szCs w:val="14"/>
         </w:rPr>
-        <w:t xml:space="preserve">Designed reusable Skills with user approval before changes. Applied Jev to route requests to questions, edits and other tasks: correct decisions rose from 77/98 to 81/98, and median decision time fell from 8.967s to 0.658s. I also set the scope of the conversation context and edit input the model receives.</w:t>
+        <w:t xml:space="preserve">Designed reusable Skills with user approval before changes. Applied Jev to request routing, and set the scope of the conversation context and edit input the model receives.</w:t>
       </w:r>
     </w:p>
     <w:p>
@@ -700,6 +721,27 @@
         <w:rPr>
           <w:b/>
           <w:bCs/>
+          <w:color w:val="B9770E"/>
+          <w:sz w:val="15"/>
+          <w:szCs w:val="15"/>
+        </w:rPr>
+        <w:t xml:space="preserve">Decision:</w:t>
+      </w:r>
+      <w:r>
+        <w:rPr>
+          <w:color w:val="203047"/>
+          <w:sz w:val="15"/>
+          <w:szCs w:val="15"/>
+        </w:rPr>
+        <w:t xml:space="preserve"> As a newly released model, validated it first on low-risk request routing.</w:t>
+      </w:r>
+      <w:r>
+        <w:br/>
+      </w:r>
+      <w:r>
+        <w:rPr>
+          <w:b/>
+          <w:bCs/>
           <w:color w:val="1E8449"/>
           <w:sz w:val="15"/>
           <w:szCs w:val="15"/>
@@ -1085,7 +1127,7 @@
           <w:sz w:val="14"/>
           <w:szCs w:val="14"/>
         </w:rPr>
-        <w:t xml:space="preserve">Converted uploaded PDFs for retrieval and grounded answers, and reduced Wiki generation time. Internal pass rate on 30 pages improved from 45.17% to 89.89%; analysis of 4 documents fell from 282.11s to 73.89s.</w:t>
+        <w:t xml:space="preserve">Converted uploaded PDFs for retrieval and grounded answers, and reduced Wiki generation time.</w:t>
       </w:r>
     </w:p>
     <w:p>
@@ -1157,6 +1199,27 @@
         <w:rPr>
           <w:b/>
           <w:bCs/>
+          <w:color w:val="B9770E"/>
+          <w:sz w:val="15"/>
+          <w:szCs w:val="15"/>
+        </w:rPr>
+        <w:t xml:space="preserve">Decision:</w:t>
+      </w:r>
+      <w:r>
+        <w:rPr>
+          <w:color w:val="203047"/>
+          <w:sz w:val="15"/>
+          <w:szCs w:val="15"/>
+        </w:rPr>
+        <w:t xml:space="preserve"> Used fast AnyDoc for body text, and moved repair from an sLLM to commercial APIs to avoid GPU server costs.</w:t>
+      </w:r>
+      <w:r>
+        <w:br/>
+      </w:r>
+      <w:r>
+        <w:rPr>
+          <w:b/>
+          <w:bCs/>
           <w:color w:val="1E8449"/>
           <w:sz w:val="15"/>
           <w:szCs w:val="15"/>
@@ -1299,7 +1362,7 @@
       <w:pPr>
         <w:spacing w:after="0" w:before="75" w:line="210"/>
       </w:pPr>
-      <w:hyperlink w:history="1" r:id="rIdq74ku3rni7kz1rsxhii38">
+      <w:hyperlink w:history="1" r:id="rId0im0nyeejgdq33facvzdt">
         <w:r>
           <w:rPr>
             <w:color w:val="315CBB"/>
@@ -1317,7 +1380,7 @@
         </w:rPr>
         <w:t xml:space="preserve">   </w:t>
       </w:r>
-      <w:hyperlink w:history="1" r:id="rIdju8_ol6uxlargbifx5q4y">
+      <w:hyperlink w:history="1" r:id="rIdaqe96-g4pisr66dnwqfsx">
         <w:r>
           <w:rPr>
             <w:color w:val="315CBB"/>
@@ -1335,7 +1398,7 @@
         </w:rPr>
         <w:t xml:space="preserve">   </w:t>
       </w:r>
-      <w:hyperlink w:history="1" r:id="rIdcjlwieayv-hciwerz2a5l">
+      <w:hyperlink w:history="1" r:id="rIdtg6t-fgwrslik--0q_0wd">
         <w:r>
           <w:rPr>
             <w:color w:val="315CBB"/>
@@ -1353,7 +1416,7 @@
         </w:rPr>
         <w:t xml:space="preserve">   </w:t>
       </w:r>
-      <w:hyperlink w:history="1" r:id="rIdvr4-pkn_nrlde7idsve2q">
+      <w:hyperlink w:history="1" r:id="rIdgkshk_rk9zl20gstvwy85">
         <w:r>
           <w:rPr>
             <w:color w:val="315CBB"/>
@@ -1500,7 +1563,7 @@
       <w:pPr>
         <w:spacing w:after="0" w:before="0" w:line="210"/>
       </w:pPr>
-      <w:hyperlink w:history="1" r:id="rIdypawwf4a5g0znn-nncjmg">
+      <w:hyperlink w:history="1" r:id="rId5jtjqdbgp70zi6-61kbdt">
         <w:r>
           <w:rPr>
             <w:color w:val="315CBB"/>
@@ -1537,7 +1600,7 @@
           <w:sz w:val="14"/>
           <w:szCs w:val="14"/>
         </w:rPr>
-        <w:t xml:space="preserve">Rewrote about 44,000 drug records in plain language. Converting each repeated sentence once brought actual API spending to $11.18 versus about $200 estimated for the original text. A 2026 PySpark reproduction measured a 94.1% text reduction.</w:t>
+        <w:t xml:space="preserve">Rewrote about 44,000 drug records in plain language, converting each repeated sentence once and reusing it per drug.</w:t>
       </w:r>
     </w:p>
     <w:p>
@@ -1710,6 +1773,27 @@
         <w:rPr>
           <w:b/>
           <w:bCs/>
+          <w:color w:val="B9770E"/>
+          <w:sz w:val="15"/>
+          <w:szCs w:val="15"/>
+        </w:rPr>
+        <w:t xml:space="preserve">Decision:</w:t>
+      </w:r>
+      <w:r>
+        <w:rPr>
+          <w:color w:val="203047"/>
+          <w:sz w:val="15"/>
+          <w:szCs w:val="15"/>
+        </w:rPr>
+        <w:t xml:space="preserve"> Filtering the profile before sending had too many cases to cover, so the fields were excluded and judged internally.</w:t>
+      </w:r>
+      <w:r>
+        <w:br/>
+      </w:r>
+      <w:r>
+        <w:rPr>
+          <w:b/>
+          <w:bCs/>
           <w:color w:val="1E8449"/>
           <w:sz w:val="15"/>
           <w:szCs w:val="15"/>
@@ -1770,7 +1854,7 @@
           <w:sz w:val="15"/>
           <w:szCs w:val="15"/>
         </w:rPr>
-        <w:t xml:space="preserve">Designed the drug database on Java and Spring Boot with search, autocomplete and DUR risk display.</w:t>
+        <w:t xml:space="preserve">Designed the drug database on Java and Spring Boot with search, autocomplete and DUR risk display. Cut search responses from 5–7s to 0.8s on average with Elasticsearch and Redis.</w:t>
       </w:r>
     </w:p>
     <w:p>
@@ -1952,7 +2036,7 @@
       <w:pPr>
         <w:spacing w:after="0" w:before="75" w:line="210"/>
       </w:pPr>
-      <w:hyperlink w:history="1" r:id="rIdwyeqzsti9inrf3ndxbise">
+      <w:hyperlink w:history="1" r:id="rIdjwhqsqqkovfnm2nj7zacs">
         <w:r>
           <w:rPr>
             <w:color w:val="315CBB"/>
@@ -1970,7 +2054,7 @@
         </w:rPr>
         <w:t xml:space="preserve">   </w:t>
       </w:r>
-      <w:hyperlink w:history="1" r:id="rIdweesngztbleryui8_dgns">
+      <w:hyperlink w:history="1" r:id="rIditha2cv5n3omm9isnybgi">
         <w:r>
           <w:rPr>
             <w:color w:val="315CBB"/>
@@ -2369,7 +2453,7 @@
             <w:pPr>
               <w:spacing w:after="0" w:before="0" w:line="210"/>
             </w:pPr>
-            <w:hyperlink w:history="1" r:id="rIdew9mmnlxeimdatuinayq5">
+            <w:hyperlink w:history="1" r:id="rId4png2m8rttmndy3me6kox">
               <w:r>
                 <w:rPr>
                   <w:color w:val="315CBB"/>
@@ -2471,7 +2555,7 @@
             <w:pPr>
               <w:spacing w:after="0" w:before="75" w:line="210"/>
             </w:pPr>
-            <w:hyperlink w:history="1" r:id="rIdpymwdxocvs2q8rpxnuwuk">
+            <w:hyperlink w:history="1" r:id="rIdq5soa9s3-xret1u7bt4ch">
               <w:r>
                 <w:rPr>
                   <w:color w:val="315CBB"/>
@@ -2489,7 +2573,7 @@
               </w:rPr>
               <w:t xml:space="preserve">   </w:t>
             </w:r>
-            <w:hyperlink w:history="1" r:id="rIdjq3h0bps1nnj8e5p8519l">
+            <w:hyperlink w:history="1" r:id="rIddx1cp2uk47s21byvovo0t">
               <w:r>
                 <w:rPr>
                   <w:color w:val="315CBB"/>
@@ -2507,7 +2591,7 @@
               </w:rPr>
               <w:t xml:space="preserve">   </w:t>
             </w:r>
-            <w:hyperlink w:history="1" r:id="rIdlwsputa-adloepnou3dfk">
+            <w:hyperlink w:history="1" r:id="rIdrcrvnb_kxxxaym66x8zrp">
               <w:r>
                 <w:rPr>
                   <w:color w:val="315CBB"/>
@@ -2918,7 +3002,7 @@
             <w:pPr>
               <w:spacing w:after="0" w:before="0" w:line="210"/>
             </w:pPr>
-            <w:hyperlink w:history="1" r:id="rIdqy7aibwuf6vrgemphulzh">
+            <w:hyperlink w:history="1" r:id="rIdatx5ofyhvmoetqzz9xwa_">
               <w:r>
                 <w:rPr>
                   <w:color w:val="315CBB"/>

--- a/site/en/resume.docx
+++ b/site/en/resume.docx
@@ -89,7 +89,7 @@
             <w:pPr>
               <w:spacing w:after="0" w:before="75" w:line="210"/>
             </w:pPr>
-            <w:hyperlink w:history="1" r:id="rIdy4l4hnemrycdrq5bwi6ci">
+            <w:hyperlink w:history="1" r:id="rId6aeczooykzoyhz_yjfalc">
               <w:r>
                 <w:rPr>
                   <w:color w:val="315CBB"/>
@@ -107,7 +107,7 @@
               </w:rPr>
               <w:t xml:space="preserve">   </w:t>
             </w:r>
-            <w:hyperlink w:history="1" r:id="rIdo_v3deg-_2yvqmpgyaqhp">
+            <w:hyperlink w:history="1" r:id="rIdcjlb5ldqhejq65ocxn6fv">
               <w:r>
                 <w:rPr>
                   <w:color w:val="315CBB"/>
@@ -125,7 +125,7 @@
               </w:rPr>
               <w:t xml:space="preserve">   </w:t>
             </w:r>
-            <w:hyperlink w:history="1" r:id="rIdf3po_lu9gdnwkdpax_wwp">
+            <w:hyperlink w:history="1" r:id="rId5-o5r4mjei1nubu-ukcgw">
               <w:r>
                 <w:rPr>
                   <w:color w:val="315CBB"/>
@@ -143,7 +143,7 @@
               </w:rPr>
               <w:t xml:space="preserve">   </w:t>
             </w:r>
-            <w:hyperlink w:history="1" r:id="rIdeuwgjgyqaww12bkgrc7ym">
+            <w:hyperlink w:history="1" r:id="rIdotv7yg1otjjqcyl0mbzbo">
               <w:r>
                 <w:rPr>
                   <w:color w:val="315CBB"/>
@@ -394,7 +394,7 @@
       <w:pPr>
         <w:spacing w:after="0" w:before="0" w:line="210"/>
       </w:pPr>
-      <w:hyperlink w:history="1" r:id="rId95ixqvky3nylbx2it8z-u">
+      <w:hyperlink w:history="1" r:id="rIdgffwmutersno0lzhfpdlx">
         <w:r>
           <w:rPr>
             <w:color w:val="315CBB"/>
@@ -1329,7 +1329,7 @@
           <w:sz w:val="14"/>
           <w:szCs w:val="14"/>
         </w:rPr>
-        <w:t xml:space="preserve">Proposed the initial MSA design, then jointly finalized service boundaries, data ownership and communication with teammates and mentors.</w:t>
+        <w:t xml:space="preserve">MSA: Splitting only by feature would keep DB load the same while adding hops, so I proposed splitting by data ownership and co-designed boundaries and communication with teammates and mentors.</w:t>
       </w:r>
     </w:p>
     <w:p>
@@ -1362,7 +1362,7 @@
       <w:pPr>
         <w:spacing w:after="0" w:before="75" w:line="210"/>
       </w:pPr>
-      <w:hyperlink w:history="1" r:id="rId0im0nyeejgdq33facvzdt">
+      <w:hyperlink w:history="1" r:id="rIdrp2vbk5e3oxs3wh8z7gvz">
         <w:r>
           <w:rPr>
             <w:color w:val="315CBB"/>
@@ -1380,7 +1380,7 @@
         </w:rPr>
         <w:t xml:space="preserve">   </w:t>
       </w:r>
-      <w:hyperlink w:history="1" r:id="rIdaqe96-g4pisr66dnwqfsx">
+      <w:hyperlink w:history="1" r:id="rIdgbvzx5y8iox5cudq3ssx8">
         <w:r>
           <w:rPr>
             <w:color w:val="315CBB"/>
@@ -1398,7 +1398,7 @@
         </w:rPr>
         <w:t xml:space="preserve">   </w:t>
       </w:r>
-      <w:hyperlink w:history="1" r:id="rIdtg6t-fgwrslik--0q_0wd">
+      <w:hyperlink w:history="1" r:id="rIdcgjyuk3ixyumoplpkhjno">
         <w:r>
           <w:rPr>
             <w:color w:val="315CBB"/>
@@ -1416,7 +1416,7 @@
         </w:rPr>
         <w:t xml:space="preserve">   </w:t>
       </w:r>
-      <w:hyperlink w:history="1" r:id="rIdgkshk_rk9zl20gstvwy85">
+      <w:hyperlink w:history="1" r:id="rId2n00z0ugpb4wewwxobkjr">
         <w:r>
           <w:rPr>
             <w:color w:val="315CBB"/>
@@ -1563,7 +1563,7 @@
       <w:pPr>
         <w:spacing w:after="0" w:before="0" w:line="210"/>
       </w:pPr>
-      <w:hyperlink w:history="1" r:id="rId5jtjqdbgp70zi6-61kbdt">
+      <w:hyperlink w:history="1" r:id="rIdt075ai7ylqygbognts5ij">
         <w:r>
           <w:rPr>
             <w:color w:val="315CBB"/>
@@ -1659,6 +1659,27 @@
         <w:rPr>
           <w:b/>
           <w:bCs/>
+          <w:color w:val="B9770E"/>
+          <w:sz w:val="15"/>
+          <w:szCs w:val="15"/>
+        </w:rPr>
+        <w:t xml:space="preserve">Decision:</w:t>
+      </w:r>
+      <w:r>
+        <w:rPr>
+          <w:color w:val="203047"/>
+          <w:sz w:val="15"/>
+          <w:szCs w:val="15"/>
+        </w:rPr>
+        <w:t xml:space="preserve"> The job needed no real-time response, so Batch API traded waiting time for lower cost.</w:t>
+      </w:r>
+      <w:r>
+        <w:br/>
+      </w:r>
+      <w:r>
+        <w:rPr>
+          <w:b/>
+          <w:bCs/>
           <w:color w:val="1E8449"/>
           <w:sz w:val="15"/>
           <w:szCs w:val="15"/>
@@ -2036,7 +2057,7 @@
       <w:pPr>
         <w:spacing w:after="0" w:before="75" w:line="210"/>
       </w:pPr>
-      <w:hyperlink w:history="1" r:id="rIdjwhqsqqkovfnm2nj7zacs">
+      <w:hyperlink w:history="1" r:id="rIdiyuqsgohz-knhnjujyc-v">
         <w:r>
           <w:rPr>
             <w:color w:val="315CBB"/>
@@ -2054,7 +2075,7 @@
         </w:rPr>
         <w:t xml:space="preserve">   </w:t>
       </w:r>
-      <w:hyperlink w:history="1" r:id="rIditha2cv5n3omm9isnybgi">
+      <w:hyperlink w:history="1" r:id="rIdep1hqk1tyvipgcwdqppn1">
         <w:r>
           <w:rPr>
             <w:color w:val="315CBB"/>
@@ -2453,7 +2474,7 @@
             <w:pPr>
               <w:spacing w:after="0" w:before="0" w:line="210"/>
             </w:pPr>
-            <w:hyperlink w:history="1" r:id="rId4png2m8rttmndy3me6kox">
+            <w:hyperlink w:history="1" r:id="rIdm_1b6txzae7-x-hysa-9c">
               <w:r>
                 <w:rPr>
                   <w:color w:val="315CBB"/>
@@ -2555,7 +2576,7 @@
             <w:pPr>
               <w:spacing w:after="0" w:before="75" w:line="210"/>
             </w:pPr>
-            <w:hyperlink w:history="1" r:id="rIdq5soa9s3-xret1u7bt4ch">
+            <w:hyperlink w:history="1" r:id="rIdrkb7qhergaaxbjjomtmvk">
               <w:r>
                 <w:rPr>
                   <w:color w:val="315CBB"/>
@@ -2573,7 +2594,7 @@
               </w:rPr>
               <w:t xml:space="preserve">   </w:t>
             </w:r>
-            <w:hyperlink w:history="1" r:id="rIddx1cp2uk47s21byvovo0t">
+            <w:hyperlink w:history="1" r:id="rIdfafzjkte6nllvgpiocpau">
               <w:r>
                 <w:rPr>
                   <w:color w:val="315CBB"/>
@@ -2591,7 +2612,7 @@
               </w:rPr>
               <w:t xml:space="preserve">   </w:t>
             </w:r>
-            <w:hyperlink w:history="1" r:id="rIdrcrvnb_kxxxaym66x8zrp">
+            <w:hyperlink w:history="1" r:id="rIdfn8padxsyvfwfp43uhcat">
               <w:r>
                 <w:rPr>
                   <w:color w:val="315CBB"/>
@@ -3002,7 +3023,7 @@
             <w:pPr>
               <w:spacing w:after="0" w:before="0" w:line="210"/>
             </w:pPr>
-            <w:hyperlink w:history="1" r:id="rIdatx5ofyhvmoetqzz9xwa_">
+            <w:hyperlink w:history="1" r:id="rIdnh8f71bunfa4ipwdt3cl_">
               <w:r>
                 <w:rPr>
                   <w:color w:val="315CBB"/>

--- a/site/en/resume.docx
+++ b/site/en/resume.docx
@@ -89,7 +89,7 @@
             <w:pPr>
               <w:spacing w:after="0" w:before="75" w:line="210"/>
             </w:pPr>
-            <w:hyperlink w:history="1" r:id="rId6aeczooykzoyhz_yjfalc">
+            <w:hyperlink w:history="1" r:id="rId58pcgj2dmx-8bdpljrt0c">
               <w:r>
                 <w:rPr>
                   <w:color w:val="315CBB"/>
@@ -107,7 +107,7 @@
               </w:rPr>
               <w:t xml:space="preserve">   </w:t>
             </w:r>
-            <w:hyperlink w:history="1" r:id="rIdcjlb5ldqhejq65ocxn6fv">
+            <w:hyperlink w:history="1" r:id="rIdum73c-3tc20q13nh8kw0r">
               <w:r>
                 <w:rPr>
                   <w:color w:val="315CBB"/>
@@ -125,7 +125,7 @@
               </w:rPr>
               <w:t xml:space="preserve">   </w:t>
             </w:r>
-            <w:hyperlink w:history="1" r:id="rId5-o5r4mjei1nubu-ukcgw">
+            <w:hyperlink w:history="1" r:id="rIdcmkfoe6iefy8-eqbpvjho">
               <w:r>
                 <w:rPr>
                   <w:color w:val="315CBB"/>
@@ -143,7 +143,7 @@
               </w:rPr>
               <w:t xml:space="preserve">   </w:t>
             </w:r>
-            <w:hyperlink w:history="1" r:id="rIdotv7yg1otjjqcyl0mbzbo">
+            <w:hyperlink w:history="1" r:id="rIdavk82vifmsk9xikkm2_nm">
               <w:r>
                 <w:rPr>
                   <w:color w:val="315CBB"/>
@@ -394,7 +394,7 @@
       <w:pPr>
         <w:spacing w:after="0" w:before="0" w:line="210"/>
       </w:pPr>
-      <w:hyperlink w:history="1" r:id="rIdgffwmutersno0lzhfpdlx">
+      <w:hyperlink w:history="1" r:id="rIdo5sevfwa9i1wyoakvurel">
         <w:r>
           <w:rPr>
             <w:color w:val="315CBB"/>
@@ -1362,7 +1362,7 @@
       <w:pPr>
         <w:spacing w:after="0" w:before="75" w:line="210"/>
       </w:pPr>
-      <w:hyperlink w:history="1" r:id="rIdrp2vbk5e3oxs3wh8z7gvz">
+      <w:hyperlink w:history="1" r:id="rIdzi-wnss_ji0pxftxedtaw">
         <w:r>
           <w:rPr>
             <w:color w:val="315CBB"/>
@@ -1380,7 +1380,7 @@
         </w:rPr>
         <w:t xml:space="preserve">   </w:t>
       </w:r>
-      <w:hyperlink w:history="1" r:id="rIdgbvzx5y8iox5cudq3ssx8">
+      <w:hyperlink w:history="1" r:id="rId_e0_cpqf7ys87_f7gww4g">
         <w:r>
           <w:rPr>
             <w:color w:val="315CBB"/>
@@ -1398,7 +1398,7 @@
         </w:rPr>
         <w:t xml:space="preserve">   </w:t>
       </w:r>
-      <w:hyperlink w:history="1" r:id="rIdcgjyuk3ixyumoplpkhjno">
+      <w:hyperlink w:history="1" r:id="rId71bqnfd5vr_r342uwzt8d">
         <w:r>
           <w:rPr>
             <w:color w:val="315CBB"/>
@@ -1416,7 +1416,7 @@
         </w:rPr>
         <w:t xml:space="preserve">   </w:t>
       </w:r>
-      <w:hyperlink w:history="1" r:id="rId2n00z0ugpb4wewwxobkjr">
+      <w:hyperlink w:history="1" r:id="rIdbs_2qo43ds_7pe2rdpe_6">
         <w:r>
           <w:rPr>
             <w:color w:val="315CBB"/>
@@ -1563,7 +1563,7 @@
       <w:pPr>
         <w:spacing w:after="0" w:before="0" w:line="210"/>
       </w:pPr>
-      <w:hyperlink w:history="1" r:id="rIdt075ai7ylqygbognts5ij">
+      <w:hyperlink w:history="1" r:id="rIdc8u4u4ynoijnzwoolkw3e">
         <w:r>
           <w:rPr>
             <w:color w:val="315CBB"/>
@@ -2057,7 +2057,7 @@
       <w:pPr>
         <w:spacing w:after="0" w:before="75" w:line="210"/>
       </w:pPr>
-      <w:hyperlink w:history="1" r:id="rIdiyuqsgohz-knhnjujyc-v">
+      <w:hyperlink w:history="1" r:id="rIdx3abf9chs3zjjs3t18c78">
         <w:r>
           <w:rPr>
             <w:color w:val="315CBB"/>
@@ -2075,7 +2075,7 @@
         </w:rPr>
         <w:t xml:space="preserve">   </w:t>
       </w:r>
-      <w:hyperlink w:history="1" r:id="rIdep1hqk1tyvipgcwdqppn1">
+      <w:hyperlink w:history="1" r:id="rIdisaxexu_a44d4hxnw1alh">
         <w:r>
           <w:rPr>
             <w:color w:val="315CBB"/>
@@ -2474,7 +2474,7 @@
             <w:pPr>
               <w:spacing w:after="0" w:before="0" w:line="210"/>
             </w:pPr>
-            <w:hyperlink w:history="1" r:id="rIdm_1b6txzae7-x-hysa-9c">
+            <w:hyperlink w:history="1" r:id="rIdjna_206kijwgalhwt1uqy">
               <w:r>
                 <w:rPr>
                   <w:color w:val="315CBB"/>
@@ -2576,7 +2576,7 @@
             <w:pPr>
               <w:spacing w:after="0" w:before="75" w:line="210"/>
             </w:pPr>
-            <w:hyperlink w:history="1" r:id="rIdrkb7qhergaaxbjjomtmvk">
+            <w:hyperlink w:history="1" r:id="rIdi7clgxijwfvg1n2blpbbg">
               <w:r>
                 <w:rPr>
                   <w:color w:val="315CBB"/>
@@ -2594,7 +2594,7 @@
               </w:rPr>
               <w:t xml:space="preserve">   </w:t>
             </w:r>
-            <w:hyperlink w:history="1" r:id="rIdfafzjkte6nllvgpiocpau">
+            <w:hyperlink w:history="1" r:id="rIdxo9fskjidugfebqhxqssa">
               <w:r>
                 <w:rPr>
                   <w:color w:val="315CBB"/>
@@ -2612,7 +2612,7 @@
               </w:rPr>
               <w:t xml:space="preserve">   </w:t>
             </w:r>
-            <w:hyperlink w:history="1" r:id="rIdfn8padxsyvfwfp43uhcat">
+            <w:hyperlink w:history="1" r:id="rIdsrxaschcfpi3yxs26eydp">
               <w:r>
                 <w:rPr>
                   <w:color w:val="315CBB"/>
@@ -3023,7 +3023,7 @@
             <w:pPr>
               <w:spacing w:after="0" w:before="0" w:line="210"/>
             </w:pPr>
-            <w:hyperlink w:history="1" r:id="rIdnh8f71bunfa4ipwdt3cl_">
+            <w:hyperlink w:history="1" r:id="rIde_wwt3zftb640kqb2mq8p">
               <w:r>
                 <w:rPr>
                   <w:color w:val="315CBB"/>

--- a/site/en/resume.docx
+++ b/site/en/resume.docx
@@ -89,7 +89,7 @@
             <w:pPr>
               <w:spacing w:after="0" w:before="75" w:line="210"/>
             </w:pPr>
-            <w:hyperlink w:history="1" r:id="rId58pcgj2dmx-8bdpljrt0c">
+            <w:hyperlink w:history="1" r:id="rIdx_hwh4wgef7ngnqocdzmk">
               <w:r>
                 <w:rPr>
                   <w:color w:val="315CBB"/>
@@ -107,7 +107,7 @@
               </w:rPr>
               <w:t xml:space="preserve">   </w:t>
             </w:r>
-            <w:hyperlink w:history="1" r:id="rIdum73c-3tc20q13nh8kw0r">
+            <w:hyperlink w:history="1" r:id="rIdvmtx52riho--dh0zb7fcy">
               <w:r>
                 <w:rPr>
                   <w:color w:val="315CBB"/>
@@ -125,7 +125,7 @@
               </w:rPr>
               <w:t xml:space="preserve">   </w:t>
             </w:r>
-            <w:hyperlink w:history="1" r:id="rIdcmkfoe6iefy8-eqbpvjho">
+            <w:hyperlink w:history="1" r:id="rIdvojncy6cajxza8af7nljs">
               <w:r>
                 <w:rPr>
                   <w:color w:val="315CBB"/>
@@ -143,7 +143,7 @@
               </w:rPr>
               <w:t xml:space="preserve">   </w:t>
             </w:r>
-            <w:hyperlink w:history="1" r:id="rIdavk82vifmsk9xikkm2_nm">
+            <w:hyperlink w:history="1" r:id="rId-jmyomy9uv0d97dqmpper">
               <w:r>
                 <w:rPr>
                   <w:color w:val="315CBB"/>
@@ -394,7 +394,7 @@
       <w:pPr>
         <w:spacing w:after="0" w:before="0" w:line="210"/>
       </w:pPr>
-      <w:hyperlink w:history="1" r:id="rIdo5sevfwa9i1wyoakvurel">
+      <w:hyperlink w:history="1" r:id="rIddc64d0uwar52gn8rkxi0e">
         <w:r>
           <w:rPr>
             <w:color w:val="315CBB"/>
@@ -1362,7 +1362,7 @@
       <w:pPr>
         <w:spacing w:after="0" w:before="75" w:line="210"/>
       </w:pPr>
-      <w:hyperlink w:history="1" r:id="rIdzi-wnss_ji0pxftxedtaw">
+      <w:hyperlink w:history="1" r:id="rId22oft165pesfhkityg2to">
         <w:r>
           <w:rPr>
             <w:color w:val="315CBB"/>
@@ -1380,7 +1380,7 @@
         </w:rPr>
         <w:t xml:space="preserve">   </w:t>
       </w:r>
-      <w:hyperlink w:history="1" r:id="rId_e0_cpqf7ys87_f7gww4g">
+      <w:hyperlink w:history="1" r:id="rIdhilassxaivyrrluamxd1z">
         <w:r>
           <w:rPr>
             <w:color w:val="315CBB"/>
@@ -1398,7 +1398,7 @@
         </w:rPr>
         <w:t xml:space="preserve">   </w:t>
       </w:r>
-      <w:hyperlink w:history="1" r:id="rId71bqnfd5vr_r342uwzt8d">
+      <w:hyperlink w:history="1" r:id="rId5fcvaajurtpprvwa24_3d">
         <w:r>
           <w:rPr>
             <w:color w:val="315CBB"/>
@@ -1416,7 +1416,7 @@
         </w:rPr>
         <w:t xml:space="preserve">   </w:t>
       </w:r>
-      <w:hyperlink w:history="1" r:id="rIdbs_2qo43ds_7pe2rdpe_6">
+      <w:hyperlink w:history="1" r:id="rIdhm1xl3q-jicmbe65bkrrl">
         <w:r>
           <w:rPr>
             <w:color w:val="315CBB"/>
@@ -1563,7 +1563,7 @@
       <w:pPr>
         <w:spacing w:after="0" w:before="0" w:line="210"/>
       </w:pPr>
-      <w:hyperlink w:history="1" r:id="rIdc8u4u4ynoijnzwoolkw3e">
+      <w:hyperlink w:history="1" r:id="rIdunvz_huwa89rhj4k9t6ot">
         <w:r>
           <w:rPr>
             <w:color w:val="315CBB"/>
@@ -2057,7 +2057,7 @@
       <w:pPr>
         <w:spacing w:after="0" w:before="75" w:line="210"/>
       </w:pPr>
-      <w:hyperlink w:history="1" r:id="rIdx3abf9chs3zjjs3t18c78">
+      <w:hyperlink w:history="1" r:id="rIduiyz4eby52gg55b42i3ft">
         <w:r>
           <w:rPr>
             <w:color w:val="315CBB"/>
@@ -2075,7 +2075,7 @@
         </w:rPr>
         <w:t xml:space="preserve">   </w:t>
       </w:r>
-      <w:hyperlink w:history="1" r:id="rIdisaxexu_a44d4hxnw1alh">
+      <w:hyperlink w:history="1" r:id="rIdads-tbdoonjfdqlyu2g4u">
         <w:r>
           <w:rPr>
             <w:color w:val="315CBB"/>
@@ -2474,7 +2474,7 @@
             <w:pPr>
               <w:spacing w:after="0" w:before="0" w:line="210"/>
             </w:pPr>
-            <w:hyperlink w:history="1" r:id="rIdjna_206kijwgalhwt1uqy">
+            <w:hyperlink w:history="1" r:id="rIdkocn8wcsfec3to3_hbhvo">
               <w:r>
                 <w:rPr>
                   <w:color w:val="315CBB"/>
@@ -2576,7 +2576,7 @@
             <w:pPr>
               <w:spacing w:after="0" w:before="75" w:line="210"/>
             </w:pPr>
-            <w:hyperlink w:history="1" r:id="rIdi7clgxijwfvg1n2blpbbg">
+            <w:hyperlink w:history="1" r:id="rIdt9xouqcmr-mb0jn5rtacm">
               <w:r>
                 <w:rPr>
                   <w:color w:val="315CBB"/>
@@ -2594,7 +2594,7 @@
               </w:rPr>
               <w:t xml:space="preserve">   </w:t>
             </w:r>
-            <w:hyperlink w:history="1" r:id="rIdxo9fskjidugfebqhxqssa">
+            <w:hyperlink w:history="1" r:id="rIdr83vyr2uwyvjmlkyzxz_u">
               <w:r>
                 <w:rPr>
                   <w:color w:val="315CBB"/>
@@ -2612,7 +2612,7 @@
               </w:rPr>
               <w:t xml:space="preserve">   </w:t>
             </w:r>
-            <w:hyperlink w:history="1" r:id="rIdsrxaschcfpi3yxs26eydp">
+            <w:hyperlink w:history="1" r:id="rIdjn3zsxbiqvt1c0e990kx8">
               <w:r>
                 <w:rPr>
                   <w:color w:val="315CBB"/>
@@ -3023,7 +3023,7 @@
             <w:pPr>
               <w:spacing w:after="0" w:before="0" w:line="210"/>
             </w:pPr>
-            <w:hyperlink w:history="1" r:id="rIde_wwt3zftb640kqb2mq8p">
+            <w:hyperlink w:history="1" r:id="rIdjtu3a78f3hibiugjzsq9r">
               <w:r>
                 <w:rPr>
                   <w:color w:val="315CBB"/>

--- a/site/en/resume.docx
+++ b/site/en/resume.docx
@@ -89,7 +89,7 @@
             <w:pPr>
               <w:spacing w:after="0" w:before="75" w:line="210"/>
             </w:pPr>
-            <w:hyperlink w:history="1" r:id="rIdx_hwh4wgef7ngnqocdzmk">
+            <w:hyperlink w:history="1" r:id="rIdzmu1ixsgkctlhurypywhu">
               <w:r>
                 <w:rPr>
                   <w:color w:val="315CBB"/>
@@ -107,7 +107,7 @@
               </w:rPr>
               <w:t xml:space="preserve">   </w:t>
             </w:r>
-            <w:hyperlink w:history="1" r:id="rIdvmtx52riho--dh0zb7fcy">
+            <w:hyperlink w:history="1" r:id="rIdukzzjogdfkhxilra7ebeb">
               <w:r>
                 <w:rPr>
                   <w:color w:val="315CBB"/>
@@ -125,7 +125,7 @@
               </w:rPr>
               <w:t xml:space="preserve">   </w:t>
             </w:r>
-            <w:hyperlink w:history="1" r:id="rIdvojncy6cajxza8af7nljs">
+            <w:hyperlink w:history="1" r:id="rIdnt-ndkhasjn5cnhfjhsfd">
               <w:r>
                 <w:rPr>
                   <w:color w:val="315CBB"/>
@@ -143,7 +143,7 @@
               </w:rPr>
               <w:t xml:space="preserve">   </w:t>
             </w:r>
-            <w:hyperlink w:history="1" r:id="rId-jmyomy9uv0d97dqmpper">
+            <w:hyperlink w:history="1" r:id="rId7zsd4eb_z962eycvs3qrg">
               <w:r>
                 <w:rPr>
                   <w:color w:val="315CBB"/>
@@ -394,7 +394,7 @@
       <w:pPr>
         <w:spacing w:after="0" w:before="0" w:line="210"/>
       </w:pPr>
-      <w:hyperlink w:history="1" r:id="rIddc64d0uwar52gn8rkxi0e">
+      <w:hyperlink w:history="1" r:id="rId6bgwxearkxvwrglwtq8ln">
         <w:r>
           <w:rPr>
             <w:color w:val="315CBB"/>
@@ -817,7 +817,7 @@
           <w:sz w:val="15"/>
           <w:szCs w:val="15"/>
         </w:rPr>
-        <w:t xml:space="preserve"> keep the last six turns verbatim, compress older ones into a rolling summary, and keep the previous summary when summarization fails. The router also receives earlier routing decisions, so referring expressions resolve against earlier turns.</w:t>
+        <w:t xml:space="preserve"> keep the last six messages verbatim, compress older ones into a rolling summary, and leave the summary unchanged when summarization fails. The router also receives earlier routing decisions, so referring expressions resolve against earlier turns.</w:t>
       </w:r>
     </w:p>
     <w:p>
@@ -1362,7 +1362,7 @@
       <w:pPr>
         <w:spacing w:after="0" w:before="75" w:line="210"/>
       </w:pPr>
-      <w:hyperlink w:history="1" r:id="rId22oft165pesfhkityg2to">
+      <w:hyperlink w:history="1" r:id="rIdh8eusddxqymnv8nnl0n_0">
         <w:r>
           <w:rPr>
             <w:color w:val="315CBB"/>
@@ -1380,7 +1380,7 @@
         </w:rPr>
         <w:t xml:space="preserve">   </w:t>
       </w:r>
-      <w:hyperlink w:history="1" r:id="rIdhilassxaivyrrluamxd1z">
+      <w:hyperlink w:history="1" r:id="rId_fkgdla6wfmaro0zbpkm2">
         <w:r>
           <w:rPr>
             <w:color w:val="315CBB"/>
@@ -1398,7 +1398,7 @@
         </w:rPr>
         <w:t xml:space="preserve">   </w:t>
       </w:r>
-      <w:hyperlink w:history="1" r:id="rId5fcvaajurtpprvwa24_3d">
+      <w:hyperlink w:history="1" r:id="rIdpvydkzjq6i4gzqzytjvsr">
         <w:r>
           <w:rPr>
             <w:color w:val="315CBB"/>
@@ -1416,7 +1416,7 @@
         </w:rPr>
         <w:t xml:space="preserve">   </w:t>
       </w:r>
-      <w:hyperlink w:history="1" r:id="rIdhm1xl3q-jicmbe65bkrrl">
+      <w:hyperlink w:history="1" r:id="rIdjgmf_7czb3ah4wdyjsnqy">
         <w:r>
           <w:rPr>
             <w:color w:val="315CBB"/>
@@ -1563,7 +1563,7 @@
       <w:pPr>
         <w:spacing w:after="0" w:before="0" w:line="210"/>
       </w:pPr>
-      <w:hyperlink w:history="1" r:id="rIdunvz_huwa89rhj4k9t6ot">
+      <w:hyperlink w:history="1" r:id="rIdzibnyyveddl7avuwaimh1">
         <w:r>
           <w:rPr>
             <w:color w:val="315CBB"/>
@@ -2057,7 +2057,7 @@
       <w:pPr>
         <w:spacing w:after="0" w:before="75" w:line="210"/>
       </w:pPr>
-      <w:hyperlink w:history="1" r:id="rIduiyz4eby52gg55b42i3ft">
+      <w:hyperlink w:history="1" r:id="rIdrebinibqje_xmfvpqljr-">
         <w:r>
           <w:rPr>
             <w:color w:val="315CBB"/>
@@ -2075,7 +2075,7 @@
         </w:rPr>
         <w:t xml:space="preserve">   </w:t>
       </w:r>
-      <w:hyperlink w:history="1" r:id="rIdads-tbdoonjfdqlyu2g4u">
+      <w:hyperlink w:history="1" r:id="rId1xbz2lb4rtdmoip2jb94u">
         <w:r>
           <w:rPr>
             <w:color w:val="315CBB"/>
@@ -2474,7 +2474,7 @@
             <w:pPr>
               <w:spacing w:after="0" w:before="0" w:line="210"/>
             </w:pPr>
-            <w:hyperlink w:history="1" r:id="rIdkocn8wcsfec3to3_hbhvo">
+            <w:hyperlink w:history="1" r:id="rIdp1rtztwjjsbv9lmtcbnku">
               <w:r>
                 <w:rPr>
                   <w:color w:val="315CBB"/>
@@ -2576,7 +2576,7 @@
             <w:pPr>
               <w:spacing w:after="0" w:before="75" w:line="210"/>
             </w:pPr>
-            <w:hyperlink w:history="1" r:id="rIdt9xouqcmr-mb0jn5rtacm">
+            <w:hyperlink w:history="1" r:id="rIdoryc3tkgjrrhyxa0ils6t">
               <w:r>
                 <w:rPr>
                   <w:color w:val="315CBB"/>
@@ -2594,7 +2594,7 @@
               </w:rPr>
               <w:t xml:space="preserve">   </w:t>
             </w:r>
-            <w:hyperlink w:history="1" r:id="rIdr83vyr2uwyvjmlkyzxz_u">
+            <w:hyperlink w:history="1" r:id="rIdm9hwgei0sa_o7jd83b7-x">
               <w:r>
                 <w:rPr>
                   <w:color w:val="315CBB"/>
@@ -2612,7 +2612,7 @@
               </w:rPr>
               <w:t xml:space="preserve">   </w:t>
             </w:r>
-            <w:hyperlink w:history="1" r:id="rIdjn3zsxbiqvt1c0e990kx8">
+            <w:hyperlink w:history="1" r:id="rId6plbgywvpl_ns1rrjdof6">
               <w:r>
                 <w:rPr>
                   <w:color w:val="315CBB"/>
@@ -3023,7 +3023,7 @@
             <w:pPr>
               <w:spacing w:after="0" w:before="0" w:line="210"/>
             </w:pPr>
-            <w:hyperlink w:history="1" r:id="rIdjtu3a78f3hibiugjzsq9r">
+            <w:hyperlink w:history="1" r:id="rIdm9s9fpv1_3olwztfh_g2w">
               <w:r>
                 <w:rPr>
                   <w:color w:val="315CBB"/>

--- a/site/en/resume.docx
+++ b/site/en/resume.docx
@@ -89,7 +89,7 @@
             <w:pPr>
               <w:spacing w:after="0" w:before="75" w:line="210"/>
             </w:pPr>
-            <w:hyperlink w:history="1" r:id="rIdzmu1ixsgkctlhurypywhu">
+            <w:hyperlink w:history="1" r:id="rIdxvw2iyox713kvhnobgbvg">
               <w:r>
                 <w:rPr>
                   <w:color w:val="315CBB"/>
@@ -107,7 +107,7 @@
               </w:rPr>
               <w:t xml:space="preserve">   </w:t>
             </w:r>
-            <w:hyperlink w:history="1" r:id="rIdukzzjogdfkhxilra7ebeb">
+            <w:hyperlink w:history="1" r:id="rIdo0azifh2iucfvzrh7wscr">
               <w:r>
                 <w:rPr>
                   <w:color w:val="315CBB"/>
@@ -125,7 +125,7 @@
               </w:rPr>
               <w:t xml:space="preserve">   </w:t>
             </w:r>
-            <w:hyperlink w:history="1" r:id="rIdnt-ndkhasjn5cnhfjhsfd">
+            <w:hyperlink w:history="1" r:id="rIddiuqfyo4apy4rthotf8bq">
               <w:r>
                 <w:rPr>
                   <w:color w:val="315CBB"/>
@@ -143,7 +143,7 @@
               </w:rPr>
               <w:t xml:space="preserve">   </w:t>
             </w:r>
-            <w:hyperlink w:history="1" r:id="rId7zsd4eb_z962eycvs3qrg">
+            <w:hyperlink w:history="1" r:id="rIdqs2scg0ownay1cplhznb3">
               <w:r>
                 <w:rPr>
                   <w:color w:val="315CBB"/>
@@ -394,7 +394,7 @@
       <w:pPr>
         <w:spacing w:after="0" w:before="0" w:line="210"/>
       </w:pPr>
-      <w:hyperlink w:history="1" r:id="rId6bgwxearkxvwrglwtq8ln">
+      <w:hyperlink w:history="1" r:id="rIdyu2gba61z-_3zx05tv-fu">
         <w:r>
           <w:rPr>
             <w:color w:val="315CBB"/>
@@ -1362,7 +1362,7 @@
       <w:pPr>
         <w:spacing w:after="0" w:before="75" w:line="210"/>
       </w:pPr>
-      <w:hyperlink w:history="1" r:id="rIdh8eusddxqymnv8nnl0n_0">
+      <w:hyperlink w:history="1" r:id="rIdycksn2ggfp051bksygjjj">
         <w:r>
           <w:rPr>
             <w:color w:val="315CBB"/>
@@ -1380,7 +1380,7 @@
         </w:rPr>
         <w:t xml:space="preserve">   </w:t>
       </w:r>
-      <w:hyperlink w:history="1" r:id="rId_fkgdla6wfmaro0zbpkm2">
+      <w:hyperlink w:history="1" r:id="rIdcbtofuubfeb2ltfmnb7bx">
         <w:r>
           <w:rPr>
             <w:color w:val="315CBB"/>
@@ -1398,7 +1398,7 @@
         </w:rPr>
         <w:t xml:space="preserve">   </w:t>
       </w:r>
-      <w:hyperlink w:history="1" r:id="rIdpvydkzjq6i4gzqzytjvsr">
+      <w:hyperlink w:history="1" r:id="rIdl5wqzryesp_46t9icqwud">
         <w:r>
           <w:rPr>
             <w:color w:val="315CBB"/>
@@ -1416,7 +1416,7 @@
         </w:rPr>
         <w:t xml:space="preserve">   </w:t>
       </w:r>
-      <w:hyperlink w:history="1" r:id="rIdjgmf_7czb3ah4wdyjsnqy">
+      <w:hyperlink w:history="1" r:id="rIddvcrpatlwpnoaxgyl89qq">
         <w:r>
           <w:rPr>
             <w:color w:val="315CBB"/>
@@ -1563,7 +1563,7 @@
       <w:pPr>
         <w:spacing w:after="0" w:before="0" w:line="210"/>
       </w:pPr>
-      <w:hyperlink w:history="1" r:id="rIdzibnyyveddl7avuwaimh1">
+      <w:hyperlink w:history="1" r:id="rIdvixqf38oovryua9qz0ehx">
         <w:r>
           <w:rPr>
             <w:color w:val="315CBB"/>
@@ -2057,7 +2057,7 @@
       <w:pPr>
         <w:spacing w:after="0" w:before="75" w:line="210"/>
       </w:pPr>
-      <w:hyperlink w:history="1" r:id="rIdrebinibqje_xmfvpqljr-">
+      <w:hyperlink w:history="1" r:id="rIdrij4jvgd_gswbik1h6qd5">
         <w:r>
           <w:rPr>
             <w:color w:val="315CBB"/>
@@ -2075,7 +2075,7 @@
         </w:rPr>
         <w:t xml:space="preserve">   </w:t>
       </w:r>
-      <w:hyperlink w:history="1" r:id="rId1xbz2lb4rtdmoip2jb94u">
+      <w:hyperlink w:history="1" r:id="rIdyjveyv4bsyw930uip9ela">
         <w:r>
           <w:rPr>
             <w:color w:val="315CBB"/>
@@ -2474,7 +2474,7 @@
             <w:pPr>
               <w:spacing w:after="0" w:before="0" w:line="210"/>
             </w:pPr>
-            <w:hyperlink w:history="1" r:id="rIdp1rtztwjjsbv9lmtcbnku">
+            <w:hyperlink w:history="1" r:id="rIdbgv-wsa-zccsah51fswly">
               <w:r>
                 <w:rPr>
                   <w:color w:val="315CBB"/>
@@ -2576,7 +2576,7 @@
             <w:pPr>
               <w:spacing w:after="0" w:before="75" w:line="210"/>
             </w:pPr>
-            <w:hyperlink w:history="1" r:id="rIdoryc3tkgjrrhyxa0ils6t">
+            <w:hyperlink w:history="1" r:id="rIdzjfcqcdcvqnx0isqag2t_">
               <w:r>
                 <w:rPr>
                   <w:color w:val="315CBB"/>
@@ -2594,7 +2594,7 @@
               </w:rPr>
               <w:t xml:space="preserve">   </w:t>
             </w:r>
-            <w:hyperlink w:history="1" r:id="rIdm9hwgei0sa_o7jd83b7-x">
+            <w:hyperlink w:history="1" r:id="rIdpmxpz2itg8jcang8suqvp">
               <w:r>
                 <w:rPr>
                   <w:color w:val="315CBB"/>
@@ -2612,7 +2612,7 @@
               </w:rPr>
               <w:t xml:space="preserve">   </w:t>
             </w:r>
-            <w:hyperlink w:history="1" r:id="rId6plbgywvpl_ns1rrjdof6">
+            <w:hyperlink w:history="1" r:id="rIdjokdzfimukoh_apt4mshp">
               <w:r>
                 <w:rPr>
                   <w:color w:val="315CBB"/>
@@ -3023,7 +3023,7 @@
             <w:pPr>
               <w:spacing w:after="0" w:before="0" w:line="210"/>
             </w:pPr>
-            <w:hyperlink w:history="1" r:id="rIdm9s9fpv1_3olwztfh_g2w">
+            <w:hyperlink w:history="1" r:id="rIdqvysblq8tye-bkjp27vor">
               <w:r>
                 <w:rPr>
                   <w:color w:val="315CBB"/>

--- a/site/en/resume.docx
+++ b/site/en/resume.docx
@@ -89,7 +89,7 @@
             <w:pPr>
               <w:spacing w:after="0" w:before="75" w:line="210"/>
             </w:pPr>
-            <w:hyperlink w:history="1" r:id="rIdxvw2iyox713kvhnobgbvg">
+            <w:hyperlink w:history="1" r:id="rIdjlvahemxti9psr5fuc6yi">
               <w:r>
                 <w:rPr>
                   <w:color w:val="315CBB"/>
@@ -107,7 +107,7 @@
               </w:rPr>
               <w:t xml:space="preserve">   </w:t>
             </w:r>
-            <w:hyperlink w:history="1" r:id="rIdo0azifh2iucfvzrh7wscr">
+            <w:hyperlink w:history="1" r:id="rId537py_kufxuxawidyddaf">
               <w:r>
                 <w:rPr>
                   <w:color w:val="315CBB"/>
@@ -125,7 +125,7 @@
               </w:rPr>
               <w:t xml:space="preserve">   </w:t>
             </w:r>
-            <w:hyperlink w:history="1" r:id="rIddiuqfyo4apy4rthotf8bq">
+            <w:hyperlink w:history="1" r:id="rIdwev5ndg55kavc1tgcabrc">
               <w:r>
                 <w:rPr>
                   <w:color w:val="315CBB"/>
@@ -143,7 +143,7 @@
               </w:rPr>
               <w:t xml:space="preserve">   </w:t>
             </w:r>
-            <w:hyperlink w:history="1" r:id="rIdqs2scg0ownay1cplhznb3">
+            <w:hyperlink w:history="1" r:id="rIdgh5ptcan-uy5gtg2bxngy">
               <w:r>
                 <w:rPr>
                   <w:color w:val="315CBB"/>
@@ -394,7 +394,7 @@
       <w:pPr>
         <w:spacing w:after="0" w:before="0" w:line="210"/>
       </w:pPr>
-      <w:hyperlink w:history="1" r:id="rIdyu2gba61z-_3zx05tv-fu">
+      <w:hyperlink w:history="1" r:id="rIdyn5kt1k7mzk-8f49e-ec6">
         <w:r>
           <w:rPr>
             <w:color w:val="315CBB"/>
@@ -1362,7 +1362,7 @@
       <w:pPr>
         <w:spacing w:after="0" w:before="75" w:line="210"/>
       </w:pPr>
-      <w:hyperlink w:history="1" r:id="rIdycksn2ggfp051bksygjjj">
+      <w:hyperlink w:history="1" r:id="rIdvksfigxiwnf3a4b3ascsd">
         <w:r>
           <w:rPr>
             <w:color w:val="315CBB"/>
@@ -1380,7 +1380,7 @@
         </w:rPr>
         <w:t xml:space="preserve">   </w:t>
       </w:r>
-      <w:hyperlink w:history="1" r:id="rIdcbtofuubfeb2ltfmnb7bx">
+      <w:hyperlink w:history="1" r:id="rId0jbdlchuzb3ez2l6vprfh">
         <w:r>
           <w:rPr>
             <w:color w:val="315CBB"/>
@@ -1398,7 +1398,7 @@
         </w:rPr>
         <w:t xml:space="preserve">   </w:t>
       </w:r>
-      <w:hyperlink w:history="1" r:id="rIdl5wqzryesp_46t9icqwud">
+      <w:hyperlink w:history="1" r:id="rIdm3iym0chqinlue1hvpuom">
         <w:r>
           <w:rPr>
             <w:color w:val="315CBB"/>
@@ -1416,7 +1416,7 @@
         </w:rPr>
         <w:t xml:space="preserve">   </w:t>
       </w:r>
-      <w:hyperlink w:history="1" r:id="rIddvcrpatlwpnoaxgyl89qq">
+      <w:hyperlink w:history="1" r:id="rIdetsn_hab1k3vtjcjm9v_h">
         <w:r>
           <w:rPr>
             <w:color w:val="315CBB"/>
@@ -1563,7 +1563,7 @@
       <w:pPr>
         <w:spacing w:after="0" w:before="0" w:line="210"/>
       </w:pPr>
-      <w:hyperlink w:history="1" r:id="rIdvixqf38oovryua9qz0ehx">
+      <w:hyperlink w:history="1" r:id="rId3-q9tnq3p2gkncumawslt">
         <w:r>
           <w:rPr>
             <w:color w:val="315CBB"/>
@@ -2057,7 +2057,7 @@
       <w:pPr>
         <w:spacing w:after="0" w:before="75" w:line="210"/>
       </w:pPr>
-      <w:hyperlink w:history="1" r:id="rIdrij4jvgd_gswbik1h6qd5">
+      <w:hyperlink w:history="1" r:id="rIdt_uzz3pjvdpqn9s2klh1p">
         <w:r>
           <w:rPr>
             <w:color w:val="315CBB"/>
@@ -2075,7 +2075,7 @@
         </w:rPr>
         <w:t xml:space="preserve">   </w:t>
       </w:r>
-      <w:hyperlink w:history="1" r:id="rIdyjveyv4bsyw930uip9ela">
+      <w:hyperlink w:history="1" r:id="rIdfz2p6im0olekgy8ma6apk">
         <w:r>
           <w:rPr>
             <w:color w:val="315CBB"/>
@@ -2474,7 +2474,7 @@
             <w:pPr>
               <w:spacing w:after="0" w:before="0" w:line="210"/>
             </w:pPr>
-            <w:hyperlink w:history="1" r:id="rIdbgv-wsa-zccsah51fswly">
+            <w:hyperlink w:history="1" r:id="rIdq3zq4xlnzwxpne8vmb0y8">
               <w:r>
                 <w:rPr>
                   <w:color w:val="315CBB"/>
@@ -2576,7 +2576,7 @@
             <w:pPr>
               <w:spacing w:after="0" w:before="75" w:line="210"/>
             </w:pPr>
-            <w:hyperlink w:history="1" r:id="rIdzjfcqcdcvqnx0isqag2t_">
+            <w:hyperlink w:history="1" r:id="rIdwaxgqhr0kxapwozoqgmhg">
               <w:r>
                 <w:rPr>
                   <w:color w:val="315CBB"/>
@@ -2594,7 +2594,7 @@
               </w:rPr>
               <w:t xml:space="preserve">   </w:t>
             </w:r>
-            <w:hyperlink w:history="1" r:id="rIdpmxpz2itg8jcang8suqvp">
+            <w:hyperlink w:history="1" r:id="rId2ncfsc0wxv0okwolfvrh3">
               <w:r>
                 <w:rPr>
                   <w:color w:val="315CBB"/>
@@ -2612,7 +2612,7 @@
               </w:rPr>
               <w:t xml:space="preserve">   </w:t>
             </w:r>
-            <w:hyperlink w:history="1" r:id="rIdjokdzfimukoh_apt4mshp">
+            <w:hyperlink w:history="1" r:id="rIdtkzy4qeihecbxwifamwll">
               <w:r>
                 <w:rPr>
                   <w:color w:val="315CBB"/>
@@ -3023,7 +3023,7 @@
             <w:pPr>
               <w:spacing w:after="0" w:before="0" w:line="210"/>
             </w:pPr>
-            <w:hyperlink w:history="1" r:id="rIdqvysblq8tye-bkjp27vor">
+            <w:hyperlink w:history="1" r:id="rIdztjm4d9ckbcggs4w9ftg_">
               <w:r>
                 <w:rPr>
                   <w:color w:val="315CBB"/>

--- a/site/en/resume.docx
+++ b/site/en/resume.docx
@@ -89,7 +89,7 @@
             <w:pPr>
               <w:spacing w:after="0" w:before="75" w:line="210"/>
             </w:pPr>
-            <w:hyperlink w:history="1" r:id="rIdjlvahemxti9psr5fuc6yi">
+            <w:hyperlink w:history="1" r:id="rIdvapmjeahvn9hfiyknre1l">
               <w:r>
                 <w:rPr>
                   <w:color w:val="315CBB"/>
@@ -107,7 +107,7 @@
               </w:rPr>
               <w:t xml:space="preserve">   </w:t>
             </w:r>
-            <w:hyperlink w:history="1" r:id="rId537py_kufxuxawidyddaf">
+            <w:hyperlink w:history="1" r:id="rIdqn9p0aed6j3vjeskg1gmz">
               <w:r>
                 <w:rPr>
                   <w:color w:val="315CBB"/>
@@ -125,7 +125,7 @@
               </w:rPr>
               <w:t xml:space="preserve">   </w:t>
             </w:r>
-            <w:hyperlink w:history="1" r:id="rIdwev5ndg55kavc1tgcabrc">
+            <w:hyperlink w:history="1" r:id="rId6sbj65-z52fgp2bcfwkpj">
               <w:r>
                 <w:rPr>
                   <w:color w:val="315CBB"/>
@@ -143,7 +143,7 @@
               </w:rPr>
               <w:t xml:space="preserve">   </w:t>
             </w:r>
-            <w:hyperlink w:history="1" r:id="rIdgh5ptcan-uy5gtg2bxngy">
+            <w:hyperlink w:history="1" r:id="rId8fi5w8apoobot-nttz7jc">
               <w:r>
                 <w:rPr>
                   <w:color w:val="315CBB"/>
@@ -394,7 +394,7 @@
       <w:pPr>
         <w:spacing w:after="0" w:before="0" w:line="210"/>
       </w:pPr>
-      <w:hyperlink w:history="1" r:id="rIdyn5kt1k7mzk-8f49e-ec6">
+      <w:hyperlink w:history="1" r:id="rIdfuarxjoipz_yvuniwsjqp">
         <w:r>
           <w:rPr>
             <w:color w:val="315CBB"/>
@@ -1362,7 +1362,7 @@
       <w:pPr>
         <w:spacing w:after="0" w:before="75" w:line="210"/>
       </w:pPr>
-      <w:hyperlink w:history="1" r:id="rIdvksfigxiwnf3a4b3ascsd">
+      <w:hyperlink w:history="1" r:id="rIdybpynbcfkdd6tw3rcai78">
         <w:r>
           <w:rPr>
             <w:color w:val="315CBB"/>
@@ -1380,7 +1380,7 @@
         </w:rPr>
         <w:t xml:space="preserve">   </w:t>
       </w:r>
-      <w:hyperlink w:history="1" r:id="rId0jbdlchuzb3ez2l6vprfh">
+      <w:hyperlink w:history="1" r:id="rIdnfo6-n-dff1zvfko_x_d0">
         <w:r>
           <w:rPr>
             <w:color w:val="315CBB"/>
@@ -1398,7 +1398,7 @@
         </w:rPr>
         <w:t xml:space="preserve">   </w:t>
       </w:r>
-      <w:hyperlink w:history="1" r:id="rIdm3iym0chqinlue1hvpuom">
+      <w:hyperlink w:history="1" r:id="rIdafkww8rj2pdpclqeelmwe">
         <w:r>
           <w:rPr>
             <w:color w:val="315CBB"/>
@@ -1416,7 +1416,7 @@
         </w:rPr>
         <w:t xml:space="preserve">   </w:t>
       </w:r>
-      <w:hyperlink w:history="1" r:id="rIdetsn_hab1k3vtjcjm9v_h">
+      <w:hyperlink w:history="1" r:id="rIdi4tbsdp_xjwfhq76xnl01">
         <w:r>
           <w:rPr>
             <w:color w:val="315CBB"/>
@@ -1563,7 +1563,7 @@
       <w:pPr>
         <w:spacing w:after="0" w:before="0" w:line="210"/>
       </w:pPr>
-      <w:hyperlink w:history="1" r:id="rId3-q9tnq3p2gkncumawslt">
+      <w:hyperlink w:history="1" r:id="rIdhobrpdzszhcfy0etapykn">
         <w:r>
           <w:rPr>
             <w:color w:val="315CBB"/>
@@ -2057,7 +2057,7 @@
       <w:pPr>
         <w:spacing w:after="0" w:before="75" w:line="210"/>
       </w:pPr>
-      <w:hyperlink w:history="1" r:id="rIdt_uzz3pjvdpqn9s2klh1p">
+      <w:hyperlink w:history="1" r:id="rIdxych07ppwbgebhflc4mmf">
         <w:r>
           <w:rPr>
             <w:color w:val="315CBB"/>
@@ -2075,7 +2075,7 @@
         </w:rPr>
         <w:t xml:space="preserve">   </w:t>
       </w:r>
-      <w:hyperlink w:history="1" r:id="rIdfz2p6im0olekgy8ma6apk">
+      <w:hyperlink w:history="1" r:id="rIdjd_drtm1ptjpyp_xawf7q">
         <w:r>
           <w:rPr>
             <w:color w:val="315CBB"/>
@@ -2474,7 +2474,7 @@
             <w:pPr>
               <w:spacing w:after="0" w:before="0" w:line="210"/>
             </w:pPr>
-            <w:hyperlink w:history="1" r:id="rIdq3zq4xlnzwxpne8vmb0y8">
+            <w:hyperlink w:history="1" r:id="rIdvr8wlcl65e3fler0u0tlx">
               <w:r>
                 <w:rPr>
                   <w:color w:val="315CBB"/>
@@ -2576,7 +2576,7 @@
             <w:pPr>
               <w:spacing w:after="0" w:before="75" w:line="210"/>
             </w:pPr>
-            <w:hyperlink w:history="1" r:id="rIdwaxgqhr0kxapwozoqgmhg">
+            <w:hyperlink w:history="1" r:id="rIdi2zfelijihlvn1zysp0bb">
               <w:r>
                 <w:rPr>
                   <w:color w:val="315CBB"/>
@@ -2594,7 +2594,7 @@
               </w:rPr>
               <w:t xml:space="preserve">   </w:t>
             </w:r>
-            <w:hyperlink w:history="1" r:id="rId2ncfsc0wxv0okwolfvrh3">
+            <w:hyperlink w:history="1" r:id="rId4l1kincxmruvjxjqgr0ru">
               <w:r>
                 <w:rPr>
                   <w:color w:val="315CBB"/>
@@ -2612,7 +2612,7 @@
               </w:rPr>
               <w:t xml:space="preserve">   </w:t>
             </w:r>
-            <w:hyperlink w:history="1" r:id="rIdtkzy4qeihecbxwifamwll">
+            <w:hyperlink w:history="1" r:id="rIdunuqxelmddhlofswwjin2">
               <w:r>
                 <w:rPr>
                   <w:color w:val="315CBB"/>
@@ -3023,7 +3023,7 @@
             <w:pPr>
               <w:spacing w:after="0" w:before="0" w:line="210"/>
             </w:pPr>
-            <w:hyperlink w:history="1" r:id="rIdztjm4d9ckbcggs4w9ftg_">
+            <w:hyperlink w:history="1" r:id="rId7wllfuljgv16gng4g7i9t">
               <w:r>
                 <w:rPr>
                   <w:color w:val="315CBB"/>

--- a/site/en/resume.docx
+++ b/site/en/resume.docx
@@ -89,7 +89,7 @@
             <w:pPr>
               <w:spacing w:after="0" w:before="75" w:line="210"/>
             </w:pPr>
-            <w:hyperlink w:history="1" r:id="rIdvapmjeahvn9hfiyknre1l">
+            <w:hyperlink w:history="1" r:id="rIdewcvwrlqmoohfyw4xdowv">
               <w:r>
                 <w:rPr>
                   <w:color w:val="315CBB"/>
@@ -107,7 +107,7 @@
               </w:rPr>
               <w:t xml:space="preserve">   </w:t>
             </w:r>
-            <w:hyperlink w:history="1" r:id="rIdqn9p0aed6j3vjeskg1gmz">
+            <w:hyperlink w:history="1" r:id="rIdxybdjuv4z2xahwrrg16p-">
               <w:r>
                 <w:rPr>
                   <w:color w:val="315CBB"/>
@@ -125,7 +125,7 @@
               </w:rPr>
               <w:t xml:space="preserve">   </w:t>
             </w:r>
-            <w:hyperlink w:history="1" r:id="rId6sbj65-z52fgp2bcfwkpj">
+            <w:hyperlink w:history="1" r:id="rIdwbkkvd8rs4xjan-kgt3yp">
               <w:r>
                 <w:rPr>
                   <w:color w:val="315CBB"/>
@@ -143,7 +143,7 @@
               </w:rPr>
               <w:t xml:space="preserve">   </w:t>
             </w:r>
-            <w:hyperlink w:history="1" r:id="rId8fi5w8apoobot-nttz7jc">
+            <w:hyperlink w:history="1" r:id="rIdl7fygn5rpteil_7tnfjke">
               <w:r>
                 <w:rPr>
                   <w:color w:val="315CBB"/>
@@ -394,7 +394,7 @@
       <w:pPr>
         <w:spacing w:after="0" w:before="0" w:line="210"/>
       </w:pPr>
-      <w:hyperlink w:history="1" r:id="rIdfuarxjoipz_yvuniwsjqp">
+      <w:hyperlink w:history="1" r:id="rId252kxydyys7fgxekgscdl">
         <w:r>
           <w:rPr>
             <w:color w:val="315CBB"/>
@@ -1362,7 +1362,7 @@
       <w:pPr>
         <w:spacing w:after="0" w:before="75" w:line="210"/>
       </w:pPr>
-      <w:hyperlink w:history="1" r:id="rIdybpynbcfkdd6tw3rcai78">
+      <w:hyperlink w:history="1" r:id="rIdxkyct9zdrhqzoxa75zxlg">
         <w:r>
           <w:rPr>
             <w:color w:val="315CBB"/>
@@ -1380,7 +1380,7 @@
         </w:rPr>
         <w:t xml:space="preserve">   </w:t>
       </w:r>
-      <w:hyperlink w:history="1" r:id="rIdnfo6-n-dff1zvfko_x_d0">
+      <w:hyperlink w:history="1" r:id="rIdejjan4nsg2x4d4vqkkgty">
         <w:r>
           <w:rPr>
             <w:color w:val="315CBB"/>
@@ -1398,7 +1398,7 @@
         </w:rPr>
         <w:t xml:space="preserve">   </w:t>
       </w:r>
-      <w:hyperlink w:history="1" r:id="rIdafkww8rj2pdpclqeelmwe">
+      <w:hyperlink w:history="1" r:id="rIdtj_jkxfvoejxrptgtbu2h">
         <w:r>
           <w:rPr>
             <w:color w:val="315CBB"/>
@@ -1416,7 +1416,7 @@
         </w:rPr>
         <w:t xml:space="preserve">   </w:t>
       </w:r>
-      <w:hyperlink w:history="1" r:id="rIdi4tbsdp_xjwfhq76xnl01">
+      <w:hyperlink w:history="1" r:id="rIdqwvzg51np3temqofmydux">
         <w:r>
           <w:rPr>
             <w:color w:val="315CBB"/>
@@ -1563,7 +1563,7 @@
       <w:pPr>
         <w:spacing w:after="0" w:before="0" w:line="210"/>
       </w:pPr>
-      <w:hyperlink w:history="1" r:id="rIdhobrpdzszhcfy0etapykn">
+      <w:hyperlink w:history="1" r:id="rIdg7jpycix8vzumy05fvuht">
         <w:r>
           <w:rPr>
             <w:color w:val="315CBB"/>
@@ -2057,7 +2057,7 @@
       <w:pPr>
         <w:spacing w:after="0" w:before="75" w:line="210"/>
       </w:pPr>
-      <w:hyperlink w:history="1" r:id="rIdxych07ppwbgebhflc4mmf">
+      <w:hyperlink w:history="1" r:id="rIdp40yfzoh71dp3ha_5asjp">
         <w:r>
           <w:rPr>
             <w:color w:val="315CBB"/>
@@ -2075,7 +2075,7 @@
         </w:rPr>
         <w:t xml:space="preserve">   </w:t>
       </w:r>
-      <w:hyperlink w:history="1" r:id="rIdjd_drtm1ptjpyp_xawf7q">
+      <w:hyperlink w:history="1" r:id="rIdxmvvvvmsuhginbdqtgtif">
         <w:r>
           <w:rPr>
             <w:color w:val="315CBB"/>
@@ -2474,7 +2474,7 @@
             <w:pPr>
               <w:spacing w:after="0" w:before="0" w:line="210"/>
             </w:pPr>
-            <w:hyperlink w:history="1" r:id="rIdvr8wlcl65e3fler0u0tlx">
+            <w:hyperlink w:history="1" r:id="rIdx7smqybodvp1jvq2f_2zg">
               <w:r>
                 <w:rPr>
                   <w:color w:val="315CBB"/>
@@ -2576,7 +2576,7 @@
             <w:pPr>
               <w:spacing w:after="0" w:before="75" w:line="210"/>
             </w:pPr>
-            <w:hyperlink w:history="1" r:id="rIdi2zfelijihlvn1zysp0bb">
+            <w:hyperlink w:history="1" r:id="rId_dakzjwcbohbzjguovunz">
               <w:r>
                 <w:rPr>
                   <w:color w:val="315CBB"/>
@@ -2594,7 +2594,7 @@
               </w:rPr>
               <w:t xml:space="preserve">   </w:t>
             </w:r>
-            <w:hyperlink w:history="1" r:id="rId4l1kincxmruvjxjqgr0ru">
+            <w:hyperlink w:history="1" r:id="rIdrw9g5dtwvngga0jqq7cie">
               <w:r>
                 <w:rPr>
                   <w:color w:val="315CBB"/>
@@ -2612,7 +2612,7 @@
               </w:rPr>
               <w:t xml:space="preserve">   </w:t>
             </w:r>
-            <w:hyperlink w:history="1" r:id="rIdunuqxelmddhlofswwjin2">
+            <w:hyperlink w:history="1" r:id="rId8ef5frnlymbivkxjqpevp">
               <w:r>
                 <w:rPr>
                   <w:color w:val="315CBB"/>
@@ -3023,7 +3023,7 @@
             <w:pPr>
               <w:spacing w:after="0" w:before="0" w:line="210"/>
             </w:pPr>
-            <w:hyperlink w:history="1" r:id="rId7wllfuljgv16gng4g7i9t">
+            <w:hyperlink w:history="1" r:id="rIdxr1dw0v87_puxdydlm-v5">
               <w:r>
                 <w:rPr>
                   <w:color w:val="315CBB"/>

--- a/site/en/resume.docx
+++ b/site/en/resume.docx
@@ -89,7 +89,7 @@
             <w:pPr>
               <w:spacing w:after="0" w:before="75" w:line="210"/>
             </w:pPr>
-            <w:hyperlink w:history="1" r:id="rIdewcvwrlqmoohfyw4xdowv">
+            <w:hyperlink w:history="1" r:id="rIdbpgmxrcplx3e28k8cblfw">
               <w:r>
                 <w:rPr>
                   <w:color w:val="315CBB"/>
@@ -107,7 +107,7 @@
               </w:rPr>
               <w:t xml:space="preserve">   </w:t>
             </w:r>
-            <w:hyperlink w:history="1" r:id="rIdxybdjuv4z2xahwrrg16p-">
+            <w:hyperlink w:history="1" r:id="rIdy0qjwijdv61gbt3yx5m6r">
               <w:r>
                 <w:rPr>
                   <w:color w:val="315CBB"/>
@@ -125,7 +125,7 @@
               </w:rPr>
               <w:t xml:space="preserve">   </w:t>
             </w:r>
-            <w:hyperlink w:history="1" r:id="rIdwbkkvd8rs4xjan-kgt3yp">
+            <w:hyperlink w:history="1" r:id="rIdejtavtg8ojr4mpoch5jlz">
               <w:r>
                 <w:rPr>
                   <w:color w:val="315CBB"/>
@@ -143,7 +143,7 @@
               </w:rPr>
               <w:t xml:space="preserve">   </w:t>
             </w:r>
-            <w:hyperlink w:history="1" r:id="rIdl7fygn5rpteil_7tnfjke">
+            <w:hyperlink w:history="1" r:id="rIdtf-_dtyjvv36gtdteapog">
               <w:r>
                 <w:rPr>
                   <w:color w:val="315CBB"/>
@@ -394,7 +394,7 @@
       <w:pPr>
         <w:spacing w:after="0" w:before="0" w:line="210"/>
       </w:pPr>
-      <w:hyperlink w:history="1" r:id="rId252kxydyys7fgxekgscdl">
+      <w:hyperlink w:history="1" r:id="rIdn69ydzqev3pt3skd1zkud">
         <w:r>
           <w:rPr>
             <w:color w:val="315CBB"/>
@@ -1362,7 +1362,7 @@
       <w:pPr>
         <w:spacing w:after="0" w:before="75" w:line="210"/>
       </w:pPr>
-      <w:hyperlink w:history="1" r:id="rIdxkyct9zdrhqzoxa75zxlg">
+      <w:hyperlink w:history="1" r:id="rIdc9td1emmtpaobhqqqvz3c">
         <w:r>
           <w:rPr>
             <w:color w:val="315CBB"/>
@@ -1380,7 +1380,7 @@
         </w:rPr>
         <w:t xml:space="preserve">   </w:t>
       </w:r>
-      <w:hyperlink w:history="1" r:id="rIdejjan4nsg2x4d4vqkkgty">
+      <w:hyperlink w:history="1" r:id="rId9ojr3lczo9mslsszbuuyw">
         <w:r>
           <w:rPr>
             <w:color w:val="315CBB"/>
@@ -1398,7 +1398,7 @@
         </w:rPr>
         <w:t xml:space="preserve">   </w:t>
       </w:r>
-      <w:hyperlink w:history="1" r:id="rIdtj_jkxfvoejxrptgtbu2h">
+      <w:hyperlink w:history="1" r:id="rIdr_nacazted5jo__z07c7g">
         <w:r>
           <w:rPr>
             <w:color w:val="315CBB"/>
@@ -1416,7 +1416,7 @@
         </w:rPr>
         <w:t xml:space="preserve">   </w:t>
       </w:r>
-      <w:hyperlink w:history="1" r:id="rIdqwvzg51np3temqofmydux">
+      <w:hyperlink w:history="1" r:id="rIdfhzr3our4ug8tfqmmpuhg">
         <w:r>
           <w:rPr>
             <w:color w:val="315CBB"/>
@@ -1563,7 +1563,7 @@
       <w:pPr>
         <w:spacing w:after="0" w:before="0" w:line="210"/>
       </w:pPr>
-      <w:hyperlink w:history="1" r:id="rIdg7jpycix8vzumy05fvuht">
+      <w:hyperlink w:history="1" r:id="rIdvyblvgtdqpeedim-m0bvd">
         <w:r>
           <w:rPr>
             <w:color w:val="315CBB"/>
@@ -2057,7 +2057,7 @@
       <w:pPr>
         <w:spacing w:after="0" w:before="75" w:line="210"/>
       </w:pPr>
-      <w:hyperlink w:history="1" r:id="rIdp40yfzoh71dp3ha_5asjp">
+      <w:hyperlink w:history="1" r:id="rIdtphftrs5fnnf9v0ddh1n1">
         <w:r>
           <w:rPr>
             <w:color w:val="315CBB"/>
@@ -2075,7 +2075,7 @@
         </w:rPr>
         <w:t xml:space="preserve">   </w:t>
       </w:r>
-      <w:hyperlink w:history="1" r:id="rIdxmvvvvmsuhginbdqtgtif">
+      <w:hyperlink w:history="1" r:id="rIdppmg95_7qfvheor--1lxj">
         <w:r>
           <w:rPr>
             <w:color w:val="315CBB"/>
@@ -2474,7 +2474,7 @@
             <w:pPr>
               <w:spacing w:after="0" w:before="0" w:line="210"/>
             </w:pPr>
-            <w:hyperlink w:history="1" r:id="rIdx7smqybodvp1jvq2f_2zg">
+            <w:hyperlink w:history="1" r:id="rIdeedicnmoof7x3sz4ihaak">
               <w:r>
                 <w:rPr>
                   <w:color w:val="315CBB"/>
@@ -2576,7 +2576,7 @@
             <w:pPr>
               <w:spacing w:after="0" w:before="75" w:line="210"/>
             </w:pPr>
-            <w:hyperlink w:history="1" r:id="rId_dakzjwcbohbzjguovunz">
+            <w:hyperlink w:history="1" r:id="rIdchadie3djj_uxlz3vs_pa">
               <w:r>
                 <w:rPr>
                   <w:color w:val="315CBB"/>
@@ -2594,7 +2594,7 @@
               </w:rPr>
               <w:t xml:space="preserve">   </w:t>
             </w:r>
-            <w:hyperlink w:history="1" r:id="rIdrw9g5dtwvngga0jqq7cie">
+            <w:hyperlink w:history="1" r:id="rIdgopbqvwuemtvnptj2zuux">
               <w:r>
                 <w:rPr>
                   <w:color w:val="315CBB"/>
@@ -2612,7 +2612,7 @@
               </w:rPr>
               <w:t xml:space="preserve">   </w:t>
             </w:r>
-            <w:hyperlink w:history="1" r:id="rId8ef5frnlymbivkxjqpevp">
+            <w:hyperlink w:history="1" r:id="rIdl_cpr3r0pz3b_axtea1dp">
               <w:r>
                 <w:rPr>
                   <w:color w:val="315CBB"/>
@@ -3023,7 +3023,7 @@
             <w:pPr>
               <w:spacing w:after="0" w:before="0" w:line="210"/>
             </w:pPr>
-            <w:hyperlink w:history="1" r:id="rIdxr1dw0v87_puxdydlm-v5">
+            <w:hyperlink w:history="1" r:id="rIdfhr2tct8mhakhmrxyfbwh">
               <w:r>
                 <w:rPr>
                   <w:color w:val="315CBB"/>

--- a/site/en/resume.docx
+++ b/site/en/resume.docx
@@ -89,7 +89,7 @@
             <w:pPr>
               <w:spacing w:after="0" w:before="75" w:line="210"/>
             </w:pPr>
-            <w:hyperlink w:history="1" r:id="rIdbpgmxrcplx3e28k8cblfw">
+            <w:hyperlink w:history="1" r:id="rIdtiz5sh91g8egb3dgbxq7e">
               <w:r>
                 <w:rPr>
                   <w:color w:val="315CBB"/>
@@ -107,7 +107,7 @@
               </w:rPr>
               <w:t xml:space="preserve">   </w:t>
             </w:r>
-            <w:hyperlink w:history="1" r:id="rIdy0qjwijdv61gbt3yx5m6r">
+            <w:hyperlink w:history="1" r:id="rId_nbkv-zb6pqfh5btpyjsx">
               <w:r>
                 <w:rPr>
                   <w:color w:val="315CBB"/>
@@ -125,7 +125,7 @@
               </w:rPr>
               <w:t xml:space="preserve">   </w:t>
             </w:r>
-            <w:hyperlink w:history="1" r:id="rIdejtavtg8ojr4mpoch5jlz">
+            <w:hyperlink w:history="1" r:id="rIdn3sykvqhgg3opihz8hsop">
               <w:r>
                 <w:rPr>
                   <w:color w:val="315CBB"/>
@@ -143,7 +143,7 @@
               </w:rPr>
               <w:t xml:space="preserve">   </w:t>
             </w:r>
-            <w:hyperlink w:history="1" r:id="rIdtf-_dtyjvv36gtdteapog">
+            <w:hyperlink w:history="1" r:id="rIdcvdtsha5hqbuq5yajgsj5">
               <w:r>
                 <w:rPr>
                   <w:color w:val="315CBB"/>
@@ -394,7 +394,7 @@
       <w:pPr>
         <w:spacing w:after="0" w:before="0" w:line="210"/>
       </w:pPr>
-      <w:hyperlink w:history="1" r:id="rIdn69ydzqev3pt3skd1zkud">
+      <w:hyperlink w:history="1" r:id="rIdmgjabocmh4iy2oxgkfcz0">
         <w:r>
           <w:rPr>
             <w:color w:val="315CBB"/>
@@ -473,7 +473,7 @@
           <w:sz w:val="15"/>
           <w:szCs w:val="15"/>
         </w:rPr>
-        <w:t xml:space="preserve"> Retrieval missed required facts and returned evidence for unanswerable questions.</w:t>
+        <w:t xml:space="preserve"> In a service that answers from documents, retrieval missed evidence and attached evidence to unanswerable questions, undermining trust.</w:t>
       </w:r>
       <w:r>
         <w:br/>
@@ -482,6 +482,27 @@
         <w:rPr>
           <w:b/>
           <w:bCs/>
+          <w:color w:val="B9770E"/>
+          <w:sz w:val="15"/>
+          <w:szCs w:val="15"/>
+        </w:rPr>
+        <w:t xml:space="preserve">Decision:</w:t>
+      </w:r>
+      <w:r>
+        <w:rPr>
+          <w:color w:val="203047"/>
+          <w:sz w:val="15"/>
+          <w:szCs w:val="15"/>
+        </w:rPr>
+        <w:t xml:space="preserve"> GPT selection cost about 2.5x and took longer; tuning weights and RRF gave similar scores across settings, so I adopted Jev, which picks only from fixed options.</w:t>
+      </w:r>
+      <w:r>
+        <w:br/>
+      </w:r>
+      <w:r>
+        <w:rPr>
+          <w:b/>
+          <w:bCs/>
           <w:color w:val="1F6FEB"/>
           <w:sz w:val="15"/>
           <w:szCs w:val="15"/>
@@ -494,7 +515,7 @@
           <w:sz w:val="15"/>
           <w:szCs w:val="15"/>
         </w:rPr>
-        <w:t xml:space="preserve"> Applied Jev, a model that picks only from a fixed set of options, after routing tests, then controlled candidates and return limits after a full-corpus trial. Tuned to 300 candidates and up to 4 parallel batches.</w:t>
+        <w:t xml:space="preserve"> Two stages: BGE-M3 and BM25 gather candidates and Jev picks the final evidence. Compared on identical candidates with blind cross-grading, then tuned to 300 candidates and 4 parallel batches.</w:t>
       </w:r>
       <w:r>
         <w:br/>
@@ -503,27 +524,6 @@
         <w:rPr>
           <w:b/>
           <w:bCs/>
-          <w:color w:val="B9770E"/>
-          <w:sz w:val="15"/>
-          <w:szCs w:val="15"/>
-        </w:rPr>
-        <w:t xml:space="preserve">Decision:</w:t>
-      </w:r>
-      <w:r>
-        <w:rPr>
-          <w:color w:val="203047"/>
-          <w:sz w:val="15"/>
-          <w:szCs w:val="15"/>
-        </w:rPr>
-        <w:t xml:space="preserve"> GPT selection was too costly and slow; tuning weights and RRF gave similar scores across settings, so I adopted Jev.</w:t>
-      </w:r>
-      <w:r>
-        <w:br/>
-      </w:r>
-      <w:r>
-        <w:rPr>
-          <w:b/>
-          <w:bCs/>
           <w:color w:val="1E8449"/>
           <w:sz w:val="15"/>
           <w:szCs w:val="15"/>
@@ -536,7 +536,7 @@
           <w:sz w:val="15"/>
           <w:szCs w:val="15"/>
         </w:rPr>
-        <w:t xml:space="preserve"> Across 9 papers, coverage on 80 answerable questions rose from 66.25% to 91.25%. False evidence returns on 20 unanswerable questions fell from 20 to 0. Median time before/after Jev tuning: 9.090s → 2.251s (still slower than the original 0.431s).</w:t>
+        <w:t xml:space="preserve"> Coverage on 80 answerable questions rose from 66.25% to 91.25%. Median selection time 9.090s → 2.251s (still slower than the original 0.431s).</w:t>
       </w:r>
     </w:p>
     <w:p>
@@ -607,7 +607,7 @@
           <w:sz w:val="15"/>
           <w:szCs w:val="15"/>
         </w:rPr>
-        <w:t xml:space="preserve"> Developers cannot build every recurring workflow users need.</w:t>
+        <w:t xml:space="preserve"> Recurring tasks differ by user, so they cannot all be built as features, and AI edits arrived with parts of the request missing, leaving repeatable work to chance.</w:t>
       </w:r>
       <w:r>
         <w:br/>
@@ -616,6 +616,27 @@
         <w:rPr>
           <w:b/>
           <w:bCs/>
+          <w:color w:val="B9770E"/>
+          <w:sz w:val="15"/>
+          <w:szCs w:val="15"/>
+        </w:rPr>
+        <w:t xml:space="preserve">Decision:</w:t>
+      </w:r>
+      <w:r>
+        <w:rPr>
+          <w:color w:val="203047"/>
+          <w:sz w:val="15"/>
+          <w:szCs w:val="15"/>
+        </w:rPr>
+        <w:t xml:space="preserve"> AI drafts instructions, code checks permissions and scope, and the user decides publishing and applying.</w:t>
+      </w:r>
+      <w:r>
+        <w:br/>
+      </w:r>
+      <w:r>
+        <w:rPr>
+          <w:b/>
+          <w:bCs/>
           <w:color w:val="1F6FEB"/>
           <w:sz w:val="15"/>
           <w:szCs w:val="15"/>
@@ -628,7 +649,7 @@
           <w:sz w:val="15"/>
           <w:szCs w:val="15"/>
         </w:rPr>
-        <w:t xml:space="preserve"> Designed drafting, review and publishing of natural-language instructions, with checks against bypassing permissions or approval, implemented with AI coding tools. Document changes require separate preview and approval.</w:t>
+        <w:t xml:space="preserve"> Authoring, review and publishing of natural-language instructions with checks against bypassing permission or approval; preview and separate approval before changes; semantic evaluation with at most one rewrite.</w:t>
       </w:r>
       <w:r>
         <w:br/>
@@ -649,7 +670,7 @@
           <w:sz w:val="15"/>
           <w:szCs w:val="15"/>
         </w:rPr>
-        <w:t xml:space="preserve"> Published Skills became available to the Agent. In a 6-document check, no changes occurred before approval; 3 folders were created and documents moved afterward.</w:t>
+        <w:t xml:space="preserve"> Edit quality 94 → 104 of 114 drafts (82.5% → 91.2%); documents stayed unchanged before approval.</w:t>
       </w:r>
     </w:p>
     <w:p>
@@ -691,7 +712,7 @@
           <w:sz w:val="15"/>
           <w:szCs w:val="15"/>
         </w:rPr>
-        <w:t xml:space="preserve"> Misclassifying questions as edits led to the wrong action.</w:t>
+        <w:t xml:space="preserve"> Misrouting a question as an edit led to the wrong action, directly hurting the service's reliability.</w:t>
       </w:r>
       <w:r>
         <w:br/>
@@ -700,6 +721,27 @@
         <w:rPr>
           <w:b/>
           <w:bCs/>
+          <w:color w:val="B9770E"/>
+          <w:sz w:val="15"/>
+          <w:szCs w:val="15"/>
+        </w:rPr>
+        <w:t xml:space="preserve">Decision:</w:t>
+      </w:r>
+      <w:r>
+        <w:rPr>
+          <w:color w:val="203047"/>
+          <w:sz w:val="15"/>
+          <w:szCs w:val="15"/>
+        </w:rPr>
+        <w:t xml:space="preserve"> Jev picks only from fixed options, which fits routing; as a newly released model it was validated first on low-risk routing.</w:t>
+      </w:r>
+      <w:r>
+        <w:br/>
+      </w:r>
+      <w:r>
+        <w:rPr>
+          <w:b/>
+          <w:bCs/>
           <w:color w:val="1F6FEB"/>
           <w:sz w:val="15"/>
           <w:szCs w:val="15"/>
@@ -712,7 +754,7 @@
           <w:sz w:val="15"/>
           <w:szCs w:val="15"/>
         </w:rPr>
-        <w:t xml:space="preserve"> Applied Jev to select task types and additional conditions for questions, edits, document creation and folder organization.</w:t>
+        <w:t xml:space="preserve"> Applied Jev to choose task type and conditions, and compared it with the existing approach and GPT-5-nano on the same 98 requests.</w:t>
       </w:r>
       <w:r>
         <w:br/>
@@ -721,27 +763,6 @@
         <w:rPr>
           <w:b/>
           <w:bCs/>
-          <w:color w:val="B9770E"/>
-          <w:sz w:val="15"/>
-          <w:szCs w:val="15"/>
-        </w:rPr>
-        <w:t xml:space="preserve">Decision:</w:t>
-      </w:r>
-      <w:r>
-        <w:rPr>
-          <w:color w:val="203047"/>
-          <w:sz w:val="15"/>
-          <w:szCs w:val="15"/>
-        </w:rPr>
-        <w:t xml:space="preserve"> As a newly released model, validated it first on low-risk request routing.</w:t>
-      </w:r>
-      <w:r>
-        <w:br/>
-      </w:r>
-      <w:r>
-        <w:rPr>
-          <w:b/>
-          <w:bCs/>
           <w:color w:val="1E8449"/>
           <w:sz w:val="15"/>
           <w:szCs w:val="15"/>
@@ -754,7 +775,7 @@
           <w:sz w:val="15"/>
           <w:szCs w:val="15"/>
         </w:rPr>
-        <w:t xml:space="preserve"> Fully correct decisions on the same 98 requests rose from 77 to 81 (63 for GPT-5-nano on the same options). Median decision time fell from 8.967s to 0.658s.</w:t>
+        <w:t xml:space="preserve"> Fully correct decisions rose from 77 to 81 (GPT-5-nano 63); median decision time fell from 8.967s to 0.658s.</w:t>
       </w:r>
     </w:p>
     <w:p>
@@ -775,7 +796,7 @@
           <w:sz w:val="15"/>
           <w:szCs w:val="15"/>
         </w:rPr>
-        <w:t xml:space="preserve">Conversation memory</w:t>
+        <w:t xml:space="preserve">Conversation memory and edit input scope</w:t>
       </w:r>
       <w:r>
         <w:br/>
@@ -796,7 +817,7 @@
           <w:sz w:val="15"/>
           <w:szCs w:val="15"/>
         </w:rPr>
-        <w:t xml:space="preserve"> a long conversation cannot be passed to the model in full.</w:t>
+        <w:t xml:space="preserve"> Sending whole conversations and documents to the model raises cost and latency.</w:t>
       </w:r>
       <w:r>
         <w:br/>
@@ -817,7 +838,36 @@
           <w:sz w:val="15"/>
           <w:szCs w:val="15"/>
         </w:rPr>
-        <w:t xml:space="preserve"> keep the last six messages verbatim, compress older ones into a rolling summary, and leave the summary unchanged when summarization fails. The router also receives earlier routing decisions, so referring expressions resolve against earlier turns.</w:t>
+        <w:t xml:space="preserve"> Keep the last six messages verbatim with a rolling summary for older ones, and send only the target lines plus context for edits, cutting input for a 1,000-line document to 5.58% of the source.</w:t>
+      </w:r>
+    </w:p>
+    <w:p>
+      <w:pPr>
+        <w:keepNext/>
+        <w:spacing w:after="45" w:before="105" w:line="238"/>
+      </w:pPr>
+      <w:r>
+        <w:rPr>
+          <w:b/>
+          <w:bCs/>
+          <w:color w:val="315CBB"/>
+          <w:sz w:val="17"/>
+          <w:szCs w:val="17"/>
+        </w:rPr>
+        <w:t xml:space="preserve">Execution reliability and LLM tracing</w:t>
+      </w:r>
+    </w:p>
+    <w:p>
+      <w:pPr>
+        <w:spacing w:after="60" w:before="0" w:line="196"/>
+      </w:pPr>
+      <w:r>
+        <w:rPr>
+          <w:color w:val="607089"/>
+          <w:sz w:val="14"/>
+          <w:szCs w:val="14"/>
+        </w:rPr>
+        <w:t xml:space="preserve">Undoing changes an AI task already saved, and making each stage of a run inspectable. Execution spans several stores and cannot be one transaction, so recovery runs as reverse actions.</w:t>
       </w:r>
     </w:p>
     <w:p>
@@ -838,7 +888,7 @@
           <w:sz w:val="15"/>
           <w:szCs w:val="15"/>
         </w:rPr>
-        <w:t xml:space="preserve">Bounding the edit input</w:t>
+        <w:t xml:space="preserve">Undoing a cancelled task in reverse</w:t>
       </w:r>
       <w:r>
         <w:br/>
@@ -859,7 +909,7 @@
           <w:sz w:val="15"/>
           <w:szCs w:val="15"/>
         </w:rPr>
-        <w:t xml:space="preserve"> sending a whole document to the model drives up cost and latency.</w:t>
+        <w:t xml:space="preserve"> an AI task saves documents, folders, wiki pages and skills between model calls, so stopping execution leaves some changes behind.</w:t>
       </w:r>
       <w:r>
         <w:br/>
@@ -880,36 +930,7 @@
           <w:sz w:val="15"/>
           <w:szCs w:val="15"/>
         </w:rPr>
-        <w:t xml:space="preserve"> send only the target line range plus surrounding context, and reject ranges that straddle a table or code-block boundary. A benchmark tracks input size against the source and average and p95 time.</w:t>
-      </w:r>
-    </w:p>
-    <w:p>
-      <w:pPr>
-        <w:keepNext/>
-        <w:spacing w:after="45" w:before="105" w:line="238"/>
-      </w:pPr>
-      <w:r>
-        <w:rPr>
-          <w:b/>
-          <w:bCs/>
-          <w:color w:val="315CBB"/>
-          <w:sz w:val="17"/>
-          <w:szCs w:val="17"/>
-        </w:rPr>
-        <w:t xml:space="preserve">Execution reliability and LLM tracing</w:t>
-      </w:r>
-    </w:p>
-    <w:p>
-      <w:pPr>
-        <w:spacing w:after="60" w:before="0" w:line="196"/>
-      </w:pPr>
-      <w:r>
-        <w:rPr>
-          <w:color w:val="607089"/>
-          <w:sz w:val="14"/>
-          <w:szCs w:val="14"/>
-        </w:rPr>
-        <w:t xml:space="preserve">Undoing changes an AI task already saved, and making each stage of a run inspectable. Execution spans several stores and cannot be one transaction, so recovery runs as reverse actions.</w:t>
+        <w:t xml:space="preserve"> persist the cancellation first to block later writes, then undo children first using a pre-change snapshot and an idempotency key tied to the approval. Recovery uses the run record alone, never a model call, and cancellation is final only once full recovery is confirmed.</w:t>
       </w:r>
     </w:p>
     <w:p>
@@ -930,7 +951,7 @@
           <w:sz w:val="15"/>
           <w:szCs w:val="15"/>
         </w:rPr>
-        <w:t xml:space="preserve">Undoing a cancelled task in reverse</w:t>
+        <w:t xml:space="preserve">Recovering without erasing other tasks’ contributions</w:t>
       </w:r>
       <w:r>
         <w:br/>
@@ -951,7 +972,7 @@
           <w:sz w:val="15"/>
           <w:szCs w:val="15"/>
         </w:rPr>
-        <w:t xml:space="preserve"> an AI task saves documents, folders, wiki pages and skills between model calls, so stopping execution leaves some changes behind.</w:t>
+        <w:t xml:space="preserve"> a concept page merges contributions from several documents, so an older snapshot would erase valid contributions from other documents.</w:t>
       </w:r>
       <w:r>
         <w:br/>
@@ -972,7 +993,7 @@
           <w:sz w:val="15"/>
           <w:szCs w:val="15"/>
         </w:rPr>
-        <w:t xml:space="preserve"> persist the cancellation first to block later writes, then undo children first using a pre-change snapshot and an idempotency key tied to the approval. Recovery uses the run record alone, never a model call, and cancellation is final only once full recovery is confirmed.</w:t>
+        <w:t xml:space="preserve"> record operations, revisions and per-document contributions append-only, then reassemble with only the target contribution excluded. Soft delete instead of removal keeps the audit trail.</w:t>
       </w:r>
     </w:p>
     <w:p>
@@ -993,7 +1014,7 @@
           <w:sz w:val="15"/>
           <w:szCs w:val="15"/>
         </w:rPr>
-        <w:t xml:space="preserve">Recovering without erasing other tasks’ contributions</w:t>
+        <w:t xml:space="preserve">LLM run tracing and the boundary around sensitive data</w:t>
       </w:r>
       <w:r>
         <w:br/>
@@ -1014,7 +1035,7 @@
           <w:sz w:val="15"/>
           <w:szCs w:val="15"/>
         </w:rPr>
-        <w:t xml:space="preserve"> a concept page merges contributions from several documents, so an older snapshot would erase valid contributions from other documents.</w:t>
+        <w:t xml:space="preserve"> the evaluation loop ran as plain Python, so stages could not be inspected separately, and whatever reached the tracing tool could carry sensitive data.</w:t>
       </w:r>
       <w:r>
         <w:br/>
@@ -1035,7 +1056,36 @@
           <w:sz w:val="15"/>
           <w:szCs w:val="15"/>
         </w:rPr>
-        <w:t xml:space="preserve"> record operations, revisions and per-document contributions append-only, then reassemble with only the target contribution excluded. Soft delete instead of removal keeps the audit trail.</w:t>
+        <w:t xml:space="preserve"> rebuilt the loop as a LangGraph graph so generation, evaluation and retry each trace as a node. The agent graph keeps tracing off and excludes raw tool lookups from persisted state, and my own prompt log masks numeric personal data before writing. Timing runs disable tracing and logging entirely.</w:t>
+      </w:r>
+    </w:p>
+    <w:p>
+      <w:pPr>
+        <w:keepNext/>
+        <w:spacing w:after="45" w:before="105" w:line="238"/>
+      </w:pPr>
+      <w:r>
+        <w:rPr>
+          <w:b/>
+          <w:bCs/>
+          <w:color w:val="315CBB"/>
+          <w:sz w:val="17"/>
+          <w:szCs w:val="17"/>
+        </w:rPr>
+        <w:t xml:space="preserve">Document conversion pipeline and faster Wiki generation</w:t>
+      </w:r>
+    </w:p>
+    <w:p>
+      <w:pPr>
+        <w:spacing w:after="60" w:before="0" w:line="196"/>
+      </w:pPr>
+      <w:r>
+        <w:rPr>
+          <w:color w:val="607089"/>
+          <w:sz w:val="14"/>
+          <w:szCs w:val="14"/>
+        </w:rPr>
+        <w:t xml:space="preserve">Converted uploaded PDFs for retrieval and grounded answers, and reduced Wiki generation time.</w:t>
       </w:r>
     </w:p>
     <w:p>
@@ -1056,7 +1106,7 @@
           <w:sz w:val="15"/>
           <w:szCs w:val="15"/>
         </w:rPr>
-        <w:t xml:space="preserve">LLM run tracing and the boundary around sensitive data</w:t>
+        <w:t xml:space="preserve">PDF → Markdown conversion</w:t>
       </w:r>
       <w:r>
         <w:br/>
@@ -1077,7 +1127,7 @@
           <w:sz w:val="15"/>
           <w:szCs w:val="15"/>
         </w:rPr>
-        <w:t xml:space="preserve"> the evaluation loop ran as plain Python, so stages could not be inspected separately, and whatever reached the tracing tool could carry sensitive data.</w:t>
+        <w:t xml:space="preserve"> Broken tables and equations in paper PDFs made the figures behind Wiki pages and answers unusable.</w:t>
       </w:r>
       <w:r>
         <w:br/>
@@ -1086,6 +1136,27 @@
         <w:rPr>
           <w:b/>
           <w:bCs/>
+          <w:color w:val="B9770E"/>
+          <w:sz w:val="15"/>
+          <w:szCs w:val="15"/>
+        </w:rPr>
+        <w:t xml:space="preserve">Decision:</w:t>
+      </w:r>
+      <w:r>
+        <w:rPr>
+          <w:color w:val="203047"/>
+          <w:sz w:val="15"/>
+          <w:szCs w:val="15"/>
+        </w:rPr>
+        <w:t xml:space="preserve"> Repairing only detected damage missed errors, and full AI conversion lacked table/equation accuracy and was costly, so I split processing by content type. Body text uses fast AnyDoc extraction; repair moved from an sLLM to commercial LLM APIs to avoid GPU server costs.</w:t>
+      </w:r>
+      <w:r>
+        <w:br/>
+      </w:r>
+      <w:r>
+        <w:rPr>
+          <w:b/>
+          <w:bCs/>
           <w:color w:val="1F6FEB"/>
           <w:sz w:val="15"/>
           <w:szCs w:val="15"/>
@@ -1098,36 +1169,28 @@
           <w:sz w:val="15"/>
           <w:szCs w:val="15"/>
         </w:rPr>
-        <w:t xml:space="preserve"> rebuilt the loop as a LangGraph graph so generation, evaluation and retry each trace as a node. The agent graph keeps tracing off and excludes raw tool lookups from persisted state, and my own prompt log masks numeric personal data before writing. Timing runs disable tracing and logging entirely.</w:t>
-      </w:r>
-    </w:p>
-    <w:p>
-      <w:pPr>
-        <w:keepNext/>
-        <w:spacing w:after="45" w:before="105" w:line="238"/>
-      </w:pPr>
-      <w:r>
-        <w:rPr>
-          <w:b/>
-          <w:bCs/>
-          <w:color w:val="315CBB"/>
-          <w:sz w:val="17"/>
-          <w:szCs w:val="17"/>
-        </w:rPr>
-        <w:t xml:space="preserve">Document conversion pipeline and faster Wiki generation</w:t>
-      </w:r>
-    </w:p>
-    <w:p>
-      <w:pPr>
-        <w:spacing w:after="60" w:before="0" w:line="196"/>
-      </w:pPr>
-      <w:r>
-        <w:rPr>
-          <w:color w:val="607089"/>
-          <w:sz w:val="14"/>
-          <w:szCs w:val="14"/>
-        </w:rPr>
-        <w:t xml:space="preserve">Converted uploaded PDFs for retrieval and grounded answers, and reduced Wiki generation time.</w:t>
+        <w:t xml:space="preserve"> Extracted body text with AnyDoc and repaired only garbled parts with AI, read table/equation regions separately, and kept original figures.</w:t>
+      </w:r>
+      <w:r>
+        <w:br/>
+      </w:r>
+      <w:r>
+        <w:rPr>
+          <w:b/>
+          <w:bCs/>
+          <w:color w:val="1E8449"/>
+          <w:sz w:val="15"/>
+          <w:szCs w:val="15"/>
+        </w:rPr>
+        <w:t xml:space="preserve">Result:</w:t>
+      </w:r>
+      <w:r>
+        <w:rPr>
+          <w:color w:val="203047"/>
+          <w:sz w:val="15"/>
+          <w:szCs w:val="15"/>
+        </w:rPr>
+        <w:t xml:space="preserve"> Pass rate on the same 30 pages (445 units, blind) rose from 45.17% to 89.89%.</w:t>
       </w:r>
     </w:p>
     <w:p>
@@ -1148,7 +1211,7 @@
           <w:sz w:val="15"/>
           <w:szCs w:val="15"/>
         </w:rPr>
-        <w:t xml:space="preserve">PDF → Markdown conversion</w:t>
+        <w:t xml:space="preserve">Parallel Wiki generation</w:t>
       </w:r>
       <w:r>
         <w:br/>
@@ -1169,7 +1232,7 @@
           <w:sz w:val="15"/>
           <w:szCs w:val="15"/>
         </w:rPr>
-        <w:t xml:space="preserve"> Open-source conversion damaged tables and equations; full AI conversion still had errors and high API usage.</w:t>
+        <w:t xml:space="preserve"> Documents were processed one at a time, so large uploads waited long for their Wiki.</w:t>
       </w:r>
       <w:r>
         <w:br/>
@@ -1178,6 +1241,27 @@
         <w:rPr>
           <w:b/>
           <w:bCs/>
+          <w:color w:val="B9770E"/>
+          <w:sz w:val="15"/>
+          <w:szCs w:val="15"/>
+        </w:rPr>
+        <w:t xml:space="preserve">Decision:</w:t>
+      </w:r>
+      <w:r>
+        <w:rPr>
+          <w:color w:val="203047"/>
+          <w:sz w:val="15"/>
+          <w:szCs w:val="15"/>
+        </w:rPr>
+        <w:t xml:space="preserve"> Compared worker count, concurrent requests and GPU parallelism. More workers helped while waiting on external AI; more concurrent requests and GPU parallelism were slower, so I dropped them. Accepted about 4x memory, since EKS can spread services.</w:t>
+      </w:r>
+      <w:r>
+        <w:br/>
+      </w:r>
+      <w:r>
+        <w:rPr>
+          <w:b/>
+          <w:bCs/>
           <w:color w:val="1F6FEB"/>
           <w:sz w:val="15"/>
           <w:szCs w:val="15"/>
@@ -1190,7 +1274,7 @@
           <w:sz w:val="15"/>
           <w:szCs w:val="15"/>
         </w:rPr>
-        <w:t xml:space="preserve"> Compared PDF tools and adopted AnyDoc. Repaired damaged text with AI, processed tables and equations separately, and preserved original figures.</w:t>
+        <w:t xml:space="preserve"> Distributed per-document jobs over Kafka with up to 4 workers.</w:t>
       </w:r>
       <w:r>
         <w:br/>
@@ -1199,27 +1283,6 @@
         <w:rPr>
           <w:b/>
           <w:bCs/>
-          <w:color w:val="B9770E"/>
-          <w:sz w:val="15"/>
-          <w:szCs w:val="15"/>
-        </w:rPr>
-        <w:t xml:space="preserve">Decision:</w:t>
-      </w:r>
-      <w:r>
-        <w:rPr>
-          <w:color w:val="203047"/>
-          <w:sz w:val="15"/>
-          <w:szCs w:val="15"/>
-        </w:rPr>
-        <w:t xml:space="preserve"> Used fast AnyDoc for body text, and moved repair from an sLLM to commercial APIs to avoid GPU server costs.</w:t>
-      </w:r>
-      <w:r>
-        <w:br/>
-      </w:r>
-      <w:r>
-        <w:rPr>
-          <w:b/>
-          <w:bCs/>
           <w:color w:val="1E8449"/>
           <w:sz w:val="15"/>
           <w:szCs w:val="15"/>
@@ -1232,91 +1295,7 @@
           <w:sz w:val="15"/>
           <w:szCs w:val="15"/>
         </w:rPr>
-        <w:t xml:space="preserve"> Internal pass rate on 30 PDF pages improved from 45.17% to 89.89%.</w:t>
-      </w:r>
-    </w:p>
-    <w:p>
-      <w:pPr>
-        <w:pStyle w:val="ListParagraph"/>
-        <w:numPr>
-          <w:ilvl w:val="0"/>
-          <w:numId w:val="1"/>
-        </w:numPr>
-        <w:spacing w:after="75" w:before="0" w:line="210"/>
-        <w:ind w:left="195" w:hanging="195"/>
-      </w:pPr>
-      <w:r>
-        <w:rPr>
-          <w:b/>
-          <w:bCs/>
-          <w:color w:val="203047"/>
-          <w:sz w:val="15"/>
-          <w:szCs w:val="15"/>
-        </w:rPr>
-        <w:t xml:space="preserve">Parallel Wiki generation</w:t>
-      </w:r>
-      <w:r>
-        <w:br/>
-      </w:r>
-      <w:r>
-        <w:rPr>
-          <w:b/>
-          <w:bCs/>
-          <w:color w:val="C0392B"/>
-          <w:sz w:val="15"/>
-          <w:szCs w:val="15"/>
-        </w:rPr>
-        <w:t xml:space="preserve">Problem:</w:t>
-      </w:r>
-      <w:r>
-        <w:rPr>
-          <w:color w:val="203047"/>
-          <w:sz w:val="15"/>
-          <w:szCs w:val="15"/>
-        </w:rPr>
-        <w:t xml:space="preserve"> Later documents waited for earlier external AI responses.</w:t>
-      </w:r>
-      <w:r>
-        <w:br/>
-      </w:r>
-      <w:r>
-        <w:rPr>
-          <w:b/>
-          <w:bCs/>
-          <w:color w:val="1F6FEB"/>
-          <w:sz w:val="15"/>
-          <w:szCs w:val="15"/>
-        </w:rPr>
-        <w:t xml:space="preserve">Solution:</w:t>
-      </w:r>
-      <w:r>
-        <w:rPr>
-          <w:color w:val="203047"/>
-          <w:sz w:val="15"/>
-          <w:szCs w:val="15"/>
-        </w:rPr>
-        <w:t xml:space="preserve"> Compared worker counts and requests per worker. Capped workers at 4 to manage memory; rejected extra concurrency and GPU parallelism that slowed processing.</w:t>
-      </w:r>
-      <w:r>
-        <w:br/>
-      </w:r>
-      <w:r>
-        <w:rPr>
-          <w:b/>
-          <w:bCs/>
-          <w:color w:val="1E8449"/>
-          <w:sz w:val="15"/>
-          <w:szCs w:val="15"/>
-        </w:rPr>
-        <w:t xml:space="preserve">Result:</w:t>
-      </w:r>
-      <w:r>
-        <w:rPr>
-          <w:color w:val="203047"/>
-          <w:sz w:val="15"/>
-          <w:szCs w:val="15"/>
-        </w:rPr>
-        <w:t xml:space="preserve"> Analysis of 4 documents fell from 282.11s to 73.89s (about 74% less).</w:t>
+        <w:t xml:space="preserve"> Analysis of 4 documents fell from 282.11s to 73.89s (about 74% faster).</w:t>
       </w:r>
     </w:p>
     <w:p>
@@ -1362,7 +1341,7 @@
       <w:pPr>
         <w:spacing w:after="0" w:before="75" w:line="210"/>
       </w:pPr>
-      <w:hyperlink w:history="1" r:id="rIdc9td1emmtpaobhqqqvz3c">
+      <w:hyperlink w:history="1" r:id="rIdvtphz6itoaeelzy2mbupy">
         <w:r>
           <w:rPr>
             <w:color w:val="315CBB"/>
@@ -1380,7 +1359,7 @@
         </w:rPr>
         <w:t xml:space="preserve">   </w:t>
       </w:r>
-      <w:hyperlink w:history="1" r:id="rId9ojr3lczo9mslsszbuuyw">
+      <w:hyperlink w:history="1" r:id="rId_24ufyh1gmlxi4caaonjg">
         <w:r>
           <w:rPr>
             <w:color w:val="315CBB"/>
@@ -1398,7 +1377,7 @@
         </w:rPr>
         <w:t xml:space="preserve">   </w:t>
       </w:r>
-      <w:hyperlink w:history="1" r:id="rIdr_nacazted5jo__z07c7g">
+      <w:hyperlink w:history="1" r:id="rIdckafqttxdqowpsnniysxd">
         <w:r>
           <w:rPr>
             <w:color w:val="315CBB"/>
@@ -1416,7 +1395,7 @@
         </w:rPr>
         <w:t xml:space="preserve">   </w:t>
       </w:r>
-      <w:hyperlink w:history="1" r:id="rIdfhzr3our4ug8tfqmmpuhg">
+      <w:hyperlink w:history="1" r:id="rIdayos6qeghjzqzfhqqpnzp">
         <w:r>
           <w:rPr>
             <w:color w:val="315CBB"/>
@@ -1563,7 +1542,7 @@
       <w:pPr>
         <w:spacing w:after="0" w:before="0" w:line="210"/>
       </w:pPr>
-      <w:hyperlink w:history="1" r:id="rIdvyblvgtdqpeedim-m0bvd">
+      <w:hyperlink w:history="1" r:id="rId9ruuclrg1daeuyajd4xib">
         <w:r>
           <w:rPr>
             <w:color w:val="315CBB"/>
@@ -1629,7 +1608,7 @@
           <w:sz w:val="15"/>
           <w:szCs w:val="15"/>
         </w:rPr>
-        <w:t xml:space="preserve"> Converting all 44,000 drug records was estimated to cost about $200 in API calls.</w:t>
+        <w:t xml:space="preserve"> Rewriting about 44,000 drug records as-is was estimated at about $200 in API costs, more than the budget allowed for covering every drug.</w:t>
       </w:r>
       <w:r>
         <w:br/>
@@ -1638,6 +1617,27 @@
         <w:rPr>
           <w:b/>
           <w:bCs/>
+          <w:color w:val="B9770E"/>
+          <w:sz w:val="15"/>
+          <w:szCs w:val="15"/>
+        </w:rPr>
+        <w:t xml:space="preserve">Decision:</w:t>
+      </w:r>
+      <w:r>
+        <w:rPr>
+          <w:color w:val="203047"/>
+          <w:sz w:val="15"/>
+          <w:szCs w:val="15"/>
+        </w:rPr>
+        <w:t xml:space="preserve"> Instead of covering fewer drugs, convert each repeated sentence once. The job needed no real-time response, so Batch API traded waiting time for lower cost.</w:t>
+      </w:r>
+      <w:r>
+        <w:br/>
+      </w:r>
+      <w:r>
+        <w:rPr>
+          <w:b/>
+          <w:bCs/>
           <w:color w:val="1F6FEB"/>
           <w:sz w:val="15"/>
           <w:szCs w:val="15"/>
@@ -1650,28 +1650,7 @@
           <w:sz w:val="15"/>
           <w:szCs w:val="15"/>
         </w:rPr>
-        <w:t xml:space="preserve"> Split text into sentence blocks, merged exact duplicates, converted via GPT Batch API and mapped results back to each drug. Reproduced in PySpark in 2026 to measure ending normalization and MinHashLSH.</w:t>
-      </w:r>
-      <w:r>
-        <w:br/>
-      </w:r>
-      <w:r>
-        <w:rPr>
-          <w:b/>
-          <w:bCs/>
-          <w:color w:val="B9770E"/>
-          <w:sz w:val="15"/>
-          <w:szCs w:val="15"/>
-        </w:rPr>
-        <w:t xml:space="preserve">Decision:</w:t>
-      </w:r>
-      <w:r>
-        <w:rPr>
-          <w:color w:val="203047"/>
-          <w:sz w:val="15"/>
-          <w:szCs w:val="15"/>
-        </w:rPr>
-        <w:t xml:space="preserve"> The job needed no real-time response, so Batch API traded waiting time for lower cost.</w:t>
+        <w:t xml:space="preserve"> Split text into sentence blocks, merged exact duplicates, converted via GPT Batch API and mapped results back to each drug. Reproduced in PySpark in 2026 to measure each step.</w:t>
       </w:r>
       <w:r>
         <w:br/>
@@ -1764,7 +1743,7 @@
           <w:sz w:val="15"/>
           <w:szCs w:val="15"/>
         </w:rPr>
-        <w:t xml:space="preserve"> Everyday symptom language differed from drug indications, while sensitive health data needed to stay out of external AI inputs.</w:t>
+        <w:t xml:space="preserve"> Users checking whether a drug is safe describe symptoms in different words from drug indications, and the health data needed for personalization could not go to external AI.</w:t>
       </w:r>
       <w:r>
         <w:br/>
@@ -1773,6 +1752,27 @@
         <w:rPr>
           <w:b/>
           <w:bCs/>
+          <w:color w:val="B9770E"/>
+          <w:sz w:val="15"/>
+          <w:szCs w:val="15"/>
+        </w:rPr>
+        <w:t xml:space="preserve">Decision:</w:t>
+      </w:r>
+      <w:r>
+        <w:rPr>
+          <w:color w:val="203047"/>
+          <w:sz w:val="15"/>
+          <w:szCs w:val="15"/>
+        </w:rPr>
+        <w:t xml:space="preserve"> A synonym dictionary had too many overlapping symptoms, so I used semantic search; filtering the profile had too many cases, so profile decisions stay internal.</w:t>
+      </w:r>
+      <w:r>
+        <w:br/>
+      </w:r>
+      <w:r>
+        <w:rPr>
+          <w:b/>
+          <w:bCs/>
           <w:color w:val="1F6FEB"/>
           <w:sz w:val="15"/>
           <w:szCs w:val="15"/>
@@ -1785,7 +1785,7 @@
           <w:sz w:val="15"/>
           <w:szCs w:val="15"/>
         </w:rPr>
-        <w:t xml:space="preserve"> Used Weaviate semantic search and AI orchestration for drug discovery, medication risks and dosage. Evaluated pregnancy, current medications and underlying conditions in internal code.</w:t>
+        <w:t xml:space="preserve"> Weaviate semantic search and AI orchestration route to drug search, medication risk and dosage paths; pregnancy, current medications and underlying conditions are judged in internal code.</w:t>
       </w:r>
       <w:r>
         <w:br/>
@@ -1794,27 +1794,6 @@
         <w:rPr>
           <w:b/>
           <w:bCs/>
-          <w:color w:val="B9770E"/>
-          <w:sz w:val="15"/>
-          <w:szCs w:val="15"/>
-        </w:rPr>
-        <w:t xml:space="preserve">Decision:</w:t>
-      </w:r>
-      <w:r>
-        <w:rPr>
-          <w:color w:val="203047"/>
-          <w:sz w:val="15"/>
-          <w:szCs w:val="15"/>
-        </w:rPr>
-        <w:t xml:space="preserve"> Filtering the profile before sending had too many cases to cover, so the fields were excluded and judged internally.</w:t>
-      </w:r>
-      <w:r>
-        <w:br/>
-      </w:r>
-      <w:r>
-        <w:rPr>
-          <w:b/>
-          <w:bCs/>
           <w:color w:val="1E8449"/>
           <w:sz w:val="15"/>
           <w:szCs w:val="15"/>
@@ -1827,7 +1806,7 @@
           <w:sz w:val="15"/>
           <w:szCs w:val="15"/>
         </w:rPr>
-        <w:t xml:space="preserve"> Implemented personalized symptom-based search while excluding those profile fields from external LLM inputs.</w:t>
+        <w:t xml:space="preserve"> Personalized symptom-based search with those profile fields excluded from external LLM inputs.</w:t>
       </w:r>
     </w:p>
     <w:p>
@@ -1875,7 +1854,7 @@
           <w:sz w:val="15"/>
           <w:szCs w:val="15"/>
         </w:rPr>
-        <w:t xml:space="preserve">Designed the drug database on Java and Spring Boot with search, autocomplete and DUR risk display. Cut search responses from 5–7s to 0.8s on average with Elasticsearch and Redis.</w:t>
+        <w:t xml:space="preserve">Designed the drug database on Java and Spring Boot with search, autocomplete and DUR risk display. Elasticsearch handles partial matching and autocomplete and Redis caches repeated risk lookups, cutting search responses from 5–7s to 0.8s on average.</w:t>
       </w:r>
     </w:p>
     <w:p>
@@ -2012,36 +1991,6 @@
     </w:p>
     <w:p>
       <w:pPr>
-        <w:pStyle w:val="ListParagraph"/>
-        <w:numPr>
-          <w:ilvl w:val="0"/>
-          <w:numId w:val="1"/>
-        </w:numPr>
-        <w:spacing w:after="75" w:before="0" w:line="210"/>
-        <w:ind w:left="195" w:hanging="195"/>
-      </w:pPr>
-      <w:r>
-        <w:rPr>
-          <w:color w:val="203047"/>
-          <w:sz w:val="15"/>
-          <w:szCs w:val="15"/>
-        </w:rPr>
-        <w:t xml:space="preserve">Feedback I could not act on</w:t>
-      </w:r>
-      <w:r>
-        <w:br/>
-      </w:r>
-      <w:r>
-        <w:rPr>
-          <w:color w:val="203047"/>
-          <w:sz w:val="15"/>
-          <w:szCs w:val="15"/>
-        </w:rPr>
-        <w:t xml:space="preserve">Someone pointed out that the service would be better off running in containers, but I could not adopt it inside the capstone timeline. On Fruition I designed the AI services around a container-based deployment from the start.</w:t>
-      </w:r>
-    </w:p>
-    <w:p>
-      <w:pPr>
         <w:spacing w:after="60" w:before="0" w:line="196"/>
       </w:pPr>
       <w:r>
@@ -2057,7 +2006,7 @@
       <w:pPr>
         <w:spacing w:after="0" w:before="75" w:line="210"/>
       </w:pPr>
-      <w:hyperlink w:history="1" r:id="rIdtphftrs5fnnf9v0ddh1n1">
+      <w:hyperlink w:history="1" r:id="rIdnq-kmvzxvxn-7mpkrgdkm">
         <w:r>
           <w:rPr>
             <w:color w:val="315CBB"/>
@@ -2075,7 +2024,7 @@
         </w:rPr>
         <w:t xml:space="preserve">   </w:t>
       </w:r>
-      <w:hyperlink w:history="1" r:id="rIdppmg95_7qfvheor--1lxj">
+      <w:hyperlink w:history="1" r:id="rIdmogcu1be6hrfjzmfsxkgb">
         <w:r>
           <w:rPr>
             <w:color w:val="315CBB"/>
@@ -2474,7 +2423,7 @@
             <w:pPr>
               <w:spacing w:after="0" w:before="0" w:line="210"/>
             </w:pPr>
-            <w:hyperlink w:history="1" r:id="rIdeedicnmoof7x3sz4ihaak">
+            <w:hyperlink w:history="1" r:id="rId42ld8ziytatjkwvwyzibe">
               <w:r>
                 <w:rPr>
                   <w:color w:val="315CBB"/>
@@ -2576,7 +2525,7 @@
             <w:pPr>
               <w:spacing w:after="0" w:before="75" w:line="210"/>
             </w:pPr>
-            <w:hyperlink w:history="1" r:id="rIdchadie3djj_uxlz3vs_pa">
+            <w:hyperlink w:history="1" r:id="rId-e5l5t1sm5jexslxzdyuh">
               <w:r>
                 <w:rPr>
                   <w:color w:val="315CBB"/>
@@ -2594,7 +2543,7 @@
               </w:rPr>
               <w:t xml:space="preserve">   </w:t>
             </w:r>
-            <w:hyperlink w:history="1" r:id="rIdgopbqvwuemtvnptj2zuux">
+            <w:hyperlink w:history="1" r:id="rIdx73pp8om7qjfimm62gmgb">
               <w:r>
                 <w:rPr>
                   <w:color w:val="315CBB"/>
@@ -2612,7 +2561,7 @@
               </w:rPr>
               <w:t xml:space="preserve">   </w:t>
             </w:r>
-            <w:hyperlink w:history="1" r:id="rIdl_cpr3r0pz3b_axtea1dp">
+            <w:hyperlink w:history="1" r:id="rIdsv9r7htf5tgkfeauc-3si">
               <w:r>
                 <w:rPr>
                   <w:color w:val="315CBB"/>
@@ -3023,7 +2972,7 @@
             <w:pPr>
               <w:spacing w:after="0" w:before="0" w:line="210"/>
             </w:pPr>
-            <w:hyperlink w:history="1" r:id="rIdfhr2tct8mhakhmrxyfbwh">
+            <w:hyperlink w:history="1" r:id="rIdr-pt2s3lgpbmigjkhd4kg">
               <w:r>
                 <w:rPr>
                   <w:color w:val="315CBB"/>

--- a/site/en/resume.docx
+++ b/site/en/resume.docx
@@ -89,7 +89,7 @@
             <w:pPr>
               <w:spacing w:after="0" w:before="75" w:line="210"/>
             </w:pPr>
-            <w:hyperlink w:history="1" r:id="rIdtiz5sh91g8egb3dgbxq7e">
+            <w:hyperlink w:history="1" r:id="rId3y4jczza-vq8l4p3s_nnr">
               <w:r>
                 <w:rPr>
                   <w:color w:val="315CBB"/>
@@ -107,7 +107,7 @@
               </w:rPr>
               <w:t xml:space="preserve">   </w:t>
             </w:r>
-            <w:hyperlink w:history="1" r:id="rId_nbkv-zb6pqfh5btpyjsx">
+            <w:hyperlink w:history="1" r:id="rId5xjfwzjbyzau5zv1zg7bv">
               <w:r>
                 <w:rPr>
                   <w:color w:val="315CBB"/>
@@ -125,7 +125,7 @@
               </w:rPr>
               <w:t xml:space="preserve">   </w:t>
             </w:r>
-            <w:hyperlink w:history="1" r:id="rIdn3sykvqhgg3opihz8hsop">
+            <w:hyperlink w:history="1" r:id="rIdoil8gqh-s9mqxbx7z4sfa">
               <w:r>
                 <w:rPr>
                   <w:color w:val="315CBB"/>
@@ -143,7 +143,7 @@
               </w:rPr>
               <w:t xml:space="preserve">   </w:t>
             </w:r>
-            <w:hyperlink w:history="1" r:id="rIdcvdtsha5hqbuq5yajgsj5">
+            <w:hyperlink w:history="1" r:id="rIdrk5v7qjqhxxxjt8bewo-l">
               <w:r>
                 <w:rPr>
                   <w:color w:val="315CBB"/>
@@ -394,7 +394,7 @@
       <w:pPr>
         <w:spacing w:after="0" w:before="0" w:line="210"/>
       </w:pPr>
-      <w:hyperlink w:history="1" r:id="rIdmgjabocmh4iy2oxgkfcz0">
+      <w:hyperlink w:history="1" r:id="rIdmktjcvqks-_90eme4etnc">
         <w:r>
           <w:rPr>
             <w:color w:val="315CBB"/>
@@ -494,7 +494,7 @@
           <w:sz w:val="15"/>
           <w:szCs w:val="15"/>
         </w:rPr>
-        <w:t xml:space="preserve"> GPT selection cost about 2.5x and took longer; tuning weights and RRF gave similar scores across settings, so I adopted Jev, which picks only from fixed options.</w:t>
+        <w:t xml:space="preserve"> GPT selection cost about 2.5x and took longer; tuning weights and RRF gave similar scores across settings, so I adopted Jev, which picks only from fixed options and had first been validated on request routing (77 → 81 of 98 correct).</w:t>
       </w:r>
       <w:r>
         <w:br/>
@@ -552,7 +552,7 @@
           <w:sz w:val="17"/>
           <w:szCs w:val="17"/>
         </w:rPr>
-        <w:t xml:space="preserve">Agent execution environment - skills, approval, routing and conversation context</w:t>
+        <w:t xml:space="preserve">User-defined agent Skills with approval-based execution</w:t>
       </w:r>
     </w:p>
     <w:p>
@@ -565,7 +565,7 @@
           <w:sz w:val="14"/>
           <w:szCs w:val="14"/>
         </w:rPr>
-        <w:t xml:space="preserve">Designed reusable Skills with user approval before changes. Applied Jev to request routing, and set the scope of the conversation context and edit input the model receives.</w:t>
+        <w:t xml:space="preserve">Recurring tasks are saved and reused as Skills, and AI-made changes apply only after the user approves them.</w:t>
       </w:r>
     </w:p>
     <w:p>
@@ -675,6 +675,35 @@
     </w:p>
     <w:p>
       <w:pPr>
+        <w:keepNext/>
+        <w:spacing w:after="45" w:before="105" w:line="238"/>
+      </w:pPr>
+      <w:r>
+        <w:rPr>
+          <w:b/>
+          <w:bCs/>
+          <w:color w:val="315CBB"/>
+          <w:sz w:val="17"/>
+          <w:szCs w:val="17"/>
+        </w:rPr>
+        <w:t xml:space="preserve">PDF document conversion</w:t>
+      </w:r>
+    </w:p>
+    <w:p>
+      <w:pPr>
+        <w:spacing w:after="60" w:before="0" w:line="196"/>
+      </w:pPr>
+      <w:r>
+        <w:rPr>
+          <w:color w:val="607089"/>
+          <w:sz w:val="14"/>
+          <w:szCs w:val="14"/>
+        </w:rPr>
+        <w:t xml:space="preserve">Converted uploaded paper PDFs into Markdown that keeps tables and equations, so they can be searched and cited in answers.</w:t>
+      </w:r>
+    </w:p>
+    <w:p>
+      <w:pPr>
         <w:pStyle w:val="ListParagraph"/>
         <w:numPr>
           <w:ilvl w:val="0"/>
@@ -691,7 +720,7 @@
           <w:sz w:val="15"/>
           <w:szCs w:val="15"/>
         </w:rPr>
-        <w:t xml:space="preserve">Jev-based request routing</w:t>
+        <w:t xml:space="preserve">PDF → Markdown conversion</w:t>
       </w:r>
       <w:r>
         <w:br/>
@@ -712,7 +741,7 @@
           <w:sz w:val="15"/>
           <w:szCs w:val="15"/>
         </w:rPr>
-        <w:t xml:space="preserve"> Misrouting a question as an edit led to the wrong action, directly hurting the service's reliability.</w:t>
+        <w:t xml:space="preserve"> Broken tables and equations in paper PDFs made the figures behind Wiki pages and answers unusable.</w:t>
       </w:r>
       <w:r>
         <w:br/>
@@ -733,7 +762,7 @@
           <w:sz w:val="15"/>
           <w:szCs w:val="15"/>
         </w:rPr>
-        <w:t xml:space="preserve"> Jev picks only from fixed options, which fits routing; as a newly released model it was validated first on low-risk routing.</w:t>
+        <w:t xml:space="preserve"> Repairing only detected damage missed errors, and full AI conversion lacked table/equation accuracy and was costly, so I split processing by content type. Body text uses fast AnyDoc extraction; repair moved from an sLLM to commercial LLM APIs to avoid GPU server costs.</w:t>
       </w:r>
       <w:r>
         <w:br/>
@@ -754,7 +783,7 @@
           <w:sz w:val="15"/>
           <w:szCs w:val="15"/>
         </w:rPr>
-        <w:t xml:space="preserve"> Applied Jev to choose task type and conditions, and compared it with the existing approach and GPT-5-nano on the same 98 requests.</w:t>
+        <w:t xml:space="preserve"> Extracted body text with AnyDoc and repaired only garbled parts with AI, read table/equation regions separately, and kept original figures.</w:t>
       </w:r>
       <w:r>
         <w:br/>
@@ -775,86 +804,7 @@
           <w:sz w:val="15"/>
           <w:szCs w:val="15"/>
         </w:rPr>
-        <w:t xml:space="preserve"> Fully correct decisions rose from 77 to 81 (GPT-5-nano 63); median decision time fell from 8.967s to 0.658s.</w:t>
-      </w:r>
-    </w:p>
-    <w:p>
-      <w:pPr>
-        <w:pStyle w:val="ListParagraph"/>
-        <w:numPr>
-          <w:ilvl w:val="0"/>
-          <w:numId w:val="1"/>
-        </w:numPr>
-        <w:spacing w:after="75" w:before="0" w:line="210"/>
-        <w:ind w:left="195" w:hanging="195"/>
-      </w:pPr>
-      <w:r>
-        <w:rPr>
-          <w:b/>
-          <w:bCs/>
-          <w:color w:val="203047"/>
-          <w:sz w:val="15"/>
-          <w:szCs w:val="15"/>
-        </w:rPr>
-        <w:t xml:space="preserve">Conversation memory and edit input scope</w:t>
-      </w:r>
-      <w:r>
-        <w:br/>
-      </w:r>
-      <w:r>
-        <w:rPr>
-          <w:b/>
-          <w:bCs/>
-          <w:color w:val="C0392B"/>
-          <w:sz w:val="15"/>
-          <w:szCs w:val="15"/>
-        </w:rPr>
-        <w:t xml:space="preserve">Problem:</w:t>
-      </w:r>
-      <w:r>
-        <w:rPr>
-          <w:color w:val="203047"/>
-          <w:sz w:val="15"/>
-          <w:szCs w:val="15"/>
-        </w:rPr>
-        <w:t xml:space="preserve"> Sending whole conversations and documents to the model raises cost and latency.</w:t>
-      </w:r>
-      <w:r>
-        <w:br/>
-      </w:r>
-      <w:r>
-        <w:rPr>
-          <w:b/>
-          <w:bCs/>
-          <w:color w:val="1F6FEB"/>
-          <w:sz w:val="15"/>
-          <w:szCs w:val="15"/>
-        </w:rPr>
-        <w:t xml:space="preserve">Solution:</w:t>
-      </w:r>
-      <w:r>
-        <w:rPr>
-          <w:color w:val="203047"/>
-          <w:sz w:val="15"/>
-          <w:szCs w:val="15"/>
-        </w:rPr>
-        <w:t xml:space="preserve"> Keep the last six messages verbatim with a rolling summary for older ones, and send only the target lines plus context for edits, cutting input for a 1,000-line document to 5.58% of the source.</w:t>
-      </w:r>
-    </w:p>
-    <w:p>
-      <w:pPr>
-        <w:keepNext/>
-        <w:spacing w:after="45" w:before="105" w:line="238"/>
-      </w:pPr>
-      <w:r>
-        <w:rPr>
-          <w:b/>
-          <w:bCs/>
-          <w:color w:val="315CBB"/>
-          <w:sz w:val="17"/>
-          <w:szCs w:val="17"/>
-        </w:rPr>
-        <w:t xml:space="preserve">Execution reliability and LLM tracing</w:t>
+        <w:t xml:space="preserve"> Pass rate on the same 30 pages (445 units, blind) rose from 45.17% to 89.89%.</w:t>
       </w:r>
     </w:p>
     <w:p>
@@ -867,212 +817,7 @@
           <w:sz w:val="14"/>
           <w:szCs w:val="14"/>
         </w:rPr>
-        <w:t xml:space="preserve">Undoing changes an AI task already saved, and making each stage of a run inspectable. Execution spans several stores and cannot be one transaction, so recovery runs as reverse actions.</w:t>
-      </w:r>
-    </w:p>
-    <w:p>
-      <w:pPr>
-        <w:pStyle w:val="ListParagraph"/>
-        <w:numPr>
-          <w:ilvl w:val="0"/>
-          <w:numId w:val="1"/>
-        </w:numPr>
-        <w:spacing w:after="75" w:before="0" w:line="210"/>
-        <w:ind w:left="195" w:hanging="195"/>
-      </w:pPr>
-      <w:r>
-        <w:rPr>
-          <w:b/>
-          <w:bCs/>
-          <w:color w:val="203047"/>
-          <w:sz w:val="15"/>
-          <w:szCs w:val="15"/>
-        </w:rPr>
-        <w:t xml:space="preserve">Undoing a cancelled task in reverse</w:t>
-      </w:r>
-      <w:r>
-        <w:br/>
-      </w:r>
-      <w:r>
-        <w:rPr>
-          <w:b/>
-          <w:bCs/>
-          <w:color w:val="C0392B"/>
-          <w:sz w:val="15"/>
-          <w:szCs w:val="15"/>
-        </w:rPr>
-        <w:t xml:space="preserve">Problem:</w:t>
-      </w:r>
-      <w:r>
-        <w:rPr>
-          <w:color w:val="203047"/>
-          <w:sz w:val="15"/>
-          <w:szCs w:val="15"/>
-        </w:rPr>
-        <w:t xml:space="preserve"> an AI task saves documents, folders, wiki pages and skills between model calls, so stopping execution leaves some changes behind.</w:t>
-      </w:r>
-      <w:r>
-        <w:br/>
-      </w:r>
-      <w:r>
-        <w:rPr>
-          <w:b/>
-          <w:bCs/>
-          <w:color w:val="1F6FEB"/>
-          <w:sz w:val="15"/>
-          <w:szCs w:val="15"/>
-        </w:rPr>
-        <w:t xml:space="preserve">Solution:</w:t>
-      </w:r>
-      <w:r>
-        <w:rPr>
-          <w:color w:val="203047"/>
-          <w:sz w:val="15"/>
-          <w:szCs w:val="15"/>
-        </w:rPr>
-        <w:t xml:space="preserve"> persist the cancellation first to block later writes, then undo children first using a pre-change snapshot and an idempotency key tied to the approval. Recovery uses the run record alone, never a model call, and cancellation is final only once full recovery is confirmed.</w:t>
-      </w:r>
-    </w:p>
-    <w:p>
-      <w:pPr>
-        <w:pStyle w:val="ListParagraph"/>
-        <w:numPr>
-          <w:ilvl w:val="0"/>
-          <w:numId w:val="1"/>
-        </w:numPr>
-        <w:spacing w:after="75" w:before="0" w:line="210"/>
-        <w:ind w:left="195" w:hanging="195"/>
-      </w:pPr>
-      <w:r>
-        <w:rPr>
-          <w:b/>
-          <w:bCs/>
-          <w:color w:val="203047"/>
-          <w:sz w:val="15"/>
-          <w:szCs w:val="15"/>
-        </w:rPr>
-        <w:t xml:space="preserve">Recovering without erasing other tasks’ contributions</w:t>
-      </w:r>
-      <w:r>
-        <w:br/>
-      </w:r>
-      <w:r>
-        <w:rPr>
-          <w:b/>
-          <w:bCs/>
-          <w:color w:val="C0392B"/>
-          <w:sz w:val="15"/>
-          <w:szCs w:val="15"/>
-        </w:rPr>
-        <w:t xml:space="preserve">Problem:</w:t>
-      </w:r>
-      <w:r>
-        <w:rPr>
-          <w:color w:val="203047"/>
-          <w:sz w:val="15"/>
-          <w:szCs w:val="15"/>
-        </w:rPr>
-        <w:t xml:space="preserve"> a concept page merges contributions from several documents, so an older snapshot would erase valid contributions from other documents.</w:t>
-      </w:r>
-      <w:r>
-        <w:br/>
-      </w:r>
-      <w:r>
-        <w:rPr>
-          <w:b/>
-          <w:bCs/>
-          <w:color w:val="1F6FEB"/>
-          <w:sz w:val="15"/>
-          <w:szCs w:val="15"/>
-        </w:rPr>
-        <w:t xml:space="preserve">Solution:</w:t>
-      </w:r>
-      <w:r>
-        <w:rPr>
-          <w:color w:val="203047"/>
-          <w:sz w:val="15"/>
-          <w:szCs w:val="15"/>
-        </w:rPr>
-        <w:t xml:space="preserve"> record operations, revisions and per-document contributions append-only, then reassemble with only the target contribution excluded. Soft delete instead of removal keeps the audit trail.</w:t>
-      </w:r>
-    </w:p>
-    <w:p>
-      <w:pPr>
-        <w:pStyle w:val="ListParagraph"/>
-        <w:numPr>
-          <w:ilvl w:val="0"/>
-          <w:numId w:val="1"/>
-        </w:numPr>
-        <w:spacing w:after="75" w:before="0" w:line="210"/>
-        <w:ind w:left="195" w:hanging="195"/>
-      </w:pPr>
-      <w:r>
-        <w:rPr>
-          <w:b/>
-          <w:bCs/>
-          <w:color w:val="203047"/>
-          <w:sz w:val="15"/>
-          <w:szCs w:val="15"/>
-        </w:rPr>
-        <w:t xml:space="preserve">LLM run tracing and the boundary around sensitive data</w:t>
-      </w:r>
-      <w:r>
-        <w:br/>
-      </w:r>
-      <w:r>
-        <w:rPr>
-          <w:b/>
-          <w:bCs/>
-          <w:color w:val="C0392B"/>
-          <w:sz w:val="15"/>
-          <w:szCs w:val="15"/>
-        </w:rPr>
-        <w:t xml:space="preserve">Problem:</w:t>
-      </w:r>
-      <w:r>
-        <w:rPr>
-          <w:color w:val="203047"/>
-          <w:sz w:val="15"/>
-          <w:szCs w:val="15"/>
-        </w:rPr>
-        <w:t xml:space="preserve"> the evaluation loop ran as plain Python, so stages could not be inspected separately, and whatever reached the tracing tool could carry sensitive data.</w:t>
-      </w:r>
-      <w:r>
-        <w:br/>
-      </w:r>
-      <w:r>
-        <w:rPr>
-          <w:b/>
-          <w:bCs/>
-          <w:color w:val="1F6FEB"/>
-          <w:sz w:val="15"/>
-          <w:szCs w:val="15"/>
-        </w:rPr>
-        <w:t xml:space="preserve">Solution:</w:t>
-      </w:r>
-      <w:r>
-        <w:rPr>
-          <w:color w:val="203047"/>
-          <w:sz w:val="15"/>
-          <w:szCs w:val="15"/>
-        </w:rPr>
-        <w:t xml:space="preserve"> rebuilt the loop as a LangGraph graph so generation, evaluation and retry each trace as a node. The agent graph keeps tracing off and excludes raw tool lookups from persisted state, and my own prompt log masks numeric personal data before writing. Timing runs disable tracing and logging entirely.</w:t>
-      </w:r>
-    </w:p>
-    <w:p>
-      <w:pPr>
-        <w:keepNext/>
-        <w:spacing w:after="45" w:before="105" w:line="238"/>
-      </w:pPr>
-      <w:r>
-        <w:rPr>
-          <w:b/>
-          <w:bCs/>
-          <w:color w:val="315CBB"/>
-          <w:sz w:val="17"/>
-          <w:szCs w:val="17"/>
-        </w:rPr>
-        <w:t xml:space="preserve">Document conversion pipeline and faster Wiki generation</w:t>
+        <w:t xml:space="preserve">MSA: Splitting only by feature would keep DB load the same while adding hops, so I proposed splitting by data ownership and co-designed boundaries and communication with teammates and mentors.</w:t>
       </w:r>
     </w:p>
     <w:p>
@@ -1085,217 +830,7 @@
           <w:sz w:val="14"/>
           <w:szCs w:val="14"/>
         </w:rPr>
-        <w:t xml:space="preserve">Converted uploaded PDFs for retrieval and grounded answers, and reduced Wiki generation time.</w:t>
-      </w:r>
-    </w:p>
-    <w:p>
-      <w:pPr>
-        <w:pStyle w:val="ListParagraph"/>
-        <w:numPr>
-          <w:ilvl w:val="0"/>
-          <w:numId w:val="1"/>
-        </w:numPr>
-        <w:spacing w:after="75" w:before="0" w:line="210"/>
-        <w:ind w:left="195" w:hanging="195"/>
-      </w:pPr>
-      <w:r>
-        <w:rPr>
-          <w:b/>
-          <w:bCs/>
-          <w:color w:val="203047"/>
-          <w:sz w:val="15"/>
-          <w:szCs w:val="15"/>
-        </w:rPr>
-        <w:t xml:space="preserve">PDF → Markdown conversion</w:t>
-      </w:r>
-      <w:r>
-        <w:br/>
-      </w:r>
-      <w:r>
-        <w:rPr>
-          <w:b/>
-          <w:bCs/>
-          <w:color w:val="C0392B"/>
-          <w:sz w:val="15"/>
-          <w:szCs w:val="15"/>
-        </w:rPr>
-        <w:t xml:space="preserve">Problem:</w:t>
-      </w:r>
-      <w:r>
-        <w:rPr>
-          <w:color w:val="203047"/>
-          <w:sz w:val="15"/>
-          <w:szCs w:val="15"/>
-        </w:rPr>
-        <w:t xml:space="preserve"> Broken tables and equations in paper PDFs made the figures behind Wiki pages and answers unusable.</w:t>
-      </w:r>
-      <w:r>
-        <w:br/>
-      </w:r>
-      <w:r>
-        <w:rPr>
-          <w:b/>
-          <w:bCs/>
-          <w:color w:val="B9770E"/>
-          <w:sz w:val="15"/>
-          <w:szCs w:val="15"/>
-        </w:rPr>
-        <w:t xml:space="preserve">Decision:</w:t>
-      </w:r>
-      <w:r>
-        <w:rPr>
-          <w:color w:val="203047"/>
-          <w:sz w:val="15"/>
-          <w:szCs w:val="15"/>
-        </w:rPr>
-        <w:t xml:space="preserve"> Repairing only detected damage missed errors, and full AI conversion lacked table/equation accuracy and was costly, so I split processing by content type. Body text uses fast AnyDoc extraction; repair moved from an sLLM to commercial LLM APIs to avoid GPU server costs.</w:t>
-      </w:r>
-      <w:r>
-        <w:br/>
-      </w:r>
-      <w:r>
-        <w:rPr>
-          <w:b/>
-          <w:bCs/>
-          <w:color w:val="1F6FEB"/>
-          <w:sz w:val="15"/>
-          <w:szCs w:val="15"/>
-        </w:rPr>
-        <w:t xml:space="preserve">Solution:</w:t>
-      </w:r>
-      <w:r>
-        <w:rPr>
-          <w:color w:val="203047"/>
-          <w:sz w:val="15"/>
-          <w:szCs w:val="15"/>
-        </w:rPr>
-        <w:t xml:space="preserve"> Extracted body text with AnyDoc and repaired only garbled parts with AI, read table/equation regions separately, and kept original figures.</w:t>
-      </w:r>
-      <w:r>
-        <w:br/>
-      </w:r>
-      <w:r>
-        <w:rPr>
-          <w:b/>
-          <w:bCs/>
-          <w:color w:val="1E8449"/>
-          <w:sz w:val="15"/>
-          <w:szCs w:val="15"/>
-        </w:rPr>
-        <w:t xml:space="preserve">Result:</w:t>
-      </w:r>
-      <w:r>
-        <w:rPr>
-          <w:color w:val="203047"/>
-          <w:sz w:val="15"/>
-          <w:szCs w:val="15"/>
-        </w:rPr>
-        <w:t xml:space="preserve"> Pass rate on the same 30 pages (445 units, blind) rose from 45.17% to 89.89%.</w:t>
-      </w:r>
-    </w:p>
-    <w:p>
-      <w:pPr>
-        <w:pStyle w:val="ListParagraph"/>
-        <w:numPr>
-          <w:ilvl w:val="0"/>
-          <w:numId w:val="1"/>
-        </w:numPr>
-        <w:spacing w:after="75" w:before="0" w:line="210"/>
-        <w:ind w:left="195" w:hanging="195"/>
-      </w:pPr>
-      <w:r>
-        <w:rPr>
-          <w:b/>
-          <w:bCs/>
-          <w:color w:val="203047"/>
-          <w:sz w:val="15"/>
-          <w:szCs w:val="15"/>
-        </w:rPr>
-        <w:t xml:space="preserve">Parallel Wiki generation</w:t>
-      </w:r>
-      <w:r>
-        <w:br/>
-      </w:r>
-      <w:r>
-        <w:rPr>
-          <w:b/>
-          <w:bCs/>
-          <w:color w:val="C0392B"/>
-          <w:sz w:val="15"/>
-          <w:szCs w:val="15"/>
-        </w:rPr>
-        <w:t xml:space="preserve">Problem:</w:t>
-      </w:r>
-      <w:r>
-        <w:rPr>
-          <w:color w:val="203047"/>
-          <w:sz w:val="15"/>
-          <w:szCs w:val="15"/>
-        </w:rPr>
-        <w:t xml:space="preserve"> Documents were processed one at a time, so large uploads waited long for their Wiki.</w:t>
-      </w:r>
-      <w:r>
-        <w:br/>
-      </w:r>
-      <w:r>
-        <w:rPr>
-          <w:b/>
-          <w:bCs/>
-          <w:color w:val="B9770E"/>
-          <w:sz w:val="15"/>
-          <w:szCs w:val="15"/>
-        </w:rPr>
-        <w:t xml:space="preserve">Decision:</w:t>
-      </w:r>
-      <w:r>
-        <w:rPr>
-          <w:color w:val="203047"/>
-          <w:sz w:val="15"/>
-          <w:szCs w:val="15"/>
-        </w:rPr>
-        <w:t xml:space="preserve"> Compared worker count, concurrent requests and GPU parallelism. More workers helped while waiting on external AI; more concurrent requests and GPU parallelism were slower, so I dropped them. Accepted about 4x memory, since EKS can spread services.</w:t>
-      </w:r>
-      <w:r>
-        <w:br/>
-      </w:r>
-      <w:r>
-        <w:rPr>
-          <w:b/>
-          <w:bCs/>
-          <w:color w:val="1F6FEB"/>
-          <w:sz w:val="15"/>
-          <w:szCs w:val="15"/>
-        </w:rPr>
-        <w:t xml:space="preserve">Solution:</w:t>
-      </w:r>
-      <w:r>
-        <w:rPr>
-          <w:color w:val="203047"/>
-          <w:sz w:val="15"/>
-          <w:szCs w:val="15"/>
-        </w:rPr>
-        <w:t xml:space="preserve"> Distributed per-document jobs over Kafka with up to 4 workers.</w:t>
-      </w:r>
-      <w:r>
-        <w:br/>
-      </w:r>
-      <w:r>
-        <w:rPr>
-          <w:b/>
-          <w:bCs/>
-          <w:color w:val="1E8449"/>
-          <w:sz w:val="15"/>
-          <w:szCs w:val="15"/>
-        </w:rPr>
-        <w:t xml:space="preserve">Result:</w:t>
-      </w:r>
-      <w:r>
-        <w:rPr>
-          <w:color w:val="203047"/>
-          <w:sz w:val="15"/>
-          <w:szCs w:val="15"/>
-        </w:rPr>
-        <w:t xml:space="preserve"> Analysis of 4 documents fell from 282.11s to 73.89s (about 74% faster).</w:t>
+        <w:t xml:space="preserve">All figures are from internal evaluations.</w:t>
       </w:r>
     </w:p>
     <w:p>
@@ -1308,32 +843,6 @@
           <w:sz w:val="14"/>
           <w:szCs w:val="14"/>
         </w:rPr>
-        <w:t xml:space="preserve">MSA: Splitting only by feature would keep DB load the same while adding hops, so I proposed splitting by data ownership and co-designed boundaries and communication with teammates and mentors.</w:t>
-      </w:r>
-    </w:p>
-    <w:p>
-      <w:pPr>
-        <w:spacing w:after="60" w:before="0" w:line="196"/>
-      </w:pPr>
-      <w:r>
-        <w:rPr>
-          <w:color w:val="607089"/>
-          <w:sz w:val="14"/>
-          <w:szCs w:val="14"/>
-        </w:rPr>
-        <w:t xml:space="preserve">Internal evaluations. RAG timing compares Jev before/after tuning. Parallel document timing covers analysis only, excluding storage and post-processing.</w:t>
-      </w:r>
-    </w:p>
-    <w:p>
-      <w:pPr>
-        <w:spacing w:after="60" w:before="0" w:line="196"/>
-      </w:pPr>
-      <w:r>
-        <w:rPr>
-          <w:color w:val="607089"/>
-          <w:sz w:val="14"/>
-          <w:szCs w:val="14"/>
-        </w:rPr>
         <w:t xml:space="preserve">See the detailed portfolio for the problem-solving process and experimental results.</w:t>
       </w:r>
     </w:p>
@@ -1341,7 +850,7 @@
       <w:pPr>
         <w:spacing w:after="0" w:before="75" w:line="210"/>
       </w:pPr>
-      <w:hyperlink w:history="1" r:id="rIdvtphz6itoaeelzy2mbupy">
+      <w:hyperlink w:history="1" r:id="rIdlyroxo6y1zjfcocc_ievu">
         <w:r>
           <w:rPr>
             <w:color w:val="315CBB"/>
@@ -1359,7 +868,7 @@
         </w:rPr>
         <w:t xml:space="preserve">   </w:t>
       </w:r>
-      <w:hyperlink w:history="1" r:id="rId_24ufyh1gmlxi4caaonjg">
+      <w:hyperlink w:history="1" r:id="rIdmgugazmyv9qpeu3x8hz83">
         <w:r>
           <w:rPr>
             <w:color w:val="315CBB"/>
@@ -1377,7 +886,7 @@
         </w:rPr>
         <w:t xml:space="preserve">   </w:t>
       </w:r>
-      <w:hyperlink w:history="1" r:id="rIdckafqttxdqowpsnniysxd">
+      <w:hyperlink w:history="1" r:id="rIdrp7vdzrehteer-b6e2akg">
         <w:r>
           <w:rPr>
             <w:color w:val="315CBB"/>
@@ -1385,24 +894,6 @@
             <w:szCs w:val="15"/>
           </w:rPr>
           <w:t xml:space="preserve">PDF conversion ↗</w:t>
-        </w:r>
-      </w:hyperlink>
-      <w:r>
-        <w:rPr>
-          <w:color w:val="203047"/>
-          <w:sz w:val="15"/>
-          <w:szCs w:val="15"/>
-        </w:rPr>
-        <w:t xml:space="preserve">   </w:t>
-      </w:r>
-      <w:hyperlink w:history="1" r:id="rIdayos6qeghjzqzfhqqpnzp">
-        <w:r>
-          <w:rPr>
-            <w:color w:val="315CBB"/>
-            <w:sz w:val="15"/>
-            <w:szCs w:val="15"/>
-          </w:rPr>
-          <w:t xml:space="preserve">Parallel document processing ↗</w:t>
         </w:r>
       </w:hyperlink>
       <w:r>
@@ -1542,7 +1033,7 @@
       <w:pPr>
         <w:spacing w:after="0" w:before="0" w:line="210"/>
       </w:pPr>
-      <w:hyperlink w:history="1" r:id="rId9ruuclrg1daeuyajd4xib">
+      <w:hyperlink w:history="1" r:id="rIdjqox6quod8r1gv4gzzsh6">
         <w:r>
           <w:rPr>
             <w:color w:val="315CBB"/>
@@ -1811,22 +1302,6 @@
     </w:p>
     <w:p>
       <w:pPr>
-        <w:keepNext/>
-        <w:spacing w:after="45" w:before="105" w:line="238"/>
-      </w:pPr>
-      <w:r>
-        <w:rPr>
-          <w:b/>
-          <w:bCs/>
-          <w:color w:val="315CBB"/>
-          <w:sz w:val="17"/>
-          <w:szCs w:val="17"/>
-        </w:rPr>
-        <w:t xml:space="preserve">Backend feature implementation</w:t>
-      </w:r>
-    </w:p>
-    <w:p>
-      <w:pPr>
         <w:spacing w:after="60" w:before="0" w:line="196"/>
       </w:pPr>
       <w:r>
@@ -1835,170 +1310,6 @@
           <w:sz w:val="14"/>
           <w:szCs w:val="14"/>
         </w:rPr>
-        <w:t xml:space="preserve">Built server features for drug search, risk information, medication reminders and logs, and family profiles. Integrated with teammates responsible for the mobile app, users and security.</w:t>
-      </w:r>
-    </w:p>
-    <w:p>
-      <w:pPr>
-        <w:pStyle w:val="ListParagraph"/>
-        <w:numPr>
-          <w:ilvl w:val="0"/>
-          <w:numId w:val="1"/>
-        </w:numPr>
-        <w:spacing w:after="75" w:before="0" w:line="210"/>
-        <w:ind w:left="195" w:hanging="195"/>
-      </w:pPr>
-      <w:r>
-        <w:rPr>
-          <w:color w:val="203047"/>
-          <w:sz w:val="15"/>
-          <w:szCs w:val="15"/>
-        </w:rPr>
-        <w:t xml:space="preserve">Designed the drug database on Java and Spring Boot with search, autocomplete and DUR risk display. Elasticsearch handles partial matching and autocomplete and Redis caches repeated risk lookups, cutting search responses from 5–7s to 0.8s on average.</w:t>
-      </w:r>
-    </w:p>
-    <w:p>
-      <w:pPr>
-        <w:pStyle w:val="ListParagraph"/>
-        <w:numPr>
-          <w:ilvl w:val="0"/>
-          <w:numId w:val="1"/>
-        </w:numPr>
-        <w:spacing w:after="75" w:before="0" w:line="210"/>
-        <w:ind w:left="195" w:hanging="195"/>
-      </w:pPr>
-      <w:r>
-        <w:rPr>
-          <w:color w:val="203047"/>
-          <w:sz w:val="15"/>
-          <w:szCs w:val="15"/>
-        </w:rPr>
-        <w:t xml:space="preserve">Built FCM medication reminders and logs, deep-link friend invites and family profile switching, and kept API docs, meeting notes and ADRs in Notion to share decisions.</w:t>
-      </w:r>
-    </w:p>
-    <w:p>
-      <w:pPr>
-        <w:keepNext/>
-        <w:spacing w:after="45" w:before="105" w:line="238"/>
-      </w:pPr>
-      <w:r>
-        <w:rPr>
-          <w:b/>
-          <w:bCs/>
-          <w:color w:val="315CBB"/>
-          <w:sz w:val="17"/>
-          <w:szCs w:val="17"/>
-        </w:rPr>
-        <w:t xml:space="preserve">Feature work driven by feedback from live exhibitions</w:t>
-      </w:r>
-    </w:p>
-    <w:p>
-      <w:pPr>
-        <w:spacing w:after="60" w:before="0" w:line="196"/>
-      </w:pPr>
-      <w:r>
-        <w:rPr>
-          <w:color w:val="607089"/>
-          <w:sz w:val="14"/>
-          <w:szCs w:val="14"/>
-        </w:rPr>
-        <w:t xml:space="preserve">We ran the booth twice as Pusan National University’s representative exhibition team, demonstrating to more than 100 visitors and collecting 10 pieces of feedback. Most asked for health supplements, so I built that within the data we already had.</w:t>
-      </w:r>
-    </w:p>
-    <w:p>
-      <w:pPr>
-        <w:pStyle w:val="ListParagraph"/>
-        <w:numPr>
-          <w:ilvl w:val="0"/>
-          <w:numId w:val="1"/>
-        </w:numPr>
-        <w:spacing w:after="75" w:before="0" w:line="210"/>
-        <w:ind w:left="195" w:hanging="195"/>
-      </w:pPr>
-      <w:r>
-        <w:rPr>
-          <w:b/>
-          <w:bCs/>
-          <w:color w:val="203047"/>
-          <w:sz w:val="15"/>
-          <w:szCs w:val="15"/>
-        </w:rPr>
-        <w:t xml:space="preserve">Extending support to health functional foods</w:t>
-      </w:r>
-      <w:r>
-        <w:br/>
-      </w:r>
-      <w:r>
-        <w:rPr>
-          <w:b/>
-          <w:bCs/>
-          <w:color w:val="C0392B"/>
-          <w:sz w:val="15"/>
-          <w:szCs w:val="15"/>
-        </w:rPr>
-        <w:t xml:space="preserve">Problem:</w:t>
-      </w:r>
-      <w:r>
-        <w:rPr>
-          <w:color w:val="203047"/>
-          <w:sz w:val="15"/>
-          <w:szCs w:val="15"/>
-        </w:rPr>
-        <w:t xml:space="preserve"> at the first exhibition visitors could only check prescription drugs and asked to see health functional foods too.</w:t>
-      </w:r>
-      <w:r>
-        <w:br/>
-      </w:r>
-      <w:r>
-        <w:rPr>
-          <w:b/>
-          <w:bCs/>
-          <w:color w:val="1F6FEB"/>
-          <w:sz w:val="15"/>
-          <w:szCs w:val="15"/>
-        </w:rPr>
-        <w:t xml:space="preserve">Solution:</w:t>
-      </w:r>
-      <w:r>
-        <w:rPr>
-          <w:color w:val="203047"/>
-          <w:sz w:val="15"/>
-          <w:szCs w:val="15"/>
-        </w:rPr>
-        <w:t xml:space="preserve"> within the data we held, added them to search and autocomplete, surfaced caution and co-administration information, allowed them in reminders and logs, and included them in chatbot answers.</w:t>
-      </w:r>
-      <w:r>
-        <w:br/>
-      </w:r>
-      <w:r>
-        <w:rPr>
-          <w:b/>
-          <w:bCs/>
-          <w:color w:val="1E8449"/>
-          <w:sz w:val="15"/>
-          <w:szCs w:val="15"/>
-        </w:rPr>
-        <w:t xml:space="preserve">Result:</w:t>
-      </w:r>
-      <w:r>
-        <w:rPr>
-          <w:color w:val="203047"/>
-          <w:sz w:val="15"/>
-          <w:szCs w:val="15"/>
-        </w:rPr>
-        <w:t xml:space="preserve"> a request from the floor became the next slice of work. Limited to the data we had obtained, not the exhaustive coverage we have for drugs.</w:t>
-      </w:r>
-    </w:p>
-    <w:p>
-      <w:pPr>
-        <w:spacing w:after="60" w:before="0" w:line="196"/>
-      </w:pPr>
-      <w:r>
-        <w:rPr>
-          <w:color w:val="607089"/>
-          <w:sz w:val="14"/>
-          <w:szCs w:val="14"/>
-        </w:rPr>
         <w:t xml:space="preserve">See the detailed portfolio for the problem-solving process and experimental results.</w:t>
       </w:r>
     </w:p>
@@ -2006,7 +1317,7 @@
       <w:pPr>
         <w:spacing w:after="0" w:before="75" w:line="210"/>
       </w:pPr>
-      <w:hyperlink w:history="1" r:id="rIdnq-kmvzxvxn-7mpkrgdkm">
+      <w:hyperlink w:history="1" r:id="rIdylhygnxjm-aycdpradicg">
         <w:r>
           <w:rPr>
             <w:color w:val="315CBB"/>
@@ -2024,7 +1335,7 @@
         </w:rPr>
         <w:t xml:space="preserve">   </w:t>
       </w:r>
-      <w:hyperlink w:history="1" r:id="rIdmogcu1be6hrfjzmfsxkgb">
+      <w:hyperlink w:history="1" r:id="rIdoddrxftup8pk-ighn6o72">
         <w:r>
           <w:rPr>
             <w:color w:val="315CBB"/>
@@ -2423,7 +1734,7 @@
             <w:pPr>
               <w:spacing w:after="0" w:before="0" w:line="210"/>
             </w:pPr>
-            <w:hyperlink w:history="1" r:id="rId42ld8ziytatjkwvwyzibe">
+            <w:hyperlink w:history="1" r:id="rIdvemzjdfj9fllrgietd0fz">
               <w:r>
                 <w:rPr>
                   <w:color w:val="315CBB"/>
@@ -2525,7 +1836,7 @@
             <w:pPr>
               <w:spacing w:after="0" w:before="75" w:line="210"/>
             </w:pPr>
-            <w:hyperlink w:history="1" r:id="rId-e5l5t1sm5jexslxzdyuh">
+            <w:hyperlink w:history="1" r:id="rIdi5nfk4hyuc_-mhxyc9fll">
               <w:r>
                 <w:rPr>
                   <w:color w:val="315CBB"/>
@@ -2543,7 +1854,7 @@
               </w:rPr>
               <w:t xml:space="preserve">   </w:t>
             </w:r>
-            <w:hyperlink w:history="1" r:id="rIdx73pp8om7qjfimm62gmgb">
+            <w:hyperlink w:history="1" r:id="rIdz69l3qryerfo2lwwu92sk">
               <w:r>
                 <w:rPr>
                   <w:color w:val="315CBB"/>
@@ -2561,7 +1872,7 @@
               </w:rPr>
               <w:t xml:space="preserve">   </w:t>
             </w:r>
-            <w:hyperlink w:history="1" r:id="rIdsv9r7htf5tgkfeauc-3si">
+            <w:hyperlink w:history="1" r:id="rIdxjkw6xbg9vgqsk6bwshe5">
               <w:r>
                 <w:rPr>
                   <w:color w:val="315CBB"/>
@@ -2972,7 +2283,7 @@
             <w:pPr>
               <w:spacing w:after="0" w:before="0" w:line="210"/>
             </w:pPr>
-            <w:hyperlink w:history="1" r:id="rIdr-pt2s3lgpbmigjkhd4kg">
+            <w:hyperlink w:history="1" r:id="rId82l2abulhtxxmsv8v3clq">
               <w:r>
                 <w:rPr>
                   <w:color w:val="315CBB"/>

--- a/site/en/resume.docx
+++ b/site/en/resume.docx
@@ -89,7 +89,7 @@
             <w:pPr>
               <w:spacing w:after="0" w:before="75" w:line="210"/>
             </w:pPr>
-            <w:hyperlink w:history="1" r:id="rId3y4jczza-vq8l4p3s_nnr">
+            <w:hyperlink w:history="1" r:id="rIdu1ymufnsgzkk3lekj4yhv">
               <w:r>
                 <w:rPr>
                   <w:color w:val="315CBB"/>
@@ -107,7 +107,7 @@
               </w:rPr>
               <w:t xml:space="preserve">   </w:t>
             </w:r>
-            <w:hyperlink w:history="1" r:id="rId5xjfwzjbyzau5zv1zg7bv">
+            <w:hyperlink w:history="1" r:id="rIdqnepov_ts-wr7kcsttkgl">
               <w:r>
                 <w:rPr>
                   <w:color w:val="315CBB"/>
@@ -125,7 +125,7 @@
               </w:rPr>
               <w:t xml:space="preserve">   </w:t>
             </w:r>
-            <w:hyperlink w:history="1" r:id="rIdoil8gqh-s9mqxbx7z4sfa">
+            <w:hyperlink w:history="1" r:id="rIdvgm2ilycmnb3kdt2ioz8n">
               <w:r>
                 <w:rPr>
                   <w:color w:val="315CBB"/>
@@ -143,7 +143,7 @@
               </w:rPr>
               <w:t xml:space="preserve">   </w:t>
             </w:r>
-            <w:hyperlink w:history="1" r:id="rIdrk5v7qjqhxxxjt8bewo-l">
+            <w:hyperlink w:history="1" r:id="rId8t_wgdvq4_5uvhlfhjog0">
               <w:r>
                 <w:rPr>
                   <w:color w:val="315CBB"/>
@@ -394,7 +394,7 @@
       <w:pPr>
         <w:spacing w:after="0" w:before="0" w:line="210"/>
       </w:pPr>
-      <w:hyperlink w:history="1" r:id="rIdmktjcvqks-_90eme4etnc">
+      <w:hyperlink w:history="1" r:id="rId1oxemslbdvn8urulhff1j">
         <w:r>
           <w:rPr>
             <w:color w:val="315CBB"/>
@@ -515,7 +515,7 @@
           <w:sz w:val="15"/>
           <w:szCs w:val="15"/>
         </w:rPr>
-        <w:t xml:space="preserve"> Two stages: BGE-M3 and BM25 gather candidates and Jev picks the final evidence. Compared on identical candidates with blind cross-grading, then tuned to 300 candidates and 4 parallel batches.</w:t>
+        <w:t xml:space="preserve"> Two stages: BGE-M3 and BM25 gather candidates and Jev picks the final evidence. Compared on identical candidates with blind cross-grading, then cut candidates to 300 and compared 4, 6, 8 and 10 parallel batches, choosing 8 with no accuracy difference.</w:t>
       </w:r>
       <w:r>
         <w:br/>
@@ -536,7 +536,7 @@
           <w:sz w:val="15"/>
           <w:szCs w:val="15"/>
         </w:rPr>
-        <w:t xml:space="preserve"> Coverage on 80 answerable questions rose from 66.25% to 91.25%. Median selection time 9.090s → 2.251s (still slower than the original 0.431s).</w:t>
+        <w:t xml:space="preserve"> Coverage on 80 answerable questions rose from 66.25% to 91.25%. Median selection time 9.090s → 1.137s (still slower than the original 0.431s).</w:t>
       </w:r>
     </w:p>
     <w:p>
@@ -850,7 +850,7 @@
       <w:pPr>
         <w:spacing w:after="0" w:before="75" w:line="210"/>
       </w:pPr>
-      <w:hyperlink w:history="1" r:id="rIdlyroxo6y1zjfcocc_ievu">
+      <w:hyperlink w:history="1" r:id="rIdrhrwxy59yoala192-gfkp">
         <w:r>
           <w:rPr>
             <w:color w:val="315CBB"/>
@@ -868,7 +868,7 @@
         </w:rPr>
         <w:t xml:space="preserve">   </w:t>
       </w:r>
-      <w:hyperlink w:history="1" r:id="rIdmgugazmyv9qpeu3x8hz83">
+      <w:hyperlink w:history="1" r:id="rId9ab7hcna2lasdjx7ai-n7">
         <w:r>
           <w:rPr>
             <w:color w:val="315CBB"/>
@@ -886,7 +886,7 @@
         </w:rPr>
         <w:t xml:space="preserve">   </w:t>
       </w:r>
-      <w:hyperlink w:history="1" r:id="rIdrp7vdzrehteer-b6e2akg">
+      <w:hyperlink w:history="1" r:id="rId-txgk6xpwyvjvuqzwuxn_">
         <w:r>
           <w:rPr>
             <w:color w:val="315CBB"/>
@@ -1033,7 +1033,7 @@
       <w:pPr>
         <w:spacing w:after="0" w:before="0" w:line="210"/>
       </w:pPr>
-      <w:hyperlink w:history="1" r:id="rIdjqox6quod8r1gv4gzzsh6">
+      <w:hyperlink w:history="1" r:id="rId56v8uzsodk2i9ywwitvce">
         <w:r>
           <w:rPr>
             <w:color w:val="315CBB"/>
@@ -1317,7 +1317,7 @@
       <w:pPr>
         <w:spacing w:after="0" w:before="75" w:line="210"/>
       </w:pPr>
-      <w:hyperlink w:history="1" r:id="rIdylhygnxjm-aycdpradicg">
+      <w:hyperlink w:history="1" r:id="rIdv9blnlk9bnbjb-wks9skw">
         <w:r>
           <w:rPr>
             <w:color w:val="315CBB"/>
@@ -1335,7 +1335,7 @@
         </w:rPr>
         <w:t xml:space="preserve">   </w:t>
       </w:r>
-      <w:hyperlink w:history="1" r:id="rIdoddrxftup8pk-ighn6o72">
+      <w:hyperlink w:history="1" r:id="rIdjpivhosrs6n9dg3vxens9">
         <w:r>
           <w:rPr>
             <w:color w:val="315CBB"/>
@@ -1734,7 +1734,7 @@
             <w:pPr>
               <w:spacing w:after="0" w:before="0" w:line="210"/>
             </w:pPr>
-            <w:hyperlink w:history="1" r:id="rIdvemzjdfj9fllrgietd0fz">
+            <w:hyperlink w:history="1" r:id="rIdmhbg5avlvfb4lm4qxhyg0">
               <w:r>
                 <w:rPr>
                   <w:color w:val="315CBB"/>
@@ -1836,7 +1836,7 @@
             <w:pPr>
               <w:spacing w:after="0" w:before="75" w:line="210"/>
             </w:pPr>
-            <w:hyperlink w:history="1" r:id="rIdi5nfk4hyuc_-mhxyc9fll">
+            <w:hyperlink w:history="1" r:id="rIdqgqpgcdecxmgpw6__t4eb">
               <w:r>
                 <w:rPr>
                   <w:color w:val="315CBB"/>
@@ -1854,7 +1854,7 @@
               </w:rPr>
               <w:t xml:space="preserve">   </w:t>
             </w:r>
-            <w:hyperlink w:history="1" r:id="rIdz69l3qryerfo2lwwu92sk">
+            <w:hyperlink w:history="1" r:id="rIdd4ikkghrlr9f-aaqwzdqd">
               <w:r>
                 <w:rPr>
                   <w:color w:val="315CBB"/>
@@ -1872,7 +1872,7 @@
               </w:rPr>
               <w:t xml:space="preserve">   </w:t>
             </w:r>
-            <w:hyperlink w:history="1" r:id="rIdxjkw6xbg9vgqsk6bwshe5">
+            <w:hyperlink w:history="1" r:id="rIdkghhrqovyep7aibdviad6">
               <w:r>
                 <w:rPr>
                   <w:color w:val="315CBB"/>
@@ -2283,7 +2283,7 @@
             <w:pPr>
               <w:spacing w:after="0" w:before="0" w:line="210"/>
             </w:pPr>
-            <w:hyperlink w:history="1" r:id="rId82l2abulhtxxmsv8v3clq">
+            <w:hyperlink w:history="1" r:id="rIdnilvxlmue44awarht6m_n">
               <w:r>
                 <w:rPr>
                   <w:color w:val="315CBB"/>

--- a/site/en/resume.docx
+++ b/site/en/resume.docx
@@ -89,7 +89,7 @@
             <w:pPr>
               <w:spacing w:after="0" w:before="75" w:line="210"/>
             </w:pPr>
-            <w:hyperlink w:history="1" r:id="rIdu1ymufnsgzkk3lekj4yhv">
+            <w:hyperlink w:history="1" r:id="rIdnuhkoqqdxecesld37x8n-">
               <w:r>
                 <w:rPr>
                   <w:color w:val="315CBB"/>
@@ -107,7 +107,7 @@
               </w:rPr>
               <w:t xml:space="preserve">   </w:t>
             </w:r>
-            <w:hyperlink w:history="1" r:id="rIdqnepov_ts-wr7kcsttkgl">
+            <w:hyperlink w:history="1" r:id="rId5u56yl53z5swo7k8ywkgc">
               <w:r>
                 <w:rPr>
                   <w:color w:val="315CBB"/>
@@ -125,7 +125,7 @@
               </w:rPr>
               <w:t xml:space="preserve">   </w:t>
             </w:r>
-            <w:hyperlink w:history="1" r:id="rIdvgm2ilycmnb3kdt2ioz8n">
+            <w:hyperlink w:history="1" r:id="rId8ceoyqphvw1tquwssngti">
               <w:r>
                 <w:rPr>
                   <w:color w:val="315CBB"/>
@@ -143,7 +143,7 @@
               </w:rPr>
               <w:t xml:space="preserve">   </w:t>
             </w:r>
-            <w:hyperlink w:history="1" r:id="rId8t_wgdvq4_5uvhlfhjog0">
+            <w:hyperlink w:history="1" r:id="rId-vdd-avrwxy2-mkou19h0">
               <w:r>
                 <w:rPr>
                   <w:color w:val="315CBB"/>
@@ -202,7 +202,7 @@
           <w:sz w:val="15"/>
           <w:szCs w:val="15"/>
         </w:rPr>
-        <w:t xml:space="preserve">RAG evidence selection: coverage 66.25% → 91.25%, false evidence 20 → 0</w:t>
+        <w:t xml:space="preserve">RAG evidence selection: coverage 66.25% → 91.25%, evidence attached to unanswerable questions 20 → 0</w:t>
       </w:r>
     </w:p>
     <w:p>
@@ -394,7 +394,7 @@
       <w:pPr>
         <w:spacing w:after="0" w:before="0" w:line="210"/>
       </w:pPr>
-      <w:hyperlink w:history="1" r:id="rId1oxemslbdvn8urulhff1j">
+      <w:hyperlink w:history="1" r:id="rId_uokitosqhsupcxldxyly">
         <w:r>
           <w:rPr>
             <w:color w:val="315CBB"/>
@@ -850,7 +850,7 @@
       <w:pPr>
         <w:spacing w:after="0" w:before="75" w:line="210"/>
       </w:pPr>
-      <w:hyperlink w:history="1" r:id="rIdrhrwxy59yoala192-gfkp">
+      <w:hyperlink w:history="1" r:id="rId17yckbzhjludjdg3ooktp">
         <w:r>
           <w:rPr>
             <w:color w:val="315CBB"/>
@@ -868,7 +868,7 @@
         </w:rPr>
         <w:t xml:space="preserve">   </w:t>
       </w:r>
-      <w:hyperlink w:history="1" r:id="rId9ab7hcna2lasdjx7ai-n7">
+      <w:hyperlink w:history="1" r:id="rIdafuer261m2aabmlymwfgb">
         <w:r>
           <w:rPr>
             <w:color w:val="315CBB"/>
@@ -886,7 +886,7 @@
         </w:rPr>
         <w:t xml:space="preserve">   </w:t>
       </w:r>
-      <w:hyperlink w:history="1" r:id="rId-txgk6xpwyvjvuqzwuxn_">
+      <w:hyperlink w:history="1" r:id="rIdcxzdqefhb7m1st7xsfhcf">
         <w:r>
           <w:rPr>
             <w:color w:val="315CBB"/>
@@ -1033,7 +1033,7 @@
       <w:pPr>
         <w:spacing w:after="0" w:before="0" w:line="210"/>
       </w:pPr>
-      <w:hyperlink w:history="1" r:id="rId56v8uzsodk2i9ywwitvce">
+      <w:hyperlink w:history="1" r:id="rIdf2mz1ewyiafnrvr8jnkl8">
         <w:r>
           <w:rPr>
             <w:color w:val="315CBB"/>
@@ -1317,7 +1317,7 @@
       <w:pPr>
         <w:spacing w:after="0" w:before="75" w:line="210"/>
       </w:pPr>
-      <w:hyperlink w:history="1" r:id="rIdv9blnlk9bnbjb-wks9skw">
+      <w:hyperlink w:history="1" r:id="rIdr-z2vu2f61atwx8c4u2oh">
         <w:r>
           <w:rPr>
             <w:color w:val="315CBB"/>
@@ -1335,7 +1335,7 @@
         </w:rPr>
         <w:t xml:space="preserve">   </w:t>
       </w:r>
-      <w:hyperlink w:history="1" r:id="rIdjpivhosrs6n9dg3vxens9">
+      <w:hyperlink w:history="1" r:id="rIdl-n9eqv-qwwntk2coqopy">
         <w:r>
           <w:rPr>
             <w:color w:val="315CBB"/>
@@ -1734,7 +1734,7 @@
             <w:pPr>
               <w:spacing w:after="0" w:before="0" w:line="210"/>
             </w:pPr>
-            <w:hyperlink w:history="1" r:id="rIdmhbg5avlvfb4lm4qxhyg0">
+            <w:hyperlink w:history="1" r:id="rIdxfr1wjnhfxrwjkg0x8kx5">
               <w:r>
                 <w:rPr>
                   <w:color w:val="315CBB"/>
@@ -1836,7 +1836,7 @@
             <w:pPr>
               <w:spacing w:after="0" w:before="75" w:line="210"/>
             </w:pPr>
-            <w:hyperlink w:history="1" r:id="rIdqgqpgcdecxmgpw6__t4eb">
+            <w:hyperlink w:history="1" r:id="rId1jithxp5lw7vv1dqgayqg">
               <w:r>
                 <w:rPr>
                   <w:color w:val="315CBB"/>
@@ -1854,7 +1854,7 @@
               </w:rPr>
               <w:t xml:space="preserve">   </w:t>
             </w:r>
-            <w:hyperlink w:history="1" r:id="rIdd4ikkghrlr9f-aaqwzdqd">
+            <w:hyperlink w:history="1" r:id="rId4b8nr3dps3wywyjkw6ego">
               <w:r>
                 <w:rPr>
                   <w:color w:val="315CBB"/>
@@ -1872,7 +1872,7 @@
               </w:rPr>
               <w:t xml:space="preserve">   </w:t>
             </w:r>
-            <w:hyperlink w:history="1" r:id="rIdkghhrqovyep7aibdviad6">
+            <w:hyperlink w:history="1" r:id="rId2_l-iexckmafpsdr3eppx">
               <w:r>
                 <w:rPr>
                   <w:color w:val="315CBB"/>
@@ -2283,7 +2283,7 @@
             <w:pPr>
               <w:spacing w:after="0" w:before="0" w:line="210"/>
             </w:pPr>
-            <w:hyperlink w:history="1" r:id="rIdnilvxlmue44awarht6m_n">
+            <w:hyperlink w:history="1" r:id="rIdjlg4dgsdnbmt_lso3hqo9">
               <w:r>
                 <w:rPr>
                   <w:color w:val="315CBB"/>

--- a/site/en/resume.docx
+++ b/site/en/resume.docx
@@ -89,7 +89,7 @@
             <w:pPr>
               <w:spacing w:after="0" w:before="75" w:line="210"/>
             </w:pPr>
-            <w:hyperlink w:history="1" r:id="rIdnuhkoqqdxecesld37x8n-">
+            <w:hyperlink w:history="1" r:id="rIdb5v9lrplfmxheut0bvxf7">
               <w:r>
                 <w:rPr>
                   <w:color w:val="315CBB"/>
@@ -107,7 +107,7 @@
               </w:rPr>
               <w:t xml:space="preserve">   </w:t>
             </w:r>
-            <w:hyperlink w:history="1" r:id="rId5u56yl53z5swo7k8ywkgc">
+            <w:hyperlink w:history="1" r:id="rId7tvy2qjynps3jmitvddzk">
               <w:r>
                 <w:rPr>
                   <w:color w:val="315CBB"/>
@@ -125,7 +125,7 @@
               </w:rPr>
               <w:t xml:space="preserve">   </w:t>
             </w:r>
-            <w:hyperlink w:history="1" r:id="rId8ceoyqphvw1tquwssngti">
+            <w:hyperlink w:history="1" r:id="rIdzctgnphcf0gvv1czfsfjy">
               <w:r>
                 <w:rPr>
                   <w:color w:val="315CBB"/>
@@ -143,7 +143,7 @@
               </w:rPr>
               <w:t xml:space="preserve">   </w:t>
             </w:r>
-            <w:hyperlink w:history="1" r:id="rId-vdd-avrwxy2-mkou19h0">
+            <w:hyperlink w:history="1" r:id="rId1cy3fop8mgc4w0cptnxcf">
               <w:r>
                 <w:rPr>
                   <w:color w:val="315CBB"/>
@@ -394,7 +394,7 @@
       <w:pPr>
         <w:spacing w:after="0" w:before="0" w:line="210"/>
       </w:pPr>
-      <w:hyperlink w:history="1" r:id="rId_uokitosqhsupcxldxyly">
+      <w:hyperlink w:history="1" r:id="rId-gpaabuq1yp4pu6yvs2yv">
         <w:r>
           <w:rPr>
             <w:color w:val="315CBB"/>
@@ -515,7 +515,7 @@
           <w:sz w:val="15"/>
           <w:szCs w:val="15"/>
         </w:rPr>
-        <w:t xml:space="preserve"> Two stages: BGE-M3 and BM25 gather candidates and Jev picks the final evidence. Compared on identical candidates with blind cross-grading, then cut candidates to 300 and compared 4, 6, 8 and 10 parallel batches, choosing 8 with no accuracy difference.</w:t>
+        <w:t xml:space="preserve"> Two stages: BGE-M3, the best Korean semantic model in benchmarks, and BM25 for exact terms gather candidates and Jev picks the final evidence. Compared on identical candidates with blind cross-grading, then cut candidates to 300 and compared 4, 6, 8 and 10 parallel batches, choosing 8 with no accuracy difference.</w:t>
       </w:r>
       <w:r>
         <w:br/>
@@ -628,7 +628,7 @@
           <w:sz w:val="15"/>
           <w:szCs w:val="15"/>
         </w:rPr>
-        <w:t xml:space="preserve"> AI drafts instructions, code checks permissions and scope, and the user decides publishing and applying.</w:t>
+        <w:t xml:space="preserve"> AI drafts instructions, code checks permissions and scope, and the user decides publishing and applying. Code format checks missed omitted requests, so I added LLM semantic evaluation.</w:t>
       </w:r>
       <w:r>
         <w:br/>
@@ -649,7 +649,7 @@
           <w:sz w:val="15"/>
           <w:szCs w:val="15"/>
         </w:rPr>
-        <w:t xml:space="preserve"> Authoring, review and publishing of natural-language instructions with checks against bypassing permission or approval; preview and separate approval before changes; semantic evaluation with at most one rewrite.</w:t>
+        <w:t xml:space="preserve"> Authoring, review and publishing of natural-language instructions with checks against bypassing permission or approval; preview and separate approval before changes; semantic evaluation with at most one rewrite. Generation, evaluation and rewrite run as LangGraph nodes for step-level tracing, and published Skills are stored as immutable versions in PostgreSQL.</w:t>
       </w:r>
       <w:r>
         <w:br/>
@@ -850,7 +850,7 @@
       <w:pPr>
         <w:spacing w:after="0" w:before="75" w:line="210"/>
       </w:pPr>
-      <w:hyperlink w:history="1" r:id="rId17yckbzhjludjdg3ooktp">
+      <w:hyperlink w:history="1" r:id="rIdy5vua8nomruw8ufdgfo-m">
         <w:r>
           <w:rPr>
             <w:color w:val="315CBB"/>
@@ -868,7 +868,7 @@
         </w:rPr>
         <w:t xml:space="preserve">   </w:t>
       </w:r>
-      <w:hyperlink w:history="1" r:id="rIdafuer261m2aabmlymwfgb">
+      <w:hyperlink w:history="1" r:id="rIdcenrkxnlihoksofbljryw">
         <w:r>
           <w:rPr>
             <w:color w:val="315CBB"/>
@@ -886,7 +886,7 @@
         </w:rPr>
         <w:t xml:space="preserve">   </w:t>
       </w:r>
-      <w:hyperlink w:history="1" r:id="rIdcxzdqefhb7m1st7xsfhcf">
+      <w:hyperlink w:history="1" r:id="rIdr-td1e40vlxbkmt2w3ana">
         <w:r>
           <w:rPr>
             <w:color w:val="315CBB"/>
@@ -1033,7 +1033,7 @@
       <w:pPr>
         <w:spacing w:after="0" w:before="0" w:line="210"/>
       </w:pPr>
-      <w:hyperlink w:history="1" r:id="rIdf2mz1ewyiafnrvr8jnkl8">
+      <w:hyperlink w:history="1" r:id="rIdzzauxdmsjhxdzefkedpbv">
         <w:r>
           <w:rPr>
             <w:color w:val="315CBB"/>
@@ -1141,7 +1141,7 @@
           <w:sz w:val="15"/>
           <w:szCs w:val="15"/>
         </w:rPr>
-        <w:t xml:space="preserve"> Split text into sentence blocks, merged exact duplicates, converted via GPT Batch API and mapped results back to each drug. Reproduced in PySpark in 2026 to measure each step.</w:t>
+        <w:t xml:space="preserve"> Split text into sentence blocks, merged exact duplicates, converted via GPT Batch API and mapped results back to each drug. Reproduced in 2026 with PySpark, which parallelizes across cores and scales out, to measure each step.</w:t>
       </w:r>
       <w:r>
         <w:br/>
@@ -1255,7 +1255,7 @@
           <w:sz w:val="15"/>
           <w:szCs w:val="15"/>
         </w:rPr>
-        <w:t xml:space="preserve"> A synonym dictionary had too many overlapping symptoms, so I used semantic search; filtering the profile had too many cases, so profile decisions stay internal.</w:t>
+        <w:t xml:space="preserve"> A synonym dictionary had too many overlapping symptoms, so I used semantic search; filtering the profile had too many cases, so profile decisions stay internal. Weaviate was chosen as lighter than Milvus, and Spring AI ran orchestration on the Spring backend to avoid a separate Python container.</w:t>
       </w:r>
       <w:r>
         <w:br/>
@@ -1317,7 +1317,7 @@
       <w:pPr>
         <w:spacing w:after="0" w:before="75" w:line="210"/>
       </w:pPr>
-      <w:hyperlink w:history="1" r:id="rIdr-z2vu2f61atwx8c4u2oh">
+      <w:hyperlink w:history="1" r:id="rId_h79bqdjdsabff2teryi1">
         <w:r>
           <w:rPr>
             <w:color w:val="315CBB"/>
@@ -1335,7 +1335,7 @@
         </w:rPr>
         <w:t xml:space="preserve">   </w:t>
       </w:r>
-      <w:hyperlink w:history="1" r:id="rIdl-n9eqv-qwwntk2coqopy">
+      <w:hyperlink w:history="1" r:id="rIde-xcv97u3bcrsv7f3c27c">
         <w:r>
           <w:rPr>
             <w:color w:val="315CBB"/>
@@ -1734,7 +1734,7 @@
             <w:pPr>
               <w:spacing w:after="0" w:before="0" w:line="210"/>
             </w:pPr>
-            <w:hyperlink w:history="1" r:id="rIdxfr1wjnhfxrwjkg0x8kx5">
+            <w:hyperlink w:history="1" r:id="rIdb-kp5sjzobyb_ihafvjfm">
               <w:r>
                 <w:rPr>
                   <w:color w:val="315CBB"/>
@@ -1836,7 +1836,7 @@
             <w:pPr>
               <w:spacing w:after="0" w:before="75" w:line="210"/>
             </w:pPr>
-            <w:hyperlink w:history="1" r:id="rId1jithxp5lw7vv1dqgayqg">
+            <w:hyperlink w:history="1" r:id="rIdodpuuf03ld22aoyf0kp3_">
               <w:r>
                 <w:rPr>
                   <w:color w:val="315CBB"/>
@@ -1854,7 +1854,7 @@
               </w:rPr>
               <w:t xml:space="preserve">   </w:t>
             </w:r>
-            <w:hyperlink w:history="1" r:id="rId4b8nr3dps3wywyjkw6ego">
+            <w:hyperlink w:history="1" r:id="rIdvmhmy1xcewf4-ey3-9muv">
               <w:r>
                 <w:rPr>
                   <w:color w:val="315CBB"/>
@@ -1872,7 +1872,7 @@
               </w:rPr>
               <w:t xml:space="preserve">   </w:t>
             </w:r>
-            <w:hyperlink w:history="1" r:id="rId2_l-iexckmafpsdr3eppx">
+            <w:hyperlink w:history="1" r:id="rId9xrvvmv1mkyam9hz7yre1">
               <w:r>
                 <w:rPr>
                   <w:color w:val="315CBB"/>
@@ -2283,7 +2283,7 @@
             <w:pPr>
               <w:spacing w:after="0" w:before="0" w:line="210"/>
             </w:pPr>
-            <w:hyperlink w:history="1" r:id="rIdjlg4dgsdnbmt_lso3hqo9">
+            <w:hyperlink w:history="1" r:id="rId5fhmqgq6zbneu0i-pfbhr">
               <w:r>
                 <w:rPr>
                   <w:color w:val="315CBB"/>

--- a/site/en/resume.docx
+++ b/site/en/resume.docx
@@ -89,7 +89,7 @@
             <w:pPr>
               <w:spacing w:after="0" w:before="75" w:line="210"/>
             </w:pPr>
-            <w:hyperlink w:history="1" r:id="rIdb5v9lrplfmxheut0bvxf7">
+            <w:hyperlink w:history="1" r:id="rId_4_251b_zytjkivduge1n">
               <w:r>
                 <w:rPr>
                   <w:color w:val="315CBB"/>
@@ -107,7 +107,7 @@
               </w:rPr>
               <w:t xml:space="preserve">   </w:t>
             </w:r>
-            <w:hyperlink w:history="1" r:id="rId7tvy2qjynps3jmitvddzk">
+            <w:hyperlink w:history="1" r:id="rIdsblqfyqkjpg2l3tqp-xb8">
               <w:r>
                 <w:rPr>
                   <w:color w:val="315CBB"/>
@@ -125,7 +125,7 @@
               </w:rPr>
               <w:t xml:space="preserve">   </w:t>
             </w:r>
-            <w:hyperlink w:history="1" r:id="rIdzctgnphcf0gvv1czfsfjy">
+            <w:hyperlink w:history="1" r:id="rIdfcmb34rx4xdl5kir3t5n3">
               <w:r>
                 <w:rPr>
                   <w:color w:val="315CBB"/>
@@ -143,7 +143,7 @@
               </w:rPr>
               <w:t xml:space="preserve">   </w:t>
             </w:r>
-            <w:hyperlink w:history="1" r:id="rId1cy3fop8mgc4w0cptnxcf">
+            <w:hyperlink w:history="1" r:id="rId8pructgifrty5gmkb0a_d">
               <w:r>
                 <w:rPr>
                   <w:color w:val="315CBB"/>
@@ -394,7 +394,7 @@
       <w:pPr>
         <w:spacing w:after="0" w:before="0" w:line="210"/>
       </w:pPr>
-      <w:hyperlink w:history="1" r:id="rId-gpaabuq1yp4pu6yvs2yv">
+      <w:hyperlink w:history="1" r:id="rIdeg7y47sd0oshmkc7zgv1i">
         <w:r>
           <w:rPr>
             <w:color w:val="315CBB"/>
@@ -536,7 +536,7 @@
           <w:sz w:val="15"/>
           <w:szCs w:val="15"/>
         </w:rPr>
-        <w:t xml:space="preserve"> Coverage on 80 answerable questions rose from 66.25% to 91.25%. Median selection time 9.090s → 1.137s (still slower than the original 0.431s).</w:t>
+        <w:t xml:space="preserve"> Coverage on 80 answerable questions rose from 66.25% to 91.25%. Median selection time 9.090s → 1.137s (still slower than the original 0.431s). Users can trust document-based answers along with their evidence.</w:t>
       </w:r>
     </w:p>
     <w:p>
@@ -670,7 +670,7 @@
           <w:sz w:val="15"/>
           <w:szCs w:val="15"/>
         </w:rPr>
-        <w:t xml:space="preserve"> Edit quality 94 → 104 of 114 drafts (82.5% → 91.2%); documents stayed unchanged before approval.</w:t>
+        <w:t xml:space="preserve"> Edit quality 94 → 104 of 114 drafts (82.5% → 91.2%); documents stayed unchanged before approval. Users can hand off recurring tasks with confidence.</w:t>
       </w:r>
     </w:p>
     <w:p>
@@ -804,7 +804,7 @@
           <w:sz w:val="15"/>
           <w:szCs w:val="15"/>
         </w:rPr>
-        <w:t xml:space="preserve"> Pass rate on the same 30 pages (445 units, blind) rose from 45.17% to 89.89%.</w:t>
+        <w:t xml:space="preserve"> Pass rate on the same 30 pages (445 units, blind) rose from 45.17% to 89.89%. Table and equation figures can now serve as evidence in the Wiki and answers.</w:t>
       </w:r>
     </w:p>
     <w:p>
@@ -850,7 +850,7 @@
       <w:pPr>
         <w:spacing w:after="0" w:before="75" w:line="210"/>
       </w:pPr>
-      <w:hyperlink w:history="1" r:id="rIdy5vua8nomruw8ufdgfo-m">
+      <w:hyperlink w:history="1" r:id="rIdcsypn8neyvo1gqpm18kcs">
         <w:r>
           <w:rPr>
             <w:color w:val="315CBB"/>
@@ -868,7 +868,7 @@
         </w:rPr>
         <w:t xml:space="preserve">   </w:t>
       </w:r>
-      <w:hyperlink w:history="1" r:id="rIdcenrkxnlihoksofbljryw">
+      <w:hyperlink w:history="1" r:id="rId2vmx2u1mq0x1s-cd5b1cf">
         <w:r>
           <w:rPr>
             <w:color w:val="315CBB"/>
@@ -886,7 +886,7 @@
         </w:rPr>
         <w:t xml:space="preserve">   </w:t>
       </w:r>
-      <w:hyperlink w:history="1" r:id="rIdr-td1e40vlxbkmt2w3ana">
+      <w:hyperlink w:history="1" r:id="rIdbiebjextzi9t7xjkxge6i">
         <w:r>
           <w:rPr>
             <w:color w:val="315CBB"/>
@@ -1033,7 +1033,7 @@
       <w:pPr>
         <w:spacing w:after="0" w:before="0" w:line="210"/>
       </w:pPr>
-      <w:hyperlink w:history="1" r:id="rIdzzauxdmsjhxdzefkedpbv">
+      <w:hyperlink w:history="1" r:id="rIdqflwbfl07jfbc7f6wavak">
         <w:r>
           <w:rPr>
             <w:color w:val="315CBB"/>
@@ -1317,7 +1317,7 @@
       <w:pPr>
         <w:spacing w:after="0" w:before="75" w:line="210"/>
       </w:pPr>
-      <w:hyperlink w:history="1" r:id="rId_h79bqdjdsabff2teryi1">
+      <w:hyperlink w:history="1" r:id="rIdn2-kh0h33felsqkb6yh6n">
         <w:r>
           <w:rPr>
             <w:color w:val="315CBB"/>
@@ -1335,7 +1335,7 @@
         </w:rPr>
         <w:t xml:space="preserve">   </w:t>
       </w:r>
-      <w:hyperlink w:history="1" r:id="rIde-xcv97u3bcrsv7f3c27c">
+      <w:hyperlink w:history="1" r:id="rIdfekldtcknhzzq2mkgm4mz">
         <w:r>
           <w:rPr>
             <w:color w:val="315CBB"/>
@@ -1734,7 +1734,7 @@
             <w:pPr>
               <w:spacing w:after="0" w:before="0" w:line="210"/>
             </w:pPr>
-            <w:hyperlink w:history="1" r:id="rIdb-kp5sjzobyb_ihafvjfm">
+            <w:hyperlink w:history="1" r:id="rIdzyil5hmcm-ingj2o8z8ng">
               <w:r>
                 <w:rPr>
                   <w:color w:val="315CBB"/>
@@ -1836,7 +1836,7 @@
             <w:pPr>
               <w:spacing w:after="0" w:before="75" w:line="210"/>
             </w:pPr>
-            <w:hyperlink w:history="1" r:id="rIdodpuuf03ld22aoyf0kp3_">
+            <w:hyperlink w:history="1" r:id="rIdeoaqijlgzlcbdfgxe-ucf">
               <w:r>
                 <w:rPr>
                   <w:color w:val="315CBB"/>
@@ -1854,7 +1854,7 @@
               </w:rPr>
               <w:t xml:space="preserve">   </w:t>
             </w:r>
-            <w:hyperlink w:history="1" r:id="rIdvmhmy1xcewf4-ey3-9muv">
+            <w:hyperlink w:history="1" r:id="rIdyf0suxzflw9e458kj-uc_">
               <w:r>
                 <w:rPr>
                   <w:color w:val="315CBB"/>
@@ -1872,7 +1872,7 @@
               </w:rPr>
               <w:t xml:space="preserve">   </w:t>
             </w:r>
-            <w:hyperlink w:history="1" r:id="rId9xrvvmv1mkyam9hz7yre1">
+            <w:hyperlink w:history="1" r:id="rIdggp6ichyejjtlgrcmoyi2">
               <w:r>
                 <w:rPr>
                   <w:color w:val="315CBB"/>
@@ -2283,7 +2283,7 @@
             <w:pPr>
               <w:spacing w:after="0" w:before="0" w:line="210"/>
             </w:pPr>
-            <w:hyperlink w:history="1" r:id="rId5fhmqgq6zbneu0i-pfbhr">
+            <w:hyperlink w:history="1" r:id="rIdcdhnda0p_57h7l1idcxwc">
               <w:r>
                 <w:rPr>
                   <w:color w:val="315CBB"/>

--- a/site/en/resume.docx
+++ b/site/en/resume.docx
@@ -89,7 +89,7 @@
             <w:pPr>
               <w:spacing w:after="0" w:before="75" w:line="210"/>
             </w:pPr>
-            <w:hyperlink w:history="1" r:id="rId_4_251b_zytjkivduge1n">
+            <w:hyperlink w:history="1" r:id="rIdxdzeq82kwebc88miqy_gv">
               <w:r>
                 <w:rPr>
                   <w:color w:val="315CBB"/>
@@ -107,7 +107,7 @@
               </w:rPr>
               <w:t xml:space="preserve">   </w:t>
             </w:r>
-            <w:hyperlink w:history="1" r:id="rIdsblqfyqkjpg2l3tqp-xb8">
+            <w:hyperlink w:history="1" r:id="rIdg__rgh9wtnar80pwivvny">
               <w:r>
                 <w:rPr>
                   <w:color w:val="315CBB"/>
@@ -125,7 +125,7 @@
               </w:rPr>
               <w:t xml:space="preserve">   </w:t>
             </w:r>
-            <w:hyperlink w:history="1" r:id="rIdfcmb34rx4xdl5kir3t5n3">
+            <w:hyperlink w:history="1" r:id="rId7eluuzcyvvwcvdmzbutch">
               <w:r>
                 <w:rPr>
                   <w:color w:val="315CBB"/>
@@ -143,7 +143,7 @@
               </w:rPr>
               <w:t xml:space="preserve">   </w:t>
             </w:r>
-            <w:hyperlink w:history="1" r:id="rId8pructgifrty5gmkb0a_d">
+            <w:hyperlink w:history="1" r:id="rIdr9uhe5gpaeg2cn6annt5u">
               <w:r>
                 <w:rPr>
                   <w:color w:val="315CBB"/>
@@ -394,7 +394,7 @@
       <w:pPr>
         <w:spacing w:after="0" w:before="0" w:line="210"/>
       </w:pPr>
-      <w:hyperlink w:history="1" r:id="rIdeg7y47sd0oshmkc7zgv1i">
+      <w:hyperlink w:history="1" r:id="rId7jprwd5dvz2xsdxg8o8a4">
         <w:r>
           <w:rPr>
             <w:color w:val="315CBB"/>
@@ -536,7 +536,7 @@
           <w:sz w:val="15"/>
           <w:szCs w:val="15"/>
         </w:rPr>
-        <w:t xml:space="preserve"> Coverage on 80 answerable questions rose from 66.25% to 91.25%. Median selection time 9.090s → 1.137s (still slower than the original 0.431s). Users can trust document-based answers along with their evidence.</w:t>
+        <w:t xml:space="preserve"> Coverage on 80 answerable questions rose from 66.25% to 91.25%. Median selection time 9.090s → 1.137s (still slower than the original 0.431s). Higher evidence reliability gives users a reason to trust answers and keep using the service.</w:t>
       </w:r>
     </w:p>
     <w:p>
@@ -670,7 +670,7 @@
           <w:sz w:val="15"/>
           <w:szCs w:val="15"/>
         </w:rPr>
-        <w:t xml:space="preserve"> Edit quality 94 → 104 of 114 drafts (82.5% → 91.2%); documents stayed unchanged before approval. Users can hand off recurring tasks with confidence.</w:t>
+        <w:t xml:space="preserve"> Edit quality 94 → 104 of 114 drafts (82.5% → 91.2%); documents stayed unchanged before approval. Stable results keep prepaid credits from going to rework.</w:t>
       </w:r>
     </w:p>
     <w:p>
@@ -804,7 +804,7 @@
           <w:sz w:val="15"/>
           <w:szCs w:val="15"/>
         </w:rPr>
-        <w:t xml:space="preserve"> Pass rate on the same 30 pages (445 units, blind) rose from 45.17% to 89.89%. Table and equation figures can now serve as evidence in the Wiki and answers.</w:t>
+        <w:t xml:space="preserve"> Pass rate on the same 30 pages (445 units, blind) rose from 45.17% to 89.89%. Key figures now enter the Wiki intact, reducing quality-driven churn.</w:t>
       </w:r>
     </w:p>
     <w:p>
@@ -850,7 +850,7 @@
       <w:pPr>
         <w:spacing w:after="0" w:before="75" w:line="210"/>
       </w:pPr>
-      <w:hyperlink w:history="1" r:id="rIdcsypn8neyvo1gqpm18kcs">
+      <w:hyperlink w:history="1" r:id="rIdrgsyvo9dklec_tgn9vq21">
         <w:r>
           <w:rPr>
             <w:color w:val="315CBB"/>
@@ -868,7 +868,7 @@
         </w:rPr>
         <w:t xml:space="preserve">   </w:t>
       </w:r>
-      <w:hyperlink w:history="1" r:id="rId2vmx2u1mq0x1s-cd5b1cf">
+      <w:hyperlink w:history="1" r:id="rIddkeu7tzrv6pocjzwpj1im">
         <w:r>
           <w:rPr>
             <w:color w:val="315CBB"/>
@@ -886,7 +886,7 @@
         </w:rPr>
         <w:t xml:space="preserve">   </w:t>
       </w:r>
-      <w:hyperlink w:history="1" r:id="rIdbiebjextzi9t7xjkxge6i">
+      <w:hyperlink w:history="1" r:id="rIdxrbn350avcjscdrwdhwyq">
         <w:r>
           <w:rPr>
             <w:color w:val="315CBB"/>
@@ -1033,7 +1033,7 @@
       <w:pPr>
         <w:spacing w:after="0" w:before="0" w:line="210"/>
       </w:pPr>
-      <w:hyperlink w:history="1" r:id="rIdqflwbfl07jfbc7f6wavak">
+      <w:hyperlink w:history="1" r:id="rIdhfhbcnd5jhxkxuizyhy9g">
         <w:r>
           <w:rPr>
             <w:color w:val="315CBB"/>
@@ -1317,7 +1317,7 @@
       <w:pPr>
         <w:spacing w:after="0" w:before="75" w:line="210"/>
       </w:pPr>
-      <w:hyperlink w:history="1" r:id="rIdn2-kh0h33felsqkb6yh6n">
+      <w:hyperlink w:history="1" r:id="rIdhz3fsithyip1kz7zsw6g7">
         <w:r>
           <w:rPr>
             <w:color w:val="315CBB"/>
@@ -1335,7 +1335,7 @@
         </w:rPr>
         <w:t xml:space="preserve">   </w:t>
       </w:r>
-      <w:hyperlink w:history="1" r:id="rIdfekldtcknhzzq2mkgm4mz">
+      <w:hyperlink w:history="1" r:id="rIdqkucz-t650ykdockqekje">
         <w:r>
           <w:rPr>
             <w:color w:val="315CBB"/>
@@ -1734,7 +1734,7 @@
             <w:pPr>
               <w:spacing w:after="0" w:before="0" w:line="210"/>
             </w:pPr>
-            <w:hyperlink w:history="1" r:id="rIdzyil5hmcm-ingj2o8z8ng">
+            <w:hyperlink w:history="1" r:id="rIdhqx8smlcv5wcbpbweoinr">
               <w:r>
                 <w:rPr>
                   <w:color w:val="315CBB"/>
@@ -1836,7 +1836,7 @@
             <w:pPr>
               <w:spacing w:after="0" w:before="75" w:line="210"/>
             </w:pPr>
-            <w:hyperlink w:history="1" r:id="rIdeoaqijlgzlcbdfgxe-ucf">
+            <w:hyperlink w:history="1" r:id="rId1q38eha9mkyw-1fg6r_cb">
               <w:r>
                 <w:rPr>
                   <w:color w:val="315CBB"/>
@@ -1854,7 +1854,7 @@
               </w:rPr>
               <w:t xml:space="preserve">   </w:t>
             </w:r>
-            <w:hyperlink w:history="1" r:id="rIdyf0suxzflw9e458kj-uc_">
+            <w:hyperlink w:history="1" r:id="rId0cf0dtwvja-suglni6m1f">
               <w:r>
                 <w:rPr>
                   <w:color w:val="315CBB"/>
@@ -1872,7 +1872,7 @@
               </w:rPr>
               <w:t xml:space="preserve">   </w:t>
             </w:r>
-            <w:hyperlink w:history="1" r:id="rIdggp6ichyejjtlgrcmoyi2">
+            <w:hyperlink w:history="1" r:id="rIdcwovysjfp7yqkxq_-hdir">
               <w:r>
                 <w:rPr>
                   <w:color w:val="315CBB"/>
@@ -2283,7 +2283,7 @@
             <w:pPr>
               <w:spacing w:after="0" w:before="0" w:line="210"/>
             </w:pPr>
-            <w:hyperlink w:history="1" r:id="rIdcdhnda0p_57h7l1idcxwc">
+            <w:hyperlink w:history="1" r:id="rIdrs6p6t26l_bt8fuayqewa">
               <w:r>
                 <w:rPr>
                   <w:color w:val="315CBB"/>

--- a/site/en/resume.docx
+++ b/site/en/resume.docx
@@ -62,7 +62,7 @@
                 <w:sz w:val="26"/>
                 <w:szCs w:val="26"/>
               </w:rPr>
-              <w:t xml:space="preserve">A developer who digs into root causes</w:t>
+              <w:t xml:space="preserve">I build services that use AI</w:t>
             </w:r>
             <w:r>
               <w:rPr>
@@ -82,14 +82,14 @@
                 <w:sz w:val="26"/>
                 <w:szCs w:val="26"/>
               </w:rPr>
-              <w:t xml:space="preserve">and enjoys solving difficult problems</w:t>
+              <w:t xml:space="preserve">to make people’s lives better.</w:t>
             </w:r>
           </w:p>
           <w:p>
             <w:pPr>
               <w:spacing w:after="0" w:before="75" w:line="210"/>
             </w:pPr>
-            <w:hyperlink w:history="1" r:id="rIdxdzeq82kwebc88miqy_gv">
+            <w:hyperlink w:history="1" r:id="rIdacrpho48b6enrac1symit">
               <w:r>
                 <w:rPr>
                   <w:color w:val="315CBB"/>
@@ -107,7 +107,7 @@
               </w:rPr>
               <w:t xml:space="preserve">   </w:t>
             </w:r>
-            <w:hyperlink w:history="1" r:id="rIdg__rgh9wtnar80pwivvny">
+            <w:hyperlink w:history="1" r:id="rId9rbfwqim9ebckeu1dpx9m">
               <w:r>
                 <w:rPr>
                   <w:color w:val="315CBB"/>
@@ -125,7 +125,7 @@
               </w:rPr>
               <w:t xml:space="preserve">   </w:t>
             </w:r>
-            <w:hyperlink w:history="1" r:id="rId7eluuzcyvvwcvdmzbutch">
+            <w:hyperlink w:history="1" r:id="rId7ftihdsgqbb4p7s0ekpq-">
               <w:r>
                 <w:rPr>
                   <w:color w:val="315CBB"/>
@@ -143,7 +143,7 @@
               </w:rPr>
               <w:t xml:space="preserve">   </w:t>
             </w:r>
-            <w:hyperlink w:history="1" r:id="rIdr9uhe5gpaeg2cn6annt5u">
+            <w:hyperlink w:history="1" r:id="rIddclcsrwczniyeb9k09gi8">
               <w:r>
                 <w:rPr>
                   <w:color w:val="315CBB"/>
@@ -394,7 +394,7 @@
       <w:pPr>
         <w:spacing w:after="0" w:before="0" w:line="210"/>
       </w:pPr>
-      <w:hyperlink w:history="1" r:id="rId7jprwd5dvz2xsdxg8o8a4">
+      <w:hyperlink w:history="1" r:id="rIdv6kjfa2qfmbw4feaxcqv0">
         <w:r>
           <w:rPr>
             <w:color w:val="315CBB"/>
@@ -536,7 +536,7 @@
           <w:sz w:val="15"/>
           <w:szCs w:val="15"/>
         </w:rPr>
-        <w:t xml:space="preserve"> Coverage on 80 answerable questions rose from 66.25% to 91.25%. Median selection time 9.090s → 1.137s (still slower than the original 0.431s). Higher evidence reliability gives users a reason to trust answers and keep using the service.</w:t>
+        <w:t xml:space="preserve"> Coverage on 80 answerable questions rose from 66.25% to 91.25%. Median selection time 9.090s → 1.137s (still slower than the original 0.431s).</w:t>
       </w:r>
     </w:p>
     <w:p>
@@ -670,7 +670,7 @@
           <w:sz w:val="15"/>
           <w:szCs w:val="15"/>
         </w:rPr>
-        <w:t xml:space="preserve"> Edit quality 94 → 104 of 114 drafts (82.5% → 91.2%); documents stayed unchanged before approval. Stable results keep prepaid credits from going to rework.</w:t>
+        <w:t xml:space="preserve"> Edit quality 94 → 104 of 114 drafts (82.5% → 91.2%); documents stayed unchanged before approval. Failed drafts 20 → 10.</w:t>
       </w:r>
     </w:p>
     <w:p>
@@ -804,7 +804,7 @@
           <w:sz w:val="15"/>
           <w:szCs w:val="15"/>
         </w:rPr>
-        <w:t xml:space="preserve"> Pass rate on the same 30 pages (445 units, blind) rose from 45.17% to 89.89%. Key figures now enter the Wiki intact, reducing quality-driven churn.</w:t>
+        <w:t xml:space="preserve"> Pass rate on the same 30 pages (445 units, blind) rose from 45.17% to 89.89%. Figures in tables and equations no longer drop out of the Wiki.</w:t>
       </w:r>
     </w:p>
     <w:p>
@@ -850,7 +850,7 @@
       <w:pPr>
         <w:spacing w:after="0" w:before="75" w:line="210"/>
       </w:pPr>
-      <w:hyperlink w:history="1" r:id="rIdrgsyvo9dklec_tgn9vq21">
+      <w:hyperlink w:history="1" r:id="rIdyxx_nbwbhdclhkrljf1kd">
         <w:r>
           <w:rPr>
             <w:color w:val="315CBB"/>
@@ -868,7 +868,7 @@
         </w:rPr>
         <w:t xml:space="preserve">   </w:t>
       </w:r>
-      <w:hyperlink w:history="1" r:id="rIddkeu7tzrv6pocjzwpj1im">
+      <w:hyperlink w:history="1" r:id="rIdsckmzjrv2utlwoflqxs8j">
         <w:r>
           <w:rPr>
             <w:color w:val="315CBB"/>
@@ -886,7 +886,7 @@
         </w:rPr>
         <w:t xml:space="preserve">   </w:t>
       </w:r>
-      <w:hyperlink w:history="1" r:id="rIdxrbn350avcjscdrwdhwyq">
+      <w:hyperlink w:history="1" r:id="rIdg49w1wtknplefsshnm0xf">
         <w:r>
           <w:rPr>
             <w:color w:val="315CBB"/>
@@ -1033,7 +1033,7 @@
       <w:pPr>
         <w:spacing w:after="0" w:before="0" w:line="210"/>
       </w:pPr>
-      <w:hyperlink w:history="1" r:id="rIdhfhbcnd5jhxkxuizyhy9g">
+      <w:hyperlink w:history="1" r:id="rId5s-ttacsx4ken4vsnz3jm">
         <w:r>
           <w:rPr>
             <w:color w:val="315CBB"/>
@@ -1317,7 +1317,7 @@
       <w:pPr>
         <w:spacing w:after="0" w:before="75" w:line="210"/>
       </w:pPr>
-      <w:hyperlink w:history="1" r:id="rIdhz3fsithyip1kz7zsw6g7">
+      <w:hyperlink w:history="1" r:id="rIdhmamteku5suncxbvj5bis">
         <w:r>
           <w:rPr>
             <w:color w:val="315CBB"/>
@@ -1335,7 +1335,7 @@
         </w:rPr>
         <w:t xml:space="preserve">   </w:t>
       </w:r>
-      <w:hyperlink w:history="1" r:id="rIdqkucz-t650ykdockqekje">
+      <w:hyperlink w:history="1" r:id="rIdayn-foo09h0m7-qd34cgd">
         <w:r>
           <w:rPr>
             <w:color w:val="315CBB"/>
@@ -1734,7 +1734,7 @@
             <w:pPr>
               <w:spacing w:after="0" w:before="0" w:line="210"/>
             </w:pPr>
-            <w:hyperlink w:history="1" r:id="rIdhqx8smlcv5wcbpbweoinr">
+            <w:hyperlink w:history="1" r:id="rIdfj5gf4bbsjqznwqs7lpm1">
               <w:r>
                 <w:rPr>
                   <w:color w:val="315CBB"/>
@@ -1836,7 +1836,7 @@
             <w:pPr>
               <w:spacing w:after="0" w:before="75" w:line="210"/>
             </w:pPr>
-            <w:hyperlink w:history="1" r:id="rId1q38eha9mkyw-1fg6r_cb">
+            <w:hyperlink w:history="1" r:id="rIdcorln1f6wwn9y3nppwgdl">
               <w:r>
                 <w:rPr>
                   <w:color w:val="315CBB"/>
@@ -1854,7 +1854,7 @@
               </w:rPr>
               <w:t xml:space="preserve">   </w:t>
             </w:r>
-            <w:hyperlink w:history="1" r:id="rId0cf0dtwvja-suglni6m1f">
+            <w:hyperlink w:history="1" r:id="rId8kcwnu7pbgl_uzphryeda">
               <w:r>
                 <w:rPr>
                   <w:color w:val="315CBB"/>
@@ -1872,7 +1872,7 @@
               </w:rPr>
               <w:t xml:space="preserve">   </w:t>
             </w:r>
-            <w:hyperlink w:history="1" r:id="rIdcwovysjfp7yqkxq_-hdir">
+            <w:hyperlink w:history="1" r:id="rIdxoi0dngvemnqabj80coj3">
               <w:r>
                 <w:rPr>
                   <w:color w:val="315CBB"/>
@@ -2283,7 +2283,7 @@
             <w:pPr>
               <w:spacing w:after="0" w:before="0" w:line="210"/>
             </w:pPr>
-            <w:hyperlink w:history="1" r:id="rIdrs6p6t26l_bt8fuayqewa">
+            <w:hyperlink w:history="1" r:id="rIdlqpqmomkhptodzfglyirn">
               <w:r>
                 <w:rPr>
                   <w:color w:val="315CBB"/>

--- a/site/en/resume.docx
+++ b/site/en/resume.docx
@@ -89,7 +89,7 @@
             <w:pPr>
               <w:spacing w:after="0" w:before="75" w:line="210"/>
             </w:pPr>
-            <w:hyperlink w:history="1" r:id="rIdacrpho48b6enrac1symit">
+            <w:hyperlink w:history="1" r:id="rIdljzvtyajyspc1emp7rmdb">
               <w:r>
                 <w:rPr>
                   <w:color w:val="315CBB"/>
@@ -107,7 +107,7 @@
               </w:rPr>
               <w:t xml:space="preserve">   </w:t>
             </w:r>
-            <w:hyperlink w:history="1" r:id="rId9rbfwqim9ebckeu1dpx9m">
+            <w:hyperlink w:history="1" r:id="rIdjadveeups9dppzgujngwz">
               <w:r>
                 <w:rPr>
                   <w:color w:val="315CBB"/>
@@ -125,7 +125,7 @@
               </w:rPr>
               <w:t xml:space="preserve">   </w:t>
             </w:r>
-            <w:hyperlink w:history="1" r:id="rId7ftihdsgqbb4p7s0ekpq-">
+            <w:hyperlink w:history="1" r:id="rId6mxxlafrxx11vajqrlgtw">
               <w:r>
                 <w:rPr>
                   <w:color w:val="315CBB"/>
@@ -143,7 +143,7 @@
               </w:rPr>
               <w:t xml:space="preserve">   </w:t>
             </w:r>
-            <w:hyperlink w:history="1" r:id="rIddclcsrwczniyeb9k09gi8">
+            <w:hyperlink w:history="1" r:id="rIdtsfyatxvpcnbfk0-rbpau">
               <w:r>
                 <w:rPr>
                   <w:color w:val="315CBB"/>
@@ -394,7 +394,7 @@
       <w:pPr>
         <w:spacing w:after="0" w:before="0" w:line="210"/>
       </w:pPr>
-      <w:hyperlink w:history="1" r:id="rIdv6kjfa2qfmbw4feaxcqv0">
+      <w:hyperlink w:history="1" r:id="rId0ltq9dvtjrbgezcfdw9he">
         <w:r>
           <w:rPr>
             <w:color w:val="315CBB"/>
@@ -850,7 +850,7 @@
       <w:pPr>
         <w:spacing w:after="0" w:before="75" w:line="210"/>
       </w:pPr>
-      <w:hyperlink w:history="1" r:id="rIdyxx_nbwbhdclhkrljf1kd">
+      <w:hyperlink w:history="1" r:id="rIdjwzvnsiv-cbwy6aj0cgap">
         <w:r>
           <w:rPr>
             <w:color w:val="315CBB"/>
@@ -868,7 +868,7 @@
         </w:rPr>
         <w:t xml:space="preserve">   </w:t>
       </w:r>
-      <w:hyperlink w:history="1" r:id="rIdsckmzjrv2utlwoflqxs8j">
+      <w:hyperlink w:history="1" r:id="rIdnaquhstlekrttgigds-tb">
         <w:r>
           <w:rPr>
             <w:color w:val="315CBB"/>
@@ -886,7 +886,7 @@
         </w:rPr>
         <w:t xml:space="preserve">   </w:t>
       </w:r>
-      <w:hyperlink w:history="1" r:id="rIdg49w1wtknplefsshnm0xf">
+      <w:hyperlink w:history="1" r:id="rIdml7tbydelehzyxzpkfbzu">
         <w:r>
           <w:rPr>
             <w:color w:val="315CBB"/>
@@ -1033,7 +1033,7 @@
       <w:pPr>
         <w:spacing w:after="0" w:before="0" w:line="210"/>
       </w:pPr>
-      <w:hyperlink w:history="1" r:id="rId5s-ttacsx4ken4vsnz3jm">
+      <w:hyperlink w:history="1" r:id="rId-tzzn2ei4_save0faaase">
         <w:r>
           <w:rPr>
             <w:color w:val="315CBB"/>
@@ -1317,7 +1317,7 @@
       <w:pPr>
         <w:spacing w:after="0" w:before="75" w:line="210"/>
       </w:pPr>
-      <w:hyperlink w:history="1" r:id="rIdhmamteku5suncxbvj5bis">
+      <w:hyperlink w:history="1" r:id="rIdef0oa64vgu167urpi2kdt">
         <w:r>
           <w:rPr>
             <w:color w:val="315CBB"/>
@@ -1335,7 +1335,7 @@
         </w:rPr>
         <w:t xml:space="preserve">   </w:t>
       </w:r>
-      <w:hyperlink w:history="1" r:id="rIdayn-foo09h0m7-qd34cgd">
+      <w:hyperlink w:history="1" r:id="rIdiuomx1_ijrp_tv0whte9u">
         <w:r>
           <w:rPr>
             <w:color w:val="315CBB"/>
@@ -1734,7 +1734,7 @@
             <w:pPr>
               <w:spacing w:after="0" w:before="0" w:line="210"/>
             </w:pPr>
-            <w:hyperlink w:history="1" r:id="rIdfj5gf4bbsjqznwqs7lpm1">
+            <w:hyperlink w:history="1" r:id="rIdcedfdfppg84c85xyvzvls">
               <w:r>
                 <w:rPr>
                   <w:color w:val="315CBB"/>
@@ -1836,7 +1836,7 @@
             <w:pPr>
               <w:spacing w:after="0" w:before="75" w:line="210"/>
             </w:pPr>
-            <w:hyperlink w:history="1" r:id="rIdcorln1f6wwn9y3nppwgdl">
+            <w:hyperlink w:history="1" r:id="rIdqxylafqzq6yesbkxpsi8p">
               <w:r>
                 <w:rPr>
                   <w:color w:val="315CBB"/>
@@ -1854,7 +1854,7 @@
               </w:rPr>
               <w:t xml:space="preserve">   </w:t>
             </w:r>
-            <w:hyperlink w:history="1" r:id="rId8kcwnu7pbgl_uzphryeda">
+            <w:hyperlink w:history="1" r:id="rIdb3vgmaxy7ct1dtiiuji0t">
               <w:r>
                 <w:rPr>
                   <w:color w:val="315CBB"/>
@@ -1872,7 +1872,7 @@
               </w:rPr>
               <w:t xml:space="preserve">   </w:t>
             </w:r>
-            <w:hyperlink w:history="1" r:id="rIdxoi0dngvemnqabj80coj3">
+            <w:hyperlink w:history="1" r:id="rIdqiyxuxsincmcqrtbj5nfl">
               <w:r>
                 <w:rPr>
                   <w:color w:val="315CBB"/>
@@ -2283,7 +2283,7 @@
             <w:pPr>
               <w:spacing w:after="0" w:before="0" w:line="210"/>
             </w:pPr>
-            <w:hyperlink w:history="1" r:id="rIdlqpqmomkhptodzfglyirn">
+            <w:hyperlink w:history="1" r:id="rId_hy28hdxycggw9dzavpwt">
               <w:r>
                 <w:rPr>
                   <w:color w:val="315CBB"/>

--- a/site/en/resume.docx
+++ b/site/en/resume.docx
@@ -89,7 +89,7 @@
             <w:pPr>
               <w:spacing w:after="0" w:before="75" w:line="210"/>
             </w:pPr>
-            <w:hyperlink w:history="1" r:id="rIdljzvtyajyspc1emp7rmdb">
+            <w:hyperlink w:history="1" r:id="rId0ja2mmyx1bve2qkxclbiy">
               <w:r>
                 <w:rPr>
                   <w:color w:val="315CBB"/>
@@ -107,7 +107,7 @@
               </w:rPr>
               <w:t xml:space="preserve">   </w:t>
             </w:r>
-            <w:hyperlink w:history="1" r:id="rIdjadveeups9dppzgujngwz">
+            <w:hyperlink w:history="1" r:id="rIdjgfjfexk6xwnz8jxmjm3y">
               <w:r>
                 <w:rPr>
                   <w:color w:val="315CBB"/>
@@ -125,7 +125,7 @@
               </w:rPr>
               <w:t xml:space="preserve">   </w:t>
             </w:r>
-            <w:hyperlink w:history="1" r:id="rId6mxxlafrxx11vajqrlgtw">
+            <w:hyperlink w:history="1" r:id="rIdkaqecxgq67lwa6rk7zle9">
               <w:r>
                 <w:rPr>
                   <w:color w:val="315CBB"/>
@@ -143,7 +143,7 @@
               </w:rPr>
               <w:t xml:space="preserve">   </w:t>
             </w:r>
-            <w:hyperlink w:history="1" r:id="rIdtsfyatxvpcnbfk0-rbpau">
+            <w:hyperlink w:history="1" r:id="rIdwr0wbmwbmvaqyxnviypv0">
               <w:r>
                 <w:rPr>
                   <w:color w:val="315CBB"/>
@@ -394,7 +394,7 @@
       <w:pPr>
         <w:spacing w:after="0" w:before="0" w:line="210"/>
       </w:pPr>
-      <w:hyperlink w:history="1" r:id="rId0ltq9dvtjrbgezcfdw9he">
+      <w:hyperlink w:history="1" r:id="rIdax2y4dht_7lxdubdw8eer">
         <w:r>
           <w:rPr>
             <w:color w:val="315CBB"/>
@@ -850,7 +850,7 @@
       <w:pPr>
         <w:spacing w:after="0" w:before="75" w:line="210"/>
       </w:pPr>
-      <w:hyperlink w:history="1" r:id="rIdjwzvnsiv-cbwy6aj0cgap">
+      <w:hyperlink w:history="1" r:id="rIdsk1cbfr4zbr56emwou21x">
         <w:r>
           <w:rPr>
             <w:color w:val="315CBB"/>
@@ -868,7 +868,7 @@
         </w:rPr>
         <w:t xml:space="preserve">   </w:t>
       </w:r>
-      <w:hyperlink w:history="1" r:id="rIdnaquhstlekrttgigds-tb">
+      <w:hyperlink w:history="1" r:id="rIddynbmtoturg6tun09kpmw">
         <w:r>
           <w:rPr>
             <w:color w:val="315CBB"/>
@@ -886,7 +886,7 @@
         </w:rPr>
         <w:t xml:space="preserve">   </w:t>
       </w:r>
-      <w:hyperlink w:history="1" r:id="rIdml7tbydelehzyxzpkfbzu">
+      <w:hyperlink w:history="1" r:id="rIdy3sibal4aa95boz-x-lh4">
         <w:r>
           <w:rPr>
             <w:color w:val="315CBB"/>
@@ -1033,7 +1033,7 @@
       <w:pPr>
         <w:spacing w:after="0" w:before="0" w:line="210"/>
       </w:pPr>
-      <w:hyperlink w:history="1" r:id="rId-tzzn2ei4_save0faaase">
+      <w:hyperlink w:history="1" r:id="rIdgzlzx-9tfmd8jbmru5ueo">
         <w:r>
           <w:rPr>
             <w:color w:val="315CBB"/>
@@ -1317,7 +1317,7 @@
       <w:pPr>
         <w:spacing w:after="0" w:before="75" w:line="210"/>
       </w:pPr>
-      <w:hyperlink w:history="1" r:id="rIdef0oa64vgu167urpi2kdt">
+      <w:hyperlink w:history="1" r:id="rIdxr43pgdrulju39urtjnqi">
         <w:r>
           <w:rPr>
             <w:color w:val="315CBB"/>
@@ -1335,7 +1335,7 @@
         </w:rPr>
         <w:t xml:space="preserve">   </w:t>
       </w:r>
-      <w:hyperlink w:history="1" r:id="rIdiuomx1_ijrp_tv0whte9u">
+      <w:hyperlink w:history="1" r:id="rIdqveltgt0iqdnkou3mgoo0">
         <w:r>
           <w:rPr>
             <w:color w:val="315CBB"/>
@@ -1674,7 +1674,7 @@
                 <w:sz w:val="15"/>
                 <w:szCs w:val="15"/>
               </w:rPr>
-              <w:t xml:space="preserve">2026.07 — 2026.09</w:t>
+              <w:t xml:space="preserve">2026.06 — 2026.06</w:t>
             </w:r>
           </w:p>
         </w:tc>
@@ -1701,7 +1701,7 @@
                 <w:sz w:val="18"/>
                 <w:szCs w:val="18"/>
               </w:rPr>
-              <w:t xml:space="preserve">200 SIGNAL · TQQQ 200-day moving average signal app (personal project)</w:t>
+              <w:t xml:space="preserve">Rhwp open-source contributions</w:t>
             </w:r>
           </w:p>
           <w:p>
@@ -1714,27 +1714,14 @@
                 <w:sz w:val="15"/>
                 <w:szCs w:val="15"/>
               </w:rPr>
-              <w:t xml:space="preserve">I turned a publicly posted TQQQ 200-day moving average strategy into a written spec and an Android app on live quotes, used by 2 family members. I marked the source post’s claimed returns as unverified and reproduced 45 cycles, measuring a 40.00% win rate rather than the claimed 19%. Counting partial exits as trades lifts that to 72.73%, showing the post’s two win rates count different units. I backtested 5 strategy variants under the same assumptions, comparing CAGR and MDD across sub-periods. At the users’ request I added a second QQQ-based strategy and SGOV/SPYM handling for cash waiting on an entry.</w:t>
-            </w:r>
-          </w:p>
-          <w:p>
-            <w:pPr>
-              <w:spacing w:after="60" w:before="0" w:line="196"/>
-            </w:pPr>
-            <w:r>
-              <w:rPr>
-                <w:color w:val="607089"/>
-                <w:sz w:val="14"/>
-                <w:szCs w:val="14"/>
-              </w:rPr>
-              <w:t xml:space="preserve">The app was never released, and account data stays on the device.</w:t>
-            </w:r>
-          </w:p>
-          <w:p>
-            <w:pPr>
-              <w:spacing w:after="0" w:before="0" w:line="210"/>
-            </w:pPr>
-            <w:hyperlink w:history="1" r:id="rIdcedfdfppg84c85xyvzvls">
+              <w:t xml:space="preserve">Gave Claude Code a work plan and contribution rules to automate the flow from issue analysis to PR, including HWP/HWPX save-error fixes; 7 PRs merged and listed as a contributor.</w:t>
+            </w:r>
+          </w:p>
+          <w:p>
+            <w:pPr>
+              <w:spacing w:after="0" w:before="75" w:line="210"/>
+            </w:pPr>
+            <w:hyperlink w:history="1" r:id="rIdjcx4ftagbwt6ylvu6ag5t">
               <w:r>
                 <w:rPr>
                   <w:color w:val="315CBB"/>
@@ -1744,108 +1731,6 @@
                 <w:t xml:space="preserve">GitHub repository ↗</w:t>
               </w:r>
             </w:hyperlink>
-          </w:p>
-        </w:tc>
-      </w:tr>
-    </w:tbl>
-    <w:tbl>
-      <w:tblPr>
-        <w:tblW w:type="dxa" w:w="10318"/>
-        <w:tblBorders>
-          <w:top w:val="none" w:color="FFFFFF" w:sz="0"/>
-          <w:left w:val="none" w:color="FFFFFF" w:sz="0"/>
-          <w:bottom w:val="single" w:color="E3E8F0" w:sz="4"/>
-          <w:right w:val="none" w:color="FFFFFF" w:sz="0"/>
-          <w:insideH w:val="none" w:color="FFFFFF" w:sz="0"/>
-          <w:insideV w:val="none" w:color="FFFFFF" w:sz="0"/>
-        </w:tblBorders>
-        <w:tblLayout w:type="fixed"/>
-      </w:tblPr>
-      <w:tblGrid>
-        <w:gridCol w:w="1548"/>
-        <w:gridCol w:w="8770"/>
-      </w:tblGrid>
-      <w:tr>
-        <w:trPr>
-          <w:cantSplit/>
-        </w:trPr>
-        <w:tc>
-          <w:tcPr>
-            <w:tcW w:type="dxa" w:w="1548"/>
-            <w:tcMar>
-              <w:top w:type="dxa" w:w="44"/>
-              <w:left w:type="dxa" w:w="0"/>
-              <w:bottom w:type="dxa" w:w="44"/>
-              <w:right w:type="dxa" w:w="87"/>
-            </w:tcMar>
-          </w:tcPr>
-          <w:p>
-            <w:pPr>
-              <w:spacing w:after="0" w:before="0" w:line="210"/>
-            </w:pPr>
-            <w:r>
-              <w:rPr>
-                <w:color w:val="203047"/>
-                <w:sz w:val="15"/>
-                <w:szCs w:val="15"/>
-              </w:rPr>
-              <w:t xml:space="preserve">2026.06 — 2026.06</w:t>
-            </w:r>
-          </w:p>
-        </w:tc>
-        <w:tc>
-          <w:tcPr>
-            <w:tcW w:type="dxa" w:w="8770"/>
-            <w:tcMar>
-              <w:top w:type="dxa" w:w="44"/>
-              <w:left w:type="dxa" w:w="0"/>
-              <w:bottom w:type="dxa" w:w="44"/>
-              <w:right w:type="dxa" w:w="0"/>
-            </w:tcMar>
-          </w:tcPr>
-          <w:p>
-            <w:pPr>
-              <w:keepNext/>
-              <w:spacing w:after="0" w:before="0" w:line="252"/>
-            </w:pPr>
-            <w:r>
-              <w:rPr>
-                <w:b/>
-                <w:bCs/>
-                <w:color w:val="203047"/>
-                <w:sz w:val="18"/>
-                <w:szCs w:val="18"/>
-              </w:rPr>
-              <w:t xml:space="preserve">Rhwp open-source contributions</w:t>
-            </w:r>
-          </w:p>
-          <w:p>
-            <w:pPr>
-              <w:spacing w:after="0" w:before="0" w:line="210"/>
-            </w:pPr>
-            <w:r>
-              <w:rPr>
-                <w:color w:val="203047"/>
-                <w:sz w:val="15"/>
-                <w:szCs w:val="15"/>
-              </w:rPr>
-              <w:t xml:space="preserve">Gave Claude Code a work plan and contribution rules to automate the flow from issue analysis to PR, including HWP/HWPX save-error fixes; 7 PRs merged and listed as a contributor.</w:t>
-            </w:r>
-          </w:p>
-          <w:p>
-            <w:pPr>
-              <w:spacing w:after="0" w:before="75" w:line="210"/>
-            </w:pPr>
-            <w:hyperlink w:history="1" r:id="rIdqxylafqzq6yesbkxpsi8p">
-              <w:r>
-                <w:rPr>
-                  <w:color w:val="315CBB"/>
-                  <w:sz w:val="15"/>
-                  <w:szCs w:val="15"/>
-                </w:rPr>
-                <w:t xml:space="preserve">GitHub repository ↗</w:t>
-              </w:r>
-            </w:hyperlink>
             <w:r>
               <w:rPr>
                 <w:color w:val="203047"/>
@@ -1854,7 +1739,7 @@
               </w:rPr>
               <w:t xml:space="preserve">   </w:t>
             </w:r>
-            <w:hyperlink w:history="1" r:id="rIdb3vgmaxy7ct1dtiiuji0t">
+            <w:hyperlink w:history="1" r:id="rIdjfvjoyef7q_87hbvcxs1x">
               <w:r>
                 <w:rPr>
                   <w:color w:val="315CBB"/>
@@ -1872,7 +1757,7 @@
               </w:rPr>
               <w:t xml:space="preserve">   </w:t>
             </w:r>
-            <w:hyperlink w:history="1" r:id="rIdqiyxuxsincmcqrtbj5nfl">
+            <w:hyperlink w:history="1" r:id="rIddjlkqcptdg51puj__oqhu">
               <w:r>
                 <w:rPr>
                   <w:color w:val="315CBB"/>
@@ -2210,7 +2095,8 @@
       </w:tblPr>
       <w:tblGrid>
         <w:gridCol w:w="1548"/>
-        <w:gridCol w:w="8770"/>
+        <w:gridCol w:w="929"/>
+        <w:gridCol w:w="7842"/>
       </w:tblGrid>
       <w:tr>
         <w:trPr>
@@ -2242,408 +2128,6 @@
         </w:tc>
         <w:tc>
           <w:tcPr>
-            <w:tcW w:type="dxa" w:w="8770"/>
-            <w:tcMar>
-              <w:top w:type="dxa" w:w="44"/>
-              <w:left w:type="dxa" w:w="0"/>
-              <w:bottom w:type="dxa" w:w="44"/>
-              <w:right w:type="dxa" w:w="0"/>
-            </w:tcMar>
-          </w:tcPr>
-          <w:p>
-            <w:pPr>
-              <w:keepNext/>
-              <w:spacing w:after="0" w:before="0" w:line="252"/>
-            </w:pPr>
-            <w:r>
-              <w:rPr>
-                <w:b/>
-                <w:bCs/>
-                <w:color w:val="203047"/>
-                <w:sz w:val="18"/>
-                <w:szCs w:val="18"/>
-              </w:rPr>
-              <w:t xml:space="preserve">945-day Baekjoon problem-solving streak</w:t>
-            </w:r>
-          </w:p>
-          <w:p>
-            <w:pPr>
-              <w:spacing w:after="0" w:before="0" w:line="210"/>
-            </w:pPr>
-            <w:r>
-              <w:rPr>
-                <w:color w:val="203047"/>
-                <w:sz w:val="15"/>
-                <w:szCs w:val="15"/>
-              </w:rPr>
-              <w:t xml:space="preserve">Longest streak of 945 consecutive days on solved.ac. 1,659 problems solved, Platinum IV.</w:t>
-            </w:r>
-          </w:p>
-          <w:p>
-            <w:pPr>
-              <w:spacing w:after="0" w:before="0" w:line="210"/>
-            </w:pPr>
-            <w:hyperlink w:history="1" r:id="rId_hy28hdxycggw9dzavpwt">
-              <w:r>
-                <w:rPr>
-                  <w:color w:val="315CBB"/>
-                  <w:sz w:val="15"/>
-                  <w:szCs w:val="15"/>
-                </w:rPr>
-                <w:t xml:space="preserve">Baekjoon solutions repository ↗</w:t>
-              </w:r>
-            </w:hyperlink>
-          </w:p>
-        </w:tc>
-      </w:tr>
-    </w:tbl>
-    <w:p>
-      <w:pPr>
-        <w:keepNext/>
-        <w:pBdr>
-          <w:bottom w:val="single" w:color="6A80BD" w:sz="12" w:space="4"/>
-        </w:pBdr>
-        <w:spacing w:after="135" w:before="240" w:line="252"/>
-      </w:pPr>
-      <w:r>
-        <w:rPr>
-          <w:b/>
-          <w:bCs/>
-          <w:color w:val="315CBB"/>
-          <w:sz w:val="18"/>
-          <w:szCs w:val="18"/>
-        </w:rPr>
-        <w:t xml:space="preserve">Education &amp; certification </w:t>
-      </w:r>
-    </w:p>
-    <w:tbl>
-      <w:tblPr>
-        <w:tblW w:type="dxa" w:w="10318"/>
-        <w:tblBorders>
-          <w:top w:val="none" w:color="FFFFFF" w:sz="0"/>
-          <w:left w:val="none" w:color="FFFFFF" w:sz="0"/>
-          <w:bottom w:val="single" w:color="E3E8F0" w:sz="4"/>
-          <w:right w:val="none" w:color="FFFFFF" w:sz="0"/>
-          <w:insideH w:val="none" w:color="FFFFFF" w:sz="0"/>
-          <w:insideV w:val="none" w:color="FFFFFF" w:sz="0"/>
-        </w:tblBorders>
-        <w:tblLayout w:type="fixed"/>
-      </w:tblPr>
-      <w:tblGrid>
-        <w:gridCol w:w="1548"/>
-        <w:gridCol w:w="8770"/>
-      </w:tblGrid>
-      <w:tr>
-        <w:trPr>
-          <w:cantSplit/>
-        </w:trPr>
-        <w:tc>
-          <w:tcPr>
-            <w:tcW w:type="dxa" w:w="1548"/>
-            <w:tcMar>
-              <w:top w:type="dxa" w:w="44"/>
-              <w:left w:type="dxa" w:w="0"/>
-              <w:bottom w:type="dxa" w:w="44"/>
-              <w:right w:type="dxa" w:w="87"/>
-            </w:tcMar>
-          </w:tcPr>
-          <w:p>
-            <w:pPr>
-              <w:spacing w:after="0" w:before="0" w:line="210"/>
-            </w:pPr>
-            <w:r>
-              <w:rPr>
-                <w:color w:val="203047"/>
-                <w:sz w:val="15"/>
-                <w:szCs w:val="15"/>
-              </w:rPr>
-              <w:t xml:space="preserve">2022.02 — 2026.02 (Transfer)</w:t>
-            </w:r>
-          </w:p>
-        </w:tc>
-        <w:tc>
-          <w:tcPr>
-            <w:tcW w:type="dxa" w:w="8770"/>
-            <w:tcMar>
-              <w:top w:type="dxa" w:w="44"/>
-              <w:left w:type="dxa" w:w="0"/>
-              <w:bottom w:type="dxa" w:w="44"/>
-              <w:right w:type="dxa" w:w="0"/>
-            </w:tcMar>
-          </w:tcPr>
-          <w:p>
-            <w:pPr>
-              <w:keepNext/>
-              <w:spacing w:after="0" w:before="0" w:line="252"/>
-            </w:pPr>
-            <w:r>
-              <w:rPr>
-                <w:b/>
-                <w:bCs/>
-                <w:color w:val="203047"/>
-                <w:sz w:val="18"/>
-                <w:szCs w:val="18"/>
-              </w:rPr>
-              <w:t xml:space="preserve">Pusan National University</w:t>
-            </w:r>
-          </w:p>
-          <w:p>
-            <w:pPr>
-              <w:spacing w:after="0" w:before="0" w:line="210"/>
-            </w:pPr>
-            <w:r>
-              <w:rPr>
-                <w:color w:val="203047"/>
-                <w:sz w:val="15"/>
-                <w:szCs w:val="15"/>
-              </w:rPr>
-              <w:t xml:space="preserve">GPA 4.12 / 4.5</w:t>
-            </w:r>
-          </w:p>
-        </w:tc>
-      </w:tr>
-    </w:tbl>
-    <w:tbl>
-      <w:tblPr>
-        <w:tblW w:type="dxa" w:w="10318"/>
-        <w:tblBorders>
-          <w:top w:val="none" w:color="FFFFFF" w:sz="0"/>
-          <w:left w:val="none" w:color="FFFFFF" w:sz="0"/>
-          <w:bottom w:val="single" w:color="E3E8F0" w:sz="4"/>
-          <w:right w:val="none" w:color="FFFFFF" w:sz="0"/>
-          <w:insideH w:val="none" w:color="FFFFFF" w:sz="0"/>
-          <w:insideV w:val="none" w:color="FFFFFF" w:sz="0"/>
-        </w:tblBorders>
-        <w:tblLayout w:type="fixed"/>
-      </w:tblPr>
-      <w:tblGrid>
-        <w:gridCol w:w="1548"/>
-        <w:gridCol w:w="8770"/>
-      </w:tblGrid>
-      <w:tr>
-        <w:trPr>
-          <w:cantSplit/>
-        </w:trPr>
-        <w:tc>
-          <w:tcPr>
-            <w:tcW w:type="dxa" w:w="1548"/>
-            <w:tcMar>
-              <w:top w:type="dxa" w:w="44"/>
-              <w:left w:type="dxa" w:w="0"/>
-              <w:bottom w:type="dxa" w:w="44"/>
-              <w:right w:type="dxa" w:w="87"/>
-            </w:tcMar>
-          </w:tcPr>
-          <w:p>
-            <w:pPr>
-              <w:spacing w:after="0" w:before="0" w:line="210"/>
-            </w:pPr>
-            <w:r>
-              <w:rPr>
-                <w:color w:val="203047"/>
-                <w:sz w:val="15"/>
-                <w:szCs w:val="15"/>
-              </w:rPr>
-              <w:t xml:space="preserve">2019.03 — 2022.02 (Withdrew)</w:t>
-            </w:r>
-          </w:p>
-        </w:tc>
-        <w:tc>
-          <w:tcPr>
-            <w:tcW w:type="dxa" w:w="8770"/>
-            <w:tcMar>
-              <w:top w:type="dxa" w:w="44"/>
-              <w:left w:type="dxa" w:w="0"/>
-              <w:bottom w:type="dxa" w:w="44"/>
-              <w:right w:type="dxa" w:w="0"/>
-            </w:tcMar>
-          </w:tcPr>
-          <w:p>
-            <w:pPr>
-              <w:keepNext/>
-              <w:spacing w:after="0" w:before="0" w:line="252"/>
-            </w:pPr>
-            <w:r>
-              <w:rPr>
-                <w:b/>
-                <w:bCs/>
-                <w:color w:val="203047"/>
-                <w:sz w:val="18"/>
-                <w:szCs w:val="18"/>
-              </w:rPr>
-              <w:t xml:space="preserve">Daegu University</w:t>
-            </w:r>
-          </w:p>
-          <w:p>
-            <w:pPr>
-              <w:spacing w:after="0" w:before="0" w:line="210"/>
-            </w:pPr>
-            <w:r>
-              <w:rPr>
-                <w:color w:val="203047"/>
-                <w:sz w:val="15"/>
-                <w:szCs w:val="15"/>
-              </w:rPr>
-              <w:t xml:space="preserve">GPA 4.2 / 4.5</w:t>
-            </w:r>
-          </w:p>
-        </w:tc>
-      </w:tr>
-    </w:tbl>
-    <w:tbl>
-      <w:tblPr>
-        <w:tblW w:type="dxa" w:w="10318"/>
-        <w:tblBorders>
-          <w:top w:val="none" w:color="FFFFFF" w:sz="0"/>
-          <w:left w:val="none" w:color="FFFFFF" w:sz="0"/>
-          <w:bottom w:val="single" w:color="E3E8F0" w:sz="4"/>
-          <w:right w:val="none" w:color="FFFFFF" w:sz="0"/>
-          <w:insideH w:val="none" w:color="FFFFFF" w:sz="0"/>
-          <w:insideV w:val="none" w:color="FFFFFF" w:sz="0"/>
-        </w:tblBorders>
-        <w:tblLayout w:type="fixed"/>
-      </w:tblPr>
-      <w:tblGrid>
-        <w:gridCol w:w="1548"/>
-        <w:gridCol w:w="8770"/>
-      </w:tblGrid>
-      <w:tr>
-        <w:trPr>
-          <w:cantSplit/>
-        </w:trPr>
-        <w:tc>
-          <w:tcPr>
-            <w:tcW w:type="dxa" w:w="1548"/>
-            <w:tcMar>
-              <w:top w:type="dxa" w:w="44"/>
-              <w:left w:type="dxa" w:w="0"/>
-              <w:bottom w:type="dxa" w:w="44"/>
-              <w:right w:type="dxa" w:w="87"/>
-            </w:tcMar>
-          </w:tcPr>
-          <w:p>
-            <w:pPr>
-              <w:spacing w:after="0" w:before="0" w:line="210"/>
-            </w:pPr>
-            <w:r>
-              <w:rPr>
-                <w:color w:val="203047"/>
-                <w:sz w:val="15"/>
-                <w:szCs w:val="15"/>
-              </w:rPr>
-              <w:t xml:space="preserve">2025.09</w:t>
-            </w:r>
-          </w:p>
-        </w:tc>
-        <w:tc>
-          <w:tcPr>
-            <w:tcW w:type="dxa" w:w="8770"/>
-            <w:tcMar>
-              <w:top w:type="dxa" w:w="44"/>
-              <w:left w:type="dxa" w:w="0"/>
-              <w:bottom w:type="dxa" w:w="44"/>
-              <w:right w:type="dxa" w:w="0"/>
-            </w:tcMar>
-          </w:tcPr>
-          <w:p>
-            <w:pPr>
-              <w:keepNext/>
-              <w:spacing w:after="0" w:before="0" w:line="252"/>
-            </w:pPr>
-            <w:r>
-              <w:rPr>
-                <w:b/>
-                <w:bCs/>
-                <w:color w:val="203047"/>
-                <w:sz w:val="18"/>
-                <w:szCs w:val="18"/>
-              </w:rPr>
-              <w:t xml:space="preserve">Engineer Information Processing</w:t>
-            </w:r>
-          </w:p>
-          <w:p>
-            <w:pPr>
-              <w:spacing w:after="0" w:before="0" w:line="210"/>
-            </w:pPr>
-            <w:r>
-              <w:rPr>
-                <w:color w:val="203047"/>
-                <w:sz w:val="15"/>
-                <w:szCs w:val="15"/>
-              </w:rPr>
-              <w:t xml:space="preserve">Human Resources Development Service of Korea</w:t>
-            </w:r>
-          </w:p>
-        </w:tc>
-      </w:tr>
-    </w:tbl>
-    <w:p>
-      <w:pPr>
-        <w:keepNext/>
-        <w:pBdr>
-          <w:bottom w:val="single" w:color="6A80BD" w:sz="12" w:space="4"/>
-        </w:pBdr>
-        <w:spacing w:after="135" w:before="240" w:line="252"/>
-      </w:pPr>
-      <w:r>
-        <w:rPr>
-          <w:b/>
-          <w:bCs/>
-          <w:color w:val="315CBB"/>
-          <w:sz w:val="18"/>
-          <w:szCs w:val="18"/>
-        </w:rPr>
-        <w:t xml:space="preserve">Awards </w:t>
-      </w:r>
-    </w:p>
-    <w:tbl>
-      <w:tblPr>
-        <w:tblW w:type="dxa" w:w="10318"/>
-        <w:tblBorders>
-          <w:top w:val="none" w:color="FFFFFF" w:sz="0"/>
-          <w:left w:val="none" w:color="FFFFFF" w:sz="0"/>
-          <w:bottom w:val="single" w:color="E3E8F0" w:sz="4"/>
-          <w:right w:val="none" w:color="FFFFFF" w:sz="0"/>
-          <w:insideH w:val="none" w:color="FFFFFF" w:sz="0"/>
-          <w:insideV w:val="none" w:color="FFFFFF" w:sz="0"/>
-        </w:tblBorders>
-        <w:tblLayout w:type="fixed"/>
-      </w:tblPr>
-      <w:tblGrid>
-        <w:gridCol w:w="1032"/>
-        <w:gridCol w:w="929"/>
-        <w:gridCol w:w="8358"/>
-      </w:tblGrid>
-      <w:tr>
-        <w:trPr>
-          <w:cantSplit/>
-        </w:trPr>
-        <w:tc>
-          <w:tcPr>
-            <w:tcW w:type="dxa" w:w="1032"/>
-            <w:tcMar>
-              <w:top w:type="dxa" w:w="44"/>
-              <w:left w:type="dxa" w:w="0"/>
-              <w:bottom w:type="dxa" w:w="44"/>
-              <w:right w:type="dxa" w:w="87"/>
-            </w:tcMar>
-          </w:tcPr>
-          <w:p>
-            <w:pPr>
-              <w:spacing w:after="0" w:before="0" w:line="210"/>
-            </w:pPr>
-            <w:r>
-              <w:rPr>
-                <w:color w:val="203047"/>
-                <w:sz w:val="15"/>
-                <w:szCs w:val="15"/>
-              </w:rPr>
-              <w:t xml:space="preserve">2025.10</w:t>
-            </w:r>
-          </w:p>
-        </w:tc>
-        <w:tc>
-          <w:tcPr>
             <w:tcW w:type="dxa" w:w="929"/>
             <w:tcMar>
               <w:top w:type="dxa" w:w="44"/>
@@ -2659,7 +2143,7 @@
             <w:r>
               <w:drawing>
                 <wp:inline distT="0" distB="0" distL="0" distR="0">
-                  <wp:extent cx="400050" cy="571500"/>
+                  <wp:extent cx="571500" cy="381000"/>
                   <wp:effectExtent t="0" r="0" b="0" l="0"/>
                   <wp:docPr id="1" name="" descr="" title=""/>
                   <wp:cNvGraphicFramePr>
@@ -2684,7 +2168,7 @@
                         <pic:spPr bwMode="auto">
                           <a:xfrm>
                             <a:off x="0" y="0"/>
-                            <a:ext cx="400050" cy="571500"/>
+                            <a:ext cx="571500" cy="381000"/>
                           </a:xfrm>
                           <a:prstGeom prst="rect">
                             <a:avLst/>
@@ -2700,7 +2184,7 @@
         </w:tc>
         <w:tc>
           <w:tcPr>
-            <w:tcW w:type="dxa" w:w="8358"/>
+            <w:tcW w:type="dxa" w:w="7842"/>
             <w:tcMar>
               <w:top w:type="dxa" w:w="44"/>
               <w:left w:type="dxa" w:w="0"/>
@@ -2710,33 +2194,350 @@
           </w:tcPr>
           <w:p>
             <w:pPr>
-              <w:spacing w:after="0" w:before="0" w:line="210"/>
+              <w:keepNext/>
+              <w:spacing w:after="0" w:before="0" w:line="252"/>
             </w:pPr>
             <w:r>
               <w:rPr>
                 <w:b/>
                 <w:bCs/>
                 <w:color w:val="203047"/>
-                <w:sz w:val="15"/>
-                <w:szCs w:val="15"/>
-              </w:rPr>
-              <w:t xml:space="preserve">Capstone Design Gold Award</w:t>
-            </w:r>
-            <w:r>
-              <w:br/>
-            </w:r>
-            <w:r>
-              <w:rPr>
-                <w:color w:val="203047"/>
-                <w:sz w:val="15"/>
-                <w:szCs w:val="15"/>
-              </w:rPr>
-              <w:t xml:space="preserve">Software &amp; AI division / College of Information and Biomedical Engineering, Pusan National University</w:t>
-            </w:r>
+                <w:sz w:val="18"/>
+                <w:szCs w:val="18"/>
+              </w:rPr>
+              <w:t xml:space="preserve">945-day Baekjoon problem-solving streak</w:t>
+            </w:r>
+          </w:p>
+          <w:p>
+            <w:pPr>
+              <w:spacing w:after="0" w:before="0" w:line="210"/>
+            </w:pPr>
+            <w:r>
+              <w:rPr>
+                <w:color w:val="203047"/>
+                <w:sz w:val="15"/>
+                <w:szCs w:val="15"/>
+              </w:rPr>
+              <w:t xml:space="preserve">Aiming for one problem a day, I reached a longest streak of 945 consecutive days on solved.ac. 1,659 problems solved, solved.ac Platinum IV. Solutions are recorded in a GitHub repository.</w:t>
+            </w:r>
+          </w:p>
+          <w:p>
+            <w:pPr>
+              <w:spacing w:after="0" w:before="0" w:line="210"/>
+            </w:pPr>
+            <w:hyperlink w:history="1" r:id="rIds5asadmwzdwwbtqpnvqwu">
+              <w:r>
+                <w:rPr>
+                  <w:color w:val="315CBB"/>
+                  <w:sz w:val="15"/>
+                  <w:szCs w:val="15"/>
+                </w:rPr>
+                <w:t xml:space="preserve">Baekjoon solutions repository ↗</w:t>
+              </w:r>
+            </w:hyperlink>
           </w:p>
         </w:tc>
       </w:tr>
     </w:tbl>
+    <w:p>
+      <w:pPr>
+        <w:keepNext/>
+        <w:pBdr>
+          <w:bottom w:val="single" w:color="6A80BD" w:sz="12" w:space="4"/>
+        </w:pBdr>
+        <w:spacing w:after="135" w:before="240" w:line="252"/>
+      </w:pPr>
+      <w:r>
+        <w:rPr>
+          <w:b/>
+          <w:bCs/>
+          <w:color w:val="315CBB"/>
+          <w:sz w:val="18"/>
+          <w:szCs w:val="18"/>
+        </w:rPr>
+        <w:t xml:space="preserve">Education &amp; certification </w:t>
+      </w:r>
+    </w:p>
+    <w:tbl>
+      <w:tblPr>
+        <w:tblW w:type="dxa" w:w="10318"/>
+        <w:tblBorders>
+          <w:top w:val="none" w:color="FFFFFF" w:sz="0"/>
+          <w:left w:val="none" w:color="FFFFFF" w:sz="0"/>
+          <w:bottom w:val="single" w:color="E3E8F0" w:sz="4"/>
+          <w:right w:val="none" w:color="FFFFFF" w:sz="0"/>
+          <w:insideH w:val="none" w:color="FFFFFF" w:sz="0"/>
+          <w:insideV w:val="none" w:color="FFFFFF" w:sz="0"/>
+        </w:tblBorders>
+        <w:tblLayout w:type="fixed"/>
+      </w:tblPr>
+      <w:tblGrid>
+        <w:gridCol w:w="1548"/>
+        <w:gridCol w:w="8770"/>
+      </w:tblGrid>
+      <w:tr>
+        <w:trPr>
+          <w:cantSplit/>
+        </w:trPr>
+        <w:tc>
+          <w:tcPr>
+            <w:tcW w:type="dxa" w:w="1548"/>
+            <w:tcMar>
+              <w:top w:type="dxa" w:w="44"/>
+              <w:left w:type="dxa" w:w="0"/>
+              <w:bottom w:type="dxa" w:w="44"/>
+              <w:right w:type="dxa" w:w="87"/>
+            </w:tcMar>
+          </w:tcPr>
+          <w:p>
+            <w:pPr>
+              <w:spacing w:after="0" w:before="0" w:line="210"/>
+            </w:pPr>
+            <w:r>
+              <w:rPr>
+                <w:color w:val="203047"/>
+                <w:sz w:val="15"/>
+                <w:szCs w:val="15"/>
+              </w:rPr>
+              <w:t xml:space="preserve">2022.02 — 2026.02 (Transfer)</w:t>
+            </w:r>
+          </w:p>
+        </w:tc>
+        <w:tc>
+          <w:tcPr>
+            <w:tcW w:type="dxa" w:w="8770"/>
+            <w:tcMar>
+              <w:top w:type="dxa" w:w="44"/>
+              <w:left w:type="dxa" w:w="0"/>
+              <w:bottom w:type="dxa" w:w="44"/>
+              <w:right w:type="dxa" w:w="0"/>
+            </w:tcMar>
+          </w:tcPr>
+          <w:p>
+            <w:pPr>
+              <w:keepNext/>
+              <w:spacing w:after="0" w:before="0" w:line="252"/>
+            </w:pPr>
+            <w:r>
+              <w:rPr>
+                <w:b/>
+                <w:bCs/>
+                <w:color w:val="203047"/>
+                <w:sz w:val="18"/>
+                <w:szCs w:val="18"/>
+              </w:rPr>
+              <w:t xml:space="preserve">Pusan National University</w:t>
+            </w:r>
+          </w:p>
+          <w:p>
+            <w:pPr>
+              <w:spacing w:after="0" w:before="0" w:line="210"/>
+            </w:pPr>
+            <w:r>
+              <w:rPr>
+                <w:color w:val="203047"/>
+                <w:sz w:val="15"/>
+                <w:szCs w:val="15"/>
+              </w:rPr>
+              <w:t xml:space="preserve">GPA 4.12 / 4.5</w:t>
+            </w:r>
+          </w:p>
+        </w:tc>
+      </w:tr>
+    </w:tbl>
+    <w:tbl>
+      <w:tblPr>
+        <w:tblW w:type="dxa" w:w="10318"/>
+        <w:tblBorders>
+          <w:top w:val="none" w:color="FFFFFF" w:sz="0"/>
+          <w:left w:val="none" w:color="FFFFFF" w:sz="0"/>
+          <w:bottom w:val="single" w:color="E3E8F0" w:sz="4"/>
+          <w:right w:val="none" w:color="FFFFFF" w:sz="0"/>
+          <w:insideH w:val="none" w:color="FFFFFF" w:sz="0"/>
+          <w:insideV w:val="none" w:color="FFFFFF" w:sz="0"/>
+        </w:tblBorders>
+        <w:tblLayout w:type="fixed"/>
+      </w:tblPr>
+      <w:tblGrid>
+        <w:gridCol w:w="1548"/>
+        <w:gridCol w:w="8770"/>
+      </w:tblGrid>
+      <w:tr>
+        <w:trPr>
+          <w:cantSplit/>
+        </w:trPr>
+        <w:tc>
+          <w:tcPr>
+            <w:tcW w:type="dxa" w:w="1548"/>
+            <w:tcMar>
+              <w:top w:type="dxa" w:w="44"/>
+              <w:left w:type="dxa" w:w="0"/>
+              <w:bottom w:type="dxa" w:w="44"/>
+              <w:right w:type="dxa" w:w="87"/>
+            </w:tcMar>
+          </w:tcPr>
+          <w:p>
+            <w:pPr>
+              <w:spacing w:after="0" w:before="0" w:line="210"/>
+            </w:pPr>
+            <w:r>
+              <w:rPr>
+                <w:color w:val="203047"/>
+                <w:sz w:val="15"/>
+                <w:szCs w:val="15"/>
+              </w:rPr>
+              <w:t xml:space="preserve">2019.03 — 2022.02 (Withdrew)</w:t>
+            </w:r>
+          </w:p>
+        </w:tc>
+        <w:tc>
+          <w:tcPr>
+            <w:tcW w:type="dxa" w:w="8770"/>
+            <w:tcMar>
+              <w:top w:type="dxa" w:w="44"/>
+              <w:left w:type="dxa" w:w="0"/>
+              <w:bottom w:type="dxa" w:w="44"/>
+              <w:right w:type="dxa" w:w="0"/>
+            </w:tcMar>
+          </w:tcPr>
+          <w:p>
+            <w:pPr>
+              <w:keepNext/>
+              <w:spacing w:after="0" w:before="0" w:line="252"/>
+            </w:pPr>
+            <w:r>
+              <w:rPr>
+                <w:b/>
+                <w:bCs/>
+                <w:color w:val="203047"/>
+                <w:sz w:val="18"/>
+                <w:szCs w:val="18"/>
+              </w:rPr>
+              <w:t xml:space="preserve">Daegu University</w:t>
+            </w:r>
+          </w:p>
+          <w:p>
+            <w:pPr>
+              <w:spacing w:after="0" w:before="0" w:line="210"/>
+            </w:pPr>
+            <w:r>
+              <w:rPr>
+                <w:color w:val="203047"/>
+                <w:sz w:val="15"/>
+                <w:szCs w:val="15"/>
+              </w:rPr>
+              <w:t xml:space="preserve">GPA 4.2 / 4.5</w:t>
+            </w:r>
+          </w:p>
+        </w:tc>
+      </w:tr>
+    </w:tbl>
+    <w:tbl>
+      <w:tblPr>
+        <w:tblW w:type="dxa" w:w="10318"/>
+        <w:tblBorders>
+          <w:top w:val="none" w:color="FFFFFF" w:sz="0"/>
+          <w:left w:val="none" w:color="FFFFFF" w:sz="0"/>
+          <w:bottom w:val="single" w:color="E3E8F0" w:sz="4"/>
+          <w:right w:val="none" w:color="FFFFFF" w:sz="0"/>
+          <w:insideH w:val="none" w:color="FFFFFF" w:sz="0"/>
+          <w:insideV w:val="none" w:color="FFFFFF" w:sz="0"/>
+        </w:tblBorders>
+        <w:tblLayout w:type="fixed"/>
+      </w:tblPr>
+      <w:tblGrid>
+        <w:gridCol w:w="1548"/>
+        <w:gridCol w:w="8770"/>
+      </w:tblGrid>
+      <w:tr>
+        <w:trPr>
+          <w:cantSplit/>
+        </w:trPr>
+        <w:tc>
+          <w:tcPr>
+            <w:tcW w:type="dxa" w:w="1548"/>
+            <w:tcMar>
+              <w:top w:type="dxa" w:w="44"/>
+              <w:left w:type="dxa" w:w="0"/>
+              <w:bottom w:type="dxa" w:w="44"/>
+              <w:right w:type="dxa" w:w="87"/>
+            </w:tcMar>
+          </w:tcPr>
+          <w:p>
+            <w:pPr>
+              <w:spacing w:after="0" w:before="0" w:line="210"/>
+            </w:pPr>
+            <w:r>
+              <w:rPr>
+                <w:color w:val="203047"/>
+                <w:sz w:val="15"/>
+                <w:szCs w:val="15"/>
+              </w:rPr>
+              <w:t xml:space="preserve">2025.09</w:t>
+            </w:r>
+          </w:p>
+        </w:tc>
+        <w:tc>
+          <w:tcPr>
+            <w:tcW w:type="dxa" w:w="8770"/>
+            <w:tcMar>
+              <w:top w:type="dxa" w:w="44"/>
+              <w:left w:type="dxa" w:w="0"/>
+              <w:bottom w:type="dxa" w:w="44"/>
+              <w:right w:type="dxa" w:w="0"/>
+            </w:tcMar>
+          </w:tcPr>
+          <w:p>
+            <w:pPr>
+              <w:keepNext/>
+              <w:spacing w:after="0" w:before="0" w:line="252"/>
+            </w:pPr>
+            <w:r>
+              <w:rPr>
+                <w:b/>
+                <w:bCs/>
+                <w:color w:val="203047"/>
+                <w:sz w:val="18"/>
+                <w:szCs w:val="18"/>
+              </w:rPr>
+              <w:t xml:space="preserve">Engineer Information Processing</w:t>
+            </w:r>
+          </w:p>
+          <w:p>
+            <w:pPr>
+              <w:spacing w:after="0" w:before="0" w:line="210"/>
+            </w:pPr>
+            <w:r>
+              <w:rPr>
+                <w:color w:val="203047"/>
+                <w:sz w:val="15"/>
+                <w:szCs w:val="15"/>
+              </w:rPr>
+              <w:t xml:space="preserve">Human Resources Development Service of Korea</w:t>
+            </w:r>
+          </w:p>
+        </w:tc>
+      </w:tr>
+    </w:tbl>
+    <w:p>
+      <w:pPr>
+        <w:keepNext/>
+        <w:pBdr>
+          <w:bottom w:val="single" w:color="6A80BD" w:sz="12" w:space="4"/>
+        </w:pBdr>
+        <w:spacing w:after="135" w:before="240" w:line="252"/>
+      </w:pPr>
+      <w:r>
+        <w:rPr>
+          <w:b/>
+          <w:bCs/>
+          <w:color w:val="315CBB"/>
+          <w:sz w:val="18"/>
+          <w:szCs w:val="18"/>
+        </w:rPr>
+        <w:t xml:space="preserve">Awards </w:t>
+      </w:r>
+    </w:p>
     <w:tbl>
       <w:tblPr>
         <w:tblW w:type="dxa" w:w="10318"/>
@@ -2779,7 +2580,7 @@
                 <w:sz w:val="15"/>
                 <w:szCs w:val="15"/>
               </w:rPr>
-              <w:t xml:space="preserve">2025.09</w:t>
+              <w:t xml:space="preserve">2025.10</w:t>
             </w:r>
           </w:p>
         </w:tc>
@@ -2861,7 +2662,7 @@
                 <w:sz w:val="15"/>
                 <w:szCs w:val="15"/>
               </w:rPr>
-              <w:t xml:space="preserve">Busan DATA WEEK Top Excellence Award</w:t>
+              <w:t xml:space="preserve">Capstone Design Gold Award</w:t>
             </w:r>
             <w:r>
               <w:br/>
@@ -2872,7 +2673,7 @@
                 <w:sz w:val="15"/>
                 <w:szCs w:val="15"/>
               </w:rPr>
-              <w:t xml:space="preserve">Data utilization case competition / Busan Techno Park</w:t>
+              <w:t xml:space="preserve">Software &amp; AI division / College of Information and Biomedical Engineering, Pusan National University</w:t>
             </w:r>
           </w:p>
         </w:tc>
@@ -3002,7 +2803,7 @@
                 <w:sz w:val="15"/>
                 <w:szCs w:val="15"/>
               </w:rPr>
-              <w:t xml:space="preserve">AI LAUNCH Career School Startup Hackathon Encouragement Award</w:t>
+              <w:t xml:space="preserve">Busan DATA WEEK Top Excellence Award</w:t>
             </w:r>
             <w:r>
               <w:br/>
@@ -3013,7 +2814,7 @@
                 <w:sz w:val="15"/>
                 <w:szCs w:val="15"/>
               </w:rPr>
-              <w:t xml:space="preserve">KRYPTON X x Root Impact x Google.org</w:t>
+              <w:t xml:space="preserve">Data utilization case competition / Busan Techno Park</w:t>
             </w:r>
           </w:p>
         </w:tc>
@@ -3061,7 +2862,7 @@
                 <w:sz w:val="15"/>
                 <w:szCs w:val="15"/>
               </w:rPr>
-              <w:t xml:space="preserve">2025.08</w:t>
+              <w:t xml:space="preserve">2025.09</w:t>
             </w:r>
           </w:p>
         </w:tc>
@@ -3099,6 +2900,147 @@
                         </pic:nvPicPr>
                         <pic:blipFill>
                           <a:blip r:embed="rId13" cstate="none"/>
+                          <a:srcRect/>
+                          <a:stretch>
+                            <a:fillRect/>
+                          </a:stretch>
+                        </pic:blipFill>
+                        <pic:spPr bwMode="auto">
+                          <a:xfrm>
+                            <a:off x="0" y="0"/>
+                            <a:ext cx="400050" cy="571500"/>
+                          </a:xfrm>
+                          <a:prstGeom prst="rect">
+                            <a:avLst/>
+                          </a:prstGeom>
+                        </pic:spPr>
+                      </pic:pic>
+                    </a:graphicData>
+                  </a:graphic>
+                </wp:inline>
+              </w:drawing>
+            </w:r>
+          </w:p>
+        </w:tc>
+        <w:tc>
+          <w:tcPr>
+            <w:tcW w:type="dxa" w:w="8358"/>
+            <w:tcMar>
+              <w:top w:type="dxa" w:w="44"/>
+              <w:left w:type="dxa" w:w="0"/>
+              <w:bottom w:type="dxa" w:w="44"/>
+              <w:right w:type="dxa" w:w="0"/>
+            </w:tcMar>
+          </w:tcPr>
+          <w:p>
+            <w:pPr>
+              <w:spacing w:after="0" w:before="0" w:line="210"/>
+            </w:pPr>
+            <w:r>
+              <w:rPr>
+                <w:b/>
+                <w:bCs/>
+                <w:color w:val="203047"/>
+                <w:sz w:val="15"/>
+                <w:szCs w:val="15"/>
+              </w:rPr>
+              <w:t xml:space="preserve">AI LAUNCH Career School Startup Hackathon Encouragement Award</w:t>
+            </w:r>
+            <w:r>
+              <w:br/>
+            </w:r>
+            <w:r>
+              <w:rPr>
+                <w:color w:val="203047"/>
+                <w:sz w:val="15"/>
+                <w:szCs w:val="15"/>
+              </w:rPr>
+              <w:t xml:space="preserve">KRYPTON X x Root Impact x Google.org</w:t>
+            </w:r>
+          </w:p>
+        </w:tc>
+      </w:tr>
+    </w:tbl>
+    <w:tbl>
+      <w:tblPr>
+        <w:tblW w:type="dxa" w:w="10318"/>
+        <w:tblBorders>
+          <w:top w:val="none" w:color="FFFFFF" w:sz="0"/>
+          <w:left w:val="none" w:color="FFFFFF" w:sz="0"/>
+          <w:bottom w:val="single" w:color="E3E8F0" w:sz="4"/>
+          <w:right w:val="none" w:color="FFFFFF" w:sz="0"/>
+          <w:insideH w:val="none" w:color="FFFFFF" w:sz="0"/>
+          <w:insideV w:val="none" w:color="FFFFFF" w:sz="0"/>
+        </w:tblBorders>
+        <w:tblLayout w:type="fixed"/>
+      </w:tblPr>
+      <w:tblGrid>
+        <w:gridCol w:w="1032"/>
+        <w:gridCol w:w="929"/>
+        <w:gridCol w:w="8358"/>
+      </w:tblGrid>
+      <w:tr>
+        <w:trPr>
+          <w:cantSplit/>
+        </w:trPr>
+        <w:tc>
+          <w:tcPr>
+            <w:tcW w:type="dxa" w:w="1032"/>
+            <w:tcMar>
+              <w:top w:type="dxa" w:w="44"/>
+              <w:left w:type="dxa" w:w="0"/>
+              <w:bottom w:type="dxa" w:w="44"/>
+              <w:right w:type="dxa" w:w="87"/>
+            </w:tcMar>
+          </w:tcPr>
+          <w:p>
+            <w:pPr>
+              <w:spacing w:after="0" w:before="0" w:line="210"/>
+            </w:pPr>
+            <w:r>
+              <w:rPr>
+                <w:color w:val="203047"/>
+                <w:sz w:val="15"/>
+                <w:szCs w:val="15"/>
+              </w:rPr>
+              <w:t xml:space="preserve">2025.08</w:t>
+            </w:r>
+          </w:p>
+        </w:tc>
+        <w:tc>
+          <w:tcPr>
+            <w:tcW w:type="dxa" w:w="929"/>
+            <w:tcMar>
+              <w:top w:type="dxa" w:w="44"/>
+              <w:left w:type="dxa" w:w="0"/>
+              <w:bottom w:type="dxa" w:w="44"/>
+              <w:right w:type="dxa" w:w="0"/>
+            </w:tcMar>
+          </w:tcPr>
+          <w:p>
+            <w:pPr>
+              <w:spacing w:after="0" w:before="0" w:line="210"/>
+            </w:pPr>
+            <w:r>
+              <w:drawing>
+                <wp:inline distT="0" distB="0" distL="0" distR="0">
+                  <wp:extent cx="400050" cy="571500"/>
+                  <wp:effectExtent t="0" r="0" b="0" l="0"/>
+                  <wp:docPr id="1" name="" descr="" title=""/>
+                  <wp:cNvGraphicFramePr>
+                    <a:graphicFrameLocks xmlns:a="http://schemas.openxmlformats.org/drawingml/2006/main" noChangeAspect="1"/>
+                  </wp:cNvGraphicFramePr>
+                  <a:graphic xmlns:a="http://schemas.openxmlformats.org/drawingml/2006/main">
+                    <a:graphicData uri="http://schemas.openxmlformats.org/drawingml/2006/picture">
+                      <pic:pic xmlns:pic="http://schemas.openxmlformats.org/drawingml/2006/picture">
+                        <pic:nvPicPr>
+                          <pic:cNvPr id="0" name="" descr=""/>
+                          <pic:cNvPicPr>
+                            <a:picLocks noChangeAspect="1" noChangeArrowheads="1"/>
+                          </pic:cNvPicPr>
+                        </pic:nvPicPr>
+                        <pic:blipFill>
+                          <a:blip r:embed="rId14" cstate="none"/>
                           <a:srcRect/>
                           <a:stretch>
                             <a:fillRect/>

--- a/site/en/resume.docx
+++ b/site/en/resume.docx
@@ -89,7 +89,7 @@
             <w:pPr>
               <w:spacing w:after="0" w:before="75" w:line="210"/>
             </w:pPr>
-            <w:hyperlink w:history="1" r:id="rId0ja2mmyx1bve2qkxclbiy">
+            <w:hyperlink w:history="1" r:id="rIdrjv70ccvh5lfrrwinohub">
               <w:r>
                 <w:rPr>
                   <w:color w:val="315CBB"/>
@@ -107,7 +107,7 @@
               </w:rPr>
               <w:t xml:space="preserve">   </w:t>
             </w:r>
-            <w:hyperlink w:history="1" r:id="rIdjgfjfexk6xwnz8jxmjm3y">
+            <w:hyperlink w:history="1" r:id="rIdied1qactvr_ml69gjeicr">
               <w:r>
                 <w:rPr>
                   <w:color w:val="315CBB"/>
@@ -125,7 +125,7 @@
               </w:rPr>
               <w:t xml:space="preserve">   </w:t>
             </w:r>
-            <w:hyperlink w:history="1" r:id="rIdkaqecxgq67lwa6rk7zle9">
+            <w:hyperlink w:history="1" r:id="rIdir0yzupjpxxo7hmqtsftv">
               <w:r>
                 <w:rPr>
                   <w:color w:val="315CBB"/>
@@ -143,7 +143,7 @@
               </w:rPr>
               <w:t xml:space="preserve">   </w:t>
             </w:r>
-            <w:hyperlink w:history="1" r:id="rIdwr0wbmwbmvaqyxnviypv0">
+            <w:hyperlink w:history="1" r:id="rIdx02s99bsmy3znhdosfkal">
               <w:r>
                 <w:rPr>
                   <w:color w:val="315CBB"/>
@@ -202,7 +202,7 @@
           <w:sz w:val="15"/>
           <w:szCs w:val="15"/>
         </w:rPr>
-        <w:t xml:space="preserve">RAG evidence selection: coverage 66.25% → 91.25%, evidence attached to unanswerable questions 20 → 0</w:t>
+        <w:t xml:space="preserve">Improving RAG evidence selection: coverage 66.25% → 91.25%, evidence attached to unanswerable questions 20 → 0</w:t>
       </w:r>
     </w:p>
     <w:p>
@@ -223,7 +223,7 @@
           <w:sz w:val="15"/>
           <w:szCs w:val="15"/>
         </w:rPr>
-        <w:t xml:space="preserve">Agent execution environment: user-defined skills behind approval, edit quality 82.5% → 91.2% (114 drafts)</w:t>
+        <w:t xml:space="preserve">Designing the agent execution environment: user-defined skills behind approval, edit quality 82.5% → 91.2% (114 drafts)</w:t>
       </w:r>
     </w:p>
     <w:p>
@@ -244,7 +244,7 @@
           <w:sz w:val="15"/>
           <w:szCs w:val="15"/>
         </w:rPr>
-        <w:t xml:space="preserve">Data pipelines: PDF conversion pass rate 45.17% → 89.89%, drug conversion $200 estimated → $11.18 spent</w:t>
+        <w:t xml:space="preserve">Building data pipelines: PDF restoration rate 45.17% → 89.89%, drug conversion $200 estimated → $11.18 spent</w:t>
       </w:r>
     </w:p>
     <w:p>
@@ -394,7 +394,7 @@
       <w:pPr>
         <w:spacing w:after="0" w:before="0" w:line="210"/>
       </w:pPr>
-      <w:hyperlink w:history="1" r:id="rIdax2y4dht_7lxdubdw8eer">
+      <w:hyperlink w:history="1" r:id="rIdxmfipmcjlogbm17cwecjf">
         <w:r>
           <w:rPr>
             <w:color w:val="315CBB"/>
@@ -607,7 +607,7 @@
           <w:sz w:val="15"/>
           <w:szCs w:val="15"/>
         </w:rPr>
-        <w:t xml:space="preserve"> Recurring tasks differ by user, so they cannot all be built as features, and AI edits arrived with parts of the request missing, leaving repeatable work to chance.</w:t>
+        <w:t xml:space="preserve"> Recurring tasks differ by user, so they cannot all be built as features, and AI edits arrived with parts of the request missing, leaving repeatable work to chance</w:t>
       </w:r>
       <w:r>
         <w:br/>
@@ -628,7 +628,7 @@
           <w:sz w:val="15"/>
           <w:szCs w:val="15"/>
         </w:rPr>
-        <w:t xml:space="preserve"> AI drafts instructions, code checks permissions and scope, and the user decides publishing and applying. Code format checks missed omitted requests, so I added LLM semantic evaluation.</w:t>
+        <w:t xml:space="preserve"> AI drafts instructions, code checks permissions and scope, and the user decides publishing and applying. Code format checks missed omitted requests, so I added LLM semantic evaluation</w:t>
       </w:r>
       <w:r>
         <w:br/>
@@ -649,7 +649,7 @@
           <w:sz w:val="15"/>
           <w:szCs w:val="15"/>
         </w:rPr>
-        <w:t xml:space="preserve"> Authoring, review and publishing of natural-language instructions with checks against bypassing permission or approval; preview and separate approval before changes; semantic evaluation with at most one rewrite. Generation, evaluation and rewrite run as LangGraph nodes for step-level tracing, and published Skills are stored as immutable versions in PostgreSQL.</w:t>
+        <w:t xml:space="preserve"> Authoring, review and publishing of natural-language instructions with checks against bypassing permission or approval; preview and separate approval before changes; semantic evaluation with at most one rewrite. Generation, evaluation and rewrite run as LangGraph nodes for step-level tracing, and published Skills are stored as immutable versions in PostgreSQL</w:t>
       </w:r>
       <w:r>
         <w:br/>
@@ -670,7 +670,7 @@
           <w:sz w:val="15"/>
           <w:szCs w:val="15"/>
         </w:rPr>
-        <w:t xml:space="preserve"> Edit quality 94 → 104 of 114 drafts (82.5% → 91.2%); documents stayed unchanged before approval. Failed drafts 20 → 10.</w:t>
+        <w:t xml:space="preserve"> Edit quality 94 → 104 of 114 drafts (82.5% → 91.2%); documents stayed unchanged before approval. Failed drafts 20 → 10</w:t>
       </w:r>
     </w:p>
     <w:p>
@@ -686,7 +686,7 @@
           <w:sz w:val="17"/>
           <w:szCs w:val="17"/>
         </w:rPr>
-        <w:t xml:space="preserve">PDF document conversion</w:t>
+        <w:t xml:space="preserve">PDF → Markdown restoration rate ~90%</w:t>
       </w:r>
     </w:p>
     <w:p>
@@ -699,7 +699,7 @@
           <w:sz w:val="14"/>
           <w:szCs w:val="14"/>
         </w:rPr>
-        <w:t xml:space="preserve">Converted uploaded paper PDFs into Markdown that keeps tables and equations, so they can be searched and cited in answers.</w:t>
+        <w:t xml:space="preserve">Converted uploaded PDFs into Markdown that keeps tables and equations, so they can be searched and cited in answers.</w:t>
       </w:r>
     </w:p>
     <w:p>
@@ -741,7 +741,7 @@
           <w:sz w:val="15"/>
           <w:szCs w:val="15"/>
         </w:rPr>
-        <w:t xml:space="preserve"> Broken tables and equations in paper PDFs made the figures behind Wiki pages and answers unusable.</w:t>
+        <w:t xml:space="preserve"> Broken tables and equations in paper PDFs made the figures behind Wiki pages and answers unusable</w:t>
       </w:r>
       <w:r>
         <w:br/>
@@ -762,7 +762,7 @@
           <w:sz w:val="15"/>
           <w:szCs w:val="15"/>
         </w:rPr>
-        <w:t xml:space="preserve"> Repairing only detected damage missed errors, and full AI conversion lacked table/equation accuracy and was costly, so I split processing by content type. Body text uses fast AnyDoc extraction; repair moved from an sLLM to commercial LLM APIs to avoid GPU server costs.</w:t>
+        <w:t xml:space="preserve"> Repairing only detected damage missed errors, and full AI conversion lacked table/equation accuracy and was costly, so I split processing by content type. Body text uses fast AnyDoc extraction; repair moved from an sLLM to commercial LLM APIs to avoid GPU server costs</w:t>
       </w:r>
       <w:r>
         <w:br/>
@@ -783,7 +783,7 @@
           <w:sz w:val="15"/>
           <w:szCs w:val="15"/>
         </w:rPr>
-        <w:t xml:space="preserve"> Extracted body text with AnyDoc and repaired only garbled parts with AI, read table/equation regions separately, and kept original figures.</w:t>
+        <w:t xml:space="preserve"> Extracted body text with AnyDoc and repaired only garbled parts with AI, read table/equation regions separately, and kept original figures</w:t>
       </w:r>
       <w:r>
         <w:br/>
@@ -804,7 +804,7 @@
           <w:sz w:val="15"/>
           <w:szCs w:val="15"/>
         </w:rPr>
-        <w:t xml:space="preserve"> Pass rate on the same 30 pages (445 units, blind) rose from 45.17% to 89.89%. Figures in tables and equations no longer drop out of the Wiki.</w:t>
+        <w:t xml:space="preserve"> PDF → Markdown restoration rate rose from about 45% with Docling alone to about 90%</w:t>
       </w:r>
     </w:p>
     <w:p>
@@ -850,7 +850,7 @@
       <w:pPr>
         <w:spacing w:after="0" w:before="75" w:line="210"/>
       </w:pPr>
-      <w:hyperlink w:history="1" r:id="rIdsk1cbfr4zbr56emwou21x">
+      <w:hyperlink w:history="1" r:id="rIdoxedpyamhdydh-urpd7ww">
         <w:r>
           <w:rPr>
             <w:color w:val="315CBB"/>
@@ -868,7 +868,7 @@
         </w:rPr>
         <w:t xml:space="preserve">   </w:t>
       </w:r>
-      <w:hyperlink w:history="1" r:id="rIddynbmtoturg6tun09kpmw">
+      <w:hyperlink w:history="1" r:id="rIdpxpl-ccyj0c9pqjmam6ik">
         <w:r>
           <w:rPr>
             <w:color w:val="315CBB"/>
@@ -886,7 +886,7 @@
         </w:rPr>
         <w:t xml:space="preserve">   </w:t>
       </w:r>
-      <w:hyperlink w:history="1" r:id="rIdy3sibal4aa95boz-x-lh4">
+      <w:hyperlink w:history="1" r:id="rId4xhudjm_wywrwxxiynwpt">
         <w:r>
           <w:rPr>
             <w:color w:val="315CBB"/>
@@ -1033,7 +1033,7 @@
       <w:pPr>
         <w:spacing w:after="0" w:before="0" w:line="210"/>
       </w:pPr>
-      <w:hyperlink w:history="1" r:id="rIdgzlzx-9tfmd8jbmru5ueo">
+      <w:hyperlink w:history="1" r:id="rIdr2msa9-v5qmx2hfijecb3">
         <w:r>
           <w:rPr>
             <w:color w:val="315CBB"/>
@@ -1317,7 +1317,7 @@
       <w:pPr>
         <w:spacing w:after="0" w:before="75" w:line="210"/>
       </w:pPr>
-      <w:hyperlink w:history="1" r:id="rIdxr43pgdrulju39urtjnqi">
+      <w:hyperlink w:history="1" r:id="rIdfni5ap2gwod3hf_3gs6fi">
         <w:r>
           <w:rPr>
             <w:color w:val="315CBB"/>
@@ -1335,7 +1335,7 @@
         </w:rPr>
         <w:t xml:space="preserve">   </w:t>
       </w:r>
-      <w:hyperlink w:history="1" r:id="rIdqveltgt0iqdnkou3mgoo0">
+      <w:hyperlink w:history="1" r:id="rIdjzx2nbrra4y246lh4oqxz">
         <w:r>
           <w:rPr>
             <w:color w:val="315CBB"/>
@@ -1714,14 +1714,14 @@
                 <w:sz w:val="15"/>
                 <w:szCs w:val="15"/>
               </w:rPr>
-              <w:t xml:space="preserve">Gave Claude Code a work plan and contribution rules to automate the flow from issue analysis to PR, including HWP/HWPX save-error fixes; 7 PRs merged and listed as a contributor.</w:t>
+              <w:t xml:space="preserve">Gave Claude Code a work plan and contribution rules to automate the flow from issue analysis to PR, including HWP/HWPX save-error fixes; 7 PRs merged. Listed as a contributor.</w:t>
             </w:r>
           </w:p>
           <w:p>
             <w:pPr>
               <w:spacing w:after="0" w:before="75" w:line="210"/>
             </w:pPr>
-            <w:hyperlink w:history="1" r:id="rIdjcx4ftagbwt6ylvu6ag5t">
+            <w:hyperlink w:history="1" r:id="rIdkp2ptn95rh-axcidpbarm">
               <w:r>
                 <w:rPr>
                   <w:color w:val="315CBB"/>
@@ -1739,7 +1739,7 @@
               </w:rPr>
               <w:t xml:space="preserve">   </w:t>
             </w:r>
-            <w:hyperlink w:history="1" r:id="rIdjfvjoyef7q_87hbvcxs1x">
+            <w:hyperlink w:history="1" r:id="rIdhfbuoepqbav9xsayocw2e">
               <w:r>
                 <w:rPr>
                   <w:color w:val="315CBB"/>
@@ -1757,7 +1757,7 @@
               </w:rPr>
               <w:t xml:space="preserve">   </w:t>
             </w:r>
-            <w:hyperlink w:history="1" r:id="rIddjlkqcptdg51puj__oqhu">
+            <w:hyperlink w:history="1" r:id="rIdioa0ivqenbixeruapyeod">
               <w:r>
                 <w:rPr>
                   <w:color w:val="315CBB"/>
@@ -2225,7 +2225,7 @@
             <w:pPr>
               <w:spacing w:after="0" w:before="0" w:line="210"/>
             </w:pPr>
-            <w:hyperlink w:history="1" r:id="rIds5asadmwzdwwbtqpnvqwu">
+            <w:hyperlink w:history="1" r:id="rIduarnks24pszi-mz3r6nrz">
               <w:r>
                 <w:rPr>
                   <w:color w:val="315CBB"/>

--- a/site/en/resume.docx
+++ b/site/en/resume.docx
@@ -89,7 +89,7 @@
             <w:pPr>
               <w:spacing w:after="0" w:before="75" w:line="210"/>
             </w:pPr>
-            <w:hyperlink w:history="1" r:id="rIdrjv70ccvh5lfrrwinohub">
+            <w:hyperlink w:history="1" r:id="rIdoi7zlgnevugq6wj50seip">
               <w:r>
                 <w:rPr>
                   <w:color w:val="315CBB"/>
@@ -107,7 +107,7 @@
               </w:rPr>
               <w:t xml:space="preserve">   </w:t>
             </w:r>
-            <w:hyperlink w:history="1" r:id="rIdied1qactvr_ml69gjeicr">
+            <w:hyperlink w:history="1" r:id="rIdxfjkstvudyweqztmlcu48">
               <w:r>
                 <w:rPr>
                   <w:color w:val="315CBB"/>
@@ -125,7 +125,7 @@
               </w:rPr>
               <w:t xml:space="preserve">   </w:t>
             </w:r>
-            <w:hyperlink w:history="1" r:id="rIdir0yzupjpxxo7hmqtsftv">
+            <w:hyperlink w:history="1" r:id="rIdq4l8d9g27iuwf93ssnelh">
               <w:r>
                 <w:rPr>
                   <w:color w:val="315CBB"/>
@@ -143,7 +143,7 @@
               </w:rPr>
               <w:t xml:space="preserve">   </w:t>
             </w:r>
-            <w:hyperlink w:history="1" r:id="rIdx02s99bsmy3znhdosfkal">
+            <w:hyperlink w:history="1" r:id="rId-ulexai_yhjezneth3u_j">
               <w:r>
                 <w:rPr>
                   <w:color w:val="315CBB"/>
@@ -394,7 +394,7 @@
       <w:pPr>
         <w:spacing w:after="0" w:before="0" w:line="210"/>
       </w:pPr>
-      <w:hyperlink w:history="1" r:id="rIdxmfipmcjlogbm17cwecjf">
+      <w:hyperlink w:history="1" r:id="rIdwxqalfdsbw4rc81sybubi">
         <w:r>
           <w:rPr>
             <w:color w:val="315CBB"/>
@@ -850,7 +850,7 @@
       <w:pPr>
         <w:spacing w:after="0" w:before="75" w:line="210"/>
       </w:pPr>
-      <w:hyperlink w:history="1" r:id="rIdoxedpyamhdydh-urpd7ww">
+      <w:hyperlink w:history="1" r:id="rId2vxhm02uyuuvapl-ifmm-">
         <w:r>
           <w:rPr>
             <w:color w:val="315CBB"/>
@@ -868,7 +868,7 @@
         </w:rPr>
         <w:t xml:space="preserve">   </w:t>
       </w:r>
-      <w:hyperlink w:history="1" r:id="rIdpxpl-ccyj0c9pqjmam6ik">
+      <w:hyperlink w:history="1" r:id="rIdtwlozhhsmhvbylmc2z-6y">
         <w:r>
           <w:rPr>
             <w:color w:val="315CBB"/>
@@ -886,7 +886,7 @@
         </w:rPr>
         <w:t xml:space="preserve">   </w:t>
       </w:r>
-      <w:hyperlink w:history="1" r:id="rId4xhudjm_wywrwxxiynwpt">
+      <w:hyperlink w:history="1" r:id="rIdwdqtywohg1lpdtox9uukp">
         <w:r>
           <w:rPr>
             <w:color w:val="315CBB"/>
@@ -1033,7 +1033,7 @@
       <w:pPr>
         <w:spacing w:after="0" w:before="0" w:line="210"/>
       </w:pPr>
-      <w:hyperlink w:history="1" r:id="rIdr2msa9-v5qmx2hfijecb3">
+      <w:hyperlink w:history="1" r:id="rIdbdu_g9c5udz7t2pmuk3e-">
         <w:r>
           <w:rPr>
             <w:color w:val="315CBB"/>
@@ -1317,7 +1317,7 @@
       <w:pPr>
         <w:spacing w:after="0" w:before="75" w:line="210"/>
       </w:pPr>
-      <w:hyperlink w:history="1" r:id="rIdfni5ap2gwod3hf_3gs6fi">
+      <w:hyperlink w:history="1" r:id="rIdcxxlbh6d7uurgfhymvkhb">
         <w:r>
           <w:rPr>
             <w:color w:val="315CBB"/>
@@ -1335,7 +1335,7 @@
         </w:rPr>
         <w:t xml:space="preserve">   </w:t>
       </w:r>
-      <w:hyperlink w:history="1" r:id="rIdjzx2nbrra4y246lh4oqxz">
+      <w:hyperlink w:history="1" r:id="rId5g_ihxfnhabr5yjpbdupx">
         <w:r>
           <w:rPr>
             <w:color w:val="315CBB"/>
@@ -1721,7 +1721,7 @@
             <w:pPr>
               <w:spacing w:after="0" w:before="75" w:line="210"/>
             </w:pPr>
-            <w:hyperlink w:history="1" r:id="rIdkp2ptn95rh-axcidpbarm">
+            <w:hyperlink w:history="1" r:id="rIdgthchp_eyz_r93oiz0tyu">
               <w:r>
                 <w:rPr>
                   <w:color w:val="315CBB"/>
@@ -1739,7 +1739,7 @@
               </w:rPr>
               <w:t xml:space="preserve">   </w:t>
             </w:r>
-            <w:hyperlink w:history="1" r:id="rIdhfbuoepqbav9xsayocw2e">
+            <w:hyperlink w:history="1" r:id="rIdfndhjp3vljyq4mroi2znq">
               <w:r>
                 <w:rPr>
                   <w:color w:val="315CBB"/>
@@ -1757,7 +1757,7 @@
               </w:rPr>
               <w:t xml:space="preserve">   </w:t>
             </w:r>
-            <w:hyperlink w:history="1" r:id="rIdioa0ivqenbixeruapyeod">
+            <w:hyperlink w:history="1" r:id="rIdrdjmjdliiyoinfdhb1yhy">
               <w:r>
                 <w:rPr>
                   <w:color w:val="315CBB"/>
@@ -2225,7 +2225,7 @@
             <w:pPr>
               <w:spacing w:after="0" w:before="0" w:line="210"/>
             </w:pPr>
-            <w:hyperlink w:history="1" r:id="rIduarnks24pszi-mz3r6nrz">
+            <w:hyperlink w:history="1" r:id="rIdon1c6zkn77zjbqdhf8oda">
               <w:r>
                 <w:rPr>
                   <w:color w:val="315CBB"/>

--- a/site/en/resume.docx
+++ b/site/en/resume.docx
@@ -89,7 +89,7 @@
             <w:pPr>
               <w:spacing w:after="0" w:before="75" w:line="210"/>
             </w:pPr>
-            <w:hyperlink w:history="1" r:id="rIdoi7zlgnevugq6wj50seip">
+            <w:hyperlink w:history="1" r:id="rIdn96g8kypxcekzoue9d2i0">
               <w:r>
                 <w:rPr>
                   <w:color w:val="315CBB"/>
@@ -107,7 +107,7 @@
               </w:rPr>
               <w:t xml:space="preserve">   </w:t>
             </w:r>
-            <w:hyperlink w:history="1" r:id="rIdxfjkstvudyweqztmlcu48">
+            <w:hyperlink w:history="1" r:id="rIdvtjadueivlp_qceebn-3y">
               <w:r>
                 <w:rPr>
                   <w:color w:val="315CBB"/>
@@ -125,7 +125,7 @@
               </w:rPr>
               <w:t xml:space="preserve">   </w:t>
             </w:r>
-            <w:hyperlink w:history="1" r:id="rIdq4l8d9g27iuwf93ssnelh">
+            <w:hyperlink w:history="1" r:id="rIdrnw7i8nv3wnnaxafi5hfc">
               <w:r>
                 <w:rPr>
                   <w:color w:val="315CBB"/>
@@ -143,7 +143,7 @@
               </w:rPr>
               <w:t xml:space="preserve">   </w:t>
             </w:r>
-            <w:hyperlink w:history="1" r:id="rId-ulexai_yhjezneth3u_j">
+            <w:hyperlink w:history="1" r:id="rIdaj1tyr7fmwpej44yvhnsa">
               <w:r>
                 <w:rPr>
                   <w:color w:val="315CBB"/>
@@ -394,7 +394,7 @@
       <w:pPr>
         <w:spacing w:after="0" w:before="0" w:line="210"/>
       </w:pPr>
-      <w:hyperlink w:history="1" r:id="rIdwxqalfdsbw4rc81sybubi">
+      <w:hyperlink w:history="1" r:id="rIdedythzxq8x7vyyamj29wf">
         <w:r>
           <w:rPr>
             <w:color w:val="315CBB"/>
@@ -850,7 +850,7 @@
       <w:pPr>
         <w:spacing w:after="0" w:before="75" w:line="210"/>
       </w:pPr>
-      <w:hyperlink w:history="1" r:id="rId2vxhm02uyuuvapl-ifmm-">
+      <w:hyperlink w:history="1" r:id="rIdgk7bxsjlmasqaia3qamjf">
         <w:r>
           <w:rPr>
             <w:color w:val="315CBB"/>
@@ -868,7 +868,7 @@
         </w:rPr>
         <w:t xml:space="preserve">   </w:t>
       </w:r>
-      <w:hyperlink w:history="1" r:id="rIdtwlozhhsmhvbylmc2z-6y">
+      <w:hyperlink w:history="1" r:id="rId3gwji5dhqbgvbiyrrp-sg">
         <w:r>
           <w:rPr>
             <w:color w:val="315CBB"/>
@@ -886,7 +886,7 @@
         </w:rPr>
         <w:t xml:space="preserve">   </w:t>
       </w:r>
-      <w:hyperlink w:history="1" r:id="rIdwdqtywohg1lpdtox9uukp">
+      <w:hyperlink w:history="1" r:id="rIdy_qdimsyccwvbgxbxjtwq">
         <w:r>
           <w:rPr>
             <w:color w:val="315CBB"/>
@@ -1033,7 +1033,7 @@
       <w:pPr>
         <w:spacing w:after="0" w:before="0" w:line="210"/>
       </w:pPr>
-      <w:hyperlink w:history="1" r:id="rIdbdu_g9c5udz7t2pmuk3e-">
+      <w:hyperlink w:history="1" r:id="rId4lev6ogs16qewjwt5uo5c">
         <w:r>
           <w:rPr>
             <w:color w:val="315CBB"/>
@@ -1317,7 +1317,7 @@
       <w:pPr>
         <w:spacing w:after="0" w:before="75" w:line="210"/>
       </w:pPr>
-      <w:hyperlink w:history="1" r:id="rIdcxxlbh6d7uurgfhymvkhb">
+      <w:hyperlink w:history="1" r:id="rIdja6zon3snyuwjwfwy-uws">
         <w:r>
           <w:rPr>
             <w:color w:val="315CBB"/>
@@ -1335,7 +1335,7 @@
         </w:rPr>
         <w:t xml:space="preserve">   </w:t>
       </w:r>
-      <w:hyperlink w:history="1" r:id="rId5g_ihxfnhabr5yjpbdupx">
+      <w:hyperlink w:history="1" r:id="rIdaeskya1db5certkp27qtj">
         <w:r>
           <w:rPr>
             <w:color w:val="315CBB"/>
@@ -1721,7 +1721,7 @@
             <w:pPr>
               <w:spacing w:after="0" w:before="75" w:line="210"/>
             </w:pPr>
-            <w:hyperlink w:history="1" r:id="rIdgthchp_eyz_r93oiz0tyu">
+            <w:hyperlink w:history="1" r:id="rIdln0aaufougadtbdvtlovf">
               <w:r>
                 <w:rPr>
                   <w:color w:val="315CBB"/>
@@ -1739,7 +1739,7 @@
               </w:rPr>
               <w:t xml:space="preserve">   </w:t>
             </w:r>
-            <w:hyperlink w:history="1" r:id="rIdfndhjp3vljyq4mroi2znq">
+            <w:hyperlink w:history="1" r:id="rIdbwnkckbvnkgkgjexipawu">
               <w:r>
                 <w:rPr>
                   <w:color w:val="315CBB"/>
@@ -1757,7 +1757,7 @@
               </w:rPr>
               <w:t xml:space="preserve">   </w:t>
             </w:r>
-            <w:hyperlink w:history="1" r:id="rIdrdjmjdliiyoinfdhb1yhy">
+            <w:hyperlink w:history="1" r:id="rIdnkkiwb70bsgiirjn1utlf">
               <w:r>
                 <w:rPr>
                   <w:color w:val="315CBB"/>
@@ -2225,7 +2225,7 @@
             <w:pPr>
               <w:spacing w:after="0" w:before="0" w:line="210"/>
             </w:pPr>
-            <w:hyperlink w:history="1" r:id="rIdon1c6zkn77zjbqdhf8oda">
+            <w:hyperlink w:history="1" r:id="rIdmjmg1wd1ii112pk-buljg">
               <w:r>
                 <w:rPr>
                   <w:color w:val="315CBB"/>

--- a/site/en/resume.docx
+++ b/site/en/resume.docx
@@ -89,7 +89,7 @@
             <w:pPr>
               <w:spacing w:after="0" w:before="75" w:line="210"/>
             </w:pPr>
-            <w:hyperlink w:history="1" r:id="rIdn96g8kypxcekzoue9d2i0">
+            <w:hyperlink w:history="1" r:id="rIdpjwvffhzmbqw2tleq0kyr">
               <w:r>
                 <w:rPr>
                   <w:color w:val="315CBB"/>
@@ -107,7 +107,7 @@
               </w:rPr>
               <w:t xml:space="preserve">   </w:t>
             </w:r>
-            <w:hyperlink w:history="1" r:id="rIdvtjadueivlp_qceebn-3y">
+            <w:hyperlink w:history="1" r:id="rId6klf-jlzjfev7ujnu3dug">
               <w:r>
                 <w:rPr>
                   <w:color w:val="315CBB"/>
@@ -125,7 +125,7 @@
               </w:rPr>
               <w:t xml:space="preserve">   </w:t>
             </w:r>
-            <w:hyperlink w:history="1" r:id="rIdrnw7i8nv3wnnaxafi5hfc">
+            <w:hyperlink w:history="1" r:id="rId6lmlcc49czklxmqxm657e">
               <w:r>
                 <w:rPr>
                   <w:color w:val="315CBB"/>
@@ -143,7 +143,7 @@
               </w:rPr>
               <w:t xml:space="preserve">   </w:t>
             </w:r>
-            <w:hyperlink w:history="1" r:id="rIdaj1tyr7fmwpej44yvhnsa">
+            <w:hyperlink w:history="1" r:id="rIdnrouwkadv8g9pvllnpw6a">
               <w:r>
                 <w:rPr>
                   <w:color w:val="315CBB"/>
@@ -394,7 +394,7 @@
       <w:pPr>
         <w:spacing w:after="0" w:before="0" w:line="210"/>
       </w:pPr>
-      <w:hyperlink w:history="1" r:id="rIdedythzxq8x7vyyamj29wf">
+      <w:hyperlink w:history="1" r:id="rIdxrd_tctcsbellw5dmc9wu">
         <w:r>
           <w:rPr>
             <w:color w:val="315CBB"/>
@@ -850,7 +850,7 @@
       <w:pPr>
         <w:spacing w:after="0" w:before="75" w:line="210"/>
       </w:pPr>
-      <w:hyperlink w:history="1" r:id="rIdgk7bxsjlmasqaia3qamjf">
+      <w:hyperlink w:history="1" r:id="rIdyb26k48nn4b_ffmz3i0jg">
         <w:r>
           <w:rPr>
             <w:color w:val="315CBB"/>
@@ -868,7 +868,7 @@
         </w:rPr>
         <w:t xml:space="preserve">   </w:t>
       </w:r>
-      <w:hyperlink w:history="1" r:id="rId3gwji5dhqbgvbiyrrp-sg">
+      <w:hyperlink w:history="1" r:id="rIdeuunm7tdt_ldodhnzwwbx">
         <w:r>
           <w:rPr>
             <w:color w:val="315CBB"/>
@@ -886,7 +886,7 @@
         </w:rPr>
         <w:t xml:space="preserve">   </w:t>
       </w:r>
-      <w:hyperlink w:history="1" r:id="rIdy_qdimsyccwvbgxbxjtwq">
+      <w:hyperlink w:history="1" r:id="rIdv3usd1zarnoykggdiinln">
         <w:r>
           <w:rPr>
             <w:color w:val="315CBB"/>
@@ -1033,7 +1033,7 @@
       <w:pPr>
         <w:spacing w:after="0" w:before="0" w:line="210"/>
       </w:pPr>
-      <w:hyperlink w:history="1" r:id="rId4lev6ogs16qewjwt5uo5c">
+      <w:hyperlink w:history="1" r:id="rIdq8fivkwk1xzcj2pay8awn">
         <w:r>
           <w:rPr>
             <w:color w:val="315CBB"/>
@@ -1317,7 +1317,7 @@
       <w:pPr>
         <w:spacing w:after="0" w:before="75" w:line="210"/>
       </w:pPr>
-      <w:hyperlink w:history="1" r:id="rIdja6zon3snyuwjwfwy-uws">
+      <w:hyperlink w:history="1" r:id="rIdh-kayxwvkpsvvpxrkckeb">
         <w:r>
           <w:rPr>
             <w:color w:val="315CBB"/>
@@ -1335,7 +1335,7 @@
         </w:rPr>
         <w:t xml:space="preserve">   </w:t>
       </w:r>
-      <w:hyperlink w:history="1" r:id="rIdaeskya1db5certkp27qtj">
+      <w:hyperlink w:history="1" r:id="rIdysqhpyymrh8opnmhbt6bg">
         <w:r>
           <w:rPr>
             <w:color w:val="315CBB"/>
@@ -1721,7 +1721,7 @@
             <w:pPr>
               <w:spacing w:after="0" w:before="75" w:line="210"/>
             </w:pPr>
-            <w:hyperlink w:history="1" r:id="rIdln0aaufougadtbdvtlovf">
+            <w:hyperlink w:history="1" r:id="rIdoscpx9egc5posre0hb03s">
               <w:r>
                 <w:rPr>
                   <w:color w:val="315CBB"/>
@@ -1739,7 +1739,7 @@
               </w:rPr>
               <w:t xml:space="preserve">   </w:t>
             </w:r>
-            <w:hyperlink w:history="1" r:id="rIdbwnkckbvnkgkgjexipawu">
+            <w:hyperlink w:history="1" r:id="rIdcljnnd6h_-a9hbcsqrdp5">
               <w:r>
                 <w:rPr>
                   <w:color w:val="315CBB"/>
@@ -1757,7 +1757,7 @@
               </w:rPr>
               <w:t xml:space="preserve">   </w:t>
             </w:r>
-            <w:hyperlink w:history="1" r:id="rIdnkkiwb70bsgiirjn1utlf">
+            <w:hyperlink w:history="1" r:id="rIdn9trin-4f6n2xkro-enxt">
               <w:r>
                 <w:rPr>
                   <w:color w:val="315CBB"/>
@@ -2225,7 +2225,7 @@
             <w:pPr>
               <w:spacing w:after="0" w:before="0" w:line="210"/>
             </w:pPr>
-            <w:hyperlink w:history="1" r:id="rIdmjmg1wd1ii112pk-buljg">
+            <w:hyperlink w:history="1" r:id="rIdnbnuevrh3tdtvhak4m8qx">
               <w:r>
                 <w:rPr>
                   <w:color w:val="315CBB"/>

--- a/site/en/resume.docx
+++ b/site/en/resume.docx
@@ -89,7 +89,7 @@
             <w:pPr>
               <w:spacing w:after="0" w:before="75" w:line="210"/>
             </w:pPr>
-            <w:hyperlink w:history="1" r:id="rIdpjwvffhzmbqw2tleq0kyr">
+            <w:hyperlink w:history="1" r:id="rIdhcmjz3gpdg1v3biy6r6c4">
               <w:r>
                 <w:rPr>
                   <w:color w:val="315CBB"/>
@@ -107,7 +107,7 @@
               </w:rPr>
               <w:t xml:space="preserve">   </w:t>
             </w:r>
-            <w:hyperlink w:history="1" r:id="rId6klf-jlzjfev7ujnu3dug">
+            <w:hyperlink w:history="1" r:id="rIdhukzulmrfuwyyt-vtob54">
               <w:r>
                 <w:rPr>
                   <w:color w:val="315CBB"/>
@@ -125,7 +125,7 @@
               </w:rPr>
               <w:t xml:space="preserve">   </w:t>
             </w:r>
-            <w:hyperlink w:history="1" r:id="rId6lmlcc49czklxmqxm657e">
+            <w:hyperlink w:history="1" r:id="rId56kzloq0rtpy8rtfmpfaw">
               <w:r>
                 <w:rPr>
                   <w:color w:val="315CBB"/>
@@ -143,7 +143,7 @@
               </w:rPr>
               <w:t xml:space="preserve">   </w:t>
             </w:r>
-            <w:hyperlink w:history="1" r:id="rIdnrouwkadv8g9pvllnpw6a">
+            <w:hyperlink w:history="1" r:id="rIddh2xq8i1javjy9ehi927t">
               <w:r>
                 <w:rPr>
                   <w:color w:val="315CBB"/>
@@ -394,7 +394,7 @@
       <w:pPr>
         <w:spacing w:after="0" w:before="0" w:line="210"/>
       </w:pPr>
-      <w:hyperlink w:history="1" r:id="rIdxrd_tctcsbellw5dmc9wu">
+      <w:hyperlink w:history="1" r:id="rIdt1vkkdggahivc6lwyw8gg">
         <w:r>
           <w:rPr>
             <w:color w:val="315CBB"/>
@@ -850,7 +850,7 @@
       <w:pPr>
         <w:spacing w:after="0" w:before="75" w:line="210"/>
       </w:pPr>
-      <w:hyperlink w:history="1" r:id="rIdyb26k48nn4b_ffmz3i0jg">
+      <w:hyperlink w:history="1" r:id="rIdobnh-qu72ayokiguvzw0o">
         <w:r>
           <w:rPr>
             <w:color w:val="315CBB"/>
@@ -868,7 +868,7 @@
         </w:rPr>
         <w:t xml:space="preserve">   </w:t>
       </w:r>
-      <w:hyperlink w:history="1" r:id="rIdeuunm7tdt_ldodhnzwwbx">
+      <w:hyperlink w:history="1" r:id="rId8qvx84wclycjdqca5rfrw">
         <w:r>
           <w:rPr>
             <w:color w:val="315CBB"/>
@@ -886,7 +886,7 @@
         </w:rPr>
         <w:t xml:space="preserve">   </w:t>
       </w:r>
-      <w:hyperlink w:history="1" r:id="rIdv3usd1zarnoykggdiinln">
+      <w:hyperlink w:history="1" r:id="rIdr5izb4ihrqn4rl7lycz-c">
         <w:r>
           <w:rPr>
             <w:color w:val="315CBB"/>
@@ -1033,7 +1033,7 @@
       <w:pPr>
         <w:spacing w:after="0" w:before="0" w:line="210"/>
       </w:pPr>
-      <w:hyperlink w:history="1" r:id="rIdq8fivkwk1xzcj2pay8awn">
+      <w:hyperlink w:history="1" r:id="rIdj19yuu7qdtiooyttxoube">
         <w:r>
           <w:rPr>
             <w:color w:val="315CBB"/>
@@ -1317,7 +1317,7 @@
       <w:pPr>
         <w:spacing w:after="0" w:before="75" w:line="210"/>
       </w:pPr>
-      <w:hyperlink w:history="1" r:id="rIdh-kayxwvkpsvvpxrkckeb">
+      <w:hyperlink w:history="1" r:id="rIdvmyt_vvdpl0jelnt-ipjh">
         <w:r>
           <w:rPr>
             <w:color w:val="315CBB"/>
@@ -1335,7 +1335,7 @@
         </w:rPr>
         <w:t xml:space="preserve">   </w:t>
       </w:r>
-      <w:hyperlink w:history="1" r:id="rIdysqhpyymrh8opnmhbt6bg">
+      <w:hyperlink w:history="1" r:id="rIdxjcfjon8sdds1k6nsqni3">
         <w:r>
           <w:rPr>
             <w:color w:val="315CBB"/>
@@ -1721,7 +1721,7 @@
             <w:pPr>
               <w:spacing w:after="0" w:before="75" w:line="210"/>
             </w:pPr>
-            <w:hyperlink w:history="1" r:id="rIdoscpx9egc5posre0hb03s">
+            <w:hyperlink w:history="1" r:id="rIdil01rh2-jetgy2vw8i3ss">
               <w:r>
                 <w:rPr>
                   <w:color w:val="315CBB"/>
@@ -1739,7 +1739,7 @@
               </w:rPr>
               <w:t xml:space="preserve">   </w:t>
             </w:r>
-            <w:hyperlink w:history="1" r:id="rIdcljnnd6h_-a9hbcsqrdp5">
+            <w:hyperlink w:history="1" r:id="rIdv90btzl08_238rjgp7pmc">
               <w:r>
                 <w:rPr>
                   <w:color w:val="315CBB"/>
@@ -1757,7 +1757,7 @@
               </w:rPr>
               <w:t xml:space="preserve">   </w:t>
             </w:r>
-            <w:hyperlink w:history="1" r:id="rIdn9trin-4f6n2xkro-enxt">
+            <w:hyperlink w:history="1" r:id="rId4blx0xll4pbn0dpgq38qy">
               <w:r>
                 <w:rPr>
                   <w:color w:val="315CBB"/>
@@ -2225,7 +2225,7 @@
             <w:pPr>
               <w:spacing w:after="0" w:before="0" w:line="210"/>
             </w:pPr>
-            <w:hyperlink w:history="1" r:id="rIdnbnuevrh3tdtvhak4m8qx">
+            <w:hyperlink w:history="1" r:id="rIdqhgnlo31xbzxrjubjyzqr">
               <w:r>
                 <w:rPr>
                   <w:color w:val="315CBB"/>

--- a/site/en/resume.docx
+++ b/site/en/resume.docx
@@ -89,7 +89,7 @@
             <w:pPr>
               <w:spacing w:after="0" w:before="75" w:line="210"/>
             </w:pPr>
-            <w:hyperlink w:history="1" r:id="rIdhcmjz3gpdg1v3biy6r6c4">
+            <w:hyperlink w:history="1" r:id="rIddxsprp32b_y3trrcc9uy_">
               <w:r>
                 <w:rPr>
                   <w:color w:val="315CBB"/>
@@ -107,7 +107,7 @@
               </w:rPr>
               <w:t xml:space="preserve">   </w:t>
             </w:r>
-            <w:hyperlink w:history="1" r:id="rIdhukzulmrfuwyyt-vtob54">
+            <w:hyperlink w:history="1" r:id="rIdu2l1xcrdlkky9gth1x9da">
               <w:r>
                 <w:rPr>
                   <w:color w:val="315CBB"/>
@@ -125,7 +125,7 @@
               </w:rPr>
               <w:t xml:space="preserve">   </w:t>
             </w:r>
-            <w:hyperlink w:history="1" r:id="rId56kzloq0rtpy8rtfmpfaw">
+            <w:hyperlink w:history="1" r:id="rIdlahzq8ydr4mcljsrvu3gk">
               <w:r>
                 <w:rPr>
                   <w:color w:val="315CBB"/>
@@ -143,7 +143,7 @@
               </w:rPr>
               <w:t xml:space="preserve">   </w:t>
             </w:r>
-            <w:hyperlink w:history="1" r:id="rIddh2xq8i1javjy9ehi927t">
+            <w:hyperlink w:history="1" r:id="rIdandhldkwxbownwmxphp9w">
               <w:r>
                 <w:rPr>
                   <w:color w:val="315CBB"/>
@@ -394,7 +394,7 @@
       <w:pPr>
         <w:spacing w:after="0" w:before="0" w:line="210"/>
       </w:pPr>
-      <w:hyperlink w:history="1" r:id="rIdt1vkkdggahivc6lwyw8gg">
+      <w:hyperlink w:history="1" r:id="rIdxy0gasxknxscswvbg6grp">
         <w:r>
           <w:rPr>
             <w:color w:val="315CBB"/>
@@ -850,7 +850,7 @@
       <w:pPr>
         <w:spacing w:after="0" w:before="75" w:line="210"/>
       </w:pPr>
-      <w:hyperlink w:history="1" r:id="rIdobnh-qu72ayokiguvzw0o">
+      <w:hyperlink w:history="1" r:id="rId_pgnzdmotzejd3jzpxylq">
         <w:r>
           <w:rPr>
             <w:color w:val="315CBB"/>
@@ -868,7 +868,7 @@
         </w:rPr>
         <w:t xml:space="preserve">   </w:t>
       </w:r>
-      <w:hyperlink w:history="1" r:id="rId8qvx84wclycjdqca5rfrw">
+      <w:hyperlink w:history="1" r:id="rIdp96uxuznuwiwzcgiikibp">
         <w:r>
           <w:rPr>
             <w:color w:val="315CBB"/>
@@ -886,7 +886,7 @@
         </w:rPr>
         <w:t xml:space="preserve">   </w:t>
       </w:r>
-      <w:hyperlink w:history="1" r:id="rIdr5izb4ihrqn4rl7lycz-c">
+      <w:hyperlink w:history="1" r:id="rId2bccgulbq__krbqvpwpso">
         <w:r>
           <w:rPr>
             <w:color w:val="315CBB"/>
@@ -1033,7 +1033,7 @@
       <w:pPr>
         <w:spacing w:after="0" w:before="0" w:line="210"/>
       </w:pPr>
-      <w:hyperlink w:history="1" r:id="rIdj19yuu7qdtiooyttxoube">
+      <w:hyperlink w:history="1" r:id="rIdyddoy8fjitefqcrjgtl1r">
         <w:r>
           <w:rPr>
             <w:color w:val="315CBB"/>
@@ -1317,7 +1317,7 @@
       <w:pPr>
         <w:spacing w:after="0" w:before="75" w:line="210"/>
       </w:pPr>
-      <w:hyperlink w:history="1" r:id="rIdvmyt_vvdpl0jelnt-ipjh">
+      <w:hyperlink w:history="1" r:id="rIdfjcp2wliuir9itrnikq5u">
         <w:r>
           <w:rPr>
             <w:color w:val="315CBB"/>
@@ -1335,7 +1335,7 @@
         </w:rPr>
         <w:t xml:space="preserve">   </w:t>
       </w:r>
-      <w:hyperlink w:history="1" r:id="rIdxjcfjon8sdds1k6nsqni3">
+      <w:hyperlink w:history="1" r:id="rId9hbuvxo1mzcjmvjthcpaw">
         <w:r>
           <w:rPr>
             <w:color w:val="315CBB"/>
@@ -1721,7 +1721,7 @@
             <w:pPr>
               <w:spacing w:after="0" w:before="75" w:line="210"/>
             </w:pPr>
-            <w:hyperlink w:history="1" r:id="rIdil01rh2-jetgy2vw8i3ss">
+            <w:hyperlink w:history="1" r:id="rIdaqmegrsswaysdi_jzfrhr">
               <w:r>
                 <w:rPr>
                   <w:color w:val="315CBB"/>
@@ -1739,7 +1739,7 @@
               </w:rPr>
               <w:t xml:space="preserve">   </w:t>
             </w:r>
-            <w:hyperlink w:history="1" r:id="rIdv90btzl08_238rjgp7pmc">
+            <w:hyperlink w:history="1" r:id="rId0ebcysfhvwqepb3tbioam">
               <w:r>
                 <w:rPr>
                   <w:color w:val="315CBB"/>
@@ -1757,7 +1757,7 @@
               </w:rPr>
               <w:t xml:space="preserve">   </w:t>
             </w:r>
-            <w:hyperlink w:history="1" r:id="rId4blx0xll4pbn0dpgq38qy">
+            <w:hyperlink w:history="1" r:id="rIdocgfhndl15h0721aeubyc">
               <w:r>
                 <w:rPr>
                   <w:color w:val="315CBB"/>
@@ -2225,7 +2225,7 @@
             <w:pPr>
               <w:spacing w:after="0" w:before="0" w:line="210"/>
             </w:pPr>
-            <w:hyperlink w:history="1" r:id="rIdqhgnlo31xbzxrjubjyzqr">
+            <w:hyperlink w:history="1" r:id="rId9m5vogu5md0noai9hvb1n">
               <w:r>
                 <w:rPr>
                   <w:color w:val="315CBB"/>

--- a/site/en/resume.docx
+++ b/site/en/resume.docx
@@ -89,7 +89,7 @@
             <w:pPr>
               <w:spacing w:after="0" w:before="75" w:line="210"/>
             </w:pPr>
-            <w:hyperlink w:history="1" r:id="rIddxsprp32b_y3trrcc9uy_">
+            <w:hyperlink w:history="1" r:id="rIdtphgbskaglz8gecjsh7s2">
               <w:r>
                 <w:rPr>
                   <w:color w:val="315CBB"/>
@@ -107,7 +107,7 @@
               </w:rPr>
               <w:t xml:space="preserve">   </w:t>
             </w:r>
-            <w:hyperlink w:history="1" r:id="rIdu2l1xcrdlkky9gth1x9da">
+            <w:hyperlink w:history="1" r:id="rIdmyoohjl1ua9auu5-e4mmy">
               <w:r>
                 <w:rPr>
                   <w:color w:val="315CBB"/>
@@ -125,7 +125,7 @@
               </w:rPr>
               <w:t xml:space="preserve">   </w:t>
             </w:r>
-            <w:hyperlink w:history="1" r:id="rIdlahzq8ydr4mcljsrvu3gk">
+            <w:hyperlink w:history="1" r:id="rId8a3hpjcezl3qhimh9syhv">
               <w:r>
                 <w:rPr>
                   <w:color w:val="315CBB"/>
@@ -143,7 +143,7 @@
               </w:rPr>
               <w:t xml:space="preserve">   </w:t>
             </w:r>
-            <w:hyperlink w:history="1" r:id="rIdandhldkwxbownwmxphp9w">
+            <w:hyperlink w:history="1" r:id="rIdpx9ukkyiyc0bss-t_bj7e">
               <w:r>
                 <w:rPr>
                   <w:color w:val="315CBB"/>
@@ -394,7 +394,7 @@
       <w:pPr>
         <w:spacing w:after="0" w:before="0" w:line="210"/>
       </w:pPr>
-      <w:hyperlink w:history="1" r:id="rIdxy0gasxknxscswvbg6grp">
+      <w:hyperlink w:history="1" r:id="rIdcjdo6i8buyrla3kiejjqe">
         <w:r>
           <w:rPr>
             <w:color w:val="315CBB"/>
@@ -850,7 +850,7 @@
       <w:pPr>
         <w:spacing w:after="0" w:before="75" w:line="210"/>
       </w:pPr>
-      <w:hyperlink w:history="1" r:id="rId_pgnzdmotzejd3jzpxylq">
+      <w:hyperlink w:history="1" r:id="rIdsjy5lgcaqd_auzyhjwnnt">
         <w:r>
           <w:rPr>
             <w:color w:val="315CBB"/>
@@ -868,7 +868,7 @@
         </w:rPr>
         <w:t xml:space="preserve">   </w:t>
       </w:r>
-      <w:hyperlink w:history="1" r:id="rIdp96uxuznuwiwzcgiikibp">
+      <w:hyperlink w:history="1" r:id="rId-xjvisler3rshpmz2n3c1">
         <w:r>
           <w:rPr>
             <w:color w:val="315CBB"/>
@@ -886,7 +886,7 @@
         </w:rPr>
         <w:t xml:space="preserve">   </w:t>
       </w:r>
-      <w:hyperlink w:history="1" r:id="rId2bccgulbq__krbqvpwpso">
+      <w:hyperlink w:history="1" r:id="rId3bvan6a75kbnqwrzlzwo3">
         <w:r>
           <w:rPr>
             <w:color w:val="315CBB"/>
@@ -1033,7 +1033,7 @@
       <w:pPr>
         <w:spacing w:after="0" w:before="0" w:line="210"/>
       </w:pPr>
-      <w:hyperlink w:history="1" r:id="rIdyddoy8fjitefqcrjgtl1r">
+      <w:hyperlink w:history="1" r:id="rIdyzsuyeoqysv7s-x126t6-">
         <w:r>
           <w:rPr>
             <w:color w:val="315CBB"/>
@@ -1317,7 +1317,7 @@
       <w:pPr>
         <w:spacing w:after="0" w:before="75" w:line="210"/>
       </w:pPr>
-      <w:hyperlink w:history="1" r:id="rIdfjcp2wliuir9itrnikq5u">
+      <w:hyperlink w:history="1" r:id="rIdrj5ttngjiu2863pccyfpj">
         <w:r>
           <w:rPr>
             <w:color w:val="315CBB"/>
@@ -1335,7 +1335,7 @@
         </w:rPr>
         <w:t xml:space="preserve">   </w:t>
       </w:r>
-      <w:hyperlink w:history="1" r:id="rId9hbuvxo1mzcjmvjthcpaw">
+      <w:hyperlink w:history="1" r:id="rIdfl7lhhd4ifa5ayopflmib">
         <w:r>
           <w:rPr>
             <w:color w:val="315CBB"/>
@@ -1721,7 +1721,7 @@
             <w:pPr>
               <w:spacing w:after="0" w:before="75" w:line="210"/>
             </w:pPr>
-            <w:hyperlink w:history="1" r:id="rIdaqmegrsswaysdi_jzfrhr">
+            <w:hyperlink w:history="1" r:id="rIdpn_ygu1efcrtp2znjts6q">
               <w:r>
                 <w:rPr>
                   <w:color w:val="315CBB"/>
@@ -1739,7 +1739,7 @@
               </w:rPr>
               <w:t xml:space="preserve">   </w:t>
             </w:r>
-            <w:hyperlink w:history="1" r:id="rId0ebcysfhvwqepb3tbioam">
+            <w:hyperlink w:history="1" r:id="rIdq4winoc0pnh4mpterih3o">
               <w:r>
                 <w:rPr>
                   <w:color w:val="315CBB"/>
@@ -1757,7 +1757,7 @@
               </w:rPr>
               <w:t xml:space="preserve">   </w:t>
             </w:r>
-            <w:hyperlink w:history="1" r:id="rIdocgfhndl15h0721aeubyc">
+            <w:hyperlink w:history="1" r:id="rIdapdvefyzcz7_kb-bsprlk">
               <w:r>
                 <w:rPr>
                   <w:color w:val="315CBB"/>
@@ -2225,7 +2225,7 @@
             <w:pPr>
               <w:spacing w:after="0" w:before="0" w:line="210"/>
             </w:pPr>
-            <w:hyperlink w:history="1" r:id="rId9m5vogu5md0noai9hvb1n">
+            <w:hyperlink w:history="1" r:id="rIdbyffglaklfmyeqqfbe9vq">
               <w:r>
                 <w:rPr>
                   <w:color w:val="315CBB"/>

--- a/site/en/resume.docx
+++ b/site/en/resume.docx
@@ -89,7 +89,7 @@
             <w:pPr>
               <w:spacing w:after="0" w:before="75" w:line="210"/>
             </w:pPr>
-            <w:hyperlink w:history="1" r:id="rIdtphgbskaglz8gecjsh7s2">
+            <w:hyperlink w:history="1" r:id="rId57_fxrlyva3ydqm3d4xjn">
               <w:r>
                 <w:rPr>
                   <w:color w:val="315CBB"/>
@@ -107,7 +107,7 @@
               </w:rPr>
               <w:t xml:space="preserve">   </w:t>
             </w:r>
-            <w:hyperlink w:history="1" r:id="rIdmyoohjl1ua9auu5-e4mmy">
+            <w:hyperlink w:history="1" r:id="rIdlgq9gpex55r0awgfjzuo6">
               <w:r>
                 <w:rPr>
                   <w:color w:val="315CBB"/>
@@ -125,7 +125,7 @@
               </w:rPr>
               <w:t xml:space="preserve">   </w:t>
             </w:r>
-            <w:hyperlink w:history="1" r:id="rId8a3hpjcezl3qhimh9syhv">
+            <w:hyperlink w:history="1" r:id="rIddfbbj1cjrtppbfjspfu2g">
               <w:r>
                 <w:rPr>
                   <w:color w:val="315CBB"/>
@@ -143,7 +143,7 @@
               </w:rPr>
               <w:t xml:space="preserve">   </w:t>
             </w:r>
-            <w:hyperlink w:history="1" r:id="rIdpx9ukkyiyc0bss-t_bj7e">
+            <w:hyperlink w:history="1" r:id="rIdytg4_ur1de-mlv7b77poj">
               <w:r>
                 <w:rPr>
                   <w:color w:val="315CBB"/>
@@ -394,7 +394,7 @@
       <w:pPr>
         <w:spacing w:after="0" w:before="0" w:line="210"/>
       </w:pPr>
-      <w:hyperlink w:history="1" r:id="rIdcjdo6i8buyrla3kiejjqe">
+      <w:hyperlink w:history="1" r:id="rIdgizga3c6mw-8stfpafotf">
         <w:r>
           <w:rPr>
             <w:color w:val="315CBB"/>
@@ -850,7 +850,7 @@
       <w:pPr>
         <w:spacing w:after="0" w:before="75" w:line="210"/>
       </w:pPr>
-      <w:hyperlink w:history="1" r:id="rIdsjy5lgcaqd_auzyhjwnnt">
+      <w:hyperlink w:history="1" r:id="rIdxzk0trd4nvzgi9hadamf8">
         <w:r>
           <w:rPr>
             <w:color w:val="315CBB"/>
@@ -868,7 +868,7 @@
         </w:rPr>
         <w:t xml:space="preserve">   </w:t>
       </w:r>
-      <w:hyperlink w:history="1" r:id="rId-xjvisler3rshpmz2n3c1">
+      <w:hyperlink w:history="1" r:id="rIdj-7nsivgrh6zb2-z-zrwu">
         <w:r>
           <w:rPr>
             <w:color w:val="315CBB"/>
@@ -886,7 +886,7 @@
         </w:rPr>
         <w:t xml:space="preserve">   </w:t>
       </w:r>
-      <w:hyperlink w:history="1" r:id="rId3bvan6a75kbnqwrzlzwo3">
+      <w:hyperlink w:history="1" r:id="rIdet9zhshvqlyxpa1jrbpcz">
         <w:r>
           <w:rPr>
             <w:color w:val="315CBB"/>
@@ -1033,7 +1033,7 @@
       <w:pPr>
         <w:spacing w:after="0" w:before="0" w:line="210"/>
       </w:pPr>
-      <w:hyperlink w:history="1" r:id="rIdyzsuyeoqysv7s-x126t6-">
+      <w:hyperlink w:history="1" r:id="rIdtz49jqcvtdxtnmigtjpjv">
         <w:r>
           <w:rPr>
             <w:color w:val="315CBB"/>
@@ -1317,7 +1317,7 @@
       <w:pPr>
         <w:spacing w:after="0" w:before="75" w:line="210"/>
       </w:pPr>
-      <w:hyperlink w:history="1" r:id="rIdrj5ttngjiu2863pccyfpj">
+      <w:hyperlink w:history="1" r:id="rId54jpd-xfgs8vpwqvbenib">
         <w:r>
           <w:rPr>
             <w:color w:val="315CBB"/>
@@ -1335,7 +1335,7 @@
         </w:rPr>
         <w:t xml:space="preserve">   </w:t>
       </w:r>
-      <w:hyperlink w:history="1" r:id="rIdfl7lhhd4ifa5ayopflmib">
+      <w:hyperlink w:history="1" r:id="rIddi0hmkz05nvha95jrmwwo">
         <w:r>
           <w:rPr>
             <w:color w:val="315CBB"/>
@@ -1721,7 +1721,7 @@
             <w:pPr>
               <w:spacing w:after="0" w:before="75" w:line="210"/>
             </w:pPr>
-            <w:hyperlink w:history="1" r:id="rIdpn_ygu1efcrtp2znjts6q">
+            <w:hyperlink w:history="1" r:id="rIdjqtjjype1xiuwlhjbxiaj">
               <w:r>
                 <w:rPr>
                   <w:color w:val="315CBB"/>
@@ -1739,7 +1739,7 @@
               </w:rPr>
               <w:t xml:space="preserve">   </w:t>
             </w:r>
-            <w:hyperlink w:history="1" r:id="rIdq4winoc0pnh4mpterih3o">
+            <w:hyperlink w:history="1" r:id="rIdqtu3ux5vuudghaymu6v3e">
               <w:r>
                 <w:rPr>
                   <w:color w:val="315CBB"/>
@@ -1757,7 +1757,7 @@
               </w:rPr>
               <w:t xml:space="preserve">   </w:t>
             </w:r>
-            <w:hyperlink w:history="1" r:id="rIdapdvefyzcz7_kb-bsprlk">
+            <w:hyperlink w:history="1" r:id="rIdc4qntldpkcwvgg-35nf7b">
               <w:r>
                 <w:rPr>
                   <w:color w:val="315CBB"/>
@@ -2225,7 +2225,7 @@
             <w:pPr>
               <w:spacing w:after="0" w:before="0" w:line="210"/>
             </w:pPr>
-            <w:hyperlink w:history="1" r:id="rIdbyffglaklfmyeqqfbe9vq">
+            <w:hyperlink w:history="1" r:id="rIdsqpkiwm2f8pqbklpaj24x">
               <w:r>
                 <w:rPr>
                   <w:color w:val="315CBB"/>

--- a/site/en/resume.docx
+++ b/site/en/resume.docx
@@ -89,7 +89,7 @@
             <w:pPr>
               <w:spacing w:after="0" w:before="75" w:line="210"/>
             </w:pPr>
-            <w:hyperlink w:history="1" r:id="rId57_fxrlyva3ydqm3d4xjn">
+            <w:hyperlink w:history="1" r:id="rIdpl-aulij8dpb-dkbjy__n">
               <w:r>
                 <w:rPr>
                   <w:color w:val="315CBB"/>
@@ -107,7 +107,7 @@
               </w:rPr>
               <w:t xml:space="preserve">   </w:t>
             </w:r>
-            <w:hyperlink w:history="1" r:id="rIdlgq9gpex55r0awgfjzuo6">
+            <w:hyperlink w:history="1" r:id="rIdqfsqktu-kwku5s4q6wss-">
               <w:r>
                 <w:rPr>
                   <w:color w:val="315CBB"/>
@@ -125,7 +125,7 @@
               </w:rPr>
               <w:t xml:space="preserve">   </w:t>
             </w:r>
-            <w:hyperlink w:history="1" r:id="rIddfbbj1cjrtppbfjspfu2g">
+            <w:hyperlink w:history="1" r:id="rIdmoxelfc9s_lmtokvszfjl">
               <w:r>
                 <w:rPr>
                   <w:color w:val="315CBB"/>
@@ -143,7 +143,7 @@
               </w:rPr>
               <w:t xml:space="preserve">   </w:t>
             </w:r>
-            <w:hyperlink w:history="1" r:id="rIdytg4_ur1de-mlv7b77poj">
+            <w:hyperlink w:history="1" r:id="rIdcbt_ys0arh9a6xz59s1k5">
               <w:r>
                 <w:rPr>
                   <w:color w:val="315CBB"/>
@@ -394,7 +394,7 @@
       <w:pPr>
         <w:spacing w:after="0" w:before="0" w:line="210"/>
       </w:pPr>
-      <w:hyperlink w:history="1" r:id="rIdgizga3c6mw-8stfpafotf">
+      <w:hyperlink w:history="1" r:id="rId2exgplvfrvmvdcxyy6uga">
         <w:r>
           <w:rPr>
             <w:color w:val="315CBB"/>
@@ -850,7 +850,7 @@
       <w:pPr>
         <w:spacing w:after="0" w:before="75" w:line="210"/>
       </w:pPr>
-      <w:hyperlink w:history="1" r:id="rIdxzk0trd4nvzgi9hadamf8">
+      <w:hyperlink w:history="1" r:id="rId8brxvqsvs3vkk3gqhgvjx">
         <w:r>
           <w:rPr>
             <w:color w:val="315CBB"/>
@@ -868,7 +868,7 @@
         </w:rPr>
         <w:t xml:space="preserve">   </w:t>
       </w:r>
-      <w:hyperlink w:history="1" r:id="rIdj-7nsivgrh6zb2-z-zrwu">
+      <w:hyperlink w:history="1" r:id="rIdi91esy3gwdnerydizgpuy">
         <w:r>
           <w:rPr>
             <w:color w:val="315CBB"/>
@@ -886,7 +886,7 @@
         </w:rPr>
         <w:t xml:space="preserve">   </w:t>
       </w:r>
-      <w:hyperlink w:history="1" r:id="rIdet9zhshvqlyxpa1jrbpcz">
+      <w:hyperlink w:history="1" r:id="rId5y597ff0vmcqtvae4gtsz">
         <w:r>
           <w:rPr>
             <w:color w:val="315CBB"/>
@@ -1033,7 +1033,7 @@
       <w:pPr>
         <w:spacing w:after="0" w:before="0" w:line="210"/>
       </w:pPr>
-      <w:hyperlink w:history="1" r:id="rIdtz49jqcvtdxtnmigtjpjv">
+      <w:hyperlink w:history="1" r:id="rIdlvpa5eucirpasz45ze_hp">
         <w:r>
           <w:rPr>
             <w:color w:val="315CBB"/>
@@ -1317,7 +1317,7 @@
       <w:pPr>
         <w:spacing w:after="0" w:before="75" w:line="210"/>
       </w:pPr>
-      <w:hyperlink w:history="1" r:id="rId54jpd-xfgs8vpwqvbenib">
+      <w:hyperlink w:history="1" r:id="rIdpsdqlyt6hhq73puxspehk">
         <w:r>
           <w:rPr>
             <w:color w:val="315CBB"/>
@@ -1335,7 +1335,7 @@
         </w:rPr>
         <w:t xml:space="preserve">   </w:t>
       </w:r>
-      <w:hyperlink w:history="1" r:id="rIddi0hmkz05nvha95jrmwwo">
+      <w:hyperlink w:history="1" r:id="rIdhwteoemfga0wrydd-ritg">
         <w:r>
           <w:rPr>
             <w:color w:val="315CBB"/>
@@ -1721,7 +1721,7 @@
             <w:pPr>
               <w:spacing w:after="0" w:before="75" w:line="210"/>
             </w:pPr>
-            <w:hyperlink w:history="1" r:id="rIdjqtjjype1xiuwlhjbxiaj">
+            <w:hyperlink w:history="1" r:id="rId0u7sjlkpgsumtgehux1fn">
               <w:r>
                 <w:rPr>
                   <w:color w:val="315CBB"/>
@@ -1739,7 +1739,7 @@
               </w:rPr>
               <w:t xml:space="preserve">   </w:t>
             </w:r>
-            <w:hyperlink w:history="1" r:id="rIdqtu3ux5vuudghaymu6v3e">
+            <w:hyperlink w:history="1" r:id="rIdne0ojwwetmazg8kfmhdlh">
               <w:r>
                 <w:rPr>
                   <w:color w:val="315CBB"/>
@@ -1757,7 +1757,7 @@
               </w:rPr>
               <w:t xml:space="preserve">   </w:t>
             </w:r>
-            <w:hyperlink w:history="1" r:id="rIdc4qntldpkcwvgg-35nf7b">
+            <w:hyperlink w:history="1" r:id="rIdp2geyhdyz3ehrtlg5oomp">
               <w:r>
                 <w:rPr>
                   <w:color w:val="315CBB"/>
@@ -2225,7 +2225,7 @@
             <w:pPr>
               <w:spacing w:after="0" w:before="0" w:line="210"/>
             </w:pPr>
-            <w:hyperlink w:history="1" r:id="rIdsqpkiwm2f8pqbklpaj24x">
+            <w:hyperlink w:history="1" r:id="rIdhdn8vnt6fqdsi4otrehoe">
               <w:r>
                 <w:rPr>
                   <w:color w:val="315CBB"/>

--- a/site/en/resume.docx
+++ b/site/en/resume.docx
@@ -46,7 +46,7 @@
                 <w:sz w:val="23"/>
                 <w:szCs w:val="23"/>
               </w:rPr>
-              <w:t xml:space="preserve">Jaehyeong Kim · AI Application Developer / Backend Engineer</w:t>
+              <w:t xml:space="preserve">Jaehyeong Kim | AI Application Developer / Backend Engineer</w:t>
             </w:r>
           </w:p>
           <w:p>
@@ -89,7 +89,7 @@
             <w:pPr>
               <w:spacing w:after="0" w:before="75" w:line="210"/>
             </w:pPr>
-            <w:hyperlink w:history="1" r:id="rIdpl-aulij8dpb-dkbjy__n">
+            <w:hyperlink w:history="1" r:id="rIdqdhv7yp3tpntzyzarzsyu">
               <w:r>
                 <w:rPr>
                   <w:color w:val="315CBB"/>
@@ -107,7 +107,7 @@
               </w:rPr>
               <w:t xml:space="preserve">   </w:t>
             </w:r>
-            <w:hyperlink w:history="1" r:id="rIdqfsqktu-kwku5s4q6wss-">
+            <w:hyperlink w:history="1" r:id="rIdkjv85idwtpbr8ur-3jmdo">
               <w:r>
                 <w:rPr>
                   <w:color w:val="315CBB"/>
@@ -125,7 +125,7 @@
               </w:rPr>
               <w:t xml:space="preserve">   </w:t>
             </w:r>
-            <w:hyperlink w:history="1" r:id="rIdmoxelfc9s_lmtokvszfjl">
+            <w:hyperlink w:history="1" r:id="rIdlmruspcwem55h3bdtdqow">
               <w:r>
                 <w:rPr>
                   <w:color w:val="315CBB"/>
@@ -143,7 +143,7 @@
               </w:rPr>
               <w:t xml:space="preserve">   </w:t>
             </w:r>
-            <w:hyperlink w:history="1" r:id="rIdcbt_ys0arh9a6xz59s1k5">
+            <w:hyperlink w:history="1" r:id="rIdjjavh-jnigktgcshhdrfx">
               <w:r>
                 <w:rPr>
                   <w:color w:val="315CBB"/>
@@ -352,7 +352,7 @@
           <w:sz w:val="14"/>
           <w:szCs w:val="14"/>
         </w:rPr>
-        <w:t xml:space="preserve">LLM Wiki-based AI workspace · AI SW Maestro, 17th cohort · Deployed on AWS EKS, in QA</w:t>
+        <w:t xml:space="preserve">LLM Wiki-based AI workspace | AI SW Maestro, 17th cohort | Deployed on AWS EKS, in QA</w:t>
       </w:r>
       <w:r>
         <w:br/>
@@ -387,21 +387,21 @@
           <w:sz w:val="14"/>
           <w:szCs w:val="14"/>
         </w:rPr>
-        <w:t xml:space="preserve">Team: me (all AI), 1 backend (Spring backend), 1 frontend &amp; DevOps (frontend, MSA deployment on AWS), external designer · 3 mentors</w:t>
+        <w:t xml:space="preserve">Team: me (all AI), 1 backend (Spring backend), 1 frontend &amp; DevOps (frontend, MSA deployment on AWS), external designer, 3 mentors</w:t>
       </w:r>
     </w:p>
     <w:p>
       <w:pPr>
         <w:spacing w:after="0" w:before="0" w:line="210"/>
       </w:pPr>
-      <w:hyperlink w:history="1" r:id="rId2exgplvfrvmvdcxyy6uga">
+      <w:hyperlink w:history="1" r:id="rIdtgpmlt7twugjtsehnie0i">
         <w:r>
           <w:rPr>
             <w:color w:val="315CBB"/>
             <w:sz w:val="15"/>
             <w:szCs w:val="15"/>
           </w:rPr>
-          <w:t xml:space="preserve">GitHub · AI repository ↗</w:t>
+          <w:t xml:space="preserve">GitHub | AI repository ↗</w:t>
         </w:r>
       </w:hyperlink>
     </w:p>
@@ -850,7 +850,7 @@
       <w:pPr>
         <w:spacing w:after="0" w:before="75" w:line="210"/>
       </w:pPr>
-      <w:hyperlink w:history="1" r:id="rId8brxvqsvs3vkk3gqhgvjx">
+      <w:hyperlink w:history="1" r:id="rIdpe63e163ixkdmulqu6e-x">
         <w:r>
           <w:rPr>
             <w:color w:val="315CBB"/>
@@ -868,7 +868,7 @@
         </w:rPr>
         <w:t xml:space="preserve">   </w:t>
       </w:r>
-      <w:hyperlink w:history="1" r:id="rIdi91esy3gwdnerydizgpuy">
+      <w:hyperlink w:history="1" r:id="rIdsevmphjpj7u-m0vynfnra">
         <w:r>
           <w:rPr>
             <w:color w:val="315CBB"/>
@@ -886,7 +886,7 @@
         </w:rPr>
         <w:t xml:space="preserve">   </w:t>
       </w:r>
-      <w:hyperlink w:history="1" r:id="rId5y597ff0vmcqtvae4gtsz">
+      <w:hyperlink w:history="1" r:id="rIdhapydkzy43oddetqs5lws">
         <w:r>
           <w:rPr>
             <w:color w:val="315CBB"/>
@@ -991,7 +991,7 @@
           <w:sz w:val="14"/>
           <w:szCs w:val="14"/>
         </w:rPr>
-        <w:t xml:space="preserve">Personalized AI medication service · Pusan National University capstone · 6 users on internal APK builds</w:t>
+        <w:t xml:space="preserve">Personalized AI medication service | Pusan National University capstone | 6 users on internal APK builds</w:t>
       </w:r>
       <w:r>
         <w:br/>
@@ -1002,7 +1002,7 @@
           <w:sz w:val="14"/>
           <w:szCs w:val="14"/>
         </w:rPr>
-        <w:t xml:space="preserve">Team project (3 + designer) / Core backend · data preparation</w:t>
+        <w:t xml:space="preserve">Team project (3 + designer) / Core backend, data preparation</w:t>
       </w:r>
     </w:p>
     <w:p>
@@ -1033,7 +1033,7 @@
       <w:pPr>
         <w:spacing w:after="0" w:before="0" w:line="210"/>
       </w:pPr>
-      <w:hyperlink w:history="1" r:id="rIdlvpa5eucirpasz45ze_hp">
+      <w:hyperlink w:history="1" r:id="rIdlab6kd2xnjt7nxtlod-fc">
         <w:r>
           <w:rPr>
             <w:color w:val="315CBB"/>
@@ -1317,7 +1317,7 @@
       <w:pPr>
         <w:spacing w:after="0" w:before="75" w:line="210"/>
       </w:pPr>
-      <w:hyperlink w:history="1" r:id="rIdpsdqlyt6hhq73puxspehk">
+      <w:hyperlink w:history="1" r:id="rIdk5mflq7aqg6q7gdolnqpe">
         <w:r>
           <w:rPr>
             <w:color w:val="315CBB"/>
@@ -1335,7 +1335,7 @@
         </w:rPr>
         <w:t xml:space="preserve">   </w:t>
       </w:r>
-      <w:hyperlink w:history="1" r:id="rIdhwteoemfga0wrydd-ritg">
+      <w:hyperlink w:history="1" r:id="rIdeb7ax3aimk_rld_izxkp5">
         <w:r>
           <w:rPr>
             <w:color w:val="315CBB"/>
@@ -1440,7 +1440,7 @@
                 <w:sz w:val="15"/>
                 <w:szCs w:val="15"/>
               </w:rPr>
-              <w:t xml:space="preserve">LangChain · LangGraph · Spring AI · RAG · LLM Evaluation · Prompt injection defense</w:t>
+              <w:t xml:space="preserve">LangChain, LangGraph, Spring AI, RAG, LLM Evaluation, Prompt injection defense</w:t>
             </w:r>
             <w:r>
               <w:br/>
@@ -1451,7 +1451,7 @@
                 <w:sz w:val="15"/>
                 <w:szCs w:val="15"/>
               </w:rPr>
-              <w:t xml:space="preserve">LangSmith · Elasticsearch · Weaviate</w:t>
+              <w:t xml:space="preserve">LangSmith, Elasticsearch, Weaviate</w:t>
             </w:r>
           </w:p>
         </w:tc>
@@ -1524,7 +1524,7 @@
                 <w:sz w:val="15"/>
                 <w:szCs w:val="15"/>
               </w:rPr>
-              <w:t xml:space="preserve">Java · Spring Boot · Python</w:t>
+              <w:t xml:space="preserve">Java, Spring Boot, Python</w:t>
             </w:r>
           </w:p>
         </w:tc>
@@ -1597,7 +1597,7 @@
                 <w:sz w:val="15"/>
                 <w:szCs w:val="15"/>
               </w:rPr>
-              <w:t xml:space="preserve">MySQL · PostgreSQL · Redis · Kafka</w:t>
+              <w:t xml:space="preserve">MySQL, PostgreSQL, Redis, Kafka</w:t>
             </w:r>
             <w:r>
               <w:br/>
@@ -1608,7 +1608,7 @@
                 <w:sz w:val="15"/>
                 <w:szCs w:val="15"/>
               </w:rPr>
-              <w:t xml:space="preserve">Docker · Docker Compose · GitHub Actions</w:t>
+              <w:t xml:space="preserve">Docker, Docker Compose, GitHub Actions</w:t>
             </w:r>
           </w:p>
         </w:tc>
@@ -1721,7 +1721,7 @@
             <w:pPr>
               <w:spacing w:after="0" w:before="75" w:line="210"/>
             </w:pPr>
-            <w:hyperlink w:history="1" r:id="rId0u7sjlkpgsumtgehux1fn">
+            <w:hyperlink w:history="1" r:id="rIdm66nqpjafe4rwktdkhbhk">
               <w:r>
                 <w:rPr>
                   <w:color w:val="315CBB"/>
@@ -1739,14 +1739,14 @@
               </w:rPr>
               <w:t xml:space="preserve">   </w:t>
             </w:r>
-            <w:hyperlink w:history="1" r:id="rIdne0ojwwetmazg8kfmhdlh">
+            <w:hyperlink w:history="1" r:id="rIdf5lcyelgqltiidcro5h9j">
               <w:r>
                 <w:rPr>
                   <w:color w:val="315CBB"/>
                   <w:sz w:val="15"/>
                   <w:szCs w:val="15"/>
                 </w:rPr>
-                <w:t xml:space="preserve">PR #1213 · Merged ↗</w:t>
+                <w:t xml:space="preserve">PR #1213 | Merged ↗</w:t>
               </w:r>
             </w:hyperlink>
             <w:r>
@@ -1757,14 +1757,14 @@
               </w:rPr>
               <w:t xml:space="preserve">   </w:t>
             </w:r>
-            <w:hyperlink w:history="1" r:id="rIdp2geyhdyz3ehrtlg5oomp">
+            <w:hyperlink w:history="1" r:id="rIdbspk9ldxbodeskhxtc_vw">
               <w:r>
                 <w:rPr>
                   <w:color w:val="315CBB"/>
                   <w:sz w:val="15"/>
                   <w:szCs w:val="15"/>
                 </w:rPr>
-                <w:t xml:space="preserve">PR #1351 · Submitted ↗</w:t>
+                <w:t xml:space="preserve">PR #1351 | Submitted ↗</w:t>
               </w:r>
             </w:hyperlink>
             <w:r>
@@ -1930,7 +1930,7 @@
                 <w:sz w:val="14"/>
                 <w:szCs w:val="14"/>
               </w:rPr>
-              <w:t xml:space="preserve">APPTIVE Backend Mentor Merit Award · 2026.01.09</w:t>
+              <w:t xml:space="preserve">APPTIVE Backend Mentor Merit Award | 2026.01.09</w:t>
             </w:r>
           </w:p>
         </w:tc>
@@ -2061,7 +2061,7 @@
                 <w:sz w:val="18"/>
                 <w:szCs w:val="18"/>
               </w:rPr>
-              <w:t xml:space="preserve">SK AI SUMMIT · K-ICT WEEK in Busan</w:t>
+              <w:t xml:space="preserve">SK AI SUMMIT, K-ICT WEEK in Busan</w:t>
             </w:r>
           </w:p>
           <w:p>
@@ -2225,7 +2225,7 @@
             <w:pPr>
               <w:spacing w:after="0" w:before="0" w:line="210"/>
             </w:pPr>
-            <w:hyperlink w:history="1" r:id="rIdhdn8vnt6fqdsi4otrehoe">
+            <w:hyperlink w:history="1" r:id="rIdqbsiooevsqnfqjvmzzo75">
               <w:r>
                 <w:rPr>
                   <w:color w:val="315CBB"/>
@@ -3168,7 +3168,7 @@
         <w:sz w:val="12"/>
         <w:szCs w:val="12"/>
       </w:rPr>
-      <w:t xml:space="preserve">Jaehyeong Kim · AI Application Developer / Backend Engineer</w:t>
+      <w:t xml:space="preserve">Jaehyeong Kim | AI Application Developer / Backend Engineer</w:t>
     </w:r>
     <w:r>
       <w:tab/>

--- a/site/en/resume.docx
+++ b/site/en/resume.docx
@@ -89,7 +89,7 @@
             <w:pPr>
               <w:spacing w:after="0" w:before="75" w:line="210"/>
             </w:pPr>
-            <w:hyperlink w:history="1" r:id="rIdqdhv7yp3tpntzyzarzsyu">
+            <w:hyperlink w:history="1" r:id="rIdv1fcnaifzp3vguujsvr7l">
               <w:r>
                 <w:rPr>
                   <w:color w:val="315CBB"/>
@@ -107,7 +107,7 @@
               </w:rPr>
               <w:t xml:space="preserve">   </w:t>
             </w:r>
-            <w:hyperlink w:history="1" r:id="rIdkjv85idwtpbr8ur-3jmdo">
+            <w:hyperlink w:history="1" r:id="rId9h_3r4m-wgfsgwsvkpv0t">
               <w:r>
                 <w:rPr>
                   <w:color w:val="315CBB"/>
@@ -125,7 +125,7 @@
               </w:rPr>
               <w:t xml:space="preserve">   </w:t>
             </w:r>
-            <w:hyperlink w:history="1" r:id="rIdlmruspcwem55h3bdtdqow">
+            <w:hyperlink w:history="1" r:id="rId2w58cwwb_quhxpfa9iina">
               <w:r>
                 <w:rPr>
                   <w:color w:val="315CBB"/>
@@ -143,7 +143,7 @@
               </w:rPr>
               <w:t xml:space="preserve">   </w:t>
             </w:r>
-            <w:hyperlink w:history="1" r:id="rIdjjavh-jnigktgcshhdrfx">
+            <w:hyperlink w:history="1" r:id="rIdkvocahq6ntqveeogfm8mi">
               <w:r>
                 <w:rPr>
                   <w:color w:val="315CBB"/>
@@ -394,7 +394,7 @@
       <w:pPr>
         <w:spacing w:after="0" w:before="0" w:line="210"/>
       </w:pPr>
-      <w:hyperlink w:history="1" r:id="rIdtgpmlt7twugjtsehnie0i">
+      <w:hyperlink w:history="1" r:id="rIdk9fdco6jzzfuffcpvefz3">
         <w:r>
           <w:rPr>
             <w:color w:val="315CBB"/>
@@ -850,7 +850,7 @@
       <w:pPr>
         <w:spacing w:after="0" w:before="75" w:line="210"/>
       </w:pPr>
-      <w:hyperlink w:history="1" r:id="rIdpe63e163ixkdmulqu6e-x">
+      <w:hyperlink w:history="1" r:id="rIdlyxprbgkrz-o9teexxi4j">
         <w:r>
           <w:rPr>
             <w:color w:val="315CBB"/>
@@ -868,7 +868,7 @@
         </w:rPr>
         <w:t xml:space="preserve">   </w:t>
       </w:r>
-      <w:hyperlink w:history="1" r:id="rIdsevmphjpj7u-m0vynfnra">
+      <w:hyperlink w:history="1" r:id="rIdo5j0z7y57p5ivibpjcmjf">
         <w:r>
           <w:rPr>
             <w:color w:val="315CBB"/>
@@ -886,7 +886,7 @@
         </w:rPr>
         <w:t xml:space="preserve">   </w:t>
       </w:r>
-      <w:hyperlink w:history="1" r:id="rIdhapydkzy43oddetqs5lws">
+      <w:hyperlink w:history="1" r:id="rId-cuf7cr3qha3d5mbhk3z7">
         <w:r>
           <w:rPr>
             <w:color w:val="315CBB"/>
@@ -1033,7 +1033,7 @@
       <w:pPr>
         <w:spacing w:after="0" w:before="0" w:line="210"/>
       </w:pPr>
-      <w:hyperlink w:history="1" r:id="rIdlab6kd2xnjt7nxtlod-fc">
+      <w:hyperlink w:history="1" r:id="rId0z7ouomj27whukk_uqmg4">
         <w:r>
           <w:rPr>
             <w:color w:val="315CBB"/>
@@ -1317,7 +1317,7 @@
       <w:pPr>
         <w:spacing w:after="0" w:before="75" w:line="210"/>
       </w:pPr>
-      <w:hyperlink w:history="1" r:id="rIdk5mflq7aqg6q7gdolnqpe">
+      <w:hyperlink w:history="1" r:id="rIdcy_tlqfdf1b-c2cdbj5zw">
         <w:r>
           <w:rPr>
             <w:color w:val="315CBB"/>
@@ -1335,7 +1335,7 @@
         </w:rPr>
         <w:t xml:space="preserve">   </w:t>
       </w:r>
-      <w:hyperlink w:history="1" r:id="rIdeb7ax3aimk_rld_izxkp5">
+      <w:hyperlink w:history="1" r:id="rIdiumkvrz0cdljffpqetnf-">
         <w:r>
           <w:rPr>
             <w:color w:val="315CBB"/>
@@ -1721,7 +1721,7 @@
             <w:pPr>
               <w:spacing w:after="0" w:before="75" w:line="210"/>
             </w:pPr>
-            <w:hyperlink w:history="1" r:id="rIdm66nqpjafe4rwktdkhbhk">
+            <w:hyperlink w:history="1" r:id="rIdqomg9grmjedlxfkxwyzos">
               <w:r>
                 <w:rPr>
                   <w:color w:val="315CBB"/>
@@ -1739,7 +1739,7 @@
               </w:rPr>
               <w:t xml:space="preserve">   </w:t>
             </w:r>
-            <w:hyperlink w:history="1" r:id="rIdf5lcyelgqltiidcro5h9j">
+            <w:hyperlink w:history="1" r:id="rIdci1leouu2minmkcaf9oz1">
               <w:r>
                 <w:rPr>
                   <w:color w:val="315CBB"/>
@@ -1757,7 +1757,7 @@
               </w:rPr>
               <w:t xml:space="preserve">   </w:t>
             </w:r>
-            <w:hyperlink w:history="1" r:id="rIdbspk9ldxbodeskhxtc_vw">
+            <w:hyperlink w:history="1" r:id="rIdfmitadavaya-teeij-mii">
               <w:r>
                 <w:rPr>
                   <w:color w:val="315CBB"/>
@@ -2225,7 +2225,7 @@
             <w:pPr>
               <w:spacing w:after="0" w:before="0" w:line="210"/>
             </w:pPr>
-            <w:hyperlink w:history="1" r:id="rIdqbsiooevsqnfqjvmzzo75">
+            <w:hyperlink w:history="1" r:id="rIdjbfqjpgy13xw3-45xl68r">
               <w:r>
                 <w:rPr>
                   <w:color w:val="315CBB"/>

--- a/site/en/resume.docx
+++ b/site/en/resume.docx
@@ -46,7 +46,7 @@
                 <w:sz w:val="23"/>
                 <w:szCs w:val="23"/>
               </w:rPr>
-              <w:t xml:space="preserve">Jaehyeong Kim | AI Application Developer / Backend Engineer</w:t>
+              <w:t xml:space="preserve">Jaehyeong Kim | AI Engineer / Backend Engineer</w:t>
             </w:r>
           </w:p>
           <w:p>
@@ -89,7 +89,7 @@
             <w:pPr>
               <w:spacing w:after="0" w:before="75" w:line="210"/>
             </w:pPr>
-            <w:hyperlink w:history="1" r:id="rIdv1fcnaifzp3vguujsvr7l">
+            <w:hyperlink w:history="1" r:id="rId8frlby9wcm6g994fizrxq">
               <w:r>
                 <w:rPr>
                   <w:color w:val="315CBB"/>
@@ -107,7 +107,7 @@
               </w:rPr>
               <w:t xml:space="preserve">   </w:t>
             </w:r>
-            <w:hyperlink w:history="1" r:id="rId9h_3r4m-wgfsgwsvkpv0t">
+            <w:hyperlink w:history="1" r:id="rId9g67sfcx3zgcda0xbswok">
               <w:r>
                 <w:rPr>
                   <w:color w:val="315CBB"/>
@@ -125,7 +125,7 @@
               </w:rPr>
               <w:t xml:space="preserve">   </w:t>
             </w:r>
-            <w:hyperlink w:history="1" r:id="rId2w58cwwb_quhxpfa9iina">
+            <w:hyperlink w:history="1" r:id="rIdcwxsghgxwjlsjslovnnni">
               <w:r>
                 <w:rPr>
                   <w:color w:val="315CBB"/>
@@ -143,7 +143,7 @@
               </w:rPr>
               <w:t xml:space="preserve">   </w:t>
             </w:r>
-            <w:hyperlink w:history="1" r:id="rIdkvocahq6ntqveeogfm8mi">
+            <w:hyperlink w:history="1" r:id="rIdyuh6_9zpy5u7vt7fz7ljf">
               <w:r>
                 <w:rPr>
                   <w:color w:val="315CBB"/>
@@ -394,7 +394,7 @@
       <w:pPr>
         <w:spacing w:after="0" w:before="0" w:line="210"/>
       </w:pPr>
-      <w:hyperlink w:history="1" r:id="rIdk9fdco6jzzfuffcpvefz3">
+      <w:hyperlink w:history="1" r:id="rId3xypokd2es4_qege7alxr">
         <w:r>
           <w:rPr>
             <w:color w:val="315CBB"/>
@@ -850,7 +850,7 @@
       <w:pPr>
         <w:spacing w:after="0" w:before="75" w:line="210"/>
       </w:pPr>
-      <w:hyperlink w:history="1" r:id="rIdlyxprbgkrz-o9teexxi4j">
+      <w:hyperlink w:history="1" r:id="rIdfdqambnxvqvesm1qafnav">
         <w:r>
           <w:rPr>
             <w:color w:val="315CBB"/>
@@ -868,7 +868,7 @@
         </w:rPr>
         <w:t xml:space="preserve">   </w:t>
       </w:r>
-      <w:hyperlink w:history="1" r:id="rIdo5j0z7y57p5ivibpjcmjf">
+      <w:hyperlink w:history="1" r:id="rIdowlw7hiuwbnckpuxdrsye">
         <w:r>
           <w:rPr>
             <w:color w:val="315CBB"/>
@@ -886,7 +886,7 @@
         </w:rPr>
         <w:t xml:space="preserve">   </w:t>
       </w:r>
-      <w:hyperlink w:history="1" r:id="rId-cuf7cr3qha3d5mbhk3z7">
+      <w:hyperlink w:history="1" r:id="rIdqu0khwohfqcy7lkj0edqu">
         <w:r>
           <w:rPr>
             <w:color w:val="315CBB"/>
@@ -1033,7 +1033,7 @@
       <w:pPr>
         <w:spacing w:after="0" w:before="0" w:line="210"/>
       </w:pPr>
-      <w:hyperlink w:history="1" r:id="rId0z7ouomj27whukk_uqmg4">
+      <w:hyperlink w:history="1" r:id="rIdevgpvpzkhwhqsxh-c3xuf">
         <w:r>
           <w:rPr>
             <w:color w:val="315CBB"/>
@@ -1317,7 +1317,7 @@
       <w:pPr>
         <w:spacing w:after="0" w:before="75" w:line="210"/>
       </w:pPr>
-      <w:hyperlink w:history="1" r:id="rIdcy_tlqfdf1b-c2cdbj5zw">
+      <w:hyperlink w:history="1" r:id="rId_9lerijgr5gnxxsaswgwu">
         <w:r>
           <w:rPr>
             <w:color w:val="315CBB"/>
@@ -1335,7 +1335,7 @@
         </w:rPr>
         <w:t xml:space="preserve">   </w:t>
       </w:r>
-      <w:hyperlink w:history="1" r:id="rIdiumkvrz0cdljffpqetnf-">
+      <w:hyperlink w:history="1" r:id="rIdvoytwea9leasqvjaqpuhg">
         <w:r>
           <w:rPr>
             <w:color w:val="315CBB"/>
@@ -1721,7 +1721,7 @@
             <w:pPr>
               <w:spacing w:after="0" w:before="75" w:line="210"/>
             </w:pPr>
-            <w:hyperlink w:history="1" r:id="rIdqomg9grmjedlxfkxwyzos">
+            <w:hyperlink w:history="1" r:id="rIdbhrtfgq9kgzq22mxso2cs">
               <w:r>
                 <w:rPr>
                   <w:color w:val="315CBB"/>
@@ -1739,7 +1739,7 @@
               </w:rPr>
               <w:t xml:space="preserve">   </w:t>
             </w:r>
-            <w:hyperlink w:history="1" r:id="rIdci1leouu2minmkcaf9oz1">
+            <w:hyperlink w:history="1" r:id="rIdx6vsvw7nwu3p9qh_aim66">
               <w:r>
                 <w:rPr>
                   <w:color w:val="315CBB"/>
@@ -1757,7 +1757,7 @@
               </w:rPr>
               <w:t xml:space="preserve">   </w:t>
             </w:r>
-            <w:hyperlink w:history="1" r:id="rIdfmitadavaya-teeij-mii">
+            <w:hyperlink w:history="1" r:id="rIddmi2lbo6urjqi2jh1ylu1">
               <w:r>
                 <w:rPr>
                   <w:color w:val="315CBB"/>
@@ -2225,7 +2225,7 @@
             <w:pPr>
               <w:spacing w:after="0" w:before="0" w:line="210"/>
             </w:pPr>
-            <w:hyperlink w:history="1" r:id="rIdjbfqjpgy13xw3-45xl68r">
+            <w:hyperlink w:history="1" r:id="rIdaivcsyilt4wz_o8ycwv_b">
               <w:r>
                 <w:rPr>
                   <w:color w:val="315CBB"/>
@@ -3168,7 +3168,7 @@
         <w:sz w:val="12"/>
         <w:szCs w:val="12"/>
       </w:rPr>
-      <w:t xml:space="preserve">Jaehyeong Kim | AI Application Developer / Backend Engineer</w:t>
+      <w:t xml:space="preserve">Jaehyeong Kim | AI Engineer / Backend Engineer</w:t>
     </w:r>
     <w:r>
       <w:tab/>

--- a/site/en/resume.docx
+++ b/site/en/resume.docx
@@ -89,7 +89,7 @@
             <w:pPr>
               <w:spacing w:after="0" w:before="75" w:line="210"/>
             </w:pPr>
-            <w:hyperlink w:history="1" r:id="rId8frlby9wcm6g994fizrxq">
+            <w:hyperlink w:history="1" r:id="rIdtxmedjku-ogpqyetuzrtx">
               <w:r>
                 <w:rPr>
                   <w:color w:val="315CBB"/>
@@ -107,7 +107,7 @@
               </w:rPr>
               <w:t xml:space="preserve">   </w:t>
             </w:r>
-            <w:hyperlink w:history="1" r:id="rId9g67sfcx3zgcda0xbswok">
+            <w:hyperlink w:history="1" r:id="rIdxyu_boby7e06bcadpipac">
               <w:r>
                 <w:rPr>
                   <w:color w:val="315CBB"/>
@@ -125,7 +125,7 @@
               </w:rPr>
               <w:t xml:space="preserve">   </w:t>
             </w:r>
-            <w:hyperlink w:history="1" r:id="rIdcwxsghgxwjlsjslovnnni">
+            <w:hyperlink w:history="1" r:id="rIdzdmyzrxizf7lgikktmv7s">
               <w:r>
                 <w:rPr>
                   <w:color w:val="315CBB"/>
@@ -143,7 +143,7 @@
               </w:rPr>
               <w:t xml:space="preserve">   </w:t>
             </w:r>
-            <w:hyperlink w:history="1" r:id="rIdyuh6_9zpy5u7vt7fz7ljf">
+            <w:hyperlink w:history="1" r:id="rIdzchsr3rr2q6uycy1g3t9f">
               <w:r>
                 <w:rPr>
                   <w:color w:val="315CBB"/>
@@ -394,7 +394,7 @@
       <w:pPr>
         <w:spacing w:after="0" w:before="0" w:line="210"/>
       </w:pPr>
-      <w:hyperlink w:history="1" r:id="rId3xypokd2es4_qege7alxr">
+      <w:hyperlink w:history="1" r:id="rIdkyiuia4lowl1s2l0_m-ze">
         <w:r>
           <w:rPr>
             <w:color w:val="315CBB"/>
@@ -850,7 +850,7 @@
       <w:pPr>
         <w:spacing w:after="0" w:before="75" w:line="210"/>
       </w:pPr>
-      <w:hyperlink w:history="1" r:id="rIdfdqambnxvqvesm1qafnav">
+      <w:hyperlink w:history="1" r:id="rIdv_cwpytrnza90yryxbfju">
         <w:r>
           <w:rPr>
             <w:color w:val="315CBB"/>
@@ -868,7 +868,7 @@
         </w:rPr>
         <w:t xml:space="preserve">   </w:t>
       </w:r>
-      <w:hyperlink w:history="1" r:id="rIdowlw7hiuwbnckpuxdrsye">
+      <w:hyperlink w:history="1" r:id="rId26gwd_at5icxtgpuot8cw">
         <w:r>
           <w:rPr>
             <w:color w:val="315CBB"/>
@@ -886,7 +886,7 @@
         </w:rPr>
         <w:t xml:space="preserve">   </w:t>
       </w:r>
-      <w:hyperlink w:history="1" r:id="rIdqu0khwohfqcy7lkj0edqu">
+      <w:hyperlink w:history="1" r:id="rIdpiyew1htkptzphdxqs_mt">
         <w:r>
           <w:rPr>
             <w:color w:val="315CBB"/>
@@ -1033,7 +1033,7 @@
       <w:pPr>
         <w:spacing w:after="0" w:before="0" w:line="210"/>
       </w:pPr>
-      <w:hyperlink w:history="1" r:id="rIdevgpvpzkhwhqsxh-c3xuf">
+      <w:hyperlink w:history="1" r:id="rIdqevujle87nxwhiqr16lyr">
         <w:r>
           <w:rPr>
             <w:color w:val="315CBB"/>
@@ -1317,7 +1317,7 @@
       <w:pPr>
         <w:spacing w:after="0" w:before="75" w:line="210"/>
       </w:pPr>
-      <w:hyperlink w:history="1" r:id="rId_9lerijgr5gnxxsaswgwu">
+      <w:hyperlink w:history="1" r:id="rIdp7fshtb_2in4msfonq1qy">
         <w:r>
           <w:rPr>
             <w:color w:val="315CBB"/>
@@ -1335,7 +1335,7 @@
         </w:rPr>
         <w:t xml:space="preserve">   </w:t>
       </w:r>
-      <w:hyperlink w:history="1" r:id="rIdvoytwea9leasqvjaqpuhg">
+      <w:hyperlink w:history="1" r:id="rId-0cwfunmofsiiwmyecc9x">
         <w:r>
           <w:rPr>
             <w:color w:val="315CBB"/>
@@ -1721,7 +1721,7 @@
             <w:pPr>
               <w:spacing w:after="0" w:before="75" w:line="210"/>
             </w:pPr>
-            <w:hyperlink w:history="1" r:id="rIdbhrtfgq9kgzq22mxso2cs">
+            <w:hyperlink w:history="1" r:id="rIdm-iu4izxsrrcmx_5k97mj">
               <w:r>
                 <w:rPr>
                   <w:color w:val="315CBB"/>
@@ -1739,7 +1739,7 @@
               </w:rPr>
               <w:t xml:space="preserve">   </w:t>
             </w:r>
-            <w:hyperlink w:history="1" r:id="rIdx6vsvw7nwu3p9qh_aim66">
+            <w:hyperlink w:history="1" r:id="rIdukibryhrjslt89z9asdol">
               <w:r>
                 <w:rPr>
                   <w:color w:val="315CBB"/>
@@ -1757,7 +1757,7 @@
               </w:rPr>
               <w:t xml:space="preserve">   </w:t>
             </w:r>
-            <w:hyperlink w:history="1" r:id="rIddmi2lbo6urjqi2jh1ylu1">
+            <w:hyperlink w:history="1" r:id="rIdhyi3g3fdf4yxnsinvzfni">
               <w:r>
                 <w:rPr>
                   <w:color w:val="315CBB"/>
@@ -2225,7 +2225,7 @@
             <w:pPr>
               <w:spacing w:after="0" w:before="0" w:line="210"/>
             </w:pPr>
-            <w:hyperlink w:history="1" r:id="rIdaivcsyilt4wz_o8ycwv_b">
+            <w:hyperlink w:history="1" r:id="rIdojevjcw-zkvcjp6kjlose">
               <w:r>
                 <w:rPr>
                   <w:color w:val="315CBB"/>

--- a/site/en/resume.docx
+++ b/site/en/resume.docx
@@ -89,7 +89,7 @@
             <w:pPr>
               <w:spacing w:after="0" w:before="75" w:line="210"/>
             </w:pPr>
-            <w:hyperlink w:history="1" r:id="rIdtxmedjku-ogpqyetuzrtx">
+            <w:hyperlink w:history="1" r:id="rIdutjbidkqcf4lnzs7br7mi">
               <w:r>
                 <w:rPr>
                   <w:color w:val="315CBB"/>
@@ -107,7 +107,7 @@
               </w:rPr>
               <w:t xml:space="preserve">   </w:t>
             </w:r>
-            <w:hyperlink w:history="1" r:id="rIdxyu_boby7e06bcadpipac">
+            <w:hyperlink w:history="1" r:id="rIdwxldc2dab1bq_7o_lso2z">
               <w:r>
                 <w:rPr>
                   <w:color w:val="315CBB"/>
@@ -125,7 +125,7 @@
               </w:rPr>
               <w:t xml:space="preserve">   </w:t>
             </w:r>
-            <w:hyperlink w:history="1" r:id="rIdzdmyzrxizf7lgikktmv7s">
+            <w:hyperlink w:history="1" r:id="rId1u0j9r75nl28tqpgginr6">
               <w:r>
                 <w:rPr>
                   <w:color w:val="315CBB"/>
@@ -143,7 +143,7 @@
               </w:rPr>
               <w:t xml:space="preserve">   </w:t>
             </w:r>
-            <w:hyperlink w:history="1" r:id="rIdzchsr3rr2q6uycy1g3t9f">
+            <w:hyperlink w:history="1" r:id="rIdzjtofnpcebgvyivid8zzu">
               <w:r>
                 <w:rPr>
                   <w:color w:val="315CBB"/>
@@ -394,7 +394,7 @@
       <w:pPr>
         <w:spacing w:after="0" w:before="0" w:line="210"/>
       </w:pPr>
-      <w:hyperlink w:history="1" r:id="rIdkyiuia4lowl1s2l0_m-ze">
+      <w:hyperlink w:history="1" r:id="rIdhi1anmxuxotzst-esjha2">
         <w:r>
           <w:rPr>
             <w:color w:val="315CBB"/>
@@ -850,7 +850,7 @@
       <w:pPr>
         <w:spacing w:after="0" w:before="75" w:line="210"/>
       </w:pPr>
-      <w:hyperlink w:history="1" r:id="rIdv_cwpytrnza90yryxbfju">
+      <w:hyperlink w:history="1" r:id="rIdhj5vex33lqfzo0_ve9wia">
         <w:r>
           <w:rPr>
             <w:color w:val="315CBB"/>
@@ -868,7 +868,7 @@
         </w:rPr>
         <w:t xml:space="preserve">   </w:t>
       </w:r>
-      <w:hyperlink w:history="1" r:id="rId26gwd_at5icxtgpuot8cw">
+      <w:hyperlink w:history="1" r:id="rIdwfpmojv0a5ljb8ap28ypq">
         <w:r>
           <w:rPr>
             <w:color w:val="315CBB"/>
@@ -886,7 +886,7 @@
         </w:rPr>
         <w:t xml:space="preserve">   </w:t>
       </w:r>
-      <w:hyperlink w:history="1" r:id="rIdpiyew1htkptzphdxqs_mt">
+      <w:hyperlink w:history="1" r:id="rIdgrxqsfjlyp8xngh5unpcn">
         <w:r>
           <w:rPr>
             <w:color w:val="315CBB"/>
@@ -1033,7 +1033,7 @@
       <w:pPr>
         <w:spacing w:after="0" w:before="0" w:line="210"/>
       </w:pPr>
-      <w:hyperlink w:history="1" r:id="rIdqevujle87nxwhiqr16lyr">
+      <w:hyperlink w:history="1" r:id="rId2z_eizjgnbbajncosm0rs">
         <w:r>
           <w:rPr>
             <w:color w:val="315CBB"/>
@@ -1317,7 +1317,7 @@
       <w:pPr>
         <w:spacing w:after="0" w:before="75" w:line="210"/>
       </w:pPr>
-      <w:hyperlink w:history="1" r:id="rIdp7fshtb_2in4msfonq1qy">
+      <w:hyperlink w:history="1" r:id="rIdslpyh350nw_9i-6xhobmo">
         <w:r>
           <w:rPr>
             <w:color w:val="315CBB"/>
@@ -1335,7 +1335,7 @@
         </w:rPr>
         <w:t xml:space="preserve">   </w:t>
       </w:r>
-      <w:hyperlink w:history="1" r:id="rId-0cwfunmofsiiwmyecc9x">
+      <w:hyperlink w:history="1" r:id="rIdpw-ptmm6nejajgvmr8q_l">
         <w:r>
           <w:rPr>
             <w:color w:val="315CBB"/>
@@ -1721,7 +1721,7 @@
             <w:pPr>
               <w:spacing w:after="0" w:before="75" w:line="210"/>
             </w:pPr>
-            <w:hyperlink w:history="1" r:id="rIdm-iu4izxsrrcmx_5k97mj">
+            <w:hyperlink w:history="1" r:id="rIdbhhuk-xn2snx3htx3zlep">
               <w:r>
                 <w:rPr>
                   <w:color w:val="315CBB"/>
@@ -1739,7 +1739,7 @@
               </w:rPr>
               <w:t xml:space="preserve">   </w:t>
             </w:r>
-            <w:hyperlink w:history="1" r:id="rIdukibryhrjslt89z9asdol">
+            <w:hyperlink w:history="1" r:id="rIddmgx-yzxsudnkzknii4_3">
               <w:r>
                 <w:rPr>
                   <w:color w:val="315CBB"/>
@@ -1757,7 +1757,7 @@
               </w:rPr>
               <w:t xml:space="preserve">   </w:t>
             </w:r>
-            <w:hyperlink w:history="1" r:id="rIdhyi3g3fdf4yxnsinvzfni">
+            <w:hyperlink w:history="1" r:id="rIdb9bhrnkrpghuxi43jqqf8">
               <w:r>
                 <w:rPr>
                   <w:color w:val="315CBB"/>
@@ -2225,7 +2225,7 @@
             <w:pPr>
               <w:spacing w:after="0" w:before="0" w:line="210"/>
             </w:pPr>
-            <w:hyperlink w:history="1" r:id="rIdojevjcw-zkvcjp6kjlose">
+            <w:hyperlink w:history="1" r:id="rIdopmt0_elf_vgednqsotrh">
               <w:r>
                 <w:rPr>
                   <w:color w:val="315CBB"/>

--- a/site/en/resume.docx
+++ b/site/en/resume.docx
@@ -89,7 +89,7 @@
             <w:pPr>
               <w:spacing w:after="0" w:before="75" w:line="210"/>
             </w:pPr>
-            <w:hyperlink w:history="1" r:id="rIdutjbidkqcf4lnzs7br7mi">
+            <w:hyperlink w:history="1" r:id="rIdzovewe02olq2tws1ya1nu">
               <w:r>
                 <w:rPr>
                   <w:color w:val="315CBB"/>
@@ -107,7 +107,7 @@
               </w:rPr>
               <w:t xml:space="preserve">   </w:t>
             </w:r>
-            <w:hyperlink w:history="1" r:id="rIdwxldc2dab1bq_7o_lso2z">
+            <w:hyperlink w:history="1" r:id="rIdkhdxz37jnqixfcpzkwgv7">
               <w:r>
                 <w:rPr>
                   <w:color w:val="315CBB"/>
@@ -125,7 +125,7 @@
               </w:rPr>
               <w:t xml:space="preserve">   </w:t>
             </w:r>
-            <w:hyperlink w:history="1" r:id="rId1u0j9r75nl28tqpgginr6">
+            <w:hyperlink w:history="1" r:id="rIdmnpu0a16fkiebj1owwb4z">
               <w:r>
                 <w:rPr>
                   <w:color w:val="315CBB"/>
@@ -143,7 +143,7 @@
               </w:rPr>
               <w:t xml:space="preserve">   </w:t>
             </w:r>
-            <w:hyperlink w:history="1" r:id="rIdzjtofnpcebgvyivid8zzu">
+            <w:hyperlink w:history="1" r:id="rId6l53rqid6m_itdjz3u0_l">
               <w:r>
                 <w:rPr>
                   <w:color w:val="315CBB"/>
@@ -394,7 +394,7 @@
       <w:pPr>
         <w:spacing w:after="0" w:before="0" w:line="210"/>
       </w:pPr>
-      <w:hyperlink w:history="1" r:id="rIdhi1anmxuxotzst-esjha2">
+      <w:hyperlink w:history="1" r:id="rIdimkxpajitu6axmr5kzaax">
         <w:r>
           <w:rPr>
             <w:color w:val="315CBB"/>
@@ -850,7 +850,7 @@
       <w:pPr>
         <w:spacing w:after="0" w:before="75" w:line="210"/>
       </w:pPr>
-      <w:hyperlink w:history="1" r:id="rIdhj5vex33lqfzo0_ve9wia">
+      <w:hyperlink w:history="1" r:id="rId3o1x0nnjr9ubaxxxj1gy4">
         <w:r>
           <w:rPr>
             <w:color w:val="315CBB"/>
@@ -868,7 +868,7 @@
         </w:rPr>
         <w:t xml:space="preserve">   </w:t>
       </w:r>
-      <w:hyperlink w:history="1" r:id="rIdwfpmojv0a5ljb8ap28ypq">
+      <w:hyperlink w:history="1" r:id="rIdadbae0pfoprmlbvjduuni">
         <w:r>
           <w:rPr>
             <w:color w:val="315CBB"/>
@@ -886,7 +886,7 @@
         </w:rPr>
         <w:t xml:space="preserve">   </w:t>
       </w:r>
-      <w:hyperlink w:history="1" r:id="rIdgrxqsfjlyp8xngh5unpcn">
+      <w:hyperlink w:history="1" r:id="rIdmxqlpsaj1rhk9o0xwvkce">
         <w:r>
           <w:rPr>
             <w:color w:val="315CBB"/>
@@ -991,7 +991,7 @@
           <w:sz w:val="14"/>
           <w:szCs w:val="14"/>
         </w:rPr>
-        <w:t xml:space="preserve">Personalized AI medication service | Pusan National University capstone | 6 users on internal APK builds</w:t>
+        <w:t xml:space="preserve">Personalized AI medication service | Pusan National University capstone</w:t>
       </w:r>
       <w:r>
         <w:br/>
@@ -1033,7 +1033,7 @@
       <w:pPr>
         <w:spacing w:after="0" w:before="0" w:line="210"/>
       </w:pPr>
-      <w:hyperlink w:history="1" r:id="rId2z_eizjgnbbajncosm0rs">
+      <w:hyperlink w:history="1" r:id="rIdp2ghuyqv3pblsm3ssgnpv">
         <w:r>
           <w:rPr>
             <w:color w:val="315CBB"/>
@@ -1317,7 +1317,7 @@
       <w:pPr>
         <w:spacing w:after="0" w:before="75" w:line="210"/>
       </w:pPr>
-      <w:hyperlink w:history="1" r:id="rIdslpyh350nw_9i-6xhobmo">
+      <w:hyperlink w:history="1" r:id="rIdis1pa4p6agkvssbc-tk9r">
         <w:r>
           <w:rPr>
             <w:color w:val="315CBB"/>
@@ -1335,7 +1335,7 @@
         </w:rPr>
         <w:t xml:space="preserve">   </w:t>
       </w:r>
-      <w:hyperlink w:history="1" r:id="rIdpw-ptmm6nejajgvmr8q_l">
+      <w:hyperlink w:history="1" r:id="rIdty8vvvvjt3l1urdekgeuo">
         <w:r>
           <w:rPr>
             <w:color w:val="315CBB"/>
@@ -1721,7 +1721,7 @@
             <w:pPr>
               <w:spacing w:after="0" w:before="75" w:line="210"/>
             </w:pPr>
-            <w:hyperlink w:history="1" r:id="rIdbhhuk-xn2snx3htx3zlep">
+            <w:hyperlink w:history="1" r:id="rId1saimuuga2qo0v-qucais">
               <w:r>
                 <w:rPr>
                   <w:color w:val="315CBB"/>
@@ -1739,7 +1739,7 @@
               </w:rPr>
               <w:t xml:space="preserve">   </w:t>
             </w:r>
-            <w:hyperlink w:history="1" r:id="rIddmgx-yzxsudnkzknii4_3">
+            <w:hyperlink w:history="1" r:id="rId2lsg-0fexghwlkfq_v6dj">
               <w:r>
                 <w:rPr>
                   <w:color w:val="315CBB"/>
@@ -1757,7 +1757,7 @@
               </w:rPr>
               <w:t xml:space="preserve">   </w:t>
             </w:r>
-            <w:hyperlink w:history="1" r:id="rIdb9bhrnkrpghuxi43jqqf8">
+            <w:hyperlink w:history="1" r:id="rIdwa5htsdinrah1mbyrhlqe">
               <w:r>
                 <w:rPr>
                   <w:color w:val="315CBB"/>
@@ -2225,7 +2225,7 @@
             <w:pPr>
               <w:spacing w:after="0" w:before="0" w:line="210"/>
             </w:pPr>
-            <w:hyperlink w:history="1" r:id="rIdopmt0_elf_vgednqsotrh">
+            <w:hyperlink w:history="1" r:id="rIdo4sowog5f9rnou7t5as0e">
               <w:r>
                 <w:rPr>
                   <w:color w:val="315CBB"/>
